--- a/manuscript/Manuscript_main_submission.docx
+++ b/manuscript/Manuscript_main_submission.docx
@@ -2,7 +2,7 @@
 <file path=word/document.xml><?xml version="1.0" encoding="utf-8"?>
 <w:document xmlns:w="http://schemas.openxmlformats.org/wordprocessingml/2006/main" xmlns:m="http://schemas.openxmlformats.org/officeDocument/2006/math" xmlns:r="http://schemas.openxmlformats.org/officeDocument/2006/relationships" xmlns:o="urn:schemas-microsoft-com:office:office" xmlns:v="urn:schemas-microsoft-com:vml" xmlns:w10="urn:schemas-microsoft-com:office:word" xmlns:a="http://schemas.openxmlformats.org/drawingml/2006/main" xmlns:pic="http://schemas.openxmlformats.org/drawingml/2006/picture" xmlns:wp="http://schemas.openxmlformats.org/drawingml/2006/wordprocessingDrawing">
   <w:body>
-    <w:bookmarkStart w:id="63" w:name="Xed2e7a97898cf9579f4701da3c83f9a81cee92b"/>
+    <w:bookmarkStart w:id="66" w:name="Xed2e7a97898cf9579f4701da3c83f9a81cee92b"/>
     <w:p>
       <w:pPr>
         <w:pStyle w:val="Heading1"/>
@@ -321,7 +321,7 @@
       </w:r>
     </w:p>
     <w:bookmarkEnd w:id="22"/>
-    <w:bookmarkStart w:id="23" w:name="X0e2973c2e3c317285bf344b2034a52754788c6d"/>
+    <w:bookmarkStart w:id="23" w:name="introducción"/>
     <w:p>
       <w:pPr>
         <w:pStyle w:val="Heading2"/>
@@ -380,7 +380,7 @@
       </w:r>
     </w:p>
     <w:bookmarkEnd w:id="23"/>
-    <w:bookmarkStart w:id="32" w:name="X81d3872dfa28c4866896c22701778520777cad8"/>
+    <w:bookmarkStart w:id="32" w:name="métodos"/>
     <w:p>
       <w:pPr>
         <w:pStyle w:val="Heading2"/>
@@ -389,7 +389,7 @@
         <w:t xml:space="preserve">2. MÉTODOS</w:t>
       </w:r>
     </w:p>
-    <w:bookmarkStart w:id="24" w:name="Xba58fad4d631fad3782efe2125ef91f98fc52bc"/>
+    <w:bookmarkStart w:id="24" w:name="diseño-del-estudio"/>
     <w:p>
       <w:pPr>
         <w:pStyle w:val="Heading3"/>
@@ -420,7 +420,7 @@
       </w:r>
     </w:p>
     <w:bookmarkEnd w:id="24"/>
-    <w:bookmarkStart w:id="25" w:name="Xa6af2848e1d01fd655d1f20bcf3cfa20159e86e"/>
+    <w:bookmarkStart w:id="25" w:name="fuentes-de-datos"/>
     <w:p>
       <w:pPr>
         <w:pStyle w:val="Heading3"/>
@@ -583,7 +583,7 @@
       </w:r>
     </w:p>
     <w:bookmarkEnd w:id="25"/>
-    <w:bookmarkStart w:id="26" w:name="X9d4a94d51a8b4aa18cf364f3b38a56e47ae38d0"/>
+    <w:bookmarkStart w:id="26" w:name="arquitectura-técnica-de-bigloi"/>
     <w:p>
       <w:pPr>
         <w:pStyle w:val="Heading3"/>
@@ -601,7 +601,7 @@
       </w:r>
     </w:p>
     <w:bookmarkEnd w:id="26"/>
-    <w:bookmarkStart w:id="27" w:name="X15e48220be714940516e901bffb13cc85db7474"/>
+    <w:bookmarkStart w:id="27" w:name="X6183fd3a10b08ed9cb2812a02a3326b6e50aaac"/>
     <w:p>
       <w:pPr>
         <w:pStyle w:val="Heading3"/>
@@ -613,13 +613,14 @@
     <w:tbl>
       <w:tblPr>
         <w:tblStyle w:val="Table"/>
-        <w:tblW w:type="auto" w:w="0"/>
+        <w:tblW w:type="pct" w:w="5000"/>
+        <w:tblLayout w:type="fixed"/>
         <w:tblLook w:firstRow="1" w:lastRow="0" w:firstColumn="0" w:lastColumn="0" w:noHBand="0" w:noVBand="0" w:val="0020"/>
       </w:tblPr>
       <w:tblGrid>
-        <w:gridCol w:w="2640"/>
-        <w:gridCol w:w="2640"/>
-        <w:gridCol w:w="2640"/>
+        <w:gridCol w:w="880"/>
+        <w:gridCol w:w="6160"/>
+        <w:gridCol w:w="880"/>
       </w:tblGrid>
       <w:tr>
         <w:trPr>
@@ -906,7 +907,7 @@
       </w:tr>
     </w:tbl>
     <w:bookmarkEnd w:id="27"/>
-    <w:bookmarkStart w:id="28" w:name="X2811933319f3a1ce2c788b52fdf75b6c78ff5f5"/>
+    <w:bookmarkStart w:id="28" w:name="Xd814a0fe1e8892f4f7199df28d36369a19efedc"/>
     <w:p>
       <w:pPr>
         <w:pStyle w:val="Heading3"/>
@@ -1180,7 +1181,8 @@
     <w:tbl>
       <w:tblPr>
         <w:tblStyle w:val="Table"/>
-        <w:tblW w:type="auto" w:w="0"/>
+        <w:tblW w:type="pct" w:w="5000"/>
+        <w:tblLayout w:type="fixed"/>
         <w:tblLook w:firstRow="1" w:lastRow="0" w:firstColumn="0" w:lastColumn="0" w:noHBand="0" w:noVBand="0" w:val="0020"/>
       </w:tblPr>
       <w:tblGrid>
@@ -1368,7 +1370,7 @@
       </w:tr>
     </w:tbl>
     <w:bookmarkEnd w:id="28"/>
-    <w:bookmarkStart w:id="29" w:name="X6678211e41c8aa4c77c545bd724b84d687a99f6"/>
+    <w:bookmarkStart w:id="29" w:name="análisis-de-concentración-de-mercado"/>
     <w:p>
       <w:pPr>
         <w:pStyle w:val="Heading3"/>
@@ -1386,7 +1388,7 @@
       </w:r>
     </w:p>
     <w:bookmarkEnd w:id="29"/>
-    <w:bookmarkStart w:id="30" w:name="Xcb1c94a80fc2761081e228b842baa07d32755d1"/>
+    <w:bookmarkStart w:id="30" w:name="Xdd6dcec12c1aa3283d6676ad70583b63e6b7de3"/>
     <w:p>
       <w:pPr>
         <w:pStyle w:val="Heading3"/>
@@ -1715,7 +1717,7 @@
       </w:r>
     </w:p>
     <w:bookmarkEnd w:id="30"/>
-    <w:bookmarkStart w:id="31" w:name="X2f52a5c7353fddb5bd338e06c281a8e0d9f4eb3"/>
+    <w:bookmarkStart w:id="31" w:name="análisis-estadístico"/>
     <w:p>
       <w:pPr>
         <w:pStyle w:val="Heading3"/>
@@ -1741,7 +1743,7 @@
     </w:p>
     <w:bookmarkEnd w:id="31"/>
     <w:bookmarkEnd w:id="32"/>
-    <w:bookmarkStart w:id="40" w:name="X037473721e14d7abf2f7081dfae0f4c51119893"/>
+    <w:bookmarkStart w:id="40" w:name="resultados"/>
     <w:p>
       <w:pPr>
         <w:pStyle w:val="Heading2"/>
@@ -1750,7 +1752,7 @@
         <w:t xml:space="preserve">3. RESULTADOS</w:t>
       </w:r>
     </w:p>
-    <w:bookmarkStart w:id="33" w:name="X3a20dbf7265ac82e34cf7a38ebfa52d4939efe0"/>
+    <w:bookmarkStart w:id="33" w:name="características-del-corpus-de-datos"/>
     <w:p>
       <w:pPr>
         <w:pStyle w:val="Heading3"/>
@@ -1760,7 +1762,7 @@
       </w:r>
     </w:p>
     <w:bookmarkEnd w:id="33"/>
-    <w:bookmarkStart w:id="34" w:name="Xeba52b0a8b5cfe2d96e6384b9a146f6bcfe0c97"/>
+    <w:bookmarkStart w:id="34" w:name="X569a8539ff19b86c2f66d1e12e67e0a1a6e06da"/>
     <w:p>
       <w:pPr>
         <w:pStyle w:val="Heading3"/>
@@ -1772,7 +1774,8 @@
     <w:tbl>
       <w:tblPr>
         <w:tblStyle w:val="Table"/>
-        <w:tblW w:type="auto" w:w="0"/>
+        <w:tblW w:type="pct" w:w="5000"/>
+        <w:tblLayout w:type="fixed"/>
         <w:tblLook w:firstRow="1" w:lastRow="0" w:firstColumn="0" w:lastColumn="0" w:noHBand="0" w:noVBand="0" w:val="0020"/>
       </w:tblPr>
       <w:tblGrid>
@@ -2975,7 +2978,7 @@
       </w:r>
     </w:p>
     <w:bookmarkEnd w:id="34"/>
-    <w:bookmarkStart w:id="35" w:name="Xea14409831aa40fa5c9f53a7a9636e059a7d9a5"/>
+    <w:bookmarkStart w:id="35" w:name="distribución-geográfica"/>
     <w:p>
       <w:pPr>
         <w:pStyle w:val="Heading3"/>
@@ -3619,7 +3622,7 @@
       </w:r>
     </w:p>
     <w:bookmarkEnd w:id="35"/>
-    <w:bookmarkStart w:id="36" w:name="X5e1b45eabd61af890953379aad8d794b1106085"/>
+    <w:bookmarkStart w:id="36" w:name="Xa3a1a5303252ab6e12d08a71cad61e94c58a3eb"/>
     <w:p>
       <w:pPr>
         <w:pStyle w:val="Heading3"/>
@@ -4808,7 +4811,7 @@
       </w:r>
     </w:p>
     <w:bookmarkEnd w:id="36"/>
-    <w:bookmarkStart w:id="37" w:name="X77233d5cb4e1905282549d0351ade3c7b581167"/>
+    <w:bookmarkStart w:id="37" w:name="concentración-de-mercado"/>
     <w:p>
       <w:pPr>
         <w:pStyle w:val="Heading3"/>
@@ -4842,7 +4845,7 @@
       </w:r>
     </w:p>
     <w:bookmarkEnd w:id="37"/>
-    <w:bookmarkStart w:id="38" w:name="X17920b43661af9f04473b89a6459926216919fa"/>
+    <w:bookmarkStart w:id="38" w:name="X7d2e05158f85f95a7f978f3eab924a2a4c0649f"/>
     <w:p>
       <w:pPr>
         <w:pStyle w:val="Heading3"/>
@@ -4894,7 +4897,8 @@
     <w:tbl>
       <w:tblPr>
         <w:tblStyle w:val="Table"/>
-        <w:tblW w:type="auto" w:w="0"/>
+        <w:tblW w:type="pct" w:w="5000"/>
+        <w:tblLayout w:type="fixed"/>
         <w:tblLook w:firstRow="1" w:lastRow="0" w:firstColumn="0" w:lastColumn="0" w:noHBand="0" w:noVBand="0" w:val="0020"/>
       </w:tblPr>
       <w:tblGrid>
@@ -5082,66 +5086,7 @@
         <w:pStyle w:val="BodyText"/>
       </w:pPr>
       <w:r>
-        <w:t xml:space="preserve">El flujo anual promedio de contratación farmacéutica es de</w:t>
-      </w:r>
-      <w:r>
-        <w:t xml:space="preserve"> </w:t>
-      </w:r>
-      <m:oMath>
-        <m:r>
-          <m:t>3</m:t>
-        </m:r>
-        <m:r>
-          <m:rPr>
-            <m:sty m:val="p"/>
-          </m:rPr>
-          <m:t>,</m:t>
-        </m:r>
-        <m:r>
-          <m:t>7</m:t>
-        </m:r>
-        <m:r>
-          <m:t>b</m:t>
-        </m:r>
-        <m:r>
-          <m:t>i</m:t>
-        </m:r>
-        <m:r>
-          <m:t>l</m:t>
-        </m:r>
-        <m:r>
-          <m:t>l</m:t>
-        </m:r>
-        <m:r>
-          <m:t>o</m:t>
-        </m:r>
-        <m:r>
-          <m:t>n</m:t>
-        </m:r>
-        <m:r>
-          <m:t>e</m:t>
-        </m:r>
-        <m:r>
-          <m:t>s</m:t>
-        </m:r>
-        <m:r>
-          <m:t>C</m:t>
-        </m:r>
-        <m:r>
-          <m:t>O</m:t>
-        </m:r>
-        <m:r>
-          <m:t>P</m:t>
-        </m:r>
-        <m:r>
-          <m:rPr>
-            <m:sty m:val="p"/>
-          </m:rPr>
-          <m:t>(</m:t>
-        </m:r>
-      </m:oMath>
-      <w:r>
-        <w:t xml:space="preserve">42 billones acumulados ÷ 11,25 años). Bajo un escenario teórico de reducción sustancial de demoras administrativas digitales, y aplicando un costo financiero del 2% mensual sobre el ciclo de pago evitable, se estimó:</w:t>
+        <w:t xml:space="preserve">El flujo anual promedio de contratación farmacéutica es de $3,7 billones COP ($42 billones acumulados ÷ 11,25 años). Bajo un escenario teórico de reducción sustancial de demoras administrativas digitales, y aplicando un costo financiero del 2% mensual sobre el ciclo de pago evitable, se estimó:</w:t>
       </w:r>
     </w:p>
     <w:p>
@@ -5278,7 +5223,7 @@
       </w:r>
     </w:p>
     <w:bookmarkEnd w:id="38"/>
-    <w:bookmarkStart w:id="39" w:name="Xb9b9b56548210b973e6f689fc7e4267e3a4e3cf"/>
+    <w:bookmarkStart w:id="39" w:name="Xc0c39cc775911afbec34bd890b423981e266279"/>
     <w:p>
       <w:pPr>
         <w:pStyle w:val="Heading3"/>
@@ -5304,7 +5249,7 @@
     </w:p>
     <w:bookmarkEnd w:id="39"/>
     <w:bookmarkEnd w:id="40"/>
-    <w:bookmarkStart w:id="47" w:name="X1fc79826225d00774d38b456cd0b5d12ab3f08b"/>
+    <w:bookmarkStart w:id="47" w:name="discusión"/>
     <w:p>
       <w:pPr>
         <w:pStyle w:val="Heading2"/>
@@ -5313,7 +5258,7 @@
         <w:t xml:space="preserve">4. DISCUSIÓN</w:t>
       </w:r>
     </w:p>
-    <w:bookmarkStart w:id="41" w:name="X3fbaf125e45af04cbbfe2f0289552a1b41829f9"/>
+    <w:bookmarkStart w:id="41" w:name="Xab65aeb4c36ae816b9e67a89f355f18bfbccd7a"/>
     <w:p>
       <w:pPr>
         <w:pStyle w:val="Heading3"/>
@@ -5339,7 +5284,7 @@
       </w:r>
     </w:p>
     <w:bookmarkEnd w:id="41"/>
-    <w:bookmarkStart w:id="42" w:name="X97dcdfb1b0f0d145a6dec757fc5d04ad7578964"/>
+    <w:bookmarkStart w:id="42" w:name="Xf692b18fb9a5bbafddf36d7d12086b3deb073bb"/>
     <w:p>
       <w:pPr>
         <w:pStyle w:val="Heading3"/>
@@ -5357,7 +5302,7 @@
       </w:r>
     </w:p>
     <w:bookmarkEnd w:id="42"/>
-    <w:bookmarkStart w:id="43" w:name="Xff43299841fdd13ebdcb47ce9a2020640ac4a5a"/>
+    <w:bookmarkStart w:id="43" w:name="X49dcbf56abddc2e3822344e14ae34d45b23800d"/>
     <w:p>
       <w:pPr>
         <w:pStyle w:val="Heading3"/>
@@ -5375,7 +5320,7 @@
       </w:r>
     </w:p>
     <w:bookmarkEnd w:id="43"/>
-    <w:bookmarkStart w:id="44" w:name="X36d9e9f5a03fcfde694aaaad03a716dfd482896"/>
+    <w:bookmarkStart w:id="44" w:name="Xf4f6d082e22a0767a9bbec0c49901879c72cc17"/>
     <w:p>
       <w:pPr>
         <w:pStyle w:val="Heading3"/>
@@ -5393,7 +5338,7 @@
       </w:r>
     </w:p>
     <w:bookmarkEnd w:id="44"/>
-    <w:bookmarkStart w:id="45" w:name="Xe64070944fc152e65187bfa167bb9fbf7ff5382"/>
+    <w:bookmarkStart w:id="45" w:name="limitaciones"/>
     <w:p>
       <w:pPr>
         <w:pStyle w:val="Heading3"/>
@@ -5417,7 +5362,43 @@
         <w:t xml:space="preserve"> </w:t>
       </w:r>
       <w:r>
-        <w:t xml:space="preserve">Las variables "entidad compradora" y "proveedor" muestran valores nulos o genéricos ("Desconocida"/"No especificado") en una proporción significativa de contratos en los archivos de muestra locales, lo que limita algunos análisis de red. Esta limitación refleja un problema de calidad en la fuente SECOP-II que ha sido documentado institucionalmente. Los 162.921 contratos farmacéuticos en la base PostgreSQL representan el subconjunto con mayor completitud de datos.</w:t>
+        <w:t xml:space="preserve">Las variables</w:t>
+      </w:r>
+      <w:r>
+        <w:t xml:space="preserve"> </w:t>
+      </w:r>
+      <w:r>
+        <w:t xml:space="preserve">“entidad compradora”</w:t>
+      </w:r>
+      <w:r>
+        <w:t xml:space="preserve"> </w:t>
+      </w:r>
+      <w:r>
+        <w:t xml:space="preserve">y</w:t>
+      </w:r>
+      <w:r>
+        <w:t xml:space="preserve"> </w:t>
+      </w:r>
+      <w:r>
+        <w:t xml:space="preserve">“proveedor”</w:t>
+      </w:r>
+      <w:r>
+        <w:t xml:space="preserve"> </w:t>
+      </w:r>
+      <w:r>
+        <w:t xml:space="preserve">muestran valores nulos o genéricos (</w:t>
+      </w:r>
+      <w:r>
+        <w:t xml:space="preserve">“Desconocida”</w:t>
+      </w:r>
+      <w:r>
+        <w:t xml:space="preserve">/</w:t>
+      </w:r>
+      <w:r>
+        <w:t xml:space="preserve">“No especificado”</w:t>
+      </w:r>
+      <w:r>
+        <w:t xml:space="preserve">) en una proporción significativa de contratos en los archivos de muestra locales, lo que limita algunos análisis de red. Esta limitación refleja un problema de calidad en la fuente SECOP-II que ha sido documentado institucionalmente. Los 162.921 contratos farmacéuticos en la base PostgreSQL representan el subconjunto con mayor completitud de datos.</w:t>
       </w:r>
     </w:p>
     <w:p>
@@ -5519,7 +5500,7 @@
       </w:r>
     </w:p>
     <w:bookmarkEnd w:id="45"/>
-    <w:bookmarkStart w:id="46" w:name="Xd61751b1f73d9233035e5b49aea5897ba0cd941"/>
+    <w:bookmarkStart w:id="46" w:name="implicaciones-para-la-política-pública"/>
     <w:p>
       <w:pPr>
         <w:pStyle w:val="Heading3"/>
@@ -5545,7 +5526,7 @@
     </w:p>
     <w:bookmarkEnd w:id="46"/>
     <w:bookmarkEnd w:id="47"/>
-    <w:bookmarkStart w:id="48" w:name="Xc6091d67609807832149718ed14e8a053484c5a"/>
+    <w:bookmarkStart w:id="48" w:name="conclusiones"/>
     <w:p>
       <w:pPr>
         <w:pStyle w:val="Heading2"/>
@@ -5724,7 +5705,7 @@
       </w:r>
     </w:p>
     <w:bookmarkEnd w:id="51"/>
-    <w:bookmarkStart w:id="54" w:name="disponibilidad-de-datos-y-código"/>
+    <w:bookmarkStart w:id="57" w:name="disponibilidad-de-datos-y-código"/>
     <w:p>
       <w:pPr>
         <w:pStyle w:val="Heading2"/>
@@ -5746,7 +5727,60 @@
           <w:b/>
           <w:bCs/>
         </w:rPr>
-        <w:t xml:space="preserve">Código fuente BigLoI:</w:t>
+        <w:t xml:space="preserve">Paquete de reproducibilidad del artículo:</w:t>
+      </w:r>
+      <w:r>
+        <w:t xml:space="preserve"> </w:t>
+      </w:r>
+      <w:r>
+        <w:t xml:space="preserve">Archivado en Zenodo con DOI</w:t>
+      </w:r>
+      <w:r>
+        <w:t xml:space="preserve"> </w:t>
+      </w:r>
+      <w:hyperlink r:id="rId52">
+        <w:r>
+          <w:rPr>
+            <w:rStyle w:val="Hyperlink"/>
+          </w:rPr>
+          <w:t xml:space="preserve">https://doi.org/10.5281/zenodo.19074137</w:t>
+        </w:r>
+      </w:hyperlink>
+      <w:r>
+        <w:t xml:space="preserve"> </w:t>
+      </w:r>
+      <w:r>
+        <w:t xml:space="preserve">y disponible en GitHub:</w:t>
+      </w:r>
+      <w:r>
+        <w:t xml:space="preserve"> </w:t>
+      </w:r>
+      <w:hyperlink r:id="rId53">
+        <w:r>
+          <w:rPr>
+            <w:rStyle w:val="Hyperlink"/>
+          </w:rPr>
+          <w:t xml:space="preserve">https://github.com/zswamtech/BigLoI-PLOS-ONE-paper</w:t>
+        </w:r>
+      </w:hyperlink>
+      <w:r>
+        <w:t xml:space="preserve">.</w:t>
+      </w:r>
+    </w:p>
+    <w:p>
+      <w:pPr>
+        <w:pStyle w:val="Compact"/>
+        <w:numPr>
+          <w:ilvl w:val="0"/>
+          <w:numId w:val="1002"/>
+        </w:numPr>
+      </w:pPr>
+      <w:r>
+        <w:rPr>
+          <w:b/>
+          <w:bCs/>
+        </w:rPr>
+        <w:t xml:space="preserve">Código fuente ampliado de la plataforma BigLoI:</w:t>
       </w:r>
       <w:r>
         <w:t xml:space="preserve"> </w:t>
@@ -5757,7 +5791,7 @@
       <w:r>
         <w:t xml:space="preserve"> </w:t>
       </w:r>
-      <w:hyperlink r:id="rId52">
+      <w:hyperlink r:id="rId54">
         <w:r>
           <w:rPr>
             <w:rStyle w:val="Hyperlink"/>
@@ -5809,7 +5843,7 @@
       <w:r>
         <w:t xml:space="preserve"> </w:t>
       </w:r>
-      <w:hyperlink r:id="rId53">
+      <w:hyperlink r:id="rId55">
         <w:r>
           <w:rPr>
             <w:rStyle w:val="Hyperlink"/>
@@ -5840,7 +5874,21 @@
         <w:t xml:space="preserve"> </w:t>
       </w:r>
       <w:r>
-        <w:t xml:space="preserve">La URL pública definitiva se incorporará en la versión final del registro editorial.</w:t>
+        <w:t xml:space="preserve">Disponible en</w:t>
+      </w:r>
+      <w:r>
+        <w:t xml:space="preserve"> </w:t>
+      </w:r>
+      <w:hyperlink r:id="rId56">
+        <w:r>
+          <w:rPr>
+            <w:rStyle w:val="Hyperlink"/>
+          </w:rPr>
+          <w:t xml:space="preserve">https://www.bigloi.com/observatorio</w:t>
+        </w:r>
+      </w:hyperlink>
+      <w:r>
+        <w:t xml:space="preserve">.</w:t>
       </w:r>
     </w:p>
     <w:p>
@@ -5850,8 +5898,8 @@
         </w:pict>
       </w:r>
     </w:p>
-    <w:bookmarkEnd w:id="54"/>
-    <w:bookmarkStart w:id="57" w:name="referencias"/>
+    <w:bookmarkEnd w:id="57"/>
+    <w:bookmarkStart w:id="60" w:name="referencias"/>
     <w:p>
       <w:pPr>
         <w:pStyle w:val="Heading2"/>
@@ -5879,7 +5927,7 @@
         </w:numPr>
       </w:pPr>
       <w:r>
-        <w:t xml:space="preserve">World Health Organization. Everybody's business: strengthening health systems to improve health outcomes: WHO's framework for action. Geneva: World Health Organization; 2007.</w:t>
+        <w:t xml:space="preserve">World Health Organization. Everybody’s business: strengthening health systems to improve health outcomes: WHO’s framework for action. Geneva: World Health Organization; 2007.</w:t>
       </w:r>
     </w:p>
     <w:p>
@@ -5945,7 +5993,7 @@
         </w:numPr>
       </w:pPr>
       <w:r>
-        <w:t xml:space="preserve">Lewis P, Perez E, Piktus A, Petroni F, Karpukhin V, Goyal N, et al. Retrieval-augmented generation for knowledge-intensive NLP tasks. Adv Neural Inf Process Syst. 2020;33:9459-74.</w:t>
+        <w:t xml:space="preserve">Lewis P, Perez E, Piktus A, Petroni F, Karpukhin V, Goyal N, et al. Retrieval-augmented generation for knowledge-intensive NLP tasks. Adv Neural Inf Process Syst. 2020;33:9459-74.</w:t>
       </w:r>
     </w:p>
     <w:p>
@@ -5956,7 +6004,7 @@
         </w:numPr>
       </w:pPr>
       <w:r>
-        <w:t xml:space="preserve">Habershon S, Habershon C. ProZorro: how Ukraine's e-procurement system is fighting corruption. OECD Observer. 2019;(318):23-4.</w:t>
+        <w:t xml:space="preserve">Habershon S, Habershon C. ProZorro: how Ukraine’s e-procurement system is fighting corruption. OECD Observer. 2019;(318):23-4.</w:t>
       </w:r>
     </w:p>
     <w:p>
@@ -5972,7 +6020,7 @@
       <w:r>
         <w:t xml:space="preserve"> </w:t>
       </w:r>
-      <w:hyperlink r:id="rId55">
+      <w:hyperlink r:id="rId58">
         <w:r>
           <w:rPr>
             <w:rStyle w:val="Hyperlink"/>
@@ -5994,7 +6042,7 @@
       <w:r>
         <w:t xml:space="preserve"> </w:t>
       </w:r>
-      <w:hyperlink r:id="rId56">
+      <w:hyperlink r:id="rId59">
         <w:r>
           <w:rPr>
             <w:rStyle w:val="Hyperlink"/>
@@ -6011,7 +6059,7 @@
         </w:numPr>
       </w:pPr>
       <w:r>
-        <w:t xml:space="preserve">Ferraz C, Finan F. Exposing corrupt politicians: the effects of Brazil's publicly released audits on electoral outcomes. Q J Econ. 2008;123(2):703-45.</w:t>
+        <w:t xml:space="preserve">Ferraz C, Finan F. Exposing corrupt politicians: the effects of Brazil’s publicly released audits on electoral outcomes. Q J Econ. 2008;123(2):703-45.</w:t>
       </w:r>
     </w:p>
     <w:p>
@@ -6065,8 +6113,8 @@
         </w:pict>
       </w:r>
     </w:p>
-    <w:bookmarkEnd w:id="57"/>
-    <w:bookmarkStart w:id="58" w:name="figure-legends"/>
+    <w:bookmarkEnd w:id="60"/>
+    <w:bookmarkStart w:id="61" w:name="figure-legends"/>
     <w:p>
       <w:pPr>
         <w:pStyle w:val="Heading2"/>
@@ -6226,8 +6274,8 @@
         </w:pict>
       </w:r>
     </w:p>
-    <w:bookmarkEnd w:id="58"/>
-    <w:bookmarkStart w:id="62" w:name="appendices"/>
+    <w:bookmarkEnd w:id="61"/>
+    <w:bookmarkStart w:id="65" w:name="appendices"/>
     <w:p>
       <w:pPr>
         <w:pStyle w:val="Heading2"/>
@@ -6236,7 +6284,7 @@
         <w:t xml:space="preserve">APPENDICES</w:t>
       </w:r>
     </w:p>
-    <w:bookmarkStart w:id="59" w:name="X0777cc3d643952b01cae4e172cae2d5223ed204"/>
+    <w:bookmarkStart w:id="62" w:name="Xdf041ced22574bc4b7e9b634f9d5d29e0c0011d"/>
     <w:p>
       <w:pPr>
         <w:pStyle w:val="Heading3"/>
@@ -6281,8 +6329,8 @@
         <w:t xml:space="preserve">obra civil, construcción, mantenimiento, tecnología de información, mobiliario.</w:t>
       </w:r>
     </w:p>
-    <w:bookmarkEnd w:id="59"/>
-    <w:bookmarkStart w:id="60" w:name="X6d79064f8e44030545b24116a20243875de5592"/>
+    <w:bookmarkEnd w:id="62"/>
+    <w:bookmarkStart w:id="63" w:name="Xc096e1da4eec0a097fb6e956c7a5e1b6577304b"/>
     <w:p>
       <w:pPr>
         <w:pStyle w:val="Heading3"/>
@@ -6389,8 +6437,8 @@
         <w:t xml:space="preserve">(100 hospitales de simulación).</w:t>
       </w:r>
     </w:p>
-    <w:bookmarkEnd w:id="60"/>
-    <w:bookmarkStart w:id="61" w:name="X854a201aaf315c3c8c85ca25a514d7a88c0ad35"/>
+    <w:bookmarkEnd w:id="63"/>
+    <w:bookmarkStart w:id="64" w:name="Xc6612b76f6f134b8172ea6391bfc7ae25917faa"/>
     <w:p>
       <w:pPr>
         <w:pStyle w:val="Heading3"/>
@@ -6452,9 +6500,9 @@
         <w:t xml:space="preserve">para liberación condicional de pagos.</w:t>
       </w:r>
     </w:p>
-    <w:bookmarkEnd w:id="61"/>
-    <w:bookmarkEnd w:id="62"/>
-    <w:bookmarkEnd w:id="63"/>
+    <w:bookmarkEnd w:id="64"/>
+    <w:bookmarkEnd w:id="65"/>
+    <w:bookmarkEnd w:id="66"/>
     <w:sectPr>
       <w:footnotePr>
         <w:numRestart w:val="eachSect"/>

--- a/manuscript/Manuscript_main_submission.docx
+++ b/manuscript/Manuscript_main_submission.docx
@@ -2,7 +2,7 @@
 <file path=word/document.xml><?xml version="1.0" encoding="utf-8"?>
 <w:document xmlns:w="http://schemas.openxmlformats.org/wordprocessingml/2006/main" xmlns:m="http://schemas.openxmlformats.org/officeDocument/2006/math" xmlns:r="http://schemas.openxmlformats.org/officeDocument/2006/relationships" xmlns:o="urn:schemas-microsoft-com:office:office" xmlns:v="urn:schemas-microsoft-com:vml" xmlns:w10="urn:schemas-microsoft-com:office:word" xmlns:a="http://schemas.openxmlformats.org/drawingml/2006/main" xmlns:pic="http://schemas.openxmlformats.org/drawingml/2006/picture" xmlns:wp="http://schemas.openxmlformats.org/drawingml/2006/wordprocessingDrawing">
   <w:body>
-    <w:bookmarkStart w:id="66" w:name="Xed2e7a97898cf9579f4701da3c83f9a81cee92b"/>
+    <w:bookmarkStart w:id="65" w:name="Xed2e7a97898cf9579f4701da3c83f9a81cee92b"/>
     <w:p>
       <w:pPr>
         <w:pStyle w:val="Heading1"/>
@@ -5705,7 +5705,7 @@
       </w:r>
     </w:p>
     <w:bookmarkEnd w:id="51"/>
-    <w:bookmarkStart w:id="57" w:name="disponibilidad-de-datos-y-código"/>
+    <w:bookmarkStart w:id="56" w:name="disponibilidad-de-datos-y-código"/>
     <w:p>
       <w:pPr>
         <w:pStyle w:val="Heading2"/>
@@ -5874,21 +5874,7 @@
         <w:t xml:space="preserve"> </w:t>
       </w:r>
       <w:r>
-        <w:t xml:space="preserve">Disponible en</w:t>
-      </w:r>
-      <w:r>
-        <w:t xml:space="preserve"> </w:t>
-      </w:r>
-      <w:hyperlink r:id="rId56">
-        <w:r>
-          <w:rPr>
-            <w:rStyle w:val="Hyperlink"/>
-          </w:rPr>
-          <w:t xml:space="preserve">https://www.bigloi.com/observatorio</w:t>
-        </w:r>
-      </w:hyperlink>
-      <w:r>
-        <w:t xml:space="preserve">.</w:t>
+        <w:t xml:space="preserve">La versión pública del observatorio se encuentra en finalización editorial y su URL se comunicará una vez se restablezca un despliegue productivo estable.</w:t>
       </w:r>
     </w:p>
     <w:p>
@@ -5898,8 +5884,8 @@
         </w:pict>
       </w:r>
     </w:p>
-    <w:bookmarkEnd w:id="57"/>
-    <w:bookmarkStart w:id="60" w:name="referencias"/>
+    <w:bookmarkEnd w:id="56"/>
+    <w:bookmarkStart w:id="59" w:name="referencias"/>
     <w:p>
       <w:pPr>
         <w:pStyle w:val="Heading2"/>
@@ -6020,7 +6006,7 @@
       <w:r>
         <w:t xml:space="preserve"> </w:t>
       </w:r>
-      <w:hyperlink r:id="rId58">
+      <w:hyperlink r:id="rId57">
         <w:r>
           <w:rPr>
             <w:rStyle w:val="Hyperlink"/>
@@ -6042,7 +6028,7 @@
       <w:r>
         <w:t xml:space="preserve"> </w:t>
       </w:r>
-      <w:hyperlink r:id="rId59">
+      <w:hyperlink r:id="rId58">
         <w:r>
           <w:rPr>
             <w:rStyle w:val="Hyperlink"/>
@@ -6113,8 +6099,8 @@
         </w:pict>
       </w:r>
     </w:p>
-    <w:bookmarkEnd w:id="60"/>
-    <w:bookmarkStart w:id="61" w:name="figure-legends"/>
+    <w:bookmarkEnd w:id="59"/>
+    <w:bookmarkStart w:id="60" w:name="figure-legends"/>
     <w:p>
       <w:pPr>
         <w:pStyle w:val="Heading2"/>
@@ -6274,8 +6260,8 @@
         </w:pict>
       </w:r>
     </w:p>
-    <w:bookmarkEnd w:id="61"/>
-    <w:bookmarkStart w:id="65" w:name="appendices"/>
+    <w:bookmarkEnd w:id="60"/>
+    <w:bookmarkStart w:id="64" w:name="appendices"/>
     <w:p>
       <w:pPr>
         <w:pStyle w:val="Heading2"/>
@@ -6284,7 +6270,7 @@
         <w:t xml:space="preserve">APPENDICES</w:t>
       </w:r>
     </w:p>
-    <w:bookmarkStart w:id="62" w:name="Xdf041ced22574bc4b7e9b634f9d5d29e0c0011d"/>
+    <w:bookmarkStart w:id="61" w:name="Xdf041ced22574bc4b7e9b634f9d5d29e0c0011d"/>
     <w:p>
       <w:pPr>
         <w:pStyle w:val="Heading3"/>
@@ -6329,8 +6315,8 @@
         <w:t xml:space="preserve">obra civil, construcción, mantenimiento, tecnología de información, mobiliario.</w:t>
       </w:r>
     </w:p>
-    <w:bookmarkEnd w:id="62"/>
-    <w:bookmarkStart w:id="63" w:name="Xc096e1da4eec0a097fb6e956c7a5e1b6577304b"/>
+    <w:bookmarkEnd w:id="61"/>
+    <w:bookmarkStart w:id="62" w:name="Xc096e1da4eec0a097fb6e956c7a5e1b6577304b"/>
     <w:p>
       <w:pPr>
         <w:pStyle w:val="Heading3"/>
@@ -6437,8 +6423,8 @@
         <w:t xml:space="preserve">(100 hospitales de simulación).</w:t>
       </w:r>
     </w:p>
-    <w:bookmarkEnd w:id="63"/>
-    <w:bookmarkStart w:id="64" w:name="Xc6612b76f6f134b8172ea6391bfc7ae25917faa"/>
+    <w:bookmarkEnd w:id="62"/>
+    <w:bookmarkStart w:id="63" w:name="Xc6612b76f6f134b8172ea6391bfc7ae25917faa"/>
     <w:p>
       <w:pPr>
         <w:pStyle w:val="Heading3"/>
@@ -6500,9 +6486,9 @@
         <w:t xml:space="preserve">para liberación condicional de pagos.</w:t>
       </w:r>
     </w:p>
+    <w:bookmarkEnd w:id="63"/>
     <w:bookmarkEnd w:id="64"/>
     <w:bookmarkEnd w:id="65"/>
-    <w:bookmarkEnd w:id="66"/>
     <w:sectPr>
       <w:footnotePr>
         <w:numRestart w:val="eachSect"/>

--- a/manuscript/Manuscript_main_submission.docx
+++ b/manuscript/Manuscript_main_submission.docx
@@ -2,7 +2,7 @@
 <file path=word/document.xml><?xml version="1.0" encoding="utf-8"?>
 <w:document xmlns:w="http://schemas.openxmlformats.org/wordprocessingml/2006/main" xmlns:m="http://schemas.openxmlformats.org/officeDocument/2006/math" xmlns:r="http://schemas.openxmlformats.org/officeDocument/2006/relationships" xmlns:o="urn:schemas-microsoft-com:office:office" xmlns:v="urn:schemas-microsoft-com:vml" xmlns:w10="urn:schemas-microsoft-com:office:word" xmlns:a="http://schemas.openxmlformats.org/drawingml/2006/main" xmlns:pic="http://schemas.openxmlformats.org/drawingml/2006/picture" xmlns:wp="http://schemas.openxmlformats.org/drawingml/2006/wordprocessingDrawing">
   <w:body>
-    <w:bookmarkStart w:id="64" w:name="X36d1491e5549fde381c08e06864f568839e8ab9"/>
+    <w:bookmarkStart w:id="65" w:name="X36d1491e5549fde381c08e06864f568839e8ab9"/>
     <w:p>
       <w:pPr>
         <w:pStyle w:val="Heading1"/>
@@ -16,7 +16,7 @@
         <w:pStyle w:val="FirstParagraph"/>
       </w:pPr>
       <w:r>
-        <w:t xml:space="preserve">Andrés Soto</w:t>
+        <w:t xml:space="preserve">Andres Soto</w:t>
       </w:r>
       <w:r>
         <w:br/>
@@ -28,7 +28,7 @@
         <w:br/>
       </w:r>
       <w:r>
-        <w:t xml:space="preserve">Bogotá, Colombia</w:t>
+        <w:t xml:space="preserve">Bogota, Colombia</w:t>
       </w:r>
       <w:r>
         <w:br/>
@@ -121,7 +121,7 @@
         <w:t xml:space="preserve"> </w:t>
       </w:r>
       <w:r>
-        <w:t xml:space="preserve">Public APIs from SECOP-II, INVIMA, and SISMED were integrated into a reproducible architecture combining PostgreSQL, statistical analysis, and a public-facing observatory. A Z-score engine was implemented to flag contracts with atypical total values within therapeutic categories. As a clearly secondary technical-feasibility module, smart-contract automation of a payment workflow was tested on the Sepolia testnet only to verify predefined digital state transitions under simulated conditions. The closed analytical cohort included 162,271 pharmaceutical contracts from 2020 to 2025, while post-2025 records remained available only for live platform monitoring. Monetary results were reported primarily in COP; secondary USD equivalents were included only as approximate interpretive references, with detailed conversions relegated to Supplementary Table S1.</w:t>
+        <w:t xml:space="preserve">Public APIs from SECOP-II, INVIMA, and SISMED were integrated into a reproducible architecture combining PostgreSQL, statistical analysis, and a public-facing observatory. A Z-score engine was implemented to flag contracts with atypical total values within therapeutic categories. As a clearly secondary technical-feasibility module, smart-contract automation of a payment workflow was tested on the Sepolia testnet only to verify predefined digital state transitions under simulated conditions. The closed analytical cohort included 162,271 pharmaceutical contracts from 2020 to 2025, while post-2025 records remained available only for live platform monitoring. Monetary results were reported primarily in COP; secondary USD equivalents were included only as approximate interpretive references, with detailed conversions relegated to S1 Table.</w:t>
       </w:r>
     </w:p>
     <w:p>
@@ -139,7 +139,7 @@
         <w:t xml:space="preserve"> </w:t>
       </w:r>
       <w:r>
-        <w:t xml:space="preserve">Among 147,670 contracts analyzed in categories with at least 10 observations, 690 contracts (0.47%) triggered a statistical alert with absolute Z-score greater than or equal to 1.5 sigma. The alert rate increased from 0.31% in 2021 to 1.38% in 2025. Antibiotics showed the highest category-level maximum Z-score (8.32). The top 3% of suppliers concentrated 85.9% of total contracted value. In the secondary automation module, the Sepolia prototype confirmed only that predefined digital state transitions could be executed under test conditions and supported only an illustrative financial-savings scenario of COP 224,000-330,000 million per year (approximately USD 56.0-82.5 million at a reference rate of COP 4,000/USD) under favorable assumptions about administrative-delay reduction; it did not measure real institutional processing times or realized savings.</w:t>
+        <w:t xml:space="preserve">Among 147,020 contracts analyzed in categories with at least 10 observations, 685 contracts (0.47%) triggered a statistical alert with absolute Z-score greater than or equal to 1.5 sigma. The alert rate increased from 0.31% in 2021 to 1.38% in 2025. Antibiotics showed the highest category-level maximum Z-score (8.32). The top 3% of suppliers concentrated 85.9% of total contracted value. In the secondary automation module, the Sepolia prototype confirmed only that predefined digital state transitions could be executed under test conditions and supported only an illustrative financial-savings scenario of COP 224,000-330,000 million per year (approximately USD 56.0-82.5 million at a reference rate of COP 4,000/USD) under favorable assumptions about administrative-delay reduction; it did not measure real institutional processing times or realized savings.</w:t>
       </w:r>
     </w:p>
     <w:p>
@@ -175,7 +175,7 @@
         <w:t xml:space="preserve"> </w:t>
       </w:r>
       <w:r>
-        <w:t xml:space="preserve">public pharmaceutical procurement; SECOP-II; procurement surveillance; market concentration; anomaly detection; artificial intelligence; blockchain; SISMED; INVIMA; Colombia.</w:t>
+        <w:t xml:space="preserve">public pharmaceutical procurement; SECOP-II; procurement surveillance; market concentration; anomaly detection; retrieval-augmented generation; blockchain; SISMED; INVIMA; Colombia.</w:t>
       </w:r>
     </w:p>
     <w:p>
@@ -258,7 +258,25 @@
         <w:pStyle w:val="FirstParagraph"/>
       </w:pPr>
       <w:r>
-        <w:t xml:space="preserve">This was a technological-development study with longitudinal observational analysis of public procurement data. Only openly accessible Colombian public data sources were used. No clinical data or patient-level personal data were included. Under Colombian Resolution 8430 of 1993, the study is classified as no-risk research.</w:t>
+        <w:t xml:space="preserve">This was a technological-development study with longitudinal observational analysis of public procurement data. Only openly accessible Colombian public data sources were used. No clinical data or patient-level personal data were included.</w:t>
+      </w:r>
+    </w:p>
+    <w:p>
+      <w:pPr>
+        <w:pStyle w:val="BodyText"/>
+      </w:pPr>
+      <w:r>
+        <w:rPr>
+          <w:b/>
+          <w:bCs/>
+        </w:rPr>
+        <w:t xml:space="preserve">Ethics statement.</w:t>
+      </w:r>
+      <w:r>
+        <w:t xml:space="preserve"> </w:t>
+      </w:r>
+      <w:r>
+        <w:t xml:space="preserve">This study used only publicly accessible administrative procurement records published by Colombian open-data sources (SECOP-II via datos.gov.co, INVIMA, and SISMED). It did not involve human participants, patient-level or clinical data, identifiable private information, biological samples, recruitment, intervention, or any contact with individuals. Accordingly, the study does not constitute human-subjects research and did not require review or approval by an institutional review board or research ethics committee. Under Colombian Resolution 8430 of 1993, analysis of public, non-identifiable administrative records corresponds to research without risk and falls outside the scope of human-subjects ethics review. Informed consent was not applicable because the study did not involve human participants or identifiable personal data. All analyzed data are publicly available and were used in aggregate for the surveillance of public procurement.</w:t>
       </w:r>
     </w:p>
     <w:bookmarkEnd w:id="23"/>
@@ -314,13 +332,13 @@
           <w:b/>
           <w:bCs/>
         </w:rPr>
-        <w:t xml:space="preserve">Closed PostgreSQL analytical cohort used in this manuscript:</w:t>
+        <w:t xml:space="preserve">Recovered local PostgreSQL source used to reproduce the manuscript cohort:</w:t>
       </w:r>
       <w:r>
         <w:t xml:space="preserve"> </w:t>
       </w:r>
       <w:r>
-        <w:t xml:space="preserve">162,271 pharmaceutical contracts (2020-2025); 339,031 total contracts in the database snapshot</w:t>
+        <w:t xml:space="preserve">956,157 total SECOP-II records; 165,549 pharmaceutical records including live 2026 monitoring rows; 162,271 pharmaceutical contracts in the closed 2020-2025 analytical cohort</w:t>
       </w:r>
     </w:p>
     <w:p>
@@ -336,7 +354,7 @@
         <w:pStyle w:val="BodyText"/>
       </w:pPr>
       <w:r>
-        <w:t xml:space="preserve">All primary monetary values are reported in COP. When approximate USD equivalents are provided in parentheses, they are secondary interpretive aids calculated using a round reference exchange rate of COP 4,000 per USD, close to late-2025 market levels. No analyses were performed in USD. Detailed COP/USD reference conversions for the principal manuscript figures are provided separately in Supplementary Table S1.</w:t>
+        <w:t xml:space="preserve">All primary monetary values are reported in COP. When approximate USD equivalents are provided in parentheses, they are secondary interpretive aids calculated using a round reference exchange rate of COP 4,000 per USD, close to late-2025 market levels. No analyses were performed in USD. Because a single round reference rate is applied across the entire 2020-2025 study period, the USD equivalents do not account for exchange-rate volatility and should be read as order-of-magnitude approximations only; the COP values are the analytical quantities. Detailed COP/USD reference conversions for the principal manuscript figures are provided in S1 Table.</w:t>
       </w:r>
     </w:p>
     <w:p>
@@ -390,7 +408,7 @@
         <w:pStyle w:val="FirstParagraph"/>
       </w:pPr>
       <w:r>
-        <w:t xml:space="preserve">The platform was implemented as a monorepo with a seven-layer architecture (Table 2).</w:t>
+        <w:t xml:space="preserve">The platform was implemented as a monorepo with a seven-layer architecture (Table 2). Figure 6 summarizes the seven-layer technical architecture of the platform.</w:t>
       </w:r>
     </w:p>
     <w:bookmarkEnd w:id="25"/>
@@ -1187,7 +1205,7 @@
         <w:pStyle w:val="FirstParagraph"/>
       </w:pPr>
       <w:r>
-        <w:t xml:space="preserve">To characterize the competitive structure of the pharmaceutical procurement market, we calculated descriptive concentration indicators and estimated the proportion of total contracted value accumulated by leading suppliers. Bipartite graphs of buyers and suppliers were constructed to identify recurrent contracting patterns.</w:t>
+        <w:t xml:space="preserve">To characterize the competitive structure of the pharmaceutical procurement market, we calculated descriptive concentration indicators and estimated the proportion of total contracted value accumulated by leading suppliers. Supplier concentration was calculated over positive-value contracts in the closed 2020-2025 pharmaceutical cohort. The Herfindahl-Hirschman Index (HHI) was calculated as the sum of squared supplier shares of total contracted value and is reported on the conventional 0-10,000 scale. Bipartite graphs of buyers and suppliers were constructed to identify recurrent contracting patterns.</w:t>
       </w:r>
     </w:p>
     <w:bookmarkEnd w:id="28"/>
@@ -1205,7 +1223,7 @@
         <w:pStyle w:val="FirstParagraph"/>
       </w:pPr>
       <w:r>
-        <w:t xml:space="preserve">We implemented a five-state simulator on the Sepolia testnet solely to verify that predefined digital states of a hypothetical pharmaceutical payment workflow could be executed in sequence under controlled test conditions. Comparison with current practice was performed only at the level of temporal order of magnitude using an aggregated institutional workflow as reference and was not designed as an empirical time-and-motion study. For the operational segment, local Pharmaceutical Service evidence on need identification, ordering, supply, reception, registration, and control was considered. For the administrative-financial segment, a general sequence of invoice filing, accounting causation, and payment compatible with public hospitals was used. The 90-day median and 60-180 day range were retained as aggregated institutional references and not as a step-by-step operational equivalence between the full hospital workflow and the digital prototype states. The prototype reference scenario was approximately 30 hours and should be read only as a test-condition benchmark for the simulator.</w:t>
+        <w:t xml:space="preserve">As a clearly secondary module, we implemented a five-state simulator on the Sepolia testnet solely to verify that predefined digital states of a hypothetical payment workflow could be executed in sequence under controlled test conditions. It was not designed as an empirical time-and-motion study; comparison with current practice was made only at the level of temporal order of magnitude, using aggregated institutional references (90-day median; 60-180 day range) rather than a step-by-step operational equivalence between the full hospital workflow and the digital prototype states. The prototype reference scenario of approximately 30 hours should be read only as a test-condition benchmark for the simulator.</w:t>
       </w:r>
     </w:p>
     <w:p>
@@ -1562,6 +1580,14 @@
         <w:t xml:space="preserve">3.1 Characteristics of the data corpus</w:t>
       </w:r>
     </w:p>
+    <w:p>
+      <w:pPr>
+        <w:pStyle w:val="FirstParagraph"/>
+      </w:pPr>
+      <w:r>
+        <w:t xml:space="preserve">The characteristics of the corpus and the closed 2020-2025 analytical cohort are summarized in Table 1.</w:t>
+      </w:r>
+    </w:p>
     <w:bookmarkEnd w:id="32"/>
     <w:bookmarkStart w:id="33" w:name="X6935bab0b06365d1c0c2d7cf610a19a5aad127f"/>
     <w:p>
@@ -1666,18 +1692,18 @@
               <w:pStyle w:val="Compact"/>
             </w:pPr>
             <w:r>
-              <w:t xml:space="preserve">Total contracts in PostgreSQL (all sectors snapshot)</w:t>
-            </w:r>
-          </w:p>
-        </w:tc>
-        <w:tc>
-          <w:tcPr/>
-          <w:p>
-            <w:pPr>
-              <w:pStyle w:val="Compact"/>
-            </w:pPr>
-            <w:r>
-              <w:t xml:space="preserve">339,031</w:t>
+              <w:t xml:space="preserve">Total contracts in recovered local PostgreSQL source</w:t>
+            </w:r>
+          </w:p>
+        </w:tc>
+        <w:tc>
+          <w:tcPr/>
+          <w:p>
+            <w:pPr>
+              <w:pStyle w:val="Compact"/>
+            </w:pPr>
+            <w:r>
+              <w:t xml:space="preserve">956,157</w:t>
             </w:r>
           </w:p>
         </w:tc>
@@ -1714,18 +1740,18 @@
               <w:pStyle w:val="Compact"/>
             </w:pPr>
             <w:r>
-              <w:t xml:space="preserve">Total contracted value (all sectors database)</w:t>
-            </w:r>
-          </w:p>
-        </w:tc>
-        <w:tc>
-          <w:tcPr/>
-          <w:p>
-            <w:pPr>
-              <w:pStyle w:val="Compact"/>
-            </w:pPr>
-            <w:r>
-              <w:t xml:space="preserve">COP 238.2 trillion</w:t>
+              <w:t xml:space="preserve">Total contracted value (all sectors recovered local source)</w:t>
+            </w:r>
+          </w:p>
+        </w:tc>
+        <w:tc>
+          <w:tcPr/>
+          <w:p>
+            <w:pPr>
+              <w:pStyle w:val="Compact"/>
+            </w:pPr>
+            <w:r>
+              <w:t xml:space="preserve">COP 294.7 trillion</w:t>
             </w:r>
           </w:p>
         </w:tc>
@@ -1786,18 +1812,18 @@
               <w:pStyle w:val="Compact"/>
             </w:pPr>
             <w:r>
-              <w:t xml:space="preserve">Unique pharmaceutical suppliers</w:t>
-            </w:r>
-          </w:p>
-        </w:tc>
-        <w:tc>
-          <w:tcPr/>
-          <w:p>
-            <w:pPr>
-              <w:pStyle w:val="Compact"/>
-            </w:pPr>
-            <w:r>
-              <w:t xml:space="preserve">50,577</w:t>
+              <w:t xml:space="preserve">Unique pharmaceutical suppliers in closed cohort</w:t>
+            </w:r>
+          </w:p>
+        </w:tc>
+        <w:tc>
+          <w:tcPr/>
+          <w:p>
+            <w:pPr>
+              <w:pStyle w:val="Compact"/>
+            </w:pPr>
+            <w:r>
+              <w:t xml:space="preserve">50,460</w:t>
             </w:r>
           </w:p>
         </w:tc>
@@ -2272,7 +2298,15 @@
         <w:pStyle w:val="BodyText"/>
       </w:pPr>
       <w:r>
-        <w:t xml:space="preserve">The peak in contract counts in 2021 is consistent with the COVID-19 response period, whereas the value peak in 2025 coincided with increased participation of high-cost oncology procurement. Post-2025 records remain available in the live platform but were excluded from the closed annual comparisons reported here.</w:t>
+        <w:t xml:space="preserve">Figure 1 shows the annual evolution of the number of contracts and total contracted value across the closed 2020-2025 cohort. The peak in contract counts in 2021 is consistent with the COVID-19 response period, whereas the value peak in 2025 coincided with increased participation of high-cost oncology procurement. Post-2025 records remain available in the live platform but were excluded from the closed annual comparisons reported here.</w:t>
+      </w:r>
+    </w:p>
+    <w:p>
+      <w:pPr>
+        <w:pStyle w:val="BodyText"/>
+      </w:pPr>
+      <w:r>
+        <w:t xml:space="preserve">The pronounced decline in indexed contracts in 2023-2024 (from 30,991 in 2022 to 10,705 and 9,380, respectively) is reproduced in an independent reconstruction of the public SECOP-II API, which recovers 10,006 and 8,818 pharmaceutical contracts for those years (gaps of only 699 and 562 contracts relative to the manuscript counts). The decline is therefore present in the SECOP-II source under the inclusion taxonomy and is not an artifact of the local PostgreSQL snapshot. The available administrative data do not allow us to adjudicate whether it reflects procurement consolidation into fewer, higher-value contracts, changes in contract-object coding, or an actual reduction in pharmaceutical contracting volume; we therefore treat this pattern as a source-data and classification limitation requiring dedicated validation rather than assigning it a single causal explanation.</w:t>
       </w:r>
     </w:p>
     <w:p>
@@ -2872,7 +2906,7 @@
               <w:pStyle w:val="Compact"/>
             </w:pPr>
             <w:r>
-              <w:t xml:space="preserve">Bogotá D.C. (SECOP code 1)</w:t>
+              <w:t xml:space="preserve">Bogota D.C. (SECOP code 1)</w:t>
             </w:r>
           </w:p>
         </w:tc>
@@ -2929,7 +2963,7 @@
               <w:pStyle w:val="Compact"/>
             </w:pPr>
             <w:r>
-              <w:t xml:space="preserve">Bogotá D.C. (SECOP code 2)</w:t>
+              <w:t xml:space="preserve">Bogota D.C. (SECOP code 2)</w:t>
             </w:r>
           </w:p>
         </w:tc>
@@ -2986,7 +3020,7 @@
               <w:pStyle w:val="Compact"/>
             </w:pPr>
             <w:r>
-              <w:t xml:space="preserve">Bogotá D.C. (combined)</w:t>
+              <w:t xml:space="preserve">Bogota D.C. (combined)</w:t>
             </w:r>
           </w:p>
         </w:tc>
@@ -3157,7 +3191,7 @@
               <w:pStyle w:val="Compact"/>
             </w:pPr>
             <w:r>
-              <w:t xml:space="preserve">Boyacá</w:t>
+              <w:t xml:space="preserve">Boyaca</w:t>
             </w:r>
           </w:p>
         </w:tc>
@@ -3442,7 +3476,7 @@
               <w:pStyle w:val="Compact"/>
             </w:pPr>
             <w:r>
-              <w:t xml:space="preserve">Atlántico</w:t>
+              <w:t xml:space="preserve">Atlantico</w:t>
             </w:r>
           </w:p>
         </w:tc>
@@ -3497,7 +3531,7 @@
         <w:pStyle w:val="BodyText"/>
       </w:pPr>
       <w:r>
-        <w:t xml:space="preserve">Bogotá D.C. accounted for 56.3% of national contracted value, equivalent to approximately USD 2.42 billion at the reference exchange rate, followed by Antioquia (7.7%) and Valle del Cauca (4.1%).</w:t>
+        <w:t xml:space="preserve">Bogota D.C. accounted for 56.3% of national contracted value, equivalent to approximately USD 2.42 billion at the reference exchange rate, followed by Antioquia (7.7%) and Valle del Cauca (4.1%). Figure 2 maps the geographic distribution of total contracted value by department.</w:t>
       </w:r>
     </w:p>
     <w:p>
@@ -3515,7 +3549,7 @@
         <w:t xml:space="preserve"> </w:t>
       </w:r>
       <w:r>
-        <w:t xml:space="preserve">Bogotá D.C. appears under two regional codes in SECOP-II. Coverage of 36-37 regions exceeds the 32 official departments because SECOP-II includes distinct codings for districts and other territorial entities.</w:t>
+        <w:t xml:space="preserve">Bogota D.C. appears under two regional codes in SECOP-II. Coverage of 36-37 regions exceeds the 32 official departments because SECOP-II includes distinct codings for districts and other territorial entities.</w:t>
       </w:r>
     </w:p>
     <w:bookmarkEnd w:id="34"/>
@@ -3551,7 +3585,7 @@
         <w:pStyle w:val="BodyText"/>
       </w:pPr>
       <w:r>
-        <w:t xml:space="preserve">Among 147,670 analyzed contracts in categories with at least 10 observations, the engine identified the following:</w:t>
+        <w:t xml:space="preserve">Among 147,020 analyzed contracts in categories with at least 10 observations, the engine identified the following:</w:t>
       </w:r>
     </w:p>
     <w:tbl>
@@ -3646,7 +3680,7 @@
               <w:pStyle w:val="Compact"/>
             </w:pPr>
             <w:r>
-              <w:t xml:space="preserve">307</w:t>
+              <w:t xml:space="preserve">303</w:t>
             </w:r>
           </w:p>
         </w:tc>
@@ -3738,7 +3772,7 @@
               <w:pStyle w:val="Compact"/>
             </w:pPr>
             <w:r>
-              <w:t xml:space="preserve">158</w:t>
+              <w:t xml:space="preserve">157</w:t>
             </w:r>
           </w:p>
         </w:tc>
@@ -3784,7 +3818,7 @@
               <w:pStyle w:val="Compact"/>
             </w:pPr>
             <w:r>
-              <w:t xml:space="preserve">690</w:t>
+              <w:t xml:space="preserve">685</w:t>
             </w:r>
           </w:p>
         </w:tc>
@@ -3801,6 +3835,14 @@
         </w:tc>
       </w:tr>
     </w:tbl>
+    <w:p>
+      <w:pPr>
+        <w:pStyle w:val="BodyText"/>
+      </w:pPr>
+      <w:r>
+        <w:t xml:space="preserve">These alerts flag contracts whose total value is atypical within their therapeutic category; they are intended for audit prioritization and do not, by themselves, constitute evidence of corruption, fraud, or unit-price overpricing.</w:t>
+      </w:r>
+    </w:p>
     <w:p>
       <w:pPr>
         <w:pStyle w:val="BodyText"/>
@@ -4234,7 +4276,7 @@
         <w:pStyle w:val="BodyText"/>
       </w:pPr>
       <w:r>
-        <w:t xml:space="preserve">Antibiotics showed the highest category-level maximum Z-score, whereas diabetes showed the highest proportion of contracts with alerts.</w:t>
+        <w:t xml:space="preserve">Antibiotics showed the highest category-level maximum Z-score, whereas analgesics showed the highest proportion of contracts with alerts among the categories displayed in Figure 3.</w:t>
       </w:r>
     </w:p>
     <w:p>
@@ -4340,7 +4382,7 @@
               <w:pStyle w:val="Compact"/>
             </w:pPr>
             <w:r>
-              <w:t xml:space="preserve">120</w:t>
+              <w:t xml:space="preserve">121</w:t>
             </w:r>
           </w:p>
         </w:tc>
@@ -4432,7 +4474,7 @@
               <w:pStyle w:val="Compact"/>
             </w:pPr>
             <w:r>
-              <w:t xml:space="preserve">129</w:t>
+              <w:t xml:space="preserve">130</w:t>
             </w:r>
           </w:p>
         </w:tc>
@@ -4612,7 +4654,7 @@
         <w:pStyle w:val="BodyText"/>
       </w:pPr>
       <w:r>
-        <w:t xml:space="preserve">Departments with the highest rates of statistically flagged contracts were Bogotá D.C. (3.80%), Norte de Santander (1.92%), Valle del Cauca (1.21%), and Tolima (1.00%). This distribution indicates heterogeneity in contract values, not causal evidence of corruption.</w:t>
+        <w:t xml:space="preserve">Departments with the highest rates of statistically flagged contracts were Bogota D.C. (3.80%), Norte de Santander (1.92%), Valle del Cauca (1.21%), and Tolima (1.00%). This distribution indicates heterogeneity in contract values, not causal evidence of corruption.</w:t>
       </w:r>
     </w:p>
     <w:bookmarkEnd w:id="35"/>
@@ -4630,7 +4672,7 @@
         <w:pStyle w:val="FirstParagraph"/>
       </w:pPr>
       <w:r>
-        <w:t xml:space="preserve">The concentration analysis of Colombian pharmaceutical procurement in the closed analytical cohort (162,271 contracts and 50,577 suppliers) showed that the top 10 suppliers concentrated 28.7% of total contracted value and the top 3% of suppliers (1,518 of 50,577) concentrated 85.9%. The leading supplier, VECOL SA, accounted for 5.58% of total value. The detailed distribution is shown in Figure 4.</w:t>
+        <w:t xml:space="preserve">The concentration analysis of Colombian pharmaceutical procurement in the closed analytical cohort showed 50,460 unique supplier names. For value-share concentration metrics, 162,151 positive-value contracts and 50,355 suppliers with non-empty normalized labels were included. The top 10 suppliers concentrated 28.77% of total contracted value and the top 3% of suppliers (1,511 of 50,355) concentrated 85.87%. The leading supplier, VECOL SA, accounted for 5.61% of total value. The HHI was 119.26 on the 0-10,000 scale. The detailed distribution is shown in Figure 4.</w:t>
       </w:r>
     </w:p>
     <w:p>
@@ -4638,7 +4680,7 @@
         <w:pStyle w:val="BodyText"/>
       </w:pPr>
       <w:r>
-        <w:t xml:space="preserve">This concentration pattern is consistent with oligopolistic structures described in pharmaceutical procurement markets (16). The bipartite graph identified 847 recurrent entity-supplier pairs with at least five consecutive contracts.</w:t>
+        <w:t xml:space="preserve">This pattern indicates strong cumulative concentration among leading suppliers, while the HHI remains low under conventional market-concentration thresholds because the contracted value is distributed across a large long-tail supplier base. The bipartite graph identified 847 recurrent entity-supplier pairs with at least five consecutive contracts.</w:t>
       </w:r>
     </w:p>
     <w:bookmarkEnd w:id="36"/>
@@ -4656,7 +4698,7 @@
         <w:pStyle w:val="FirstParagraph"/>
       </w:pPr>
       <w:r>
-        <w:t xml:space="preserve">Tests in the Sepolia-based BigLoI plus Chainlink CRE simulator verified that the prototype could execute predefined transitions between digital states. Reported times are investigator-defined reference times used for functional validation of the prototype and do not represent observed measurements of the full real-world logistics and administrative process. SECOP-II was used as a contractual reference point rather than as an operational stage of hospital workflow, and no hospital payment system was instrumented or experimentally compared.</w:t>
+        <w:t xml:space="preserve">Tests in the Sepolia-based BigLoI plus Chainlink CRE simulator verified that the prototype could execute predefined transitions between digital states. Figure 5 contrasts the current institutional payment flow with the digital states of the smart-contract prototype. Reported times are investigator-defined reference times used for functional validation of the prototype and do not represent observed measurements of the full real-world logistics and administrative process. SECOP-II was used as a contractual reference point rather than as an operational stage of hospital workflow, and no hospital payment system was instrumented or experimentally compared.</w:t>
       </w:r>
     </w:p>
     <w:tbl>
@@ -4823,7 +4865,7 @@
         <w:pStyle w:val="BodyText"/>
       </w:pPr>
       <w:r>
-        <w:t xml:space="preserve">The current cycle documented in literature and institutional reports is 60-180 days, with a 90-day median. This comparison should be interpreted only as a heuristic contrast in order of magnitude for the digital administrative component, not as a direct equivalence to the full hospital process or as evidence that the prototype would reproduce those reductions in practice.</w:t>
+        <w:t xml:space="preserve">The current institutional cycle reported in the literature is 60-180 days (90-day median). This contrast is heuristic and order-of-magnitude only for the digital administrative component; it is not a direct equivalence to the full hospital process, nor evidence that the prototype would reproduce such reductions in practice.</w:t>
       </w:r>
     </w:p>
     <w:p>
@@ -4896,7 +4938,7 @@
         <w:pStyle w:val="FirstParagraph"/>
       </w:pPr>
       <w:r>
-        <w:t xml:space="preserve">The corpus of 162,271 pharmaceutical contracts from 2020 to 2025 represents, to our knowledge, the largest validated closed longitudinal series of public pharmaceutical procurement described for Colombia. The log-normal distribution of contract values and the concentration of 78% of total value in the top decile are consistent with the literature on public procurement markets (14).</w:t>
+        <w:t xml:space="preserve">The corpus of 162,271 pharmaceutical contracts from 2020 to 2025 represents, to our knowledge, the largest validated closed longitudinal series of public pharmaceutical procurement described for Colombia. The log-normal distribution of contract values, the concentration of 78% of total value in the top decile, and the HHI of 119.26 are consistent with procurement markets characterized by a small group of high-value suppliers and a large long-tail supplier base (14).</w:t>
       </w:r>
     </w:p>
     <w:p>
@@ -4986,7 +5028,7 @@
         <w:t xml:space="preserve"> </w:t>
       </w:r>
       <w:r>
-        <w:t xml:space="preserve">Buyer and supplier variables include null, generic, or inconsistent values in a meaningful share of contracts in local sample files, which constrains some network analyses. This reflects source-data quality issues in SECOP-II. The closed 2020-2025 cohort included 162,271 pharmaceutical contracts, while the live PostgreSQL snapshot currently indexes 162,921 pharmaceutical records; both reflect the subset with the highest completeness available to the platform.</w:t>
+        <w:t xml:space="preserve">Buyer and supplier variables include null, generic, or inconsistent values in a meaningful share of contracts in local sample files, which constrains some network analyses. This reflects source-data quality issues in SECOP-II. The closed 2020-2025 cohort included 162,271 pharmaceutical contracts, while the recovered local PostgreSQL source currently indexes 165,549 pharmaceutical records including live 2026 monitoring rows; both reflect the subset with the highest completeness available to the platform.</w:t>
       </w:r>
     </w:p>
     <w:p>
@@ -5022,7 +5064,7 @@
         <w:t xml:space="preserve"> </w:t>
       </w:r>
       <w:r>
-        <w:t xml:space="preserve">Validation of the payment workflow was conducted on Sepolia exclusively as a functional test of transitions between digital states. Prototype times are referential and do not correspond to real-world measurements of the full operational process. The scenario analysis does not constitute an economic evaluation, and the prototype was not tested against live institutional payment data. Implementation on mainnet would require independent smart-contract auditing, regulatory validation, coordination with public-treasury systems, cybersecurity review, and ideally integration with hospital systems to capture more granular operational events.</w:t>
+        <w:t xml:space="preserve">As detailed in Section 4.3, the payment-workflow validation on Sepolia was a functional test of digital state transitions only: prototype times are referential, the savings scenario is not an economic evaluation, and the prototype was not tested against live institutional payment data. Mainnet implementation would require independent smart-contract auditing, regulatory validation, public-treasury integration, and cybersecurity review.</w:t>
       </w:r>
     </w:p>
     <w:p>
@@ -5123,7 +5165,7 @@
         <w:t xml:space="preserve"> </w:t>
       </w:r>
       <w:r>
-        <w:t xml:space="preserve">The top 3% of suppliers concentrated 85.9% of total contracted value, and the top 10 suppliers concentrated 28.7%.</w:t>
+        <w:t xml:space="preserve">The top 3% of suppliers concentrated 85.87% of total contracted value, the top 10 suppliers concentrated 28.77%, and the HHI was 119.26 on the 0-10,000 scale.</w:t>
       </w:r>
     </w:p>
     <w:p>
@@ -5144,7 +5186,7 @@
         <w:t xml:space="preserve"> </w:t>
       </w:r>
       <w:r>
-        <w:t xml:space="preserve">A total of 690 contracts triggered Z-score alerts with absolute Z-score greater than or equal to 1.5 sigma, antibiotics showed Zmax of 8.32, and the alert rate increased from 0.31% in 2021 to 1.38% in 2025.</w:t>
+        <w:t xml:space="preserve">A total of 685 contracts triggered Z-score alerts with absolute Z-score greater than or equal to 1.5 sigma, antibiotics showed Zmax of 8.32, and the alert rate increased from 0.31% in 2021 to 1.38% in 2025.</w:t>
       </w:r>
     </w:p>
     <w:p>
@@ -5464,7 +5506,7 @@
         </w:numPr>
       </w:pPr>
       <w:r>
-        <w:t xml:space="preserve">Departamento Nacional de Planeacion. Sistema Electronico de Contratacion Publica SECOP-II: estadisticas de uso 2015-2026. Bogotá: Departamento Nacional de Planeacion; 2026.</w:t>
+        <w:t xml:space="preserve">Departamento Nacional de Planeacion. Sistema Electronico de Contratacion Publica SECOP-II: estadisticas de uso 2015-2026. Bogota: Departamento Nacional de Planeacion; 2026.</w:t>
       </w:r>
     </w:p>
     <w:p>
@@ -5486,7 +5528,7 @@
         </w:numPr>
       </w:pPr>
       <w:r>
-        <w:t xml:space="preserve">Contraloria General de la Republica de Colombia. Informe de auditoria al sistema de contratacion farmaceutica publica 2023. Bogotá: Contraloria General de la Republica de Colombia; 2024.</w:t>
+        <w:t xml:space="preserve">Contraloria General de la Republica de Colombia. Informe de auditoria al sistema de contratacion farmaceutica publica 2023. Bogota: Contraloria General de la Republica de Colombia; 2024.</w:t>
       </w:r>
     </w:p>
     <w:p>
@@ -5497,7 +5539,7 @@
         </w:numPr>
       </w:pPr>
       <w:r>
-        <w:t xml:space="preserve">Ministerio de Salud y Proteccion Social. SISMED: boletin de precios de medicamentos. Bogotá: Ministerio de Salud y Proteccion Social; 2025.</w:t>
+        <w:t xml:space="preserve">Ministerio de Salud y Proteccion Social. SISMED: boletin de precios de medicamentos. Bogota: Ministerio de Salud y Proteccion Social; 2025.</w:t>
       </w:r>
     </w:p>
     <w:p>
@@ -5508,7 +5550,7 @@
         </w:numPr>
       </w:pPr>
       <w:r>
-        <w:t xml:space="preserve">Defensoria del Pueblo de Colombia. Informe sobre desabastecimiento de medicamentos en el Eje Cafetero 2025. Bogotá: Defensoria del Pueblo de Colombia; 2025.</w:t>
+        <w:t xml:space="preserve">Defensoria del Pueblo de Colombia. Informe sobre desabastecimiento de medicamentos en el Eje Cafetero 2025. Bogota: Defensoria del Pueblo de Colombia; 2025.</w:t>
       </w:r>
     </w:p>
     <w:p>
@@ -5829,22 +5871,13 @@
       </w:r>
     </w:p>
     <w:bookmarkEnd w:id="59"/>
-    <w:bookmarkStart w:id="63" w:name="appendices"/>
+    <w:bookmarkStart w:id="60" w:name="supporting-information"/>
     <w:p>
       <w:pPr>
         <w:pStyle w:val="Heading2"/>
       </w:pPr>
       <w:r>
-        <w:t xml:space="preserve">Appendices</w:t>
-      </w:r>
-    </w:p>
-    <w:bookmarkStart w:id="60" w:name="X3a1cbfc11b597cd4877a901df0b4e103fe7e4dc"/>
-    <w:p>
-      <w:pPr>
-        <w:pStyle w:val="Heading3"/>
-      </w:pPr>
-      <w:r>
-        <w:t xml:space="preserve">Appendix 1. SECOP-II pharmaceutical filtering taxonomy</w:t>
+        <w:t xml:space="preserve">Supporting information</w:t>
       </w:r>
     </w:p>
     <w:p>
@@ -5856,35 +5889,79 @@
           <w:b/>
           <w:bCs/>
         </w:rPr>
-        <w:t xml:space="preserve">Spanish-language inclusion terms (19):</w:t>
+        <w:t xml:space="preserve">S1 Table. Approximate COP/USD equivalents for the principal monetary values reported in the manuscript.</w:t>
       </w:r>
       <w:r>
         <w:t xml:space="preserve"> </w:t>
       </w:r>
       <w:r>
-        <w:t xml:space="preserve">medicamento, farmaceutico, farmacia, antibiotico, vacuna, insulina, quimioterapia, dispositivos medicos, insumo medico, suministro medico, biologico, antiviral, analgesico, anestesia, oncologico, hemodialisis, hormonal, anticoagulante, inmunosupresor.</w:t>
-      </w:r>
-    </w:p>
-    <w:p>
-      <w:pPr>
-        <w:pStyle w:val="BodyText"/>
+        <w:t xml:space="preserve">Conversions use a single round reference exchange rate of COP 4,000 per USD and are provided only as approximate interpretive aids; no analyses were performed in USD.</w:t>
+      </w:r>
+    </w:p>
+    <w:p>
+      <w:r>
+        <w:pict>
+          <v:rect style="width:0;height:1.5pt" o:hralign="center" o:hrstd="t" o:hr="t"/>
+        </w:pict>
+      </w:r>
+    </w:p>
+    <w:bookmarkEnd w:id="60"/>
+    <w:bookmarkStart w:id="64" w:name="appendices"/>
+    <w:p>
+      <w:pPr>
+        <w:pStyle w:val="Heading2"/>
+      </w:pPr>
+      <w:r>
+        <w:t xml:space="preserve">Appendices</w:t>
+      </w:r>
+    </w:p>
+    <w:bookmarkStart w:id="61" w:name="X3a1cbfc11b597cd4877a901df0b4e103fe7e4dc"/>
+    <w:p>
+      <w:pPr>
+        <w:pStyle w:val="Heading3"/>
+      </w:pPr>
+      <w:r>
+        <w:t xml:space="preserve">Appendix 1. SECOP-II pharmaceutical filtering taxonomy</w:t>
+      </w:r>
+    </w:p>
+    <w:p>
+      <w:pPr>
+        <w:pStyle w:val="FirstParagraph"/>
       </w:pPr>
       <w:r>
         <w:rPr>
           <w:b/>
           <w:bCs/>
         </w:rPr>
-        <w:t xml:space="preserve">Spanish-language exclusion terms (5):</w:t>
+        <w:t xml:space="preserve">Inclusion terms (19):</w:t>
       </w:r>
       <w:r>
         <w:t xml:space="preserve"> </w:t>
       </w:r>
       <w:r>
+        <w:t xml:space="preserve">medicamento, farmaceutico, farmacia, antibiotico, vacuna, insulina, quimioterapia, dispositivos medicos, insumo medico, suministro medico, biologico, antiviral, analgesico, anestesia, oncologico, hemodialisis, hormonal, anticoagulante, inmunosupresor.</w:t>
+      </w:r>
+    </w:p>
+    <w:p>
+      <w:pPr>
+        <w:pStyle w:val="BodyText"/>
+      </w:pPr>
+      <w:r>
+        <w:rPr>
+          <w:b/>
+          <w:bCs/>
+        </w:rPr>
+        <w:t xml:space="preserve">Exclusion terms (5):</w:t>
+      </w:r>
+      <w:r>
+        <w:t xml:space="preserve"> </w:t>
+      </w:r>
+      <w:r>
         <w:t xml:space="preserve">obra civil, construccion, mantenimiento, tecnologia de informacion, mobiliario.</w:t>
       </w:r>
     </w:p>
-    <w:bookmarkEnd w:id="60"/>
-    <w:bookmarkStart w:id="61" w:name="appendix-2.-simplified-database-schema"/>
+    <w:bookmarkEnd w:id="61"/>
+    <w:bookmarkStart w:id="62" w:name="appendix-2.-simplified-database-schema"/>
     <w:p>
       <w:pPr>
         <w:pStyle w:val="Heading3"/>
@@ -5898,11 +5975,11 @@
         <w:pStyle w:val="FirstParagraph"/>
       </w:pPr>
       <w:r>
-        <w:t xml:space="preserve">Main tables: observatorio_nacional.contratos_secop (339,031 total records in the current snapshot; 162,921 pharmaceutical records currently indexed, of which 162,271 belong to the closed 2020-2025 cohort); observatorio_nacional.sismed_precios_referencia (44,038 records; 1,759 unique ATC codes; years 2017-2019); observatorio_nacional.invima_medicamentos (9,838 current records); puntos_autorizados (101 hospitals); medicamentos (approximately 10,000 form records); sim_hospitales_100 (100 simulated hospitals).</w:t>
-      </w:r>
-    </w:p>
-    <w:bookmarkEnd w:id="61"/>
-    <w:bookmarkStart w:id="62" w:name="appendix-3.-smart-contract-protocol"/>
+        <w:t xml:space="preserve">Main tables: observatorio_nacional.contratos_secop (956,157 total records in the recovered local snapshot; 165,549 pharmaceutical records currently indexed, of which 162,271 belong to the closed 2020-2025 cohort); observatorio_nacional.sismed_precios_referencia (44,038 records; 1,759 unique ATC codes; years 2017-2019); observatorio_nacional.invima_medicamentos (9,838 current records); puntos_autorizados (101 hospitals); medicamentos (approximately 10,000 form records); sim_hospitales_100 (100 simulated hospitals).</w:t>
+      </w:r>
+    </w:p>
+    <w:bookmarkEnd w:id="62"/>
+    <w:bookmarkStart w:id="63" w:name="appendix-3.-smart-contract-protocol"/>
     <w:p>
       <w:pPr>
         <w:pStyle w:val="Heading3"/>
@@ -5919,9 +5996,9 @@
         <w:t xml:space="preserve">Smart contracts: InvoiceRegistry.sol, InvoiceNFT.sol, and PaymentEscrow.sol; network: Ethereum Sepolia testnet; oracle layer: Chainlink CRE; invoice NFTs used for invoice traceability; escrow module used for conditional payment release.</w:t>
       </w:r>
     </w:p>
-    <w:bookmarkEnd w:id="62"/>
     <w:bookmarkEnd w:id="63"/>
     <w:bookmarkEnd w:id="64"/>
+    <w:bookmarkEnd w:id="65"/>
     <w:sectPr>
       <w:footnotePr>
         <w:numRestart w:val="eachSect"/>

--- a/manuscript/Manuscript_main_submission.docx
+++ b/manuscript/Manuscript_main_submission.docx
@@ -2,14 +2,15 @@
 <file path=word/document.xml><?xml version="1.0" encoding="utf-8"?>
 <w:document xmlns:w="http://schemas.openxmlformats.org/wordprocessingml/2006/main" xmlns:m="http://schemas.openxmlformats.org/officeDocument/2006/math" xmlns:r="http://schemas.openxmlformats.org/officeDocument/2006/relationships" xmlns:o="urn:schemas-microsoft-com:office:office" xmlns:v="urn:schemas-microsoft-com:vml" xmlns:w10="urn:schemas-microsoft-com:office:word" xmlns:a="http://schemas.openxmlformats.org/drawingml/2006/main" xmlns:pic="http://schemas.openxmlformats.org/drawingml/2006/picture" xmlns:wp="http://schemas.openxmlformats.org/drawingml/2006/wordprocessingDrawing">
   <w:body>
-    <w:bookmarkStart w:id="65" w:name="X36d1491e5549fde381c08e06864f568839e8ab9"/>
     <w:p>
       <w:pPr>
         <w:pStyle w:val="Heading1"/>
       </w:pPr>
+      <w:bookmarkStart w:id="20" w:name="X36d1491e5549fde381c08e06864f568839e8ab9"/>
       <w:r>
         <w:t xml:space="preserve">Computational surveillance of Colombian public pharmaceutical procurement using public administrative data: a reproducible analysis of a closed 2020-2025 cohort</w:t>
       </w:r>
+      <w:bookmarkEnd w:id="20"/>
     </w:p>
     <w:p>
       <w:pPr>
@@ -45,7 +46,7 @@
       <w:r>
         <w:t xml:space="preserve"> </w:t>
       </w:r>
-      <w:hyperlink r:id="rId20">
+      <w:hyperlink r:id="rId21">
         <w:r>
           <w:rPr>
             <w:rStyle w:val="Hyperlink"/>
@@ -61,14 +62,15 @@
         </w:pict>
       </w:r>
     </w:p>
-    <w:bookmarkStart w:id="21" w:name="abstract"/>
     <w:p>
       <w:pPr>
         <w:pStyle w:val="Heading2"/>
       </w:pPr>
+      <w:bookmarkStart w:id="22" w:name="abstract"/>
       <w:r>
         <w:t xml:space="preserve">Abstract</w:t>
       </w:r>
+      <w:bookmarkEnd w:id="22"/>
     </w:p>
     <w:p>
       <w:pPr>
@@ -77,7 +79,6 @@
       <w:r>
         <w:rPr>
           <w:b/>
-          <w:bCs/>
         </w:rPr>
         <w:t xml:space="preserve">Introduction.</w:t>
       </w:r>
@@ -95,7 +96,6 @@
       <w:r>
         <w:rPr>
           <w:b/>
-          <w:bCs/>
         </w:rPr>
         <w:t xml:space="preserve">Objective.</w:t>
       </w:r>
@@ -113,7 +113,6 @@
       <w:r>
         <w:rPr>
           <w:b/>
-          <w:bCs/>
         </w:rPr>
         <w:t xml:space="preserve">Methods.</w:t>
       </w:r>
@@ -131,7 +130,6 @@
       <w:r>
         <w:rPr>
           <w:b/>
-          <w:bCs/>
         </w:rPr>
         <w:t xml:space="preserve">Results.</w:t>
       </w:r>
@@ -149,7 +147,6 @@
       <w:r>
         <w:rPr>
           <w:b/>
-          <w:bCs/>
         </w:rPr>
         <w:t xml:space="preserve">Conclusions.</w:t>
       </w:r>
@@ -167,7 +164,6 @@
       <w:r>
         <w:rPr>
           <w:b/>
-          <w:bCs/>
         </w:rPr>
         <w:t xml:space="preserve">Keywords:</w:t>
       </w:r>
@@ -185,15 +181,15 @@
         </w:pict>
       </w:r>
     </w:p>
-    <w:bookmarkEnd w:id="21"/>
-    <w:bookmarkStart w:id="22" w:name="introduction"/>
     <w:p>
       <w:pPr>
         <w:pStyle w:val="Heading2"/>
       </w:pPr>
+      <w:bookmarkStart w:id="23" w:name="introduction"/>
       <w:r>
         <w:t xml:space="preserve">1. Introduction</w:t>
       </w:r>
+      <w:bookmarkEnd w:id="23"/>
     </w:p>
     <w:p>
       <w:pPr>
@@ -234,24 +230,25 @@
         </w:pict>
       </w:r>
     </w:p>
-    <w:bookmarkEnd w:id="22"/>
-    <w:bookmarkStart w:id="31" w:name="methods"/>
     <w:p>
       <w:pPr>
         <w:pStyle w:val="Heading2"/>
       </w:pPr>
+      <w:bookmarkStart w:id="24" w:name="methods"/>
       <w:r>
         <w:t xml:space="preserve">2. Methods</w:t>
       </w:r>
-    </w:p>
-    <w:bookmarkStart w:id="23" w:name="study-design"/>
+      <w:bookmarkEnd w:id="24"/>
+    </w:p>
     <w:p>
       <w:pPr>
         <w:pStyle w:val="Heading3"/>
       </w:pPr>
+      <w:bookmarkStart w:id="25" w:name="study-design"/>
       <w:r>
         <w:t xml:space="preserve">2.1 Study design</w:t>
       </w:r>
+      <w:bookmarkEnd w:id="25"/>
     </w:p>
     <w:p>
       <w:pPr>
@@ -268,7 +265,6 @@
       <w:r>
         <w:rPr>
           <w:b/>
-          <w:bCs/>
         </w:rPr>
         <w:t xml:space="preserve">Ethics statement.</w:t>
       </w:r>
@@ -279,15 +275,15 @@
         <w:t xml:space="preserve">This study used only publicly accessible administrative procurement records published by Colombian open-data sources (SECOP-II via datos.gov.co, INVIMA, and SISMED). It did not involve human participants, patient-level or clinical data, identifiable private information, biological samples, recruitment, intervention, or any contact with individuals. Accordingly, the study does not constitute human-subjects research and did not require review or approval by an institutional review board or research ethics committee. Under Colombian Resolution 8430 of 1993, analysis of public, non-identifiable administrative records corresponds to research without risk and falls outside the scope of human-subjects ethics review. Informed consent was not applicable because the study did not involve human participants or identifiable personal data. All analyzed data are publicly available and were used in aggregate for the surveillance of public procurement.</w:t>
       </w:r>
     </w:p>
-    <w:bookmarkEnd w:id="23"/>
-    <w:bookmarkStart w:id="24" w:name="data-sources"/>
     <w:p>
       <w:pPr>
         <w:pStyle w:val="Heading3"/>
       </w:pPr>
+      <w:bookmarkStart w:id="26" w:name="data-sources"/>
       <w:r>
         <w:t xml:space="preserve">2.2 Data sources</w:t>
       </w:r>
+      <w:bookmarkEnd w:id="26"/>
     </w:p>
     <w:p>
       <w:pPr>
@@ -296,7 +292,6 @@
       <w:r>
         <w:rPr>
           <w:b/>
-          <w:bCs/>
         </w:rPr>
         <w:t xml:space="preserve">SECOP-II (Electronic Public Procurement System).</w:t>
       </w:r>
@@ -314,7 +309,6 @@
       <w:r>
         <w:rPr>
           <w:b/>
-          <w:bCs/>
         </w:rPr>
         <w:t xml:space="preserve">SECOP-II monitored universe available to the platform:</w:t>
       </w:r>
@@ -330,7 +324,6 @@
       <w:r>
         <w:rPr>
           <w:b/>
-          <w:bCs/>
         </w:rPr>
         <w:t xml:space="preserve">Recovered local PostgreSQL source used to reproduce the manuscript cohort:</w:t>
       </w:r>
@@ -364,7 +357,6 @@
       <w:r>
         <w:rPr>
           <w:b/>
-          <w:bCs/>
         </w:rPr>
         <w:t xml:space="preserve">INVIMA (National Food and Drug Surveillance Institute).</w:t>
       </w:r>
@@ -382,7 +374,6 @@
       <w:r>
         <w:rPr>
           <w:b/>
-          <w:bCs/>
         </w:rPr>
         <w:t xml:space="preserve">SISMED (Medicine Price Information System, Ministry of Health).</w:t>
       </w:r>
@@ -393,15 +384,15 @@
         <w:t xml:space="preserve">We processed 44,038 reference-price records covering 1,759 unique ATC codes, aggregated by dosage form, distribution channel, and reference year (2017-2019). These data were used as contextual market references and as complementary input for interpreting atypical contract-value findings.</w:t>
       </w:r>
     </w:p>
-    <w:bookmarkEnd w:id="24"/>
-    <w:bookmarkStart w:id="25" w:name="bigloi-technical-architecture"/>
     <w:p>
       <w:pPr>
         <w:pStyle w:val="Heading3"/>
       </w:pPr>
+      <w:bookmarkStart w:id="27" w:name="bigloi-technical-architecture"/>
       <w:r>
         <w:t xml:space="preserve">2.3 BigLoI technical architecture</w:t>
       </w:r>
+      <w:bookmarkEnd w:id="27"/>
     </w:p>
     <w:p>
       <w:pPr>
@@ -411,22 +402,21 @@
         <w:t xml:space="preserve">The platform was implemented as a monorepo with a seven-layer architecture (Table 2). Figure 6 summarizes the seven-layer technical architecture of the platform.</w:t>
       </w:r>
     </w:p>
-    <w:bookmarkEnd w:id="25"/>
-    <w:bookmarkStart w:id="26" w:name="Xcc5d36fac1b2ac98fa402089267243df9bb08d6"/>
     <w:p>
       <w:pPr>
         <w:pStyle w:val="Heading3"/>
       </w:pPr>
+      <w:bookmarkStart w:id="28" w:name="Xcc5d36fac1b2ac98fa402089267243df9bb08d6"/>
       <w:r>
         <w:t xml:space="preserve">Table 2. Technical architecture of the BigLoI platform for surveillance of public pharmaceutical procurement</w:t>
       </w:r>
+      <w:bookmarkEnd w:id="28"/>
     </w:p>
     <w:tbl>
       <w:tblPr>
         <w:tblStyle w:val="Table"/>
-        <w:tblW w:type="pct" w:w="5000"/>
-        <w:tblLayout w:type="fixed"/>
-        <w:tblLook w:firstRow="1" w:lastRow="0" w:firstColumn="0" w:lastColumn="0" w:noHBand="0" w:noVBand="0" w:val="0020"/>
+        <w:tblW w:type="pct" w:w="5000.0"/>
+        <w:tblLook w:firstRow="1"/>
       </w:tblPr>
       <w:tblGrid>
         <w:gridCol w:w="2640"/>
@@ -435,13 +425,19 @@
       </w:tblGrid>
       <w:tr>
         <w:trPr>
-          <w:tblHeader w:val="on"/>
+          <w:cnfStyle w:firstRow="1"/>
         </w:trPr>
         <w:tc>
-          <w:tcPr/>
-          <w:p>
-            <w:pPr>
-              <w:pStyle w:val="Compact"/>
+          <w:tcPr>
+            <w:tcBorders>
+              <w:bottom w:val="single"/>
+            </w:tcBorders>
+            <w:vAlign w:val="bottom"/>
+          </w:tcPr>
+          <w:p>
+            <w:pPr>
+              <w:pStyle w:val="Compact"/>
+              <w:jc w:val="left"/>
             </w:pPr>
             <w:r>
               <w:t xml:space="preserve">Layer</w:t>
@@ -449,10 +445,16 @@
           </w:p>
         </w:tc>
         <w:tc>
-          <w:tcPr/>
-          <w:p>
-            <w:pPr>
-              <w:pStyle w:val="Compact"/>
+          <w:tcPr>
+            <w:tcBorders>
+              <w:bottom w:val="single"/>
+            </w:tcBorders>
+            <w:vAlign w:val="bottom"/>
+          </w:tcPr>
+          <w:p>
+            <w:pPr>
+              <w:pStyle w:val="Compact"/>
+              <w:jc w:val="left"/>
             </w:pPr>
             <w:r>
               <w:t xml:space="preserve">Main technology</w:t>
@@ -460,10 +462,16 @@
           </w:p>
         </w:tc>
         <w:tc>
-          <w:tcPr/>
-          <w:p>
-            <w:pPr>
-              <w:pStyle w:val="Compact"/>
+          <w:tcPr>
+            <w:tcBorders>
+              <w:bottom w:val="single"/>
+            </w:tcBorders>
+            <w:vAlign w:val="bottom"/>
+          </w:tcPr>
+          <w:p>
+            <w:pPr>
+              <w:pStyle w:val="Compact"/>
+              <w:jc w:val="left"/>
             </w:pPr>
             <w:r>
               <w:t xml:space="preserve">Function</w:t>
@@ -473,10 +481,10 @@
       </w:tr>
       <w:tr>
         <w:tc>
-          <w:tcPr/>
-          <w:p>
-            <w:pPr>
-              <w:pStyle w:val="Compact"/>
+          <w:p>
+            <w:pPr>
+              <w:pStyle w:val="Compact"/>
+              <w:jc w:val="left"/>
             </w:pPr>
             <w:r>
               <w:t xml:space="preserve">Collection</w:t>
@@ -484,10 +492,10 @@
           </w:p>
         </w:tc>
         <w:tc>
-          <w:tcPr/>
-          <w:p>
-            <w:pPr>
-              <w:pStyle w:val="Compact"/>
+          <w:p>
+            <w:pPr>
+              <w:pStyle w:val="Compact"/>
+              <w:jc w:val="left"/>
             </w:pPr>
             <w:r>
               <w:t xml:space="preserve">Python; Socrata API</w:t>
@@ -495,10 +503,10 @@
           </w:p>
         </w:tc>
         <w:tc>
-          <w:tcPr/>
-          <w:p>
-            <w:pPr>
-              <w:pStyle w:val="Compact"/>
+          <w:p>
+            <w:pPr>
+              <w:pStyle w:val="Compact"/>
+              <w:jc w:val="left"/>
             </w:pPr>
             <w:r>
               <w:t xml:space="preserve">Incremental ingestion of SECOP-II, INVIMA, and SISMED</w:t>
@@ -508,10 +516,10 @@
       </w:tr>
       <w:tr>
         <w:tc>
-          <w:tcPr/>
-          <w:p>
-            <w:pPr>
-              <w:pStyle w:val="Compact"/>
+          <w:p>
+            <w:pPr>
+              <w:pStyle w:val="Compact"/>
+              <w:jc w:val="left"/>
             </w:pPr>
             <w:r>
               <w:t xml:space="preserve">Storage</w:t>
@@ -519,10 +527,10 @@
           </w:p>
         </w:tc>
         <w:tc>
-          <w:tcPr/>
-          <w:p>
-            <w:pPr>
-              <w:pStyle w:val="Compact"/>
+          <w:p>
+            <w:pPr>
+              <w:pStyle w:val="Compact"/>
+              <w:jc w:val="left"/>
             </w:pPr>
             <w:r>
               <w:t xml:space="preserve">PostgreSQL; Pinecone; MongoDB</w:t>
@@ -530,10 +538,10 @@
           </w:p>
         </w:tc>
         <w:tc>
-          <w:tcPr/>
-          <w:p>
-            <w:pPr>
-              <w:pStyle w:val="Compact"/>
+          <w:p>
+            <w:pPr>
+              <w:pStyle w:val="Compact"/>
+              <w:jc w:val="left"/>
             </w:pPr>
             <w:r>
               <w:t xml:space="preserve">Relational, vector, and unstructured data storage</w:t>
@@ -543,10 +551,10 @@
       </w:tr>
       <w:tr>
         <w:tc>
-          <w:tcPr/>
-          <w:p>
-            <w:pPr>
-              <w:pStyle w:val="Compact"/>
+          <w:p>
+            <w:pPr>
+              <w:pStyle w:val="Compact"/>
+              <w:jc w:val="left"/>
             </w:pPr>
             <w:r>
               <w:t xml:space="preserve">Processing</w:t>
@@ -554,10 +562,10 @@
           </w:p>
         </w:tc>
         <w:tc>
-          <w:tcPr/>
-          <w:p>
-            <w:pPr>
-              <w:pStyle w:val="Compact"/>
+          <w:p>
+            <w:pPr>
+              <w:pStyle w:val="Compact"/>
+              <w:jc w:val="left"/>
             </w:pPr>
             <w:r>
               <w:t xml:space="preserve">FastAPI; pandas</w:t>
@@ -565,10 +573,10 @@
           </w:p>
         </w:tc>
         <w:tc>
-          <w:tcPr/>
-          <w:p>
-            <w:pPr>
-              <w:pStyle w:val="Compact"/>
+          <w:p>
+            <w:pPr>
+              <w:pStyle w:val="Compact"/>
+              <w:jc w:val="left"/>
             </w:pPr>
             <w:r>
               <w:t xml:space="preserve">Cleaning, normalization, ABC classification, Z-score engine</w:t>
@@ -578,10 +586,10 @@
       </w:tr>
       <w:tr>
         <w:tc>
-          <w:tcPr/>
-          <w:p>
-            <w:pPr>
-              <w:pStyle w:val="Compact"/>
+          <w:p>
+            <w:pPr>
+              <w:pStyle w:val="Compact"/>
+              <w:jc w:val="left"/>
             </w:pPr>
             <w:r>
               <w:t xml:space="preserve">Generative AI</w:t>
@@ -589,10 +597,10 @@
           </w:p>
         </w:tc>
         <w:tc>
-          <w:tcPr/>
-          <w:p>
-            <w:pPr>
-              <w:pStyle w:val="Compact"/>
+          <w:p>
+            <w:pPr>
+              <w:pStyle w:val="Compact"/>
+              <w:jc w:val="left"/>
             </w:pPr>
             <w:r>
               <w:t xml:space="preserve">Claude 3.5 Sonnet; GPT-4o</w:t>
@@ -600,10 +608,10 @@
           </w:p>
         </w:tc>
         <w:tc>
-          <w:tcPr/>
-          <w:p>
-            <w:pPr>
-              <w:pStyle w:val="Compact"/>
+          <w:p>
+            <w:pPr>
+              <w:pStyle w:val="Compact"/>
+              <w:jc w:val="left"/>
             </w:pPr>
             <w:r>
               <w:t xml:space="preserve">Hybrid semantic plus TF-IDF retrieval-augmented generation</w:t>
@@ -613,10 +621,10 @@
       </w:tr>
       <w:tr>
         <w:tc>
-          <w:tcPr/>
-          <w:p>
-            <w:pPr>
-              <w:pStyle w:val="Compact"/>
+          <w:p>
+            <w:pPr>
+              <w:pStyle w:val="Compact"/>
+              <w:jc w:val="left"/>
             </w:pPr>
             <w:r>
               <w:t xml:space="preserve">Machine learning</w:t>
@@ -624,10 +632,10 @@
           </w:p>
         </w:tc>
         <w:tc>
-          <w:tcPr/>
-          <w:p>
-            <w:pPr>
-              <w:pStyle w:val="Compact"/>
+          <w:p>
+            <w:pPr>
+              <w:pStyle w:val="Compact"/>
+              <w:jc w:val="left"/>
             </w:pPr>
             <w:r>
               <w:t xml:space="preserve">scikit-learn</w:t>
@@ -635,10 +643,10 @@
           </w:p>
         </w:tc>
         <w:tc>
-          <w:tcPr/>
-          <w:p>
-            <w:pPr>
-              <w:pStyle w:val="Compact"/>
+          <w:p>
+            <w:pPr>
+              <w:pStyle w:val="Compact"/>
+              <w:jc w:val="left"/>
             </w:pPr>
             <w:r>
               <w:t xml:space="preserve">Demand prediction (</w:t>
@@ -657,9 +665,6 @@
                 </m:sup>
               </m:sSup>
               <m:r>
-                <m:rPr>
-                  <m:sty m:val="p"/>
-                </m:rPr>
                 <m:t>&gt;</m:t>
               </m:r>
               <m:r>
@@ -674,45 +679,45 @@
       </w:tr>
       <w:tr>
         <w:tc>
-          <w:tcPr/>
-          <w:p>
-            <w:pPr>
-              <w:pStyle w:val="Compact"/>
-            </w:pPr>
-            <w:r>
-              <w:t xml:space="preserve">Smart contracts</w:t>
-            </w:r>
-          </w:p>
-        </w:tc>
-        <w:tc>
-          <w:tcPr/>
-          <w:p>
-            <w:pPr>
-              <w:pStyle w:val="Compact"/>
-            </w:pPr>
-            <w:r>
-              <w:t xml:space="preserve">Solidity; Chainlink CRE; Sepolia</w:t>
-            </w:r>
-          </w:p>
-        </w:tc>
-        <w:tc>
-          <w:tcPr/>
-          <w:p>
-            <w:pPr>
-              <w:pStyle w:val="Compact"/>
-            </w:pPr>
-            <w:r>
-              <w:t xml:space="preserve">Payment automation across five states; invoice NFTs</w:t>
-            </w:r>
-          </w:p>
-        </w:tc>
-      </w:tr>
-      <w:tr>
-        <w:tc>
-          <w:tcPr/>
-          <w:p>
-            <w:pPr>
-              <w:pStyle w:val="Compact"/>
+          <w:p>
+            <w:pPr>
+              <w:pStyle w:val="Compact"/>
+              <w:jc w:val="left"/>
+            </w:pPr>
+            <w:r>
+              <w:t xml:space="preserve">Smart contracts (proof of concept)</w:t>
+            </w:r>
+          </w:p>
+        </w:tc>
+        <w:tc>
+          <w:p>
+            <w:pPr>
+              <w:pStyle w:val="Compact"/>
+              <w:jc w:val="left"/>
+            </w:pPr>
+            <w:r>
+              <w:t xml:space="preserve">Solidity; Chainlink CRE; Sepolia testnet</w:t>
+            </w:r>
+          </w:p>
+        </w:tc>
+        <w:tc>
+          <w:p>
+            <w:pPr>
+              <w:pStyle w:val="Compact"/>
+              <w:jc w:val="left"/>
+            </w:pPr>
+            <w:r>
+              <w:t xml:space="preserve">Simulated payment-state transitions across five digital states; invoice NFTs (secondary module)</w:t>
+            </w:r>
+          </w:p>
+        </w:tc>
+      </w:tr>
+      <w:tr>
+        <w:tc>
+          <w:p>
+            <w:pPr>
+              <w:pStyle w:val="Compact"/>
+              <w:jc w:val="left"/>
             </w:pPr>
             <w:r>
               <w:t xml:space="preserve">Visualization</w:t>
@@ -720,10 +725,10 @@
           </w:p>
         </w:tc>
         <w:tc>
-          <w:tcPr/>
-          <w:p>
-            <w:pPr>
-              <w:pStyle w:val="Compact"/>
+          <w:p>
+            <w:pPr>
+              <w:pStyle w:val="Compact"/>
+              <w:jc w:val="left"/>
             </w:pPr>
             <w:r>
               <w:t xml:space="preserve">React/TypeScript</w:t>
@@ -731,10 +736,10 @@
           </w:p>
         </w:tc>
         <w:tc>
-          <w:tcPr/>
-          <w:p>
-            <w:pPr>
-              <w:pStyle w:val="Compact"/>
+          <w:p>
+            <w:pPr>
+              <w:pStyle w:val="Compact"/>
+              <w:jc w:val="left"/>
             </w:pPr>
             <w:r>
               <w:t xml:space="preserve">Public observatory with time series, maps, and alerts</w:t>
@@ -743,15 +748,15 @@
         </w:tc>
       </w:tr>
     </w:tbl>
-    <w:bookmarkEnd w:id="26"/>
-    <w:bookmarkStart w:id="27" w:name="X35176603ab56263d4159fb06242c6553c2829f8"/>
     <w:p>
       <w:pPr>
         <w:pStyle w:val="Heading3"/>
       </w:pPr>
+      <w:bookmarkStart w:id="29" w:name="X35176603ab56263d4159fb06242c6553c2829f8"/>
       <w:r>
         <w:t xml:space="preserve">2.4 Anomaly-detection engine based on Z-scores</w:t>
       </w:r>
+      <w:bookmarkEnd w:id="29"/>
     </w:p>
     <w:p>
       <w:pPr>
@@ -783,9 +788,6 @@
             </m:sub>
           </m:sSub>
           <m:r>
-            <m:rPr>
-              <m:sty m:val="p"/>
-            </m:rPr>
             <m:t>=</m:t>
           </m:r>
           <m:f>
@@ -806,9 +808,6 @@
                 </m:sub>
               </m:sSub>
               <m:r>
-                <m:rPr>
-                  <m:sty m:val="p"/>
-                </m:rPr>
                 <m:t>−</m:t>
               </m:r>
               <m:sSub>
@@ -1002,9 +1001,8 @@
     <w:tbl>
       <w:tblPr>
         <w:tblStyle w:val="Table"/>
-        <w:tblW w:type="pct" w:w="5000"/>
-        <w:tblLayout w:type="fixed"/>
-        <w:tblLook w:firstRow="1" w:lastRow="0" w:firstColumn="0" w:lastColumn="0" w:noHBand="0" w:noVBand="0" w:val="0020"/>
+        <w:tblW w:type="pct" w:w="5000.0"/>
+        <w:tblLook w:firstRow="1"/>
       </w:tblPr>
       <w:tblGrid>
         <w:gridCol w:w="2640"/>
@@ -1013,13 +1011,19 @@
       </w:tblGrid>
       <w:tr>
         <w:trPr>
-          <w:tblHeader w:val="on"/>
+          <w:cnfStyle w:firstRow="1"/>
         </w:trPr>
         <w:tc>
-          <w:tcPr/>
-          <w:p>
-            <w:pPr>
-              <w:pStyle w:val="Compact"/>
+          <w:tcPr>
+            <w:tcBorders>
+              <w:bottom w:val="single"/>
+            </w:tcBorders>
+            <w:vAlign w:val="bottom"/>
+          </w:tcPr>
+          <w:p>
+            <w:pPr>
+              <w:pStyle w:val="Compact"/>
+              <w:jc w:val="left"/>
             </w:pPr>
             <w:r>
               <w:t xml:space="preserve">Level</w:t>
@@ -1027,10 +1031,16 @@
           </w:p>
         </w:tc>
         <w:tc>
-          <w:tcPr/>
-          <w:p>
-            <w:pPr>
-              <w:pStyle w:val="Compact"/>
+          <w:tcPr>
+            <w:tcBorders>
+              <w:bottom w:val="single"/>
+            </w:tcBorders>
+            <w:vAlign w:val="bottom"/>
+          </w:tcPr>
+          <w:p>
+            <w:pPr>
+              <w:pStyle w:val="Compact"/>
+              <w:jc w:val="left"/>
             </w:pPr>
             <w:r>
               <w:t xml:space="preserve">Criterion</w:t>
@@ -1038,10 +1048,16 @@
           </w:p>
         </w:tc>
         <w:tc>
-          <w:tcPr/>
-          <w:p>
-            <w:pPr>
-              <w:pStyle w:val="Compact"/>
+          <w:tcPr>
+            <w:tcBorders>
+              <w:bottom w:val="single"/>
+            </w:tcBorders>
+            <w:vAlign w:val="bottom"/>
+          </w:tcPr>
+          <w:p>
+            <w:pPr>
+              <w:pStyle w:val="Compact"/>
+              <w:jc w:val="left"/>
             </w:pPr>
             <w:r>
               <w:t xml:space="preserve">Interpretation</w:t>
@@ -1051,10 +1067,10 @@
       </w:tr>
       <w:tr>
         <w:tc>
-          <w:tcPr/>
-          <w:p>
-            <w:pPr>
-              <w:pStyle w:val="Compact"/>
+          <w:p>
+            <w:pPr>
+              <w:pStyle w:val="Compact"/>
+              <w:jc w:val="left"/>
             </w:pPr>
             <w:r>
               <w:t xml:space="preserve">Critical</w:t>
@@ -1062,10 +1078,10 @@
           </w:p>
         </w:tc>
         <w:tc>
-          <w:tcPr/>
-          <w:p>
-            <w:pPr>
-              <w:pStyle w:val="Compact"/>
+          <w:p>
+            <w:pPr>
+              <w:pStyle w:val="Compact"/>
+              <w:jc w:val="left"/>
             </w:pPr>
             <w:r>
               <w:t xml:space="preserve">Absolute Z-score greater than or equal to 3.0 sigma</w:t>
@@ -1073,10 +1089,10 @@
           </w:p>
         </w:tc>
         <w:tc>
-          <w:tcPr/>
-          <w:p>
-            <w:pPr>
-              <w:pStyle w:val="Compact"/>
+          <w:p>
+            <w:pPr>
+              <w:pStyle w:val="Compact"/>
+              <w:jc w:val="left"/>
             </w:pPr>
             <w:r>
               <w:t xml:space="preserve">Extremely atypical contract value within category</w:t>
@@ -1086,10 +1102,10 @@
       </w:tr>
       <w:tr>
         <w:tc>
-          <w:tcPr/>
-          <w:p>
-            <w:pPr>
-              <w:pStyle w:val="Compact"/>
+          <w:p>
+            <w:pPr>
+              <w:pStyle w:val="Compact"/>
+              <w:jc w:val="left"/>
             </w:pPr>
             <w:r>
               <w:t xml:space="preserve">High</w:t>
@@ -1097,10 +1113,10 @@
           </w:p>
         </w:tc>
         <w:tc>
-          <w:tcPr/>
-          <w:p>
-            <w:pPr>
-              <w:pStyle w:val="Compact"/>
+          <w:p>
+            <w:pPr>
+              <w:pStyle w:val="Compact"/>
+              <w:jc w:val="left"/>
             </w:pPr>
             <w:r>
               <w:t xml:space="preserve">Absolute Z-score from 2.0 to less than 3.0 sigma</w:t>
@@ -1108,10 +1124,10 @@
           </w:p>
         </w:tc>
         <w:tc>
-          <w:tcPr/>
-          <w:p>
-            <w:pPr>
-              <w:pStyle w:val="Compact"/>
+          <w:p>
+            <w:pPr>
+              <w:pStyle w:val="Compact"/>
+              <w:jc w:val="left"/>
             </w:pPr>
             <w:r>
               <w:t xml:space="preserve">Clearly atypical contract value</w:t>
@@ -1121,10 +1137,10 @@
       </w:tr>
       <w:tr>
         <w:tc>
-          <w:tcPr/>
-          <w:p>
-            <w:pPr>
-              <w:pStyle w:val="Compact"/>
+          <w:p>
+            <w:pPr>
+              <w:pStyle w:val="Compact"/>
+              <w:jc w:val="left"/>
             </w:pPr>
             <w:r>
               <w:t xml:space="preserve">Moderate</w:t>
@@ -1132,10 +1148,10 @@
           </w:p>
         </w:tc>
         <w:tc>
-          <w:tcPr/>
-          <w:p>
-            <w:pPr>
-              <w:pStyle w:val="Compact"/>
+          <w:p>
+            <w:pPr>
+              <w:pStyle w:val="Compact"/>
+              <w:jc w:val="left"/>
             </w:pPr>
             <w:r>
               <w:t xml:space="preserve">Absolute Z-score from 1.5 to less than 2.0 sigma</w:t>
@@ -1143,10 +1159,10 @@
           </w:p>
         </w:tc>
         <w:tc>
-          <w:tcPr/>
-          <w:p>
-            <w:pPr>
-              <w:pStyle w:val="Compact"/>
+          <w:p>
+            <w:pPr>
+              <w:pStyle w:val="Compact"/>
+              <w:jc w:val="left"/>
             </w:pPr>
             <w:r>
               <w:t xml:space="preserve">Moderately atypical contract value</w:t>
@@ -1156,10 +1172,10 @@
       </w:tr>
       <w:tr>
         <w:tc>
-          <w:tcPr/>
-          <w:p>
-            <w:pPr>
-              <w:pStyle w:val="Compact"/>
+          <w:p>
+            <w:pPr>
+              <w:pStyle w:val="Compact"/>
+              <w:jc w:val="left"/>
             </w:pPr>
             <w:r>
               <w:t xml:space="preserve">Normal</w:t>
@@ -1167,10 +1183,10 @@
           </w:p>
         </w:tc>
         <w:tc>
-          <w:tcPr/>
-          <w:p>
-            <w:pPr>
-              <w:pStyle w:val="Compact"/>
+          <w:p>
+            <w:pPr>
+              <w:pStyle w:val="Compact"/>
+              <w:jc w:val="left"/>
             </w:pPr>
             <w:r>
               <w:t xml:space="preserve">Absolute Z-score below 1.5 sigma</w:t>
@@ -1178,10 +1194,10 @@
           </w:p>
         </w:tc>
         <w:tc>
-          <w:tcPr/>
-          <w:p>
-            <w:pPr>
-              <w:pStyle w:val="Compact"/>
+          <w:p>
+            <w:pPr>
+              <w:pStyle w:val="Compact"/>
+              <w:jc w:val="left"/>
             </w:pPr>
             <w:r>
               <w:t xml:space="preserve">Within the expected range for category</w:t>
@@ -1190,15 +1206,15 @@
         </w:tc>
       </w:tr>
     </w:tbl>
-    <w:bookmarkEnd w:id="27"/>
-    <w:bookmarkStart w:id="28" w:name="market-concentration-analysis"/>
     <w:p>
       <w:pPr>
         <w:pStyle w:val="Heading3"/>
       </w:pPr>
+      <w:bookmarkStart w:id="30" w:name="market-concentration-analysis"/>
       <w:r>
         <w:t xml:space="preserve">2.5 Market-concentration analysis</w:t>
       </w:r>
+      <w:bookmarkEnd w:id="30"/>
     </w:p>
     <w:p>
       <w:pPr>
@@ -1208,15 +1224,15 @@
         <w:t xml:space="preserve">To characterize the competitive structure of the pharmaceutical procurement market, we calculated descriptive concentration indicators and estimated the proportion of total contracted value accumulated by leading suppliers. Supplier concentration was calculated over positive-value contracts in the closed 2020-2025 pharmaceutical cohort. The Herfindahl-Hirschman Index (HHI) was calculated as the sum of squared supplier shares of total contracted value and is reported on the conventional 0-10,000 scale. Bipartite graphs of buyers and suppliers were constructed to identify recurrent contracting patterns.</w:t>
       </w:r>
     </w:p>
-    <w:bookmarkEnd w:id="28"/>
-    <w:bookmarkStart w:id="29" w:name="X2b039891435c9c4903d921830ecac10c1c6be71"/>
     <w:p>
       <w:pPr>
         <w:pStyle w:val="Heading3"/>
       </w:pPr>
+      <w:bookmarkStart w:id="31" w:name="X2b039891435c9c4903d921830ecac10c1c6be71"/>
       <w:r>
         <w:t xml:space="preserve">2.6 Complementary technical-feasibility analysis of a payment workflow using smart contracts</w:t>
       </w:r>
+      <w:bookmarkEnd w:id="31"/>
     </w:p>
     <w:p>
       <w:pPr>
@@ -1286,9 +1302,6 @@
             <m:t>s</m:t>
           </m:r>
           <m:r>
-            <m:rPr>
-              <m:sty m:val="p"/>
-            </m:rPr>
             <m:t>=</m:t>
           </m:r>
           <m:sSub>
@@ -1319,9 +1332,6 @@
             </m:sub>
           </m:sSub>
           <m:r>
-            <m:rPr>
-              <m:sty m:val="p"/>
-            </m:rPr>
             <m:t>×</m:t>
           </m:r>
           <m:sSub>
@@ -1355,9 +1365,6 @@
             </m:sub>
           </m:sSub>
           <m:r>
-            <m:rPr>
-              <m:sty m:val="p"/>
-            </m:rPr>
             <m:t>×</m:t>
           </m:r>
           <m:f>
@@ -1479,18 +1486,12 @@
           </m:sub>
         </m:sSub>
         <m:r>
-          <m:rPr>
-            <m:sty m:val="p"/>
-          </m:rPr>
           <m:t>=</m:t>
         </m:r>
         <m:r>
           <m:t>2</m:t>
         </m:r>
         <m:r>
-          <m:rPr>
-            <m:sty m:val="p"/>
-          </m:rPr>
           <m:t>%</m:t>
         </m:r>
       </m:oMath>
@@ -1515,15 +1516,15 @@
         <w:t xml:space="preserve">represents the theoretical reduction in the digital administrative component of the payment cycle.</w:t>
       </w:r>
     </w:p>
-    <w:bookmarkEnd w:id="29"/>
-    <w:bookmarkStart w:id="30" w:name="statistical-analysis"/>
     <w:p>
       <w:pPr>
         <w:pStyle w:val="Heading3"/>
       </w:pPr>
+      <w:bookmarkStart w:id="32" w:name="statistical-analysis"/>
       <w:r>
         <w:t xml:space="preserve">2.7 Statistical analysis</w:t>
       </w:r>
+      <w:bookmarkEnd w:id="32"/>
     </w:p>
     <w:p>
       <w:pPr>
@@ -1540,9 +1541,6 @@
           <m:t>α</m:t>
         </m:r>
         <m:r>
-          <m:rPr>
-            <m:sty m:val="p"/>
-          </m:rPr>
           <m:t>=</m:t>
         </m:r>
         <m:r>
@@ -1560,25 +1558,25 @@
         </w:pict>
       </w:r>
     </w:p>
-    <w:bookmarkEnd w:id="30"/>
-    <w:bookmarkEnd w:id="31"/>
-    <w:bookmarkStart w:id="39" w:name="results"/>
     <w:p>
       <w:pPr>
         <w:pStyle w:val="Heading2"/>
       </w:pPr>
+      <w:bookmarkStart w:id="33" w:name="results"/>
       <w:r>
         <w:t xml:space="preserve">3. Results</w:t>
       </w:r>
-    </w:p>
-    <w:bookmarkStart w:id="32" w:name="characteristics-of-the-data-corpus"/>
+      <w:bookmarkEnd w:id="33"/>
+    </w:p>
     <w:p>
       <w:pPr>
         <w:pStyle w:val="Heading3"/>
       </w:pPr>
+      <w:bookmarkStart w:id="34" w:name="characteristics-of-the-data-corpus"/>
       <w:r>
         <w:t xml:space="preserve">3.1 Characteristics of the data corpus</w:t>
       </w:r>
+      <w:bookmarkEnd w:id="34"/>
     </w:p>
     <w:p>
       <w:pPr>
@@ -1588,22 +1586,21 @@
         <w:t xml:space="preserve">The characteristics of the corpus and the closed 2020-2025 analytical cohort are summarized in Table 1.</w:t>
       </w:r>
     </w:p>
-    <w:bookmarkEnd w:id="32"/>
-    <w:bookmarkStart w:id="33" w:name="X6935bab0b06365d1c0c2d7cf610a19a5aad127f"/>
     <w:p>
       <w:pPr>
         <w:pStyle w:val="Heading3"/>
       </w:pPr>
+      <w:bookmarkStart w:id="35" w:name="X6935bab0b06365d1c0c2d7cf610a19a5aad127f"/>
       <w:r>
         <w:t xml:space="preserve">Table 1. Summary of the public pharmaceutical procurement corpus and the closed analytical cohort used in this manuscript</w:t>
       </w:r>
+      <w:bookmarkEnd w:id="35"/>
     </w:p>
     <w:tbl>
       <w:tblPr>
         <w:tblStyle w:val="Table"/>
-        <w:tblW w:type="pct" w:w="5000"/>
-        <w:tblLayout w:type="fixed"/>
-        <w:tblLook w:firstRow="1" w:lastRow="0" w:firstColumn="0" w:lastColumn="0" w:noHBand="0" w:noVBand="0" w:val="0020"/>
+        <w:tblW w:type="pct" w:w="5000.0"/>
+        <w:tblLook w:firstRow="1"/>
       </w:tblPr>
       <w:tblGrid>
         <w:gridCol w:w="3960"/>
@@ -1611,13 +1608,19 @@
       </w:tblGrid>
       <w:tr>
         <w:trPr>
-          <w:tblHeader w:val="on"/>
+          <w:cnfStyle w:firstRow="1"/>
         </w:trPr>
         <w:tc>
-          <w:tcPr/>
-          <w:p>
-            <w:pPr>
-              <w:pStyle w:val="Compact"/>
+          <w:tcPr>
+            <w:tcBorders>
+              <w:bottom w:val="single"/>
+            </w:tcBorders>
+            <w:vAlign w:val="bottom"/>
+          </w:tcPr>
+          <w:p>
+            <w:pPr>
+              <w:pStyle w:val="Compact"/>
+              <w:jc w:val="left"/>
             </w:pPr>
             <w:r>
               <w:t xml:space="preserve">Variable</w:t>
@@ -1625,10 +1628,16 @@
           </w:p>
         </w:tc>
         <w:tc>
-          <w:tcPr/>
-          <w:p>
-            <w:pPr>
-              <w:pStyle w:val="Compact"/>
+          <w:tcPr>
+            <w:tcBorders>
+              <w:bottom w:val="single"/>
+            </w:tcBorders>
+            <w:vAlign w:val="bottom"/>
+          </w:tcPr>
+          <w:p>
+            <w:pPr>
+              <w:pStyle w:val="Compact"/>
+              <w:jc w:val="left"/>
             </w:pPr>
             <w:r>
               <w:t xml:space="preserve">Value</w:t>
@@ -1638,10 +1647,10 @@
       </w:tr>
       <w:tr>
         <w:tc>
-          <w:tcPr/>
-          <w:p>
-            <w:pPr>
-              <w:pStyle w:val="Compact"/>
+          <w:p>
+            <w:pPr>
+              <w:pStyle w:val="Compact"/>
+              <w:jc w:val="left"/>
             </w:pPr>
             <w:r>
               <w:t xml:space="preserve">Total SECOP-II contracts (API universe)</w:t>
@@ -1649,10 +1658,10 @@
           </w:p>
         </w:tc>
         <w:tc>
-          <w:tcPr/>
-          <w:p>
-            <w:pPr>
-              <w:pStyle w:val="Compact"/>
+          <w:p>
+            <w:pPr>
+              <w:pStyle w:val="Compact"/>
+              <w:jc w:val="left"/>
             </w:pPr>
             <w:r>
               <w:t xml:space="preserve">272,814</w:t>
@@ -1662,10 +1671,10 @@
       </w:tr>
       <w:tr>
         <w:tc>
-          <w:tcPr/>
-          <w:p>
-            <w:pPr>
-              <w:pStyle w:val="Compact"/>
+          <w:p>
+            <w:pPr>
+              <w:pStyle w:val="Compact"/>
+              <w:jc w:val="left"/>
             </w:pPr>
             <w:r>
               <w:t xml:space="preserve">Pharmaceutical contracts indexed in PostgreSQL (closed 2020-2025 cohort)</w:t>
@@ -1673,10 +1682,10 @@
           </w:p>
         </w:tc>
         <w:tc>
-          <w:tcPr/>
-          <w:p>
-            <w:pPr>
-              <w:pStyle w:val="Compact"/>
+          <w:p>
+            <w:pPr>
+              <w:pStyle w:val="Compact"/>
+              <w:jc w:val="left"/>
             </w:pPr>
             <w:r>
               <w:t xml:space="preserve">162,271</w:t>
@@ -1686,10 +1695,10 @@
       </w:tr>
       <w:tr>
         <w:tc>
-          <w:tcPr/>
-          <w:p>
-            <w:pPr>
-              <w:pStyle w:val="Compact"/>
+          <w:p>
+            <w:pPr>
+              <w:pStyle w:val="Compact"/>
+              <w:jc w:val="left"/>
             </w:pPr>
             <w:r>
               <w:t xml:space="preserve">Total contracts in recovered local PostgreSQL source</w:t>
@@ -1697,10 +1706,10 @@
           </w:p>
         </w:tc>
         <w:tc>
-          <w:tcPr/>
-          <w:p>
-            <w:pPr>
-              <w:pStyle w:val="Compact"/>
+          <w:p>
+            <w:pPr>
+              <w:pStyle w:val="Compact"/>
+              <w:jc w:val="left"/>
             </w:pPr>
             <w:r>
               <w:t xml:space="preserve">956,157</w:t>
@@ -1710,10 +1719,10 @@
       </w:tr>
       <w:tr>
         <w:tc>
-          <w:tcPr/>
-          <w:p>
-            <w:pPr>
-              <w:pStyle w:val="Compact"/>
+          <w:p>
+            <w:pPr>
+              <w:pStyle w:val="Compact"/>
+              <w:jc w:val="left"/>
             </w:pPr>
             <w:r>
               <w:t xml:space="preserve">Total contracted value (closed pharmaceutical cohort)</w:t>
@@ -1721,10 +1730,10 @@
           </w:p>
         </w:tc>
         <w:tc>
-          <w:tcPr/>
-          <w:p>
-            <w:pPr>
-              <w:pStyle w:val="Compact"/>
+          <w:p>
+            <w:pPr>
+              <w:pStyle w:val="Compact"/>
+              <w:jc w:val="left"/>
             </w:pPr>
             <w:r>
               <w:t xml:space="preserve">COP 17.07 trillion (approx. USD 4.27 billion)</w:t>
@@ -1734,10 +1743,10 @@
       </w:tr>
       <w:tr>
         <w:tc>
-          <w:tcPr/>
-          <w:p>
-            <w:pPr>
-              <w:pStyle w:val="Compact"/>
+          <w:p>
+            <w:pPr>
+              <w:pStyle w:val="Compact"/>
+              <w:jc w:val="left"/>
             </w:pPr>
             <w:r>
               <w:t xml:space="preserve">Total contracted value (all sectors recovered local source)</w:t>
@@ -1745,10 +1754,10 @@
           </w:p>
         </w:tc>
         <w:tc>
-          <w:tcPr/>
-          <w:p>
-            <w:pPr>
-              <w:pStyle w:val="Compact"/>
+          <w:p>
+            <w:pPr>
+              <w:pStyle w:val="Compact"/>
+              <w:jc w:val="left"/>
             </w:pPr>
             <w:r>
               <w:t xml:space="preserve">COP 294.7 trillion</w:t>
@@ -1758,10 +1767,10 @@
       </w:tr>
       <w:tr>
         <w:tc>
-          <w:tcPr/>
-          <w:p>
-            <w:pPr>
-              <w:pStyle w:val="Compact"/>
+          <w:p>
+            <w:pPr>
+              <w:pStyle w:val="Compact"/>
+              <w:jc w:val="left"/>
             </w:pPr>
             <w:r>
               <w:t xml:space="preserve">Total contracted value (API universe)</w:t>
@@ -1769,10 +1778,10 @@
           </w:p>
         </w:tc>
         <w:tc>
-          <w:tcPr/>
-          <w:p>
-            <w:pPr>
-              <w:pStyle w:val="Compact"/>
+          <w:p>
+            <w:pPr>
+              <w:pStyle w:val="Compact"/>
+              <w:jc w:val="left"/>
             </w:pPr>
             <w:r>
               <w:t xml:space="preserve">COP 42.00 trillion</w:t>
@@ -1782,10 +1791,10 @@
       </w:tr>
       <w:tr>
         <w:tc>
-          <w:tcPr/>
-          <w:p>
-            <w:pPr>
-              <w:pStyle w:val="Compact"/>
+          <w:p>
+            <w:pPr>
+              <w:pStyle w:val="Compact"/>
+              <w:jc w:val="left"/>
             </w:pPr>
             <w:r>
               <w:t xml:space="preserve">Mean value per pharmaceutical contract</w:t>
@@ -1793,10 +1802,10 @@
           </w:p>
         </w:tc>
         <w:tc>
-          <w:tcPr/>
-          <w:p>
-            <w:pPr>
-              <w:pStyle w:val="Compact"/>
+          <w:p>
+            <w:pPr>
+              <w:pStyle w:val="Compact"/>
+              <w:jc w:val="left"/>
             </w:pPr>
             <w:r>
               <w:t xml:space="preserve">COP 105 million</w:t>
@@ -1806,10 +1815,10 @@
       </w:tr>
       <w:tr>
         <w:tc>
-          <w:tcPr/>
-          <w:p>
-            <w:pPr>
-              <w:pStyle w:val="Compact"/>
+          <w:p>
+            <w:pPr>
+              <w:pStyle w:val="Compact"/>
+              <w:jc w:val="left"/>
             </w:pPr>
             <w:r>
               <w:t xml:space="preserve">Unique pharmaceutical suppliers in closed cohort</w:t>
@@ -1817,10 +1826,10 @@
           </w:p>
         </w:tc>
         <w:tc>
-          <w:tcPr/>
-          <w:p>
-            <w:pPr>
-              <w:pStyle w:val="Compact"/>
+          <w:p>
+            <w:pPr>
+              <w:pStyle w:val="Compact"/>
+              <w:jc w:val="left"/>
             </w:pPr>
             <w:r>
               <w:t xml:space="preserve">50,460</w:t>
@@ -1830,10 +1839,10 @@
       </w:tr>
       <w:tr>
         <w:tc>
-          <w:tcPr/>
-          <w:p>
-            <w:pPr>
-              <w:pStyle w:val="Compact"/>
+          <w:p>
+            <w:pPr>
+              <w:pStyle w:val="Compact"/>
+              <w:jc w:val="left"/>
             </w:pPr>
             <w:r>
               <w:t xml:space="preserve">Regions covered</w:t>
@@ -1841,10 +1850,10 @@
           </w:p>
         </w:tc>
         <w:tc>
-          <w:tcPr/>
-          <w:p>
-            <w:pPr>
-              <w:pStyle w:val="Compact"/>
+          <w:p>
+            <w:pPr>
+              <w:pStyle w:val="Compact"/>
+              <w:jc w:val="left"/>
             </w:pPr>
             <w:r>
               <w:t xml:space="preserve">36-37</w:t>
@@ -1854,10 +1863,10 @@
       </w:tr>
       <w:tr>
         <w:tc>
-          <w:tcPr/>
-          <w:p>
-            <w:pPr>
-              <w:pStyle w:val="Compact"/>
+          <w:p>
+            <w:pPr>
+              <w:pStyle w:val="Compact"/>
+              <w:jc w:val="left"/>
             </w:pPr>
             <w:r>
               <w:t xml:space="preserve">Period (closed pharmaceutical cohort)</w:t>
@@ -1865,10 +1874,10 @@
           </w:p>
         </w:tc>
         <w:tc>
-          <w:tcPr/>
-          <w:p>
-            <w:pPr>
-              <w:pStyle w:val="Compact"/>
+          <w:p>
+            <w:pPr>
+              <w:pStyle w:val="Compact"/>
+              <w:jc w:val="left"/>
             </w:pPr>
             <w:r>
               <w:t xml:space="preserve">2020 to 2025</w:t>
@@ -1878,10 +1887,10 @@
       </w:tr>
       <w:tr>
         <w:tc>
-          <w:tcPr/>
-          <w:p>
-            <w:pPr>
-              <w:pStyle w:val="Compact"/>
+          <w:p>
+            <w:pPr>
+              <w:pStyle w:val="Compact"/>
+              <w:jc w:val="left"/>
             </w:pPr>
             <w:r>
               <w:t xml:space="preserve">Platform monitoring window</w:t>
@@ -1889,10 +1898,10 @@
           </w:p>
         </w:tc>
         <w:tc>
-          <w:tcPr/>
-          <w:p>
-            <w:pPr>
-              <w:pStyle w:val="Compact"/>
+          <w:p>
+            <w:pPr>
+              <w:pStyle w:val="Compact"/>
+              <w:jc w:val="left"/>
             </w:pPr>
             <w:r>
               <w:t xml:space="preserve">January 2015 onward</w:t>
@@ -1902,10 +1911,10 @@
       </w:tr>
       <w:tr>
         <w:tc>
-          <w:tcPr/>
-          <w:p>
-            <w:pPr>
-              <w:pStyle w:val="Compact"/>
+          <w:p>
+            <w:pPr>
+              <w:pStyle w:val="Compact"/>
+              <w:jc w:val="left"/>
             </w:pPr>
             <w:r>
               <w:t xml:space="preserve">Processed INVIMA records</w:t>
@@ -1913,10 +1922,10 @@
           </w:p>
         </w:tc>
         <w:tc>
-          <w:tcPr/>
-          <w:p>
-            <w:pPr>
-              <w:pStyle w:val="Compact"/>
+          <w:p>
+            <w:pPr>
+              <w:pStyle w:val="Compact"/>
+              <w:jc w:val="left"/>
             </w:pPr>
             <w:r>
               <w:t xml:space="preserve">9,838 (all current)</w:t>
@@ -1926,10 +1935,10 @@
       </w:tr>
       <w:tr>
         <w:tc>
-          <w:tcPr/>
-          <w:p>
-            <w:pPr>
-              <w:pStyle w:val="Compact"/>
+          <w:p>
+            <w:pPr>
+              <w:pStyle w:val="Compact"/>
+              <w:jc w:val="left"/>
             </w:pPr>
             <w:r>
               <w:t xml:space="preserve">SISMED reference prices</w:t>
@@ -1937,10 +1946,10 @@
           </w:p>
         </w:tc>
         <w:tc>
-          <w:tcPr/>
-          <w:p>
-            <w:pPr>
-              <w:pStyle w:val="Compact"/>
+          <w:p>
+            <w:pPr>
+              <w:pStyle w:val="Compact"/>
+              <w:jc w:val="left"/>
             </w:pPr>
             <w:r>
               <w:t xml:space="preserve">44,038 records; 1,759 unique ATC codes (2017-2019)</w:t>
@@ -1950,10 +1959,10 @@
       </w:tr>
       <w:tr>
         <w:tc>
-          <w:tcPr/>
-          <w:p>
-            <w:pPr>
-              <w:pStyle w:val="Compact"/>
+          <w:p>
+            <w:pPr>
+              <w:pStyle w:val="Compact"/>
+              <w:jc w:val="left"/>
             </w:pPr>
             <w:r>
               <w:t xml:space="preserve">Indexed RAG documents</w:t>
@@ -1961,10 +1970,10 @@
           </w:p>
         </w:tc>
         <w:tc>
-          <w:tcPr/>
-          <w:p>
-            <w:pPr>
-              <w:pStyle w:val="Compact"/>
+          <w:p>
+            <w:pPr>
+              <w:pStyle w:val="Compact"/>
+              <w:jc w:val="left"/>
             </w:pPr>
             <w:r>
               <w:t xml:space="preserve">9,336</w:t>
@@ -1988,9 +1997,6 @@
           <m:t>D</m:t>
         </m:r>
         <m:r>
-          <m:rPr>
-            <m:sty m:val="p"/>
-          </m:rPr>
           <m:t>=</m:t>
         </m:r>
         <m:r>
@@ -2008,9 +2014,6 @@
           <m:t>p</m:t>
         </m:r>
         <m:r>
-          <m:rPr>
-            <m:sty m:val="p"/>
-          </m:rPr>
           <m:t>&lt;</m:t>
         </m:r>
         <m:r>
@@ -2028,7 +2031,6 @@
       <w:r>
         <w:rPr>
           <w:b/>
-          <w:bCs/>
         </w:rPr>
         <w:t xml:space="preserve">Annual evolution of indexed pharmaceutical contracts (closed cohort, 2020-2025):</w:t>
       </w:r>
@@ -2036,23 +2038,25 @@
     <w:tbl>
       <w:tblPr>
         <w:tblStyle w:val="Table"/>
-        <w:tblW w:type="auto" w:w="0"/>
-        <w:tblLook w:firstRow="1" w:lastRow="0" w:firstColumn="0" w:lastColumn="0" w:noHBand="0" w:noVBand="0" w:val="0020"/>
+        <w:tblW w:type="pct" w:w="0.0"/>
+        <w:tblLook w:firstRow="1"/>
       </w:tblPr>
-      <w:tblGrid>
-        <w:gridCol w:w="2640"/>
-        <w:gridCol w:w="2640"/>
-        <w:gridCol w:w="2640"/>
-      </w:tblGrid>
+      <w:tblGrid/>
       <w:tr>
         <w:trPr>
-          <w:tblHeader w:val="on"/>
+          <w:cnfStyle w:firstRow="1"/>
         </w:trPr>
         <w:tc>
-          <w:tcPr/>
-          <w:p>
-            <w:pPr>
-              <w:pStyle w:val="Compact"/>
+          <w:tcPr>
+            <w:tcBorders>
+              <w:bottom w:val="single"/>
+            </w:tcBorders>
+            <w:vAlign w:val="bottom"/>
+          </w:tcPr>
+          <w:p>
+            <w:pPr>
+              <w:pStyle w:val="Compact"/>
+              <w:jc w:val="left"/>
             </w:pPr>
             <w:r>
               <w:t xml:space="preserve">Year</w:t>
@@ -2060,10 +2064,16 @@
           </w:p>
         </w:tc>
         <w:tc>
-          <w:tcPr/>
-          <w:p>
-            <w:pPr>
-              <w:pStyle w:val="Compact"/>
+          <w:tcPr>
+            <w:tcBorders>
+              <w:bottom w:val="single"/>
+            </w:tcBorders>
+            <w:vAlign w:val="bottom"/>
+          </w:tcPr>
+          <w:p>
+            <w:pPr>
+              <w:pStyle w:val="Compact"/>
+              <w:jc w:val="left"/>
             </w:pPr>
             <w:r>
               <w:t xml:space="preserve">Contracts</w:t>
@@ -2071,10 +2081,16 @@
           </w:p>
         </w:tc>
         <w:tc>
-          <w:tcPr/>
-          <w:p>
-            <w:pPr>
-              <w:pStyle w:val="Compact"/>
+          <w:tcPr>
+            <w:tcBorders>
+              <w:bottom w:val="single"/>
+            </w:tcBorders>
+            <w:vAlign w:val="bottom"/>
+          </w:tcPr>
+          <w:p>
+            <w:pPr>
+              <w:pStyle w:val="Compact"/>
+              <w:jc w:val="left"/>
             </w:pPr>
             <w:r>
               <w:t xml:space="preserve">Value (COP billions)</w:t>
@@ -2084,10 +2100,10 @@
       </w:tr>
       <w:tr>
         <w:tc>
-          <w:tcPr/>
-          <w:p>
-            <w:pPr>
-              <w:pStyle w:val="Compact"/>
+          <w:p>
+            <w:pPr>
+              <w:pStyle w:val="Compact"/>
+              <w:jc w:val="left"/>
             </w:pPr>
             <w:r>
               <w:t xml:space="preserve">2020</w:t>
@@ -2095,10 +2111,10 @@
           </w:p>
         </w:tc>
         <w:tc>
-          <w:tcPr/>
-          <w:p>
-            <w:pPr>
-              <w:pStyle w:val="Compact"/>
+          <w:p>
+            <w:pPr>
+              <w:pStyle w:val="Compact"/>
+              <w:jc w:val="left"/>
             </w:pPr>
             <w:r>
               <w:t xml:space="preserve">35,330</w:t>
@@ -2106,10 +2122,10 @@
           </w:p>
         </w:tc>
         <w:tc>
-          <w:tcPr/>
-          <w:p>
-            <w:pPr>
-              <w:pStyle w:val="Compact"/>
+          <w:p>
+            <w:pPr>
+              <w:pStyle w:val="Compact"/>
+              <w:jc w:val="left"/>
             </w:pPr>
             <w:r>
               <w:t xml:space="preserve">3,302.6</w:t>
@@ -2119,10 +2135,10 @@
       </w:tr>
       <w:tr>
         <w:tc>
-          <w:tcPr/>
-          <w:p>
-            <w:pPr>
-              <w:pStyle w:val="Compact"/>
+          <w:p>
+            <w:pPr>
+              <w:pStyle w:val="Compact"/>
+              <w:jc w:val="left"/>
             </w:pPr>
             <w:r>
               <w:t xml:space="preserve">2021</w:t>
@@ -2130,10 +2146,10 @@
           </w:p>
         </w:tc>
         <w:tc>
-          <w:tcPr/>
-          <w:p>
-            <w:pPr>
-              <w:pStyle w:val="Compact"/>
+          <w:p>
+            <w:pPr>
+              <w:pStyle w:val="Compact"/>
+              <w:jc w:val="left"/>
             </w:pPr>
             <w:r>
               <w:t xml:space="preserve">53,832</w:t>
@@ -2141,10 +2157,10 @@
           </w:p>
         </w:tc>
         <w:tc>
-          <w:tcPr/>
-          <w:p>
-            <w:pPr>
-              <w:pStyle w:val="Compact"/>
+          <w:p>
+            <w:pPr>
+              <w:pStyle w:val="Compact"/>
+              <w:jc w:val="left"/>
             </w:pPr>
             <w:r>
               <w:t xml:space="preserve">2,856.7</w:t>
@@ -2154,10 +2170,10 @@
       </w:tr>
       <w:tr>
         <w:tc>
-          <w:tcPr/>
-          <w:p>
-            <w:pPr>
-              <w:pStyle w:val="Compact"/>
+          <w:p>
+            <w:pPr>
+              <w:pStyle w:val="Compact"/>
+              <w:jc w:val="left"/>
             </w:pPr>
             <w:r>
               <w:t xml:space="preserve">2022</w:t>
@@ -2165,10 +2181,10 @@
           </w:p>
         </w:tc>
         <w:tc>
-          <w:tcPr/>
-          <w:p>
-            <w:pPr>
-              <w:pStyle w:val="Compact"/>
+          <w:p>
+            <w:pPr>
+              <w:pStyle w:val="Compact"/>
+              <w:jc w:val="left"/>
             </w:pPr>
             <w:r>
               <w:t xml:space="preserve">30,991</w:t>
@@ -2176,10 +2192,10 @@
           </w:p>
         </w:tc>
         <w:tc>
-          <w:tcPr/>
-          <w:p>
-            <w:pPr>
-              <w:pStyle w:val="Compact"/>
+          <w:p>
+            <w:pPr>
+              <w:pStyle w:val="Compact"/>
+              <w:jc w:val="left"/>
             </w:pPr>
             <w:r>
               <w:t xml:space="preserve">2,648.4</w:t>
@@ -2189,10 +2205,10 @@
       </w:tr>
       <w:tr>
         <w:tc>
-          <w:tcPr/>
-          <w:p>
-            <w:pPr>
-              <w:pStyle w:val="Compact"/>
+          <w:p>
+            <w:pPr>
+              <w:pStyle w:val="Compact"/>
+              <w:jc w:val="left"/>
             </w:pPr>
             <w:r>
               <w:t xml:space="preserve">2023</w:t>
@@ -2200,10 +2216,10 @@
           </w:p>
         </w:tc>
         <w:tc>
-          <w:tcPr/>
-          <w:p>
-            <w:pPr>
-              <w:pStyle w:val="Compact"/>
+          <w:p>
+            <w:pPr>
+              <w:pStyle w:val="Compact"/>
+              <w:jc w:val="left"/>
             </w:pPr>
             <w:r>
               <w:t xml:space="preserve">10,705</w:t>
@@ -2211,10 +2227,10 @@
           </w:p>
         </w:tc>
         <w:tc>
-          <w:tcPr/>
-          <w:p>
-            <w:pPr>
-              <w:pStyle w:val="Compact"/>
+          <w:p>
+            <w:pPr>
+              <w:pStyle w:val="Compact"/>
+              <w:jc w:val="left"/>
             </w:pPr>
             <w:r>
               <w:t xml:space="preserve">1,603.1</w:t>
@@ -2224,10 +2240,10 @@
       </w:tr>
       <w:tr>
         <w:tc>
-          <w:tcPr/>
-          <w:p>
-            <w:pPr>
-              <w:pStyle w:val="Compact"/>
+          <w:p>
+            <w:pPr>
+              <w:pStyle w:val="Compact"/>
+              <w:jc w:val="left"/>
             </w:pPr>
             <w:r>
               <w:t xml:space="preserve">2024</w:t>
@@ -2235,10 +2251,10 @@
           </w:p>
         </w:tc>
         <w:tc>
-          <w:tcPr/>
-          <w:p>
-            <w:pPr>
-              <w:pStyle w:val="Compact"/>
+          <w:p>
+            <w:pPr>
+              <w:pStyle w:val="Compact"/>
+              <w:jc w:val="left"/>
             </w:pPr>
             <w:r>
               <w:t xml:space="preserve">9,380</w:t>
@@ -2246,10 +2262,10 @@
           </w:p>
         </w:tc>
         <w:tc>
-          <w:tcPr/>
-          <w:p>
-            <w:pPr>
-              <w:pStyle w:val="Compact"/>
+          <w:p>
+            <w:pPr>
+              <w:pStyle w:val="Compact"/>
+              <w:jc w:val="left"/>
             </w:pPr>
             <w:r>
               <w:t xml:space="preserve">1,137.5</w:t>
@@ -2259,10 +2275,10 @@
       </w:tr>
       <w:tr>
         <w:tc>
-          <w:tcPr/>
-          <w:p>
-            <w:pPr>
-              <w:pStyle w:val="Compact"/>
+          <w:p>
+            <w:pPr>
+              <w:pStyle w:val="Compact"/>
+              <w:jc w:val="left"/>
             </w:pPr>
             <w:r>
               <w:t xml:space="preserve">2025</w:t>
@@ -2270,10 +2286,10 @@
           </w:p>
         </w:tc>
         <w:tc>
-          <w:tcPr/>
-          <w:p>
-            <w:pPr>
-              <w:pStyle w:val="Compact"/>
+          <w:p>
+            <w:pPr>
+              <w:pStyle w:val="Compact"/>
+              <w:jc w:val="left"/>
             </w:pPr>
             <w:r>
               <w:t xml:space="preserve">22,033</w:t>
@@ -2281,10 +2297,10 @@
           </w:p>
         </w:tc>
         <w:tc>
-          <w:tcPr/>
-          <w:p>
-            <w:pPr>
-              <w:pStyle w:val="Compact"/>
+          <w:p>
+            <w:pPr>
+              <w:pStyle w:val="Compact"/>
+              <w:jc w:val="left"/>
             </w:pPr>
             <w:r>
               <w:t xml:space="preserve">5,519.3</w:t>
@@ -2316,7 +2332,6 @@
       <w:r>
         <w:rPr>
           <w:b/>
-          <w:bCs/>
         </w:rPr>
         <w:t xml:space="preserve">Distribution by therapeutic category:</w:t>
       </w:r>
@@ -2324,25 +2339,25 @@
     <w:tbl>
       <w:tblPr>
         <w:tblStyle w:val="Table"/>
-        <w:tblW w:type="pct" w:w="5000"/>
-        <w:tblLayout w:type="fixed"/>
-        <w:tblLook w:firstRow="1" w:lastRow="0" w:firstColumn="0" w:lastColumn="0" w:noHBand="0" w:noVBand="0" w:val="0020"/>
+        <w:tblW w:type="pct" w:w="0.0"/>
+        <w:tblLook w:firstRow="1"/>
       </w:tblPr>
-      <w:tblGrid>
-        <w:gridCol w:w="1980"/>
-        <w:gridCol w:w="1980"/>
-        <w:gridCol w:w="1980"/>
-        <w:gridCol w:w="1980"/>
-      </w:tblGrid>
+      <w:tblGrid/>
       <w:tr>
         <w:trPr>
-          <w:tblHeader w:val="on"/>
+          <w:cnfStyle w:firstRow="1"/>
         </w:trPr>
         <w:tc>
-          <w:tcPr/>
-          <w:p>
-            <w:pPr>
-              <w:pStyle w:val="Compact"/>
+          <w:tcPr>
+            <w:tcBorders>
+              <w:bottom w:val="single"/>
+            </w:tcBorders>
+            <w:vAlign w:val="bottom"/>
+          </w:tcPr>
+          <w:p>
+            <w:pPr>
+              <w:pStyle w:val="Compact"/>
+              <w:jc w:val="left"/>
             </w:pPr>
             <w:r>
               <w:t xml:space="preserve">Category</w:t>
@@ -2350,10 +2365,16 @@
           </w:p>
         </w:tc>
         <w:tc>
-          <w:tcPr/>
-          <w:p>
-            <w:pPr>
-              <w:pStyle w:val="Compact"/>
+          <w:tcPr>
+            <w:tcBorders>
+              <w:bottom w:val="single"/>
+            </w:tcBorders>
+            <w:vAlign w:val="bottom"/>
+          </w:tcPr>
+          <w:p>
+            <w:pPr>
+              <w:pStyle w:val="Compact"/>
+              <w:jc w:val="left"/>
             </w:pPr>
             <w:r>
               <w:t xml:space="preserve">Contracts</w:t>
@@ -2361,10 +2382,16 @@
           </w:p>
         </w:tc>
         <w:tc>
-          <w:tcPr/>
-          <w:p>
-            <w:pPr>
-              <w:pStyle w:val="Compact"/>
+          <w:tcPr>
+            <w:tcBorders>
+              <w:bottom w:val="single"/>
+            </w:tcBorders>
+            <w:vAlign w:val="bottom"/>
+          </w:tcPr>
+          <w:p>
+            <w:pPr>
+              <w:pStyle w:val="Compact"/>
+              <w:jc w:val="left"/>
             </w:pPr>
             <w:r>
               <w:t xml:space="preserve">Value (COP billions)</w:t>
@@ -2372,10 +2399,16 @@
           </w:p>
         </w:tc>
         <w:tc>
-          <w:tcPr/>
-          <w:p>
-            <w:pPr>
-              <w:pStyle w:val="Compact"/>
+          <w:tcPr>
+            <w:tcBorders>
+              <w:bottom w:val="single"/>
+            </w:tcBorders>
+            <w:vAlign w:val="bottom"/>
+          </w:tcPr>
+          <w:p>
+            <w:pPr>
+              <w:pStyle w:val="Compact"/>
+              <w:jc w:val="left"/>
             </w:pPr>
             <w:r>
               <w:t xml:space="preserve">Mean value (COP millions)</w:t>
@@ -2385,10 +2418,10 @@
       </w:tr>
       <w:tr>
         <w:tc>
-          <w:tcPr/>
-          <w:p>
-            <w:pPr>
-              <w:pStyle w:val="Compact"/>
+          <w:p>
+            <w:pPr>
+              <w:pStyle w:val="Compact"/>
+              <w:jc w:val="left"/>
             </w:pPr>
             <w:r>
               <w:t xml:space="preserve">General pharmaceutical</w:t>
@@ -2396,10 +2429,10 @@
           </w:p>
         </w:tc>
         <w:tc>
-          <w:tcPr/>
-          <w:p>
-            <w:pPr>
-              <w:pStyle w:val="Compact"/>
+          <w:p>
+            <w:pPr>
+              <w:pStyle w:val="Compact"/>
+              <w:jc w:val="left"/>
             </w:pPr>
             <w:r>
               <w:t xml:space="preserve">82,303</w:t>
@@ -2407,10 +2440,10 @@
           </w:p>
         </w:tc>
         <w:tc>
-          <w:tcPr/>
-          <w:p>
-            <w:pPr>
-              <w:pStyle w:val="Compact"/>
+          <w:p>
+            <w:pPr>
+              <w:pStyle w:val="Compact"/>
+              <w:jc w:val="left"/>
             </w:pPr>
             <w:r>
               <w:t xml:space="preserve">9,990.3</w:t>
@@ -2418,10 +2451,10 @@
           </w:p>
         </w:tc>
         <w:tc>
-          <w:tcPr/>
-          <w:p>
-            <w:pPr>
-              <w:pStyle w:val="Compact"/>
+          <w:p>
+            <w:pPr>
+              <w:pStyle w:val="Compact"/>
+              <w:jc w:val="left"/>
             </w:pPr>
             <w:r>
               <w:t xml:space="preserve">121.4</w:t>
@@ -2431,10 +2464,10 @@
       </w:tr>
       <w:tr>
         <w:tc>
-          <w:tcPr/>
-          <w:p>
-            <w:pPr>
-              <w:pStyle w:val="Compact"/>
+          <w:p>
+            <w:pPr>
+              <w:pStyle w:val="Compact"/>
+              <w:jc w:val="left"/>
             </w:pPr>
             <w:r>
               <w:t xml:space="preserve">Medical device</w:t>
@@ -2442,10 +2475,10 @@
           </w:p>
         </w:tc>
         <w:tc>
-          <w:tcPr/>
-          <w:p>
-            <w:pPr>
-              <w:pStyle w:val="Compact"/>
+          <w:p>
+            <w:pPr>
+              <w:pStyle w:val="Compact"/>
+              <w:jc w:val="left"/>
             </w:pPr>
             <w:r>
               <w:t xml:space="preserve">15,943</w:t>
@@ -2453,10 +2486,10 @@
           </w:p>
         </w:tc>
         <w:tc>
-          <w:tcPr/>
-          <w:p>
-            <w:pPr>
-              <w:pStyle w:val="Compact"/>
+          <w:p>
+            <w:pPr>
+              <w:pStyle w:val="Compact"/>
+              <w:jc w:val="left"/>
             </w:pPr>
             <w:r>
               <w:t xml:space="preserve">2,957.0</w:t>
@@ -2464,10 +2497,10 @@
           </w:p>
         </w:tc>
         <w:tc>
-          <w:tcPr/>
-          <w:p>
-            <w:pPr>
-              <w:pStyle w:val="Compact"/>
+          <w:p>
+            <w:pPr>
+              <w:pStyle w:val="Compact"/>
+              <w:jc w:val="left"/>
             </w:pPr>
             <w:r>
               <w:t xml:space="preserve">185.5</w:t>
@@ -2477,10 +2510,10 @@
       </w:tr>
       <w:tr>
         <w:tc>
-          <w:tcPr/>
-          <w:p>
-            <w:pPr>
-              <w:pStyle w:val="Compact"/>
+          <w:p>
+            <w:pPr>
+              <w:pStyle w:val="Compact"/>
+              <w:jc w:val="left"/>
             </w:pPr>
             <w:r>
               <w:t xml:space="preserve">Vaccine</w:t>
@@ -2488,10 +2521,10 @@
           </w:p>
         </w:tc>
         <w:tc>
-          <w:tcPr/>
-          <w:p>
-            <w:pPr>
-              <w:pStyle w:val="Compact"/>
+          <w:p>
+            <w:pPr>
+              <w:pStyle w:val="Compact"/>
+              <w:jc w:val="left"/>
             </w:pPr>
             <w:r>
               <w:t xml:space="preserve">46,130</w:t>
@@ -2499,10 +2532,10 @@
           </w:p>
         </w:tc>
         <w:tc>
-          <w:tcPr/>
-          <w:p>
-            <w:pPr>
-              <w:pStyle w:val="Compact"/>
+          <w:p>
+            <w:pPr>
+              <w:pStyle w:val="Compact"/>
+              <w:jc w:val="left"/>
             </w:pPr>
             <w:r>
               <w:t xml:space="preserve">905.3</w:t>
@@ -2510,10 +2543,10 @@
           </w:p>
         </w:tc>
         <w:tc>
-          <w:tcPr/>
-          <w:p>
-            <w:pPr>
-              <w:pStyle w:val="Compact"/>
+          <w:p>
+            <w:pPr>
+              <w:pStyle w:val="Compact"/>
+              <w:jc w:val="left"/>
             </w:pPr>
             <w:r>
               <w:t xml:space="preserve">19.6</w:t>
@@ -2523,10 +2556,10 @@
       </w:tr>
       <w:tr>
         <w:tc>
-          <w:tcPr/>
-          <w:p>
-            <w:pPr>
-              <w:pStyle w:val="Compact"/>
+          <w:p>
+            <w:pPr>
+              <w:pStyle w:val="Compact"/>
+              <w:jc w:val="left"/>
             </w:pPr>
             <w:r>
               <w:t xml:space="preserve">Oncology</w:t>
@@ -2534,10 +2567,10 @@
           </w:p>
         </w:tc>
         <w:tc>
-          <w:tcPr/>
-          <w:p>
-            <w:pPr>
-              <w:pStyle w:val="Compact"/>
+          <w:p>
+            <w:pPr>
+              <w:pStyle w:val="Compact"/>
+              <w:jc w:val="left"/>
             </w:pPr>
             <w:r>
               <w:t xml:space="preserve">403</w:t>
@@ -2545,10 +2578,10 @@
           </w:p>
         </w:tc>
         <w:tc>
-          <w:tcPr/>
-          <w:p>
-            <w:pPr>
-              <w:pStyle w:val="Compact"/>
+          <w:p>
+            <w:pPr>
+              <w:pStyle w:val="Compact"/>
+              <w:jc w:val="left"/>
             </w:pPr>
             <w:r>
               <w:t xml:space="preserve">422.8</w:t>
@@ -2556,10 +2589,10 @@
           </w:p>
         </w:tc>
         <w:tc>
-          <w:tcPr/>
-          <w:p>
-            <w:pPr>
-              <w:pStyle w:val="Compact"/>
+          <w:p>
+            <w:pPr>
+              <w:pStyle w:val="Compact"/>
+              <w:jc w:val="left"/>
             </w:pPr>
             <w:r>
               <w:t xml:space="preserve">1,049.2</w:t>
@@ -2569,10 +2602,10 @@
       </w:tr>
       <w:tr>
         <w:tc>
-          <w:tcPr/>
-          <w:p>
-            <w:pPr>
-              <w:pStyle w:val="Compact"/>
+          <w:p>
+            <w:pPr>
+              <w:pStyle w:val="Compact"/>
+              <w:jc w:val="left"/>
             </w:pPr>
             <w:r>
               <w:t xml:space="preserve">Medical supply</w:t>
@@ -2580,10 +2613,10 @@
           </w:p>
         </w:tc>
         <w:tc>
-          <w:tcPr/>
-          <w:p>
-            <w:pPr>
-              <w:pStyle w:val="Compact"/>
+          <w:p>
+            <w:pPr>
+              <w:pStyle w:val="Compact"/>
+              <w:jc w:val="left"/>
             </w:pPr>
             <w:r>
               <w:t xml:space="preserve">2,312</w:t>
@@ -2591,10 +2624,10 @@
           </w:p>
         </w:tc>
         <w:tc>
-          <w:tcPr/>
-          <w:p>
-            <w:pPr>
-              <w:pStyle w:val="Compact"/>
+          <w:p>
+            <w:pPr>
+              <w:pStyle w:val="Compact"/>
+              <w:jc w:val="left"/>
             </w:pPr>
             <w:r>
               <w:t xml:space="preserve">201.6</w:t>
@@ -2602,10 +2635,10 @@
           </w:p>
         </w:tc>
         <w:tc>
-          <w:tcPr/>
-          <w:p>
-            <w:pPr>
-              <w:pStyle w:val="Compact"/>
+          <w:p>
+            <w:pPr>
+              <w:pStyle w:val="Compact"/>
+              <w:jc w:val="left"/>
             </w:pPr>
             <w:r>
               <w:t xml:space="preserve">87.2</w:t>
@@ -2615,10 +2648,10 @@
       </w:tr>
       <w:tr>
         <w:tc>
-          <w:tcPr/>
-          <w:p>
-            <w:pPr>
-              <w:pStyle w:val="Compact"/>
+          <w:p>
+            <w:pPr>
+              <w:pStyle w:val="Compact"/>
+              <w:jc w:val="left"/>
             </w:pPr>
             <w:r>
               <w:t xml:space="preserve">Antibiotic</w:t>
@@ -2626,10 +2659,10 @@
           </w:p>
         </w:tc>
         <w:tc>
-          <w:tcPr/>
-          <w:p>
-            <w:pPr>
-              <w:pStyle w:val="Compact"/>
+          <w:p>
+            <w:pPr>
+              <w:pStyle w:val="Compact"/>
+              <w:jc w:val="left"/>
             </w:pPr>
             <w:r>
               <w:t xml:space="preserve">219</w:t>
@@ -2637,10 +2670,10 @@
           </w:p>
         </w:tc>
         <w:tc>
-          <w:tcPr/>
-          <w:p>
-            <w:pPr>
-              <w:pStyle w:val="Compact"/>
+          <w:p>
+            <w:pPr>
+              <w:pStyle w:val="Compact"/>
+              <w:jc w:val="left"/>
             </w:pPr>
             <w:r>
               <w:t xml:space="preserve">21.7</w:t>
@@ -2648,10 +2681,10 @@
           </w:p>
         </w:tc>
         <w:tc>
-          <w:tcPr/>
-          <w:p>
-            <w:pPr>
-              <w:pStyle w:val="Compact"/>
+          <w:p>
+            <w:pPr>
+              <w:pStyle w:val="Compact"/>
+              <w:jc w:val="left"/>
             </w:pPr>
             <w:r>
               <w:t xml:space="preserve">98.9</w:t>
@@ -2661,10 +2694,10 @@
       </w:tr>
       <w:tr>
         <w:tc>
-          <w:tcPr/>
-          <w:p>
-            <w:pPr>
-              <w:pStyle w:val="Compact"/>
+          <w:p>
+            <w:pPr>
+              <w:pStyle w:val="Compact"/>
+              <w:jc w:val="left"/>
             </w:pPr>
             <w:r>
               <w:t xml:space="preserve">Diabetes</w:t>
@@ -2672,10 +2705,10 @@
           </w:p>
         </w:tc>
         <w:tc>
-          <w:tcPr/>
-          <w:p>
-            <w:pPr>
-              <w:pStyle w:val="Compact"/>
+          <w:p>
+            <w:pPr>
+              <w:pStyle w:val="Compact"/>
+              <w:jc w:val="left"/>
             </w:pPr>
             <w:r>
               <w:t xml:space="preserve">281</w:t>
@@ -2683,10 +2716,10 @@
           </w:p>
         </w:tc>
         <w:tc>
-          <w:tcPr/>
-          <w:p>
-            <w:pPr>
-              <w:pStyle w:val="Compact"/>
+          <w:p>
+            <w:pPr>
+              <w:pStyle w:val="Compact"/>
+              <w:jc w:val="left"/>
             </w:pPr>
             <w:r>
               <w:t xml:space="preserve">20.8</w:t>
@@ -2694,10 +2727,10 @@
           </w:p>
         </w:tc>
         <w:tc>
-          <w:tcPr/>
-          <w:p>
-            <w:pPr>
-              <w:pStyle w:val="Compact"/>
+          <w:p>
+            <w:pPr>
+              <w:pStyle w:val="Compact"/>
+              <w:jc w:val="left"/>
             </w:pPr>
             <w:r>
               <w:t xml:space="preserve">74.0</w:t>
@@ -2707,10 +2740,10 @@
       </w:tr>
       <w:tr>
         <w:tc>
-          <w:tcPr/>
-          <w:p>
-            <w:pPr>
-              <w:pStyle w:val="Compact"/>
+          <w:p>
+            <w:pPr>
+              <w:pStyle w:val="Compact"/>
+              <w:jc w:val="left"/>
             </w:pPr>
             <w:r>
               <w:t xml:space="preserve">Analgesic</w:t>
@@ -2718,10 +2751,10 @@
           </w:p>
         </w:tc>
         <w:tc>
-          <w:tcPr/>
-          <w:p>
-            <w:pPr>
-              <w:pStyle w:val="Compact"/>
+          <w:p>
+            <w:pPr>
+              <w:pStyle w:val="Compact"/>
+              <w:jc w:val="left"/>
             </w:pPr>
             <w:r>
               <w:t xml:space="preserve">42</w:t>
@@ -2729,10 +2762,10 @@
           </w:p>
         </w:tc>
         <w:tc>
-          <w:tcPr/>
-          <w:p>
-            <w:pPr>
-              <w:pStyle w:val="Compact"/>
+          <w:p>
+            <w:pPr>
+              <w:pStyle w:val="Compact"/>
+              <w:jc w:val="left"/>
             </w:pPr>
             <w:r>
               <w:t xml:space="preserve">8.5</w:t>
@@ -2740,10 +2773,10 @@
           </w:p>
         </w:tc>
         <w:tc>
-          <w:tcPr/>
-          <w:p>
-            <w:pPr>
-              <w:pStyle w:val="Compact"/>
+          <w:p>
+            <w:pPr>
+              <w:pStyle w:val="Compact"/>
+              <w:jc w:val="left"/>
             </w:pPr>
             <w:r>
               <w:t xml:space="preserve">203.0</w:t>
@@ -2753,10 +2786,10 @@
       </w:tr>
       <w:tr>
         <w:tc>
-          <w:tcPr/>
-          <w:p>
-            <w:pPr>
-              <w:pStyle w:val="Compact"/>
+          <w:p>
+            <w:pPr>
+              <w:pStyle w:val="Compact"/>
+              <w:jc w:val="left"/>
             </w:pPr>
             <w:r>
               <w:t xml:space="preserve">Antiviral</w:t>
@@ -2764,10 +2797,10 @@
           </w:p>
         </w:tc>
         <w:tc>
-          <w:tcPr/>
-          <w:p>
-            <w:pPr>
-              <w:pStyle w:val="Compact"/>
+          <w:p>
+            <w:pPr>
+              <w:pStyle w:val="Compact"/>
+              <w:jc w:val="left"/>
             </w:pPr>
             <w:r>
               <w:t xml:space="preserve">37</w:t>
@@ -2775,10 +2808,10 @@
           </w:p>
         </w:tc>
         <w:tc>
-          <w:tcPr/>
-          <w:p>
-            <w:pPr>
-              <w:pStyle w:val="Compact"/>
+          <w:p>
+            <w:pPr>
+              <w:pStyle w:val="Compact"/>
+              <w:jc w:val="left"/>
             </w:pPr>
             <w:r>
               <w:t xml:space="preserve">0.9</w:t>
@@ -2786,10 +2819,10 @@
           </w:p>
         </w:tc>
         <w:tc>
-          <w:tcPr/>
-          <w:p>
-            <w:pPr>
-              <w:pStyle w:val="Compact"/>
+          <w:p>
+            <w:pPr>
+              <w:pStyle w:val="Compact"/>
+              <w:jc w:val="left"/>
             </w:pPr>
             <w:r>
               <w:t xml:space="preserve">24.6</w:t>
@@ -2806,15 +2839,15 @@
         <w:t xml:space="preserve">Oncology contracts showed the highest mean contract value (COP 1,049.2 million per contract).</w:t>
       </w:r>
     </w:p>
-    <w:bookmarkEnd w:id="33"/>
-    <w:bookmarkStart w:id="34" w:name="geographic-distribution"/>
     <w:p>
       <w:pPr>
         <w:pStyle w:val="Heading3"/>
       </w:pPr>
+      <w:bookmarkStart w:id="36" w:name="geographic-distribution"/>
       <w:r>
         <w:t xml:space="preserve">3.2 Geographic distribution</w:t>
       </w:r>
+      <w:bookmarkEnd w:id="36"/>
     </w:p>
     <w:p>
       <w:pPr>
@@ -2827,9 +2860,8 @@
     <w:tbl>
       <w:tblPr>
         <w:tblStyle w:val="Table"/>
-        <w:tblW w:type="pct" w:w="5000"/>
-        <w:tblLayout w:type="fixed"/>
-        <w:tblLook w:firstRow="1" w:lastRow="0" w:firstColumn="0" w:lastColumn="0" w:noHBand="0" w:noVBand="0" w:val="0020"/>
+        <w:tblW w:type="pct" w:w="5000.0"/>
+        <w:tblLook w:firstRow="1"/>
       </w:tblPr>
       <w:tblGrid>
         <w:gridCol w:w="1584"/>
@@ -2840,13 +2872,19 @@
       </w:tblGrid>
       <w:tr>
         <w:trPr>
-          <w:tblHeader w:val="on"/>
+          <w:cnfStyle w:firstRow="1"/>
         </w:trPr>
         <w:tc>
-          <w:tcPr/>
-          <w:p>
-            <w:pPr>
-              <w:pStyle w:val="Compact"/>
+          <w:tcPr>
+            <w:tcBorders>
+              <w:bottom w:val="single"/>
+            </w:tcBorders>
+            <w:vAlign w:val="bottom"/>
+          </w:tcPr>
+          <w:p>
+            <w:pPr>
+              <w:pStyle w:val="Compact"/>
+              <w:jc w:val="left"/>
             </w:pPr>
             <w:r>
               <w:t xml:space="preserve">Region</w:t>
@@ -2854,10 +2892,16 @@
           </w:p>
         </w:tc>
         <w:tc>
-          <w:tcPr/>
-          <w:p>
-            <w:pPr>
-              <w:pStyle w:val="Compact"/>
+          <w:tcPr>
+            <w:tcBorders>
+              <w:bottom w:val="single"/>
+            </w:tcBorders>
+            <w:vAlign w:val="bottom"/>
+          </w:tcPr>
+          <w:p>
+            <w:pPr>
+              <w:pStyle w:val="Compact"/>
+              <w:jc w:val="left"/>
             </w:pPr>
             <w:r>
               <w:t xml:space="preserve">Contracts</w:t>
@@ -2865,10 +2909,16 @@
           </w:p>
         </w:tc>
         <w:tc>
-          <w:tcPr/>
-          <w:p>
-            <w:pPr>
-              <w:pStyle w:val="Compact"/>
+          <w:tcPr>
+            <w:tcBorders>
+              <w:bottom w:val="single"/>
+            </w:tcBorders>
+            <w:vAlign w:val="bottom"/>
+          </w:tcPr>
+          <w:p>
+            <w:pPr>
+              <w:pStyle w:val="Compact"/>
+              <w:jc w:val="left"/>
             </w:pPr>
             <w:r>
               <w:t xml:space="preserve">Value (COP billions)</w:t>
@@ -2876,10 +2926,16 @@
           </w:p>
         </w:tc>
         <w:tc>
-          <w:tcPr/>
-          <w:p>
-            <w:pPr>
-              <w:pStyle w:val="Compact"/>
+          <w:tcPr>
+            <w:tcBorders>
+              <w:bottom w:val="single"/>
+            </w:tcBorders>
+            <w:vAlign w:val="bottom"/>
+          </w:tcPr>
+          <w:p>
+            <w:pPr>
+              <w:pStyle w:val="Compact"/>
+              <w:jc w:val="left"/>
             </w:pPr>
             <w:r>
               <w:t xml:space="preserve">Approx. value (USD millions)</w:t>
@@ -2887,10 +2943,16 @@
           </w:p>
         </w:tc>
         <w:tc>
-          <w:tcPr/>
-          <w:p>
-            <w:pPr>
-              <w:pStyle w:val="Compact"/>
+          <w:tcPr>
+            <w:tcBorders>
+              <w:bottom w:val="single"/>
+            </w:tcBorders>
+            <w:vAlign w:val="bottom"/>
+          </w:tcPr>
+          <w:p>
+            <w:pPr>
+              <w:pStyle w:val="Compact"/>
+              <w:jc w:val="left"/>
             </w:pPr>
             <w:r>
               <w:t xml:space="preserve">% of total</w:t>
@@ -2900,10 +2962,10 @@
       </w:tr>
       <w:tr>
         <w:tc>
-          <w:tcPr/>
-          <w:p>
-            <w:pPr>
-              <w:pStyle w:val="Compact"/>
+          <w:p>
+            <w:pPr>
+              <w:pStyle w:val="Compact"/>
+              <w:jc w:val="left"/>
             </w:pPr>
             <w:r>
               <w:t xml:space="preserve">Bogota D.C. (SECOP code 1)</w:t>
@@ -2911,10 +2973,10 @@
           </w:p>
         </w:tc>
         <w:tc>
-          <w:tcPr/>
-          <w:p>
-            <w:pPr>
-              <w:pStyle w:val="Compact"/>
+          <w:p>
+            <w:pPr>
+              <w:pStyle w:val="Compact"/>
+              <w:jc w:val="left"/>
             </w:pPr>
             <w:r>
               <w:t xml:space="preserve">6,223</w:t>
@@ -2922,10 +2984,10 @@
           </w:p>
         </w:tc>
         <w:tc>
-          <w:tcPr/>
-          <w:p>
-            <w:pPr>
-              <w:pStyle w:val="Compact"/>
+          <w:p>
+            <w:pPr>
+              <w:pStyle w:val="Compact"/>
+              <w:jc w:val="left"/>
             </w:pPr>
             <w:r>
               <w:t xml:space="preserve">4,877.2</w:t>
@@ -2933,10 +2995,10 @@
           </w:p>
         </w:tc>
         <w:tc>
-          <w:tcPr/>
-          <w:p>
-            <w:pPr>
-              <w:pStyle w:val="Compact"/>
+          <w:p>
+            <w:pPr>
+              <w:pStyle w:val="Compact"/>
+              <w:jc w:val="left"/>
             </w:pPr>
             <w:r>
               <w:t xml:space="preserve">1,219.3</w:t>
@@ -2944,10 +3006,10 @@
           </w:p>
         </w:tc>
         <w:tc>
-          <w:tcPr/>
-          <w:p>
-            <w:pPr>
-              <w:pStyle w:val="Compact"/>
+          <w:p>
+            <w:pPr>
+              <w:pStyle w:val="Compact"/>
+              <w:jc w:val="left"/>
             </w:pPr>
             <w:r>
               <w:t xml:space="preserve">28.4%</w:t>
@@ -2957,10 +3019,10 @@
       </w:tr>
       <w:tr>
         <w:tc>
-          <w:tcPr/>
-          <w:p>
-            <w:pPr>
-              <w:pStyle w:val="Compact"/>
+          <w:p>
+            <w:pPr>
+              <w:pStyle w:val="Compact"/>
+              <w:jc w:val="left"/>
             </w:pPr>
             <w:r>
               <w:t xml:space="preserve">Bogota D.C. (SECOP code 2)</w:t>
@@ -2968,10 +3030,10 @@
           </w:p>
         </w:tc>
         <w:tc>
-          <w:tcPr/>
-          <w:p>
-            <w:pPr>
-              <w:pStyle w:val="Compact"/>
+          <w:p>
+            <w:pPr>
+              <w:pStyle w:val="Compact"/>
+              <w:jc w:val="left"/>
             </w:pPr>
             <w:r>
               <w:t xml:space="preserve">12,093</w:t>
@@ -2979,10 +3041,10 @@
           </w:p>
         </w:tc>
         <w:tc>
-          <w:tcPr/>
-          <w:p>
-            <w:pPr>
-              <w:pStyle w:val="Compact"/>
+          <w:p>
+            <w:pPr>
+              <w:pStyle w:val="Compact"/>
+              <w:jc w:val="left"/>
             </w:pPr>
             <w:r>
               <w:t xml:space="preserve">4,788.4</w:t>
@@ -2990,10 +3052,10 @@
           </w:p>
         </w:tc>
         <w:tc>
-          <w:tcPr/>
-          <w:p>
-            <w:pPr>
-              <w:pStyle w:val="Compact"/>
+          <w:p>
+            <w:pPr>
+              <w:pStyle w:val="Compact"/>
+              <w:jc w:val="left"/>
             </w:pPr>
             <w:r>
               <w:t xml:space="preserve">1,197.1</w:t>
@@ -3001,10 +3063,10 @@
           </w:p>
         </w:tc>
         <w:tc>
-          <w:tcPr/>
-          <w:p>
-            <w:pPr>
-              <w:pStyle w:val="Compact"/>
+          <w:p>
+            <w:pPr>
+              <w:pStyle w:val="Compact"/>
+              <w:jc w:val="left"/>
             </w:pPr>
             <w:r>
               <w:t xml:space="preserve">27.9%</w:t>
@@ -3014,10 +3076,10 @@
       </w:tr>
       <w:tr>
         <w:tc>
-          <w:tcPr/>
-          <w:p>
-            <w:pPr>
-              <w:pStyle w:val="Compact"/>
+          <w:p>
+            <w:pPr>
+              <w:pStyle w:val="Compact"/>
+              <w:jc w:val="left"/>
             </w:pPr>
             <w:r>
               <w:t xml:space="preserve">Bogota D.C. (combined)</w:t>
@@ -3025,10 +3087,10 @@
           </w:p>
         </w:tc>
         <w:tc>
-          <w:tcPr/>
-          <w:p>
-            <w:pPr>
-              <w:pStyle w:val="Compact"/>
+          <w:p>
+            <w:pPr>
+              <w:pStyle w:val="Compact"/>
+              <w:jc w:val="left"/>
             </w:pPr>
             <w:r>
               <w:t xml:space="preserve">18,316</w:t>
@@ -3036,10 +3098,10 @@
           </w:p>
         </w:tc>
         <w:tc>
-          <w:tcPr/>
-          <w:p>
-            <w:pPr>
-              <w:pStyle w:val="Compact"/>
+          <w:p>
+            <w:pPr>
+              <w:pStyle w:val="Compact"/>
+              <w:jc w:val="left"/>
             </w:pPr>
             <w:r>
               <w:t xml:space="preserve">9,665.6</w:t>
@@ -3047,10 +3109,10 @@
           </w:p>
         </w:tc>
         <w:tc>
-          <w:tcPr/>
-          <w:p>
-            <w:pPr>
-              <w:pStyle w:val="Compact"/>
+          <w:p>
+            <w:pPr>
+              <w:pStyle w:val="Compact"/>
+              <w:jc w:val="left"/>
             </w:pPr>
             <w:r>
               <w:t xml:space="preserve">2,416.4</w:t>
@@ -3058,10 +3120,10 @@
           </w:p>
         </w:tc>
         <w:tc>
-          <w:tcPr/>
-          <w:p>
-            <w:pPr>
-              <w:pStyle w:val="Compact"/>
+          <w:p>
+            <w:pPr>
+              <w:pStyle w:val="Compact"/>
+              <w:jc w:val="left"/>
             </w:pPr>
             <w:r>
               <w:t xml:space="preserve">56.3%</w:t>
@@ -3071,10 +3133,10 @@
       </w:tr>
       <w:tr>
         <w:tc>
-          <w:tcPr/>
-          <w:p>
-            <w:pPr>
-              <w:pStyle w:val="Compact"/>
+          <w:p>
+            <w:pPr>
+              <w:pStyle w:val="Compact"/>
+              <w:jc w:val="left"/>
             </w:pPr>
             <w:r>
               <w:t xml:space="preserve">Antioquia</w:t>
@@ -3082,10 +3144,10 @@
           </w:p>
         </w:tc>
         <w:tc>
-          <w:tcPr/>
-          <w:p>
-            <w:pPr>
-              <w:pStyle w:val="Compact"/>
+          <w:p>
+            <w:pPr>
+              <w:pStyle w:val="Compact"/>
+              <w:jc w:val="left"/>
             </w:pPr>
             <w:r>
               <w:t xml:space="preserve">48,039</w:t>
@@ -3093,10 +3155,10 @@
           </w:p>
         </w:tc>
         <w:tc>
-          <w:tcPr/>
-          <w:p>
-            <w:pPr>
-              <w:pStyle w:val="Compact"/>
+          <w:p>
+            <w:pPr>
+              <w:pStyle w:val="Compact"/>
+              <w:jc w:val="left"/>
             </w:pPr>
             <w:r>
               <w:t xml:space="preserve">1,316.2</w:t>
@@ -3104,10 +3166,10 @@
           </w:p>
         </w:tc>
         <w:tc>
-          <w:tcPr/>
-          <w:p>
-            <w:pPr>
-              <w:pStyle w:val="Compact"/>
+          <w:p>
+            <w:pPr>
+              <w:pStyle w:val="Compact"/>
+              <w:jc w:val="left"/>
             </w:pPr>
             <w:r>
               <w:t xml:space="preserve">329.1</w:t>
@@ -3115,10 +3177,10 @@
           </w:p>
         </w:tc>
         <w:tc>
-          <w:tcPr/>
-          <w:p>
-            <w:pPr>
-              <w:pStyle w:val="Compact"/>
+          <w:p>
+            <w:pPr>
+              <w:pStyle w:val="Compact"/>
+              <w:jc w:val="left"/>
             </w:pPr>
             <w:r>
               <w:t xml:space="preserve">7.7%</w:t>
@@ -3128,10 +3190,10 @@
       </w:tr>
       <w:tr>
         <w:tc>
-          <w:tcPr/>
-          <w:p>
-            <w:pPr>
-              <w:pStyle w:val="Compact"/>
+          <w:p>
+            <w:pPr>
+              <w:pStyle w:val="Compact"/>
+              <w:jc w:val="left"/>
             </w:pPr>
             <w:r>
               <w:t xml:space="preserve">Valle del Cauca</w:t>
@@ -3139,10 +3201,10 @@
           </w:p>
         </w:tc>
         <w:tc>
-          <w:tcPr/>
-          <w:p>
-            <w:pPr>
-              <w:pStyle w:val="Compact"/>
+          <w:p>
+            <w:pPr>
+              <w:pStyle w:val="Compact"/>
+              <w:jc w:val="left"/>
             </w:pPr>
             <w:r>
               <w:t xml:space="preserve">5,888</w:t>
@@ -3150,10 +3212,10 @@
           </w:p>
         </w:tc>
         <w:tc>
-          <w:tcPr/>
-          <w:p>
-            <w:pPr>
-              <w:pStyle w:val="Compact"/>
+          <w:p>
+            <w:pPr>
+              <w:pStyle w:val="Compact"/>
+              <w:jc w:val="left"/>
             </w:pPr>
             <w:r>
               <w:t xml:space="preserve">706.7</w:t>
@@ -3161,10 +3223,10 @@
           </w:p>
         </w:tc>
         <w:tc>
-          <w:tcPr/>
-          <w:p>
-            <w:pPr>
-              <w:pStyle w:val="Compact"/>
+          <w:p>
+            <w:pPr>
+              <w:pStyle w:val="Compact"/>
+              <w:jc w:val="left"/>
             </w:pPr>
             <w:r>
               <w:t xml:space="preserve">176.7</w:t>
@@ -3172,10 +3234,10 @@
           </w:p>
         </w:tc>
         <w:tc>
-          <w:tcPr/>
-          <w:p>
-            <w:pPr>
-              <w:pStyle w:val="Compact"/>
+          <w:p>
+            <w:pPr>
+              <w:pStyle w:val="Compact"/>
+              <w:jc w:val="left"/>
             </w:pPr>
             <w:r>
               <w:t xml:space="preserve">4.1%</w:t>
@@ -3185,10 +3247,10 @@
       </w:tr>
       <w:tr>
         <w:tc>
-          <w:tcPr/>
-          <w:p>
-            <w:pPr>
-              <w:pStyle w:val="Compact"/>
+          <w:p>
+            <w:pPr>
+              <w:pStyle w:val="Compact"/>
+              <w:jc w:val="left"/>
             </w:pPr>
             <w:r>
               <w:t xml:space="preserve">Boyaca</w:t>
@@ -3196,10 +3258,10 @@
           </w:p>
         </w:tc>
         <w:tc>
-          <w:tcPr/>
-          <w:p>
-            <w:pPr>
-              <w:pStyle w:val="Compact"/>
+          <w:p>
+            <w:pPr>
+              <w:pStyle w:val="Compact"/>
+              <w:jc w:val="left"/>
             </w:pPr>
             <w:r>
               <w:t xml:space="preserve">9,195</w:t>
@@ -3207,10 +3269,10 @@
           </w:p>
         </w:tc>
         <w:tc>
-          <w:tcPr/>
-          <w:p>
-            <w:pPr>
-              <w:pStyle w:val="Compact"/>
+          <w:p>
+            <w:pPr>
+              <w:pStyle w:val="Compact"/>
+              <w:jc w:val="left"/>
             </w:pPr>
             <w:r>
               <w:t xml:space="preserve">633.0</w:t>
@@ -3218,10 +3280,10 @@
           </w:p>
         </w:tc>
         <w:tc>
-          <w:tcPr/>
-          <w:p>
-            <w:pPr>
-              <w:pStyle w:val="Compact"/>
+          <w:p>
+            <w:pPr>
+              <w:pStyle w:val="Compact"/>
+              <w:jc w:val="left"/>
             </w:pPr>
             <w:r>
               <w:t xml:space="preserve">158.3</w:t>
@@ -3229,10 +3291,10 @@
           </w:p>
         </w:tc>
         <w:tc>
-          <w:tcPr/>
-          <w:p>
-            <w:pPr>
-              <w:pStyle w:val="Compact"/>
+          <w:p>
+            <w:pPr>
+              <w:pStyle w:val="Compact"/>
+              <w:jc w:val="left"/>
             </w:pPr>
             <w:r>
               <w:t xml:space="preserve">3.7%</w:t>
@@ -3242,10 +3304,10 @@
       </w:tr>
       <w:tr>
         <w:tc>
-          <w:tcPr/>
-          <w:p>
-            <w:pPr>
-              <w:pStyle w:val="Compact"/>
+          <w:p>
+            <w:pPr>
+              <w:pStyle w:val="Compact"/>
+              <w:jc w:val="left"/>
             </w:pPr>
             <w:r>
               <w:t xml:space="preserve">Huila</w:t>
@@ -3253,10 +3315,10 @@
           </w:p>
         </w:tc>
         <w:tc>
-          <w:tcPr/>
-          <w:p>
-            <w:pPr>
-              <w:pStyle w:val="Compact"/>
+          <w:p>
+            <w:pPr>
+              <w:pStyle w:val="Compact"/>
+              <w:jc w:val="left"/>
             </w:pPr>
             <w:r>
               <w:t xml:space="preserve">4,212</w:t>
@@ -3264,10 +3326,10 @@
           </w:p>
         </w:tc>
         <w:tc>
-          <w:tcPr/>
-          <w:p>
-            <w:pPr>
-              <w:pStyle w:val="Compact"/>
+          <w:p>
+            <w:pPr>
+              <w:pStyle w:val="Compact"/>
+              <w:jc w:val="left"/>
             </w:pPr>
             <w:r>
               <w:t xml:space="preserve">472.8</w:t>
@@ -3275,10 +3337,10 @@
           </w:p>
         </w:tc>
         <w:tc>
-          <w:tcPr/>
-          <w:p>
-            <w:pPr>
-              <w:pStyle w:val="Compact"/>
+          <w:p>
+            <w:pPr>
+              <w:pStyle w:val="Compact"/>
+              <w:jc w:val="left"/>
             </w:pPr>
             <w:r>
               <w:t xml:space="preserve">118.2</w:t>
@@ -3286,10 +3348,10 @@
           </w:p>
         </w:tc>
         <w:tc>
-          <w:tcPr/>
-          <w:p>
-            <w:pPr>
-              <w:pStyle w:val="Compact"/>
+          <w:p>
+            <w:pPr>
+              <w:pStyle w:val="Compact"/>
+              <w:jc w:val="left"/>
             </w:pPr>
             <w:r>
               <w:t xml:space="preserve">2.8%</w:t>
@@ -3299,10 +3361,10 @@
       </w:tr>
       <w:tr>
         <w:tc>
-          <w:tcPr/>
-          <w:p>
-            <w:pPr>
-              <w:pStyle w:val="Compact"/>
+          <w:p>
+            <w:pPr>
+              <w:pStyle w:val="Compact"/>
+              <w:jc w:val="left"/>
             </w:pPr>
             <w:r>
               <w:t xml:space="preserve">Tolima</w:t>
@@ -3310,10 +3372,10 @@
           </w:p>
         </w:tc>
         <w:tc>
-          <w:tcPr/>
-          <w:p>
-            <w:pPr>
-              <w:pStyle w:val="Compact"/>
+          <w:p>
+            <w:pPr>
+              <w:pStyle w:val="Compact"/>
+              <w:jc w:val="left"/>
             </w:pPr>
             <w:r>
               <w:t xml:space="preserve">3,816</w:t>
@@ -3321,10 +3383,10 @@
           </w:p>
         </w:tc>
         <w:tc>
-          <w:tcPr/>
-          <w:p>
-            <w:pPr>
-              <w:pStyle w:val="Compact"/>
+          <w:p>
+            <w:pPr>
+              <w:pStyle w:val="Compact"/>
+              <w:jc w:val="left"/>
             </w:pPr>
             <w:r>
               <w:t xml:space="preserve">431.6</w:t>
@@ -3332,10 +3394,10 @@
           </w:p>
         </w:tc>
         <w:tc>
-          <w:tcPr/>
-          <w:p>
-            <w:pPr>
-              <w:pStyle w:val="Compact"/>
+          <w:p>
+            <w:pPr>
+              <w:pStyle w:val="Compact"/>
+              <w:jc w:val="left"/>
             </w:pPr>
             <w:r>
               <w:t xml:space="preserve">107.9</w:t>
@@ -3343,10 +3405,10 @@
           </w:p>
         </w:tc>
         <w:tc>
-          <w:tcPr/>
-          <w:p>
-            <w:pPr>
-              <w:pStyle w:val="Compact"/>
+          <w:p>
+            <w:pPr>
+              <w:pStyle w:val="Compact"/>
+              <w:jc w:val="left"/>
             </w:pPr>
             <w:r>
               <w:t xml:space="preserve">2.5%</w:t>
@@ -3356,10 +3418,10 @@
       </w:tr>
       <w:tr>
         <w:tc>
-          <w:tcPr/>
-          <w:p>
-            <w:pPr>
-              <w:pStyle w:val="Compact"/>
+          <w:p>
+            <w:pPr>
+              <w:pStyle w:val="Compact"/>
+              <w:jc w:val="left"/>
             </w:pPr>
             <w:r>
               <w:t xml:space="preserve">Santander</w:t>
@@ -3367,10 +3429,10 @@
           </w:p>
         </w:tc>
         <w:tc>
-          <w:tcPr/>
-          <w:p>
-            <w:pPr>
-              <w:pStyle w:val="Compact"/>
+          <w:p>
+            <w:pPr>
+              <w:pStyle w:val="Compact"/>
+              <w:jc w:val="left"/>
             </w:pPr>
             <w:r>
               <w:t xml:space="preserve">4,319</w:t>
@@ -3378,10 +3440,10 @@
           </w:p>
         </w:tc>
         <w:tc>
-          <w:tcPr/>
-          <w:p>
-            <w:pPr>
-              <w:pStyle w:val="Compact"/>
+          <w:p>
+            <w:pPr>
+              <w:pStyle w:val="Compact"/>
+              <w:jc w:val="left"/>
             </w:pPr>
             <w:r>
               <w:t xml:space="preserve">418.8</w:t>
@@ -3389,10 +3451,10 @@
           </w:p>
         </w:tc>
         <w:tc>
-          <w:tcPr/>
-          <w:p>
-            <w:pPr>
-              <w:pStyle w:val="Compact"/>
+          <w:p>
+            <w:pPr>
+              <w:pStyle w:val="Compact"/>
+              <w:jc w:val="left"/>
             </w:pPr>
             <w:r>
               <w:t xml:space="preserve">104.7</w:t>
@@ -3400,10 +3462,10 @@
           </w:p>
         </w:tc>
         <w:tc>
-          <w:tcPr/>
-          <w:p>
-            <w:pPr>
-              <w:pStyle w:val="Compact"/>
+          <w:p>
+            <w:pPr>
+              <w:pStyle w:val="Compact"/>
+              <w:jc w:val="left"/>
             </w:pPr>
             <w:r>
               <w:t xml:space="preserve">2.4%</w:t>
@@ -3413,10 +3475,10 @@
       </w:tr>
       <w:tr>
         <w:tc>
-          <w:tcPr/>
-          <w:p>
-            <w:pPr>
-              <w:pStyle w:val="Compact"/>
+          <w:p>
+            <w:pPr>
+              <w:pStyle w:val="Compact"/>
+              <w:jc w:val="left"/>
             </w:pPr>
             <w:r>
               <w:t xml:space="preserve">Cauca</w:t>
@@ -3424,10 +3486,10 @@
           </w:p>
         </w:tc>
         <w:tc>
-          <w:tcPr/>
-          <w:p>
-            <w:pPr>
-              <w:pStyle w:val="Compact"/>
+          <w:p>
+            <w:pPr>
+              <w:pStyle w:val="Compact"/>
+              <w:jc w:val="left"/>
             </w:pPr>
             <w:r>
               <w:t xml:space="preserve">2,023</w:t>
@@ -3435,10 +3497,10 @@
           </w:p>
         </w:tc>
         <w:tc>
-          <w:tcPr/>
-          <w:p>
-            <w:pPr>
-              <w:pStyle w:val="Compact"/>
+          <w:p>
+            <w:pPr>
+              <w:pStyle w:val="Compact"/>
+              <w:jc w:val="left"/>
             </w:pPr>
             <w:r>
               <w:t xml:space="preserve">395.6</w:t>
@@ -3446,10 +3508,10 @@
           </w:p>
         </w:tc>
         <w:tc>
-          <w:tcPr/>
-          <w:p>
-            <w:pPr>
-              <w:pStyle w:val="Compact"/>
+          <w:p>
+            <w:pPr>
+              <w:pStyle w:val="Compact"/>
+              <w:jc w:val="left"/>
             </w:pPr>
             <w:r>
               <w:t xml:space="preserve">98.9</w:t>
@@ -3457,10 +3519,10 @@
           </w:p>
         </w:tc>
         <w:tc>
-          <w:tcPr/>
-          <w:p>
-            <w:pPr>
-              <w:pStyle w:val="Compact"/>
+          <w:p>
+            <w:pPr>
+              <w:pStyle w:val="Compact"/>
+              <w:jc w:val="left"/>
             </w:pPr>
             <w:r>
               <w:t xml:space="preserve">2.3%</w:t>
@@ -3470,10 +3532,10 @@
       </w:tr>
       <w:tr>
         <w:tc>
-          <w:tcPr/>
-          <w:p>
-            <w:pPr>
-              <w:pStyle w:val="Compact"/>
+          <w:p>
+            <w:pPr>
+              <w:pStyle w:val="Compact"/>
+              <w:jc w:val="left"/>
             </w:pPr>
             <w:r>
               <w:t xml:space="preserve">Atlantico</w:t>
@@ -3481,10 +3543,10 @@
           </w:p>
         </w:tc>
         <w:tc>
-          <w:tcPr/>
-          <w:p>
-            <w:pPr>
-              <w:pStyle w:val="Compact"/>
+          <w:p>
+            <w:pPr>
+              <w:pStyle w:val="Compact"/>
+              <w:jc w:val="left"/>
             </w:pPr>
             <w:r>
               <w:t xml:space="preserve">5,087</w:t>
@@ -3492,10 +3554,10 @@
           </w:p>
         </w:tc>
         <w:tc>
-          <w:tcPr/>
-          <w:p>
-            <w:pPr>
-              <w:pStyle w:val="Compact"/>
+          <w:p>
+            <w:pPr>
+              <w:pStyle w:val="Compact"/>
+              <w:jc w:val="left"/>
             </w:pPr>
             <w:r>
               <w:t xml:space="preserve">351.4</w:t>
@@ -3503,10 +3565,10 @@
           </w:p>
         </w:tc>
         <w:tc>
-          <w:tcPr/>
-          <w:p>
-            <w:pPr>
-              <w:pStyle w:val="Compact"/>
+          <w:p>
+            <w:pPr>
+              <w:pStyle w:val="Compact"/>
+              <w:jc w:val="left"/>
             </w:pPr>
             <w:r>
               <w:t xml:space="preserve">87.9</w:t>
@@ -3514,10 +3576,10 @@
           </w:p>
         </w:tc>
         <w:tc>
-          <w:tcPr/>
-          <w:p>
-            <w:pPr>
-              <w:pStyle w:val="Compact"/>
+          <w:p>
+            <w:pPr>
+              <w:pStyle w:val="Compact"/>
+              <w:jc w:val="left"/>
             </w:pPr>
             <w:r>
               <w:t xml:space="preserve">2.0%</w:t>
@@ -3541,7 +3603,6 @@
       <w:r>
         <w:rPr>
           <w:b/>
-          <w:bCs/>
         </w:rPr>
         <w:t xml:space="preserve">Methodological note.</w:t>
       </w:r>
@@ -3552,15 +3613,15 @@
         <w:t xml:space="preserve">Bogota D.C. appears under two regional codes in SECOP-II. Coverage of 36-37 regions exceeds the 32 official departments because SECOP-II includes distinct codings for districts and other territorial entities.</w:t>
       </w:r>
     </w:p>
-    <w:bookmarkEnd w:id="34"/>
-    <w:bookmarkStart w:id="35" w:name="X25fab5a63c5d3b6c6889347f54d14b8d8440299"/>
     <w:p>
       <w:pPr>
         <w:pStyle w:val="Heading3"/>
       </w:pPr>
+      <w:bookmarkStart w:id="37" w:name="X25fab5a63c5d3b6c6889347f54d14b8d8440299"/>
       <w:r>
         <w:t xml:space="preserve">3.3 Contract-value anomalies detected by the Z-score engine</w:t>
       </w:r>
+      <w:bookmarkEnd w:id="37"/>
     </w:p>
     <w:p>
       <w:pPr>
@@ -3569,7 +3630,6 @@
       <w:r>
         <w:rPr>
           <w:b/>
-          <w:bCs/>
         </w:rPr>
         <w:t xml:space="preserve">Methodological note.</w:t>
       </w:r>
@@ -3591,9 +3651,8 @@
     <w:tbl>
       <w:tblPr>
         <w:tblStyle w:val="Table"/>
-        <w:tblW w:type="pct" w:w="5000"/>
-        <w:tblLayout w:type="fixed"/>
-        <w:tblLook w:firstRow="1" w:lastRow="0" w:firstColumn="0" w:lastColumn="0" w:noHBand="0" w:noVBand="0" w:val="0020"/>
+        <w:tblW w:type="pct" w:w="5000.0"/>
+        <w:tblLook w:firstRow="1"/>
       </w:tblPr>
       <w:tblGrid>
         <w:gridCol w:w="1980"/>
@@ -3603,13 +3662,19 @@
       </w:tblGrid>
       <w:tr>
         <w:trPr>
-          <w:tblHeader w:val="on"/>
+          <w:cnfStyle w:firstRow="1"/>
         </w:trPr>
         <w:tc>
-          <w:tcPr/>
-          <w:p>
-            <w:pPr>
-              <w:pStyle w:val="Compact"/>
+          <w:tcPr>
+            <w:tcBorders>
+              <w:bottom w:val="single"/>
+            </w:tcBorders>
+            <w:vAlign w:val="bottom"/>
+          </w:tcPr>
+          <w:p>
+            <w:pPr>
+              <w:pStyle w:val="Compact"/>
+              <w:jc w:val="left"/>
             </w:pPr>
             <w:r>
               <w:t xml:space="preserve">Alert level</w:t>
@@ -3617,10 +3682,16 @@
           </w:p>
         </w:tc>
         <w:tc>
-          <w:tcPr/>
-          <w:p>
-            <w:pPr>
-              <w:pStyle w:val="Compact"/>
+          <w:tcPr>
+            <w:tcBorders>
+              <w:bottom w:val="single"/>
+            </w:tcBorders>
+            <w:vAlign w:val="bottom"/>
+          </w:tcPr>
+          <w:p>
+            <w:pPr>
+              <w:pStyle w:val="Compact"/>
+              <w:jc w:val="left"/>
             </w:pPr>
             <w:r>
               <w:t xml:space="preserve">Criterion</w:t>
@@ -3628,10 +3699,16 @@
           </w:p>
         </w:tc>
         <w:tc>
-          <w:tcPr/>
-          <w:p>
-            <w:pPr>
-              <w:pStyle w:val="Compact"/>
+          <w:tcPr>
+            <w:tcBorders>
+              <w:bottom w:val="single"/>
+            </w:tcBorders>
+            <w:vAlign w:val="bottom"/>
+          </w:tcPr>
+          <w:p>
+            <w:pPr>
+              <w:pStyle w:val="Compact"/>
+              <w:jc w:val="left"/>
             </w:pPr>
             <w:r>
               <w:t xml:space="preserve">Contracts</w:t>
@@ -3639,10 +3716,16 @@
           </w:p>
         </w:tc>
         <w:tc>
-          <w:tcPr/>
-          <w:p>
-            <w:pPr>
-              <w:pStyle w:val="Compact"/>
+          <w:tcPr>
+            <w:tcBorders>
+              <w:bottom w:val="single"/>
+            </w:tcBorders>
+            <w:vAlign w:val="bottom"/>
+          </w:tcPr>
+          <w:p>
+            <w:pPr>
+              <w:pStyle w:val="Compact"/>
+              <w:jc w:val="left"/>
             </w:pPr>
             <w:r>
               <w:t xml:space="preserve">% of total</w:t>
@@ -3652,10 +3735,10 @@
       </w:tr>
       <w:tr>
         <w:tc>
-          <w:tcPr/>
-          <w:p>
-            <w:pPr>
-              <w:pStyle w:val="Compact"/>
+          <w:p>
+            <w:pPr>
+              <w:pStyle w:val="Compact"/>
+              <w:jc w:val="left"/>
             </w:pPr>
             <w:r>
               <w:t xml:space="preserve">Critical</w:t>
@@ -3663,10 +3746,10 @@
           </w:p>
         </w:tc>
         <w:tc>
-          <w:tcPr/>
-          <w:p>
-            <w:pPr>
-              <w:pStyle w:val="Compact"/>
+          <w:p>
+            <w:pPr>
+              <w:pStyle w:val="Compact"/>
+              <w:jc w:val="left"/>
             </w:pPr>
             <w:r>
               <w:t xml:space="preserve">Absolute Z-score greater than or equal to 3.0 sigma</w:t>
@@ -3674,10 +3757,10 @@
           </w:p>
         </w:tc>
         <w:tc>
-          <w:tcPr/>
-          <w:p>
-            <w:pPr>
-              <w:pStyle w:val="Compact"/>
+          <w:p>
+            <w:pPr>
+              <w:pStyle w:val="Compact"/>
+              <w:jc w:val="left"/>
             </w:pPr>
             <w:r>
               <w:t xml:space="preserve">303</w:t>
@@ -3685,10 +3768,10 @@
           </w:p>
         </w:tc>
         <w:tc>
-          <w:tcPr/>
-          <w:p>
-            <w:pPr>
-              <w:pStyle w:val="Compact"/>
+          <w:p>
+            <w:pPr>
+              <w:pStyle w:val="Compact"/>
+              <w:jc w:val="left"/>
             </w:pPr>
             <w:r>
               <w:t xml:space="preserve">0.21%</w:t>
@@ -3698,10 +3781,10 @@
       </w:tr>
       <w:tr>
         <w:tc>
-          <w:tcPr/>
-          <w:p>
-            <w:pPr>
-              <w:pStyle w:val="Compact"/>
+          <w:p>
+            <w:pPr>
+              <w:pStyle w:val="Compact"/>
+              <w:jc w:val="left"/>
             </w:pPr>
             <w:r>
               <w:t xml:space="preserve">High</w:t>
@@ -3709,10 +3792,10 @@
           </w:p>
         </w:tc>
         <w:tc>
-          <w:tcPr/>
-          <w:p>
-            <w:pPr>
-              <w:pStyle w:val="Compact"/>
+          <w:p>
+            <w:pPr>
+              <w:pStyle w:val="Compact"/>
+              <w:jc w:val="left"/>
             </w:pPr>
             <w:r>
               <w:t xml:space="preserve">Absolute Z-score from 2.0 to less than 3.0 sigma</w:t>
@@ -3720,10 +3803,10 @@
           </w:p>
         </w:tc>
         <w:tc>
-          <w:tcPr/>
-          <w:p>
-            <w:pPr>
-              <w:pStyle w:val="Compact"/>
+          <w:p>
+            <w:pPr>
+              <w:pStyle w:val="Compact"/>
+              <w:jc w:val="left"/>
             </w:pPr>
             <w:r>
               <w:t xml:space="preserve">225</w:t>
@@ -3731,10 +3814,10 @@
           </w:p>
         </w:tc>
         <w:tc>
-          <w:tcPr/>
-          <w:p>
-            <w:pPr>
-              <w:pStyle w:val="Compact"/>
+          <w:p>
+            <w:pPr>
+              <w:pStyle w:val="Compact"/>
+              <w:jc w:val="left"/>
             </w:pPr>
             <w:r>
               <w:t xml:space="preserve">0.15%</w:t>
@@ -3744,10 +3827,10 @@
       </w:tr>
       <w:tr>
         <w:tc>
-          <w:tcPr/>
-          <w:p>
-            <w:pPr>
-              <w:pStyle w:val="Compact"/>
+          <w:p>
+            <w:pPr>
+              <w:pStyle w:val="Compact"/>
+              <w:jc w:val="left"/>
             </w:pPr>
             <w:r>
               <w:t xml:space="preserve">Moderate</w:t>
@@ -3755,10 +3838,10 @@
           </w:p>
         </w:tc>
         <w:tc>
-          <w:tcPr/>
-          <w:p>
-            <w:pPr>
-              <w:pStyle w:val="Compact"/>
+          <w:p>
+            <w:pPr>
+              <w:pStyle w:val="Compact"/>
+              <w:jc w:val="left"/>
             </w:pPr>
             <w:r>
               <w:t xml:space="preserve">Absolute Z-score from 1.5 to less than 2.0 sigma</w:t>
@@ -3766,10 +3849,10 @@
           </w:p>
         </w:tc>
         <w:tc>
-          <w:tcPr/>
-          <w:p>
-            <w:pPr>
-              <w:pStyle w:val="Compact"/>
+          <w:p>
+            <w:pPr>
+              <w:pStyle w:val="Compact"/>
+              <w:jc w:val="left"/>
             </w:pPr>
             <w:r>
               <w:t xml:space="preserve">157</w:t>
@@ -3777,10 +3860,10 @@
           </w:p>
         </w:tc>
         <w:tc>
-          <w:tcPr/>
-          <w:p>
-            <w:pPr>
-              <w:pStyle w:val="Compact"/>
+          <w:p>
+            <w:pPr>
+              <w:pStyle w:val="Compact"/>
+              <w:jc w:val="left"/>
             </w:pPr>
             <w:r>
               <w:t xml:space="preserve">0.11%</w:t>
@@ -3790,10 +3873,10 @@
       </w:tr>
       <w:tr>
         <w:tc>
-          <w:tcPr/>
-          <w:p>
-            <w:pPr>
-              <w:pStyle w:val="Compact"/>
+          <w:p>
+            <w:pPr>
+              <w:pStyle w:val="Compact"/>
+              <w:jc w:val="left"/>
             </w:pPr>
             <w:r>
               <w:t xml:space="preserve">Total with alert</w:t>
@@ -3801,10 +3884,10 @@
           </w:p>
         </w:tc>
         <w:tc>
-          <w:tcPr/>
-          <w:p>
-            <w:pPr>
-              <w:pStyle w:val="Compact"/>
+          <w:p>
+            <w:pPr>
+              <w:pStyle w:val="Compact"/>
+              <w:jc w:val="left"/>
             </w:pPr>
             <w:r>
               <w:t xml:space="preserve">Absolute Z-score greater than or equal to 1.5 sigma</w:t>
@@ -3812,10 +3895,10 @@
           </w:p>
         </w:tc>
         <w:tc>
-          <w:tcPr/>
-          <w:p>
-            <w:pPr>
-              <w:pStyle w:val="Compact"/>
+          <w:p>
+            <w:pPr>
+              <w:pStyle w:val="Compact"/>
+              <w:jc w:val="left"/>
             </w:pPr>
             <w:r>
               <w:t xml:space="preserve">685</w:t>
@@ -3823,10 +3906,10 @@
           </w:p>
         </w:tc>
         <w:tc>
-          <w:tcPr/>
-          <w:p>
-            <w:pPr>
-              <w:pStyle w:val="Compact"/>
+          <w:p>
+            <w:pPr>
+              <w:pStyle w:val="Compact"/>
+              <w:jc w:val="left"/>
             </w:pPr>
             <w:r>
               <w:t xml:space="preserve">0.47%</w:t>
@@ -3850,7 +3933,6 @@
       <w:r>
         <w:rPr>
           <w:b/>
-          <w:bCs/>
         </w:rPr>
         <w:t xml:space="preserve">Results by therapeutic category:</w:t>
       </w:r>
@@ -3858,25 +3940,25 @@
     <w:tbl>
       <w:tblPr>
         <w:tblStyle w:val="Table"/>
-        <w:tblW w:type="auto" w:w="0"/>
-        <w:tblLook w:firstRow="1" w:lastRow="0" w:firstColumn="0" w:lastColumn="0" w:noHBand="0" w:noVBand="0" w:val="0020"/>
+        <w:tblW w:type="pct" w:w="0.0"/>
+        <w:tblLook w:firstRow="1"/>
       </w:tblPr>
-      <w:tblGrid>
-        <w:gridCol w:w="1584"/>
-        <w:gridCol w:w="1584"/>
-        <w:gridCol w:w="1584"/>
-        <w:gridCol w:w="1584"/>
-        <w:gridCol w:w="1584"/>
-      </w:tblGrid>
+      <w:tblGrid/>
       <w:tr>
         <w:trPr>
-          <w:tblHeader w:val="on"/>
+          <w:cnfStyle w:firstRow="1"/>
         </w:trPr>
         <w:tc>
-          <w:tcPr/>
-          <w:p>
-            <w:pPr>
-              <w:pStyle w:val="Compact"/>
+          <w:tcPr>
+            <w:tcBorders>
+              <w:bottom w:val="single"/>
+            </w:tcBorders>
+            <w:vAlign w:val="bottom"/>
+          </w:tcPr>
+          <w:p>
+            <w:pPr>
+              <w:pStyle w:val="Compact"/>
+              <w:jc w:val="left"/>
             </w:pPr>
             <w:r>
               <w:t xml:space="preserve">Category</w:t>
@@ -3884,10 +3966,16 @@
           </w:p>
         </w:tc>
         <w:tc>
-          <w:tcPr/>
-          <w:p>
-            <w:pPr>
-              <w:pStyle w:val="Compact"/>
+          <w:tcPr>
+            <w:tcBorders>
+              <w:bottom w:val="single"/>
+            </w:tcBorders>
+            <w:vAlign w:val="bottom"/>
+          </w:tcPr>
+          <w:p>
+            <w:pPr>
+              <w:pStyle w:val="Compact"/>
+              <w:jc w:val="left"/>
             </w:pPr>
             <w:r>
               <w:t xml:space="preserve">Contracts</w:t>
@@ -3895,10 +3983,16 @@
           </w:p>
         </w:tc>
         <w:tc>
-          <w:tcPr/>
-          <w:p>
-            <w:pPr>
-              <w:pStyle w:val="Compact"/>
+          <w:tcPr>
+            <w:tcBorders>
+              <w:bottom w:val="single"/>
+            </w:tcBorders>
+            <w:vAlign w:val="bottom"/>
+          </w:tcPr>
+          <w:p>
+            <w:pPr>
+              <w:pStyle w:val="Compact"/>
+              <w:jc w:val="left"/>
             </w:pPr>
             <w:r>
               <w:t xml:space="preserve">% with alert</w:t>
@@ -3906,10 +4000,16 @@
           </w:p>
         </w:tc>
         <w:tc>
-          <w:tcPr/>
-          <w:p>
-            <w:pPr>
-              <w:pStyle w:val="Compact"/>
+          <w:tcPr>
+            <w:tcBorders>
+              <w:bottom w:val="single"/>
+            </w:tcBorders>
+            <w:vAlign w:val="bottom"/>
+          </w:tcPr>
+          <w:p>
+            <w:pPr>
+              <w:pStyle w:val="Compact"/>
+              <w:jc w:val="left"/>
             </w:pPr>
             <w:r>
               <w:t xml:space="preserve">Zmax</w:t>
@@ -3917,10 +4017,16 @@
           </w:p>
         </w:tc>
         <w:tc>
-          <w:tcPr/>
-          <w:p>
-            <w:pPr>
-              <w:pStyle w:val="Compact"/>
+          <w:tcPr>
+            <w:tcBorders>
+              <w:bottom w:val="single"/>
+            </w:tcBorders>
+            <w:vAlign w:val="bottom"/>
+          </w:tcPr>
+          <w:p>
+            <w:pPr>
+              <w:pStyle w:val="Compact"/>
+              <w:jc w:val="left"/>
             </w:pPr>
             <w:r>
               <w:t xml:space="preserve">Max/mean ratio</w:t>
@@ -3930,10 +4036,10 @@
       </w:tr>
       <w:tr>
         <w:tc>
-          <w:tcPr/>
-          <w:p>
-            <w:pPr>
-              <w:pStyle w:val="Compact"/>
+          <w:p>
+            <w:pPr>
+              <w:pStyle w:val="Compact"/>
+              <w:jc w:val="left"/>
             </w:pPr>
             <w:r>
               <w:t xml:space="preserve">Analgesic</w:t>
@@ -3941,10 +4047,10 @@
           </w:p>
         </w:tc>
         <w:tc>
-          <w:tcPr/>
-          <w:p>
-            <w:pPr>
-              <w:pStyle w:val="Compact"/>
+          <w:p>
+            <w:pPr>
+              <w:pStyle w:val="Compact"/>
+              <w:jc w:val="left"/>
             </w:pPr>
             <w:r>
               <w:t xml:space="preserve">42</w:t>
@@ -3952,10 +4058,10 @@
           </w:p>
         </w:tc>
         <w:tc>
-          <w:tcPr/>
-          <w:p>
-            <w:pPr>
-              <w:pStyle w:val="Compact"/>
+          <w:p>
+            <w:pPr>
+              <w:pStyle w:val="Compact"/>
+              <w:jc w:val="left"/>
             </w:pPr>
             <w:r>
               <w:t xml:space="preserve">9.5%</w:t>
@@ -3963,10 +4069,10 @@
           </w:p>
         </w:tc>
         <w:tc>
-          <w:tcPr/>
-          <w:p>
-            <w:pPr>
-              <w:pStyle w:val="Compact"/>
+          <w:p>
+            <w:pPr>
+              <w:pStyle w:val="Compact"/>
+              <w:jc w:val="left"/>
             </w:pPr>
             <w:r>
               <w:t xml:space="preserve">4.22</w:t>
@@ -3974,10 +4080,10 @@
           </w:p>
         </w:tc>
         <w:tc>
-          <w:tcPr/>
-          <w:p>
-            <w:pPr>
-              <w:pStyle w:val="Compact"/>
+          <w:p>
+            <w:pPr>
+              <w:pStyle w:val="Compact"/>
+              <w:jc w:val="left"/>
             </w:pPr>
             <w:r>
               <w:t xml:space="preserve">9.3x</w:t>
@@ -3987,10 +4093,10 @@
       </w:tr>
       <w:tr>
         <w:tc>
-          <w:tcPr/>
-          <w:p>
-            <w:pPr>
-              <w:pStyle w:val="Compact"/>
+          <w:p>
+            <w:pPr>
+              <w:pStyle w:val="Compact"/>
+              <w:jc w:val="left"/>
             </w:pPr>
             <w:r>
               <w:t xml:space="preserve">Diabetes</w:t>
@@ -3998,10 +4104,10 @@
           </w:p>
         </w:tc>
         <w:tc>
-          <w:tcPr/>
-          <w:p>
-            <w:pPr>
-              <w:pStyle w:val="Compact"/>
+          <w:p>
+            <w:pPr>
+              <w:pStyle w:val="Compact"/>
+              <w:jc w:val="left"/>
             </w:pPr>
             <w:r>
               <w:t xml:space="preserve">281</w:t>
@@ -4009,10 +4115,10 @@
           </w:p>
         </w:tc>
         <w:tc>
-          <w:tcPr/>
-          <w:p>
-            <w:pPr>
-              <w:pStyle w:val="Compact"/>
+          <w:p>
+            <w:pPr>
+              <w:pStyle w:val="Compact"/>
+              <w:jc w:val="left"/>
             </w:pPr>
             <w:r>
               <w:t xml:space="preserve">8.2%</w:t>
@@ -4020,10 +4126,10 @@
           </w:p>
         </w:tc>
         <w:tc>
-          <w:tcPr/>
-          <w:p>
-            <w:pPr>
-              <w:pStyle w:val="Compact"/>
+          <w:p>
+            <w:pPr>
+              <w:pStyle w:val="Compact"/>
+              <w:jc w:val="left"/>
             </w:pPr>
             <w:r>
               <w:t xml:space="preserve">6.58</w:t>
@@ -4031,10 +4137,10 @@
           </w:p>
         </w:tc>
         <w:tc>
-          <w:tcPr/>
-          <w:p>
-            <w:pPr>
-              <w:pStyle w:val="Compact"/>
+          <w:p>
+            <w:pPr>
+              <w:pStyle w:val="Compact"/>
+              <w:jc w:val="left"/>
             </w:pPr>
             <w:r>
               <w:t xml:space="preserve">15.3x</w:t>
@@ -4044,10 +4150,10 @@
       </w:tr>
       <w:tr>
         <w:tc>
-          <w:tcPr/>
-          <w:p>
-            <w:pPr>
-              <w:pStyle w:val="Compact"/>
+          <w:p>
+            <w:pPr>
+              <w:pStyle w:val="Compact"/>
+              <w:jc w:val="left"/>
             </w:pPr>
             <w:r>
               <w:t xml:space="preserve">Antiviral</w:t>
@@ -4055,10 +4161,10 @@
           </w:p>
         </w:tc>
         <w:tc>
-          <w:tcPr/>
-          <w:p>
-            <w:pPr>
-              <w:pStyle w:val="Compact"/>
+          <w:p>
+            <w:pPr>
+              <w:pStyle w:val="Compact"/>
+              <w:jc w:val="left"/>
             </w:pPr>
             <w:r>
               <w:t xml:space="preserve">37</w:t>
@@ -4066,10 +4172,10 @@
           </w:p>
         </w:tc>
         <w:tc>
-          <w:tcPr/>
-          <w:p>
-            <w:pPr>
-              <w:pStyle w:val="Compact"/>
+          <w:p>
+            <w:pPr>
+              <w:pStyle w:val="Compact"/>
+              <w:jc w:val="left"/>
             </w:pPr>
             <w:r>
               <w:t xml:space="preserve">5.4%</w:t>
@@ -4077,10 +4183,10 @@
           </w:p>
         </w:tc>
         <w:tc>
-          <w:tcPr/>
-          <w:p>
-            <w:pPr>
-              <w:pStyle w:val="Compact"/>
+          <w:p>
+            <w:pPr>
+              <w:pStyle w:val="Compact"/>
+              <w:jc w:val="left"/>
             </w:pPr>
             <w:r>
               <w:t xml:space="preserve">4.83</w:t>
@@ -4088,10 +4194,10 @@
           </w:p>
         </w:tc>
         <w:tc>
-          <w:tcPr/>
-          <w:p>
-            <w:pPr>
-              <w:pStyle w:val="Compact"/>
+          <w:p>
+            <w:pPr>
+              <w:pStyle w:val="Compact"/>
+              <w:jc w:val="left"/>
             </w:pPr>
             <w:r>
               <w:t xml:space="preserve">14.2x</w:t>
@@ -4101,10 +4207,10 @@
       </w:tr>
       <w:tr>
         <w:tc>
-          <w:tcPr/>
-          <w:p>
-            <w:pPr>
-              <w:pStyle w:val="Compact"/>
+          <w:p>
+            <w:pPr>
+              <w:pStyle w:val="Compact"/>
+              <w:jc w:val="left"/>
             </w:pPr>
             <w:r>
               <w:t xml:space="preserve">Antibiotic</w:t>
@@ -4112,10 +4218,10 @@
           </w:p>
         </w:tc>
         <w:tc>
-          <w:tcPr/>
-          <w:p>
-            <w:pPr>
-              <w:pStyle w:val="Compact"/>
+          <w:p>
+            <w:pPr>
+              <w:pStyle w:val="Compact"/>
+              <w:jc w:val="left"/>
             </w:pPr>
             <w:r>
               <w:t xml:space="preserve">219</w:t>
@@ -4123,10 +4229,10 @@
           </w:p>
         </w:tc>
         <w:tc>
-          <w:tcPr/>
-          <w:p>
-            <w:pPr>
-              <w:pStyle w:val="Compact"/>
+          <w:p>
+            <w:pPr>
+              <w:pStyle w:val="Compact"/>
+              <w:jc w:val="left"/>
             </w:pPr>
             <w:r>
               <w:t xml:space="preserve">3.7%</w:t>
@@ -4134,10 +4240,10 @@
           </w:p>
         </w:tc>
         <w:tc>
-          <w:tcPr/>
-          <w:p>
-            <w:pPr>
-              <w:pStyle w:val="Compact"/>
+          <w:p>
+            <w:pPr>
+              <w:pStyle w:val="Compact"/>
+              <w:jc w:val="left"/>
             </w:pPr>
             <w:r>
               <w:t xml:space="preserve">8.32</w:t>
@@ -4145,10 +4251,10 @@
           </w:p>
         </w:tc>
         <w:tc>
-          <w:tcPr/>
-          <w:p>
-            <w:pPr>
-              <w:pStyle w:val="Compact"/>
+          <w:p>
+            <w:pPr>
+              <w:pStyle w:val="Compact"/>
+              <w:jc w:val="left"/>
             </w:pPr>
             <w:r>
               <w:t xml:space="preserve">24.1x</w:t>
@@ -4158,10 +4264,10 @@
       </w:tr>
       <w:tr>
         <w:tc>
-          <w:tcPr/>
-          <w:p>
-            <w:pPr>
-              <w:pStyle w:val="Compact"/>
+          <w:p>
+            <w:pPr>
+              <w:pStyle w:val="Compact"/>
+              <w:jc w:val="left"/>
             </w:pPr>
             <w:r>
               <w:t xml:space="preserve">Medical supply</w:t>
@@ -4169,10 +4275,10 @@
           </w:p>
         </w:tc>
         <w:tc>
-          <w:tcPr/>
-          <w:p>
-            <w:pPr>
-              <w:pStyle w:val="Compact"/>
+          <w:p>
+            <w:pPr>
+              <w:pStyle w:val="Compact"/>
+              <w:jc w:val="left"/>
             </w:pPr>
             <w:r>
               <w:t xml:space="preserve">2,312</w:t>
@@ -4180,10 +4286,10 @@
           </w:p>
         </w:tc>
         <w:tc>
-          <w:tcPr/>
-          <w:p>
-            <w:pPr>
-              <w:pStyle w:val="Compact"/>
+          <w:p>
+            <w:pPr>
+              <w:pStyle w:val="Compact"/>
+              <w:jc w:val="left"/>
             </w:pPr>
             <w:r>
               <w:t xml:space="preserve">2.6%</w:t>
@@ -4191,10 +4297,10 @@
           </w:p>
         </w:tc>
         <w:tc>
-          <w:tcPr/>
-          <w:p>
-            <w:pPr>
-              <w:pStyle w:val="Compact"/>
+          <w:p>
+            <w:pPr>
+              <w:pStyle w:val="Compact"/>
+              <w:jc w:val="left"/>
             </w:pPr>
             <w:r>
               <w:t xml:space="preserve">22.45</w:t>
@@ -4202,10 +4308,10 @@
           </w:p>
         </w:tc>
         <w:tc>
-          <w:tcPr/>
-          <w:p>
-            <w:pPr>
-              <w:pStyle w:val="Compact"/>
+          <w:p>
+            <w:pPr>
+              <w:pStyle w:val="Compact"/>
+              <w:jc w:val="left"/>
             </w:pPr>
             <w:r>
               <w:t xml:space="preserve">86.6x</w:t>
@@ -4215,10 +4321,10 @@
       </w:tr>
       <w:tr>
         <w:tc>
-          <w:tcPr/>
-          <w:p>
-            <w:pPr>
-              <w:pStyle w:val="Compact"/>
+          <w:p>
+            <w:pPr>
+              <w:pStyle w:val="Compact"/>
+              <w:jc w:val="left"/>
             </w:pPr>
             <w:r>
               <w:t xml:space="preserve">Oncology</w:t>
@@ -4226,10 +4332,10 @@
           </w:p>
         </w:tc>
         <w:tc>
-          <w:tcPr/>
-          <w:p>
-            <w:pPr>
-              <w:pStyle w:val="Compact"/>
+          <w:p>
+            <w:pPr>
+              <w:pStyle w:val="Compact"/>
+              <w:jc w:val="left"/>
             </w:pPr>
             <w:r>
               <w:t xml:space="preserve">403</w:t>
@@ -4237,10 +4343,10 @@
           </w:p>
         </w:tc>
         <w:tc>
-          <w:tcPr/>
-          <w:p>
-            <w:pPr>
-              <w:pStyle w:val="Compact"/>
+          <w:p>
+            <w:pPr>
+              <w:pStyle w:val="Compact"/>
+              <w:jc w:val="left"/>
             </w:pPr>
             <w:r>
               <w:t xml:space="preserve">0.7%</w:t>
@@ -4248,10 +4354,10 @@
           </w:p>
         </w:tc>
         <w:tc>
-          <w:tcPr/>
-          <w:p>
-            <w:pPr>
-              <w:pStyle w:val="Compact"/>
+          <w:p>
+            <w:pPr>
+              <w:pStyle w:val="Compact"/>
+              <w:jc w:val="left"/>
             </w:pPr>
             <w:r>
               <w:t xml:space="preserve">19.34</w:t>
@@ -4259,10 +4365,10 @@
           </w:p>
         </w:tc>
         <w:tc>
-          <w:tcPr/>
-          <w:p>
-            <w:pPr>
-              <w:pStyle w:val="Compact"/>
+          <w:p>
+            <w:pPr>
+              <w:pStyle w:val="Compact"/>
+              <w:jc w:val="left"/>
             </w:pPr>
             <w:r>
               <w:t xml:space="preserve">139.0x</w:t>
@@ -4286,7 +4392,6 @@
       <w:r>
         <w:rPr>
           <w:b/>
-          <w:bCs/>
         </w:rPr>
         <w:t xml:space="preserve">Temporal evolution of anomaly rates (2020-2025):</w:t>
       </w:r>
@@ -4294,24 +4399,25 @@
     <w:tbl>
       <w:tblPr>
         <w:tblStyle w:val="Table"/>
-        <w:tblW w:type="auto" w:w="0"/>
-        <w:tblLook w:firstRow="1" w:lastRow="0" w:firstColumn="0" w:lastColumn="0" w:noHBand="0" w:noVBand="0" w:val="0020"/>
+        <w:tblW w:type="pct" w:w="0.0"/>
+        <w:tblLook w:firstRow="1"/>
       </w:tblPr>
-      <w:tblGrid>
-        <w:gridCol w:w="1980"/>
-        <w:gridCol w:w="1980"/>
-        <w:gridCol w:w="1980"/>
-        <w:gridCol w:w="1980"/>
-      </w:tblGrid>
+      <w:tblGrid/>
       <w:tr>
         <w:trPr>
-          <w:tblHeader w:val="on"/>
+          <w:cnfStyle w:firstRow="1"/>
         </w:trPr>
         <w:tc>
-          <w:tcPr/>
-          <w:p>
-            <w:pPr>
-              <w:pStyle w:val="Compact"/>
+          <w:tcPr>
+            <w:tcBorders>
+              <w:bottom w:val="single"/>
+            </w:tcBorders>
+            <w:vAlign w:val="bottom"/>
+          </w:tcPr>
+          <w:p>
+            <w:pPr>
+              <w:pStyle w:val="Compact"/>
+              <w:jc w:val="left"/>
             </w:pPr>
             <w:r>
               <w:t xml:space="preserve">Year</w:t>
@@ -4319,10 +4425,16 @@
           </w:p>
         </w:tc>
         <w:tc>
-          <w:tcPr/>
-          <w:p>
-            <w:pPr>
-              <w:pStyle w:val="Compact"/>
+          <w:tcPr>
+            <w:tcBorders>
+              <w:bottom w:val="single"/>
+            </w:tcBorders>
+            <w:vAlign w:val="bottom"/>
+          </w:tcPr>
+          <w:p>
+            <w:pPr>
+              <w:pStyle w:val="Compact"/>
+              <w:jc w:val="left"/>
             </w:pPr>
             <w:r>
               <w:t xml:space="preserve">Contracts analyzed</w:t>
@@ -4330,10 +4442,16 @@
           </w:p>
         </w:tc>
         <w:tc>
-          <w:tcPr/>
-          <w:p>
-            <w:pPr>
-              <w:pStyle w:val="Compact"/>
+          <w:tcPr>
+            <w:tcBorders>
+              <w:bottom w:val="single"/>
+            </w:tcBorders>
+            <w:vAlign w:val="bottom"/>
+          </w:tcPr>
+          <w:p>
+            <w:pPr>
+              <w:pStyle w:val="Compact"/>
+              <w:jc w:val="left"/>
             </w:pPr>
             <w:r>
               <w:t xml:space="preserve">Contracts with alert</w:t>
@@ -4341,10 +4459,16 @@
           </w:p>
         </w:tc>
         <w:tc>
-          <w:tcPr/>
-          <w:p>
-            <w:pPr>
-              <w:pStyle w:val="Compact"/>
+          <w:tcPr>
+            <w:tcBorders>
+              <w:bottom w:val="single"/>
+            </w:tcBorders>
+            <w:vAlign w:val="bottom"/>
+          </w:tcPr>
+          <w:p>
+            <w:pPr>
+              <w:pStyle w:val="Compact"/>
+              <w:jc w:val="left"/>
             </w:pPr>
             <w:r>
               <w:t xml:space="preserve">Rate</w:t>
@@ -4354,10 +4478,10 @@
       </w:tr>
       <w:tr>
         <w:tc>
-          <w:tcPr/>
-          <w:p>
-            <w:pPr>
-              <w:pStyle w:val="Compact"/>
+          <w:p>
+            <w:pPr>
+              <w:pStyle w:val="Compact"/>
+              <w:jc w:val="left"/>
             </w:pPr>
             <w:r>
               <w:t xml:space="preserve">2020</w:t>
@@ -4365,10 +4489,10 @@
           </w:p>
         </w:tc>
         <w:tc>
-          <w:tcPr/>
-          <w:p>
-            <w:pPr>
-              <w:pStyle w:val="Compact"/>
+          <w:p>
+            <w:pPr>
+              <w:pStyle w:val="Compact"/>
+              <w:jc w:val="left"/>
             </w:pPr>
             <w:r>
               <w:t xml:space="preserve">35,326</w:t>
@@ -4376,10 +4500,10 @@
           </w:p>
         </w:tc>
         <w:tc>
-          <w:tcPr/>
-          <w:p>
-            <w:pPr>
-              <w:pStyle w:val="Compact"/>
+          <w:p>
+            <w:pPr>
+              <w:pStyle w:val="Compact"/>
+              <w:jc w:val="left"/>
             </w:pPr>
             <w:r>
               <w:t xml:space="preserve">121</w:t>
@@ -4387,10 +4511,10 @@
           </w:p>
         </w:tc>
         <w:tc>
-          <w:tcPr/>
-          <w:p>
-            <w:pPr>
-              <w:pStyle w:val="Compact"/>
+          <w:p>
+            <w:pPr>
+              <w:pStyle w:val="Compact"/>
+              <w:jc w:val="left"/>
             </w:pPr>
             <w:r>
               <w:t xml:space="preserve">0.34%</w:t>
@@ -4400,10 +4524,10 @@
       </w:tr>
       <w:tr>
         <w:tc>
-          <w:tcPr/>
-          <w:p>
-            <w:pPr>
-              <w:pStyle w:val="Compact"/>
+          <w:p>
+            <w:pPr>
+              <w:pStyle w:val="Compact"/>
+              <w:jc w:val="left"/>
             </w:pPr>
             <w:r>
               <w:t xml:space="preserve">2021</w:t>
@@ -4411,10 +4535,10 @@
           </w:p>
         </w:tc>
         <w:tc>
-          <w:tcPr/>
-          <w:p>
-            <w:pPr>
-              <w:pStyle w:val="Compact"/>
+          <w:p>
+            <w:pPr>
+              <w:pStyle w:val="Compact"/>
+              <w:jc w:val="left"/>
             </w:pPr>
             <w:r>
               <w:t xml:space="preserve">53,827</w:t>
@@ -4422,10 +4546,10 @@
           </w:p>
         </w:tc>
         <w:tc>
-          <w:tcPr/>
-          <w:p>
-            <w:pPr>
-              <w:pStyle w:val="Compact"/>
+          <w:p>
+            <w:pPr>
+              <w:pStyle w:val="Compact"/>
+              <w:jc w:val="left"/>
             </w:pPr>
             <w:r>
               <w:t xml:space="preserve">165</w:t>
@@ -4433,10 +4557,10 @@
           </w:p>
         </w:tc>
         <w:tc>
-          <w:tcPr/>
-          <w:p>
-            <w:pPr>
-              <w:pStyle w:val="Compact"/>
+          <w:p>
+            <w:pPr>
+              <w:pStyle w:val="Compact"/>
+              <w:jc w:val="left"/>
             </w:pPr>
             <w:r>
               <w:t xml:space="preserve">0.31%</w:t>
@@ -4446,10 +4570,10 @@
       </w:tr>
       <w:tr>
         <w:tc>
-          <w:tcPr/>
-          <w:p>
-            <w:pPr>
-              <w:pStyle w:val="Compact"/>
+          <w:p>
+            <w:pPr>
+              <w:pStyle w:val="Compact"/>
+              <w:jc w:val="left"/>
             </w:pPr>
             <w:r>
               <w:t xml:space="preserve">2022</w:t>
@@ -4457,10 +4581,10 @@
           </w:p>
         </w:tc>
         <w:tc>
-          <w:tcPr/>
-          <w:p>
-            <w:pPr>
-              <w:pStyle w:val="Compact"/>
+          <w:p>
+            <w:pPr>
+              <w:pStyle w:val="Compact"/>
+              <w:jc w:val="left"/>
             </w:pPr>
             <w:r>
               <w:t xml:space="preserve">30,990</w:t>
@@ -4468,10 +4592,10 @@
           </w:p>
         </w:tc>
         <w:tc>
-          <w:tcPr/>
-          <w:p>
-            <w:pPr>
-              <w:pStyle w:val="Compact"/>
+          <w:p>
+            <w:pPr>
+              <w:pStyle w:val="Compact"/>
+              <w:jc w:val="left"/>
             </w:pPr>
             <w:r>
               <w:t xml:space="preserve">130</w:t>
@@ -4479,10 +4603,10 @@
           </w:p>
         </w:tc>
         <w:tc>
-          <w:tcPr/>
-          <w:p>
-            <w:pPr>
-              <w:pStyle w:val="Compact"/>
+          <w:p>
+            <w:pPr>
+              <w:pStyle w:val="Compact"/>
+              <w:jc w:val="left"/>
             </w:pPr>
             <w:r>
               <w:t xml:space="preserve">0.42%</w:t>
@@ -4492,10 +4616,10 @@
       </w:tr>
       <w:tr>
         <w:tc>
-          <w:tcPr/>
-          <w:p>
-            <w:pPr>
-              <w:pStyle w:val="Compact"/>
+          <w:p>
+            <w:pPr>
+              <w:pStyle w:val="Compact"/>
+              <w:jc w:val="left"/>
             </w:pPr>
             <w:r>
               <w:t xml:space="preserve">2023</w:t>
@@ -4503,10 +4627,10 @@
           </w:p>
         </w:tc>
         <w:tc>
-          <w:tcPr/>
-          <w:p>
-            <w:pPr>
-              <w:pStyle w:val="Compact"/>
+          <w:p>
+            <w:pPr>
+              <w:pStyle w:val="Compact"/>
+              <w:jc w:val="left"/>
             </w:pPr>
             <w:r>
               <w:t xml:space="preserve">10,705</w:t>
@@ -4514,10 +4638,10 @@
           </w:p>
         </w:tc>
         <w:tc>
-          <w:tcPr/>
-          <w:p>
-            <w:pPr>
-              <w:pStyle w:val="Compact"/>
+          <w:p>
+            <w:pPr>
+              <w:pStyle w:val="Compact"/>
+              <w:jc w:val="left"/>
             </w:pPr>
             <w:r>
               <w:t xml:space="preserve">89</w:t>
@@ -4525,10 +4649,10 @@
           </w:p>
         </w:tc>
         <w:tc>
-          <w:tcPr/>
-          <w:p>
-            <w:pPr>
-              <w:pStyle w:val="Compact"/>
+          <w:p>
+            <w:pPr>
+              <w:pStyle w:val="Compact"/>
+              <w:jc w:val="left"/>
             </w:pPr>
             <w:r>
               <w:t xml:space="preserve">0.83%</w:t>
@@ -4538,10 +4662,10 @@
       </w:tr>
       <w:tr>
         <w:tc>
-          <w:tcPr/>
-          <w:p>
-            <w:pPr>
-              <w:pStyle w:val="Compact"/>
+          <w:p>
+            <w:pPr>
+              <w:pStyle w:val="Compact"/>
+              <w:jc w:val="left"/>
             </w:pPr>
             <w:r>
               <w:t xml:space="preserve">2024</w:t>
@@ -4549,10 +4673,10 @@
           </w:p>
         </w:tc>
         <w:tc>
-          <w:tcPr/>
-          <w:p>
-            <w:pPr>
-              <w:pStyle w:val="Compact"/>
+          <w:p>
+            <w:pPr>
+              <w:pStyle w:val="Compact"/>
+              <w:jc w:val="left"/>
             </w:pPr>
             <w:r>
               <w:t xml:space="preserve">9,380</w:t>
@@ -4560,10 +4684,10 @@
           </w:p>
         </w:tc>
         <w:tc>
-          <w:tcPr/>
-          <w:p>
-            <w:pPr>
-              <w:pStyle w:val="Compact"/>
+          <w:p>
+            <w:pPr>
+              <w:pStyle w:val="Compact"/>
+              <w:jc w:val="left"/>
             </w:pPr>
             <w:r>
               <w:t xml:space="preserve">86</w:t>
@@ -4571,10 +4695,10 @@
           </w:p>
         </w:tc>
         <w:tc>
-          <w:tcPr/>
-          <w:p>
-            <w:pPr>
-              <w:pStyle w:val="Compact"/>
+          <w:p>
+            <w:pPr>
+              <w:pStyle w:val="Compact"/>
+              <w:jc w:val="left"/>
             </w:pPr>
             <w:r>
               <w:t xml:space="preserve">0.92%</w:t>
@@ -4584,10 +4708,10 @@
       </w:tr>
       <w:tr>
         <w:tc>
-          <w:tcPr/>
-          <w:p>
-            <w:pPr>
-              <w:pStyle w:val="Compact"/>
+          <w:p>
+            <w:pPr>
+              <w:pStyle w:val="Compact"/>
+              <w:jc w:val="left"/>
             </w:pPr>
             <w:r>
               <w:t xml:space="preserve">2025</w:t>
@@ -4595,10 +4719,10 @@
           </w:p>
         </w:tc>
         <w:tc>
-          <w:tcPr/>
-          <w:p>
-            <w:pPr>
-              <w:pStyle w:val="Compact"/>
+          <w:p>
+            <w:pPr>
+              <w:pStyle w:val="Compact"/>
+              <w:jc w:val="left"/>
             </w:pPr>
             <w:r>
               <w:t xml:space="preserve">6,792</w:t>
@@ -4606,10 +4730,10 @@
           </w:p>
         </w:tc>
         <w:tc>
-          <w:tcPr/>
-          <w:p>
-            <w:pPr>
-              <w:pStyle w:val="Compact"/>
+          <w:p>
+            <w:pPr>
+              <w:pStyle w:val="Compact"/>
+              <w:jc w:val="left"/>
             </w:pPr>
             <w:r>
               <w:t xml:space="preserve">94</w:t>
@@ -4617,10 +4741,10 @@
           </w:p>
         </w:tc>
         <w:tc>
-          <w:tcPr/>
-          <w:p>
-            <w:pPr>
-              <w:pStyle w:val="Compact"/>
+          <w:p>
+            <w:pPr>
+              <w:pStyle w:val="Compact"/>
+              <w:jc w:val="left"/>
             </w:pPr>
             <w:r>
               <w:t xml:space="preserve">1.38%</w:t>
@@ -4644,7 +4768,6 @@
       <w:r>
         <w:rPr>
           <w:b/>
-          <w:bCs/>
         </w:rPr>
         <w:t xml:space="preserve">Geographic distribution of anomalies.</w:t>
       </w:r>
@@ -4657,15 +4780,15 @@
         <w:t xml:space="preserve">Departments with the highest rates of statistically flagged contracts were Bogota D.C. (3.80%), Norte de Santander (1.92%), Valle del Cauca (1.21%), and Tolima (1.00%). This distribution indicates heterogeneity in contract values, not causal evidence of corruption.</w:t>
       </w:r>
     </w:p>
-    <w:bookmarkEnd w:id="35"/>
-    <w:bookmarkStart w:id="36" w:name="market-concentration"/>
     <w:p>
       <w:pPr>
         <w:pStyle w:val="Heading3"/>
       </w:pPr>
+      <w:bookmarkStart w:id="38" w:name="market-concentration"/>
       <w:r>
         <w:t xml:space="preserve">3.4 Market concentration</w:t>
       </w:r>
+      <w:bookmarkEnd w:id="38"/>
     </w:p>
     <w:p>
       <w:pPr>
@@ -4683,15 +4806,15 @@
         <w:t xml:space="preserve">This pattern indicates strong cumulative concentration among leading suppliers, while the HHI remains low under conventional market-concentration thresholds because the contracted value is distributed across a large long-tail supplier base. The bipartite graph identified 847 recurrent entity-supplier pairs with at least five consecutive contracts.</w:t>
       </w:r>
     </w:p>
-    <w:bookmarkEnd w:id="36"/>
-    <w:bookmarkStart w:id="37" w:name="Xeaef38007fdce6146d1cbe3d44422fccf9ff67c"/>
     <w:p>
       <w:pPr>
         <w:pStyle w:val="Heading3"/>
       </w:pPr>
+      <w:bookmarkStart w:id="39" w:name="Xeaef38007fdce6146d1cbe3d44422fccf9ff67c"/>
       <w:r>
         <w:t xml:space="preserve">3.5 Smart-contract payment workflow: complementary technical proof of concept</w:t>
       </w:r>
+      <w:bookmarkEnd w:id="39"/>
     </w:p>
     <w:p>
       <w:pPr>
@@ -4704,9 +4827,8 @@
     <w:tbl>
       <w:tblPr>
         <w:tblStyle w:val="Table"/>
-        <w:tblW w:type="pct" w:w="5000"/>
-        <w:tblLayout w:type="fixed"/>
-        <w:tblLook w:firstRow="1" w:lastRow="0" w:firstColumn="0" w:lastColumn="0" w:noHBand="0" w:noVBand="0" w:val="0020"/>
+        <w:tblW w:type="pct" w:w="5000.0"/>
+        <w:tblLook w:firstRow="1"/>
       </w:tblPr>
       <w:tblGrid>
         <w:gridCol w:w="3960"/>
@@ -4714,13 +4836,19 @@
       </w:tblGrid>
       <w:tr>
         <w:trPr>
-          <w:tblHeader w:val="on"/>
+          <w:cnfStyle w:firstRow="1"/>
         </w:trPr>
         <w:tc>
-          <w:tcPr/>
-          <w:p>
-            <w:pPr>
-              <w:pStyle w:val="Compact"/>
+          <w:tcPr>
+            <w:tcBorders>
+              <w:bottom w:val="single"/>
+            </w:tcBorders>
+            <w:vAlign w:val="bottom"/>
+          </w:tcPr>
+          <w:p>
+            <w:pPr>
+              <w:pStyle w:val="Compact"/>
+              <w:jc w:val="left"/>
             </w:pPr>
             <w:r>
               <w:t xml:space="preserve">Functional stage</w:t>
@@ -4728,10 +4856,16 @@
           </w:p>
         </w:tc>
         <w:tc>
-          <w:tcPr/>
-          <w:p>
-            <w:pPr>
-              <w:pStyle w:val="Compact"/>
+          <w:tcPr>
+            <w:tcBorders>
+              <w:bottom w:val="single"/>
+            </w:tcBorders>
+            <w:vAlign w:val="bottom"/>
+          </w:tcPr>
+          <w:p>
+            <w:pPr>
+              <w:pStyle w:val="Compact"/>
+              <w:jc w:val="left"/>
             </w:pPr>
             <w:r>
               <w:t xml:space="preserve">Prototype time</w:t>
@@ -4741,10 +4875,10 @@
       </w:tr>
       <w:tr>
         <w:tc>
-          <w:tcPr/>
-          <w:p>
-            <w:pPr>
-              <w:pStyle w:val="Compact"/>
+          <w:p>
+            <w:pPr>
+              <w:pStyle w:val="Compact"/>
+              <w:jc w:val="left"/>
             </w:pPr>
             <w:r>
               <w:t xml:space="preserve">Validated contract or enabled order to medicines dispatched</w:t>
@@ -4752,10 +4886,10 @@
           </w:p>
         </w:tc>
         <w:tc>
-          <w:tcPr/>
-          <w:p>
-            <w:pPr>
-              <w:pStyle w:val="Compact"/>
+          <w:p>
+            <w:pPr>
+              <w:pStyle w:val="Compact"/>
+              <w:jc w:val="left"/>
             </w:pPr>
             <w:r>
               <w:t xml:space="preserve">About 24 hours</w:t>
@@ -4765,10 +4899,10 @@
       </w:tr>
       <w:tr>
         <w:tc>
-          <w:tcPr/>
-          <w:p>
-            <w:pPr>
-              <w:pStyle w:val="Compact"/>
+          <w:p>
+            <w:pPr>
+              <w:pStyle w:val="Compact"/>
+              <w:jc w:val="left"/>
             </w:pPr>
             <w:r>
               <w:t xml:space="preserve">Medicines dispatched to delivery verified</w:t>
@@ -4776,10 +4910,10 @@
           </w:p>
         </w:tc>
         <w:tc>
-          <w:tcPr/>
-          <w:p>
-            <w:pPr>
-              <w:pStyle w:val="Compact"/>
+          <w:p>
+            <w:pPr>
+              <w:pStyle w:val="Compact"/>
+              <w:jc w:val="left"/>
             </w:pPr>
             <w:r>
               <w:t xml:space="preserve">About 4 hours</w:t>
@@ -4789,10 +4923,10 @@
       </w:tr>
       <w:tr>
         <w:tc>
-          <w:tcPr/>
-          <w:p>
-            <w:pPr>
-              <w:pStyle w:val="Compact"/>
+          <w:p>
+            <w:pPr>
+              <w:pStyle w:val="Compact"/>
+              <w:jc w:val="left"/>
             </w:pPr>
             <w:r>
               <w:t xml:space="preserve">Delivery verified to CRE registered</w:t>
@@ -4800,10 +4934,10 @@
           </w:p>
         </w:tc>
         <w:tc>
-          <w:tcPr/>
-          <w:p>
-            <w:pPr>
-              <w:pStyle w:val="Compact"/>
+          <w:p>
+            <w:pPr>
+              <w:pStyle w:val="Compact"/>
+              <w:jc w:val="left"/>
             </w:pPr>
             <w:r>
               <w:t xml:space="preserve">About 1 hour</w:t>
@@ -4813,10 +4947,10 @@
       </w:tr>
       <w:tr>
         <w:tc>
-          <w:tcPr/>
-          <w:p>
-            <w:pPr>
-              <w:pStyle w:val="Compact"/>
+          <w:p>
+            <w:pPr>
+              <w:pStyle w:val="Compact"/>
+              <w:jc w:val="left"/>
             </w:pPr>
             <w:r>
               <w:t xml:space="preserve">CRE registered to payment released</w:t>
@@ -4824,10 +4958,10 @@
           </w:p>
         </w:tc>
         <w:tc>
-          <w:tcPr/>
-          <w:p>
-            <w:pPr>
-              <w:pStyle w:val="Compact"/>
+          <w:p>
+            <w:pPr>
+              <w:pStyle w:val="Compact"/>
+              <w:jc w:val="left"/>
             </w:pPr>
             <w:r>
               <w:t xml:space="preserve">About 1 hour</w:t>
@@ -4837,10 +4971,10 @@
       </w:tr>
       <w:tr>
         <w:tc>
-          <w:tcPr/>
-          <w:p>
-            <w:pPr>
-              <w:pStyle w:val="Compact"/>
+          <w:p>
+            <w:pPr>
+              <w:pStyle w:val="Compact"/>
+              <w:jc w:val="left"/>
             </w:pPr>
             <w:r>
               <w:t xml:space="preserve">Full digital cycle of the prototype</w:t>
@@ -4848,10 +4982,10 @@
           </w:p>
         </w:tc>
         <w:tc>
-          <w:tcPr/>
-          <w:p>
-            <w:pPr>
-              <w:pStyle w:val="Compact"/>
+          <w:p>
+            <w:pPr>
+              <w:pStyle w:val="Compact"/>
+              <w:jc w:val="left"/>
             </w:pPr>
             <w:r>
               <w:t xml:space="preserve">About 30 hours</w:t>
@@ -4875,7 +5009,6 @@
       <w:r>
         <w:rPr>
           <w:b/>
-          <w:bCs/>
         </w:rPr>
         <w:t xml:space="preserve">Illustrative financial-savings scenario.</w:t>
       </w:r>
@@ -4888,15 +5021,15 @@
         <w:t xml:space="preserve">Average annual pharmaceutical procurement flow across the closed 2020-2025 cohort was approximately COP 3.4 trillion (about USD 853 million at the reference exchange rate). Under a theoretical scenario of substantial reduction in digital administrative delays, and applying a monthly financial cost of 2% to the avoidable payment-cycle component, projected annual savings were estimated as COP 224,000 million per year (approximately USD 56.0 million). Using 2025 annual flow, the illustrative potential rises to COP 330,000 million per year (approximately USD 82.5 million). These values are scenario outputs only and should not be interpreted as observed savings, budget impact estimates, or implementation-ready business cases.</w:t>
       </w:r>
     </w:p>
-    <w:bookmarkEnd w:id="37"/>
-    <w:bookmarkStart w:id="38" w:name="X8cf314364155bb680bd0172dcf76142a5d419fe"/>
     <w:p>
       <w:pPr>
         <w:pStyle w:val="Heading3"/>
       </w:pPr>
+      <w:bookmarkStart w:id="40" w:name="X8cf314364155bb680bd0172dcf76142a5d419fe"/>
       <w:r>
         <w:t xml:space="preserve">3.6 Complementary modules: machine learning and semantic retrieval</w:t>
       </w:r>
+      <w:bookmarkEnd w:id="40"/>
     </w:p>
     <w:p>
       <w:pPr>
@@ -4913,25 +5046,25 @@
         </w:pict>
       </w:r>
     </w:p>
-    <w:bookmarkEnd w:id="38"/>
-    <w:bookmarkEnd w:id="39"/>
-    <w:bookmarkStart w:id="46" w:name="discussion"/>
     <w:p>
       <w:pPr>
         <w:pStyle w:val="Heading2"/>
       </w:pPr>
+      <w:bookmarkStart w:id="41" w:name="discussion"/>
       <w:r>
         <w:t xml:space="preserve">4. Discussion</w:t>
       </w:r>
-    </w:p>
-    <w:bookmarkStart w:id="40" w:name="X9bc0a68e70a6a936fc63df09c87946574481f37"/>
+      <w:bookmarkEnd w:id="41"/>
+    </w:p>
     <w:p>
       <w:pPr>
         <w:pStyle w:val="Heading3"/>
       </w:pPr>
+      <w:bookmarkStart w:id="42" w:name="X9bc0a68e70a6a936fc63df09c87946574481f37"/>
       <w:r>
         <w:t xml:space="preserve">4.1 Scale and relevance of the documented problem</w:t>
       </w:r>
+      <w:bookmarkEnd w:id="42"/>
     </w:p>
     <w:p>
       <w:pPr>
@@ -4949,15 +5082,15 @@
         <w:t xml:space="preserve">The increase in statistical-alert rates from 0.31% in 2021 to 1.38% in 2025 suggests increasing heterogeneity in contracted values during the study period. This pattern warrants dedicated investigation with adjustment for potential confounders such as pharmaceutical inflation and the introduction of new high-cost categories.</w:t>
       </w:r>
     </w:p>
-    <w:bookmarkEnd w:id="40"/>
-    <w:bookmarkStart w:id="41" w:name="z-scores-as-a-surveillance-instrument"/>
     <w:p>
       <w:pPr>
         <w:pStyle w:val="Heading3"/>
       </w:pPr>
+      <w:bookmarkStart w:id="43" w:name="z-scores-as-a-surveillance-instrument"/>
       <w:r>
         <w:t xml:space="preserve">4.2 Z-scores as a surveillance instrument</w:t>
       </w:r>
+      <w:bookmarkEnd w:id="43"/>
     </w:p>
     <w:p>
       <w:pPr>
@@ -4967,15 +5100,15 @@
         <w:t xml:space="preserve">The Z-score methodology offers advantages over manual auditing: it operates on the full universe of contracts, is reproducible, and does not require confidential information. Future linkage with SISMED unit prices and item-level disaggregation would likely improve the sensitivity and interpretability of the detector (13,15). The sustained increase in alert rates from 2021 to 2025 supports evaluation of this approach for routine audit workflows.</w:t>
       </w:r>
     </w:p>
-    <w:bookmarkEnd w:id="41"/>
-    <w:bookmarkStart w:id="42" w:name="X4f0a0aeb33846192050c78e0abcb33fff8a6a56"/>
     <w:p>
       <w:pPr>
         <w:pStyle w:val="Heading3"/>
       </w:pPr>
+      <w:bookmarkStart w:id="44" w:name="X4f0a0aeb33846192050c78e0abcb33fff8a6a56"/>
       <w:r>
         <w:t xml:space="preserve">4.3 Smart contracts applied to pharmaceutical payment workflows: interpretation of a complementary proof of concept</w:t>
       </w:r>
+      <w:bookmarkEnd w:id="44"/>
     </w:p>
     <w:p>
       <w:pPr>
@@ -4985,15 +5118,15 @@
         <w:t xml:space="preserve">The proof of concept supports only a narrow technical claim: conditional digital state transitions can be encoded and executed in a prototype payment workflow under testnet conditions. It does not demonstrate real-world reduction of payment times, lower transaction costs, or institutional deployability. The reported times are not measurements of the full payment process, which also depends on transport, packaging, storage, institutional validation, treasury procedures, contracting rules, and other bottlenecks not modeled here. A defensible operational evaluation would require prospective integration with public hospital information systems, real transaction traces, explicit counterfactual design, and independent technical and regulatory review. Large-scale implementation would additionally require public-treasury integration, legal validation, cybersecurity controls, and external smart-contract auditing.</w:t>
       </w:r>
     </w:p>
-    <w:bookmarkEnd w:id="42"/>
-    <w:bookmarkStart w:id="43" w:name="contribution-to-health-data-governance"/>
     <w:p>
       <w:pPr>
         <w:pStyle w:val="Heading3"/>
       </w:pPr>
+      <w:bookmarkStart w:id="45" w:name="contribution-to-health-data-governance"/>
       <w:r>
         <w:t xml:space="preserve">4.4 Contribution to health data governance</w:t>
       </w:r>
+      <w:bookmarkEnd w:id="45"/>
     </w:p>
     <w:p>
       <w:pPr>
@@ -5003,15 +5136,15 @@
         <w:t xml:space="preserve">Colombia has public data sources that can support pharmaceutical surveillance, but it lacks analytical infrastructure that reliably converts those data into actionable evidence. BigLoI illustrates that such infrastructure can be built using open technologies, reproducible workflows, and auditable queries over a contractual corpus.</w:t>
       </w:r>
     </w:p>
-    <w:bookmarkEnd w:id="43"/>
-    <w:bookmarkStart w:id="44" w:name="limitations"/>
     <w:p>
       <w:pPr>
         <w:pStyle w:val="Heading3"/>
       </w:pPr>
+      <w:bookmarkStart w:id="46" w:name="limitations"/>
       <w:r>
         <w:t xml:space="preserve">4.5 Limitations</w:t>
       </w:r>
+      <w:bookmarkEnd w:id="46"/>
     </w:p>
     <w:p>
       <w:pPr>
@@ -5020,7 +5153,6 @@
       <w:r>
         <w:rPr>
           <w:b/>
-          <w:bCs/>
         </w:rPr>
         <w:t xml:space="preserve">SECOP-II data quality.</w:t>
       </w:r>
@@ -5038,7 +5170,6 @@
       <w:r>
         <w:rPr>
           <w:b/>
-          <w:bCs/>
         </w:rPr>
         <w:t xml:space="preserve">SISMED temporal mismatch and granularity.</w:t>
       </w:r>
@@ -5056,7 +5187,6 @@
       <w:r>
         <w:rPr>
           <w:b/>
-          <w:bCs/>
         </w:rPr>
         <w:t xml:space="preserve">Blockchain test-network scope.</w:t>
       </w:r>
@@ -5074,7 +5204,6 @@
       <w:r>
         <w:rPr>
           <w:b/>
-          <w:bCs/>
         </w:rPr>
         <w:t xml:space="preserve">Selection bias in pharmaceutical filtering.</w:t>
       </w:r>
@@ -5092,7 +5221,6 @@
       <w:r>
         <w:rPr>
           <w:b/>
-          <w:bCs/>
         </w:rPr>
         <w:t xml:space="preserve">Interpretive scope.</w:t>
       </w:r>
@@ -5103,15 +5231,15 @@
         <w:t xml:space="preserve">The observational design identifies statistical patterns but does not establish causal relationships or measure clinical impact. Interpreting flagged contracts as evidence of corruption would require additional causal methods and involvement of competent institutions.</w:t>
       </w:r>
     </w:p>
-    <w:bookmarkEnd w:id="44"/>
-    <w:bookmarkStart w:id="45" w:name="implications-for-public-policy"/>
     <w:p>
       <w:pPr>
         <w:pStyle w:val="Heading3"/>
       </w:pPr>
+      <w:bookmarkStart w:id="47" w:name="implications-for-public-policy"/>
       <w:r>
         <w:t xml:space="preserve">4.6 Implications for public policy</w:t>
       </w:r>
+      <w:bookmarkEnd w:id="47"/>
     </w:p>
     <w:p>
       <w:pPr>
@@ -5128,16 +5256,15 @@
         </w:pict>
       </w:r>
     </w:p>
-    <w:bookmarkEnd w:id="45"/>
-    <w:bookmarkEnd w:id="46"/>
-    <w:bookmarkStart w:id="47" w:name="conclusions"/>
     <w:p>
       <w:pPr>
         <w:pStyle w:val="Heading2"/>
       </w:pPr>
+      <w:bookmarkStart w:id="48" w:name="conclusions"/>
       <w:r>
         <w:t xml:space="preserve">5. Conclusions</w:t>
       </w:r>
+      <w:bookmarkEnd w:id="48"/>
     </w:p>
     <w:p>
       <w:pPr>
@@ -5157,7 +5284,6 @@
       <w:r>
         <w:rPr>
           <w:b/>
-          <w:bCs/>
         </w:rPr>
         <w:t xml:space="preserve">Market concentration.</w:t>
       </w:r>
@@ -5178,7 +5304,6 @@
       <w:r>
         <w:rPr>
           <w:b/>
-          <w:bCs/>
         </w:rPr>
         <w:t xml:space="preserve">Atypical statistical patterns.</w:t>
       </w:r>
@@ -5199,7 +5324,6 @@
       <w:r>
         <w:rPr>
           <w:b/>
-          <w:bCs/>
         </w:rPr>
         <w:t xml:space="preserve">Reproducible infrastructure.</w:t>
       </w:r>
@@ -5233,15 +5357,15 @@
         </w:pict>
       </w:r>
     </w:p>
-    <w:bookmarkEnd w:id="47"/>
-    <w:bookmarkStart w:id="48" w:name="author-contributions"/>
     <w:p>
       <w:pPr>
         <w:pStyle w:val="Heading2"/>
       </w:pPr>
+      <w:bookmarkStart w:id="49" w:name="author-contributions"/>
       <w:r>
         <w:t xml:space="preserve">Author contributions</w:t>
       </w:r>
+      <w:bookmarkEnd w:id="49"/>
     </w:p>
     <w:p>
       <w:pPr>
@@ -5258,15 +5382,15 @@
         </w:pict>
       </w:r>
     </w:p>
-    <w:bookmarkEnd w:id="48"/>
-    <w:bookmarkStart w:id="49" w:name="funding"/>
     <w:p>
       <w:pPr>
         <w:pStyle w:val="Heading2"/>
       </w:pPr>
+      <w:bookmarkStart w:id="50" w:name="funding"/>
       <w:r>
         <w:t xml:space="preserve">Funding</w:t>
       </w:r>
+      <w:bookmarkEnd w:id="50"/>
     </w:p>
     <w:p>
       <w:pPr>
@@ -5283,15 +5407,15 @@
         </w:pict>
       </w:r>
     </w:p>
-    <w:bookmarkEnd w:id="49"/>
-    <w:bookmarkStart w:id="50" w:name="competing-interests"/>
     <w:p>
       <w:pPr>
         <w:pStyle w:val="Heading2"/>
       </w:pPr>
+      <w:bookmarkStart w:id="51" w:name="competing-interests"/>
       <w:r>
         <w:t xml:space="preserve">Competing interests</w:t>
       </w:r>
+      <w:bookmarkEnd w:id="51"/>
     </w:p>
     <w:p>
       <w:pPr>
@@ -5308,28 +5432,27 @@
         </w:pict>
       </w:r>
     </w:p>
-    <w:bookmarkEnd w:id="50"/>
-    <w:bookmarkStart w:id="55" w:name="data-and-code-availability"/>
     <w:p>
       <w:pPr>
         <w:pStyle w:val="Heading2"/>
       </w:pPr>
+      <w:bookmarkStart w:id="52" w:name="data-and-code-availability"/>
       <w:r>
         <w:t xml:space="preserve">Data and code availability</w:t>
       </w:r>
-    </w:p>
-    <w:p>
-      <w:pPr>
-        <w:pStyle w:val="Compact"/>
+      <w:bookmarkEnd w:id="52"/>
+    </w:p>
+    <w:p>
+      <w:pPr>
         <w:numPr>
           <w:ilvl w:val="0"/>
           <w:numId w:val="1002"/>
         </w:numPr>
+        <w:pStyle w:val="Compact"/>
       </w:pPr>
       <w:r>
         <w:rPr>
           <w:b/>
-          <w:bCs/>
         </w:rPr>
         <w:t xml:space="preserve">Article reproducibility package:</w:t>
       </w:r>
@@ -5342,7 +5465,7 @@
       <w:r>
         <w:t xml:space="preserve"> </w:t>
       </w:r>
-      <w:hyperlink r:id="rId51">
+      <w:hyperlink r:id="rId53">
         <w:r>
           <w:rPr>
             <w:rStyle w:val="Hyperlink"/>
@@ -5359,7 +5482,7 @@
       <w:r>
         <w:t xml:space="preserve"> </w:t>
       </w:r>
-      <w:hyperlink r:id="rId52">
+      <w:hyperlink r:id="rId54">
         <w:r>
           <w:rPr>
             <w:rStyle w:val="Hyperlink"/>
@@ -5373,16 +5496,15 @@
     </w:p>
     <w:p>
       <w:pPr>
-        <w:pStyle w:val="Compact"/>
         <w:numPr>
           <w:ilvl w:val="0"/>
           <w:numId w:val="1002"/>
         </w:numPr>
+        <w:pStyle w:val="Compact"/>
       </w:pPr>
       <w:r>
         <w:rPr>
           <w:b/>
-          <w:bCs/>
         </w:rPr>
         <w:t xml:space="preserve">Extended BigLoI platform source code:</w:t>
       </w:r>
@@ -5395,7 +5517,7 @@
       <w:r>
         <w:t xml:space="preserve"> </w:t>
       </w:r>
-      <w:hyperlink r:id="rId53">
+      <w:hyperlink r:id="rId55">
         <w:r>
           <w:rPr>
             <w:rStyle w:val="Hyperlink"/>
@@ -5409,16 +5531,15 @@
     </w:p>
     <w:p>
       <w:pPr>
-        <w:pStyle w:val="Compact"/>
         <w:numPr>
           <w:ilvl w:val="0"/>
           <w:numId w:val="1002"/>
         </w:numPr>
+        <w:pStyle w:val="Compact"/>
       </w:pPr>
       <w:r>
         <w:rPr>
           <w:b/>
-          <w:bCs/>
         </w:rPr>
         <w:t xml:space="preserve">SECOP-II, INVIMA, and SISMED data:</w:t>
       </w:r>
@@ -5431,23 +5552,22 @@
     </w:p>
     <w:p>
       <w:pPr>
-        <w:pStyle w:val="Compact"/>
         <w:numPr>
           <w:ilvl w:val="0"/>
           <w:numId w:val="1002"/>
         </w:numPr>
+        <w:pStyle w:val="Compact"/>
       </w:pPr>
       <w:r>
         <w:rPr>
           <w:b/>
-          <w:bCs/>
         </w:rPr>
         <w:t xml:space="preserve">Author ORCID:</w:t>
       </w:r>
       <w:r>
         <w:t xml:space="preserve"> </w:t>
       </w:r>
-      <w:hyperlink r:id="rId54">
+      <w:hyperlink r:id="rId56">
         <w:r>
           <w:rPr>
             <w:rStyle w:val="Hyperlink"/>
@@ -5461,16 +5581,15 @@
     </w:p>
     <w:p>
       <w:pPr>
-        <w:pStyle w:val="Compact"/>
         <w:numPr>
           <w:ilvl w:val="0"/>
           <w:numId w:val="1002"/>
         </w:numPr>
+        <w:pStyle w:val="Compact"/>
       </w:pPr>
       <w:r>
         <w:rPr>
           <w:b/>
-          <w:bCs/>
         </w:rPr>
         <w:t xml:space="preserve">BigLoI National Medicines Observatory:</w:t>
       </w:r>
@@ -5488,15 +5607,15 @@
         </w:pict>
       </w:r>
     </w:p>
-    <w:bookmarkEnd w:id="55"/>
-    <w:bookmarkStart w:id="58" w:name="references"/>
     <w:p>
       <w:pPr>
         <w:pStyle w:val="Heading2"/>
       </w:pPr>
+      <w:bookmarkStart w:id="57" w:name="references"/>
       <w:r>
         <w:t xml:space="preserve">References</w:t>
       </w:r>
+      <w:bookmarkEnd w:id="57"/>
     </w:p>
     <w:p>
       <w:pPr>
@@ -5610,7 +5729,7 @@
       <w:r>
         <w:t xml:space="preserve"> </w:t>
       </w:r>
-      <w:hyperlink r:id="rId56">
+      <w:hyperlink r:id="rId58">
         <w:r>
           <w:rPr>
             <w:rStyle w:val="Hyperlink"/>
@@ -5635,7 +5754,7 @@
       <w:r>
         <w:t xml:space="preserve"> </w:t>
       </w:r>
-      <w:hyperlink r:id="rId57">
+      <w:hyperlink r:id="rId59">
         <w:r>
           <w:rPr>
             <w:rStyle w:val="Hyperlink"/>
@@ -5709,15 +5828,15 @@
         </w:pict>
       </w:r>
     </w:p>
-    <w:bookmarkEnd w:id="58"/>
-    <w:bookmarkStart w:id="59" w:name="figure-legends"/>
     <w:p>
       <w:pPr>
         <w:pStyle w:val="Heading2"/>
       </w:pPr>
+      <w:bookmarkStart w:id="60" w:name="figure-legends"/>
       <w:r>
         <w:t xml:space="preserve">Figure legends</w:t>
       </w:r>
+      <w:bookmarkEnd w:id="60"/>
     </w:p>
     <w:p>
       <w:pPr>
@@ -5726,7 +5845,6 @@
       <w:r>
         <w:rPr>
           <w:b/>
-          <w:bCs/>
         </w:rPr>
         <w:t xml:space="preserve">Figure 1.</w:t>
       </w:r>
@@ -5744,7 +5862,6 @@
       <w:r>
         <w:rPr>
           <w:b/>
-          <w:bCs/>
         </w:rPr>
         <w:t xml:space="preserve">Figure 2.</w:t>
       </w:r>
@@ -5762,7 +5879,6 @@
       <w:r>
         <w:rPr>
           <w:b/>
-          <w:bCs/>
         </w:rPr>
         <w:t xml:space="preserve">Figure 3.</w:t>
       </w:r>
@@ -5780,7 +5896,6 @@
       <w:r>
         <w:rPr>
           <w:b/>
-          <w:bCs/>
         </w:rPr>
         <w:t xml:space="preserve">Figure 4.</w:t>
       </w:r>
@@ -5798,7 +5913,6 @@
       <w:r>
         <w:rPr>
           <w:b/>
-          <w:bCs/>
         </w:rPr>
         <w:t xml:space="preserve">Figure 5.</w:t>
       </w:r>
@@ -5816,7 +5930,6 @@
       <w:r>
         <w:rPr>
           <w:b/>
-          <w:bCs/>
         </w:rPr>
         <w:t xml:space="preserve">Figure 6.</w:t>
       </w:r>
@@ -5834,7 +5947,6 @@
       <w:r>
         <w:rPr>
           <w:b/>
-          <w:bCs/>
         </w:rPr>
         <w:t xml:space="preserve">Table 1.</w:t>
       </w:r>
@@ -5852,7 +5964,6 @@
       <w:r>
         <w:rPr>
           <w:b/>
-          <w:bCs/>
         </w:rPr>
         <w:t xml:space="preserve">Table 2.</w:t>
       </w:r>
@@ -5870,15 +5981,15 @@
         </w:pict>
       </w:r>
     </w:p>
-    <w:bookmarkEnd w:id="59"/>
-    <w:bookmarkStart w:id="60" w:name="supporting-information"/>
     <w:p>
       <w:pPr>
         <w:pStyle w:val="Heading2"/>
       </w:pPr>
+      <w:bookmarkStart w:id="61" w:name="supporting-information"/>
       <w:r>
         <w:t xml:space="preserve">Supporting information</w:t>
       </w:r>
+      <w:bookmarkEnd w:id="61"/>
     </w:p>
     <w:p>
       <w:pPr>
@@ -5887,7 +5998,6 @@
       <w:r>
         <w:rPr>
           <w:b/>
-          <w:bCs/>
         </w:rPr>
         <w:t xml:space="preserve">S1 Table. Approximate COP/USD equivalents for the principal monetary values reported in the manuscript.</w:t>
       </w:r>
@@ -5905,24 +6015,25 @@
         </w:pict>
       </w:r>
     </w:p>
-    <w:bookmarkEnd w:id="60"/>
-    <w:bookmarkStart w:id="64" w:name="appendices"/>
     <w:p>
       <w:pPr>
         <w:pStyle w:val="Heading2"/>
       </w:pPr>
+      <w:bookmarkStart w:id="62" w:name="appendices"/>
       <w:r>
         <w:t xml:space="preserve">Appendices</w:t>
       </w:r>
-    </w:p>
-    <w:bookmarkStart w:id="61" w:name="X3a1cbfc11b597cd4877a901df0b4e103fe7e4dc"/>
+      <w:bookmarkEnd w:id="62"/>
+    </w:p>
     <w:p>
       <w:pPr>
         <w:pStyle w:val="Heading3"/>
       </w:pPr>
+      <w:bookmarkStart w:id="63" w:name="X3a1cbfc11b597cd4877a901df0b4e103fe7e4dc"/>
       <w:r>
         <w:t xml:space="preserve">Appendix 1. SECOP-II pharmaceutical filtering taxonomy</w:t>
       </w:r>
+      <w:bookmarkEnd w:id="63"/>
     </w:p>
     <w:p>
       <w:pPr>
@@ -5931,7 +6042,6 @@
       <w:r>
         <w:rPr>
           <w:b/>
-          <w:bCs/>
         </w:rPr>
         <w:t xml:space="preserve">Inclusion terms (19):</w:t>
       </w:r>
@@ -5949,7 +6059,6 @@
       <w:r>
         <w:rPr>
           <w:b/>
-          <w:bCs/>
         </w:rPr>
         <w:t xml:space="preserve">Exclusion terms (5):</w:t>
       </w:r>
@@ -5960,15 +6069,15 @@
         <w:t xml:space="preserve">obra civil, construccion, mantenimiento, tecnologia de informacion, mobiliario.</w:t>
       </w:r>
     </w:p>
-    <w:bookmarkEnd w:id="61"/>
-    <w:bookmarkStart w:id="62" w:name="appendix-2.-simplified-database-schema"/>
     <w:p>
       <w:pPr>
         <w:pStyle w:val="Heading3"/>
       </w:pPr>
+      <w:bookmarkStart w:id="64" w:name="appendix-2.-simplified-database-schema"/>
       <w:r>
         <w:t xml:space="preserve">Appendix 2. Simplified database schema</w:t>
       </w:r>
+      <w:bookmarkEnd w:id="64"/>
     </w:p>
     <w:p>
       <w:pPr>
@@ -5978,15 +6087,15 @@
         <w:t xml:space="preserve">Main tables: observatorio_nacional.contratos_secop (956,157 total records in the recovered local snapshot; 165,549 pharmaceutical records currently indexed, of which 162,271 belong to the closed 2020-2025 cohort); observatorio_nacional.sismed_precios_referencia (44,038 records; 1,759 unique ATC codes; years 2017-2019); observatorio_nacional.invima_medicamentos (9,838 current records); puntos_autorizados (101 hospitals); medicamentos (approximately 10,000 form records); sim_hospitales_100 (100 simulated hospitals).</w:t>
       </w:r>
     </w:p>
-    <w:bookmarkEnd w:id="62"/>
-    <w:bookmarkStart w:id="63" w:name="appendix-3.-smart-contract-protocol"/>
     <w:p>
       <w:pPr>
         <w:pStyle w:val="Heading3"/>
       </w:pPr>
+      <w:bookmarkStart w:id="65" w:name="appendix-3.-smart-contract-protocol"/>
       <w:r>
         <w:t xml:space="preserve">Appendix 3. Smart-contract protocol</w:t>
       </w:r>
+      <w:bookmarkEnd w:id="65"/>
     </w:p>
     <w:p>
       <w:pPr>
@@ -5996,14 +6105,7 @@
         <w:t xml:space="preserve">Smart contracts: InvoiceRegistry.sol, InvoiceNFT.sol, and PaymentEscrow.sol; network: Ethereum Sepolia testnet; oracle layer: Chainlink CRE; invoice NFTs used for invoice traceability; escrow module used for conditional payment release.</w:t>
       </w:r>
     </w:p>
-    <w:bookmarkEnd w:id="63"/>
-    <w:bookmarkEnd w:id="64"/>
-    <w:bookmarkEnd w:id="65"/>
-    <w:sectPr>
-      <w:footnotePr>
-        <w:numRestart w:val="eachSect"/>
-      </w:footnotePr>
-    </w:sectPr>
+    <w:sectPr/>
   </w:body>
 </w:document>
 </file>
@@ -6034,14 +6136,17 @@
 <file path=word/numbering.xml><?xml version="1.0" encoding="utf-8"?>
 <w:numbering xmlns:w="http://schemas.openxmlformats.org/wordprocessingml/2006/main">
   <w:abstractNum w:abstractNumId="990">
-    <w:nsid w:val="0000A990"/>
+    <w:nsid w:val="2c1ae401"/>
     <w:multiLevelType w:val="multilevel"/>
     <w:lvl w:ilvl="0">
       <w:numFmt w:val="bullet"/>
       <w:lvlText w:val=" "/>
       <w:lvlJc w:val="left"/>
       <w:pPr>
-        <w:ind w:left="720" w:hanging="360"/>
+        <w:tabs>
+          <w:tab w:val="num" w:pos="0"/>
+        </w:tabs>
+        <w:ind w:left="480" w:hanging="480"/>
       </w:pPr>
     </w:lvl>
     <w:lvl w:ilvl="1">
@@ -6049,7 +6154,10 @@
       <w:lvlText w:val=" "/>
       <w:lvlJc w:val="left"/>
       <w:pPr>
-        <w:ind w:left="1440" w:hanging="360"/>
+        <w:tabs>
+          <w:tab w:val="num" w:pos="720"/>
+        </w:tabs>
+        <w:ind w:left="1200" w:hanging="480"/>
       </w:pPr>
     </w:lvl>
     <w:lvl w:ilvl="2">
@@ -6057,7 +6165,10 @@
       <w:lvlText w:val=" "/>
       <w:lvlJc w:val="left"/>
       <w:pPr>
-        <w:ind w:left="2160" w:hanging="360"/>
+        <w:tabs>
+          <w:tab w:val="num" w:pos="1440"/>
+        </w:tabs>
+        <w:ind w:left="1920" w:hanging="480"/>
       </w:pPr>
     </w:lvl>
     <w:lvl w:ilvl="3">
@@ -6065,7 +6176,10 @@
       <w:lvlText w:val=" "/>
       <w:lvlJc w:val="left"/>
       <w:pPr>
-        <w:ind w:left="2880" w:hanging="360"/>
+        <w:tabs>
+          <w:tab w:val="num" w:pos="2160"/>
+        </w:tabs>
+        <w:ind w:left="2640" w:hanging="480"/>
       </w:pPr>
     </w:lvl>
     <w:lvl w:ilvl="4">
@@ -6073,7 +6187,10 @@
       <w:lvlText w:val=" "/>
       <w:lvlJc w:val="left"/>
       <w:pPr>
-        <w:ind w:left="3600" w:hanging="360"/>
+        <w:tabs>
+          <w:tab w:val="num" w:pos="2880"/>
+        </w:tabs>
+        <w:ind w:left="3360" w:hanging="480"/>
       </w:pPr>
     </w:lvl>
     <w:lvl w:ilvl="5">
@@ -6081,7 +6198,10 @@
       <w:lvlText w:val=" "/>
       <w:lvlJc w:val="left"/>
       <w:pPr>
-        <w:ind w:left="4320" w:hanging="360"/>
+        <w:tabs>
+          <w:tab w:val="num" w:pos="3600"/>
+        </w:tabs>
+        <w:ind w:left="4080" w:hanging="480"/>
       </w:pPr>
     </w:lvl>
     <w:lvl w:ilvl="6">
@@ -6089,7 +6209,10 @@
       <w:lvlText w:val=" "/>
       <w:lvlJc w:val="left"/>
       <w:pPr>
-        <w:ind w:left="5040" w:hanging="360"/>
+        <w:tabs>
+          <w:tab w:val="num" w:pos="4320"/>
+        </w:tabs>
+        <w:ind w:left="4800" w:hanging="480"/>
       </w:pPr>
     </w:lvl>
     <w:lvl w:ilvl="7">
@@ -6097,7 +6220,10 @@
       <w:lvlText w:val=" "/>
       <w:lvlJc w:val="left"/>
       <w:pPr>
-        <w:ind w:left="5760" w:hanging="360"/>
+        <w:tabs>
+          <w:tab w:val="num" w:pos="5040"/>
+        </w:tabs>
+        <w:ind w:left="5520" w:hanging="480"/>
       </w:pPr>
     </w:lvl>
     <w:lvl w:ilvl="8">
@@ -6105,12 +6231,15 @@
       <w:lvlText w:val=" "/>
       <w:lvlJc w:val="left"/>
       <w:pPr>
-        <w:ind w:left="6480" w:hanging="360"/>
+        <w:tabs>
+          <w:tab w:val="num" w:pos="5760"/>
+        </w:tabs>
+        <w:ind w:left="6240" w:hanging="480"/>
       </w:pPr>
     </w:lvl>
   </w:abstractNum>
   <w:abstractNum w:abstractNumId="99411">
-    <w:nsid w:val="00A99411"/>
+    <w:nsid w:val="ea454b4c"/>
     <w:multiLevelType w:val="multilevel"/>
     <w:lvl w:ilvl="0">
       <w:start w:val="1"/>
@@ -6118,7 +6247,10 @@
       <w:lvlText w:val="%1."/>
       <w:lvlJc w:val="left"/>
       <w:pPr>
-        <w:ind w:left="720" w:hanging="360"/>
+        <w:tabs>
+          <w:tab w:val="num" w:pos="0"/>
+        </w:tabs>
+        <w:ind w:left="480" w:hanging="480"/>
       </w:pPr>
     </w:lvl>
     <w:lvl w:ilvl="1">
@@ -6127,7 +6259,10 @@
       <w:lvlText w:val="%2."/>
       <w:lvlJc w:val="left"/>
       <w:pPr>
-        <w:ind w:left="1440" w:hanging="360"/>
+        <w:tabs>
+          <w:tab w:val="num" w:pos="720"/>
+        </w:tabs>
+        <w:ind w:left="1200" w:hanging="480"/>
       </w:pPr>
     </w:lvl>
     <w:lvl w:ilvl="2">
@@ -6136,7 +6271,10 @@
       <w:lvlText w:val="%3."/>
       <w:lvlJc w:val="left"/>
       <w:pPr>
-        <w:ind w:left="2160" w:hanging="360"/>
+        <w:tabs>
+          <w:tab w:val="num" w:pos="1440"/>
+        </w:tabs>
+        <w:ind w:left="1920" w:hanging="480"/>
       </w:pPr>
     </w:lvl>
     <w:lvl w:ilvl="3">
@@ -6145,7 +6283,10 @@
       <w:lvlText w:val="%4."/>
       <w:lvlJc w:val="left"/>
       <w:pPr>
-        <w:ind w:left="2880" w:hanging="360"/>
+        <w:tabs>
+          <w:tab w:val="num" w:pos="2160"/>
+        </w:tabs>
+        <w:ind w:left="2640" w:hanging="480"/>
       </w:pPr>
     </w:lvl>
     <w:lvl w:ilvl="4">
@@ -6154,7 +6295,10 @@
       <w:lvlText w:val="%5."/>
       <w:lvlJc w:val="left"/>
       <w:pPr>
-        <w:ind w:left="3600" w:hanging="360"/>
+        <w:tabs>
+          <w:tab w:val="num" w:pos="2880"/>
+        </w:tabs>
+        <w:ind w:left="3360" w:hanging="480"/>
       </w:pPr>
     </w:lvl>
     <w:lvl w:ilvl="5">
@@ -6163,7 +6307,10 @@
       <w:lvlText w:val="%6."/>
       <w:lvlJc w:val="left"/>
       <w:pPr>
-        <w:ind w:left="4320" w:hanging="360"/>
+        <w:tabs>
+          <w:tab w:val="num" w:pos="3600"/>
+        </w:tabs>
+        <w:ind w:left="4080" w:hanging="480"/>
       </w:pPr>
     </w:lvl>
     <w:lvl w:ilvl="6">
@@ -6172,7 +6319,10 @@
       <w:lvlText w:val="%7."/>
       <w:lvlJc w:val="left"/>
       <w:pPr>
-        <w:ind w:left="5040" w:hanging="360"/>
+        <w:tabs>
+          <w:tab w:val="num" w:pos="4320"/>
+        </w:tabs>
+        <w:ind w:left="4800" w:hanging="480"/>
       </w:pPr>
     </w:lvl>
     <w:lvl w:ilvl="7">
@@ -6181,7 +6331,10 @@
       <w:lvlText w:val="%8."/>
       <w:lvlJc w:val="left"/>
       <w:pPr>
-        <w:ind w:left="5760" w:hanging="360"/>
+        <w:tabs>
+          <w:tab w:val="num" w:pos="5040"/>
+        </w:tabs>
+        <w:ind w:left="5520" w:hanging="480"/>
       </w:pPr>
     </w:lvl>
     <w:lvl w:ilvl="8">
@@ -6190,111 +6343,114 @@
       <w:lvlText w:val="%9."/>
       <w:lvlJc w:val="left"/>
       <w:pPr>
-        <w:ind w:left="6480" w:hanging="360"/>
+        <w:tabs>
+          <w:tab w:val="num" w:pos="5760"/>
+        </w:tabs>
+        <w:ind w:left="6240" w:hanging="480"/>
       </w:pPr>
     </w:lvl>
   </w:abstractNum>
   <w:abstractNum w:abstractNumId="991">
-    <w:nsid w:val="0000A991"/>
+    <w:nsid w:val="71315dca"/>
     <w:multiLevelType w:val="multilevel"/>
     <w:lvl w:ilvl="0">
       <w:numFmt w:val="bullet"/>
-      <w:lvlText w:val=""/>
+      <w:lvlText w:val="•"/>
       <w:lvlJc w:val="left"/>
       <w:pPr>
-        <w:ind w:left="720" w:hanging="360"/>
-      </w:pPr>
-      <w:rPr>
-        <w:rFonts w:ascii="Symbol" w:hAnsi="Symbol" w:cs="Symbol" w:hint="default"/>
-      </w:rPr>
+        <w:tabs>
+          <w:tab w:val="num" w:pos="0"/>
+        </w:tabs>
+        <w:ind w:left="480" w:hanging="480"/>
+      </w:pPr>
     </w:lvl>
     <w:lvl w:ilvl="1">
       <w:numFmt w:val="bullet"/>
-      <w:lvlText w:val="o"/>
+      <w:lvlText w:val="–"/>
       <w:lvlJc w:val="left"/>
       <w:pPr>
-        <w:ind w:left="1440" w:hanging="360"/>
-      </w:pPr>
-      <w:rPr>
-        <w:rFonts w:ascii="Courier New" w:hAnsi="Courier New" w:cs="Courier New" w:hint="default"/>
-      </w:rPr>
+        <w:tabs>
+          <w:tab w:val="num" w:pos="720"/>
+        </w:tabs>
+        <w:ind w:left="1200" w:hanging="480"/>
+      </w:pPr>
     </w:lvl>
     <w:lvl w:ilvl="2">
       <w:numFmt w:val="bullet"/>
-      <w:lvlText w:val=""/>
+      <w:lvlText w:val="•"/>
       <w:lvlJc w:val="left"/>
       <w:pPr>
-        <w:ind w:left="2160" w:hanging="360"/>
-      </w:pPr>
-      <w:rPr>
-        <w:rFonts w:ascii="Wingdings" w:hAnsi="Wingdings" w:cs="Wingdings" w:hint="default"/>
-      </w:rPr>
+        <w:tabs>
+          <w:tab w:val="num" w:pos="1440"/>
+        </w:tabs>
+        <w:ind w:left="1920" w:hanging="480"/>
+      </w:pPr>
     </w:lvl>
     <w:lvl w:ilvl="3">
       <w:numFmt w:val="bullet"/>
-      <w:lvlText w:val=""/>
+      <w:lvlText w:val="–"/>
       <w:lvlJc w:val="left"/>
       <w:pPr>
-        <w:ind w:left="2880" w:hanging="360"/>
-      </w:pPr>
-      <w:rPr>
-        <w:rFonts w:ascii="Symbol" w:hAnsi="Symbol" w:cs="Symbol" w:hint="default"/>
-      </w:rPr>
+        <w:tabs>
+          <w:tab w:val="num" w:pos="2160"/>
+        </w:tabs>
+        <w:ind w:left="2640" w:hanging="480"/>
+      </w:pPr>
     </w:lvl>
     <w:lvl w:ilvl="4">
       <w:numFmt w:val="bullet"/>
-      <w:lvlText w:val="o"/>
+      <w:lvlText w:val="•"/>
       <w:lvlJc w:val="left"/>
       <w:pPr>
-        <w:ind w:left="3600" w:hanging="360"/>
-      </w:pPr>
-      <w:rPr>
-        <w:rFonts w:ascii="Courier New" w:hAnsi="Courier New" w:cs="Courier New" w:hint="default"/>
-      </w:rPr>
+        <w:tabs>
+          <w:tab w:val="num" w:pos="2880"/>
+        </w:tabs>
+        <w:ind w:left="3360" w:hanging="480"/>
+      </w:pPr>
     </w:lvl>
     <w:lvl w:ilvl="5">
       <w:numFmt w:val="bullet"/>
-      <w:lvlText w:val=""/>
+      <w:lvlText w:val="–"/>
       <w:lvlJc w:val="left"/>
       <w:pPr>
-        <w:ind w:left="4320" w:hanging="360"/>
-      </w:pPr>
-      <w:rPr>
-        <w:rFonts w:ascii="Wingdings" w:hAnsi="Wingdings" w:cs="Wingdings" w:hint="default"/>
-      </w:rPr>
+        <w:tabs>
+          <w:tab w:val="num" w:pos="3600"/>
+        </w:tabs>
+        <w:ind w:left="4080" w:hanging="480"/>
+      </w:pPr>
     </w:lvl>
     <w:lvl w:ilvl="6">
       <w:numFmt w:val="bullet"/>
-      <w:lvlText w:val=""/>
+      <w:lvlText w:val="•"/>
       <w:lvlJc w:val="left"/>
       <w:pPr>
-        <w:ind w:left="5040" w:hanging="360"/>
-      </w:pPr>
-      <w:rPr>
-        <w:rFonts w:ascii="Symbol" w:hAnsi="Symbol" w:cs="Symbol" w:hint="default"/>
-      </w:rPr>
+        <w:tabs>
+          <w:tab w:val="num" w:pos="4320"/>
+        </w:tabs>
+        <w:ind w:left="4800" w:hanging="480"/>
+      </w:pPr>
     </w:lvl>
     <w:lvl w:ilvl="7">
       <w:numFmt w:val="bullet"/>
-      <w:lvlText w:val="o"/>
+      <w:lvlText w:val="–"/>
       <w:lvlJc w:val="left"/>
       <w:pPr>
-        <w:ind w:left="5760" w:hanging="360"/>
-      </w:pPr>
-      <w:rPr>
-        <w:rFonts w:ascii="Courier New" w:hAnsi="Courier New" w:cs="Courier New" w:hint="default"/>
-      </w:rPr>
+        <w:tabs>
+          <w:tab w:val="num" w:pos="5040"/>
+        </w:tabs>
+        <w:ind w:left="5520" w:hanging="480"/>
+      </w:pPr>
     </w:lvl>
     <w:lvl w:ilvl="8">
       <w:numFmt w:val="bullet"/>
-      <w:lvlText w:val=""/>
+      <w:lvlText w:val="•"/>
       <w:lvlJc w:val="left"/>
       <w:pPr>
-        <w:ind w:left="6480" w:hanging="360"/>
-      </w:pPr>
-      <w:rPr>
-        <w:rFonts w:ascii="Wingdings" w:hAnsi="Wingdings" w:cs="Wingdings" w:hint="default"/>
-      </w:rPr>
+        <w:tabs>
+          <w:tab w:val="num" w:pos="5760"/>
+        </w:tabs>
+        <w:ind w:left="6240" w:hanging="480"/>
+      </w:pPr>
     </w:lvl>
   </w:abstractNum>
   <w:num w:numId="1000">
@@ -6371,10 +6527,10 @@
   <w:docDefaults>
     <w:rPrDefault>
       <w:rPr>
-        <w:rFonts w:asciiTheme="minorHAnsi" w:cstheme="minorBidi" w:eastAsiaTheme="minorHAnsi" w:hAnsiTheme="minorHAnsi"/>
+        <w:rFonts w:asciiTheme="minorHAnsi" w:eastAsiaTheme="minorHAnsi" w:hAnsiTheme="minorHAnsi" w:cstheme="minorBidi"/>
         <w:sz w:val="24"/>
         <w:szCs w:val="24"/>
-        <w:lang w:bidi="ar-SA" w:eastAsia="en-US" w:val="en-US"/>
+        <w:lang w:val="en-US" w:eastAsia="en-US" w:bidi="ar-SA"/>
       </w:rPr>
     </w:rPrDefault>
     <w:pPrDefault>
@@ -6383,104 +6539,71 @@
       </w:pPr>
     </w:pPrDefault>
   </w:docDefaults>
-  <w:latentStyles w:count="276" w:defLockedState="0" w:defQFormat="0" w:defSemiHidden="0" w:defUIPriority="0" w:defUnhideWhenUsed="0"/>
-  <w:style w:default="1" w:styleId="Normal" w:type="paragraph">
+  <w:latentStyles w:defLockedState="0" w:defUIPriority="0" w:defSemiHidden="0" w:defUnhideWhenUsed="0" w:defQFormat="0" w:count="276"/>
+  <w:style w:type="paragraph" w:default="1" w:styleId="Normal">
     <w:name w:val="Normal"/>
     <w:qFormat/>
   </w:style>
-  <w:style w:styleId="BodyText" w:type="paragraph">
+  <w:style w:type="paragraph" w:styleId="BodyText">
     <w:name w:val="Body Text"/>
     <w:basedOn w:val="Normal"/>
     <w:link w:val="BodyTextChar"/>
+    <w:pPr>
+      <w:spacing w:before="180" w:after="180"/>
+    </w:pPr>
     <w:qFormat/>
-    <w:pPr>
-      <w:spacing w:after="180" w:before="180"/>
-    </w:pPr>
   </w:style>
-  <w:style w:customStyle="1" w:styleId="FirstParagraph" w:type="paragraph">
+  <w:style w:type="paragraph" w:customStyle="1" w:styleId="FirstParagraph">
     <w:name w:val="First Paragraph"/>
     <w:basedOn w:val="BodyText"/>
     <w:next w:val="BodyText"/>
     <w:qFormat/>
   </w:style>
-  <w:style w:customStyle="1" w:styleId="Compact" w:type="paragraph">
+  <w:style w:type="paragraph" w:customStyle="1" w:styleId="Compact">
     <w:name w:val="Compact"/>
     <w:basedOn w:val="BodyText"/>
     <w:qFormat/>
     <w:pPr>
-      <w:spacing w:after="36" w:before="36"/>
+      <w:spacing w:before="36" w:after="36"/>
     </w:pPr>
   </w:style>
-  <w:style w:styleId="Title" w:type="paragraph">
+  <w:style w:type="paragraph" w:styleId="Title">
     <w:name w:val="Title"/>
     <w:basedOn w:val="Normal"/>
     <w:next w:val="BodyText"/>
-    <w:link w:val="TitleChar"/>
-    <w:uiPriority w:val="10"/>
     <w:qFormat/>
-    <w:rsid w:val="00A10FD9"/>
     <w:pPr>
-      <w:spacing w:after="80" w:line="240" w:lineRule="auto"/>
-      <w:contextualSpacing/>
+      <w:keepNext/>
+      <w:keepLines/>
+      <w:spacing w:before="480" w:after="240"/>
       <w:jc w:val="center"/>
     </w:pPr>
     <w:rPr>
-      <w:rFonts w:asciiTheme="majorHAnsi" w:cstheme="majorBidi" w:eastAsiaTheme="majorEastAsia" w:hAnsiTheme="majorHAnsi"/>
-      <w:spacing w:val="-10"/>
-      <w:kern w:val="28"/>
-      <w:sz w:val="56"/>
-      <w:szCs w:val="56"/>
+      <w:rFonts w:asciiTheme="majorHAnsi" w:eastAsiaTheme="majorEastAsia" w:hAnsiTheme="majorHAnsi" w:cstheme="majorBidi"/>
+      <w:b/>
+      <w:bCs/>
+      <w:color w:val="345A8A" w:themeColor="accent1" w:themeShade="B5"/>
+      <w:sz w:val="36"/>
+      <w:szCs w:val="36"/>
     </w:rPr>
   </w:style>
-  <w:style w:customStyle="1" w:styleId="TitleChar" w:type="character">
-    <w:name w:val="Title Char"/>
-    <w:basedOn w:val="DefaultParagraphFont"/>
-    <w:link w:val="Title"/>
-    <w:uiPriority w:val="10"/>
-    <w:rsid w:val="00A10FD9"/>
-    <w:rPr>
-      <w:rFonts w:asciiTheme="majorHAnsi" w:cstheme="majorBidi" w:eastAsiaTheme="majorEastAsia" w:hAnsiTheme="majorHAnsi"/>
-      <w:spacing w:val="-10"/>
-      <w:kern w:val="28"/>
-      <w:sz w:val="56"/>
-      <w:szCs w:val="56"/>
-    </w:rPr>
-  </w:style>
-  <w:style w:styleId="Subtitle" w:type="paragraph">
+  <w:style w:type="paragraph" w:styleId="Subtitle">
     <w:name w:val="Subtitle"/>
     <w:basedOn w:val="Title"/>
     <w:next w:val="BodyText"/>
-    <w:link w:val="SubtitleChar"/>
-    <w:uiPriority w:val="11"/>
     <w:qFormat/>
-    <w:rsid w:val="00A10FD9"/>
     <w:pPr>
-      <w:numPr>
-        <w:ilvl w:val="1"/>
-      </w:numPr>
+      <w:keepNext/>
+      <w:keepLines/>
+      <w:spacing w:before="240" w:after="240"/>
+      <w:jc w:val="center"/>
     </w:pPr>
     <w:rPr>
-      <w:rFonts w:cstheme="majorBidi" w:eastAsiaTheme="majorEastAsia"/>
-      <w:spacing w:val="15"/>
-      <w:sz w:val="28"/>
-      <w:szCs w:val="28"/>
+      <w:sz w:val="30"/>
+      <w:szCs w:val="30"/>
     </w:rPr>
   </w:style>
-  <w:style w:customStyle="1" w:styleId="SubtitleChar" w:type="character">
-    <w:name w:val="Subtitle Char"/>
-    <w:basedOn w:val="DefaultParagraphFont"/>
-    <w:link w:val="Subtitle"/>
-    <w:uiPriority w:val="11"/>
-    <w:rsid w:val="00A10FD9"/>
-    <w:rPr>
-      <w:rFonts w:cstheme="majorBidi" w:eastAsiaTheme="majorEastAsia"/>
-      <w:color w:themeColor="text1" w:themeTint="A6" w:val="595959"/>
-      <w:spacing w:val="15"/>
-      <w:sz w:val="28"/>
-      <w:szCs w:val="28"/>
-    </w:rPr>
-  </w:style>
-  <w:style w:customStyle="1" w:styleId="Author" w:type="paragraph">
+  <w:style w:type="paragraph" w:customStyle="1" w:styleId="Author">
     <w:name w:val="Author"/>
     <w:next w:val="BodyText"/>
     <w:qFormat/>
@@ -6490,7 +6613,7 @@
       <w:jc w:val="center"/>
     </w:pPr>
   </w:style>
-  <w:style w:styleId="Date" w:type="paragraph">
+  <w:style w:type="paragraph" w:styleId="Date">
     <w:name w:val="Date"/>
     <w:next w:val="BodyText"/>
     <w:qFormat/>
@@ -6500,24 +6623,7 @@
       <w:jc w:val="center"/>
     </w:pPr>
   </w:style>
-  <w:style w:customStyle="1" w:styleId="AbstractTitle" w:type="paragraph">
-    <w:name w:val="Abstract Title"/>
-    <w:basedOn w:val="Normal"/>
-    <w:next w:val="Abstract"/>
-    <w:qFormat/>
-    <w:pPr>
-      <w:keepNext/>
-      <w:keepLines/>
-      <w:spacing w:after="0" w:before="300"/>
-      <w:jc w:val="center"/>
-    </w:pPr>
-    <w:rPr>
-      <w:b/>
-      <w:sz w:val="20"/>
-      <w:szCs w:val="20"/>
-    </w:rPr>
-  </w:style>
-  <w:style w:customStyle="1" w:styleId="Abstract" w:type="paragraph">
+  <w:style w:type="paragraph" w:customStyle="1" w:styleId="Abstract">
     <w:name w:val="Abstract"/>
     <w:basedOn w:val="Normal"/>
     <w:next w:val="BodyText"/>
@@ -6525,14 +6631,14 @@
     <w:pPr>
       <w:keepNext/>
       <w:keepLines/>
-      <w:spacing w:after="300" w:before="100"/>
+      <w:spacing w:before="300" w:after="300"/>
     </w:pPr>
     <w:rPr>
       <w:sz w:val="20"/>
       <w:szCs w:val="20"/>
     </w:rPr>
   </w:style>
-  <w:style w:styleId="Bibliography" w:type="paragraph">
+  <w:style w:type="paragraph" w:styleId="Bibliography">
     <w:name w:val="Bibliography"/>
     <w:basedOn w:val="Normal"/>
     <w:next w:val="Bibliography"/>
@@ -6540,325 +6646,195 @@
     <w:pPr/>
     <w:rPr/>
   </w:style>
-  <w:style w:styleId="Heading1" w:type="paragraph">
-    <w:name w:val="heading 1"/>
+  <w:style w:type="paragraph" w:styleId="Heading1">
+    <w:name w:val="Heading 1"/>
     <w:basedOn w:val="Normal"/>
     <w:next w:val="BodyText"/>
-    <w:link w:val="Heading1Char"/>
     <w:uiPriority w:val="9"/>
     <w:qFormat/>
-    <w:rsid w:val="00A10FD9"/>
     <w:pPr>
       <w:keepNext/>
       <w:keepLines/>
-      <w:spacing w:after="80" w:before="360"/>
+      <w:spacing w:before="480" w:after="0"/>
       <w:outlineLvl w:val="0"/>
     </w:pPr>
     <w:rPr>
-      <w:rFonts w:asciiTheme="majorHAnsi" w:cstheme="majorBidi" w:eastAsiaTheme="majorEastAsia" w:hAnsiTheme="majorHAnsi"/>
-      <w:color w:themeColor="accent1" w:themeShade="BF" w:val="0F4761"/>
-      <w:sz w:val="40"/>
-      <w:szCs w:val="40"/>
-    </w:rPr>
-  </w:style>
-  <w:style w:styleId="Heading2" w:type="paragraph">
-    <w:name w:val="heading 2"/>
-    <w:basedOn w:val="Normal"/>
-    <w:next w:val="BodyText"/>
-    <w:link w:val="Heading2Char"/>
-    <w:uiPriority w:val="9"/>
-    <w:semiHidden/>
-    <w:unhideWhenUsed/>
-    <w:qFormat/>
-    <w:rsid w:val="00A10FD9"/>
-    <w:pPr>
-      <w:keepNext/>
-      <w:keepLines/>
-      <w:spacing w:after="80" w:before="160"/>
-      <w:outlineLvl w:val="1"/>
-    </w:pPr>
-    <w:rPr>
-      <w:rFonts w:asciiTheme="majorHAnsi" w:cstheme="majorBidi" w:eastAsiaTheme="majorEastAsia" w:hAnsiTheme="majorHAnsi"/>
-      <w:color w:themeColor="accent1" w:themeShade="BF" w:val="0F4761"/>
+      <w:rFonts w:asciiTheme="majorHAnsi" w:eastAsiaTheme="majorEastAsia" w:hAnsiTheme="majorHAnsi" w:cstheme="majorBidi"/>
+      <w:b/>
+      <w:bCs/>
+      <w:color w:val="4F81BD" w:themeColor="accent1"/>
       <w:sz w:val="32"/>
       <w:szCs w:val="32"/>
     </w:rPr>
   </w:style>
-  <w:style w:styleId="Heading3" w:type="paragraph">
-    <w:name w:val="heading 3"/>
+  <w:style w:type="paragraph" w:styleId="Heading2">
+    <w:name w:val="Heading 2"/>
     <w:basedOn w:val="Normal"/>
     <w:next w:val="BodyText"/>
-    <w:link w:val="Heading3Char"/>
     <w:uiPriority w:val="9"/>
-    <w:semiHidden/>
     <w:unhideWhenUsed/>
     <w:qFormat/>
-    <w:rsid w:val="00A10FD9"/>
     <w:pPr>
       <w:keepNext/>
       <w:keepLines/>
-      <w:spacing w:after="80" w:before="160"/>
-      <w:outlineLvl w:val="2"/>
+      <w:spacing w:before="200" w:after="0"/>
+      <w:outlineLvl w:val="1"/>
     </w:pPr>
     <w:rPr>
-      <w:rFonts w:cstheme="majorBidi" w:eastAsiaTheme="majorEastAsia"/>
-      <w:color w:themeColor="accent1" w:themeShade="BF" w:val="0F4761"/>
+      <w:rFonts w:asciiTheme="majorHAnsi" w:eastAsiaTheme="majorEastAsia" w:hAnsiTheme="majorHAnsi" w:cstheme="majorBidi"/>
+      <w:b/>
+      <w:bCs/>
+      <w:color w:val="4F81BD" w:themeColor="accent1"/>
       <w:sz w:val="28"/>
       <w:szCs w:val="28"/>
     </w:rPr>
   </w:style>
-  <w:style w:styleId="Heading4" w:type="paragraph">
-    <w:name w:val="heading 4"/>
+  <w:style w:type="paragraph" w:styleId="Heading3">
+    <w:name w:val="Heading 3"/>
     <w:basedOn w:val="Normal"/>
     <w:next w:val="BodyText"/>
-    <w:link w:val="Heading4Char"/>
     <w:uiPriority w:val="9"/>
-    <w:semiHidden/>
     <w:unhideWhenUsed/>
     <w:qFormat/>
-    <w:rsid w:val="00A10FD9"/>
     <w:pPr>
       <w:keepNext/>
       <w:keepLines/>
-      <w:spacing w:after="40" w:before="80"/>
+      <w:spacing w:before="200" w:after="0"/>
+      <w:outlineLvl w:val="2"/>
+    </w:pPr>
+    <w:rPr>
+      <w:rFonts w:asciiTheme="majorHAnsi" w:eastAsiaTheme="majorEastAsia" w:hAnsiTheme="majorHAnsi" w:cstheme="majorBidi"/>
+      <w:b/>
+      <w:bCs/>
+      <w:color w:val="4F81BD" w:themeColor="accent1"/>
+      <w:sz w:val="24"/>
+      <w:szCs w:val="24"/>
+    </w:rPr>
+  </w:style>
+  <w:style w:type="paragraph" w:styleId="Heading4">
+    <w:name w:val="Heading 4"/>
+    <w:basedOn w:val="Normal"/>
+    <w:next w:val="BodyText"/>
+    <w:uiPriority w:val="9"/>
+    <w:unhideWhenUsed/>
+    <w:qFormat/>
+    <w:pPr>
+      <w:keepNext/>
+      <w:keepLines/>
+      <w:spacing w:before="200" w:after="0"/>
       <w:outlineLvl w:val="3"/>
     </w:pPr>
     <w:rPr>
-      <w:rFonts w:cstheme="majorBidi" w:eastAsiaTheme="majorEastAsia"/>
+      <w:rFonts w:asciiTheme="majorHAnsi" w:eastAsiaTheme="majorEastAsia" w:hAnsiTheme="majorHAnsi" w:cstheme="majorBidi"/>
       <w:i/>
-      <w:iCs/>
-      <w:color w:themeColor="accent1" w:themeShade="BF" w:val="0F4761"/>
+      <w:bCs/>
+      <w:color w:val="4F81BD" w:themeColor="accent1"/>
+      <w:sz w:val="24"/>
+      <w:szCs w:val="24"/>
     </w:rPr>
   </w:style>
-  <w:style w:styleId="Heading5" w:type="paragraph">
-    <w:name w:val="heading 5"/>
+  <w:style w:type="paragraph" w:styleId="Heading5">
+    <w:name w:val="Heading 5"/>
     <w:basedOn w:val="Normal"/>
     <w:next w:val="BodyText"/>
-    <w:link w:val="Heading5Char"/>
     <w:uiPriority w:val="9"/>
-    <w:semiHidden/>
     <w:unhideWhenUsed/>
     <w:qFormat/>
-    <w:rsid w:val="00A10FD9"/>
     <w:pPr>
       <w:keepNext/>
       <w:keepLines/>
-      <w:spacing w:after="40" w:before="80"/>
+      <w:spacing w:before="200" w:after="0"/>
       <w:outlineLvl w:val="4"/>
     </w:pPr>
     <w:rPr>
-      <w:rFonts w:cstheme="majorBidi" w:eastAsiaTheme="majorEastAsia"/>
-      <w:color w:themeColor="accent1" w:themeShade="BF" w:val="0F4761"/>
+      <w:rFonts w:asciiTheme="majorHAnsi" w:eastAsiaTheme="majorEastAsia" w:hAnsiTheme="majorHAnsi" w:cstheme="majorBidi"/>
+      <w:iCs/>
+      <w:color w:val="4F81BD" w:themeColor="accent1"/>
+      <w:sz w:val="24"/>
+      <w:szCs w:val="24"/>
     </w:rPr>
   </w:style>
-  <w:style w:styleId="Heading6" w:type="paragraph">
-    <w:name w:val="heading 6"/>
+  <w:style w:type="paragraph" w:styleId="Heading6">
+    <w:name w:val="Heading 6"/>
     <w:basedOn w:val="Normal"/>
     <w:next w:val="BodyText"/>
-    <w:link w:val="Heading6Char"/>
     <w:uiPriority w:val="9"/>
-    <w:semiHidden/>
     <w:unhideWhenUsed/>
     <w:qFormat/>
-    <w:rsid w:val="00A10FD9"/>
     <w:pPr>
       <w:keepNext/>
       <w:keepLines/>
-      <w:spacing w:after="0" w:before="40"/>
+      <w:spacing w:before="200" w:after="0"/>
       <w:outlineLvl w:val="5"/>
     </w:pPr>
     <w:rPr>
-      <w:rFonts w:cstheme="majorBidi" w:eastAsiaTheme="majorEastAsia"/>
-      <w:i/>
-      <w:iCs/>
-      <w:color w:themeColor="text1" w:themeTint="A6" w:val="595959"/>
+      <w:rFonts w:asciiTheme="majorHAnsi" w:eastAsiaTheme="majorEastAsia" w:hAnsiTheme="majorHAnsi" w:cstheme="majorBidi"/>
+      <w:color w:val="4F81BD" w:themeColor="accent1"/>
+      <w:sz w:val="24"/>
+      <w:szCs w:val="24"/>
     </w:rPr>
   </w:style>
-  <w:style w:styleId="Heading7" w:type="paragraph">
-    <w:name w:val="heading 7"/>
+  <w:style w:type="paragraph" w:styleId="Heading7">
+    <w:name w:val="Heading 7"/>
     <w:basedOn w:val="Normal"/>
     <w:next w:val="BodyText"/>
-    <w:link w:val="Heading7Char"/>
     <w:uiPriority w:val="9"/>
-    <w:semiHidden/>
     <w:unhideWhenUsed/>
     <w:qFormat/>
-    <w:rsid w:val="00A10FD9"/>
     <w:pPr>
       <w:keepNext/>
       <w:keepLines/>
-      <w:spacing w:after="0" w:before="40"/>
+      <w:spacing w:before="200" w:after="0"/>
       <w:outlineLvl w:val="6"/>
     </w:pPr>
     <w:rPr>
-      <w:rFonts w:cstheme="majorBidi" w:eastAsiaTheme="majorEastAsia"/>
-      <w:color w:themeColor="text1" w:themeTint="A6" w:val="595959"/>
+      <w:rFonts w:asciiTheme="majorHAnsi" w:eastAsiaTheme="majorEastAsia" w:hAnsiTheme="majorHAnsi" w:cstheme="majorBidi"/>
+      <w:color w:val="4F81BD" w:themeColor="accent1"/>
+      <w:sz w:val="24"/>
+      <w:szCs w:val="24"/>
     </w:rPr>
   </w:style>
-  <w:style w:styleId="Heading8" w:type="paragraph">
-    <w:name w:val="heading 8"/>
+  <w:style w:type="paragraph" w:styleId="Heading8">
+    <w:name w:val="Heading 8"/>
     <w:basedOn w:val="Normal"/>
     <w:next w:val="BodyText"/>
-    <w:link w:val="Heading8Char"/>
     <w:uiPriority w:val="9"/>
-    <w:semiHidden/>
     <w:unhideWhenUsed/>
     <w:qFormat/>
-    <w:rsid w:val="00A10FD9"/>
     <w:pPr>
       <w:keepNext/>
       <w:keepLines/>
-      <w:spacing w:after="0"/>
+      <w:spacing w:before="200" w:after="0"/>
       <w:outlineLvl w:val="7"/>
     </w:pPr>
     <w:rPr>
-      <w:rFonts w:cstheme="majorBidi" w:eastAsiaTheme="majorEastAsia"/>
-      <w:i/>
-      <w:iCs/>
-      <w:color w:themeColor="text1" w:themeTint="D8" w:val="272727"/>
+      <w:rFonts w:asciiTheme="majorHAnsi" w:eastAsiaTheme="majorEastAsia" w:hAnsiTheme="majorHAnsi" w:cstheme="majorBidi"/>
+      <w:color w:val="4F81BD" w:themeColor="accent1"/>
+      <w:sz w:val="24"/>
+      <w:szCs w:val="24"/>
     </w:rPr>
   </w:style>
-  <w:style w:styleId="Heading9" w:type="paragraph">
-    <w:name w:val="heading 9"/>
+  <w:style w:type="paragraph" w:styleId="Heading9">
+    <w:name w:val="Heading 9"/>
     <w:basedOn w:val="Normal"/>
     <w:next w:val="BodyText"/>
-    <w:link w:val="Heading9Char"/>
     <w:uiPriority w:val="9"/>
-    <w:semiHidden/>
     <w:unhideWhenUsed/>
     <w:qFormat/>
-    <w:rsid w:val="00A10FD9"/>
     <w:pPr>
       <w:keepNext/>
       <w:keepLines/>
-      <w:spacing w:after="0"/>
+      <w:spacing w:before="200" w:after="0"/>
       <w:outlineLvl w:val="8"/>
     </w:pPr>
     <w:rPr>
-      <w:rFonts w:cstheme="majorBidi" w:eastAsiaTheme="majorEastAsia"/>
-      <w:color w:themeColor="text1" w:themeTint="D8" w:val="272727"/>
+      <w:rFonts w:asciiTheme="majorHAnsi" w:eastAsiaTheme="majorEastAsia" w:hAnsiTheme="majorHAnsi" w:cstheme="majorBidi"/>
+      <w:color w:val="4F81BD" w:themeColor="accent1"/>
+      <w:sz w:val="24"/>
+      <w:szCs w:val="24"/>
     </w:rPr>
   </w:style>
-  <w:style w:customStyle="1" w:styleId="Heading1Char" w:type="character">
-    <w:name w:val="Heading 1 Char"/>
-    <w:basedOn w:val="DefaultParagraphFont"/>
-    <w:link w:val="Heading1"/>
-    <w:uiPriority w:val="9"/>
-    <w:rsid w:val="00A10FD9"/>
-    <w:rPr>
-      <w:rFonts w:asciiTheme="majorHAnsi" w:cstheme="majorBidi" w:eastAsiaTheme="majorEastAsia" w:hAnsiTheme="majorHAnsi"/>
-      <w:color w:themeColor="accent1" w:themeShade="BF" w:val="0F4761"/>
-      <w:sz w:val="40"/>
-      <w:szCs w:val="40"/>
-    </w:rPr>
-  </w:style>
-  <w:style w:customStyle="1" w:styleId="Heading2Char" w:type="character">
-    <w:name w:val="Heading 2 Char"/>
-    <w:basedOn w:val="DefaultParagraphFont"/>
-    <w:link w:val="Heading2"/>
-    <w:uiPriority w:val="9"/>
-    <w:semiHidden/>
-    <w:rsid w:val="00A10FD9"/>
-    <w:rPr>
-      <w:rFonts w:asciiTheme="majorHAnsi" w:cstheme="majorBidi" w:eastAsiaTheme="majorEastAsia" w:hAnsiTheme="majorHAnsi"/>
-      <w:color w:themeColor="accent1" w:themeShade="BF" w:val="0F4761"/>
-      <w:sz w:val="32"/>
-      <w:szCs w:val="32"/>
-    </w:rPr>
-  </w:style>
-  <w:style w:customStyle="1" w:styleId="Heading3Char" w:type="character">
-    <w:name w:val="Heading 3 Char"/>
-    <w:basedOn w:val="DefaultParagraphFont"/>
-    <w:link w:val="Heading3"/>
-    <w:uiPriority w:val="9"/>
-    <w:semiHidden/>
-    <w:rsid w:val="00A10FD9"/>
-    <w:rPr>
-      <w:rFonts w:cstheme="majorBidi" w:eastAsiaTheme="majorEastAsia"/>
-      <w:color w:themeColor="accent1" w:themeShade="BF" w:val="0F4761"/>
-      <w:sz w:val="28"/>
-      <w:szCs w:val="28"/>
-    </w:rPr>
-  </w:style>
-  <w:style w:customStyle="1" w:styleId="Heading4Char" w:type="character">
-    <w:name w:val="Heading 4 Char"/>
-    <w:basedOn w:val="DefaultParagraphFont"/>
-    <w:link w:val="Heading4"/>
-    <w:uiPriority w:val="9"/>
-    <w:semiHidden/>
-    <w:rsid w:val="00A10FD9"/>
-    <w:rPr>
-      <w:rFonts w:cstheme="majorBidi" w:eastAsiaTheme="majorEastAsia"/>
-      <w:i/>
-      <w:iCs/>
-      <w:color w:themeColor="accent1" w:themeShade="BF" w:val="0F4761"/>
-    </w:rPr>
-  </w:style>
-  <w:style w:customStyle="1" w:styleId="Heading5Char" w:type="character">
-    <w:name w:val="Heading 5 Char"/>
-    <w:basedOn w:val="DefaultParagraphFont"/>
-    <w:link w:val="Heading5"/>
-    <w:uiPriority w:val="9"/>
-    <w:semiHidden/>
-    <w:rsid w:val="00A10FD9"/>
-    <w:rPr>
-      <w:rFonts w:cstheme="majorBidi" w:eastAsiaTheme="majorEastAsia"/>
-      <w:color w:themeColor="accent1" w:themeShade="BF" w:val="0F4761"/>
-    </w:rPr>
-  </w:style>
-  <w:style w:customStyle="1" w:styleId="Heading6Char" w:type="character">
-    <w:name w:val="Heading 6 Char"/>
-    <w:basedOn w:val="DefaultParagraphFont"/>
-    <w:link w:val="Heading6"/>
-    <w:uiPriority w:val="9"/>
-    <w:semiHidden/>
-    <w:rsid w:val="00A10FD9"/>
-    <w:rPr>
-      <w:rFonts w:cstheme="majorBidi" w:eastAsiaTheme="majorEastAsia"/>
-      <w:i/>
-      <w:iCs/>
-      <w:color w:themeColor="text1" w:themeTint="A6" w:val="595959"/>
-    </w:rPr>
-  </w:style>
-  <w:style w:customStyle="1" w:styleId="Heading7Char" w:type="character">
-    <w:name w:val="Heading 7 Char"/>
-    <w:basedOn w:val="DefaultParagraphFont"/>
-    <w:link w:val="Heading7"/>
-    <w:uiPriority w:val="9"/>
-    <w:semiHidden/>
-    <w:rsid w:val="00A10FD9"/>
-    <w:rPr>
-      <w:rFonts w:cstheme="majorBidi" w:eastAsiaTheme="majorEastAsia"/>
-      <w:color w:themeColor="text1" w:themeTint="A6" w:val="595959"/>
-    </w:rPr>
-  </w:style>
-  <w:style w:customStyle="1" w:styleId="Heading8Char" w:type="character">
-    <w:name w:val="Heading 8 Char"/>
-    <w:basedOn w:val="DefaultParagraphFont"/>
-    <w:link w:val="Heading8"/>
-    <w:uiPriority w:val="9"/>
-    <w:semiHidden/>
-    <w:rsid w:val="00A10FD9"/>
-    <w:rPr>
-      <w:rFonts w:cstheme="majorBidi" w:eastAsiaTheme="majorEastAsia"/>
-      <w:i/>
-      <w:iCs/>
-      <w:color w:themeColor="text1" w:themeTint="D8" w:val="272727"/>
-    </w:rPr>
-  </w:style>
-  <w:style w:customStyle="1" w:styleId="Heading9Char" w:type="character">
-    <w:name w:val="Heading 9 Char"/>
-    <w:basedOn w:val="DefaultParagraphFont"/>
-    <w:link w:val="Heading9"/>
-    <w:uiPriority w:val="9"/>
-    <w:semiHidden/>
-    <w:rsid w:val="00A10FD9"/>
-    <w:rPr>
-      <w:rFonts w:cstheme="majorBidi" w:eastAsiaTheme="majorEastAsia"/>
-      <w:color w:themeColor="text1" w:themeTint="D8" w:val="272727"/>
-    </w:rPr>
-  </w:style>
-  <w:style w:styleId="BlockText" w:type="paragraph">
+  <w:style w:type="paragraph" w:styleId="BlockText">
     <w:name w:val="Block Text"/>
     <w:basedOn w:val="BodyText"/>
     <w:next w:val="BodyText"/>
@@ -6866,11 +6842,11 @@
     <w:unhideWhenUsed/>
     <w:qFormat/>
     <w:pPr>
-      <w:spacing w:after="100" w:before="100"/>
+      <w:spacing w:before="100" w:after="100"/>
       <w:ind w:firstLine="0" w:left="480" w:right="480"/>
     </w:pPr>
   </w:style>
-  <w:style w:styleId="FootnoteText" w:type="paragraph">
+  <w:style w:type="paragraph" w:styleId="FootnoteText">
     <w:name w:val="Footnote Text"/>
     <w:basedOn w:val="Normal"/>
     <w:next w:val="FootnoteText"/>
@@ -6878,55 +6854,28 @@
     <w:unhideWhenUsed/>
     <w:qFormat/>
   </w:style>
-  <w:style w:styleId="FootnoteBlockText" w:type="paragraph">
-    <w:name w:val="Footnote Block Text"/>
-    <w:basedOn w:val="FootnoteText"/>
-    <w:next w:val="FootnoteText"/>
-    <w:uiPriority w:val="9"/>
-    <w:unhideWhenUsed/>
-    <w:qFormat/>
-    <w:pPr>
-      <w:spacing w:after="100" w:before="100"/>
-      <w:ind w:firstLine="0" w:left="480" w:right="480"/>
-    </w:pPr>
-  </w:style>
-  <w:style w:default="1" w:styleId="DefaultParagraphFont" w:type="character">
+  <w:style w:type="character" w:default="1" w:styleId="DefaultParagraphFont">
     <w:name w:val="Default Paragraph Font"/>
     <w:semiHidden/>
     <w:unhideWhenUsed/>
   </w:style>
-  <w:style w:default="1" w:styleId="Table" w:type="table">
+  <w:style w:type="table" w:default="1" w:styleId="Table">
     <w:name w:val="Table"/>
     <w:basedOn w:val="TableNormal"/>
     <w:semiHidden/>
     <w:unhideWhenUsed/>
     <w:qFormat/>
     <w:tblPr>
-      <w:tblInd w:type="dxa" w:w="0"/>
+      <w:tblInd w:w="0" w:type="dxa"/>
       <w:tblCellMar>
-        <w:top w:type="dxa" w:w="0"/>
-        <w:left w:type="dxa" w:w="108"/>
-        <w:bottom w:type="dxa" w:w="0"/>
-        <w:right w:type="dxa" w:w="108"/>
+        <w:top w:w="0" w:type="dxa"/>
+        <w:left w:w="108" w:type="dxa"/>
+        <w:bottom w:w="0" w:type="dxa"/>
+        <w:right w:w="108" w:type="dxa"/>
       </w:tblCellMar>
     </w:tblPr>
-    <w:tblStylePr w:type="firstRow">
-      <w:tblPr>
-        <w:jc w:val="left"/>
-        <w:tblInd w:type="dxa" w:w="0"/>
-      </w:tblPr>
-      <w:trPr>
-        <w:jc w:val="left"/>
-      </w:trPr>
-      <w:tcPr>
-        <w:tcBorders>
-          <w:bottom w:val="single"/>
-        </w:tcBorders>
-        <w:vAlign w:val="bottom"/>
-      </w:tcPr>
-    </w:tblStylePr>
   </w:style>
-  <w:style w:customStyle="1" w:styleId="DefinitionTerm" w:type="paragraph">
+  <w:style w:type="paragraph" w:customStyle="1" w:styleId="DefinitionTerm">
     <w:name w:val="Definition Term"/>
     <w:basedOn w:val="Normal"/>
     <w:next w:val="Definition"/>
@@ -6939,49 +6888,49 @@
       <w:b/>
     </w:rPr>
   </w:style>
-  <w:style w:customStyle="1" w:styleId="Definition" w:type="paragraph">
+  <w:style w:type="paragraph" w:customStyle="1" w:styleId="Definition">
     <w:name w:val="Definition"/>
     <w:basedOn w:val="Normal"/>
   </w:style>
-  <w:style w:styleId="Caption" w:type="paragraph">
+  <w:style w:type="paragraph" w:styleId="Caption">
     <w:name w:val="Caption"/>
     <w:basedOn w:val="Normal"/>
     <w:link w:val="BodyTextChar"/>
     <w:pPr>
-      <w:spacing w:after="120" w:before="0"/>
+      <w:spacing w:before="0" w:after="120"/>
     </w:pPr>
     <w:rPr>
       <w:i/>
     </w:rPr>
   </w:style>
-  <w:style w:customStyle="1" w:styleId="TableCaption" w:type="paragraph">
+  <w:style w:type="paragraph" w:customStyle="1" w:styleId="TableCaption">
     <w:name w:val="Table Caption"/>
     <w:basedOn w:val="Caption"/>
     <w:pPr>
       <w:keepNext/>
     </w:pPr>
   </w:style>
-  <w:style w:customStyle="1" w:styleId="ImageCaption" w:type="paragraph">
+  <w:style w:type="paragraph" w:customStyle="1" w:styleId="ImageCaption">
     <w:name w:val="Image Caption"/>
     <w:basedOn w:val="Caption"/>
   </w:style>
-  <w:style w:customStyle="1" w:styleId="Figure" w:type="paragraph">
+  <w:style w:type="paragraph" w:customStyle="1" w:styleId="Figure">
     <w:name w:val="Figure"/>
     <w:basedOn w:val="Normal"/>
   </w:style>
-  <w:style w:customStyle="1" w:styleId="CaptionedFigure" w:type="paragraph">
+  <w:style w:type="paragraph" w:customStyle="1" w:styleId="CaptionedFigure">
     <w:name w:val="Captioned Figure"/>
     <w:basedOn w:val="Figure"/>
     <w:pPr>
       <w:keepNext/>
     </w:pPr>
   </w:style>
-  <w:style w:customStyle="1" w:styleId="BodyTextChar" w:type="character">
+  <w:style w:type="character" w:customStyle="1" w:styleId="BodyTextChar">
     <w:name w:val="Body Text Char"/>
     <w:basedOn w:val="DefaultParagraphFont"/>
     <w:link w:val="BodyText"/>
   </w:style>
-  <w:style w:customStyle="1" w:styleId="VerbatimChar" w:type="character">
+  <w:style w:type="character" w:customStyle="1" w:styleId="VerbatimChar">
     <w:name w:val="Verbatim Char"/>
     <w:basedOn w:val="BodyTextChar"/>
     <w:rPr>
@@ -6989,25 +6938,21 @@
       <w:sz w:val="22"/>
     </w:rPr>
   </w:style>
-  <w:style w:customStyle="1" w:styleId="SectionNumber" w:type="character">
-    <w:name w:val="Section Number"/>
-    <w:basedOn w:val="BodyTextChar"/>
-  </w:style>
-  <w:style w:styleId="FootnoteReference" w:type="character">
+  <w:style w:type="character" w:styleId="FootnoteReference">
     <w:name w:val="Footnote Reference"/>
     <w:basedOn w:val="BodyTextChar"/>
     <w:rPr>
       <w:vertAlign w:val="superscript"/>
     </w:rPr>
   </w:style>
-  <w:style w:styleId="Hyperlink" w:type="character">
+  <w:style w:type="character" w:styleId="Hyperlink">
     <w:name w:val="Hyperlink"/>
     <w:basedOn w:val="BodyTextChar"/>
     <w:rPr>
-      <w:color w:themeColor="accent1" w:val="4F81BD"/>
+      <w:color w:val="4F81BD" w:themeColor="accent1"/>
     </w:rPr>
   </w:style>
-  <w:style w:styleId="TOCHeading" w:type="paragraph">
+  <w:style w:type="paragraph" w:styleId="TOCHeading">
     <w:name w:val="TOC Heading"/>
     <w:basedOn w:val="Heading1"/>
     <w:next w:val="BodyText"/>
@@ -7019,10 +6964,10 @@
       <w:outlineLvl w:val="9"/>
     </w:pPr>
     <w:rPr>
-      <w:rFonts w:asciiTheme="majorHAnsi" w:cstheme="majorBidi" w:eastAsiaTheme="majorEastAsia" w:hAnsiTheme="majorHAnsi"/>
+      <w:rFonts w:asciiTheme="majorHAnsi" w:eastAsiaTheme="majorEastAsia" w:hAnsiTheme="majorHAnsi" w:cstheme="majorBidi"/>
       <w:b w:val="0"/>
       <w:bCs w:val="0"/>
-      <w:color w:themeColor="accent1" w:themeShade="BF" w:val="365F91"/>
+      <w:color w:val="365F91" w:themeColor="accent1" w:themeShade="BF"/>
     </w:rPr>
   </w:style>
   <w:style w:type="paragraph" w:customStyle="1" w:styleId="SourceCode">
@@ -7037,8 +6982,8 @@
     <w:name w:val="KeywordTok"/>
     <w:basedOn w:val="VerbatimChar"/>
     <w:rPr>
+      <w:color w:val="007020"/>
       <w:b/>
-      <w:color w:val="007020"/>
     </w:rPr>
   </w:style>
   <w:style w:type="character" w:customStyle="1" w:styleId="DataTypeTok">
@@ -7114,43 +7059,40 @@
   <w:style w:type="character" w:customStyle="1" w:styleId="ImportTok">
     <w:name w:val="ImportTok"/>
     <w:basedOn w:val="VerbatimChar"/>
-    <w:rPr>
-      <w:b/>
-      <w:color w:val="008000"/>
-    </w:rPr>
+    <w:rPr/>
   </w:style>
   <w:style w:type="character" w:customStyle="1" w:styleId="CommentTok">
     <w:name w:val="CommentTok"/>
     <w:basedOn w:val="VerbatimChar"/>
     <w:rPr>
+      <w:color w:val="60a0b0"/>
       <w:i/>
-      <w:color w:val="60a0b0"/>
     </w:rPr>
   </w:style>
   <w:style w:type="character" w:customStyle="1" w:styleId="DocumentationTok">
     <w:name w:val="DocumentationTok"/>
     <w:basedOn w:val="VerbatimChar"/>
     <w:rPr>
+      <w:color w:val="ba2121"/>
       <w:i/>
-      <w:color w:val="ba2121"/>
     </w:rPr>
   </w:style>
   <w:style w:type="character" w:customStyle="1" w:styleId="AnnotationTok">
     <w:name w:val="AnnotationTok"/>
     <w:basedOn w:val="VerbatimChar"/>
     <w:rPr>
+      <w:color w:val="60a0b0"/>
       <w:b/>
       <w:i/>
-      <w:color w:val="60a0b0"/>
     </w:rPr>
   </w:style>
   <w:style w:type="character" w:customStyle="1" w:styleId="CommentVarTok">
     <w:name w:val="CommentVarTok"/>
     <w:basedOn w:val="VerbatimChar"/>
     <w:rPr>
+      <w:color w:val="60a0b0"/>
       <w:b/>
       <w:i/>
-      <w:color w:val="60a0b0"/>
     </w:rPr>
   </w:style>
   <w:style w:type="character" w:customStyle="1" w:styleId="OtherTok">
@@ -7178,8 +7120,8 @@
     <w:name w:val="ControlFlowTok"/>
     <w:basedOn w:val="VerbatimChar"/>
     <w:rPr>
+      <w:color w:val="007020"/>
       <w:b/>
-      <w:color w:val="007020"/>
     </w:rPr>
   </w:style>
   <w:style w:type="character" w:customStyle="1" w:styleId="OperatorTok">
@@ -7192,9 +7134,7 @@
   <w:style w:type="character" w:customStyle="1" w:styleId="BuiltInTok">
     <w:name w:val="BuiltInTok"/>
     <w:basedOn w:val="VerbatimChar"/>
-    <w:rPr>
-      <w:color w:val="008000"/>
-    </w:rPr>
+    <w:rPr/>
   </w:style>
   <w:style w:type="character" w:customStyle="1" w:styleId="ExtensionTok">
     <w:name w:val="ExtensionTok"/>
@@ -7224,34 +7164,34 @@
     <w:name w:val="InformationTok"/>
     <w:basedOn w:val="VerbatimChar"/>
     <w:rPr>
+      <w:color w:val="60a0b0"/>
       <w:b/>
       <w:i/>
-      <w:color w:val="60a0b0"/>
     </w:rPr>
   </w:style>
   <w:style w:type="character" w:customStyle="1" w:styleId="WarningTok">
     <w:name w:val="WarningTok"/>
     <w:basedOn w:val="VerbatimChar"/>
     <w:rPr>
+      <w:color w:val="60a0b0"/>
       <w:b/>
       <w:i/>
-      <w:color w:val="60a0b0"/>
     </w:rPr>
   </w:style>
   <w:style w:type="character" w:customStyle="1" w:styleId="AlertTok">
     <w:name w:val="AlertTok"/>
     <w:basedOn w:val="VerbatimChar"/>
     <w:rPr>
+      <w:color w:val="ff0000"/>
       <w:b/>
-      <w:color w:val="ff0000"/>
     </w:rPr>
   </w:style>
   <w:style w:type="character" w:customStyle="1" w:styleId="ErrorTok">
     <w:name w:val="ErrorTok"/>
     <w:basedOn w:val="VerbatimChar"/>
     <w:rPr>
+      <w:color w:val="ff0000"/>
       <w:b/>
-      <w:color w:val="ff0000"/>
     </w:rPr>
   </w:style>
   <w:style w:type="character" w:customStyle="1" w:styleId="NormalTok">
@@ -7273,44 +7213,44 @@
         <a:sysClr val="window" lastClr="FFFFFF"/>
       </a:lt1>
       <a:dk2>
-        <a:srgbClr val="0E2841"/>
+        <a:srgbClr val="1F497D"/>
       </a:dk2>
       <a:lt2>
-        <a:srgbClr val="E8E8E8"/>
+        <a:srgbClr val="EEECE1"/>
       </a:lt2>
       <a:accent1>
-        <a:srgbClr val="156082"/>
+        <a:srgbClr val="4F81BD"/>
       </a:accent1>
       <a:accent2>
-        <a:srgbClr val="E97132"/>
+        <a:srgbClr val="C0504D"/>
       </a:accent2>
       <a:accent3>
-        <a:srgbClr val="196B24"/>
+        <a:srgbClr val="9BBB59"/>
       </a:accent3>
       <a:accent4>
-        <a:srgbClr val="0F9ED5"/>
+        <a:srgbClr val="8064A2"/>
       </a:accent4>
       <a:accent5>
-        <a:srgbClr val="A02B93"/>
+        <a:srgbClr val="4BACC6"/>
       </a:accent5>
       <a:accent6>
-        <a:srgbClr val="4EA72E"/>
+        <a:srgbClr val="F79646"/>
       </a:accent6>
       <a:hlink>
-        <a:srgbClr val="467886"/>
+        <a:srgbClr val="0000FF"/>
       </a:hlink>
       <a:folHlink>
-        <a:srgbClr val="96607D"/>
+        <a:srgbClr val="800080"/>
       </a:folHlink>
     </a:clrScheme>
     <a:fontScheme name="Office">
       <a:majorFont>
-        <a:latin typeface="Aptos Display" panose="02110004020202020204"/>
+        <a:latin typeface="Calibri"/>
         <a:ea typeface=""/>
         <a:cs typeface=""/>
-        <a:font script="Jpan" typeface="游ゴシック Light"/>
+        <a:font script="Jpan" typeface="ＭＳ ゴシック"/>
         <a:font script="Hang" typeface="맑은 고딕"/>
-        <a:font script="Hans" typeface="等线 Light"/>
+        <a:font script="Hans" typeface="宋体"/>
         <a:font script="Hant" typeface="新細明體"/>
         <a:font script="Arab" typeface="Times New Roman"/>
         <a:font script="Hebr" typeface="Times New Roman"/>
@@ -7337,32 +7277,14 @@
         <a:font script="Mong" typeface="Mongolian Baiti"/>
         <a:font script="Viet" typeface="Times New Roman"/>
         <a:font script="Uigh" typeface="Microsoft Uighur"/>
-        <a:font script="Geor" typeface="Sylfaen"/>
-        <a:font script="Armn" typeface="Arial"/>
-        <a:font script="Bugi" typeface="Leelawadee UI"/>
-        <a:font script="Bopo" typeface="Microsoft JhengHei"/>
-        <a:font script="Java" typeface="Javanese Text"/>
-        <a:font script="Lisu" typeface="Segoe UI"/>
-        <a:font script="Mymr" typeface="Myanmar Text"/>
-        <a:font script="Nkoo" typeface="Ebrima"/>
-        <a:font script="Olck" typeface="Nirmala UI"/>
-        <a:font script="Osma" typeface="Ebrima"/>
-        <a:font script="Phag" typeface="Phagspa"/>
-        <a:font script="Syrn" typeface="Estrangelo Edessa"/>
-        <a:font script="Syrj" typeface="Estrangelo Edessa"/>
-        <a:font script="Syre" typeface="Estrangelo Edessa"/>
-        <a:font script="Sora" typeface="Nirmala UI"/>
-        <a:font script="Tale" typeface="Microsoft Tai Le"/>
-        <a:font script="Talu" typeface="Microsoft New Tai Lue"/>
-        <a:font script="Tfng" typeface="Ebrima"/>
       </a:majorFont>
       <a:minorFont>
-        <a:latin typeface="Aptos" panose="02110004020202020204"/>
+        <a:latin typeface="Cambria"/>
         <a:ea typeface=""/>
         <a:cs typeface=""/>
-        <a:font script="Jpan" typeface="游明朝"/>
+        <a:font script="Jpan" typeface="ＭＳ 明朝"/>
         <a:font script="Hang" typeface="맑은 고딕"/>
-        <a:font script="Hans" typeface="等线"/>
+        <a:font script="Hans" typeface="宋体"/>
         <a:font script="Hant" typeface="新細明體"/>
         <a:font script="Arab" typeface="Arial"/>
         <a:font script="Hebr" typeface="Arial"/>
@@ -7389,24 +7311,6 @@
         <a:font script="Mong" typeface="Mongolian Baiti"/>
         <a:font script="Viet" typeface="Arial"/>
         <a:font script="Uigh" typeface="Microsoft Uighur"/>
-        <a:font script="Geor" typeface="Sylfaen"/>
-        <a:font script="Armn" typeface="Arial"/>
-        <a:font script="Bugi" typeface="Leelawadee UI"/>
-        <a:font script="Bopo" typeface="Microsoft JhengHei"/>
-        <a:font script="Java" typeface="Javanese Text"/>
-        <a:font script="Lisu" typeface="Segoe UI"/>
-        <a:font script="Mymr" typeface="Myanmar Text"/>
-        <a:font script="Nkoo" typeface="Ebrima"/>
-        <a:font script="Olck" typeface="Nirmala UI"/>
-        <a:font script="Osma" typeface="Ebrima"/>
-        <a:font script="Phag" typeface="Phagspa"/>
-        <a:font script="Syrn" typeface="Estrangelo Edessa"/>
-        <a:font script="Syrj" typeface="Estrangelo Edessa"/>
-        <a:font script="Syre" typeface="Estrangelo Edessa"/>
-        <a:font script="Sora" typeface="Nirmala UI"/>
-        <a:font script="Tale" typeface="Microsoft Tai Le"/>
-        <a:font script="Talu" typeface="Microsoft New Tai Lue"/>
-        <a:font script="Tfng" typeface="Ebrima"/>
       </a:minorFont>
     </a:fontScheme>
     <a:fmtScheme name="Office">
@@ -7418,141 +7322,200 @@
           <a:gsLst>
             <a:gs pos="0">
               <a:schemeClr val="phClr">
-                <a:lumMod val="110000"/>
-                <a:satMod val="105000"/>
-                <a:tint val="67000"/>
+                <a:tint val="50000"/>
+                <a:satMod val="300000"/>
               </a:schemeClr>
             </a:gs>
-            <a:gs pos="50000">
+            <a:gs pos="35000">
               <a:schemeClr val="phClr">
-                <a:lumMod val="105000"/>
-                <a:satMod val="103000"/>
-                <a:tint val="73000"/>
+                <a:tint val="37000"/>
+                <a:satMod val="300000"/>
               </a:schemeClr>
             </a:gs>
             <a:gs pos="100000">
               <a:schemeClr val="phClr">
-                <a:lumMod val="105000"/>
-                <a:satMod val="109000"/>
-                <a:tint val="81000"/>
+                <a:tint val="15000"/>
+                <a:satMod val="350000"/>
               </a:schemeClr>
             </a:gs>
           </a:gsLst>
-          <a:lin ang="5400000" scaled="0"/>
+          <a:lin ang="16200000" scaled="1"/>
         </a:gradFill>
         <a:gradFill rotWithShape="1">
           <a:gsLst>
             <a:gs pos="0">
               <a:schemeClr val="phClr">
-                <a:satMod val="103000"/>
-                <a:lumMod val="102000"/>
-                <a:tint val="94000"/>
-              </a:schemeClr>
-            </a:gs>
-            <a:gs pos="50000">
-              <a:schemeClr val="phClr">
-                <a:satMod val="110000"/>
-                <a:lumMod val="100000"/>
+                <a:tint val="100000"/>
                 <a:shade val="100000"/>
+                <a:satMod val="130000"/>
               </a:schemeClr>
             </a:gs>
             <a:gs pos="100000">
               <a:schemeClr val="phClr">
-                <a:lumMod val="99000"/>
-                <a:satMod val="120000"/>
-                <a:shade val="78000"/>
+                <a:tint val="50000"/>
+                <a:shade val="100000"/>
+                <a:satMod val="350000"/>
               </a:schemeClr>
             </a:gs>
           </a:gsLst>
-          <a:lin ang="5400000" scaled="0"/>
+          <a:lin ang="16200000" scaled="0"/>
         </a:gradFill>
       </a:fillStyleLst>
       <a:lnStyleLst>
-        <a:ln w="6350" cap="flat" cmpd="sng" algn="ctr">
+        <a:ln w="9525" cap="flat" cmpd="sng" algn="ctr">
+          <a:solidFill>
+            <a:schemeClr val="phClr">
+              <a:shade val="95000"/>
+              <a:satMod val="105000"/>
+            </a:schemeClr>
+          </a:solidFill>
+          <a:prstDash val="solid"/>
+        </a:ln>
+        <a:ln w="25400" cap="flat" cmpd="sng" algn="ctr">
           <a:solidFill>
             <a:schemeClr val="phClr"/>
           </a:solidFill>
           <a:prstDash val="solid"/>
-          <a:miter lim="800000"/>
         </a:ln>
-        <a:ln w="12700" cap="flat" cmpd="sng" algn="ctr">
+        <a:ln w="38100" cap="flat" cmpd="sng" algn="ctr">
           <a:solidFill>
             <a:schemeClr val="phClr"/>
           </a:solidFill>
           <a:prstDash val="solid"/>
-          <a:miter lim="800000"/>
-        </a:ln>
-        <a:ln w="19050" cap="flat" cmpd="sng" algn="ctr">
-          <a:solidFill>
-            <a:schemeClr val="phClr"/>
-          </a:solidFill>
-          <a:prstDash val="solid"/>
-          <a:miter lim="800000"/>
         </a:ln>
       </a:lnStyleLst>
       <a:effectStyleLst>
         <a:effectStyle>
-          <a:effectLst/>
-        </a:effectStyle>
-        <a:effectStyle>
-          <a:effectLst/>
+          <a:effectLst>
+            <a:outerShdw blurRad="40000" dist="20000" dir="5400000" rotWithShape="0">
+              <a:srgbClr val="000000">
+                <a:alpha val="38000"/>
+              </a:srgbClr>
+            </a:outerShdw>
+          </a:effectLst>
         </a:effectStyle>
         <a:effectStyle>
           <a:effectLst>
-            <a:outerShdw blurRad="57150" dist="19050" dir="5400000" algn="ctr" rotWithShape="0">
+            <a:outerShdw blurRad="40000" dist="23000" dir="5400000" rotWithShape="0">
               <a:srgbClr val="000000">
-                <a:alpha val="63000"/>
+                <a:alpha val="35000"/>
               </a:srgbClr>
             </a:outerShdw>
           </a:effectLst>
+        </a:effectStyle>
+        <a:effectStyle>
+          <a:effectLst>
+            <a:outerShdw blurRad="40000" dist="23000" dir="5400000" rotWithShape="0">
+              <a:srgbClr val="000000">
+                <a:alpha val="35000"/>
+              </a:srgbClr>
+            </a:outerShdw>
+          </a:effectLst>
+          <a:scene3d>
+            <a:camera prst="orthographicFront">
+              <a:rot lat="0" lon="0" rev="0"/>
+            </a:camera>
+            <a:lightRig rig="threePt" dir="t">
+              <a:rot lat="0" lon="0" rev="1200000"/>
+            </a:lightRig>
+          </a:scene3d>
+          <a:sp3d>
+            <a:bevelT w="63500" h="25400"/>
+          </a:sp3d>
         </a:effectStyle>
       </a:effectStyleLst>
       <a:bgFillStyleLst>
         <a:solidFill>
           <a:schemeClr val="phClr"/>
         </a:solidFill>
-        <a:solidFill>
-          <a:schemeClr val="phClr">
-            <a:tint val="95000"/>
-            <a:satMod val="170000"/>
-          </a:schemeClr>
-        </a:solidFill>
         <a:gradFill rotWithShape="1">
           <a:gsLst>
             <a:gs pos="0">
               <a:schemeClr val="phClr">
-                <a:tint val="93000"/>
-                <a:satMod val="150000"/>
-                <a:shade val="98000"/>
-                <a:lumMod val="102000"/>
+                <a:tint val="40000"/>
+                <a:satMod val="350000"/>
               </a:schemeClr>
             </a:gs>
-            <a:gs pos="50000">
+            <a:gs pos="40000">
               <a:schemeClr val="phClr">
-                <a:tint val="98000"/>
-                <a:satMod val="130000"/>
-                <a:shade val="90000"/>
-                <a:lumMod val="103000"/>
+                <a:tint val="45000"/>
+                <a:shade val="99000"/>
+                <a:satMod val="350000"/>
               </a:schemeClr>
             </a:gs>
             <a:gs pos="100000">
               <a:schemeClr val="phClr">
-                <a:shade val="63000"/>
-                <a:satMod val="120000"/>
+                <a:shade val="20000"/>
+                <a:satMod val="255000"/>
               </a:schemeClr>
             </a:gs>
           </a:gsLst>
-          <a:lin ang="5400000" scaled="0"/>
+          <a:path path="circle">
+            <a:fillToRect l="50000" t="-80000" r="50000" b="180000"/>
+          </a:path>
+        </a:gradFill>
+        <a:gradFill rotWithShape="1">
+          <a:gsLst>
+            <a:gs pos="0">
+              <a:schemeClr val="phClr">
+                <a:tint val="80000"/>
+                <a:satMod val="300000"/>
+              </a:schemeClr>
+            </a:gs>
+            <a:gs pos="100000">
+              <a:schemeClr val="phClr">
+                <a:shade val="30000"/>
+                <a:satMod val="200000"/>
+              </a:schemeClr>
+            </a:gs>
+          </a:gsLst>
+          <a:path path="circle">
+            <a:fillToRect l="50000" t="50000" r="50000" b="50000"/>
+          </a:path>
         </a:gradFill>
       </a:bgFillStyleLst>
     </a:fmtScheme>
   </a:themeElements>
-  <a:objectDefaults/>
+  <a:objectDefaults>
+    <a:spDef>
+      <a:spPr/>
+      <a:bodyPr/>
+      <a:lstStyle/>
+      <a:style>
+        <a:lnRef idx="1">
+          <a:schemeClr val="accent1"/>
+        </a:lnRef>
+        <a:fillRef idx="3">
+          <a:schemeClr val="accent1"/>
+        </a:fillRef>
+        <a:effectRef idx="2">
+          <a:schemeClr val="accent1"/>
+        </a:effectRef>
+        <a:fontRef idx="minor">
+          <a:schemeClr val="lt1"/>
+        </a:fontRef>
+      </a:style>
+    </a:spDef>
+    <a:lnDef>
+      <a:spPr/>
+      <a:bodyPr/>
+      <a:lstStyle/>
+      <a:style>
+        <a:lnRef idx="2">
+          <a:schemeClr val="accent1"/>
+        </a:lnRef>
+        <a:fillRef idx="0">
+          <a:schemeClr val="accent1"/>
+        </a:fillRef>
+        <a:effectRef idx="1">
+          <a:schemeClr val="accent1"/>
+        </a:effectRef>
+        <a:fontRef idx="minor">
+          <a:schemeClr val="tx1"/>
+        </a:fontRef>
+      </a:style>
+    </a:lnDef>
+  </a:objectDefaults>
   <a:extraClrSchemeLst/>
-  <a:extLst>
-    <a:ext uri="{05A4C25C-085E-4340-85A3-A5531E510DB2}">
-      <thm15:themeFamily xmlns:thm15="http://schemas.microsoft.com/office/thememl/2012/main" name="Office Theme" id="{2E142A2C-CD16-42D6-873A-C26D2A0506FA}" vid="{1BDDFF52-6CD6-40A5-AB3C-68EB2F1E4D0A}"/>
-    </a:ext>
-  </a:extLst>
 </a:theme>
 </file>
--- a/manuscript/Manuscript_main_submission.docx
+++ b/manuscript/Manuscript_main_submission.docx
@@ -2,21 +2,22 @@
 <file path=word/document.xml><?xml version="1.0" encoding="utf-8"?>
 <w:document xmlns:w="http://schemas.openxmlformats.org/wordprocessingml/2006/main" xmlns:m="http://schemas.openxmlformats.org/officeDocument/2006/math" xmlns:r="http://schemas.openxmlformats.org/officeDocument/2006/relationships" xmlns:o="urn:schemas-microsoft-com:office:office" xmlns:v="urn:schemas-microsoft-com:vml" xmlns:w10="urn:schemas-microsoft-com:office:word" xmlns:a="http://schemas.openxmlformats.org/drawingml/2006/main" xmlns:pic="http://schemas.openxmlformats.org/drawingml/2006/picture" xmlns:wp="http://schemas.openxmlformats.org/drawingml/2006/wordprocessingDrawing">
   <w:body>
-    <w:bookmarkStart w:id="64" w:name="X36d1491e5549fde381c08e06864f568839e8ab9"/>
     <w:p>
       <w:pPr>
         <w:pStyle w:val="Heading1"/>
       </w:pPr>
+      <w:bookmarkStart w:id="20" w:name="X36d1491e5549fde381c08e06864f568839e8ab9"/>
       <w:r>
         <w:t xml:space="preserve">Computational surveillance of Colombian public pharmaceutical procurement using public administrative data: a reproducible analysis of a closed 2020-2025 cohort</w:t>
       </w:r>
+      <w:bookmarkEnd w:id="20"/>
     </w:p>
     <w:p>
       <w:pPr>
         <w:pStyle w:val="FirstParagraph"/>
       </w:pPr>
       <w:r>
-        <w:t xml:space="preserve">Andrés Soto</w:t>
+        <w:t xml:space="preserve">Andres Soto</w:t>
       </w:r>
       <w:r>
         <w:br/>
@@ -28,7 +29,7 @@
         <w:br/>
       </w:r>
       <w:r>
-        <w:t xml:space="preserve">Bogotá, Colombia</w:t>
+        <w:t xml:space="preserve">Bogota, Colombia</w:t>
       </w:r>
       <w:r>
         <w:br/>
@@ -45,7 +46,7 @@
       <w:r>
         <w:t xml:space="preserve"> </w:t>
       </w:r>
-      <w:hyperlink r:id="rId20">
+      <w:hyperlink r:id="rId21">
         <w:r>
           <w:rPr>
             <w:rStyle w:val="Hyperlink"/>
@@ -61,14 +62,15 @@
         </w:pict>
       </w:r>
     </w:p>
-    <w:bookmarkStart w:id="21" w:name="abstract"/>
     <w:p>
       <w:pPr>
         <w:pStyle w:val="Heading2"/>
       </w:pPr>
+      <w:bookmarkStart w:id="22" w:name="abstract"/>
       <w:r>
         <w:t xml:space="preserve">Abstract</w:t>
       </w:r>
+      <w:bookmarkEnd w:id="22"/>
     </w:p>
     <w:p>
       <w:pPr>
@@ -77,7 +79,6 @@
       <w:r>
         <w:rPr>
           <w:b/>
-          <w:bCs/>
         </w:rPr>
         <w:t xml:space="preserve">Introduction.</w:t>
       </w:r>
@@ -95,7 +96,6 @@
       <w:r>
         <w:rPr>
           <w:b/>
-          <w:bCs/>
         </w:rPr>
         <w:t xml:space="preserve">Objective.</w:t>
       </w:r>
@@ -113,7 +113,6 @@
       <w:r>
         <w:rPr>
           <w:b/>
-          <w:bCs/>
         </w:rPr>
         <w:t xml:space="preserve">Methods.</w:t>
       </w:r>
@@ -121,7 +120,7 @@
         <w:t xml:space="preserve"> </w:t>
       </w:r>
       <w:r>
-        <w:t xml:space="preserve">Public APIs from SECOP-II, INVIMA, and SISMED were integrated into a reproducible architecture combining PostgreSQL, statistical analysis, and a public-facing observatory. A Z-score engine was implemented to flag contracts with atypical total values within therapeutic categories. As a clearly secondary technical-feasibility module, smart-contract automation of a payment workflow was tested on the Sepolia testnet only to verify predefined digital state transitions under simulated conditions. The closed analytical cohort included 162,271 pharmaceutical contracts from 2020 to 2025, while post-2025 records remained available only for live platform monitoring. Monetary results were reported primarily in COP; secondary USD equivalents were included only as approximate interpretive references, with detailed conversions relegated to Supplementary Table S1.</w:t>
+        <w:t xml:space="preserve">Public APIs from SECOP-II, INVIMA, and SISMED were integrated into a reproducible architecture combining PostgreSQL, statistical analysis, and a public-facing observatory. A Z-score engine was implemented to flag contracts with atypical total values within therapeutic categories. As a clearly secondary technical-feasibility module, smart-contract automation of a payment workflow was tested on the Sepolia testnet only to verify predefined digital state transitions under simulated conditions. The closed analytical cohort included 162,271 pharmaceutical contracts from 2020 to 2025, while post-2025 records remained available only for live platform monitoring. Monetary results were reported primarily in COP; secondary USD equivalents were included only as approximate interpretive references, with detailed conversions relegated to S1 Table.</w:t>
       </w:r>
     </w:p>
     <w:p>
@@ -131,7 +130,6 @@
       <w:r>
         <w:rPr>
           <w:b/>
-          <w:bCs/>
         </w:rPr>
         <w:t xml:space="preserve">Results.</w:t>
       </w:r>
@@ -139,7 +137,7 @@
         <w:t xml:space="preserve"> </w:t>
       </w:r>
       <w:r>
-        <w:t xml:space="preserve">Among 147,670 contracts analyzed in categories with at least 10 observations, 690 contracts (0.47%) triggered a statistical alert with absolute Z-score greater than or equal to 1.5 sigma. The alert rate increased from 0.31% in 2021 to 1.38% in 2025. Antibiotics showed the highest category-level maximum Z-score (8.32). The top 3% of suppliers concentrated 85.9% of total contracted value. In the secondary automation module, the Sepolia prototype confirmed only that predefined digital state transitions could be executed under test conditions and supported only an illustrative financial-savings scenario of COP 224,000-330,000 million per year (approximately USD 56.0-82.5 million at a reference rate of COP 4,000/USD) under favorable assumptions about administrative-delay reduction; it did not measure real institutional processing times or realized savings.</w:t>
+        <w:t xml:space="preserve">Among 147,020 contracts analyzed in categories with at least 10 observations, 685 contracts (0.47%) triggered a statistical alert with absolute Z-score greater than or equal to 1.5 sigma. The alert rate increased from 0.31% in 2021 to 1.38% in 2025. Antibiotics showed the highest category-level maximum Z-score (8.32). The top 3% of suppliers concentrated 85.9% of total contracted value. In the secondary automation module, the Sepolia prototype confirmed only that predefined digital state transitions could be executed under test conditions and supported only an illustrative financial-savings scenario of COP 224,000-330,000 million per year (approximately USD 56.0-82.5 million at a reference rate of COP 4,000/USD) under favorable assumptions about administrative-delay reduction; it did not measure real institutional processing times or realized savings.</w:t>
       </w:r>
     </w:p>
     <w:p>
@@ -149,7 +147,6 @@
       <w:r>
         <w:rPr>
           <w:b/>
-          <w:bCs/>
         </w:rPr>
         <w:t xml:space="preserve">Conclusions.</w:t>
       </w:r>
@@ -167,7 +164,6 @@
       <w:r>
         <w:rPr>
           <w:b/>
-          <w:bCs/>
         </w:rPr>
         <w:t xml:space="preserve">Keywords:</w:t>
       </w:r>
@@ -175,7 +171,7 @@
         <w:t xml:space="preserve"> </w:t>
       </w:r>
       <w:r>
-        <w:t xml:space="preserve">public pharmaceutical procurement; SECOP-II; procurement surveillance; market concentration; anomaly detection; artificial intelligence; blockchain; SISMED; INVIMA; Colombia.</w:t>
+        <w:t xml:space="preserve">public pharmaceutical procurement; SECOP-II; procurement surveillance; market concentration; anomaly detection; retrieval-augmented generation; blockchain; SISMED; INVIMA; Colombia.</w:t>
       </w:r>
     </w:p>
     <w:p>
@@ -185,15 +181,15 @@
         </w:pict>
       </w:r>
     </w:p>
-    <w:bookmarkEnd w:id="21"/>
-    <w:bookmarkStart w:id="22" w:name="introduction"/>
     <w:p>
       <w:pPr>
         <w:pStyle w:val="Heading2"/>
       </w:pPr>
+      <w:bookmarkStart w:id="23" w:name="introduction"/>
       <w:r>
         <w:t xml:space="preserve">1. Introduction</w:t>
       </w:r>
+      <w:bookmarkEnd w:id="23"/>
     </w:p>
     <w:p>
       <w:pPr>
@@ -234,51 +230,68 @@
         </w:pict>
       </w:r>
     </w:p>
-    <w:bookmarkEnd w:id="22"/>
-    <w:bookmarkStart w:id="31" w:name="methods"/>
     <w:p>
       <w:pPr>
         <w:pStyle w:val="Heading2"/>
       </w:pPr>
+      <w:bookmarkStart w:id="24" w:name="methods"/>
       <w:r>
         <w:t xml:space="preserve">2. Methods</w:t>
       </w:r>
-    </w:p>
-    <w:bookmarkStart w:id="23" w:name="study-design"/>
+      <w:bookmarkEnd w:id="24"/>
+    </w:p>
     <w:p>
       <w:pPr>
         <w:pStyle w:val="Heading3"/>
       </w:pPr>
+      <w:bookmarkStart w:id="25" w:name="study-design"/>
       <w:r>
         <w:t xml:space="preserve">2.1 Study design</w:t>
       </w:r>
+      <w:bookmarkEnd w:id="25"/>
     </w:p>
     <w:p>
       <w:pPr>
         <w:pStyle w:val="FirstParagraph"/>
       </w:pPr>
       <w:r>
-        <w:t xml:space="preserve">This was a technological-development study with longitudinal observational analysis of public procurement data. Only openly accessible Colombian public data sources were used. No clinical data or patient-level personal data were included. Under Colombian Resolution 8430 of 1993, the study is classified as no-risk research.</w:t>
-      </w:r>
-    </w:p>
-    <w:bookmarkEnd w:id="23"/>
-    <w:bookmarkStart w:id="24" w:name="data-sources"/>
-    <w:p>
-      <w:pPr>
-        <w:pStyle w:val="Heading3"/>
-      </w:pPr>
-      <w:r>
-        <w:t xml:space="preserve">2.2 Data sources</w:t>
-      </w:r>
-    </w:p>
-    <w:p>
-      <w:pPr>
-        <w:pStyle w:val="FirstParagraph"/>
+        <w:t xml:space="preserve">This was a technological-development study with longitudinal observational analysis of public procurement data. Only openly accessible Colombian public data sources were used. No clinical data or patient-level personal data were included.</w:t>
+      </w:r>
+    </w:p>
+    <w:p>
+      <w:pPr>
+        <w:pStyle w:val="BodyText"/>
       </w:pPr>
       <w:r>
         <w:rPr>
           <w:b/>
-          <w:bCs/>
+        </w:rPr>
+        <w:t xml:space="preserve">Ethics statement.</w:t>
+      </w:r>
+      <w:r>
+        <w:t xml:space="preserve"> </w:t>
+      </w:r>
+      <w:r>
+        <w:t xml:space="preserve">This study used only publicly accessible administrative procurement records published by Colombian open-data sources (SECOP-II via datos.gov.co, INVIMA, and SISMED). It did not involve human participants, patient-level or clinical data, identifiable private information, biological samples, recruitment, intervention, or any contact with individuals. Accordingly, the study does not constitute human-subjects research and did not require review or approval by an institutional review board or research ethics committee. Under Colombian Resolution 8430 of 1993, analysis of public, non-identifiable administrative records corresponds to research without risk and falls outside the scope of human-subjects ethics review. Informed consent was not applicable because the study did not involve human participants or identifiable personal data. All analyzed data are publicly available and were used in aggregate for the surveillance of public procurement.</w:t>
+      </w:r>
+    </w:p>
+    <w:p>
+      <w:pPr>
+        <w:pStyle w:val="Heading3"/>
+      </w:pPr>
+      <w:bookmarkStart w:id="26" w:name="data-sources"/>
+      <w:r>
+        <w:t xml:space="preserve">2.2 Data sources</w:t>
+      </w:r>
+      <w:bookmarkEnd w:id="26"/>
+    </w:p>
+    <w:p>
+      <w:pPr>
+        <w:pStyle w:val="FirstParagraph"/>
+      </w:pPr>
+      <w:r>
+        <w:rPr>
+          <w:b/>
         </w:rPr>
         <w:t xml:space="preserve">SECOP-II (Electronic Public Procurement System).</w:t>
       </w:r>
@@ -296,7 +309,6 @@
       <w:r>
         <w:rPr>
           <w:b/>
-          <w:bCs/>
         </w:rPr>
         <w:t xml:space="preserve">SECOP-II monitored universe available to the platform:</w:t>
       </w:r>
@@ -312,15 +324,14 @@
       <w:r>
         <w:rPr>
           <w:b/>
-          <w:bCs/>
         </w:rPr>
-        <w:t xml:space="preserve">Closed PostgreSQL analytical cohort used in this manuscript:</w:t>
+        <w:t xml:space="preserve">Recovered local PostgreSQL source used to reproduce the manuscript cohort:</w:t>
       </w:r>
       <w:r>
         <w:t xml:space="preserve"> </w:t>
       </w:r>
       <w:r>
-        <w:t xml:space="preserve">162,271 pharmaceutical contracts (2020-2025); 339,031 total contracts in the database snapshot</w:t>
+        <w:t xml:space="preserve">956,157 total SECOP-II records; 165,549 pharmaceutical records including live 2026 monitoring rows; 162,271 pharmaceutical contracts in the closed 2020-2025 analytical cohort</w:t>
       </w:r>
     </w:p>
     <w:p>
@@ -336,7 +347,7 @@
         <w:pStyle w:val="BodyText"/>
       </w:pPr>
       <w:r>
-        <w:t xml:space="preserve">All primary monetary values are reported in COP. When approximate USD equivalents are provided in parentheses, they are secondary interpretive aids calculated using a round reference exchange rate of COP 4,000 per USD, close to late-2025 market levels. No analyses were performed in USD. Detailed COP/USD reference conversions for the principal manuscript figures are provided separately in Supplementary Table S1.</w:t>
+        <w:t xml:space="preserve">All primary monetary values are reported in COP. When approximate USD equivalents are provided in parentheses, they are secondary interpretive aids calculated using a round reference exchange rate of COP 4,000 per USD, close to late-2025 market levels. No analyses were performed in USD. Because a single round reference rate is applied across the entire 2020-2025 study period, the USD equivalents do not account for exchange-rate volatility and should be read as order-of-magnitude approximations only; the COP values are the analytical quantities. Detailed COP/USD reference conversions for the principal manuscript figures are provided in S1 Table.</w:t>
       </w:r>
     </w:p>
     <w:p>
@@ -346,7 +357,6 @@
       <w:r>
         <w:rPr>
           <w:b/>
-          <w:bCs/>
         </w:rPr>
         <w:t xml:space="preserve">INVIMA (National Food and Drug Surveillance Institute).</w:t>
       </w:r>
@@ -364,7 +374,6 @@
       <w:r>
         <w:rPr>
           <w:b/>
-          <w:bCs/>
         </w:rPr>
         <w:t xml:space="preserve">SISMED (Medicine Price Information System, Ministry of Health).</w:t>
       </w:r>
@@ -375,40 +384,39 @@
         <w:t xml:space="preserve">We processed 44,038 reference-price records covering 1,759 unique ATC codes, aggregated by dosage form, distribution channel, and reference year (2017-2019). These data were used as contextual market references and as complementary input for interpreting atypical contract-value findings.</w:t>
       </w:r>
     </w:p>
-    <w:bookmarkEnd w:id="24"/>
-    <w:bookmarkStart w:id="25" w:name="bigloi-technical-architecture"/>
     <w:p>
       <w:pPr>
         <w:pStyle w:val="Heading3"/>
       </w:pPr>
+      <w:bookmarkStart w:id="27" w:name="bigloi-technical-architecture"/>
       <w:r>
         <w:t xml:space="preserve">2.3 BigLoI technical architecture</w:t>
       </w:r>
+      <w:bookmarkEnd w:id="27"/>
     </w:p>
     <w:p>
       <w:pPr>
         <w:pStyle w:val="FirstParagraph"/>
       </w:pPr>
       <w:r>
-        <w:t xml:space="preserve">The platform was implemented as a monorepo with a seven-layer architecture (Table 2).</w:t>
-      </w:r>
-    </w:p>
-    <w:bookmarkEnd w:id="25"/>
-    <w:bookmarkStart w:id="26" w:name="Xcc5d36fac1b2ac98fa402089267243df9bb08d6"/>
+        <w:t xml:space="preserve">The platform was implemented as a monorepo with a seven-layer architecture (Table 2). Figure 6 summarizes the seven-layer technical architecture of the platform.</w:t>
+      </w:r>
+    </w:p>
     <w:p>
       <w:pPr>
         <w:pStyle w:val="Heading3"/>
       </w:pPr>
+      <w:bookmarkStart w:id="28" w:name="Xcc5d36fac1b2ac98fa402089267243df9bb08d6"/>
       <w:r>
         <w:t xml:space="preserve">Table 2. Technical architecture of the BigLoI platform for surveillance of public pharmaceutical procurement</w:t>
       </w:r>
+      <w:bookmarkEnd w:id="28"/>
     </w:p>
     <w:tbl>
       <w:tblPr>
         <w:tblStyle w:val="Table"/>
-        <w:tblW w:type="pct" w:w="5000"/>
-        <w:tblLayout w:type="fixed"/>
-        <w:tblLook w:firstRow="1" w:lastRow="0" w:firstColumn="0" w:lastColumn="0" w:noHBand="0" w:noVBand="0" w:val="0020"/>
+        <w:tblW w:type="pct" w:w="5000.0"/>
+        <w:tblLook w:firstRow="1"/>
       </w:tblPr>
       <w:tblGrid>
         <w:gridCol w:w="2640"/>
@@ -417,13 +425,19 @@
       </w:tblGrid>
       <w:tr>
         <w:trPr>
-          <w:tblHeader w:val="on"/>
+          <w:cnfStyle w:firstRow="1"/>
         </w:trPr>
         <w:tc>
-          <w:tcPr/>
-          <w:p>
-            <w:pPr>
-              <w:pStyle w:val="Compact"/>
+          <w:tcPr>
+            <w:tcBorders>
+              <w:bottom w:val="single"/>
+            </w:tcBorders>
+            <w:vAlign w:val="bottom"/>
+          </w:tcPr>
+          <w:p>
+            <w:pPr>
+              <w:pStyle w:val="Compact"/>
+              <w:jc w:val="left"/>
             </w:pPr>
             <w:r>
               <w:t xml:space="preserve">Layer</w:t>
@@ -431,10 +445,16 @@
           </w:p>
         </w:tc>
         <w:tc>
-          <w:tcPr/>
-          <w:p>
-            <w:pPr>
-              <w:pStyle w:val="Compact"/>
+          <w:tcPr>
+            <w:tcBorders>
+              <w:bottom w:val="single"/>
+            </w:tcBorders>
+            <w:vAlign w:val="bottom"/>
+          </w:tcPr>
+          <w:p>
+            <w:pPr>
+              <w:pStyle w:val="Compact"/>
+              <w:jc w:val="left"/>
             </w:pPr>
             <w:r>
               <w:t xml:space="preserve">Main technology</w:t>
@@ -442,10 +462,16 @@
           </w:p>
         </w:tc>
         <w:tc>
-          <w:tcPr/>
-          <w:p>
-            <w:pPr>
-              <w:pStyle w:val="Compact"/>
+          <w:tcPr>
+            <w:tcBorders>
+              <w:bottom w:val="single"/>
+            </w:tcBorders>
+            <w:vAlign w:val="bottom"/>
+          </w:tcPr>
+          <w:p>
+            <w:pPr>
+              <w:pStyle w:val="Compact"/>
+              <w:jc w:val="left"/>
             </w:pPr>
             <w:r>
               <w:t xml:space="preserve">Function</w:t>
@@ -455,10 +481,10 @@
       </w:tr>
       <w:tr>
         <w:tc>
-          <w:tcPr/>
-          <w:p>
-            <w:pPr>
-              <w:pStyle w:val="Compact"/>
+          <w:p>
+            <w:pPr>
+              <w:pStyle w:val="Compact"/>
+              <w:jc w:val="left"/>
             </w:pPr>
             <w:r>
               <w:t xml:space="preserve">Collection</w:t>
@@ -466,10 +492,10 @@
           </w:p>
         </w:tc>
         <w:tc>
-          <w:tcPr/>
-          <w:p>
-            <w:pPr>
-              <w:pStyle w:val="Compact"/>
+          <w:p>
+            <w:pPr>
+              <w:pStyle w:val="Compact"/>
+              <w:jc w:val="left"/>
             </w:pPr>
             <w:r>
               <w:t xml:space="preserve">Python; Socrata API</w:t>
@@ -477,10 +503,10 @@
           </w:p>
         </w:tc>
         <w:tc>
-          <w:tcPr/>
-          <w:p>
-            <w:pPr>
-              <w:pStyle w:val="Compact"/>
+          <w:p>
+            <w:pPr>
+              <w:pStyle w:val="Compact"/>
+              <w:jc w:val="left"/>
             </w:pPr>
             <w:r>
               <w:t xml:space="preserve">Incremental ingestion of SECOP-II, INVIMA, and SISMED</w:t>
@@ -490,10 +516,10 @@
       </w:tr>
       <w:tr>
         <w:tc>
-          <w:tcPr/>
-          <w:p>
-            <w:pPr>
-              <w:pStyle w:val="Compact"/>
+          <w:p>
+            <w:pPr>
+              <w:pStyle w:val="Compact"/>
+              <w:jc w:val="left"/>
             </w:pPr>
             <w:r>
               <w:t xml:space="preserve">Storage</w:t>
@@ -501,10 +527,10 @@
           </w:p>
         </w:tc>
         <w:tc>
-          <w:tcPr/>
-          <w:p>
-            <w:pPr>
-              <w:pStyle w:val="Compact"/>
+          <w:p>
+            <w:pPr>
+              <w:pStyle w:val="Compact"/>
+              <w:jc w:val="left"/>
             </w:pPr>
             <w:r>
               <w:t xml:space="preserve">PostgreSQL; Pinecone; MongoDB</w:t>
@@ -512,10 +538,10 @@
           </w:p>
         </w:tc>
         <w:tc>
-          <w:tcPr/>
-          <w:p>
-            <w:pPr>
-              <w:pStyle w:val="Compact"/>
+          <w:p>
+            <w:pPr>
+              <w:pStyle w:val="Compact"/>
+              <w:jc w:val="left"/>
             </w:pPr>
             <w:r>
               <w:t xml:space="preserve">Relational, vector, and unstructured data storage</w:t>
@@ -525,10 +551,10 @@
       </w:tr>
       <w:tr>
         <w:tc>
-          <w:tcPr/>
-          <w:p>
-            <w:pPr>
-              <w:pStyle w:val="Compact"/>
+          <w:p>
+            <w:pPr>
+              <w:pStyle w:val="Compact"/>
+              <w:jc w:val="left"/>
             </w:pPr>
             <w:r>
               <w:t xml:space="preserve">Processing</w:t>
@@ -536,10 +562,10 @@
           </w:p>
         </w:tc>
         <w:tc>
-          <w:tcPr/>
-          <w:p>
-            <w:pPr>
-              <w:pStyle w:val="Compact"/>
+          <w:p>
+            <w:pPr>
+              <w:pStyle w:val="Compact"/>
+              <w:jc w:val="left"/>
             </w:pPr>
             <w:r>
               <w:t xml:space="preserve">FastAPI; pandas</w:t>
@@ -547,10 +573,10 @@
           </w:p>
         </w:tc>
         <w:tc>
-          <w:tcPr/>
-          <w:p>
-            <w:pPr>
-              <w:pStyle w:val="Compact"/>
+          <w:p>
+            <w:pPr>
+              <w:pStyle w:val="Compact"/>
+              <w:jc w:val="left"/>
             </w:pPr>
             <w:r>
               <w:t xml:space="preserve">Cleaning, normalization, ABC classification, Z-score engine</w:t>
@@ -560,10 +586,10 @@
       </w:tr>
       <w:tr>
         <w:tc>
-          <w:tcPr/>
-          <w:p>
-            <w:pPr>
-              <w:pStyle w:val="Compact"/>
+          <w:p>
+            <w:pPr>
+              <w:pStyle w:val="Compact"/>
+              <w:jc w:val="left"/>
             </w:pPr>
             <w:r>
               <w:t xml:space="preserve">Generative AI</w:t>
@@ -571,10 +597,10 @@
           </w:p>
         </w:tc>
         <w:tc>
-          <w:tcPr/>
-          <w:p>
-            <w:pPr>
-              <w:pStyle w:val="Compact"/>
+          <w:p>
+            <w:pPr>
+              <w:pStyle w:val="Compact"/>
+              <w:jc w:val="left"/>
             </w:pPr>
             <w:r>
               <w:t xml:space="preserve">Claude 3.5 Sonnet; GPT-4o</w:t>
@@ -582,10 +608,10 @@
           </w:p>
         </w:tc>
         <w:tc>
-          <w:tcPr/>
-          <w:p>
-            <w:pPr>
-              <w:pStyle w:val="Compact"/>
+          <w:p>
+            <w:pPr>
+              <w:pStyle w:val="Compact"/>
+              <w:jc w:val="left"/>
             </w:pPr>
             <w:r>
               <w:t xml:space="preserve">Hybrid semantic plus TF-IDF retrieval-augmented generation</w:t>
@@ -595,10 +621,10 @@
       </w:tr>
       <w:tr>
         <w:tc>
-          <w:tcPr/>
-          <w:p>
-            <w:pPr>
-              <w:pStyle w:val="Compact"/>
+          <w:p>
+            <w:pPr>
+              <w:pStyle w:val="Compact"/>
+              <w:jc w:val="left"/>
             </w:pPr>
             <w:r>
               <w:t xml:space="preserve">Machine learning</w:t>
@@ -606,10 +632,10 @@
           </w:p>
         </w:tc>
         <w:tc>
-          <w:tcPr/>
-          <w:p>
-            <w:pPr>
-              <w:pStyle w:val="Compact"/>
+          <w:p>
+            <w:pPr>
+              <w:pStyle w:val="Compact"/>
+              <w:jc w:val="left"/>
             </w:pPr>
             <w:r>
               <w:t xml:space="preserve">scikit-learn</w:t>
@@ -617,10 +643,10 @@
           </w:p>
         </w:tc>
         <w:tc>
-          <w:tcPr/>
-          <w:p>
-            <w:pPr>
-              <w:pStyle w:val="Compact"/>
+          <w:p>
+            <w:pPr>
+              <w:pStyle w:val="Compact"/>
+              <w:jc w:val="left"/>
             </w:pPr>
             <w:r>
               <w:t xml:space="preserve">Demand prediction (</w:t>
@@ -639,9 +665,6 @@
                 </m:sup>
               </m:sSup>
               <m:r>
-                <m:rPr>
-                  <m:sty m:val="p"/>
-                </m:rPr>
                 <m:t>&gt;</m:t>
               </m:r>
               <m:r>
@@ -656,45 +679,45 @@
       </w:tr>
       <w:tr>
         <w:tc>
-          <w:tcPr/>
-          <w:p>
-            <w:pPr>
-              <w:pStyle w:val="Compact"/>
-            </w:pPr>
-            <w:r>
-              <w:t xml:space="preserve">Smart contracts</w:t>
-            </w:r>
-          </w:p>
-        </w:tc>
-        <w:tc>
-          <w:tcPr/>
-          <w:p>
-            <w:pPr>
-              <w:pStyle w:val="Compact"/>
-            </w:pPr>
-            <w:r>
-              <w:t xml:space="preserve">Solidity; Chainlink CRE; Sepolia</w:t>
-            </w:r>
-          </w:p>
-        </w:tc>
-        <w:tc>
-          <w:tcPr/>
-          <w:p>
-            <w:pPr>
-              <w:pStyle w:val="Compact"/>
-            </w:pPr>
-            <w:r>
-              <w:t xml:space="preserve">Payment automation across five states; invoice NFTs</w:t>
-            </w:r>
-          </w:p>
-        </w:tc>
-      </w:tr>
-      <w:tr>
-        <w:tc>
-          <w:tcPr/>
-          <w:p>
-            <w:pPr>
-              <w:pStyle w:val="Compact"/>
+          <w:p>
+            <w:pPr>
+              <w:pStyle w:val="Compact"/>
+              <w:jc w:val="left"/>
+            </w:pPr>
+            <w:r>
+              <w:t xml:space="preserve">Smart contracts (proof of concept)</w:t>
+            </w:r>
+          </w:p>
+        </w:tc>
+        <w:tc>
+          <w:p>
+            <w:pPr>
+              <w:pStyle w:val="Compact"/>
+              <w:jc w:val="left"/>
+            </w:pPr>
+            <w:r>
+              <w:t xml:space="preserve">Solidity; Chainlink CRE; Sepolia testnet</w:t>
+            </w:r>
+          </w:p>
+        </w:tc>
+        <w:tc>
+          <w:p>
+            <w:pPr>
+              <w:pStyle w:val="Compact"/>
+              <w:jc w:val="left"/>
+            </w:pPr>
+            <w:r>
+              <w:t xml:space="preserve">Simulated payment-state transitions across five digital states; invoice NFTs (secondary module)</w:t>
+            </w:r>
+          </w:p>
+        </w:tc>
+      </w:tr>
+      <w:tr>
+        <w:tc>
+          <w:p>
+            <w:pPr>
+              <w:pStyle w:val="Compact"/>
+              <w:jc w:val="left"/>
             </w:pPr>
             <w:r>
               <w:t xml:space="preserve">Visualization</w:t>
@@ -702,10 +725,10 @@
           </w:p>
         </w:tc>
         <w:tc>
-          <w:tcPr/>
-          <w:p>
-            <w:pPr>
-              <w:pStyle w:val="Compact"/>
+          <w:p>
+            <w:pPr>
+              <w:pStyle w:val="Compact"/>
+              <w:jc w:val="left"/>
             </w:pPr>
             <w:r>
               <w:t xml:space="preserve">React/TypeScript</w:t>
@@ -713,10 +736,10 @@
           </w:p>
         </w:tc>
         <w:tc>
-          <w:tcPr/>
-          <w:p>
-            <w:pPr>
-              <w:pStyle w:val="Compact"/>
+          <w:p>
+            <w:pPr>
+              <w:pStyle w:val="Compact"/>
+              <w:jc w:val="left"/>
             </w:pPr>
             <w:r>
               <w:t xml:space="preserve">Public observatory with time series, maps, and alerts</w:t>
@@ -725,15 +748,15 @@
         </w:tc>
       </w:tr>
     </w:tbl>
-    <w:bookmarkEnd w:id="26"/>
-    <w:bookmarkStart w:id="27" w:name="X35176603ab56263d4159fb06242c6553c2829f8"/>
     <w:p>
       <w:pPr>
         <w:pStyle w:val="Heading3"/>
       </w:pPr>
+      <w:bookmarkStart w:id="29" w:name="X35176603ab56263d4159fb06242c6553c2829f8"/>
       <w:r>
         <w:t xml:space="preserve">2.4 Anomaly-detection engine based on Z-scores</w:t>
       </w:r>
+      <w:bookmarkEnd w:id="29"/>
     </w:p>
     <w:p>
       <w:pPr>
@@ -765,9 +788,6 @@
             </m:sub>
           </m:sSub>
           <m:r>
-            <m:rPr>
-              <m:sty m:val="p"/>
-            </m:rPr>
             <m:t>=</m:t>
           </m:r>
           <m:f>
@@ -788,9 +808,6 @@
                 </m:sub>
               </m:sSub>
               <m:r>
-                <m:rPr>
-                  <m:sty m:val="p"/>
-                </m:rPr>
                 <m:t>−</m:t>
               </m:r>
               <m:sSub>
@@ -984,9 +1001,8 @@
     <w:tbl>
       <w:tblPr>
         <w:tblStyle w:val="Table"/>
-        <w:tblW w:type="pct" w:w="5000"/>
-        <w:tblLayout w:type="fixed"/>
-        <w:tblLook w:firstRow="1" w:lastRow="0" w:firstColumn="0" w:lastColumn="0" w:noHBand="0" w:noVBand="0" w:val="0020"/>
+        <w:tblW w:type="pct" w:w="5000.0"/>
+        <w:tblLook w:firstRow="1"/>
       </w:tblPr>
       <w:tblGrid>
         <w:gridCol w:w="2640"/>
@@ -995,13 +1011,19 @@
       </w:tblGrid>
       <w:tr>
         <w:trPr>
-          <w:tblHeader w:val="on"/>
+          <w:cnfStyle w:firstRow="1"/>
         </w:trPr>
         <w:tc>
-          <w:tcPr/>
-          <w:p>
-            <w:pPr>
-              <w:pStyle w:val="Compact"/>
+          <w:tcPr>
+            <w:tcBorders>
+              <w:bottom w:val="single"/>
+            </w:tcBorders>
+            <w:vAlign w:val="bottom"/>
+          </w:tcPr>
+          <w:p>
+            <w:pPr>
+              <w:pStyle w:val="Compact"/>
+              <w:jc w:val="left"/>
             </w:pPr>
             <w:r>
               <w:t xml:space="preserve">Level</w:t>
@@ -1009,10 +1031,16 @@
           </w:p>
         </w:tc>
         <w:tc>
-          <w:tcPr/>
-          <w:p>
-            <w:pPr>
-              <w:pStyle w:val="Compact"/>
+          <w:tcPr>
+            <w:tcBorders>
+              <w:bottom w:val="single"/>
+            </w:tcBorders>
+            <w:vAlign w:val="bottom"/>
+          </w:tcPr>
+          <w:p>
+            <w:pPr>
+              <w:pStyle w:val="Compact"/>
+              <w:jc w:val="left"/>
             </w:pPr>
             <w:r>
               <w:t xml:space="preserve">Criterion</w:t>
@@ -1020,10 +1048,16 @@
           </w:p>
         </w:tc>
         <w:tc>
-          <w:tcPr/>
-          <w:p>
-            <w:pPr>
-              <w:pStyle w:val="Compact"/>
+          <w:tcPr>
+            <w:tcBorders>
+              <w:bottom w:val="single"/>
+            </w:tcBorders>
+            <w:vAlign w:val="bottom"/>
+          </w:tcPr>
+          <w:p>
+            <w:pPr>
+              <w:pStyle w:val="Compact"/>
+              <w:jc w:val="left"/>
             </w:pPr>
             <w:r>
               <w:t xml:space="preserve">Interpretation</w:t>
@@ -1033,10 +1067,10 @@
       </w:tr>
       <w:tr>
         <w:tc>
-          <w:tcPr/>
-          <w:p>
-            <w:pPr>
-              <w:pStyle w:val="Compact"/>
+          <w:p>
+            <w:pPr>
+              <w:pStyle w:val="Compact"/>
+              <w:jc w:val="left"/>
             </w:pPr>
             <w:r>
               <w:t xml:space="preserve">Critical</w:t>
@@ -1044,10 +1078,10 @@
           </w:p>
         </w:tc>
         <w:tc>
-          <w:tcPr/>
-          <w:p>
-            <w:pPr>
-              <w:pStyle w:val="Compact"/>
+          <w:p>
+            <w:pPr>
+              <w:pStyle w:val="Compact"/>
+              <w:jc w:val="left"/>
             </w:pPr>
             <w:r>
               <w:t xml:space="preserve">Absolute Z-score greater than or equal to 3.0 sigma</w:t>
@@ -1055,10 +1089,10 @@
           </w:p>
         </w:tc>
         <w:tc>
-          <w:tcPr/>
-          <w:p>
-            <w:pPr>
-              <w:pStyle w:val="Compact"/>
+          <w:p>
+            <w:pPr>
+              <w:pStyle w:val="Compact"/>
+              <w:jc w:val="left"/>
             </w:pPr>
             <w:r>
               <w:t xml:space="preserve">Extremely atypical contract value within category</w:t>
@@ -1068,10 +1102,10 @@
       </w:tr>
       <w:tr>
         <w:tc>
-          <w:tcPr/>
-          <w:p>
-            <w:pPr>
-              <w:pStyle w:val="Compact"/>
+          <w:p>
+            <w:pPr>
+              <w:pStyle w:val="Compact"/>
+              <w:jc w:val="left"/>
             </w:pPr>
             <w:r>
               <w:t xml:space="preserve">High</w:t>
@@ -1079,10 +1113,10 @@
           </w:p>
         </w:tc>
         <w:tc>
-          <w:tcPr/>
-          <w:p>
-            <w:pPr>
-              <w:pStyle w:val="Compact"/>
+          <w:p>
+            <w:pPr>
+              <w:pStyle w:val="Compact"/>
+              <w:jc w:val="left"/>
             </w:pPr>
             <w:r>
               <w:t xml:space="preserve">Absolute Z-score from 2.0 to less than 3.0 sigma</w:t>
@@ -1090,10 +1124,10 @@
           </w:p>
         </w:tc>
         <w:tc>
-          <w:tcPr/>
-          <w:p>
-            <w:pPr>
-              <w:pStyle w:val="Compact"/>
+          <w:p>
+            <w:pPr>
+              <w:pStyle w:val="Compact"/>
+              <w:jc w:val="left"/>
             </w:pPr>
             <w:r>
               <w:t xml:space="preserve">Clearly atypical contract value</w:t>
@@ -1103,10 +1137,10 @@
       </w:tr>
       <w:tr>
         <w:tc>
-          <w:tcPr/>
-          <w:p>
-            <w:pPr>
-              <w:pStyle w:val="Compact"/>
+          <w:p>
+            <w:pPr>
+              <w:pStyle w:val="Compact"/>
+              <w:jc w:val="left"/>
             </w:pPr>
             <w:r>
               <w:t xml:space="preserve">Moderate</w:t>
@@ -1114,10 +1148,10 @@
           </w:p>
         </w:tc>
         <w:tc>
-          <w:tcPr/>
-          <w:p>
-            <w:pPr>
-              <w:pStyle w:val="Compact"/>
+          <w:p>
+            <w:pPr>
+              <w:pStyle w:val="Compact"/>
+              <w:jc w:val="left"/>
             </w:pPr>
             <w:r>
               <w:t xml:space="preserve">Absolute Z-score from 1.5 to less than 2.0 sigma</w:t>
@@ -1125,10 +1159,10 @@
           </w:p>
         </w:tc>
         <w:tc>
-          <w:tcPr/>
-          <w:p>
-            <w:pPr>
-              <w:pStyle w:val="Compact"/>
+          <w:p>
+            <w:pPr>
+              <w:pStyle w:val="Compact"/>
+              <w:jc w:val="left"/>
             </w:pPr>
             <w:r>
               <w:t xml:space="preserve">Moderately atypical contract value</w:t>
@@ -1138,10 +1172,10 @@
       </w:tr>
       <w:tr>
         <w:tc>
-          <w:tcPr/>
-          <w:p>
-            <w:pPr>
-              <w:pStyle w:val="Compact"/>
+          <w:p>
+            <w:pPr>
+              <w:pStyle w:val="Compact"/>
+              <w:jc w:val="left"/>
             </w:pPr>
             <w:r>
               <w:t xml:space="preserve">Normal</w:t>
@@ -1149,10 +1183,10 @@
           </w:p>
         </w:tc>
         <w:tc>
-          <w:tcPr/>
-          <w:p>
-            <w:pPr>
-              <w:pStyle w:val="Compact"/>
+          <w:p>
+            <w:pPr>
+              <w:pStyle w:val="Compact"/>
+              <w:jc w:val="left"/>
             </w:pPr>
             <w:r>
               <w:t xml:space="preserve">Absolute Z-score below 1.5 sigma</w:t>
@@ -1160,10 +1194,10 @@
           </w:p>
         </w:tc>
         <w:tc>
-          <w:tcPr/>
-          <w:p>
-            <w:pPr>
-              <w:pStyle w:val="Compact"/>
+          <w:p>
+            <w:pPr>
+              <w:pStyle w:val="Compact"/>
+              <w:jc w:val="left"/>
             </w:pPr>
             <w:r>
               <w:t xml:space="preserve">Within the expected range for category</w:t>
@@ -1172,40 +1206,40 @@
         </w:tc>
       </w:tr>
     </w:tbl>
-    <w:bookmarkEnd w:id="27"/>
-    <w:bookmarkStart w:id="28" w:name="market-concentration-analysis"/>
     <w:p>
       <w:pPr>
         <w:pStyle w:val="Heading3"/>
       </w:pPr>
+      <w:bookmarkStart w:id="30" w:name="market-concentration-analysis"/>
       <w:r>
         <w:t xml:space="preserve">2.5 Market-concentration analysis</w:t>
       </w:r>
+      <w:bookmarkEnd w:id="30"/>
     </w:p>
     <w:p>
       <w:pPr>
         <w:pStyle w:val="FirstParagraph"/>
       </w:pPr>
       <w:r>
-        <w:t xml:space="preserve">To characterize the competitive structure of the pharmaceutical procurement market, we calculated descriptive concentration indicators and estimated the proportion of total contracted value accumulated by leading suppliers. Bipartite graphs of buyers and suppliers were constructed to identify recurrent contracting patterns.</w:t>
-      </w:r>
-    </w:p>
-    <w:bookmarkEnd w:id="28"/>
-    <w:bookmarkStart w:id="29" w:name="X2b039891435c9c4903d921830ecac10c1c6be71"/>
+        <w:t xml:space="preserve">To characterize the competitive structure of the pharmaceutical procurement market, we calculated descriptive concentration indicators and estimated the proportion of total contracted value accumulated by leading suppliers. Supplier concentration was calculated over positive-value contracts in the closed 2020-2025 pharmaceutical cohort. The Herfindahl-Hirschman Index (HHI) was calculated as the sum of squared supplier shares of total contracted value and is reported on the conventional 0-10,000 scale. Bipartite graphs of buyers and suppliers were constructed to identify recurrent contracting patterns.</w:t>
+      </w:r>
+    </w:p>
     <w:p>
       <w:pPr>
         <w:pStyle w:val="Heading3"/>
       </w:pPr>
+      <w:bookmarkStart w:id="31" w:name="X2b039891435c9c4903d921830ecac10c1c6be71"/>
       <w:r>
         <w:t xml:space="preserve">2.6 Complementary technical-feasibility analysis of a payment workflow using smart contracts</w:t>
       </w:r>
+      <w:bookmarkEnd w:id="31"/>
     </w:p>
     <w:p>
       <w:pPr>
         <w:pStyle w:val="FirstParagraph"/>
       </w:pPr>
       <w:r>
-        <w:t xml:space="preserve">We implemented a five-state simulator on the Sepolia testnet solely to verify that predefined digital states of a hypothetical pharmaceutical payment workflow could be executed in sequence under controlled test conditions. Comparison with current practice was performed only at the level of temporal order of magnitude using an aggregated institutional workflow as reference and was not designed as an empirical time-and-motion study. For the operational segment, local Pharmaceutical Service evidence on need identification, ordering, supply, reception, registration, and control was considered. For the administrative-financial segment, a general sequence of invoice filing, accounting causation, and payment compatible with public hospitals was used. The 90-day median and 60-180 day range were retained as aggregated institutional references and not as a step-by-step operational equivalence between the full hospital workflow and the digital prototype states. The prototype reference scenario was approximately 30 hours and should be read only as a test-condition benchmark for the simulator.</w:t>
+        <w:t xml:space="preserve">As a clearly secondary module, we implemented a five-state simulator on the Sepolia testnet solely to verify that predefined digital states of a hypothetical payment workflow could be executed in sequence under controlled test conditions. It was not designed as an empirical time-and-motion study; comparison with current practice was made only at the level of temporal order of magnitude, using aggregated institutional references (90-day median; 60-180 day range) rather than a step-by-step operational equivalence between the full hospital workflow and the digital prototype states. The prototype reference scenario of approximately 30 hours should be read only as a test-condition benchmark for the simulator.</w:t>
       </w:r>
     </w:p>
     <w:p>
@@ -1268,9 +1302,6 @@
             <m:t>s</m:t>
           </m:r>
           <m:r>
-            <m:rPr>
-              <m:sty m:val="p"/>
-            </m:rPr>
             <m:t>=</m:t>
           </m:r>
           <m:sSub>
@@ -1301,9 +1332,6 @@
             </m:sub>
           </m:sSub>
           <m:r>
-            <m:rPr>
-              <m:sty m:val="p"/>
-            </m:rPr>
             <m:t>×</m:t>
           </m:r>
           <m:sSub>
@@ -1337,9 +1365,6 @@
             </m:sub>
           </m:sSub>
           <m:r>
-            <m:rPr>
-              <m:sty m:val="p"/>
-            </m:rPr>
             <m:t>×</m:t>
           </m:r>
           <m:f>
@@ -1461,18 +1486,12 @@
           </m:sub>
         </m:sSub>
         <m:r>
-          <m:rPr>
-            <m:sty m:val="p"/>
-          </m:rPr>
           <m:t>=</m:t>
         </m:r>
         <m:r>
           <m:t>2</m:t>
         </m:r>
         <m:r>
-          <m:rPr>
-            <m:sty m:val="p"/>
-          </m:rPr>
           <m:t>%</m:t>
         </m:r>
       </m:oMath>
@@ -1497,15 +1516,15 @@
         <w:t xml:space="preserve">represents the theoretical reduction in the digital administrative component of the payment cycle.</w:t>
       </w:r>
     </w:p>
-    <w:bookmarkEnd w:id="29"/>
-    <w:bookmarkStart w:id="30" w:name="statistical-analysis"/>
     <w:p>
       <w:pPr>
         <w:pStyle w:val="Heading3"/>
       </w:pPr>
+      <w:bookmarkStart w:id="32" w:name="statistical-analysis"/>
       <w:r>
         <w:t xml:space="preserve">2.7 Statistical analysis</w:t>
       </w:r>
+      <w:bookmarkEnd w:id="32"/>
     </w:p>
     <w:p>
       <w:pPr>
@@ -1522,9 +1541,6 @@
           <m:t>α</m:t>
         </m:r>
         <m:r>
-          <m:rPr>
-            <m:sty m:val="p"/>
-          </m:rPr>
           <m:t>=</m:t>
         </m:r>
         <m:r>
@@ -1542,42 +1558,49 @@
         </w:pict>
       </w:r>
     </w:p>
-    <w:bookmarkEnd w:id="30"/>
-    <w:bookmarkEnd w:id="31"/>
-    <w:bookmarkStart w:id="39" w:name="results"/>
     <w:p>
       <w:pPr>
         <w:pStyle w:val="Heading2"/>
       </w:pPr>
+      <w:bookmarkStart w:id="33" w:name="results"/>
       <w:r>
         <w:t xml:space="preserve">3. Results</w:t>
       </w:r>
-    </w:p>
-    <w:bookmarkStart w:id="32" w:name="characteristics-of-the-data-corpus"/>
+      <w:bookmarkEnd w:id="33"/>
+    </w:p>
     <w:p>
       <w:pPr>
         <w:pStyle w:val="Heading3"/>
       </w:pPr>
+      <w:bookmarkStart w:id="34" w:name="characteristics-of-the-data-corpus"/>
       <w:r>
         <w:t xml:space="preserve">3.1 Characteristics of the data corpus</w:t>
       </w:r>
-    </w:p>
-    <w:bookmarkEnd w:id="32"/>
-    <w:bookmarkStart w:id="33" w:name="X6935bab0b06365d1c0c2d7cf610a19a5aad127f"/>
+      <w:bookmarkEnd w:id="34"/>
+    </w:p>
+    <w:p>
+      <w:pPr>
+        <w:pStyle w:val="FirstParagraph"/>
+      </w:pPr>
+      <w:r>
+        <w:t xml:space="preserve">The characteristics of the corpus and the closed 2020-2025 analytical cohort are summarized in Table 1.</w:t>
+      </w:r>
+    </w:p>
     <w:p>
       <w:pPr>
         <w:pStyle w:val="Heading3"/>
       </w:pPr>
+      <w:bookmarkStart w:id="35" w:name="X6935bab0b06365d1c0c2d7cf610a19a5aad127f"/>
       <w:r>
         <w:t xml:space="preserve">Table 1. Summary of the public pharmaceutical procurement corpus and the closed analytical cohort used in this manuscript</w:t>
       </w:r>
+      <w:bookmarkEnd w:id="35"/>
     </w:p>
     <w:tbl>
       <w:tblPr>
         <w:tblStyle w:val="Table"/>
-        <w:tblW w:type="pct" w:w="5000"/>
-        <w:tblLayout w:type="fixed"/>
-        <w:tblLook w:firstRow="1" w:lastRow="0" w:firstColumn="0" w:lastColumn="0" w:noHBand="0" w:noVBand="0" w:val="0020"/>
+        <w:tblW w:type="pct" w:w="5000.0"/>
+        <w:tblLook w:firstRow="1"/>
       </w:tblPr>
       <w:tblGrid>
         <w:gridCol w:w="3960"/>
@@ -1585,13 +1608,19 @@
       </w:tblGrid>
       <w:tr>
         <w:trPr>
-          <w:tblHeader w:val="on"/>
+          <w:cnfStyle w:firstRow="1"/>
         </w:trPr>
         <w:tc>
-          <w:tcPr/>
-          <w:p>
-            <w:pPr>
-              <w:pStyle w:val="Compact"/>
+          <w:tcPr>
+            <w:tcBorders>
+              <w:bottom w:val="single"/>
+            </w:tcBorders>
+            <w:vAlign w:val="bottom"/>
+          </w:tcPr>
+          <w:p>
+            <w:pPr>
+              <w:pStyle w:val="Compact"/>
+              <w:jc w:val="left"/>
             </w:pPr>
             <w:r>
               <w:t xml:space="preserve">Variable</w:t>
@@ -1599,10 +1628,16 @@
           </w:p>
         </w:tc>
         <w:tc>
-          <w:tcPr/>
-          <w:p>
-            <w:pPr>
-              <w:pStyle w:val="Compact"/>
+          <w:tcPr>
+            <w:tcBorders>
+              <w:bottom w:val="single"/>
+            </w:tcBorders>
+            <w:vAlign w:val="bottom"/>
+          </w:tcPr>
+          <w:p>
+            <w:pPr>
+              <w:pStyle w:val="Compact"/>
+              <w:jc w:val="left"/>
             </w:pPr>
             <w:r>
               <w:t xml:space="preserve">Value</w:t>
@@ -1612,10 +1647,10 @@
       </w:tr>
       <w:tr>
         <w:tc>
-          <w:tcPr/>
-          <w:p>
-            <w:pPr>
-              <w:pStyle w:val="Compact"/>
+          <w:p>
+            <w:pPr>
+              <w:pStyle w:val="Compact"/>
+              <w:jc w:val="left"/>
             </w:pPr>
             <w:r>
               <w:t xml:space="preserve">Total SECOP-II contracts (API universe)</w:t>
@@ -1623,10 +1658,10 @@
           </w:p>
         </w:tc>
         <w:tc>
-          <w:tcPr/>
-          <w:p>
-            <w:pPr>
-              <w:pStyle w:val="Compact"/>
+          <w:p>
+            <w:pPr>
+              <w:pStyle w:val="Compact"/>
+              <w:jc w:val="left"/>
             </w:pPr>
             <w:r>
               <w:t xml:space="preserve">272,814</w:t>
@@ -1636,10 +1671,10 @@
       </w:tr>
       <w:tr>
         <w:tc>
-          <w:tcPr/>
-          <w:p>
-            <w:pPr>
-              <w:pStyle w:val="Compact"/>
+          <w:p>
+            <w:pPr>
+              <w:pStyle w:val="Compact"/>
+              <w:jc w:val="left"/>
             </w:pPr>
             <w:r>
               <w:t xml:space="preserve">Pharmaceutical contracts indexed in PostgreSQL (closed 2020-2025 cohort)</w:t>
@@ -1647,10 +1682,10 @@
           </w:p>
         </w:tc>
         <w:tc>
-          <w:tcPr/>
-          <w:p>
-            <w:pPr>
-              <w:pStyle w:val="Compact"/>
+          <w:p>
+            <w:pPr>
+              <w:pStyle w:val="Compact"/>
+              <w:jc w:val="left"/>
             </w:pPr>
             <w:r>
               <w:t xml:space="preserve">162,271</w:t>
@@ -1660,34 +1695,34 @@
       </w:tr>
       <w:tr>
         <w:tc>
-          <w:tcPr/>
-          <w:p>
-            <w:pPr>
-              <w:pStyle w:val="Compact"/>
-            </w:pPr>
-            <w:r>
-              <w:t xml:space="preserve">Total contracts in PostgreSQL (all sectors snapshot)</w:t>
-            </w:r>
-          </w:p>
-        </w:tc>
-        <w:tc>
-          <w:tcPr/>
-          <w:p>
-            <w:pPr>
-              <w:pStyle w:val="Compact"/>
-            </w:pPr>
-            <w:r>
-              <w:t xml:space="preserve">339,031</w:t>
-            </w:r>
-          </w:p>
-        </w:tc>
-      </w:tr>
-      <w:tr>
-        <w:tc>
-          <w:tcPr/>
-          <w:p>
-            <w:pPr>
-              <w:pStyle w:val="Compact"/>
+          <w:p>
+            <w:pPr>
+              <w:pStyle w:val="Compact"/>
+              <w:jc w:val="left"/>
+            </w:pPr>
+            <w:r>
+              <w:t xml:space="preserve">Total contracts in recovered local PostgreSQL source</w:t>
+            </w:r>
+          </w:p>
+        </w:tc>
+        <w:tc>
+          <w:p>
+            <w:pPr>
+              <w:pStyle w:val="Compact"/>
+              <w:jc w:val="left"/>
+            </w:pPr>
+            <w:r>
+              <w:t xml:space="preserve">956,157</w:t>
+            </w:r>
+          </w:p>
+        </w:tc>
+      </w:tr>
+      <w:tr>
+        <w:tc>
+          <w:p>
+            <w:pPr>
+              <w:pStyle w:val="Compact"/>
+              <w:jc w:val="left"/>
             </w:pPr>
             <w:r>
               <w:t xml:space="preserve">Total contracted value (closed pharmaceutical cohort)</w:t>
@@ -1695,10 +1730,10 @@
           </w:p>
         </w:tc>
         <w:tc>
-          <w:tcPr/>
-          <w:p>
-            <w:pPr>
-              <w:pStyle w:val="Compact"/>
+          <w:p>
+            <w:pPr>
+              <w:pStyle w:val="Compact"/>
+              <w:jc w:val="left"/>
             </w:pPr>
             <w:r>
               <w:t xml:space="preserve">COP 17.07 trillion (approx. USD 4.27 billion)</w:t>
@@ -1708,34 +1743,34 @@
       </w:tr>
       <w:tr>
         <w:tc>
-          <w:tcPr/>
-          <w:p>
-            <w:pPr>
-              <w:pStyle w:val="Compact"/>
-            </w:pPr>
-            <w:r>
-              <w:t xml:space="preserve">Total contracted value (all sectors database)</w:t>
-            </w:r>
-          </w:p>
-        </w:tc>
-        <w:tc>
-          <w:tcPr/>
-          <w:p>
-            <w:pPr>
-              <w:pStyle w:val="Compact"/>
-            </w:pPr>
-            <w:r>
-              <w:t xml:space="preserve">COP 238.2 trillion</w:t>
-            </w:r>
-          </w:p>
-        </w:tc>
-      </w:tr>
-      <w:tr>
-        <w:tc>
-          <w:tcPr/>
-          <w:p>
-            <w:pPr>
-              <w:pStyle w:val="Compact"/>
+          <w:p>
+            <w:pPr>
+              <w:pStyle w:val="Compact"/>
+              <w:jc w:val="left"/>
+            </w:pPr>
+            <w:r>
+              <w:t xml:space="preserve">Total contracted value (all sectors recovered local source)</w:t>
+            </w:r>
+          </w:p>
+        </w:tc>
+        <w:tc>
+          <w:p>
+            <w:pPr>
+              <w:pStyle w:val="Compact"/>
+              <w:jc w:val="left"/>
+            </w:pPr>
+            <w:r>
+              <w:t xml:space="preserve">COP 294.7 trillion</w:t>
+            </w:r>
+          </w:p>
+        </w:tc>
+      </w:tr>
+      <w:tr>
+        <w:tc>
+          <w:p>
+            <w:pPr>
+              <w:pStyle w:val="Compact"/>
+              <w:jc w:val="left"/>
             </w:pPr>
             <w:r>
               <w:t xml:space="preserve">Total contracted value (API universe)</w:t>
@@ -1743,10 +1778,10 @@
           </w:p>
         </w:tc>
         <w:tc>
-          <w:tcPr/>
-          <w:p>
-            <w:pPr>
-              <w:pStyle w:val="Compact"/>
+          <w:p>
+            <w:pPr>
+              <w:pStyle w:val="Compact"/>
+              <w:jc w:val="left"/>
             </w:pPr>
             <w:r>
               <w:t xml:space="preserve">COP 42.00 trillion</w:t>
@@ -1756,10 +1791,10 @@
       </w:tr>
       <w:tr>
         <w:tc>
-          <w:tcPr/>
-          <w:p>
-            <w:pPr>
-              <w:pStyle w:val="Compact"/>
+          <w:p>
+            <w:pPr>
+              <w:pStyle w:val="Compact"/>
+              <w:jc w:val="left"/>
             </w:pPr>
             <w:r>
               <w:t xml:space="preserve">Mean value per pharmaceutical contract</w:t>
@@ -1767,10 +1802,10 @@
           </w:p>
         </w:tc>
         <w:tc>
-          <w:tcPr/>
-          <w:p>
-            <w:pPr>
-              <w:pStyle w:val="Compact"/>
+          <w:p>
+            <w:pPr>
+              <w:pStyle w:val="Compact"/>
+              <w:jc w:val="left"/>
             </w:pPr>
             <w:r>
               <w:t xml:space="preserve">COP 105 million</w:t>
@@ -1780,34 +1815,34 @@
       </w:tr>
       <w:tr>
         <w:tc>
-          <w:tcPr/>
-          <w:p>
-            <w:pPr>
-              <w:pStyle w:val="Compact"/>
-            </w:pPr>
-            <w:r>
-              <w:t xml:space="preserve">Unique pharmaceutical suppliers</w:t>
-            </w:r>
-          </w:p>
-        </w:tc>
-        <w:tc>
-          <w:tcPr/>
-          <w:p>
-            <w:pPr>
-              <w:pStyle w:val="Compact"/>
-            </w:pPr>
-            <w:r>
-              <w:t xml:space="preserve">50,577</w:t>
-            </w:r>
-          </w:p>
-        </w:tc>
-      </w:tr>
-      <w:tr>
-        <w:tc>
-          <w:tcPr/>
-          <w:p>
-            <w:pPr>
-              <w:pStyle w:val="Compact"/>
+          <w:p>
+            <w:pPr>
+              <w:pStyle w:val="Compact"/>
+              <w:jc w:val="left"/>
+            </w:pPr>
+            <w:r>
+              <w:t xml:space="preserve">Unique pharmaceutical suppliers in closed cohort</w:t>
+            </w:r>
+          </w:p>
+        </w:tc>
+        <w:tc>
+          <w:p>
+            <w:pPr>
+              <w:pStyle w:val="Compact"/>
+              <w:jc w:val="left"/>
+            </w:pPr>
+            <w:r>
+              <w:t xml:space="preserve">50,460</w:t>
+            </w:r>
+          </w:p>
+        </w:tc>
+      </w:tr>
+      <w:tr>
+        <w:tc>
+          <w:p>
+            <w:pPr>
+              <w:pStyle w:val="Compact"/>
+              <w:jc w:val="left"/>
             </w:pPr>
             <w:r>
               <w:t xml:space="preserve">Regions covered</w:t>
@@ -1815,10 +1850,10 @@
           </w:p>
         </w:tc>
         <w:tc>
-          <w:tcPr/>
-          <w:p>
-            <w:pPr>
-              <w:pStyle w:val="Compact"/>
+          <w:p>
+            <w:pPr>
+              <w:pStyle w:val="Compact"/>
+              <w:jc w:val="left"/>
             </w:pPr>
             <w:r>
               <w:t xml:space="preserve">36-37</w:t>
@@ -1828,10 +1863,10 @@
       </w:tr>
       <w:tr>
         <w:tc>
-          <w:tcPr/>
-          <w:p>
-            <w:pPr>
-              <w:pStyle w:val="Compact"/>
+          <w:p>
+            <w:pPr>
+              <w:pStyle w:val="Compact"/>
+              <w:jc w:val="left"/>
             </w:pPr>
             <w:r>
               <w:t xml:space="preserve">Period (closed pharmaceutical cohort)</w:t>
@@ -1839,10 +1874,10 @@
           </w:p>
         </w:tc>
         <w:tc>
-          <w:tcPr/>
-          <w:p>
-            <w:pPr>
-              <w:pStyle w:val="Compact"/>
+          <w:p>
+            <w:pPr>
+              <w:pStyle w:val="Compact"/>
+              <w:jc w:val="left"/>
             </w:pPr>
             <w:r>
               <w:t xml:space="preserve">2020 to 2025</w:t>
@@ -1852,10 +1887,10 @@
       </w:tr>
       <w:tr>
         <w:tc>
-          <w:tcPr/>
-          <w:p>
-            <w:pPr>
-              <w:pStyle w:val="Compact"/>
+          <w:p>
+            <w:pPr>
+              <w:pStyle w:val="Compact"/>
+              <w:jc w:val="left"/>
             </w:pPr>
             <w:r>
               <w:t xml:space="preserve">Platform monitoring window</w:t>
@@ -1863,10 +1898,10 @@
           </w:p>
         </w:tc>
         <w:tc>
-          <w:tcPr/>
-          <w:p>
-            <w:pPr>
-              <w:pStyle w:val="Compact"/>
+          <w:p>
+            <w:pPr>
+              <w:pStyle w:val="Compact"/>
+              <w:jc w:val="left"/>
             </w:pPr>
             <w:r>
               <w:t xml:space="preserve">January 2015 onward</w:t>
@@ -1876,10 +1911,10 @@
       </w:tr>
       <w:tr>
         <w:tc>
-          <w:tcPr/>
-          <w:p>
-            <w:pPr>
-              <w:pStyle w:val="Compact"/>
+          <w:p>
+            <w:pPr>
+              <w:pStyle w:val="Compact"/>
+              <w:jc w:val="left"/>
             </w:pPr>
             <w:r>
               <w:t xml:space="preserve">Processed INVIMA records</w:t>
@@ -1887,10 +1922,10 @@
           </w:p>
         </w:tc>
         <w:tc>
-          <w:tcPr/>
-          <w:p>
-            <w:pPr>
-              <w:pStyle w:val="Compact"/>
+          <w:p>
+            <w:pPr>
+              <w:pStyle w:val="Compact"/>
+              <w:jc w:val="left"/>
             </w:pPr>
             <w:r>
               <w:t xml:space="preserve">9,838 (all current)</w:t>
@@ -1900,10 +1935,10 @@
       </w:tr>
       <w:tr>
         <w:tc>
-          <w:tcPr/>
-          <w:p>
-            <w:pPr>
-              <w:pStyle w:val="Compact"/>
+          <w:p>
+            <w:pPr>
+              <w:pStyle w:val="Compact"/>
+              <w:jc w:val="left"/>
             </w:pPr>
             <w:r>
               <w:t xml:space="preserve">SISMED reference prices</w:t>
@@ -1911,10 +1946,10 @@
           </w:p>
         </w:tc>
         <w:tc>
-          <w:tcPr/>
-          <w:p>
-            <w:pPr>
-              <w:pStyle w:val="Compact"/>
+          <w:p>
+            <w:pPr>
+              <w:pStyle w:val="Compact"/>
+              <w:jc w:val="left"/>
             </w:pPr>
             <w:r>
               <w:t xml:space="preserve">44,038 records; 1,759 unique ATC codes (2017-2019)</w:t>
@@ -1924,10 +1959,10 @@
       </w:tr>
       <w:tr>
         <w:tc>
-          <w:tcPr/>
-          <w:p>
-            <w:pPr>
-              <w:pStyle w:val="Compact"/>
+          <w:p>
+            <w:pPr>
+              <w:pStyle w:val="Compact"/>
+              <w:jc w:val="left"/>
             </w:pPr>
             <w:r>
               <w:t xml:space="preserve">Indexed RAG documents</w:t>
@@ -1935,10 +1970,10 @@
           </w:p>
         </w:tc>
         <w:tc>
-          <w:tcPr/>
-          <w:p>
-            <w:pPr>
-              <w:pStyle w:val="Compact"/>
+          <w:p>
+            <w:pPr>
+              <w:pStyle w:val="Compact"/>
+              <w:jc w:val="left"/>
             </w:pPr>
             <w:r>
               <w:t xml:space="preserve">9,336</w:t>
@@ -1962,9 +1997,6 @@
           <m:t>D</m:t>
         </m:r>
         <m:r>
-          <m:rPr>
-            <m:sty m:val="p"/>
-          </m:rPr>
           <m:t>=</m:t>
         </m:r>
         <m:r>
@@ -1982,9 +2014,6 @@
           <m:t>p</m:t>
         </m:r>
         <m:r>
-          <m:rPr>
-            <m:sty m:val="p"/>
-          </m:rPr>
           <m:t>&lt;</m:t>
         </m:r>
         <m:r>
@@ -2002,7 +2031,6 @@
       <w:r>
         <w:rPr>
           <w:b/>
-          <w:bCs/>
         </w:rPr>
         <w:t xml:space="preserve">Annual evolution of indexed pharmaceutical contracts (closed cohort, 2020-2025):</w:t>
       </w:r>
@@ -2010,23 +2038,25 @@
     <w:tbl>
       <w:tblPr>
         <w:tblStyle w:val="Table"/>
-        <w:tblW w:type="auto" w:w="0"/>
-        <w:tblLook w:firstRow="1" w:lastRow="0" w:firstColumn="0" w:lastColumn="0" w:noHBand="0" w:noVBand="0" w:val="0020"/>
+        <w:tblW w:type="pct" w:w="0.0"/>
+        <w:tblLook w:firstRow="1"/>
       </w:tblPr>
-      <w:tblGrid>
-        <w:gridCol w:w="2640"/>
-        <w:gridCol w:w="2640"/>
-        <w:gridCol w:w="2640"/>
-      </w:tblGrid>
+      <w:tblGrid/>
       <w:tr>
         <w:trPr>
-          <w:tblHeader w:val="on"/>
+          <w:cnfStyle w:firstRow="1"/>
         </w:trPr>
         <w:tc>
-          <w:tcPr/>
-          <w:p>
-            <w:pPr>
-              <w:pStyle w:val="Compact"/>
+          <w:tcPr>
+            <w:tcBorders>
+              <w:bottom w:val="single"/>
+            </w:tcBorders>
+            <w:vAlign w:val="bottom"/>
+          </w:tcPr>
+          <w:p>
+            <w:pPr>
+              <w:pStyle w:val="Compact"/>
+              <w:jc w:val="left"/>
             </w:pPr>
             <w:r>
               <w:t xml:space="preserve">Year</w:t>
@@ -2034,10 +2064,16 @@
           </w:p>
         </w:tc>
         <w:tc>
-          <w:tcPr/>
-          <w:p>
-            <w:pPr>
-              <w:pStyle w:val="Compact"/>
+          <w:tcPr>
+            <w:tcBorders>
+              <w:bottom w:val="single"/>
+            </w:tcBorders>
+            <w:vAlign w:val="bottom"/>
+          </w:tcPr>
+          <w:p>
+            <w:pPr>
+              <w:pStyle w:val="Compact"/>
+              <w:jc w:val="left"/>
             </w:pPr>
             <w:r>
               <w:t xml:space="preserve">Contracts</w:t>
@@ -2045,10 +2081,16 @@
           </w:p>
         </w:tc>
         <w:tc>
-          <w:tcPr/>
-          <w:p>
-            <w:pPr>
-              <w:pStyle w:val="Compact"/>
+          <w:tcPr>
+            <w:tcBorders>
+              <w:bottom w:val="single"/>
+            </w:tcBorders>
+            <w:vAlign w:val="bottom"/>
+          </w:tcPr>
+          <w:p>
+            <w:pPr>
+              <w:pStyle w:val="Compact"/>
+              <w:jc w:val="left"/>
             </w:pPr>
             <w:r>
               <w:t xml:space="preserve">Value (COP billions)</w:t>
@@ -2058,10 +2100,10 @@
       </w:tr>
       <w:tr>
         <w:tc>
-          <w:tcPr/>
-          <w:p>
-            <w:pPr>
-              <w:pStyle w:val="Compact"/>
+          <w:p>
+            <w:pPr>
+              <w:pStyle w:val="Compact"/>
+              <w:jc w:val="left"/>
             </w:pPr>
             <w:r>
               <w:t xml:space="preserve">2020</w:t>
@@ -2069,10 +2111,10 @@
           </w:p>
         </w:tc>
         <w:tc>
-          <w:tcPr/>
-          <w:p>
-            <w:pPr>
-              <w:pStyle w:val="Compact"/>
+          <w:p>
+            <w:pPr>
+              <w:pStyle w:val="Compact"/>
+              <w:jc w:val="left"/>
             </w:pPr>
             <w:r>
               <w:t xml:space="preserve">35,330</w:t>
@@ -2080,10 +2122,10 @@
           </w:p>
         </w:tc>
         <w:tc>
-          <w:tcPr/>
-          <w:p>
-            <w:pPr>
-              <w:pStyle w:val="Compact"/>
+          <w:p>
+            <w:pPr>
+              <w:pStyle w:val="Compact"/>
+              <w:jc w:val="left"/>
             </w:pPr>
             <w:r>
               <w:t xml:space="preserve">3,302.6</w:t>
@@ -2093,10 +2135,10 @@
       </w:tr>
       <w:tr>
         <w:tc>
-          <w:tcPr/>
-          <w:p>
-            <w:pPr>
-              <w:pStyle w:val="Compact"/>
+          <w:p>
+            <w:pPr>
+              <w:pStyle w:val="Compact"/>
+              <w:jc w:val="left"/>
             </w:pPr>
             <w:r>
               <w:t xml:space="preserve">2021</w:t>
@@ -2104,10 +2146,10 @@
           </w:p>
         </w:tc>
         <w:tc>
-          <w:tcPr/>
-          <w:p>
-            <w:pPr>
-              <w:pStyle w:val="Compact"/>
+          <w:p>
+            <w:pPr>
+              <w:pStyle w:val="Compact"/>
+              <w:jc w:val="left"/>
             </w:pPr>
             <w:r>
               <w:t xml:space="preserve">53,832</w:t>
@@ -2115,10 +2157,10 @@
           </w:p>
         </w:tc>
         <w:tc>
-          <w:tcPr/>
-          <w:p>
-            <w:pPr>
-              <w:pStyle w:val="Compact"/>
+          <w:p>
+            <w:pPr>
+              <w:pStyle w:val="Compact"/>
+              <w:jc w:val="left"/>
             </w:pPr>
             <w:r>
               <w:t xml:space="preserve">2,856.7</w:t>
@@ -2128,10 +2170,10 @@
       </w:tr>
       <w:tr>
         <w:tc>
-          <w:tcPr/>
-          <w:p>
-            <w:pPr>
-              <w:pStyle w:val="Compact"/>
+          <w:p>
+            <w:pPr>
+              <w:pStyle w:val="Compact"/>
+              <w:jc w:val="left"/>
             </w:pPr>
             <w:r>
               <w:t xml:space="preserve">2022</w:t>
@@ -2139,10 +2181,10 @@
           </w:p>
         </w:tc>
         <w:tc>
-          <w:tcPr/>
-          <w:p>
-            <w:pPr>
-              <w:pStyle w:val="Compact"/>
+          <w:p>
+            <w:pPr>
+              <w:pStyle w:val="Compact"/>
+              <w:jc w:val="left"/>
             </w:pPr>
             <w:r>
               <w:t xml:space="preserve">30,991</w:t>
@@ -2150,10 +2192,10 @@
           </w:p>
         </w:tc>
         <w:tc>
-          <w:tcPr/>
-          <w:p>
-            <w:pPr>
-              <w:pStyle w:val="Compact"/>
+          <w:p>
+            <w:pPr>
+              <w:pStyle w:val="Compact"/>
+              <w:jc w:val="left"/>
             </w:pPr>
             <w:r>
               <w:t xml:space="preserve">2,648.4</w:t>
@@ -2163,10 +2205,10 @@
       </w:tr>
       <w:tr>
         <w:tc>
-          <w:tcPr/>
-          <w:p>
-            <w:pPr>
-              <w:pStyle w:val="Compact"/>
+          <w:p>
+            <w:pPr>
+              <w:pStyle w:val="Compact"/>
+              <w:jc w:val="left"/>
             </w:pPr>
             <w:r>
               <w:t xml:space="preserve">2023</w:t>
@@ -2174,10 +2216,10 @@
           </w:p>
         </w:tc>
         <w:tc>
-          <w:tcPr/>
-          <w:p>
-            <w:pPr>
-              <w:pStyle w:val="Compact"/>
+          <w:p>
+            <w:pPr>
+              <w:pStyle w:val="Compact"/>
+              <w:jc w:val="left"/>
             </w:pPr>
             <w:r>
               <w:t xml:space="preserve">10,705</w:t>
@@ -2185,10 +2227,10 @@
           </w:p>
         </w:tc>
         <w:tc>
-          <w:tcPr/>
-          <w:p>
-            <w:pPr>
-              <w:pStyle w:val="Compact"/>
+          <w:p>
+            <w:pPr>
+              <w:pStyle w:val="Compact"/>
+              <w:jc w:val="left"/>
             </w:pPr>
             <w:r>
               <w:t xml:space="preserve">1,603.1</w:t>
@@ -2198,10 +2240,10 @@
       </w:tr>
       <w:tr>
         <w:tc>
-          <w:tcPr/>
-          <w:p>
-            <w:pPr>
-              <w:pStyle w:val="Compact"/>
+          <w:p>
+            <w:pPr>
+              <w:pStyle w:val="Compact"/>
+              <w:jc w:val="left"/>
             </w:pPr>
             <w:r>
               <w:t xml:space="preserve">2024</w:t>
@@ -2209,10 +2251,10 @@
           </w:p>
         </w:tc>
         <w:tc>
-          <w:tcPr/>
-          <w:p>
-            <w:pPr>
-              <w:pStyle w:val="Compact"/>
+          <w:p>
+            <w:pPr>
+              <w:pStyle w:val="Compact"/>
+              <w:jc w:val="left"/>
             </w:pPr>
             <w:r>
               <w:t xml:space="preserve">9,380</w:t>
@@ -2220,10 +2262,10 @@
           </w:p>
         </w:tc>
         <w:tc>
-          <w:tcPr/>
-          <w:p>
-            <w:pPr>
-              <w:pStyle w:val="Compact"/>
+          <w:p>
+            <w:pPr>
+              <w:pStyle w:val="Compact"/>
+              <w:jc w:val="left"/>
             </w:pPr>
             <w:r>
               <w:t xml:space="preserve">1,137.5</w:t>
@@ -2233,10 +2275,10 @@
       </w:tr>
       <w:tr>
         <w:tc>
-          <w:tcPr/>
-          <w:p>
-            <w:pPr>
-              <w:pStyle w:val="Compact"/>
+          <w:p>
+            <w:pPr>
+              <w:pStyle w:val="Compact"/>
+              <w:jc w:val="left"/>
             </w:pPr>
             <w:r>
               <w:t xml:space="preserve">2025</w:t>
@@ -2244,10 +2286,10 @@
           </w:p>
         </w:tc>
         <w:tc>
-          <w:tcPr/>
-          <w:p>
-            <w:pPr>
-              <w:pStyle w:val="Compact"/>
+          <w:p>
+            <w:pPr>
+              <w:pStyle w:val="Compact"/>
+              <w:jc w:val="left"/>
             </w:pPr>
             <w:r>
               <w:t xml:space="preserve">22,033</w:t>
@@ -2255,10 +2297,10 @@
           </w:p>
         </w:tc>
         <w:tc>
-          <w:tcPr/>
-          <w:p>
-            <w:pPr>
-              <w:pStyle w:val="Compact"/>
+          <w:p>
+            <w:pPr>
+              <w:pStyle w:val="Compact"/>
+              <w:jc w:val="left"/>
             </w:pPr>
             <w:r>
               <w:t xml:space="preserve">5,519.3</w:t>
@@ -2272,7 +2314,15 @@
         <w:pStyle w:val="BodyText"/>
       </w:pPr>
       <w:r>
-        <w:t xml:space="preserve">The peak in contract counts in 2021 is consistent with the COVID-19 response period, whereas the value peak in 2025 coincided with increased participation of high-cost oncology procurement. Post-2025 records remain available in the live platform but were excluded from the closed annual comparisons reported here.</w:t>
+        <w:t xml:space="preserve">Figure 1 shows the annual evolution of the number of contracts and total contracted value across the closed 2020-2025 cohort. The peak in contract counts in 2021 is consistent with the COVID-19 response period, whereas the value peak in 2025 coincided with increased participation of high-cost oncology procurement. Post-2025 records remain available in the live platform but were excluded from the closed annual comparisons reported here.</w:t>
+      </w:r>
+    </w:p>
+    <w:p>
+      <w:pPr>
+        <w:pStyle w:val="BodyText"/>
+      </w:pPr>
+      <w:r>
+        <w:t xml:space="preserve">The pronounced decline in indexed contracts in 2023-2024 (from 30,991 in 2022 to 10,705 and 9,380, respectively) is reproduced in an independent reconstruction of the public SECOP-II API, which recovers 10,006 and 8,818 pharmaceutical contracts for those years (gaps of only 699 and 562 contracts relative to the manuscript counts). The decline is therefore present in the SECOP-II source under the inclusion taxonomy and is not an artifact of the local PostgreSQL snapshot. The available administrative data do not allow us to adjudicate whether it reflects procurement consolidation into fewer, higher-value contracts, changes in contract-object coding, or an actual reduction in pharmaceutical contracting volume; we therefore treat this pattern as a source-data and classification limitation requiring dedicated validation rather than assigning it a single causal explanation.</w:t>
       </w:r>
     </w:p>
     <w:p>
@@ -2282,7 +2332,6 @@
       <w:r>
         <w:rPr>
           <w:b/>
-          <w:bCs/>
         </w:rPr>
         <w:t xml:space="preserve">Distribution by therapeutic category:</w:t>
       </w:r>
@@ -2290,25 +2339,25 @@
     <w:tbl>
       <w:tblPr>
         <w:tblStyle w:val="Table"/>
-        <w:tblW w:type="pct" w:w="5000"/>
-        <w:tblLayout w:type="fixed"/>
-        <w:tblLook w:firstRow="1" w:lastRow="0" w:firstColumn="0" w:lastColumn="0" w:noHBand="0" w:noVBand="0" w:val="0020"/>
+        <w:tblW w:type="pct" w:w="0.0"/>
+        <w:tblLook w:firstRow="1"/>
       </w:tblPr>
-      <w:tblGrid>
-        <w:gridCol w:w="1980"/>
-        <w:gridCol w:w="1980"/>
-        <w:gridCol w:w="1980"/>
-        <w:gridCol w:w="1980"/>
-      </w:tblGrid>
+      <w:tblGrid/>
       <w:tr>
         <w:trPr>
-          <w:tblHeader w:val="on"/>
+          <w:cnfStyle w:firstRow="1"/>
         </w:trPr>
         <w:tc>
-          <w:tcPr/>
-          <w:p>
-            <w:pPr>
-              <w:pStyle w:val="Compact"/>
+          <w:tcPr>
+            <w:tcBorders>
+              <w:bottom w:val="single"/>
+            </w:tcBorders>
+            <w:vAlign w:val="bottom"/>
+          </w:tcPr>
+          <w:p>
+            <w:pPr>
+              <w:pStyle w:val="Compact"/>
+              <w:jc w:val="left"/>
             </w:pPr>
             <w:r>
               <w:t xml:space="preserve">Category</w:t>
@@ -2316,10 +2365,16 @@
           </w:p>
         </w:tc>
         <w:tc>
-          <w:tcPr/>
-          <w:p>
-            <w:pPr>
-              <w:pStyle w:val="Compact"/>
+          <w:tcPr>
+            <w:tcBorders>
+              <w:bottom w:val="single"/>
+            </w:tcBorders>
+            <w:vAlign w:val="bottom"/>
+          </w:tcPr>
+          <w:p>
+            <w:pPr>
+              <w:pStyle w:val="Compact"/>
+              <w:jc w:val="left"/>
             </w:pPr>
             <w:r>
               <w:t xml:space="preserve">Contracts</w:t>
@@ -2327,10 +2382,16 @@
           </w:p>
         </w:tc>
         <w:tc>
-          <w:tcPr/>
-          <w:p>
-            <w:pPr>
-              <w:pStyle w:val="Compact"/>
+          <w:tcPr>
+            <w:tcBorders>
+              <w:bottom w:val="single"/>
+            </w:tcBorders>
+            <w:vAlign w:val="bottom"/>
+          </w:tcPr>
+          <w:p>
+            <w:pPr>
+              <w:pStyle w:val="Compact"/>
+              <w:jc w:val="left"/>
             </w:pPr>
             <w:r>
               <w:t xml:space="preserve">Value (COP billions)</w:t>
@@ -2338,10 +2399,16 @@
           </w:p>
         </w:tc>
         <w:tc>
-          <w:tcPr/>
-          <w:p>
-            <w:pPr>
-              <w:pStyle w:val="Compact"/>
+          <w:tcPr>
+            <w:tcBorders>
+              <w:bottom w:val="single"/>
+            </w:tcBorders>
+            <w:vAlign w:val="bottom"/>
+          </w:tcPr>
+          <w:p>
+            <w:pPr>
+              <w:pStyle w:val="Compact"/>
+              <w:jc w:val="left"/>
             </w:pPr>
             <w:r>
               <w:t xml:space="preserve">Mean value (COP millions)</w:t>
@@ -2351,10 +2418,10 @@
       </w:tr>
       <w:tr>
         <w:tc>
-          <w:tcPr/>
-          <w:p>
-            <w:pPr>
-              <w:pStyle w:val="Compact"/>
+          <w:p>
+            <w:pPr>
+              <w:pStyle w:val="Compact"/>
+              <w:jc w:val="left"/>
             </w:pPr>
             <w:r>
               <w:t xml:space="preserve">General pharmaceutical</w:t>
@@ -2362,10 +2429,10 @@
           </w:p>
         </w:tc>
         <w:tc>
-          <w:tcPr/>
-          <w:p>
-            <w:pPr>
-              <w:pStyle w:val="Compact"/>
+          <w:p>
+            <w:pPr>
+              <w:pStyle w:val="Compact"/>
+              <w:jc w:val="left"/>
             </w:pPr>
             <w:r>
               <w:t xml:space="preserve">82,303</w:t>
@@ -2373,10 +2440,10 @@
           </w:p>
         </w:tc>
         <w:tc>
-          <w:tcPr/>
-          <w:p>
-            <w:pPr>
-              <w:pStyle w:val="Compact"/>
+          <w:p>
+            <w:pPr>
+              <w:pStyle w:val="Compact"/>
+              <w:jc w:val="left"/>
             </w:pPr>
             <w:r>
               <w:t xml:space="preserve">9,990.3</w:t>
@@ -2384,10 +2451,10 @@
           </w:p>
         </w:tc>
         <w:tc>
-          <w:tcPr/>
-          <w:p>
-            <w:pPr>
-              <w:pStyle w:val="Compact"/>
+          <w:p>
+            <w:pPr>
+              <w:pStyle w:val="Compact"/>
+              <w:jc w:val="left"/>
             </w:pPr>
             <w:r>
               <w:t xml:space="preserve">121.4</w:t>
@@ -2397,10 +2464,10 @@
       </w:tr>
       <w:tr>
         <w:tc>
-          <w:tcPr/>
-          <w:p>
-            <w:pPr>
-              <w:pStyle w:val="Compact"/>
+          <w:p>
+            <w:pPr>
+              <w:pStyle w:val="Compact"/>
+              <w:jc w:val="left"/>
             </w:pPr>
             <w:r>
               <w:t xml:space="preserve">Medical device</w:t>
@@ -2408,10 +2475,10 @@
           </w:p>
         </w:tc>
         <w:tc>
-          <w:tcPr/>
-          <w:p>
-            <w:pPr>
-              <w:pStyle w:val="Compact"/>
+          <w:p>
+            <w:pPr>
+              <w:pStyle w:val="Compact"/>
+              <w:jc w:val="left"/>
             </w:pPr>
             <w:r>
               <w:t xml:space="preserve">15,943</w:t>
@@ -2419,10 +2486,10 @@
           </w:p>
         </w:tc>
         <w:tc>
-          <w:tcPr/>
-          <w:p>
-            <w:pPr>
-              <w:pStyle w:val="Compact"/>
+          <w:p>
+            <w:pPr>
+              <w:pStyle w:val="Compact"/>
+              <w:jc w:val="left"/>
             </w:pPr>
             <w:r>
               <w:t xml:space="preserve">2,957.0</w:t>
@@ -2430,10 +2497,10 @@
           </w:p>
         </w:tc>
         <w:tc>
-          <w:tcPr/>
-          <w:p>
-            <w:pPr>
-              <w:pStyle w:val="Compact"/>
+          <w:p>
+            <w:pPr>
+              <w:pStyle w:val="Compact"/>
+              <w:jc w:val="left"/>
             </w:pPr>
             <w:r>
               <w:t xml:space="preserve">185.5</w:t>
@@ -2443,10 +2510,10 @@
       </w:tr>
       <w:tr>
         <w:tc>
-          <w:tcPr/>
-          <w:p>
-            <w:pPr>
-              <w:pStyle w:val="Compact"/>
+          <w:p>
+            <w:pPr>
+              <w:pStyle w:val="Compact"/>
+              <w:jc w:val="left"/>
             </w:pPr>
             <w:r>
               <w:t xml:space="preserve">Vaccine</w:t>
@@ -2454,10 +2521,10 @@
           </w:p>
         </w:tc>
         <w:tc>
-          <w:tcPr/>
-          <w:p>
-            <w:pPr>
-              <w:pStyle w:val="Compact"/>
+          <w:p>
+            <w:pPr>
+              <w:pStyle w:val="Compact"/>
+              <w:jc w:val="left"/>
             </w:pPr>
             <w:r>
               <w:t xml:space="preserve">46,130</w:t>
@@ -2465,10 +2532,10 @@
           </w:p>
         </w:tc>
         <w:tc>
-          <w:tcPr/>
-          <w:p>
-            <w:pPr>
-              <w:pStyle w:val="Compact"/>
+          <w:p>
+            <w:pPr>
+              <w:pStyle w:val="Compact"/>
+              <w:jc w:val="left"/>
             </w:pPr>
             <w:r>
               <w:t xml:space="preserve">905.3</w:t>
@@ -2476,10 +2543,10 @@
           </w:p>
         </w:tc>
         <w:tc>
-          <w:tcPr/>
-          <w:p>
-            <w:pPr>
-              <w:pStyle w:val="Compact"/>
+          <w:p>
+            <w:pPr>
+              <w:pStyle w:val="Compact"/>
+              <w:jc w:val="left"/>
             </w:pPr>
             <w:r>
               <w:t xml:space="preserve">19.6</w:t>
@@ -2489,10 +2556,10 @@
       </w:tr>
       <w:tr>
         <w:tc>
-          <w:tcPr/>
-          <w:p>
-            <w:pPr>
-              <w:pStyle w:val="Compact"/>
+          <w:p>
+            <w:pPr>
+              <w:pStyle w:val="Compact"/>
+              <w:jc w:val="left"/>
             </w:pPr>
             <w:r>
               <w:t xml:space="preserve">Oncology</w:t>
@@ -2500,10 +2567,10 @@
           </w:p>
         </w:tc>
         <w:tc>
-          <w:tcPr/>
-          <w:p>
-            <w:pPr>
-              <w:pStyle w:val="Compact"/>
+          <w:p>
+            <w:pPr>
+              <w:pStyle w:val="Compact"/>
+              <w:jc w:val="left"/>
             </w:pPr>
             <w:r>
               <w:t xml:space="preserve">403</w:t>
@@ -2511,10 +2578,10 @@
           </w:p>
         </w:tc>
         <w:tc>
-          <w:tcPr/>
-          <w:p>
-            <w:pPr>
-              <w:pStyle w:val="Compact"/>
+          <w:p>
+            <w:pPr>
+              <w:pStyle w:val="Compact"/>
+              <w:jc w:val="left"/>
             </w:pPr>
             <w:r>
               <w:t xml:space="preserve">422.8</w:t>
@@ -2522,10 +2589,10 @@
           </w:p>
         </w:tc>
         <w:tc>
-          <w:tcPr/>
-          <w:p>
-            <w:pPr>
-              <w:pStyle w:val="Compact"/>
+          <w:p>
+            <w:pPr>
+              <w:pStyle w:val="Compact"/>
+              <w:jc w:val="left"/>
             </w:pPr>
             <w:r>
               <w:t xml:space="preserve">1,049.2</w:t>
@@ -2535,10 +2602,10 @@
       </w:tr>
       <w:tr>
         <w:tc>
-          <w:tcPr/>
-          <w:p>
-            <w:pPr>
-              <w:pStyle w:val="Compact"/>
+          <w:p>
+            <w:pPr>
+              <w:pStyle w:val="Compact"/>
+              <w:jc w:val="left"/>
             </w:pPr>
             <w:r>
               <w:t xml:space="preserve">Medical supply</w:t>
@@ -2546,10 +2613,10 @@
           </w:p>
         </w:tc>
         <w:tc>
-          <w:tcPr/>
-          <w:p>
-            <w:pPr>
-              <w:pStyle w:val="Compact"/>
+          <w:p>
+            <w:pPr>
+              <w:pStyle w:val="Compact"/>
+              <w:jc w:val="left"/>
             </w:pPr>
             <w:r>
               <w:t xml:space="preserve">2,312</w:t>
@@ -2557,10 +2624,10 @@
           </w:p>
         </w:tc>
         <w:tc>
-          <w:tcPr/>
-          <w:p>
-            <w:pPr>
-              <w:pStyle w:val="Compact"/>
+          <w:p>
+            <w:pPr>
+              <w:pStyle w:val="Compact"/>
+              <w:jc w:val="left"/>
             </w:pPr>
             <w:r>
               <w:t xml:space="preserve">201.6</w:t>
@@ -2568,10 +2635,10 @@
           </w:p>
         </w:tc>
         <w:tc>
-          <w:tcPr/>
-          <w:p>
-            <w:pPr>
-              <w:pStyle w:val="Compact"/>
+          <w:p>
+            <w:pPr>
+              <w:pStyle w:val="Compact"/>
+              <w:jc w:val="left"/>
             </w:pPr>
             <w:r>
               <w:t xml:space="preserve">87.2</w:t>
@@ -2581,10 +2648,10 @@
       </w:tr>
       <w:tr>
         <w:tc>
-          <w:tcPr/>
-          <w:p>
-            <w:pPr>
-              <w:pStyle w:val="Compact"/>
+          <w:p>
+            <w:pPr>
+              <w:pStyle w:val="Compact"/>
+              <w:jc w:val="left"/>
             </w:pPr>
             <w:r>
               <w:t xml:space="preserve">Antibiotic</w:t>
@@ -2592,10 +2659,10 @@
           </w:p>
         </w:tc>
         <w:tc>
-          <w:tcPr/>
-          <w:p>
-            <w:pPr>
-              <w:pStyle w:val="Compact"/>
+          <w:p>
+            <w:pPr>
+              <w:pStyle w:val="Compact"/>
+              <w:jc w:val="left"/>
             </w:pPr>
             <w:r>
               <w:t xml:space="preserve">219</w:t>
@@ -2603,10 +2670,10 @@
           </w:p>
         </w:tc>
         <w:tc>
-          <w:tcPr/>
-          <w:p>
-            <w:pPr>
-              <w:pStyle w:val="Compact"/>
+          <w:p>
+            <w:pPr>
+              <w:pStyle w:val="Compact"/>
+              <w:jc w:val="left"/>
             </w:pPr>
             <w:r>
               <w:t xml:space="preserve">21.7</w:t>
@@ -2614,10 +2681,10 @@
           </w:p>
         </w:tc>
         <w:tc>
-          <w:tcPr/>
-          <w:p>
-            <w:pPr>
-              <w:pStyle w:val="Compact"/>
+          <w:p>
+            <w:pPr>
+              <w:pStyle w:val="Compact"/>
+              <w:jc w:val="left"/>
             </w:pPr>
             <w:r>
               <w:t xml:space="preserve">98.9</w:t>
@@ -2627,10 +2694,10 @@
       </w:tr>
       <w:tr>
         <w:tc>
-          <w:tcPr/>
-          <w:p>
-            <w:pPr>
-              <w:pStyle w:val="Compact"/>
+          <w:p>
+            <w:pPr>
+              <w:pStyle w:val="Compact"/>
+              <w:jc w:val="left"/>
             </w:pPr>
             <w:r>
               <w:t xml:space="preserve">Diabetes</w:t>
@@ -2638,10 +2705,10 @@
           </w:p>
         </w:tc>
         <w:tc>
-          <w:tcPr/>
-          <w:p>
-            <w:pPr>
-              <w:pStyle w:val="Compact"/>
+          <w:p>
+            <w:pPr>
+              <w:pStyle w:val="Compact"/>
+              <w:jc w:val="left"/>
             </w:pPr>
             <w:r>
               <w:t xml:space="preserve">281</w:t>
@@ -2649,10 +2716,10 @@
           </w:p>
         </w:tc>
         <w:tc>
-          <w:tcPr/>
-          <w:p>
-            <w:pPr>
-              <w:pStyle w:val="Compact"/>
+          <w:p>
+            <w:pPr>
+              <w:pStyle w:val="Compact"/>
+              <w:jc w:val="left"/>
             </w:pPr>
             <w:r>
               <w:t xml:space="preserve">20.8</w:t>
@@ -2660,10 +2727,10 @@
           </w:p>
         </w:tc>
         <w:tc>
-          <w:tcPr/>
-          <w:p>
-            <w:pPr>
-              <w:pStyle w:val="Compact"/>
+          <w:p>
+            <w:pPr>
+              <w:pStyle w:val="Compact"/>
+              <w:jc w:val="left"/>
             </w:pPr>
             <w:r>
               <w:t xml:space="preserve">74.0</w:t>
@@ -2673,10 +2740,10 @@
       </w:tr>
       <w:tr>
         <w:tc>
-          <w:tcPr/>
-          <w:p>
-            <w:pPr>
-              <w:pStyle w:val="Compact"/>
+          <w:p>
+            <w:pPr>
+              <w:pStyle w:val="Compact"/>
+              <w:jc w:val="left"/>
             </w:pPr>
             <w:r>
               <w:t xml:space="preserve">Analgesic</w:t>
@@ -2684,10 +2751,10 @@
           </w:p>
         </w:tc>
         <w:tc>
-          <w:tcPr/>
-          <w:p>
-            <w:pPr>
-              <w:pStyle w:val="Compact"/>
+          <w:p>
+            <w:pPr>
+              <w:pStyle w:val="Compact"/>
+              <w:jc w:val="left"/>
             </w:pPr>
             <w:r>
               <w:t xml:space="preserve">42</w:t>
@@ -2695,10 +2762,10 @@
           </w:p>
         </w:tc>
         <w:tc>
-          <w:tcPr/>
-          <w:p>
-            <w:pPr>
-              <w:pStyle w:val="Compact"/>
+          <w:p>
+            <w:pPr>
+              <w:pStyle w:val="Compact"/>
+              <w:jc w:val="left"/>
             </w:pPr>
             <w:r>
               <w:t xml:space="preserve">8.5</w:t>
@@ -2706,10 +2773,10 @@
           </w:p>
         </w:tc>
         <w:tc>
-          <w:tcPr/>
-          <w:p>
-            <w:pPr>
-              <w:pStyle w:val="Compact"/>
+          <w:p>
+            <w:pPr>
+              <w:pStyle w:val="Compact"/>
+              <w:jc w:val="left"/>
             </w:pPr>
             <w:r>
               <w:t xml:space="preserve">203.0</w:t>
@@ -2719,10 +2786,10 @@
       </w:tr>
       <w:tr>
         <w:tc>
-          <w:tcPr/>
-          <w:p>
-            <w:pPr>
-              <w:pStyle w:val="Compact"/>
+          <w:p>
+            <w:pPr>
+              <w:pStyle w:val="Compact"/>
+              <w:jc w:val="left"/>
             </w:pPr>
             <w:r>
               <w:t xml:space="preserve">Antiviral</w:t>
@@ -2730,10 +2797,10 @@
           </w:p>
         </w:tc>
         <w:tc>
-          <w:tcPr/>
-          <w:p>
-            <w:pPr>
-              <w:pStyle w:val="Compact"/>
+          <w:p>
+            <w:pPr>
+              <w:pStyle w:val="Compact"/>
+              <w:jc w:val="left"/>
             </w:pPr>
             <w:r>
               <w:t xml:space="preserve">37</w:t>
@@ -2741,10 +2808,10 @@
           </w:p>
         </w:tc>
         <w:tc>
-          <w:tcPr/>
-          <w:p>
-            <w:pPr>
-              <w:pStyle w:val="Compact"/>
+          <w:p>
+            <w:pPr>
+              <w:pStyle w:val="Compact"/>
+              <w:jc w:val="left"/>
             </w:pPr>
             <w:r>
               <w:t xml:space="preserve">0.9</w:t>
@@ -2752,10 +2819,10 @@
           </w:p>
         </w:tc>
         <w:tc>
-          <w:tcPr/>
-          <w:p>
-            <w:pPr>
-              <w:pStyle w:val="Compact"/>
+          <w:p>
+            <w:pPr>
+              <w:pStyle w:val="Compact"/>
+              <w:jc w:val="left"/>
             </w:pPr>
             <w:r>
               <w:t xml:space="preserve">24.6</w:t>
@@ -2772,15 +2839,15 @@
         <w:t xml:space="preserve">Oncology contracts showed the highest mean contract value (COP 1,049.2 million per contract).</w:t>
       </w:r>
     </w:p>
-    <w:bookmarkEnd w:id="33"/>
-    <w:bookmarkStart w:id="34" w:name="geographic-distribution"/>
     <w:p>
       <w:pPr>
         <w:pStyle w:val="Heading3"/>
       </w:pPr>
+      <w:bookmarkStart w:id="36" w:name="geographic-distribution"/>
       <w:r>
         <w:t xml:space="preserve">3.2 Geographic distribution</w:t>
       </w:r>
+      <w:bookmarkEnd w:id="36"/>
     </w:p>
     <w:p>
       <w:pPr>
@@ -2793,9 +2860,8 @@
     <w:tbl>
       <w:tblPr>
         <w:tblStyle w:val="Table"/>
-        <w:tblW w:type="pct" w:w="5000"/>
-        <w:tblLayout w:type="fixed"/>
-        <w:tblLook w:firstRow="1" w:lastRow="0" w:firstColumn="0" w:lastColumn="0" w:noHBand="0" w:noVBand="0" w:val="0020"/>
+        <w:tblW w:type="pct" w:w="5000.0"/>
+        <w:tblLook w:firstRow="1"/>
       </w:tblPr>
       <w:tblGrid>
         <w:gridCol w:w="1584"/>
@@ -2806,13 +2872,19 @@
       </w:tblGrid>
       <w:tr>
         <w:trPr>
-          <w:tblHeader w:val="on"/>
+          <w:cnfStyle w:firstRow="1"/>
         </w:trPr>
         <w:tc>
-          <w:tcPr/>
-          <w:p>
-            <w:pPr>
-              <w:pStyle w:val="Compact"/>
+          <w:tcPr>
+            <w:tcBorders>
+              <w:bottom w:val="single"/>
+            </w:tcBorders>
+            <w:vAlign w:val="bottom"/>
+          </w:tcPr>
+          <w:p>
+            <w:pPr>
+              <w:pStyle w:val="Compact"/>
+              <w:jc w:val="left"/>
             </w:pPr>
             <w:r>
               <w:t xml:space="preserve">Region</w:t>
@@ -2820,10 +2892,16 @@
           </w:p>
         </w:tc>
         <w:tc>
-          <w:tcPr/>
-          <w:p>
-            <w:pPr>
-              <w:pStyle w:val="Compact"/>
+          <w:tcPr>
+            <w:tcBorders>
+              <w:bottom w:val="single"/>
+            </w:tcBorders>
+            <w:vAlign w:val="bottom"/>
+          </w:tcPr>
+          <w:p>
+            <w:pPr>
+              <w:pStyle w:val="Compact"/>
+              <w:jc w:val="left"/>
             </w:pPr>
             <w:r>
               <w:t xml:space="preserve">Contracts</w:t>
@@ -2831,10 +2909,16 @@
           </w:p>
         </w:tc>
         <w:tc>
-          <w:tcPr/>
-          <w:p>
-            <w:pPr>
-              <w:pStyle w:val="Compact"/>
+          <w:tcPr>
+            <w:tcBorders>
+              <w:bottom w:val="single"/>
+            </w:tcBorders>
+            <w:vAlign w:val="bottom"/>
+          </w:tcPr>
+          <w:p>
+            <w:pPr>
+              <w:pStyle w:val="Compact"/>
+              <w:jc w:val="left"/>
             </w:pPr>
             <w:r>
               <w:t xml:space="preserve">Value (COP billions)</w:t>
@@ -2842,10 +2926,16 @@
           </w:p>
         </w:tc>
         <w:tc>
-          <w:tcPr/>
-          <w:p>
-            <w:pPr>
-              <w:pStyle w:val="Compact"/>
+          <w:tcPr>
+            <w:tcBorders>
+              <w:bottom w:val="single"/>
+            </w:tcBorders>
+            <w:vAlign w:val="bottom"/>
+          </w:tcPr>
+          <w:p>
+            <w:pPr>
+              <w:pStyle w:val="Compact"/>
+              <w:jc w:val="left"/>
             </w:pPr>
             <w:r>
               <w:t xml:space="preserve">Approx. value (USD millions)</w:t>
@@ -2853,10 +2943,16 @@
           </w:p>
         </w:tc>
         <w:tc>
-          <w:tcPr/>
-          <w:p>
-            <w:pPr>
-              <w:pStyle w:val="Compact"/>
+          <w:tcPr>
+            <w:tcBorders>
+              <w:bottom w:val="single"/>
+            </w:tcBorders>
+            <w:vAlign w:val="bottom"/>
+          </w:tcPr>
+          <w:p>
+            <w:pPr>
+              <w:pStyle w:val="Compact"/>
+              <w:jc w:val="left"/>
             </w:pPr>
             <w:r>
               <w:t xml:space="preserve">% of total</w:t>
@@ -2866,21 +2962,21 @@
       </w:tr>
       <w:tr>
         <w:tc>
-          <w:tcPr/>
-          <w:p>
-            <w:pPr>
-              <w:pStyle w:val="Compact"/>
-            </w:pPr>
-            <w:r>
-              <w:t xml:space="preserve">Bogotá D.C. (SECOP code 1)</w:t>
-            </w:r>
-          </w:p>
-        </w:tc>
-        <w:tc>
-          <w:tcPr/>
-          <w:p>
-            <w:pPr>
-              <w:pStyle w:val="Compact"/>
+          <w:p>
+            <w:pPr>
+              <w:pStyle w:val="Compact"/>
+              <w:jc w:val="left"/>
+            </w:pPr>
+            <w:r>
+              <w:t xml:space="preserve">Bogota D.C. (SECOP code 1)</w:t>
+            </w:r>
+          </w:p>
+        </w:tc>
+        <w:tc>
+          <w:p>
+            <w:pPr>
+              <w:pStyle w:val="Compact"/>
+              <w:jc w:val="left"/>
             </w:pPr>
             <w:r>
               <w:t xml:space="preserve">6,223</w:t>
@@ -2888,10 +2984,10 @@
           </w:p>
         </w:tc>
         <w:tc>
-          <w:tcPr/>
-          <w:p>
-            <w:pPr>
-              <w:pStyle w:val="Compact"/>
+          <w:p>
+            <w:pPr>
+              <w:pStyle w:val="Compact"/>
+              <w:jc w:val="left"/>
             </w:pPr>
             <w:r>
               <w:t xml:space="preserve">4,877.2</w:t>
@@ -2899,10 +2995,10 @@
           </w:p>
         </w:tc>
         <w:tc>
-          <w:tcPr/>
-          <w:p>
-            <w:pPr>
-              <w:pStyle w:val="Compact"/>
+          <w:p>
+            <w:pPr>
+              <w:pStyle w:val="Compact"/>
+              <w:jc w:val="left"/>
             </w:pPr>
             <w:r>
               <w:t xml:space="preserve">1,219.3</w:t>
@@ -2910,10 +3006,10 @@
           </w:p>
         </w:tc>
         <w:tc>
-          <w:tcPr/>
-          <w:p>
-            <w:pPr>
-              <w:pStyle w:val="Compact"/>
+          <w:p>
+            <w:pPr>
+              <w:pStyle w:val="Compact"/>
+              <w:jc w:val="left"/>
             </w:pPr>
             <w:r>
               <w:t xml:space="preserve">28.4%</w:t>
@@ -2923,21 +3019,21 @@
       </w:tr>
       <w:tr>
         <w:tc>
-          <w:tcPr/>
-          <w:p>
-            <w:pPr>
-              <w:pStyle w:val="Compact"/>
-            </w:pPr>
-            <w:r>
-              <w:t xml:space="preserve">Bogotá D.C. (SECOP code 2)</w:t>
-            </w:r>
-          </w:p>
-        </w:tc>
-        <w:tc>
-          <w:tcPr/>
-          <w:p>
-            <w:pPr>
-              <w:pStyle w:val="Compact"/>
+          <w:p>
+            <w:pPr>
+              <w:pStyle w:val="Compact"/>
+              <w:jc w:val="left"/>
+            </w:pPr>
+            <w:r>
+              <w:t xml:space="preserve">Bogota D.C. (SECOP code 2)</w:t>
+            </w:r>
+          </w:p>
+        </w:tc>
+        <w:tc>
+          <w:p>
+            <w:pPr>
+              <w:pStyle w:val="Compact"/>
+              <w:jc w:val="left"/>
             </w:pPr>
             <w:r>
               <w:t xml:space="preserve">12,093</w:t>
@@ -2945,10 +3041,10 @@
           </w:p>
         </w:tc>
         <w:tc>
-          <w:tcPr/>
-          <w:p>
-            <w:pPr>
-              <w:pStyle w:val="Compact"/>
+          <w:p>
+            <w:pPr>
+              <w:pStyle w:val="Compact"/>
+              <w:jc w:val="left"/>
             </w:pPr>
             <w:r>
               <w:t xml:space="preserve">4,788.4</w:t>
@@ -2956,10 +3052,10 @@
           </w:p>
         </w:tc>
         <w:tc>
-          <w:tcPr/>
-          <w:p>
-            <w:pPr>
-              <w:pStyle w:val="Compact"/>
+          <w:p>
+            <w:pPr>
+              <w:pStyle w:val="Compact"/>
+              <w:jc w:val="left"/>
             </w:pPr>
             <w:r>
               <w:t xml:space="preserve">1,197.1</w:t>
@@ -2967,10 +3063,10 @@
           </w:p>
         </w:tc>
         <w:tc>
-          <w:tcPr/>
-          <w:p>
-            <w:pPr>
-              <w:pStyle w:val="Compact"/>
+          <w:p>
+            <w:pPr>
+              <w:pStyle w:val="Compact"/>
+              <w:jc w:val="left"/>
             </w:pPr>
             <w:r>
               <w:t xml:space="preserve">27.9%</w:t>
@@ -2980,21 +3076,21 @@
       </w:tr>
       <w:tr>
         <w:tc>
-          <w:tcPr/>
-          <w:p>
-            <w:pPr>
-              <w:pStyle w:val="Compact"/>
-            </w:pPr>
-            <w:r>
-              <w:t xml:space="preserve">Bogotá D.C. (combined)</w:t>
-            </w:r>
-          </w:p>
-        </w:tc>
-        <w:tc>
-          <w:tcPr/>
-          <w:p>
-            <w:pPr>
-              <w:pStyle w:val="Compact"/>
+          <w:p>
+            <w:pPr>
+              <w:pStyle w:val="Compact"/>
+              <w:jc w:val="left"/>
+            </w:pPr>
+            <w:r>
+              <w:t xml:space="preserve">Bogota D.C. (combined)</w:t>
+            </w:r>
+          </w:p>
+        </w:tc>
+        <w:tc>
+          <w:p>
+            <w:pPr>
+              <w:pStyle w:val="Compact"/>
+              <w:jc w:val="left"/>
             </w:pPr>
             <w:r>
               <w:t xml:space="preserve">18,316</w:t>
@@ -3002,10 +3098,10 @@
           </w:p>
         </w:tc>
         <w:tc>
-          <w:tcPr/>
-          <w:p>
-            <w:pPr>
-              <w:pStyle w:val="Compact"/>
+          <w:p>
+            <w:pPr>
+              <w:pStyle w:val="Compact"/>
+              <w:jc w:val="left"/>
             </w:pPr>
             <w:r>
               <w:t xml:space="preserve">9,665.6</w:t>
@@ -3013,10 +3109,10 @@
           </w:p>
         </w:tc>
         <w:tc>
-          <w:tcPr/>
-          <w:p>
-            <w:pPr>
-              <w:pStyle w:val="Compact"/>
+          <w:p>
+            <w:pPr>
+              <w:pStyle w:val="Compact"/>
+              <w:jc w:val="left"/>
             </w:pPr>
             <w:r>
               <w:t xml:space="preserve">2,416.4</w:t>
@@ -3024,10 +3120,10 @@
           </w:p>
         </w:tc>
         <w:tc>
-          <w:tcPr/>
-          <w:p>
-            <w:pPr>
-              <w:pStyle w:val="Compact"/>
+          <w:p>
+            <w:pPr>
+              <w:pStyle w:val="Compact"/>
+              <w:jc w:val="left"/>
             </w:pPr>
             <w:r>
               <w:t xml:space="preserve">56.3%</w:t>
@@ -3037,10 +3133,10 @@
       </w:tr>
       <w:tr>
         <w:tc>
-          <w:tcPr/>
-          <w:p>
-            <w:pPr>
-              <w:pStyle w:val="Compact"/>
+          <w:p>
+            <w:pPr>
+              <w:pStyle w:val="Compact"/>
+              <w:jc w:val="left"/>
             </w:pPr>
             <w:r>
               <w:t xml:space="preserve">Antioquia</w:t>
@@ -3048,10 +3144,10 @@
           </w:p>
         </w:tc>
         <w:tc>
-          <w:tcPr/>
-          <w:p>
-            <w:pPr>
-              <w:pStyle w:val="Compact"/>
+          <w:p>
+            <w:pPr>
+              <w:pStyle w:val="Compact"/>
+              <w:jc w:val="left"/>
             </w:pPr>
             <w:r>
               <w:t xml:space="preserve">48,039</w:t>
@@ -3059,10 +3155,10 @@
           </w:p>
         </w:tc>
         <w:tc>
-          <w:tcPr/>
-          <w:p>
-            <w:pPr>
-              <w:pStyle w:val="Compact"/>
+          <w:p>
+            <w:pPr>
+              <w:pStyle w:val="Compact"/>
+              <w:jc w:val="left"/>
             </w:pPr>
             <w:r>
               <w:t xml:space="preserve">1,316.2</w:t>
@@ -3070,10 +3166,10 @@
           </w:p>
         </w:tc>
         <w:tc>
-          <w:tcPr/>
-          <w:p>
-            <w:pPr>
-              <w:pStyle w:val="Compact"/>
+          <w:p>
+            <w:pPr>
+              <w:pStyle w:val="Compact"/>
+              <w:jc w:val="left"/>
             </w:pPr>
             <w:r>
               <w:t xml:space="preserve">329.1</w:t>
@@ -3081,10 +3177,10 @@
           </w:p>
         </w:tc>
         <w:tc>
-          <w:tcPr/>
-          <w:p>
-            <w:pPr>
-              <w:pStyle w:val="Compact"/>
+          <w:p>
+            <w:pPr>
+              <w:pStyle w:val="Compact"/>
+              <w:jc w:val="left"/>
             </w:pPr>
             <w:r>
               <w:t xml:space="preserve">7.7%</w:t>
@@ -3094,10 +3190,10 @@
       </w:tr>
       <w:tr>
         <w:tc>
-          <w:tcPr/>
-          <w:p>
-            <w:pPr>
-              <w:pStyle w:val="Compact"/>
+          <w:p>
+            <w:pPr>
+              <w:pStyle w:val="Compact"/>
+              <w:jc w:val="left"/>
             </w:pPr>
             <w:r>
               <w:t xml:space="preserve">Valle del Cauca</w:t>
@@ -3105,10 +3201,10 @@
           </w:p>
         </w:tc>
         <w:tc>
-          <w:tcPr/>
-          <w:p>
-            <w:pPr>
-              <w:pStyle w:val="Compact"/>
+          <w:p>
+            <w:pPr>
+              <w:pStyle w:val="Compact"/>
+              <w:jc w:val="left"/>
             </w:pPr>
             <w:r>
               <w:t xml:space="preserve">5,888</w:t>
@@ -3116,10 +3212,10 @@
           </w:p>
         </w:tc>
         <w:tc>
-          <w:tcPr/>
-          <w:p>
-            <w:pPr>
-              <w:pStyle w:val="Compact"/>
+          <w:p>
+            <w:pPr>
+              <w:pStyle w:val="Compact"/>
+              <w:jc w:val="left"/>
             </w:pPr>
             <w:r>
               <w:t xml:space="preserve">706.7</w:t>
@@ -3127,10 +3223,10 @@
           </w:p>
         </w:tc>
         <w:tc>
-          <w:tcPr/>
-          <w:p>
-            <w:pPr>
-              <w:pStyle w:val="Compact"/>
+          <w:p>
+            <w:pPr>
+              <w:pStyle w:val="Compact"/>
+              <w:jc w:val="left"/>
             </w:pPr>
             <w:r>
               <w:t xml:space="preserve">176.7</w:t>
@@ -3138,10 +3234,10 @@
           </w:p>
         </w:tc>
         <w:tc>
-          <w:tcPr/>
-          <w:p>
-            <w:pPr>
-              <w:pStyle w:val="Compact"/>
+          <w:p>
+            <w:pPr>
+              <w:pStyle w:val="Compact"/>
+              <w:jc w:val="left"/>
             </w:pPr>
             <w:r>
               <w:t xml:space="preserve">4.1%</w:t>
@@ -3151,21 +3247,21 @@
       </w:tr>
       <w:tr>
         <w:tc>
-          <w:tcPr/>
-          <w:p>
-            <w:pPr>
-              <w:pStyle w:val="Compact"/>
-            </w:pPr>
-            <w:r>
-              <w:t xml:space="preserve">Boyacá</w:t>
-            </w:r>
-          </w:p>
-        </w:tc>
-        <w:tc>
-          <w:tcPr/>
-          <w:p>
-            <w:pPr>
-              <w:pStyle w:val="Compact"/>
+          <w:p>
+            <w:pPr>
+              <w:pStyle w:val="Compact"/>
+              <w:jc w:val="left"/>
+            </w:pPr>
+            <w:r>
+              <w:t xml:space="preserve">Boyaca</w:t>
+            </w:r>
+          </w:p>
+        </w:tc>
+        <w:tc>
+          <w:p>
+            <w:pPr>
+              <w:pStyle w:val="Compact"/>
+              <w:jc w:val="left"/>
             </w:pPr>
             <w:r>
               <w:t xml:space="preserve">9,195</w:t>
@@ -3173,10 +3269,10 @@
           </w:p>
         </w:tc>
         <w:tc>
-          <w:tcPr/>
-          <w:p>
-            <w:pPr>
-              <w:pStyle w:val="Compact"/>
+          <w:p>
+            <w:pPr>
+              <w:pStyle w:val="Compact"/>
+              <w:jc w:val="left"/>
             </w:pPr>
             <w:r>
               <w:t xml:space="preserve">633.0</w:t>
@@ -3184,10 +3280,10 @@
           </w:p>
         </w:tc>
         <w:tc>
-          <w:tcPr/>
-          <w:p>
-            <w:pPr>
-              <w:pStyle w:val="Compact"/>
+          <w:p>
+            <w:pPr>
+              <w:pStyle w:val="Compact"/>
+              <w:jc w:val="left"/>
             </w:pPr>
             <w:r>
               <w:t xml:space="preserve">158.3</w:t>
@@ -3195,10 +3291,10 @@
           </w:p>
         </w:tc>
         <w:tc>
-          <w:tcPr/>
-          <w:p>
-            <w:pPr>
-              <w:pStyle w:val="Compact"/>
+          <w:p>
+            <w:pPr>
+              <w:pStyle w:val="Compact"/>
+              <w:jc w:val="left"/>
             </w:pPr>
             <w:r>
               <w:t xml:space="preserve">3.7%</w:t>
@@ -3208,10 +3304,10 @@
       </w:tr>
       <w:tr>
         <w:tc>
-          <w:tcPr/>
-          <w:p>
-            <w:pPr>
-              <w:pStyle w:val="Compact"/>
+          <w:p>
+            <w:pPr>
+              <w:pStyle w:val="Compact"/>
+              <w:jc w:val="left"/>
             </w:pPr>
             <w:r>
               <w:t xml:space="preserve">Huila</w:t>
@@ -3219,10 +3315,10 @@
           </w:p>
         </w:tc>
         <w:tc>
-          <w:tcPr/>
-          <w:p>
-            <w:pPr>
-              <w:pStyle w:val="Compact"/>
+          <w:p>
+            <w:pPr>
+              <w:pStyle w:val="Compact"/>
+              <w:jc w:val="left"/>
             </w:pPr>
             <w:r>
               <w:t xml:space="preserve">4,212</w:t>
@@ -3230,10 +3326,10 @@
           </w:p>
         </w:tc>
         <w:tc>
-          <w:tcPr/>
-          <w:p>
-            <w:pPr>
-              <w:pStyle w:val="Compact"/>
+          <w:p>
+            <w:pPr>
+              <w:pStyle w:val="Compact"/>
+              <w:jc w:val="left"/>
             </w:pPr>
             <w:r>
               <w:t xml:space="preserve">472.8</w:t>
@@ -3241,10 +3337,10 @@
           </w:p>
         </w:tc>
         <w:tc>
-          <w:tcPr/>
-          <w:p>
-            <w:pPr>
-              <w:pStyle w:val="Compact"/>
+          <w:p>
+            <w:pPr>
+              <w:pStyle w:val="Compact"/>
+              <w:jc w:val="left"/>
             </w:pPr>
             <w:r>
               <w:t xml:space="preserve">118.2</w:t>
@@ -3252,10 +3348,10 @@
           </w:p>
         </w:tc>
         <w:tc>
-          <w:tcPr/>
-          <w:p>
-            <w:pPr>
-              <w:pStyle w:val="Compact"/>
+          <w:p>
+            <w:pPr>
+              <w:pStyle w:val="Compact"/>
+              <w:jc w:val="left"/>
             </w:pPr>
             <w:r>
               <w:t xml:space="preserve">2.8%</w:t>
@@ -3265,10 +3361,10 @@
       </w:tr>
       <w:tr>
         <w:tc>
-          <w:tcPr/>
-          <w:p>
-            <w:pPr>
-              <w:pStyle w:val="Compact"/>
+          <w:p>
+            <w:pPr>
+              <w:pStyle w:val="Compact"/>
+              <w:jc w:val="left"/>
             </w:pPr>
             <w:r>
               <w:t xml:space="preserve">Tolima</w:t>
@@ -3276,10 +3372,10 @@
           </w:p>
         </w:tc>
         <w:tc>
-          <w:tcPr/>
-          <w:p>
-            <w:pPr>
-              <w:pStyle w:val="Compact"/>
+          <w:p>
+            <w:pPr>
+              <w:pStyle w:val="Compact"/>
+              <w:jc w:val="left"/>
             </w:pPr>
             <w:r>
               <w:t xml:space="preserve">3,816</w:t>
@@ -3287,10 +3383,10 @@
           </w:p>
         </w:tc>
         <w:tc>
-          <w:tcPr/>
-          <w:p>
-            <w:pPr>
-              <w:pStyle w:val="Compact"/>
+          <w:p>
+            <w:pPr>
+              <w:pStyle w:val="Compact"/>
+              <w:jc w:val="left"/>
             </w:pPr>
             <w:r>
               <w:t xml:space="preserve">431.6</w:t>
@@ -3298,10 +3394,10 @@
           </w:p>
         </w:tc>
         <w:tc>
-          <w:tcPr/>
-          <w:p>
-            <w:pPr>
-              <w:pStyle w:val="Compact"/>
+          <w:p>
+            <w:pPr>
+              <w:pStyle w:val="Compact"/>
+              <w:jc w:val="left"/>
             </w:pPr>
             <w:r>
               <w:t xml:space="preserve">107.9</w:t>
@@ -3309,10 +3405,10 @@
           </w:p>
         </w:tc>
         <w:tc>
-          <w:tcPr/>
-          <w:p>
-            <w:pPr>
-              <w:pStyle w:val="Compact"/>
+          <w:p>
+            <w:pPr>
+              <w:pStyle w:val="Compact"/>
+              <w:jc w:val="left"/>
             </w:pPr>
             <w:r>
               <w:t xml:space="preserve">2.5%</w:t>
@@ -3322,10 +3418,10 @@
       </w:tr>
       <w:tr>
         <w:tc>
-          <w:tcPr/>
-          <w:p>
-            <w:pPr>
-              <w:pStyle w:val="Compact"/>
+          <w:p>
+            <w:pPr>
+              <w:pStyle w:val="Compact"/>
+              <w:jc w:val="left"/>
             </w:pPr>
             <w:r>
               <w:t xml:space="preserve">Santander</w:t>
@@ -3333,10 +3429,10 @@
           </w:p>
         </w:tc>
         <w:tc>
-          <w:tcPr/>
-          <w:p>
-            <w:pPr>
-              <w:pStyle w:val="Compact"/>
+          <w:p>
+            <w:pPr>
+              <w:pStyle w:val="Compact"/>
+              <w:jc w:val="left"/>
             </w:pPr>
             <w:r>
               <w:t xml:space="preserve">4,319</w:t>
@@ -3344,10 +3440,10 @@
           </w:p>
         </w:tc>
         <w:tc>
-          <w:tcPr/>
-          <w:p>
-            <w:pPr>
-              <w:pStyle w:val="Compact"/>
+          <w:p>
+            <w:pPr>
+              <w:pStyle w:val="Compact"/>
+              <w:jc w:val="left"/>
             </w:pPr>
             <w:r>
               <w:t xml:space="preserve">418.8</w:t>
@@ -3355,10 +3451,10 @@
           </w:p>
         </w:tc>
         <w:tc>
-          <w:tcPr/>
-          <w:p>
-            <w:pPr>
-              <w:pStyle w:val="Compact"/>
+          <w:p>
+            <w:pPr>
+              <w:pStyle w:val="Compact"/>
+              <w:jc w:val="left"/>
             </w:pPr>
             <w:r>
               <w:t xml:space="preserve">104.7</w:t>
@@ -3366,10 +3462,10 @@
           </w:p>
         </w:tc>
         <w:tc>
-          <w:tcPr/>
-          <w:p>
-            <w:pPr>
-              <w:pStyle w:val="Compact"/>
+          <w:p>
+            <w:pPr>
+              <w:pStyle w:val="Compact"/>
+              <w:jc w:val="left"/>
             </w:pPr>
             <w:r>
               <w:t xml:space="preserve">2.4%</w:t>
@@ -3379,10 +3475,10 @@
       </w:tr>
       <w:tr>
         <w:tc>
-          <w:tcPr/>
-          <w:p>
-            <w:pPr>
-              <w:pStyle w:val="Compact"/>
+          <w:p>
+            <w:pPr>
+              <w:pStyle w:val="Compact"/>
+              <w:jc w:val="left"/>
             </w:pPr>
             <w:r>
               <w:t xml:space="preserve">Cauca</w:t>
@@ -3390,10 +3486,10 @@
           </w:p>
         </w:tc>
         <w:tc>
-          <w:tcPr/>
-          <w:p>
-            <w:pPr>
-              <w:pStyle w:val="Compact"/>
+          <w:p>
+            <w:pPr>
+              <w:pStyle w:val="Compact"/>
+              <w:jc w:val="left"/>
             </w:pPr>
             <w:r>
               <w:t xml:space="preserve">2,023</w:t>
@@ -3401,10 +3497,10 @@
           </w:p>
         </w:tc>
         <w:tc>
-          <w:tcPr/>
-          <w:p>
-            <w:pPr>
-              <w:pStyle w:val="Compact"/>
+          <w:p>
+            <w:pPr>
+              <w:pStyle w:val="Compact"/>
+              <w:jc w:val="left"/>
             </w:pPr>
             <w:r>
               <w:t xml:space="preserve">395.6</w:t>
@@ -3412,10 +3508,10 @@
           </w:p>
         </w:tc>
         <w:tc>
-          <w:tcPr/>
-          <w:p>
-            <w:pPr>
-              <w:pStyle w:val="Compact"/>
+          <w:p>
+            <w:pPr>
+              <w:pStyle w:val="Compact"/>
+              <w:jc w:val="left"/>
             </w:pPr>
             <w:r>
               <w:t xml:space="preserve">98.9</w:t>
@@ -3423,10 +3519,10 @@
           </w:p>
         </w:tc>
         <w:tc>
-          <w:tcPr/>
-          <w:p>
-            <w:pPr>
-              <w:pStyle w:val="Compact"/>
+          <w:p>
+            <w:pPr>
+              <w:pStyle w:val="Compact"/>
+              <w:jc w:val="left"/>
             </w:pPr>
             <w:r>
               <w:t xml:space="preserve">2.3%</w:t>
@@ -3436,21 +3532,21 @@
       </w:tr>
       <w:tr>
         <w:tc>
-          <w:tcPr/>
-          <w:p>
-            <w:pPr>
-              <w:pStyle w:val="Compact"/>
-            </w:pPr>
-            <w:r>
-              <w:t xml:space="preserve">Atlántico</w:t>
-            </w:r>
-          </w:p>
-        </w:tc>
-        <w:tc>
-          <w:tcPr/>
-          <w:p>
-            <w:pPr>
-              <w:pStyle w:val="Compact"/>
+          <w:p>
+            <w:pPr>
+              <w:pStyle w:val="Compact"/>
+              <w:jc w:val="left"/>
+            </w:pPr>
+            <w:r>
+              <w:t xml:space="preserve">Atlantico</w:t>
+            </w:r>
+          </w:p>
+        </w:tc>
+        <w:tc>
+          <w:p>
+            <w:pPr>
+              <w:pStyle w:val="Compact"/>
+              <w:jc w:val="left"/>
             </w:pPr>
             <w:r>
               <w:t xml:space="preserve">5,087</w:t>
@@ -3458,10 +3554,10 @@
           </w:p>
         </w:tc>
         <w:tc>
-          <w:tcPr/>
-          <w:p>
-            <w:pPr>
-              <w:pStyle w:val="Compact"/>
+          <w:p>
+            <w:pPr>
+              <w:pStyle w:val="Compact"/>
+              <w:jc w:val="left"/>
             </w:pPr>
             <w:r>
               <w:t xml:space="preserve">351.4</w:t>
@@ -3469,10 +3565,10 @@
           </w:p>
         </w:tc>
         <w:tc>
-          <w:tcPr/>
-          <w:p>
-            <w:pPr>
-              <w:pStyle w:val="Compact"/>
+          <w:p>
+            <w:pPr>
+              <w:pStyle w:val="Compact"/>
+              <w:jc w:val="left"/>
             </w:pPr>
             <w:r>
               <w:t xml:space="preserve">87.9</w:t>
@@ -3480,10 +3576,10 @@
           </w:p>
         </w:tc>
         <w:tc>
-          <w:tcPr/>
-          <w:p>
-            <w:pPr>
-              <w:pStyle w:val="Compact"/>
+          <w:p>
+            <w:pPr>
+              <w:pStyle w:val="Compact"/>
+              <w:jc w:val="left"/>
             </w:pPr>
             <w:r>
               <w:t xml:space="preserve">2.0%</w:t>
@@ -3497,7 +3593,7 @@
         <w:pStyle w:val="BodyText"/>
       </w:pPr>
       <w:r>
-        <w:t xml:space="preserve">Bogotá D.C. accounted for 56.3% of national contracted value, equivalent to approximately USD 2.42 billion at the reference exchange rate, followed by Antioquia (7.7%) and Valle del Cauca (4.1%).</w:t>
+        <w:t xml:space="preserve">Bogota D.C. accounted for 56.3% of national contracted value, equivalent to approximately USD 2.42 billion at the reference exchange rate, followed by Antioquia (7.7%) and Valle del Cauca (4.1%). Figure 2 maps the geographic distribution of total contracted value by department.</w:t>
       </w:r>
     </w:p>
     <w:p>
@@ -3507,7 +3603,6 @@
       <w:r>
         <w:rPr>
           <w:b/>
-          <w:bCs/>
         </w:rPr>
         <w:t xml:space="preserve">Methodological note.</w:t>
       </w:r>
@@ -3515,18 +3610,18 @@
         <w:t xml:space="preserve"> </w:t>
       </w:r>
       <w:r>
-        <w:t xml:space="preserve">Bogotá D.C. appears under two regional codes in SECOP-II. Coverage of 36-37 regions exceeds the 32 official departments because SECOP-II includes distinct codings for districts and other territorial entities.</w:t>
-      </w:r>
-    </w:p>
-    <w:bookmarkEnd w:id="34"/>
-    <w:bookmarkStart w:id="35" w:name="X25fab5a63c5d3b6c6889347f54d14b8d8440299"/>
+        <w:t xml:space="preserve">Bogota D.C. appears under two regional codes in SECOP-II. Coverage of 36-37 regions exceeds the 32 official departments because SECOP-II includes distinct codings for districts and other territorial entities.</w:t>
+      </w:r>
+    </w:p>
     <w:p>
       <w:pPr>
         <w:pStyle w:val="Heading3"/>
       </w:pPr>
+      <w:bookmarkStart w:id="37" w:name="X25fab5a63c5d3b6c6889347f54d14b8d8440299"/>
       <w:r>
         <w:t xml:space="preserve">3.3 Contract-value anomalies detected by the Z-score engine</w:t>
       </w:r>
+      <w:bookmarkEnd w:id="37"/>
     </w:p>
     <w:p>
       <w:pPr>
@@ -3535,7 +3630,6 @@
       <w:r>
         <w:rPr>
           <w:b/>
-          <w:bCs/>
         </w:rPr>
         <w:t xml:space="preserve">Methodological note.</w:t>
       </w:r>
@@ -3551,15 +3645,14 @@
         <w:pStyle w:val="BodyText"/>
       </w:pPr>
       <w:r>
-        <w:t xml:space="preserve">Among 147,670 analyzed contracts in categories with at least 10 observations, the engine identified the following:</w:t>
+        <w:t xml:space="preserve">Among 147,020 analyzed contracts in categories with at least 10 observations, the engine identified the following:</w:t>
       </w:r>
     </w:p>
     <w:tbl>
       <w:tblPr>
         <w:tblStyle w:val="Table"/>
-        <w:tblW w:type="pct" w:w="5000"/>
-        <w:tblLayout w:type="fixed"/>
-        <w:tblLook w:firstRow="1" w:lastRow="0" w:firstColumn="0" w:lastColumn="0" w:noHBand="0" w:noVBand="0" w:val="0020"/>
+        <w:tblW w:type="pct" w:w="5000.0"/>
+        <w:tblLook w:firstRow="1"/>
       </w:tblPr>
       <w:tblGrid>
         <w:gridCol w:w="1980"/>
@@ -3569,13 +3662,19 @@
       </w:tblGrid>
       <w:tr>
         <w:trPr>
-          <w:tblHeader w:val="on"/>
+          <w:cnfStyle w:firstRow="1"/>
         </w:trPr>
         <w:tc>
-          <w:tcPr/>
-          <w:p>
-            <w:pPr>
-              <w:pStyle w:val="Compact"/>
+          <w:tcPr>
+            <w:tcBorders>
+              <w:bottom w:val="single"/>
+            </w:tcBorders>
+            <w:vAlign w:val="bottom"/>
+          </w:tcPr>
+          <w:p>
+            <w:pPr>
+              <w:pStyle w:val="Compact"/>
+              <w:jc w:val="left"/>
             </w:pPr>
             <w:r>
               <w:t xml:space="preserve">Alert level</w:t>
@@ -3583,10 +3682,16 @@
           </w:p>
         </w:tc>
         <w:tc>
-          <w:tcPr/>
-          <w:p>
-            <w:pPr>
-              <w:pStyle w:val="Compact"/>
+          <w:tcPr>
+            <w:tcBorders>
+              <w:bottom w:val="single"/>
+            </w:tcBorders>
+            <w:vAlign w:val="bottom"/>
+          </w:tcPr>
+          <w:p>
+            <w:pPr>
+              <w:pStyle w:val="Compact"/>
+              <w:jc w:val="left"/>
             </w:pPr>
             <w:r>
               <w:t xml:space="preserve">Criterion</w:t>
@@ -3594,10 +3699,16 @@
           </w:p>
         </w:tc>
         <w:tc>
-          <w:tcPr/>
-          <w:p>
-            <w:pPr>
-              <w:pStyle w:val="Compact"/>
+          <w:tcPr>
+            <w:tcBorders>
+              <w:bottom w:val="single"/>
+            </w:tcBorders>
+            <w:vAlign w:val="bottom"/>
+          </w:tcPr>
+          <w:p>
+            <w:pPr>
+              <w:pStyle w:val="Compact"/>
+              <w:jc w:val="left"/>
             </w:pPr>
             <w:r>
               <w:t xml:space="preserve">Contracts</w:t>
@@ -3605,10 +3716,16 @@
           </w:p>
         </w:tc>
         <w:tc>
-          <w:tcPr/>
-          <w:p>
-            <w:pPr>
-              <w:pStyle w:val="Compact"/>
+          <w:tcPr>
+            <w:tcBorders>
+              <w:bottom w:val="single"/>
+            </w:tcBorders>
+            <w:vAlign w:val="bottom"/>
+          </w:tcPr>
+          <w:p>
+            <w:pPr>
+              <w:pStyle w:val="Compact"/>
+              <w:jc w:val="left"/>
             </w:pPr>
             <w:r>
               <w:t xml:space="preserve">% of total</w:t>
@@ -3618,10 +3735,10 @@
       </w:tr>
       <w:tr>
         <w:tc>
-          <w:tcPr/>
-          <w:p>
-            <w:pPr>
-              <w:pStyle w:val="Compact"/>
+          <w:p>
+            <w:pPr>
+              <w:pStyle w:val="Compact"/>
+              <w:jc w:val="left"/>
             </w:pPr>
             <w:r>
               <w:t xml:space="preserve">Critical</w:t>
@@ -3629,10 +3746,10 @@
           </w:p>
         </w:tc>
         <w:tc>
-          <w:tcPr/>
-          <w:p>
-            <w:pPr>
-              <w:pStyle w:val="Compact"/>
+          <w:p>
+            <w:pPr>
+              <w:pStyle w:val="Compact"/>
+              <w:jc w:val="left"/>
             </w:pPr>
             <w:r>
               <w:t xml:space="preserve">Absolute Z-score greater than or equal to 3.0 sigma</w:t>
@@ -3640,21 +3757,21 @@
           </w:p>
         </w:tc>
         <w:tc>
-          <w:tcPr/>
-          <w:p>
-            <w:pPr>
-              <w:pStyle w:val="Compact"/>
-            </w:pPr>
-            <w:r>
-              <w:t xml:space="preserve">307</w:t>
-            </w:r>
-          </w:p>
-        </w:tc>
-        <w:tc>
-          <w:tcPr/>
-          <w:p>
-            <w:pPr>
-              <w:pStyle w:val="Compact"/>
+          <w:p>
+            <w:pPr>
+              <w:pStyle w:val="Compact"/>
+              <w:jc w:val="left"/>
+            </w:pPr>
+            <w:r>
+              <w:t xml:space="preserve">303</w:t>
+            </w:r>
+          </w:p>
+        </w:tc>
+        <w:tc>
+          <w:p>
+            <w:pPr>
+              <w:pStyle w:val="Compact"/>
+              <w:jc w:val="left"/>
             </w:pPr>
             <w:r>
               <w:t xml:space="preserve">0.21%</w:t>
@@ -3664,10 +3781,10 @@
       </w:tr>
       <w:tr>
         <w:tc>
-          <w:tcPr/>
-          <w:p>
-            <w:pPr>
-              <w:pStyle w:val="Compact"/>
+          <w:p>
+            <w:pPr>
+              <w:pStyle w:val="Compact"/>
+              <w:jc w:val="left"/>
             </w:pPr>
             <w:r>
               <w:t xml:space="preserve">High</w:t>
@@ -3675,10 +3792,10 @@
           </w:p>
         </w:tc>
         <w:tc>
-          <w:tcPr/>
-          <w:p>
-            <w:pPr>
-              <w:pStyle w:val="Compact"/>
+          <w:p>
+            <w:pPr>
+              <w:pStyle w:val="Compact"/>
+              <w:jc w:val="left"/>
             </w:pPr>
             <w:r>
               <w:t xml:space="preserve">Absolute Z-score from 2.0 to less than 3.0 sigma</w:t>
@@ -3686,10 +3803,10 @@
           </w:p>
         </w:tc>
         <w:tc>
-          <w:tcPr/>
-          <w:p>
-            <w:pPr>
-              <w:pStyle w:val="Compact"/>
+          <w:p>
+            <w:pPr>
+              <w:pStyle w:val="Compact"/>
+              <w:jc w:val="left"/>
             </w:pPr>
             <w:r>
               <w:t xml:space="preserve">225</w:t>
@@ -3697,10 +3814,10 @@
           </w:p>
         </w:tc>
         <w:tc>
-          <w:tcPr/>
-          <w:p>
-            <w:pPr>
-              <w:pStyle w:val="Compact"/>
+          <w:p>
+            <w:pPr>
+              <w:pStyle w:val="Compact"/>
+              <w:jc w:val="left"/>
             </w:pPr>
             <w:r>
               <w:t xml:space="preserve">0.15%</w:t>
@@ -3710,10 +3827,10 @@
       </w:tr>
       <w:tr>
         <w:tc>
-          <w:tcPr/>
-          <w:p>
-            <w:pPr>
-              <w:pStyle w:val="Compact"/>
+          <w:p>
+            <w:pPr>
+              <w:pStyle w:val="Compact"/>
+              <w:jc w:val="left"/>
             </w:pPr>
             <w:r>
               <w:t xml:space="preserve">Moderate</w:t>
@@ -3721,10 +3838,10 @@
           </w:p>
         </w:tc>
         <w:tc>
-          <w:tcPr/>
-          <w:p>
-            <w:pPr>
-              <w:pStyle w:val="Compact"/>
+          <w:p>
+            <w:pPr>
+              <w:pStyle w:val="Compact"/>
+              <w:jc w:val="left"/>
             </w:pPr>
             <w:r>
               <w:t xml:space="preserve">Absolute Z-score from 1.5 to less than 2.0 sigma</w:t>
@@ -3732,21 +3849,21 @@
           </w:p>
         </w:tc>
         <w:tc>
-          <w:tcPr/>
-          <w:p>
-            <w:pPr>
-              <w:pStyle w:val="Compact"/>
-            </w:pPr>
-            <w:r>
-              <w:t xml:space="preserve">158</w:t>
-            </w:r>
-          </w:p>
-        </w:tc>
-        <w:tc>
-          <w:tcPr/>
-          <w:p>
-            <w:pPr>
-              <w:pStyle w:val="Compact"/>
+          <w:p>
+            <w:pPr>
+              <w:pStyle w:val="Compact"/>
+              <w:jc w:val="left"/>
+            </w:pPr>
+            <w:r>
+              <w:t xml:space="preserve">157</w:t>
+            </w:r>
+          </w:p>
+        </w:tc>
+        <w:tc>
+          <w:p>
+            <w:pPr>
+              <w:pStyle w:val="Compact"/>
+              <w:jc w:val="left"/>
             </w:pPr>
             <w:r>
               <w:t xml:space="preserve">0.11%</w:t>
@@ -3756,10 +3873,10 @@
       </w:tr>
       <w:tr>
         <w:tc>
-          <w:tcPr/>
-          <w:p>
-            <w:pPr>
-              <w:pStyle w:val="Compact"/>
+          <w:p>
+            <w:pPr>
+              <w:pStyle w:val="Compact"/>
+              <w:jc w:val="left"/>
             </w:pPr>
             <w:r>
               <w:t xml:space="preserve">Total with alert</w:t>
@@ -3767,10 +3884,10 @@
           </w:p>
         </w:tc>
         <w:tc>
-          <w:tcPr/>
-          <w:p>
-            <w:pPr>
-              <w:pStyle w:val="Compact"/>
+          <w:p>
+            <w:pPr>
+              <w:pStyle w:val="Compact"/>
+              <w:jc w:val="left"/>
             </w:pPr>
             <w:r>
               <w:t xml:space="preserve">Absolute Z-score greater than or equal to 1.5 sigma</w:t>
@@ -3778,21 +3895,21 @@
           </w:p>
         </w:tc>
         <w:tc>
-          <w:tcPr/>
-          <w:p>
-            <w:pPr>
-              <w:pStyle w:val="Compact"/>
-            </w:pPr>
-            <w:r>
-              <w:t xml:space="preserve">690</w:t>
-            </w:r>
-          </w:p>
-        </w:tc>
-        <w:tc>
-          <w:tcPr/>
-          <w:p>
-            <w:pPr>
-              <w:pStyle w:val="Compact"/>
+          <w:p>
+            <w:pPr>
+              <w:pStyle w:val="Compact"/>
+              <w:jc w:val="left"/>
+            </w:pPr>
+            <w:r>
+              <w:t xml:space="preserve">685</w:t>
+            </w:r>
+          </w:p>
+        </w:tc>
+        <w:tc>
+          <w:p>
+            <w:pPr>
+              <w:pStyle w:val="Compact"/>
+              <w:jc w:val="left"/>
             </w:pPr>
             <w:r>
               <w:t xml:space="preserve">0.47%</w:t>
@@ -3801,6 +3918,14 @@
         </w:tc>
       </w:tr>
     </w:tbl>
+    <w:p>
+      <w:pPr>
+        <w:pStyle w:val="BodyText"/>
+      </w:pPr>
+      <w:r>
+        <w:t xml:space="preserve">These alerts flag contracts whose total value is atypical within their therapeutic category; they are intended for audit prioritization and do not, by themselves, constitute evidence of corruption, fraud, or unit-price overpricing.</w:t>
+      </w:r>
+    </w:p>
     <w:p>
       <w:pPr>
         <w:pStyle w:val="BodyText"/>
@@ -3808,7 +3933,6 @@
       <w:r>
         <w:rPr>
           <w:b/>
-          <w:bCs/>
         </w:rPr>
         <w:t xml:space="preserve">Results by therapeutic category:</w:t>
       </w:r>
@@ -3816,25 +3940,25 @@
     <w:tbl>
       <w:tblPr>
         <w:tblStyle w:val="Table"/>
-        <w:tblW w:type="auto" w:w="0"/>
-        <w:tblLook w:firstRow="1" w:lastRow="0" w:firstColumn="0" w:lastColumn="0" w:noHBand="0" w:noVBand="0" w:val="0020"/>
+        <w:tblW w:type="pct" w:w="0.0"/>
+        <w:tblLook w:firstRow="1"/>
       </w:tblPr>
-      <w:tblGrid>
-        <w:gridCol w:w="1584"/>
-        <w:gridCol w:w="1584"/>
-        <w:gridCol w:w="1584"/>
-        <w:gridCol w:w="1584"/>
-        <w:gridCol w:w="1584"/>
-      </w:tblGrid>
+      <w:tblGrid/>
       <w:tr>
         <w:trPr>
-          <w:tblHeader w:val="on"/>
+          <w:cnfStyle w:firstRow="1"/>
         </w:trPr>
         <w:tc>
-          <w:tcPr/>
-          <w:p>
-            <w:pPr>
-              <w:pStyle w:val="Compact"/>
+          <w:tcPr>
+            <w:tcBorders>
+              <w:bottom w:val="single"/>
+            </w:tcBorders>
+            <w:vAlign w:val="bottom"/>
+          </w:tcPr>
+          <w:p>
+            <w:pPr>
+              <w:pStyle w:val="Compact"/>
+              <w:jc w:val="left"/>
             </w:pPr>
             <w:r>
               <w:t xml:space="preserve">Category</w:t>
@@ -3842,10 +3966,16 @@
           </w:p>
         </w:tc>
         <w:tc>
-          <w:tcPr/>
-          <w:p>
-            <w:pPr>
-              <w:pStyle w:val="Compact"/>
+          <w:tcPr>
+            <w:tcBorders>
+              <w:bottom w:val="single"/>
+            </w:tcBorders>
+            <w:vAlign w:val="bottom"/>
+          </w:tcPr>
+          <w:p>
+            <w:pPr>
+              <w:pStyle w:val="Compact"/>
+              <w:jc w:val="left"/>
             </w:pPr>
             <w:r>
               <w:t xml:space="preserve">Contracts</w:t>
@@ -3853,10 +3983,16 @@
           </w:p>
         </w:tc>
         <w:tc>
-          <w:tcPr/>
-          <w:p>
-            <w:pPr>
-              <w:pStyle w:val="Compact"/>
+          <w:tcPr>
+            <w:tcBorders>
+              <w:bottom w:val="single"/>
+            </w:tcBorders>
+            <w:vAlign w:val="bottom"/>
+          </w:tcPr>
+          <w:p>
+            <w:pPr>
+              <w:pStyle w:val="Compact"/>
+              <w:jc w:val="left"/>
             </w:pPr>
             <w:r>
               <w:t xml:space="preserve">% with alert</w:t>
@@ -3864,10 +4000,16 @@
           </w:p>
         </w:tc>
         <w:tc>
-          <w:tcPr/>
-          <w:p>
-            <w:pPr>
-              <w:pStyle w:val="Compact"/>
+          <w:tcPr>
+            <w:tcBorders>
+              <w:bottom w:val="single"/>
+            </w:tcBorders>
+            <w:vAlign w:val="bottom"/>
+          </w:tcPr>
+          <w:p>
+            <w:pPr>
+              <w:pStyle w:val="Compact"/>
+              <w:jc w:val="left"/>
             </w:pPr>
             <w:r>
               <w:t xml:space="preserve">Zmax</w:t>
@@ -3875,10 +4017,16 @@
           </w:p>
         </w:tc>
         <w:tc>
-          <w:tcPr/>
-          <w:p>
-            <w:pPr>
-              <w:pStyle w:val="Compact"/>
+          <w:tcPr>
+            <w:tcBorders>
+              <w:bottom w:val="single"/>
+            </w:tcBorders>
+            <w:vAlign w:val="bottom"/>
+          </w:tcPr>
+          <w:p>
+            <w:pPr>
+              <w:pStyle w:val="Compact"/>
+              <w:jc w:val="left"/>
             </w:pPr>
             <w:r>
               <w:t xml:space="preserve">Max/mean ratio</w:t>
@@ -3888,10 +4036,10 @@
       </w:tr>
       <w:tr>
         <w:tc>
-          <w:tcPr/>
-          <w:p>
-            <w:pPr>
-              <w:pStyle w:val="Compact"/>
+          <w:p>
+            <w:pPr>
+              <w:pStyle w:val="Compact"/>
+              <w:jc w:val="left"/>
             </w:pPr>
             <w:r>
               <w:t xml:space="preserve">Analgesic</w:t>
@@ -3899,10 +4047,10 @@
           </w:p>
         </w:tc>
         <w:tc>
-          <w:tcPr/>
-          <w:p>
-            <w:pPr>
-              <w:pStyle w:val="Compact"/>
+          <w:p>
+            <w:pPr>
+              <w:pStyle w:val="Compact"/>
+              <w:jc w:val="left"/>
             </w:pPr>
             <w:r>
               <w:t xml:space="preserve">42</w:t>
@@ -3910,10 +4058,10 @@
           </w:p>
         </w:tc>
         <w:tc>
-          <w:tcPr/>
-          <w:p>
-            <w:pPr>
-              <w:pStyle w:val="Compact"/>
+          <w:p>
+            <w:pPr>
+              <w:pStyle w:val="Compact"/>
+              <w:jc w:val="left"/>
             </w:pPr>
             <w:r>
               <w:t xml:space="preserve">9.5%</w:t>
@@ -3921,10 +4069,10 @@
           </w:p>
         </w:tc>
         <w:tc>
-          <w:tcPr/>
-          <w:p>
-            <w:pPr>
-              <w:pStyle w:val="Compact"/>
+          <w:p>
+            <w:pPr>
+              <w:pStyle w:val="Compact"/>
+              <w:jc w:val="left"/>
             </w:pPr>
             <w:r>
               <w:t xml:space="preserve">4.22</w:t>
@@ -3932,10 +4080,10 @@
           </w:p>
         </w:tc>
         <w:tc>
-          <w:tcPr/>
-          <w:p>
-            <w:pPr>
-              <w:pStyle w:val="Compact"/>
+          <w:p>
+            <w:pPr>
+              <w:pStyle w:val="Compact"/>
+              <w:jc w:val="left"/>
             </w:pPr>
             <w:r>
               <w:t xml:space="preserve">9.3x</w:t>
@@ -3945,10 +4093,10 @@
       </w:tr>
       <w:tr>
         <w:tc>
-          <w:tcPr/>
-          <w:p>
-            <w:pPr>
-              <w:pStyle w:val="Compact"/>
+          <w:p>
+            <w:pPr>
+              <w:pStyle w:val="Compact"/>
+              <w:jc w:val="left"/>
             </w:pPr>
             <w:r>
               <w:t xml:space="preserve">Diabetes</w:t>
@@ -3956,10 +4104,10 @@
           </w:p>
         </w:tc>
         <w:tc>
-          <w:tcPr/>
-          <w:p>
-            <w:pPr>
-              <w:pStyle w:val="Compact"/>
+          <w:p>
+            <w:pPr>
+              <w:pStyle w:val="Compact"/>
+              <w:jc w:val="left"/>
             </w:pPr>
             <w:r>
               <w:t xml:space="preserve">281</w:t>
@@ -3967,10 +4115,10 @@
           </w:p>
         </w:tc>
         <w:tc>
-          <w:tcPr/>
-          <w:p>
-            <w:pPr>
-              <w:pStyle w:val="Compact"/>
+          <w:p>
+            <w:pPr>
+              <w:pStyle w:val="Compact"/>
+              <w:jc w:val="left"/>
             </w:pPr>
             <w:r>
               <w:t xml:space="preserve">8.2%</w:t>
@@ -3978,10 +4126,10 @@
           </w:p>
         </w:tc>
         <w:tc>
-          <w:tcPr/>
-          <w:p>
-            <w:pPr>
-              <w:pStyle w:val="Compact"/>
+          <w:p>
+            <w:pPr>
+              <w:pStyle w:val="Compact"/>
+              <w:jc w:val="left"/>
             </w:pPr>
             <w:r>
               <w:t xml:space="preserve">6.58</w:t>
@@ -3989,10 +4137,10 @@
           </w:p>
         </w:tc>
         <w:tc>
-          <w:tcPr/>
-          <w:p>
-            <w:pPr>
-              <w:pStyle w:val="Compact"/>
+          <w:p>
+            <w:pPr>
+              <w:pStyle w:val="Compact"/>
+              <w:jc w:val="left"/>
             </w:pPr>
             <w:r>
               <w:t xml:space="preserve">15.3x</w:t>
@@ -4002,10 +4150,10 @@
       </w:tr>
       <w:tr>
         <w:tc>
-          <w:tcPr/>
-          <w:p>
-            <w:pPr>
-              <w:pStyle w:val="Compact"/>
+          <w:p>
+            <w:pPr>
+              <w:pStyle w:val="Compact"/>
+              <w:jc w:val="left"/>
             </w:pPr>
             <w:r>
               <w:t xml:space="preserve">Antiviral</w:t>
@@ -4013,10 +4161,10 @@
           </w:p>
         </w:tc>
         <w:tc>
-          <w:tcPr/>
-          <w:p>
-            <w:pPr>
-              <w:pStyle w:val="Compact"/>
+          <w:p>
+            <w:pPr>
+              <w:pStyle w:val="Compact"/>
+              <w:jc w:val="left"/>
             </w:pPr>
             <w:r>
               <w:t xml:space="preserve">37</w:t>
@@ -4024,10 +4172,10 @@
           </w:p>
         </w:tc>
         <w:tc>
-          <w:tcPr/>
-          <w:p>
-            <w:pPr>
-              <w:pStyle w:val="Compact"/>
+          <w:p>
+            <w:pPr>
+              <w:pStyle w:val="Compact"/>
+              <w:jc w:val="left"/>
             </w:pPr>
             <w:r>
               <w:t xml:space="preserve">5.4%</w:t>
@@ -4035,10 +4183,10 @@
           </w:p>
         </w:tc>
         <w:tc>
-          <w:tcPr/>
-          <w:p>
-            <w:pPr>
-              <w:pStyle w:val="Compact"/>
+          <w:p>
+            <w:pPr>
+              <w:pStyle w:val="Compact"/>
+              <w:jc w:val="left"/>
             </w:pPr>
             <w:r>
               <w:t xml:space="preserve">4.83</w:t>
@@ -4046,10 +4194,10 @@
           </w:p>
         </w:tc>
         <w:tc>
-          <w:tcPr/>
-          <w:p>
-            <w:pPr>
-              <w:pStyle w:val="Compact"/>
+          <w:p>
+            <w:pPr>
+              <w:pStyle w:val="Compact"/>
+              <w:jc w:val="left"/>
             </w:pPr>
             <w:r>
               <w:t xml:space="preserve">14.2x</w:t>
@@ -4059,10 +4207,10 @@
       </w:tr>
       <w:tr>
         <w:tc>
-          <w:tcPr/>
-          <w:p>
-            <w:pPr>
-              <w:pStyle w:val="Compact"/>
+          <w:p>
+            <w:pPr>
+              <w:pStyle w:val="Compact"/>
+              <w:jc w:val="left"/>
             </w:pPr>
             <w:r>
               <w:t xml:space="preserve">Antibiotic</w:t>
@@ -4070,10 +4218,10 @@
           </w:p>
         </w:tc>
         <w:tc>
-          <w:tcPr/>
-          <w:p>
-            <w:pPr>
-              <w:pStyle w:val="Compact"/>
+          <w:p>
+            <w:pPr>
+              <w:pStyle w:val="Compact"/>
+              <w:jc w:val="left"/>
             </w:pPr>
             <w:r>
               <w:t xml:space="preserve">219</w:t>
@@ -4081,10 +4229,10 @@
           </w:p>
         </w:tc>
         <w:tc>
-          <w:tcPr/>
-          <w:p>
-            <w:pPr>
-              <w:pStyle w:val="Compact"/>
+          <w:p>
+            <w:pPr>
+              <w:pStyle w:val="Compact"/>
+              <w:jc w:val="left"/>
             </w:pPr>
             <w:r>
               <w:t xml:space="preserve">3.7%</w:t>
@@ -4092,10 +4240,10 @@
           </w:p>
         </w:tc>
         <w:tc>
-          <w:tcPr/>
-          <w:p>
-            <w:pPr>
-              <w:pStyle w:val="Compact"/>
+          <w:p>
+            <w:pPr>
+              <w:pStyle w:val="Compact"/>
+              <w:jc w:val="left"/>
             </w:pPr>
             <w:r>
               <w:t xml:space="preserve">8.32</w:t>
@@ -4103,10 +4251,10 @@
           </w:p>
         </w:tc>
         <w:tc>
-          <w:tcPr/>
-          <w:p>
-            <w:pPr>
-              <w:pStyle w:val="Compact"/>
+          <w:p>
+            <w:pPr>
+              <w:pStyle w:val="Compact"/>
+              <w:jc w:val="left"/>
             </w:pPr>
             <w:r>
               <w:t xml:space="preserve">24.1x</w:t>
@@ -4116,10 +4264,10 @@
       </w:tr>
       <w:tr>
         <w:tc>
-          <w:tcPr/>
-          <w:p>
-            <w:pPr>
-              <w:pStyle w:val="Compact"/>
+          <w:p>
+            <w:pPr>
+              <w:pStyle w:val="Compact"/>
+              <w:jc w:val="left"/>
             </w:pPr>
             <w:r>
               <w:t xml:space="preserve">Medical supply</w:t>
@@ -4127,10 +4275,10 @@
           </w:p>
         </w:tc>
         <w:tc>
-          <w:tcPr/>
-          <w:p>
-            <w:pPr>
-              <w:pStyle w:val="Compact"/>
+          <w:p>
+            <w:pPr>
+              <w:pStyle w:val="Compact"/>
+              <w:jc w:val="left"/>
             </w:pPr>
             <w:r>
               <w:t xml:space="preserve">2,312</w:t>
@@ -4138,10 +4286,10 @@
           </w:p>
         </w:tc>
         <w:tc>
-          <w:tcPr/>
-          <w:p>
-            <w:pPr>
-              <w:pStyle w:val="Compact"/>
+          <w:p>
+            <w:pPr>
+              <w:pStyle w:val="Compact"/>
+              <w:jc w:val="left"/>
             </w:pPr>
             <w:r>
               <w:t xml:space="preserve">2.6%</w:t>
@@ -4149,10 +4297,10 @@
           </w:p>
         </w:tc>
         <w:tc>
-          <w:tcPr/>
-          <w:p>
-            <w:pPr>
-              <w:pStyle w:val="Compact"/>
+          <w:p>
+            <w:pPr>
+              <w:pStyle w:val="Compact"/>
+              <w:jc w:val="left"/>
             </w:pPr>
             <w:r>
               <w:t xml:space="preserve">22.45</w:t>
@@ -4160,10 +4308,10 @@
           </w:p>
         </w:tc>
         <w:tc>
-          <w:tcPr/>
-          <w:p>
-            <w:pPr>
-              <w:pStyle w:val="Compact"/>
+          <w:p>
+            <w:pPr>
+              <w:pStyle w:val="Compact"/>
+              <w:jc w:val="left"/>
             </w:pPr>
             <w:r>
               <w:t xml:space="preserve">86.6x</w:t>
@@ -4173,10 +4321,10 @@
       </w:tr>
       <w:tr>
         <w:tc>
-          <w:tcPr/>
-          <w:p>
-            <w:pPr>
-              <w:pStyle w:val="Compact"/>
+          <w:p>
+            <w:pPr>
+              <w:pStyle w:val="Compact"/>
+              <w:jc w:val="left"/>
             </w:pPr>
             <w:r>
               <w:t xml:space="preserve">Oncology</w:t>
@@ -4184,10 +4332,10 @@
           </w:p>
         </w:tc>
         <w:tc>
-          <w:tcPr/>
-          <w:p>
-            <w:pPr>
-              <w:pStyle w:val="Compact"/>
+          <w:p>
+            <w:pPr>
+              <w:pStyle w:val="Compact"/>
+              <w:jc w:val="left"/>
             </w:pPr>
             <w:r>
               <w:t xml:space="preserve">403</w:t>
@@ -4195,10 +4343,10 @@
           </w:p>
         </w:tc>
         <w:tc>
-          <w:tcPr/>
-          <w:p>
-            <w:pPr>
-              <w:pStyle w:val="Compact"/>
+          <w:p>
+            <w:pPr>
+              <w:pStyle w:val="Compact"/>
+              <w:jc w:val="left"/>
             </w:pPr>
             <w:r>
               <w:t xml:space="preserve">0.7%</w:t>
@@ -4206,10 +4354,10 @@
           </w:p>
         </w:tc>
         <w:tc>
-          <w:tcPr/>
-          <w:p>
-            <w:pPr>
-              <w:pStyle w:val="Compact"/>
+          <w:p>
+            <w:pPr>
+              <w:pStyle w:val="Compact"/>
+              <w:jc w:val="left"/>
             </w:pPr>
             <w:r>
               <w:t xml:space="preserve">19.34</w:t>
@@ -4217,10 +4365,10 @@
           </w:p>
         </w:tc>
         <w:tc>
-          <w:tcPr/>
-          <w:p>
-            <w:pPr>
-              <w:pStyle w:val="Compact"/>
+          <w:p>
+            <w:pPr>
+              <w:pStyle w:val="Compact"/>
+              <w:jc w:val="left"/>
             </w:pPr>
             <w:r>
               <w:t xml:space="preserve">139.0x</w:t>
@@ -4234,7 +4382,7 @@
         <w:pStyle w:val="BodyText"/>
       </w:pPr>
       <w:r>
-        <w:t xml:space="preserve">Antibiotics showed the highest category-level maximum Z-score, whereas diabetes showed the highest proportion of contracts with alerts.</w:t>
+        <w:t xml:space="preserve">Antibiotics showed the highest category-level maximum Z-score, whereas analgesics showed the highest proportion of contracts with alerts among the categories displayed in Figure 3.</w:t>
       </w:r>
     </w:p>
     <w:p>
@@ -4244,7 +4392,6 @@
       <w:r>
         <w:rPr>
           <w:b/>
-          <w:bCs/>
         </w:rPr>
         <w:t xml:space="preserve">Temporal evolution of anomaly rates (2020-2025):</w:t>
       </w:r>
@@ -4252,24 +4399,25 @@
     <w:tbl>
       <w:tblPr>
         <w:tblStyle w:val="Table"/>
-        <w:tblW w:type="auto" w:w="0"/>
-        <w:tblLook w:firstRow="1" w:lastRow="0" w:firstColumn="0" w:lastColumn="0" w:noHBand="0" w:noVBand="0" w:val="0020"/>
+        <w:tblW w:type="pct" w:w="0.0"/>
+        <w:tblLook w:firstRow="1"/>
       </w:tblPr>
-      <w:tblGrid>
-        <w:gridCol w:w="1980"/>
-        <w:gridCol w:w="1980"/>
-        <w:gridCol w:w="1980"/>
-        <w:gridCol w:w="1980"/>
-      </w:tblGrid>
+      <w:tblGrid/>
       <w:tr>
         <w:trPr>
-          <w:tblHeader w:val="on"/>
+          <w:cnfStyle w:firstRow="1"/>
         </w:trPr>
         <w:tc>
-          <w:tcPr/>
-          <w:p>
-            <w:pPr>
-              <w:pStyle w:val="Compact"/>
+          <w:tcPr>
+            <w:tcBorders>
+              <w:bottom w:val="single"/>
+            </w:tcBorders>
+            <w:vAlign w:val="bottom"/>
+          </w:tcPr>
+          <w:p>
+            <w:pPr>
+              <w:pStyle w:val="Compact"/>
+              <w:jc w:val="left"/>
             </w:pPr>
             <w:r>
               <w:t xml:space="preserve">Year</w:t>
@@ -4277,10 +4425,16 @@
           </w:p>
         </w:tc>
         <w:tc>
-          <w:tcPr/>
-          <w:p>
-            <w:pPr>
-              <w:pStyle w:val="Compact"/>
+          <w:tcPr>
+            <w:tcBorders>
+              <w:bottom w:val="single"/>
+            </w:tcBorders>
+            <w:vAlign w:val="bottom"/>
+          </w:tcPr>
+          <w:p>
+            <w:pPr>
+              <w:pStyle w:val="Compact"/>
+              <w:jc w:val="left"/>
             </w:pPr>
             <w:r>
               <w:t xml:space="preserve">Contracts analyzed</w:t>
@@ -4288,10 +4442,16 @@
           </w:p>
         </w:tc>
         <w:tc>
-          <w:tcPr/>
-          <w:p>
-            <w:pPr>
-              <w:pStyle w:val="Compact"/>
+          <w:tcPr>
+            <w:tcBorders>
+              <w:bottom w:val="single"/>
+            </w:tcBorders>
+            <w:vAlign w:val="bottom"/>
+          </w:tcPr>
+          <w:p>
+            <w:pPr>
+              <w:pStyle w:val="Compact"/>
+              <w:jc w:val="left"/>
             </w:pPr>
             <w:r>
               <w:t xml:space="preserve">Contracts with alert</w:t>
@@ -4299,10 +4459,16 @@
           </w:p>
         </w:tc>
         <w:tc>
-          <w:tcPr/>
-          <w:p>
-            <w:pPr>
-              <w:pStyle w:val="Compact"/>
+          <w:tcPr>
+            <w:tcBorders>
+              <w:bottom w:val="single"/>
+            </w:tcBorders>
+            <w:vAlign w:val="bottom"/>
+          </w:tcPr>
+          <w:p>
+            <w:pPr>
+              <w:pStyle w:val="Compact"/>
+              <w:jc w:val="left"/>
             </w:pPr>
             <w:r>
               <w:t xml:space="preserve">Rate</w:t>
@@ -4312,10 +4478,10 @@
       </w:tr>
       <w:tr>
         <w:tc>
-          <w:tcPr/>
-          <w:p>
-            <w:pPr>
-              <w:pStyle w:val="Compact"/>
+          <w:p>
+            <w:pPr>
+              <w:pStyle w:val="Compact"/>
+              <w:jc w:val="left"/>
             </w:pPr>
             <w:r>
               <w:t xml:space="preserve">2020</w:t>
@@ -4323,10 +4489,10 @@
           </w:p>
         </w:tc>
         <w:tc>
-          <w:tcPr/>
-          <w:p>
-            <w:pPr>
-              <w:pStyle w:val="Compact"/>
+          <w:p>
+            <w:pPr>
+              <w:pStyle w:val="Compact"/>
+              <w:jc w:val="left"/>
             </w:pPr>
             <w:r>
               <w:t xml:space="preserve">35,326</w:t>
@@ -4334,21 +4500,21 @@
           </w:p>
         </w:tc>
         <w:tc>
-          <w:tcPr/>
-          <w:p>
-            <w:pPr>
-              <w:pStyle w:val="Compact"/>
-            </w:pPr>
-            <w:r>
-              <w:t xml:space="preserve">120</w:t>
-            </w:r>
-          </w:p>
-        </w:tc>
-        <w:tc>
-          <w:tcPr/>
-          <w:p>
-            <w:pPr>
-              <w:pStyle w:val="Compact"/>
+          <w:p>
+            <w:pPr>
+              <w:pStyle w:val="Compact"/>
+              <w:jc w:val="left"/>
+            </w:pPr>
+            <w:r>
+              <w:t xml:space="preserve">121</w:t>
+            </w:r>
+          </w:p>
+        </w:tc>
+        <w:tc>
+          <w:p>
+            <w:pPr>
+              <w:pStyle w:val="Compact"/>
+              <w:jc w:val="left"/>
             </w:pPr>
             <w:r>
               <w:t xml:space="preserve">0.34%</w:t>
@@ -4358,10 +4524,10 @@
       </w:tr>
       <w:tr>
         <w:tc>
-          <w:tcPr/>
-          <w:p>
-            <w:pPr>
-              <w:pStyle w:val="Compact"/>
+          <w:p>
+            <w:pPr>
+              <w:pStyle w:val="Compact"/>
+              <w:jc w:val="left"/>
             </w:pPr>
             <w:r>
               <w:t xml:space="preserve">2021</w:t>
@@ -4369,10 +4535,10 @@
           </w:p>
         </w:tc>
         <w:tc>
-          <w:tcPr/>
-          <w:p>
-            <w:pPr>
-              <w:pStyle w:val="Compact"/>
+          <w:p>
+            <w:pPr>
+              <w:pStyle w:val="Compact"/>
+              <w:jc w:val="left"/>
             </w:pPr>
             <w:r>
               <w:t xml:space="preserve">53,827</w:t>
@@ -4380,10 +4546,10 @@
           </w:p>
         </w:tc>
         <w:tc>
-          <w:tcPr/>
-          <w:p>
-            <w:pPr>
-              <w:pStyle w:val="Compact"/>
+          <w:p>
+            <w:pPr>
+              <w:pStyle w:val="Compact"/>
+              <w:jc w:val="left"/>
             </w:pPr>
             <w:r>
               <w:t xml:space="preserve">165</w:t>
@@ -4391,10 +4557,10 @@
           </w:p>
         </w:tc>
         <w:tc>
-          <w:tcPr/>
-          <w:p>
-            <w:pPr>
-              <w:pStyle w:val="Compact"/>
+          <w:p>
+            <w:pPr>
+              <w:pStyle w:val="Compact"/>
+              <w:jc w:val="left"/>
             </w:pPr>
             <w:r>
               <w:t xml:space="preserve">0.31%</w:t>
@@ -4404,10 +4570,10 @@
       </w:tr>
       <w:tr>
         <w:tc>
-          <w:tcPr/>
-          <w:p>
-            <w:pPr>
-              <w:pStyle w:val="Compact"/>
+          <w:p>
+            <w:pPr>
+              <w:pStyle w:val="Compact"/>
+              <w:jc w:val="left"/>
             </w:pPr>
             <w:r>
               <w:t xml:space="preserve">2022</w:t>
@@ -4415,10 +4581,10 @@
           </w:p>
         </w:tc>
         <w:tc>
-          <w:tcPr/>
-          <w:p>
-            <w:pPr>
-              <w:pStyle w:val="Compact"/>
+          <w:p>
+            <w:pPr>
+              <w:pStyle w:val="Compact"/>
+              <w:jc w:val="left"/>
             </w:pPr>
             <w:r>
               <w:t xml:space="preserve">30,990</w:t>
@@ -4426,21 +4592,21 @@
           </w:p>
         </w:tc>
         <w:tc>
-          <w:tcPr/>
-          <w:p>
-            <w:pPr>
-              <w:pStyle w:val="Compact"/>
-            </w:pPr>
-            <w:r>
-              <w:t xml:space="preserve">129</w:t>
-            </w:r>
-          </w:p>
-        </w:tc>
-        <w:tc>
-          <w:tcPr/>
-          <w:p>
-            <w:pPr>
-              <w:pStyle w:val="Compact"/>
+          <w:p>
+            <w:pPr>
+              <w:pStyle w:val="Compact"/>
+              <w:jc w:val="left"/>
+            </w:pPr>
+            <w:r>
+              <w:t xml:space="preserve">130</w:t>
+            </w:r>
+          </w:p>
+        </w:tc>
+        <w:tc>
+          <w:p>
+            <w:pPr>
+              <w:pStyle w:val="Compact"/>
+              <w:jc w:val="left"/>
             </w:pPr>
             <w:r>
               <w:t xml:space="preserve">0.42%</w:t>
@@ -4450,10 +4616,10 @@
       </w:tr>
       <w:tr>
         <w:tc>
-          <w:tcPr/>
-          <w:p>
-            <w:pPr>
-              <w:pStyle w:val="Compact"/>
+          <w:p>
+            <w:pPr>
+              <w:pStyle w:val="Compact"/>
+              <w:jc w:val="left"/>
             </w:pPr>
             <w:r>
               <w:t xml:space="preserve">2023</w:t>
@@ -4461,10 +4627,10 @@
           </w:p>
         </w:tc>
         <w:tc>
-          <w:tcPr/>
-          <w:p>
-            <w:pPr>
-              <w:pStyle w:val="Compact"/>
+          <w:p>
+            <w:pPr>
+              <w:pStyle w:val="Compact"/>
+              <w:jc w:val="left"/>
             </w:pPr>
             <w:r>
               <w:t xml:space="preserve">10,705</w:t>
@@ -4472,10 +4638,10 @@
           </w:p>
         </w:tc>
         <w:tc>
-          <w:tcPr/>
-          <w:p>
-            <w:pPr>
-              <w:pStyle w:val="Compact"/>
+          <w:p>
+            <w:pPr>
+              <w:pStyle w:val="Compact"/>
+              <w:jc w:val="left"/>
             </w:pPr>
             <w:r>
               <w:t xml:space="preserve">89</w:t>
@@ -4483,10 +4649,10 @@
           </w:p>
         </w:tc>
         <w:tc>
-          <w:tcPr/>
-          <w:p>
-            <w:pPr>
-              <w:pStyle w:val="Compact"/>
+          <w:p>
+            <w:pPr>
+              <w:pStyle w:val="Compact"/>
+              <w:jc w:val="left"/>
             </w:pPr>
             <w:r>
               <w:t xml:space="preserve">0.83%</w:t>
@@ -4496,10 +4662,10 @@
       </w:tr>
       <w:tr>
         <w:tc>
-          <w:tcPr/>
-          <w:p>
-            <w:pPr>
-              <w:pStyle w:val="Compact"/>
+          <w:p>
+            <w:pPr>
+              <w:pStyle w:val="Compact"/>
+              <w:jc w:val="left"/>
             </w:pPr>
             <w:r>
               <w:t xml:space="preserve">2024</w:t>
@@ -4507,10 +4673,10 @@
           </w:p>
         </w:tc>
         <w:tc>
-          <w:tcPr/>
-          <w:p>
-            <w:pPr>
-              <w:pStyle w:val="Compact"/>
+          <w:p>
+            <w:pPr>
+              <w:pStyle w:val="Compact"/>
+              <w:jc w:val="left"/>
             </w:pPr>
             <w:r>
               <w:t xml:space="preserve">9,380</w:t>
@@ -4518,10 +4684,10 @@
           </w:p>
         </w:tc>
         <w:tc>
-          <w:tcPr/>
-          <w:p>
-            <w:pPr>
-              <w:pStyle w:val="Compact"/>
+          <w:p>
+            <w:pPr>
+              <w:pStyle w:val="Compact"/>
+              <w:jc w:val="left"/>
             </w:pPr>
             <w:r>
               <w:t xml:space="preserve">86</w:t>
@@ -4529,10 +4695,10 @@
           </w:p>
         </w:tc>
         <w:tc>
-          <w:tcPr/>
-          <w:p>
-            <w:pPr>
-              <w:pStyle w:val="Compact"/>
+          <w:p>
+            <w:pPr>
+              <w:pStyle w:val="Compact"/>
+              <w:jc w:val="left"/>
             </w:pPr>
             <w:r>
               <w:t xml:space="preserve">0.92%</w:t>
@@ -4542,10 +4708,10 @@
       </w:tr>
       <w:tr>
         <w:tc>
-          <w:tcPr/>
-          <w:p>
-            <w:pPr>
-              <w:pStyle w:val="Compact"/>
+          <w:p>
+            <w:pPr>
+              <w:pStyle w:val="Compact"/>
+              <w:jc w:val="left"/>
             </w:pPr>
             <w:r>
               <w:t xml:space="preserve">2025</w:t>
@@ -4553,10 +4719,10 @@
           </w:p>
         </w:tc>
         <w:tc>
-          <w:tcPr/>
-          <w:p>
-            <w:pPr>
-              <w:pStyle w:val="Compact"/>
+          <w:p>
+            <w:pPr>
+              <w:pStyle w:val="Compact"/>
+              <w:jc w:val="left"/>
             </w:pPr>
             <w:r>
               <w:t xml:space="preserve">6,792</w:t>
@@ -4564,10 +4730,10 @@
           </w:p>
         </w:tc>
         <w:tc>
-          <w:tcPr/>
-          <w:p>
-            <w:pPr>
-              <w:pStyle w:val="Compact"/>
+          <w:p>
+            <w:pPr>
+              <w:pStyle w:val="Compact"/>
+              <w:jc w:val="left"/>
             </w:pPr>
             <w:r>
               <w:t xml:space="preserve">94</w:t>
@@ -4575,10 +4741,10 @@
           </w:p>
         </w:tc>
         <w:tc>
-          <w:tcPr/>
-          <w:p>
-            <w:pPr>
-              <w:pStyle w:val="Compact"/>
+          <w:p>
+            <w:pPr>
+              <w:pStyle w:val="Compact"/>
+              <w:jc w:val="left"/>
             </w:pPr>
             <w:r>
               <w:t xml:space="preserve">1.38%</w:t>
@@ -4602,7 +4768,6 @@
       <w:r>
         <w:rPr>
           <w:b/>
-          <w:bCs/>
         </w:rPr>
         <w:t xml:space="preserve">Geographic distribution of anomalies.</w:t>
       </w:r>
@@ -4612,25 +4777,25 @@
         <w:pStyle w:val="BodyText"/>
       </w:pPr>
       <w:r>
-        <w:t xml:space="preserve">Departments with the highest rates of statistically flagged contracts were Bogotá D.C. (3.80%), Norte de Santander (1.92%), Valle del Cauca (1.21%), and Tolima (1.00%). This distribution indicates heterogeneity in contract values, not causal evidence of corruption.</w:t>
-      </w:r>
-    </w:p>
-    <w:bookmarkEnd w:id="35"/>
-    <w:bookmarkStart w:id="36" w:name="market-concentration"/>
+        <w:t xml:space="preserve">Departments with the highest rates of statistically flagged contracts were Bogota D.C. (3.80%), Norte de Santander (1.92%), Valle del Cauca (1.21%), and Tolima (1.00%). This distribution indicates heterogeneity in contract values, not causal evidence of corruption.</w:t>
+      </w:r>
+    </w:p>
     <w:p>
       <w:pPr>
         <w:pStyle w:val="Heading3"/>
       </w:pPr>
+      <w:bookmarkStart w:id="38" w:name="market-concentration"/>
       <w:r>
         <w:t xml:space="preserve">3.4 Market concentration</w:t>
       </w:r>
+      <w:bookmarkEnd w:id="38"/>
     </w:p>
     <w:p>
       <w:pPr>
         <w:pStyle w:val="FirstParagraph"/>
       </w:pPr>
       <w:r>
-        <w:t xml:space="preserve">The concentration analysis of Colombian pharmaceutical procurement in the closed analytical cohort (162,271 contracts and 50,577 suppliers) showed that the top 10 suppliers concentrated 28.7% of total contracted value and the top 3% of suppliers (1,518 of 50,577) concentrated 85.9%. The leading supplier, VECOL SA, accounted for 5.58% of total value. The detailed distribution is shown in Figure 4.</w:t>
+        <w:t xml:space="preserve">The concentration analysis of Colombian pharmaceutical procurement in the closed analytical cohort showed 50,460 unique supplier names. For value-share concentration metrics, 162,151 positive-value contracts and 50,355 suppliers with non-empty normalized labels were included. The top 10 suppliers concentrated 28.77% of total contracted value and the top 3% of suppliers (1,511 of 50,355) concentrated 85.87%. The leading supplier, VECOL SA, accounted for 5.61% of total value. The HHI was 119.26 on the 0-10,000 scale. The detailed distribution is shown in Figure 4.</w:t>
       </w:r>
     </w:p>
     <w:p>
@@ -4638,33 +4803,32 @@
         <w:pStyle w:val="BodyText"/>
       </w:pPr>
       <w:r>
-        <w:t xml:space="preserve">This concentration pattern is consistent with oligopolistic structures described in pharmaceutical procurement markets (16). The bipartite graph identified 847 recurrent entity-supplier pairs with at least five consecutive contracts.</w:t>
-      </w:r>
-    </w:p>
-    <w:bookmarkEnd w:id="36"/>
-    <w:bookmarkStart w:id="37" w:name="Xeaef38007fdce6146d1cbe3d44422fccf9ff67c"/>
+        <w:t xml:space="preserve">This pattern indicates strong cumulative concentration among leading suppliers, while the HHI remains low under conventional market-concentration thresholds because the contracted value is distributed across a large long-tail supplier base. The bipartite graph identified 847 recurrent entity-supplier pairs with at least five consecutive contracts.</w:t>
+      </w:r>
+    </w:p>
     <w:p>
       <w:pPr>
         <w:pStyle w:val="Heading3"/>
       </w:pPr>
+      <w:bookmarkStart w:id="39" w:name="Xeaef38007fdce6146d1cbe3d44422fccf9ff67c"/>
       <w:r>
         <w:t xml:space="preserve">3.5 Smart-contract payment workflow: complementary technical proof of concept</w:t>
       </w:r>
+      <w:bookmarkEnd w:id="39"/>
     </w:p>
     <w:p>
       <w:pPr>
         <w:pStyle w:val="FirstParagraph"/>
       </w:pPr>
       <w:r>
-        <w:t xml:space="preserve">Tests in the Sepolia-based BigLoI plus Chainlink CRE simulator verified that the prototype could execute predefined transitions between digital states. Reported times are investigator-defined reference times used for functional validation of the prototype and do not represent observed measurements of the full real-world logistics and administrative process. SECOP-II was used as a contractual reference point rather than as an operational stage of hospital workflow, and no hospital payment system was instrumented or experimentally compared.</w:t>
+        <w:t xml:space="preserve">Tests in the Sepolia-based BigLoI plus Chainlink CRE simulator verified that the prototype could execute predefined transitions between digital states. Figure 5 contrasts the current institutional payment flow with the digital states of the smart-contract prototype. Reported times are investigator-defined reference times used for functional validation of the prototype and do not represent observed measurements of the full real-world logistics and administrative process. SECOP-II was used as a contractual reference point rather than as an operational stage of hospital workflow, and no hospital payment system was instrumented or experimentally compared.</w:t>
       </w:r>
     </w:p>
     <w:tbl>
       <w:tblPr>
         <w:tblStyle w:val="Table"/>
-        <w:tblW w:type="pct" w:w="5000"/>
-        <w:tblLayout w:type="fixed"/>
-        <w:tblLook w:firstRow="1" w:lastRow="0" w:firstColumn="0" w:lastColumn="0" w:noHBand="0" w:noVBand="0" w:val="0020"/>
+        <w:tblW w:type="pct" w:w="5000.0"/>
+        <w:tblLook w:firstRow="1"/>
       </w:tblPr>
       <w:tblGrid>
         <w:gridCol w:w="3960"/>
@@ -4672,13 +4836,19 @@
       </w:tblGrid>
       <w:tr>
         <w:trPr>
-          <w:tblHeader w:val="on"/>
+          <w:cnfStyle w:firstRow="1"/>
         </w:trPr>
         <w:tc>
-          <w:tcPr/>
-          <w:p>
-            <w:pPr>
-              <w:pStyle w:val="Compact"/>
+          <w:tcPr>
+            <w:tcBorders>
+              <w:bottom w:val="single"/>
+            </w:tcBorders>
+            <w:vAlign w:val="bottom"/>
+          </w:tcPr>
+          <w:p>
+            <w:pPr>
+              <w:pStyle w:val="Compact"/>
+              <w:jc w:val="left"/>
             </w:pPr>
             <w:r>
               <w:t xml:space="preserve">Functional stage</w:t>
@@ -4686,10 +4856,16 @@
           </w:p>
         </w:tc>
         <w:tc>
-          <w:tcPr/>
-          <w:p>
-            <w:pPr>
-              <w:pStyle w:val="Compact"/>
+          <w:tcPr>
+            <w:tcBorders>
+              <w:bottom w:val="single"/>
+            </w:tcBorders>
+            <w:vAlign w:val="bottom"/>
+          </w:tcPr>
+          <w:p>
+            <w:pPr>
+              <w:pStyle w:val="Compact"/>
+              <w:jc w:val="left"/>
             </w:pPr>
             <w:r>
               <w:t xml:space="preserve">Prototype time</w:t>
@@ -4699,10 +4875,10 @@
       </w:tr>
       <w:tr>
         <w:tc>
-          <w:tcPr/>
-          <w:p>
-            <w:pPr>
-              <w:pStyle w:val="Compact"/>
+          <w:p>
+            <w:pPr>
+              <w:pStyle w:val="Compact"/>
+              <w:jc w:val="left"/>
             </w:pPr>
             <w:r>
               <w:t xml:space="preserve">Validated contract or enabled order to medicines dispatched</w:t>
@@ -4710,10 +4886,10 @@
           </w:p>
         </w:tc>
         <w:tc>
-          <w:tcPr/>
-          <w:p>
-            <w:pPr>
-              <w:pStyle w:val="Compact"/>
+          <w:p>
+            <w:pPr>
+              <w:pStyle w:val="Compact"/>
+              <w:jc w:val="left"/>
             </w:pPr>
             <w:r>
               <w:t xml:space="preserve">About 24 hours</w:t>
@@ -4723,10 +4899,10 @@
       </w:tr>
       <w:tr>
         <w:tc>
-          <w:tcPr/>
-          <w:p>
-            <w:pPr>
-              <w:pStyle w:val="Compact"/>
+          <w:p>
+            <w:pPr>
+              <w:pStyle w:val="Compact"/>
+              <w:jc w:val="left"/>
             </w:pPr>
             <w:r>
               <w:t xml:space="preserve">Medicines dispatched to delivery verified</w:t>
@@ -4734,10 +4910,10 @@
           </w:p>
         </w:tc>
         <w:tc>
-          <w:tcPr/>
-          <w:p>
-            <w:pPr>
-              <w:pStyle w:val="Compact"/>
+          <w:p>
+            <w:pPr>
+              <w:pStyle w:val="Compact"/>
+              <w:jc w:val="left"/>
             </w:pPr>
             <w:r>
               <w:t xml:space="preserve">About 4 hours</w:t>
@@ -4747,10 +4923,10 @@
       </w:tr>
       <w:tr>
         <w:tc>
-          <w:tcPr/>
-          <w:p>
-            <w:pPr>
-              <w:pStyle w:val="Compact"/>
+          <w:p>
+            <w:pPr>
+              <w:pStyle w:val="Compact"/>
+              <w:jc w:val="left"/>
             </w:pPr>
             <w:r>
               <w:t xml:space="preserve">Delivery verified to CRE registered</w:t>
@@ -4758,10 +4934,10 @@
           </w:p>
         </w:tc>
         <w:tc>
-          <w:tcPr/>
-          <w:p>
-            <w:pPr>
-              <w:pStyle w:val="Compact"/>
+          <w:p>
+            <w:pPr>
+              <w:pStyle w:val="Compact"/>
+              <w:jc w:val="left"/>
             </w:pPr>
             <w:r>
               <w:t xml:space="preserve">About 1 hour</w:t>
@@ -4771,10 +4947,10 @@
       </w:tr>
       <w:tr>
         <w:tc>
-          <w:tcPr/>
-          <w:p>
-            <w:pPr>
-              <w:pStyle w:val="Compact"/>
+          <w:p>
+            <w:pPr>
+              <w:pStyle w:val="Compact"/>
+              <w:jc w:val="left"/>
             </w:pPr>
             <w:r>
               <w:t xml:space="preserve">CRE registered to payment released</w:t>
@@ -4782,10 +4958,10 @@
           </w:p>
         </w:tc>
         <w:tc>
-          <w:tcPr/>
-          <w:p>
-            <w:pPr>
-              <w:pStyle w:val="Compact"/>
+          <w:p>
+            <w:pPr>
+              <w:pStyle w:val="Compact"/>
+              <w:jc w:val="left"/>
             </w:pPr>
             <w:r>
               <w:t xml:space="preserve">About 1 hour</w:t>
@@ -4795,10 +4971,10 @@
       </w:tr>
       <w:tr>
         <w:tc>
-          <w:tcPr/>
-          <w:p>
-            <w:pPr>
-              <w:pStyle w:val="Compact"/>
+          <w:p>
+            <w:pPr>
+              <w:pStyle w:val="Compact"/>
+              <w:jc w:val="left"/>
             </w:pPr>
             <w:r>
               <w:t xml:space="preserve">Full digital cycle of the prototype</w:t>
@@ -4806,10 +4982,10 @@
           </w:p>
         </w:tc>
         <w:tc>
-          <w:tcPr/>
-          <w:p>
-            <w:pPr>
-              <w:pStyle w:val="Compact"/>
+          <w:p>
+            <w:pPr>
+              <w:pStyle w:val="Compact"/>
+              <w:jc w:val="left"/>
             </w:pPr>
             <w:r>
               <w:t xml:space="preserve">About 30 hours</w:t>
@@ -4823,7 +4999,7 @@
         <w:pStyle w:val="BodyText"/>
       </w:pPr>
       <w:r>
-        <w:t xml:space="preserve">The current cycle documented in literature and institutional reports is 60-180 days, with a 90-day median. This comparison should be interpreted only as a heuristic contrast in order of magnitude for the digital administrative component, not as a direct equivalence to the full hospital process or as evidence that the prototype would reproduce those reductions in practice.</w:t>
+        <w:t xml:space="preserve">The current institutional cycle reported in the literature is 60-180 days (90-day median). This contrast is heuristic and order-of-magnitude only for the digital administrative component; it is not a direct equivalence to the full hospital process, nor evidence that the prototype would reproduce such reductions in practice.</w:t>
       </w:r>
     </w:p>
     <w:p>
@@ -4833,7 +5009,6 @@
       <w:r>
         <w:rPr>
           <w:b/>
-          <w:bCs/>
         </w:rPr>
         <w:t xml:space="preserve">Illustrative financial-savings scenario.</w:t>
       </w:r>
@@ -4846,15 +5021,15 @@
         <w:t xml:space="preserve">Average annual pharmaceutical procurement flow across the closed 2020-2025 cohort was approximately COP 3.4 trillion (about USD 853 million at the reference exchange rate). Under a theoretical scenario of substantial reduction in digital administrative delays, and applying a monthly financial cost of 2% to the avoidable payment-cycle component, projected annual savings were estimated as COP 224,000 million per year (approximately USD 56.0 million). Using 2025 annual flow, the illustrative potential rises to COP 330,000 million per year (approximately USD 82.5 million). These values are scenario outputs only and should not be interpreted as observed savings, budget impact estimates, or implementation-ready business cases.</w:t>
       </w:r>
     </w:p>
-    <w:bookmarkEnd w:id="37"/>
-    <w:bookmarkStart w:id="38" w:name="X8cf314364155bb680bd0172dcf76142a5d419fe"/>
     <w:p>
       <w:pPr>
         <w:pStyle w:val="Heading3"/>
       </w:pPr>
+      <w:bookmarkStart w:id="40" w:name="X8cf314364155bb680bd0172dcf76142a5d419fe"/>
       <w:r>
         <w:t xml:space="preserve">3.6 Complementary modules: machine learning and semantic retrieval</w:t>
       </w:r>
+      <w:bookmarkEnd w:id="40"/>
     </w:p>
     <w:p>
       <w:pPr>
@@ -4871,32 +5046,32 @@
         </w:pict>
       </w:r>
     </w:p>
-    <w:bookmarkEnd w:id="38"/>
-    <w:bookmarkEnd w:id="39"/>
-    <w:bookmarkStart w:id="46" w:name="discussion"/>
     <w:p>
       <w:pPr>
         <w:pStyle w:val="Heading2"/>
       </w:pPr>
+      <w:bookmarkStart w:id="41" w:name="discussion"/>
       <w:r>
         <w:t xml:space="preserve">4. Discussion</w:t>
       </w:r>
-    </w:p>
-    <w:bookmarkStart w:id="40" w:name="X9bc0a68e70a6a936fc63df09c87946574481f37"/>
+      <w:bookmarkEnd w:id="41"/>
+    </w:p>
     <w:p>
       <w:pPr>
         <w:pStyle w:val="Heading3"/>
       </w:pPr>
+      <w:bookmarkStart w:id="42" w:name="X9bc0a68e70a6a936fc63df09c87946574481f37"/>
       <w:r>
         <w:t xml:space="preserve">4.1 Scale and relevance of the documented problem</w:t>
       </w:r>
+      <w:bookmarkEnd w:id="42"/>
     </w:p>
     <w:p>
       <w:pPr>
         <w:pStyle w:val="FirstParagraph"/>
       </w:pPr>
       <w:r>
-        <w:t xml:space="preserve">The corpus of 162,271 pharmaceutical contracts from 2020 to 2025 represents, to our knowledge, the largest validated closed longitudinal series of public pharmaceutical procurement described for Colombia. The log-normal distribution of contract values and the concentration of 78% of total value in the top decile are consistent with the literature on public procurement markets (14).</w:t>
+        <w:t xml:space="preserve">The corpus of 162,271 pharmaceutical contracts from 2020 to 2025 represents, to our knowledge, the largest validated closed longitudinal series of public pharmaceutical procurement described for Colombia. The log-normal distribution of contract values, the concentration of 78% of total value in the top decile, and the HHI of 119.26 are consistent with procurement markets characterized by a small group of high-value suppliers and a large long-tail supplier base (14).</w:t>
       </w:r>
     </w:p>
     <w:p>
@@ -4907,15 +5082,15 @@
         <w:t xml:space="preserve">The increase in statistical-alert rates from 0.31% in 2021 to 1.38% in 2025 suggests increasing heterogeneity in contracted values during the study period. This pattern warrants dedicated investigation with adjustment for potential confounders such as pharmaceutical inflation and the introduction of new high-cost categories.</w:t>
       </w:r>
     </w:p>
-    <w:bookmarkEnd w:id="40"/>
-    <w:bookmarkStart w:id="41" w:name="z-scores-as-a-surveillance-instrument"/>
     <w:p>
       <w:pPr>
         <w:pStyle w:val="Heading3"/>
       </w:pPr>
+      <w:bookmarkStart w:id="43" w:name="z-scores-as-a-surveillance-instrument"/>
       <w:r>
         <w:t xml:space="preserve">4.2 Z-scores as a surveillance instrument</w:t>
       </w:r>
+      <w:bookmarkEnd w:id="43"/>
     </w:p>
     <w:p>
       <w:pPr>
@@ -4925,15 +5100,15 @@
         <w:t xml:space="preserve">The Z-score methodology offers advantages over manual auditing: it operates on the full universe of contracts, is reproducible, and does not require confidential information. Future linkage with SISMED unit prices and item-level disaggregation would likely improve the sensitivity and interpretability of the detector (13,15). The sustained increase in alert rates from 2021 to 2025 supports evaluation of this approach for routine audit workflows.</w:t>
       </w:r>
     </w:p>
-    <w:bookmarkEnd w:id="41"/>
-    <w:bookmarkStart w:id="42" w:name="X4f0a0aeb33846192050c78e0abcb33fff8a6a56"/>
     <w:p>
       <w:pPr>
         <w:pStyle w:val="Heading3"/>
       </w:pPr>
+      <w:bookmarkStart w:id="44" w:name="X4f0a0aeb33846192050c78e0abcb33fff8a6a56"/>
       <w:r>
         <w:t xml:space="preserve">4.3 Smart contracts applied to pharmaceutical payment workflows: interpretation of a complementary proof of concept</w:t>
       </w:r>
+      <w:bookmarkEnd w:id="44"/>
     </w:p>
     <w:p>
       <w:pPr>
@@ -4943,15 +5118,15 @@
         <w:t xml:space="preserve">The proof of concept supports only a narrow technical claim: conditional digital state transitions can be encoded and executed in a prototype payment workflow under testnet conditions. It does not demonstrate real-world reduction of payment times, lower transaction costs, or institutional deployability. The reported times are not measurements of the full payment process, which also depends on transport, packaging, storage, institutional validation, treasury procedures, contracting rules, and other bottlenecks not modeled here. A defensible operational evaluation would require prospective integration with public hospital information systems, real transaction traces, explicit counterfactual design, and independent technical and regulatory review. Large-scale implementation would additionally require public-treasury integration, legal validation, cybersecurity controls, and external smart-contract auditing.</w:t>
       </w:r>
     </w:p>
-    <w:bookmarkEnd w:id="42"/>
-    <w:bookmarkStart w:id="43" w:name="contribution-to-health-data-governance"/>
     <w:p>
       <w:pPr>
         <w:pStyle w:val="Heading3"/>
       </w:pPr>
+      <w:bookmarkStart w:id="45" w:name="contribution-to-health-data-governance"/>
       <w:r>
         <w:t xml:space="preserve">4.4 Contribution to health data governance</w:t>
       </w:r>
+      <w:bookmarkEnd w:id="45"/>
     </w:p>
     <w:p>
       <w:pPr>
@@ -4961,15 +5136,15 @@
         <w:t xml:space="preserve">Colombia has public data sources that can support pharmaceutical surveillance, but it lacks analytical infrastructure that reliably converts those data into actionable evidence. BigLoI illustrates that such infrastructure can be built using open technologies, reproducible workflows, and auditable queries over a contractual corpus.</w:t>
       </w:r>
     </w:p>
-    <w:bookmarkEnd w:id="43"/>
-    <w:bookmarkStart w:id="44" w:name="limitations"/>
     <w:p>
       <w:pPr>
         <w:pStyle w:val="Heading3"/>
       </w:pPr>
+      <w:bookmarkStart w:id="46" w:name="limitations"/>
       <w:r>
         <w:t xml:space="preserve">4.5 Limitations</w:t>
       </w:r>
+      <w:bookmarkEnd w:id="46"/>
     </w:p>
     <w:p>
       <w:pPr>
@@ -4978,7 +5153,6 @@
       <w:r>
         <w:rPr>
           <w:b/>
-          <w:bCs/>
         </w:rPr>
         <w:t xml:space="preserve">SECOP-II data quality.</w:t>
       </w:r>
@@ -4986,7 +5160,7 @@
         <w:t xml:space="preserve"> </w:t>
       </w:r>
       <w:r>
-        <w:t xml:space="preserve">Buyer and supplier variables include null, generic, or inconsistent values in a meaningful share of contracts in local sample files, which constrains some network analyses. This reflects source-data quality issues in SECOP-II. The closed 2020-2025 cohort included 162,271 pharmaceutical contracts, while the live PostgreSQL snapshot currently indexes 162,921 pharmaceutical records; both reflect the subset with the highest completeness available to the platform.</w:t>
+        <w:t xml:space="preserve">Buyer and supplier variables include null, generic, or inconsistent values in a meaningful share of contracts in local sample files, which constrains some network analyses. This reflects source-data quality issues in SECOP-II. The closed 2020-2025 cohort included 162,271 pharmaceutical contracts, while the recovered local PostgreSQL source currently indexes 165,549 pharmaceutical records including live 2026 monitoring rows; both reflect the subset with the highest completeness available to the platform.</w:t>
       </w:r>
     </w:p>
     <w:p>
@@ -4996,7 +5170,6 @@
       <w:r>
         <w:rPr>
           <w:b/>
-          <w:bCs/>
         </w:rPr>
         <w:t xml:space="preserve">SISMED temporal mismatch and granularity.</w:t>
       </w:r>
@@ -5014,7 +5187,6 @@
       <w:r>
         <w:rPr>
           <w:b/>
-          <w:bCs/>
         </w:rPr>
         <w:t xml:space="preserve">Blockchain test-network scope.</w:t>
       </w:r>
@@ -5022,7 +5194,7 @@
         <w:t xml:space="preserve"> </w:t>
       </w:r>
       <w:r>
-        <w:t xml:space="preserve">Validation of the payment workflow was conducted on Sepolia exclusively as a functional test of transitions between digital states. Prototype times are referential and do not correspond to real-world measurements of the full operational process. The scenario analysis does not constitute an economic evaluation, and the prototype was not tested against live institutional payment data. Implementation on mainnet would require independent smart-contract auditing, regulatory validation, coordination with public-treasury systems, cybersecurity review, and ideally integration with hospital systems to capture more granular operational events.</w:t>
+        <w:t xml:space="preserve">As detailed in Section 4.3, the payment-workflow validation on Sepolia was a functional test of digital state transitions only: prototype times are referential, the savings scenario is not an economic evaluation, and the prototype was not tested against live institutional payment data. Mainnet implementation would require independent smart-contract auditing, regulatory validation, public-treasury integration, and cybersecurity review.</w:t>
       </w:r>
     </w:p>
     <w:p>
@@ -5032,7 +5204,6 @@
       <w:r>
         <w:rPr>
           <w:b/>
-          <w:bCs/>
         </w:rPr>
         <w:t xml:space="preserve">Selection bias in pharmaceutical filtering.</w:t>
       </w:r>
@@ -5050,7 +5221,6 @@
       <w:r>
         <w:rPr>
           <w:b/>
-          <w:bCs/>
         </w:rPr>
         <w:t xml:space="preserve">Interpretive scope.</w:t>
       </w:r>
@@ -5061,15 +5231,15 @@
         <w:t xml:space="preserve">The observational design identifies statistical patterns but does not establish causal relationships or measure clinical impact. Interpreting flagged contracts as evidence of corruption would require additional causal methods and involvement of competent institutions.</w:t>
       </w:r>
     </w:p>
-    <w:bookmarkEnd w:id="44"/>
-    <w:bookmarkStart w:id="45" w:name="implications-for-public-policy"/>
     <w:p>
       <w:pPr>
         <w:pStyle w:val="Heading3"/>
       </w:pPr>
+      <w:bookmarkStart w:id="47" w:name="implications-for-public-policy"/>
       <w:r>
         <w:t xml:space="preserve">4.6 Implications for public policy</w:t>
       </w:r>
+      <w:bookmarkEnd w:id="47"/>
     </w:p>
     <w:p>
       <w:pPr>
@@ -5086,16 +5256,15 @@
         </w:pict>
       </w:r>
     </w:p>
-    <w:bookmarkEnd w:id="45"/>
-    <w:bookmarkEnd w:id="46"/>
-    <w:bookmarkStart w:id="47" w:name="conclusions"/>
     <w:p>
       <w:pPr>
         <w:pStyle w:val="Heading2"/>
       </w:pPr>
+      <w:bookmarkStart w:id="48" w:name="conclusions"/>
       <w:r>
         <w:t xml:space="preserve">5. Conclusions</w:t>
       </w:r>
+      <w:bookmarkEnd w:id="48"/>
     </w:p>
     <w:p>
       <w:pPr>
@@ -5115,7 +5284,6 @@
       <w:r>
         <w:rPr>
           <w:b/>
-          <w:bCs/>
         </w:rPr>
         <w:t xml:space="preserve">Market concentration.</w:t>
       </w:r>
@@ -5123,7 +5291,7 @@
         <w:t xml:space="preserve"> </w:t>
       </w:r>
       <w:r>
-        <w:t xml:space="preserve">The top 3% of suppliers concentrated 85.9% of total contracted value, and the top 10 suppliers concentrated 28.7%.</w:t>
+        <w:t xml:space="preserve">The top 3% of suppliers concentrated 85.87% of total contracted value, the top 10 suppliers concentrated 28.77%, and the HHI was 119.26 on the 0-10,000 scale.</w:t>
       </w:r>
     </w:p>
     <w:p>
@@ -5136,7 +5304,6 @@
       <w:r>
         <w:rPr>
           <w:b/>
-          <w:bCs/>
         </w:rPr>
         <w:t xml:space="preserve">Atypical statistical patterns.</w:t>
       </w:r>
@@ -5144,7 +5311,7 @@
         <w:t xml:space="preserve"> </w:t>
       </w:r>
       <w:r>
-        <w:t xml:space="preserve">A total of 690 contracts triggered Z-score alerts with absolute Z-score greater than or equal to 1.5 sigma, antibiotics showed Zmax of 8.32, and the alert rate increased from 0.31% in 2021 to 1.38% in 2025.</w:t>
+        <w:t xml:space="preserve">A total of 685 contracts triggered Z-score alerts with absolute Z-score greater than or equal to 1.5 sigma, antibiotics showed Zmax of 8.32, and the alert rate increased from 0.31% in 2021 to 1.38% in 2025.</w:t>
       </w:r>
     </w:p>
     <w:p>
@@ -5157,7 +5324,6 @@
       <w:r>
         <w:rPr>
           <w:b/>
-          <w:bCs/>
         </w:rPr>
         <w:t xml:space="preserve">Reproducible infrastructure.</w:t>
       </w:r>
@@ -5191,15 +5357,15 @@
         </w:pict>
       </w:r>
     </w:p>
-    <w:bookmarkEnd w:id="47"/>
-    <w:bookmarkStart w:id="48" w:name="author-contributions"/>
     <w:p>
       <w:pPr>
         <w:pStyle w:val="Heading2"/>
       </w:pPr>
+      <w:bookmarkStart w:id="49" w:name="author-contributions"/>
       <w:r>
         <w:t xml:space="preserve">Author contributions</w:t>
       </w:r>
+      <w:bookmarkEnd w:id="49"/>
     </w:p>
     <w:p>
       <w:pPr>
@@ -5216,15 +5382,15 @@
         </w:pict>
       </w:r>
     </w:p>
-    <w:bookmarkEnd w:id="48"/>
-    <w:bookmarkStart w:id="49" w:name="funding"/>
     <w:p>
       <w:pPr>
         <w:pStyle w:val="Heading2"/>
       </w:pPr>
+      <w:bookmarkStart w:id="50" w:name="funding"/>
       <w:r>
         <w:t xml:space="preserve">Funding</w:t>
       </w:r>
+      <w:bookmarkEnd w:id="50"/>
     </w:p>
     <w:p>
       <w:pPr>
@@ -5241,15 +5407,15 @@
         </w:pict>
       </w:r>
     </w:p>
-    <w:bookmarkEnd w:id="49"/>
-    <w:bookmarkStart w:id="50" w:name="competing-interests"/>
     <w:p>
       <w:pPr>
         <w:pStyle w:val="Heading2"/>
       </w:pPr>
+      <w:bookmarkStart w:id="51" w:name="competing-interests"/>
       <w:r>
         <w:t xml:space="preserve">Competing interests</w:t>
       </w:r>
+      <w:bookmarkEnd w:id="51"/>
     </w:p>
     <w:p>
       <w:pPr>
@@ -5266,28 +5432,27 @@
         </w:pict>
       </w:r>
     </w:p>
-    <w:bookmarkEnd w:id="50"/>
-    <w:bookmarkStart w:id="55" w:name="data-and-code-availability"/>
     <w:p>
       <w:pPr>
         <w:pStyle w:val="Heading2"/>
       </w:pPr>
+      <w:bookmarkStart w:id="52" w:name="data-and-code-availability"/>
       <w:r>
         <w:t xml:space="preserve">Data and code availability</w:t>
       </w:r>
-    </w:p>
-    <w:p>
-      <w:pPr>
-        <w:pStyle w:val="Compact"/>
+      <w:bookmarkEnd w:id="52"/>
+    </w:p>
+    <w:p>
+      <w:pPr>
         <w:numPr>
           <w:ilvl w:val="0"/>
           <w:numId w:val="1002"/>
         </w:numPr>
+        <w:pStyle w:val="Compact"/>
       </w:pPr>
       <w:r>
         <w:rPr>
           <w:b/>
-          <w:bCs/>
         </w:rPr>
         <w:t xml:space="preserve">Article reproducibility package:</w:t>
       </w:r>
@@ -5300,7 +5465,7 @@
       <w:r>
         <w:t xml:space="preserve"> </w:t>
       </w:r>
-      <w:hyperlink r:id="rId51">
+      <w:hyperlink r:id="rId53">
         <w:r>
           <w:rPr>
             <w:rStyle w:val="Hyperlink"/>
@@ -5317,7 +5482,7 @@
       <w:r>
         <w:t xml:space="preserve"> </w:t>
       </w:r>
-      <w:hyperlink r:id="rId52">
+      <w:hyperlink r:id="rId54">
         <w:r>
           <w:rPr>
             <w:rStyle w:val="Hyperlink"/>
@@ -5331,16 +5496,15 @@
     </w:p>
     <w:p>
       <w:pPr>
-        <w:pStyle w:val="Compact"/>
         <w:numPr>
           <w:ilvl w:val="0"/>
           <w:numId w:val="1002"/>
         </w:numPr>
+        <w:pStyle w:val="Compact"/>
       </w:pPr>
       <w:r>
         <w:rPr>
           <w:b/>
-          <w:bCs/>
         </w:rPr>
         <w:t xml:space="preserve">Extended BigLoI platform source code:</w:t>
       </w:r>
@@ -5353,7 +5517,7 @@
       <w:r>
         <w:t xml:space="preserve"> </w:t>
       </w:r>
-      <w:hyperlink r:id="rId53">
+      <w:hyperlink r:id="rId55">
         <w:r>
           <w:rPr>
             <w:rStyle w:val="Hyperlink"/>
@@ -5367,16 +5531,15 @@
     </w:p>
     <w:p>
       <w:pPr>
-        <w:pStyle w:val="Compact"/>
         <w:numPr>
           <w:ilvl w:val="0"/>
           <w:numId w:val="1002"/>
         </w:numPr>
+        <w:pStyle w:val="Compact"/>
       </w:pPr>
       <w:r>
         <w:rPr>
           <w:b/>
-          <w:bCs/>
         </w:rPr>
         <w:t xml:space="preserve">SECOP-II, INVIMA, and SISMED data:</w:t>
       </w:r>
@@ -5389,23 +5552,22 @@
     </w:p>
     <w:p>
       <w:pPr>
-        <w:pStyle w:val="Compact"/>
         <w:numPr>
           <w:ilvl w:val="0"/>
           <w:numId w:val="1002"/>
         </w:numPr>
+        <w:pStyle w:val="Compact"/>
       </w:pPr>
       <w:r>
         <w:rPr>
           <w:b/>
-          <w:bCs/>
         </w:rPr>
         <w:t xml:space="preserve">Author ORCID:</w:t>
       </w:r>
       <w:r>
         <w:t xml:space="preserve"> </w:t>
       </w:r>
-      <w:hyperlink r:id="rId54">
+      <w:hyperlink r:id="rId56">
         <w:r>
           <w:rPr>
             <w:rStyle w:val="Hyperlink"/>
@@ -5419,16 +5581,15 @@
     </w:p>
     <w:p>
       <w:pPr>
-        <w:pStyle w:val="Compact"/>
         <w:numPr>
           <w:ilvl w:val="0"/>
           <w:numId w:val="1002"/>
         </w:numPr>
+        <w:pStyle w:val="Compact"/>
       </w:pPr>
       <w:r>
         <w:rPr>
           <w:b/>
-          <w:bCs/>
         </w:rPr>
         <w:t xml:space="preserve">BigLoI National Medicines Observatory:</w:t>
       </w:r>
@@ -5446,15 +5607,15 @@
         </w:pict>
       </w:r>
     </w:p>
-    <w:bookmarkEnd w:id="55"/>
-    <w:bookmarkStart w:id="58" w:name="references"/>
     <w:p>
       <w:pPr>
         <w:pStyle w:val="Heading2"/>
       </w:pPr>
+      <w:bookmarkStart w:id="57" w:name="references"/>
       <w:r>
         <w:t xml:space="preserve">References</w:t>
       </w:r>
+      <w:bookmarkEnd w:id="57"/>
     </w:p>
     <w:p>
       <w:pPr>
@@ -5464,7 +5625,7 @@
         </w:numPr>
       </w:pPr>
       <w:r>
-        <w:t xml:space="preserve">Departamento Nacional de Planeacion. Sistema Electronico de Contratacion Publica SECOP-II: estadisticas de uso 2015-2026. Bogotá: Departamento Nacional de Planeacion; 2026.</w:t>
+        <w:t xml:space="preserve">Departamento Nacional de Planeacion. Sistema Electronico de Contratacion Publica SECOP-II: estadisticas de uso 2015-2026. Bogota: Departamento Nacional de Planeacion; 2026.</w:t>
       </w:r>
     </w:p>
     <w:p>
@@ -5486,7 +5647,7 @@
         </w:numPr>
       </w:pPr>
       <w:r>
-        <w:t xml:space="preserve">Contraloria General de la Republica de Colombia. Informe de auditoria al sistema de contratacion farmaceutica publica 2023. Bogotá: Contraloria General de la Republica de Colombia; 2024.</w:t>
+        <w:t xml:space="preserve">Contraloria General de la Republica de Colombia. Informe de auditoria al sistema de contratacion farmaceutica publica 2023. Bogota: Contraloria General de la Republica de Colombia; 2024.</w:t>
       </w:r>
     </w:p>
     <w:p>
@@ -5497,7 +5658,7 @@
         </w:numPr>
       </w:pPr>
       <w:r>
-        <w:t xml:space="preserve">Ministerio de Salud y Proteccion Social. SISMED: boletin de precios de medicamentos. Bogotá: Ministerio de Salud y Proteccion Social; 2025.</w:t>
+        <w:t xml:space="preserve">Ministerio de Salud y Proteccion Social. SISMED: boletin de precios de medicamentos. Bogota: Ministerio de Salud y Proteccion Social; 2025.</w:t>
       </w:r>
     </w:p>
     <w:p>
@@ -5508,7 +5669,7 @@
         </w:numPr>
       </w:pPr>
       <w:r>
-        <w:t xml:space="preserve">Defensoria del Pueblo de Colombia. Informe sobre desabastecimiento de medicamentos en el Eje Cafetero 2025. Bogotá: Defensoria del Pueblo de Colombia; 2025.</w:t>
+        <w:t xml:space="preserve">Defensoria del Pueblo de Colombia. Informe sobre desabastecimiento de medicamentos en el Eje Cafetero 2025. Bogota: Defensoria del Pueblo de Colombia; 2025.</w:t>
       </w:r>
     </w:p>
     <w:p>
@@ -5568,7 +5729,7 @@
       <w:r>
         <w:t xml:space="preserve"> </w:t>
       </w:r>
-      <w:hyperlink r:id="rId56">
+      <w:hyperlink r:id="rId58">
         <w:r>
           <w:rPr>
             <w:rStyle w:val="Hyperlink"/>
@@ -5593,7 +5754,7 @@
       <w:r>
         <w:t xml:space="preserve"> </w:t>
       </w:r>
-      <w:hyperlink r:id="rId57">
+      <w:hyperlink r:id="rId59">
         <w:r>
           <w:rPr>
             <w:rStyle w:val="Hyperlink"/>
@@ -5667,15 +5828,15 @@
         </w:pict>
       </w:r>
     </w:p>
-    <w:bookmarkEnd w:id="58"/>
-    <w:bookmarkStart w:id="59" w:name="figure-legends"/>
     <w:p>
       <w:pPr>
         <w:pStyle w:val="Heading2"/>
       </w:pPr>
+      <w:bookmarkStart w:id="60" w:name="figure-legends"/>
       <w:r>
         <w:t xml:space="preserve">Figure legends</w:t>
       </w:r>
+      <w:bookmarkEnd w:id="60"/>
     </w:p>
     <w:p>
       <w:pPr>
@@ -5684,7 +5845,6 @@
       <w:r>
         <w:rPr>
           <w:b/>
-          <w:bCs/>
         </w:rPr>
         <w:t xml:space="preserve">Figure 1.</w:t>
       </w:r>
@@ -5702,7 +5862,6 @@
       <w:r>
         <w:rPr>
           <w:b/>
-          <w:bCs/>
         </w:rPr>
         <w:t xml:space="preserve">Figure 2.</w:t>
       </w:r>
@@ -5720,7 +5879,6 @@
       <w:r>
         <w:rPr>
           <w:b/>
-          <w:bCs/>
         </w:rPr>
         <w:t xml:space="preserve">Figure 3.</w:t>
       </w:r>
@@ -5738,7 +5896,6 @@
       <w:r>
         <w:rPr>
           <w:b/>
-          <w:bCs/>
         </w:rPr>
         <w:t xml:space="preserve">Figure 4.</w:t>
       </w:r>
@@ -5756,7 +5913,6 @@
       <w:r>
         <w:rPr>
           <w:b/>
-          <w:bCs/>
         </w:rPr>
         <w:t xml:space="preserve">Figure 5.</w:t>
       </w:r>
@@ -5774,7 +5930,6 @@
       <w:r>
         <w:rPr>
           <w:b/>
-          <w:bCs/>
         </w:rPr>
         <w:t xml:space="preserve">Figure 6.</w:t>
       </w:r>
@@ -5792,7 +5947,6 @@
       <w:r>
         <w:rPr>
           <w:b/>
-          <w:bCs/>
         </w:rPr>
         <w:t xml:space="preserve">Table 1.</w:t>
       </w:r>
@@ -5810,7 +5964,6 @@
       <w:r>
         <w:rPr>
           <w:b/>
-          <w:bCs/>
         </w:rPr>
         <w:t xml:space="preserve">Table 2.</w:t>
       </w:r>
@@ -5828,24 +5981,15 @@
         </w:pict>
       </w:r>
     </w:p>
-    <w:bookmarkEnd w:id="59"/>
-    <w:bookmarkStart w:id="63" w:name="appendices"/>
     <w:p>
       <w:pPr>
         <w:pStyle w:val="Heading2"/>
       </w:pPr>
-      <w:r>
-        <w:t xml:space="preserve">Appendices</w:t>
-      </w:r>
-    </w:p>
-    <w:bookmarkStart w:id="60" w:name="X3a1cbfc11b597cd4877a901df0b4e103fe7e4dc"/>
-    <w:p>
-      <w:pPr>
-        <w:pStyle w:val="Heading3"/>
-      </w:pPr>
-      <w:r>
-        <w:t xml:space="preserve">Appendix 1. SECOP-II pharmaceutical filtering taxonomy</w:t>
-      </w:r>
+      <w:bookmarkStart w:id="61" w:name="supporting-information"/>
+      <w:r>
+        <w:t xml:space="preserve">Supporting information</w:t>
+      </w:r>
+      <w:bookmarkEnd w:id="61"/>
     </w:p>
     <w:p>
       <w:pPr>
@@ -5854,62 +5998,104 @@
       <w:r>
         <w:rPr>
           <w:b/>
-          <w:bCs/>
         </w:rPr>
-        <w:t xml:space="preserve">Spanish-language inclusion terms (19):</w:t>
+        <w:t xml:space="preserve">S1 Table. Approximate COP/USD equivalents for the principal monetary values reported in the manuscript.</w:t>
       </w:r>
       <w:r>
         <w:t xml:space="preserve"> </w:t>
       </w:r>
       <w:r>
-        <w:t xml:space="preserve">medicamento, farmaceutico, farmacia, antibiotico, vacuna, insulina, quimioterapia, dispositivos medicos, insumo medico, suministro medico, biologico, antiviral, analgesico, anestesia, oncologico, hemodialisis, hormonal, anticoagulante, inmunosupresor.</w:t>
-      </w:r>
-    </w:p>
-    <w:p>
-      <w:pPr>
-        <w:pStyle w:val="BodyText"/>
+        <w:t xml:space="preserve">Conversions use a single round reference exchange rate of COP 4,000 per USD and are provided only as approximate interpretive aids; no analyses were performed in USD.</w:t>
+      </w:r>
+    </w:p>
+    <w:p>
+      <w:r>
+        <w:pict>
+          <v:rect style="width:0;height:1.5pt" o:hralign="center" o:hrstd="t" o:hr="t"/>
+        </w:pict>
+      </w:r>
+    </w:p>
+    <w:p>
+      <w:pPr>
+        <w:pStyle w:val="Heading2"/>
+      </w:pPr>
+      <w:bookmarkStart w:id="62" w:name="appendices"/>
+      <w:r>
+        <w:t xml:space="preserve">Appendices</w:t>
+      </w:r>
+      <w:bookmarkEnd w:id="62"/>
+    </w:p>
+    <w:p>
+      <w:pPr>
+        <w:pStyle w:val="Heading3"/>
+      </w:pPr>
+      <w:bookmarkStart w:id="63" w:name="X3a1cbfc11b597cd4877a901df0b4e103fe7e4dc"/>
+      <w:r>
+        <w:t xml:space="preserve">Appendix 1. SECOP-II pharmaceutical filtering taxonomy</w:t>
+      </w:r>
+      <w:bookmarkEnd w:id="63"/>
+    </w:p>
+    <w:p>
+      <w:pPr>
+        <w:pStyle w:val="FirstParagraph"/>
       </w:pPr>
       <w:r>
         <w:rPr>
           <w:b/>
-          <w:bCs/>
         </w:rPr>
-        <w:t xml:space="preserve">Spanish-language exclusion terms (5):</w:t>
+        <w:t xml:space="preserve">Inclusion terms (19):</w:t>
       </w:r>
       <w:r>
         <w:t xml:space="preserve"> </w:t>
       </w:r>
       <w:r>
+        <w:t xml:space="preserve">medicamento, farmaceutico, farmacia, antibiotico, vacuna, insulina, quimioterapia, dispositivos medicos, insumo medico, suministro medico, biologico, antiviral, analgesico, anestesia, oncologico, hemodialisis, hormonal, anticoagulante, inmunosupresor.</w:t>
+      </w:r>
+    </w:p>
+    <w:p>
+      <w:pPr>
+        <w:pStyle w:val="BodyText"/>
+      </w:pPr>
+      <w:r>
+        <w:rPr>
+          <w:b/>
+        </w:rPr>
+        <w:t xml:space="preserve">Exclusion terms (5):</w:t>
+      </w:r>
+      <w:r>
+        <w:t xml:space="preserve"> </w:t>
+      </w:r>
+      <w:r>
         <w:t xml:space="preserve">obra civil, construccion, mantenimiento, tecnologia de informacion, mobiliario.</w:t>
       </w:r>
     </w:p>
-    <w:bookmarkEnd w:id="60"/>
-    <w:bookmarkStart w:id="61" w:name="appendix-2.-simplified-database-schema"/>
     <w:p>
       <w:pPr>
         <w:pStyle w:val="Heading3"/>
       </w:pPr>
+      <w:bookmarkStart w:id="64" w:name="appendix-2.-simplified-database-schema"/>
       <w:r>
         <w:t xml:space="preserve">Appendix 2. Simplified database schema</w:t>
       </w:r>
+      <w:bookmarkEnd w:id="64"/>
     </w:p>
     <w:p>
       <w:pPr>
         <w:pStyle w:val="FirstParagraph"/>
       </w:pPr>
       <w:r>
-        <w:t xml:space="preserve">Main tables: observatorio_nacional.contratos_secop (339,031 total records in the current snapshot; 162,921 pharmaceutical records currently indexed, of which 162,271 belong to the closed 2020-2025 cohort); observatorio_nacional.sismed_precios_referencia (44,038 records; 1,759 unique ATC codes; years 2017-2019); observatorio_nacional.invima_medicamentos (9,838 current records); puntos_autorizados (101 hospitals); medicamentos (approximately 10,000 form records); sim_hospitales_100 (100 simulated hospitals).</w:t>
-      </w:r>
-    </w:p>
-    <w:bookmarkEnd w:id="61"/>
-    <w:bookmarkStart w:id="62" w:name="appendix-3.-smart-contract-protocol"/>
+        <w:t xml:space="preserve">Main tables: observatorio_nacional.contratos_secop (956,157 total records in the recovered local snapshot; 165,549 pharmaceutical records currently indexed, of which 162,271 belong to the closed 2020-2025 cohort); observatorio_nacional.sismed_precios_referencia (44,038 records; 1,759 unique ATC codes; years 2017-2019); observatorio_nacional.invima_medicamentos (9,838 current records); puntos_autorizados (101 hospitals); medicamentos (approximately 10,000 form records); sim_hospitales_100 (100 simulated hospitals).</w:t>
+      </w:r>
+    </w:p>
     <w:p>
       <w:pPr>
         <w:pStyle w:val="Heading3"/>
       </w:pPr>
+      <w:bookmarkStart w:id="65" w:name="appendix-3.-smart-contract-protocol"/>
       <w:r>
         <w:t xml:space="preserve">Appendix 3. Smart-contract protocol</w:t>
       </w:r>
+      <w:bookmarkEnd w:id="65"/>
     </w:p>
     <w:p>
       <w:pPr>
@@ -5919,14 +6105,7 @@
         <w:t xml:space="preserve">Smart contracts: InvoiceRegistry.sol, InvoiceNFT.sol, and PaymentEscrow.sol; network: Ethereum Sepolia testnet; oracle layer: Chainlink CRE; invoice NFTs used for invoice traceability; escrow module used for conditional payment release.</w:t>
       </w:r>
     </w:p>
-    <w:bookmarkEnd w:id="62"/>
-    <w:bookmarkEnd w:id="63"/>
-    <w:bookmarkEnd w:id="64"/>
-    <w:sectPr>
-      <w:footnotePr>
-        <w:numRestart w:val="eachSect"/>
-      </w:footnotePr>
-    </w:sectPr>
+    <w:sectPr/>
   </w:body>
 </w:document>
 </file>
@@ -5957,14 +6136,17 @@
 <file path=word/numbering.xml><?xml version="1.0" encoding="utf-8"?>
 <w:numbering xmlns:w="http://schemas.openxmlformats.org/wordprocessingml/2006/main">
   <w:abstractNum w:abstractNumId="990">
-    <w:nsid w:val="0000A990"/>
+    <w:nsid w:val="2c1ae401"/>
     <w:multiLevelType w:val="multilevel"/>
     <w:lvl w:ilvl="0">
       <w:numFmt w:val="bullet"/>
       <w:lvlText w:val=" "/>
       <w:lvlJc w:val="left"/>
       <w:pPr>
-        <w:ind w:left="720" w:hanging="360"/>
+        <w:tabs>
+          <w:tab w:val="num" w:pos="0"/>
+        </w:tabs>
+        <w:ind w:left="480" w:hanging="480"/>
       </w:pPr>
     </w:lvl>
     <w:lvl w:ilvl="1">
@@ -5972,7 +6154,10 @@
       <w:lvlText w:val=" "/>
       <w:lvlJc w:val="left"/>
       <w:pPr>
-        <w:ind w:left="1440" w:hanging="360"/>
+        <w:tabs>
+          <w:tab w:val="num" w:pos="720"/>
+        </w:tabs>
+        <w:ind w:left="1200" w:hanging="480"/>
       </w:pPr>
     </w:lvl>
     <w:lvl w:ilvl="2">
@@ -5980,7 +6165,10 @@
       <w:lvlText w:val=" "/>
       <w:lvlJc w:val="left"/>
       <w:pPr>
-        <w:ind w:left="2160" w:hanging="360"/>
+        <w:tabs>
+          <w:tab w:val="num" w:pos="1440"/>
+        </w:tabs>
+        <w:ind w:left="1920" w:hanging="480"/>
       </w:pPr>
     </w:lvl>
     <w:lvl w:ilvl="3">
@@ -5988,7 +6176,10 @@
       <w:lvlText w:val=" "/>
       <w:lvlJc w:val="left"/>
       <w:pPr>
-        <w:ind w:left="2880" w:hanging="360"/>
+        <w:tabs>
+          <w:tab w:val="num" w:pos="2160"/>
+        </w:tabs>
+        <w:ind w:left="2640" w:hanging="480"/>
       </w:pPr>
     </w:lvl>
     <w:lvl w:ilvl="4">
@@ -5996,7 +6187,10 @@
       <w:lvlText w:val=" "/>
       <w:lvlJc w:val="left"/>
       <w:pPr>
-        <w:ind w:left="3600" w:hanging="360"/>
+        <w:tabs>
+          <w:tab w:val="num" w:pos="2880"/>
+        </w:tabs>
+        <w:ind w:left="3360" w:hanging="480"/>
       </w:pPr>
     </w:lvl>
     <w:lvl w:ilvl="5">
@@ -6004,7 +6198,10 @@
       <w:lvlText w:val=" "/>
       <w:lvlJc w:val="left"/>
       <w:pPr>
-        <w:ind w:left="4320" w:hanging="360"/>
+        <w:tabs>
+          <w:tab w:val="num" w:pos="3600"/>
+        </w:tabs>
+        <w:ind w:left="4080" w:hanging="480"/>
       </w:pPr>
     </w:lvl>
     <w:lvl w:ilvl="6">
@@ -6012,7 +6209,10 @@
       <w:lvlText w:val=" "/>
       <w:lvlJc w:val="left"/>
       <w:pPr>
-        <w:ind w:left="5040" w:hanging="360"/>
+        <w:tabs>
+          <w:tab w:val="num" w:pos="4320"/>
+        </w:tabs>
+        <w:ind w:left="4800" w:hanging="480"/>
       </w:pPr>
     </w:lvl>
     <w:lvl w:ilvl="7">
@@ -6020,7 +6220,10 @@
       <w:lvlText w:val=" "/>
       <w:lvlJc w:val="left"/>
       <w:pPr>
-        <w:ind w:left="5760" w:hanging="360"/>
+        <w:tabs>
+          <w:tab w:val="num" w:pos="5040"/>
+        </w:tabs>
+        <w:ind w:left="5520" w:hanging="480"/>
       </w:pPr>
     </w:lvl>
     <w:lvl w:ilvl="8">
@@ -6028,12 +6231,15 @@
       <w:lvlText w:val=" "/>
       <w:lvlJc w:val="left"/>
       <w:pPr>
-        <w:ind w:left="6480" w:hanging="360"/>
+        <w:tabs>
+          <w:tab w:val="num" w:pos="5760"/>
+        </w:tabs>
+        <w:ind w:left="6240" w:hanging="480"/>
       </w:pPr>
     </w:lvl>
   </w:abstractNum>
   <w:abstractNum w:abstractNumId="99411">
-    <w:nsid w:val="00A99411"/>
+    <w:nsid w:val="ea454b4c"/>
     <w:multiLevelType w:val="multilevel"/>
     <w:lvl w:ilvl="0">
       <w:start w:val="1"/>
@@ -6041,7 +6247,10 @@
       <w:lvlText w:val="%1."/>
       <w:lvlJc w:val="left"/>
       <w:pPr>
-        <w:ind w:left="720" w:hanging="360"/>
+        <w:tabs>
+          <w:tab w:val="num" w:pos="0"/>
+        </w:tabs>
+        <w:ind w:left="480" w:hanging="480"/>
       </w:pPr>
     </w:lvl>
     <w:lvl w:ilvl="1">
@@ -6050,7 +6259,10 @@
       <w:lvlText w:val="%2."/>
       <w:lvlJc w:val="left"/>
       <w:pPr>
-        <w:ind w:left="1440" w:hanging="360"/>
+        <w:tabs>
+          <w:tab w:val="num" w:pos="720"/>
+        </w:tabs>
+        <w:ind w:left="1200" w:hanging="480"/>
       </w:pPr>
     </w:lvl>
     <w:lvl w:ilvl="2">
@@ -6059,7 +6271,10 @@
       <w:lvlText w:val="%3."/>
       <w:lvlJc w:val="left"/>
       <w:pPr>
-        <w:ind w:left="2160" w:hanging="360"/>
+        <w:tabs>
+          <w:tab w:val="num" w:pos="1440"/>
+        </w:tabs>
+        <w:ind w:left="1920" w:hanging="480"/>
       </w:pPr>
     </w:lvl>
     <w:lvl w:ilvl="3">
@@ -6068,7 +6283,10 @@
       <w:lvlText w:val="%4."/>
       <w:lvlJc w:val="left"/>
       <w:pPr>
-        <w:ind w:left="2880" w:hanging="360"/>
+        <w:tabs>
+          <w:tab w:val="num" w:pos="2160"/>
+        </w:tabs>
+        <w:ind w:left="2640" w:hanging="480"/>
       </w:pPr>
     </w:lvl>
     <w:lvl w:ilvl="4">
@@ -6077,7 +6295,10 @@
       <w:lvlText w:val="%5."/>
       <w:lvlJc w:val="left"/>
       <w:pPr>
-        <w:ind w:left="3600" w:hanging="360"/>
+        <w:tabs>
+          <w:tab w:val="num" w:pos="2880"/>
+        </w:tabs>
+        <w:ind w:left="3360" w:hanging="480"/>
       </w:pPr>
     </w:lvl>
     <w:lvl w:ilvl="5">
@@ -6086,7 +6307,10 @@
       <w:lvlText w:val="%6."/>
       <w:lvlJc w:val="left"/>
       <w:pPr>
-        <w:ind w:left="4320" w:hanging="360"/>
+        <w:tabs>
+          <w:tab w:val="num" w:pos="3600"/>
+        </w:tabs>
+        <w:ind w:left="4080" w:hanging="480"/>
       </w:pPr>
     </w:lvl>
     <w:lvl w:ilvl="6">
@@ -6095,7 +6319,10 @@
       <w:lvlText w:val="%7."/>
       <w:lvlJc w:val="left"/>
       <w:pPr>
-        <w:ind w:left="5040" w:hanging="360"/>
+        <w:tabs>
+          <w:tab w:val="num" w:pos="4320"/>
+        </w:tabs>
+        <w:ind w:left="4800" w:hanging="480"/>
       </w:pPr>
     </w:lvl>
     <w:lvl w:ilvl="7">
@@ -6104,7 +6331,10 @@
       <w:lvlText w:val="%8."/>
       <w:lvlJc w:val="left"/>
       <w:pPr>
-        <w:ind w:left="5760" w:hanging="360"/>
+        <w:tabs>
+          <w:tab w:val="num" w:pos="5040"/>
+        </w:tabs>
+        <w:ind w:left="5520" w:hanging="480"/>
       </w:pPr>
     </w:lvl>
     <w:lvl w:ilvl="8">
@@ -6113,111 +6343,114 @@
       <w:lvlText w:val="%9."/>
       <w:lvlJc w:val="left"/>
       <w:pPr>
-        <w:ind w:left="6480" w:hanging="360"/>
+        <w:tabs>
+          <w:tab w:val="num" w:pos="5760"/>
+        </w:tabs>
+        <w:ind w:left="6240" w:hanging="480"/>
       </w:pPr>
     </w:lvl>
   </w:abstractNum>
   <w:abstractNum w:abstractNumId="991">
-    <w:nsid w:val="0000A991"/>
+    <w:nsid w:val="71315dca"/>
     <w:multiLevelType w:val="multilevel"/>
     <w:lvl w:ilvl="0">
       <w:numFmt w:val="bullet"/>
-      <w:lvlText w:val=""/>
+      <w:lvlText w:val="•"/>
       <w:lvlJc w:val="left"/>
       <w:pPr>
-        <w:ind w:left="720" w:hanging="360"/>
-      </w:pPr>
-      <w:rPr>
-        <w:rFonts w:ascii="Symbol" w:hAnsi="Symbol" w:cs="Symbol" w:hint="default"/>
-      </w:rPr>
+        <w:tabs>
+          <w:tab w:val="num" w:pos="0"/>
+        </w:tabs>
+        <w:ind w:left="480" w:hanging="480"/>
+      </w:pPr>
     </w:lvl>
     <w:lvl w:ilvl="1">
       <w:numFmt w:val="bullet"/>
-      <w:lvlText w:val="o"/>
+      <w:lvlText w:val="–"/>
       <w:lvlJc w:val="left"/>
       <w:pPr>
-        <w:ind w:left="1440" w:hanging="360"/>
-      </w:pPr>
-      <w:rPr>
-        <w:rFonts w:ascii="Courier New" w:hAnsi="Courier New" w:cs="Courier New" w:hint="default"/>
-      </w:rPr>
+        <w:tabs>
+          <w:tab w:val="num" w:pos="720"/>
+        </w:tabs>
+        <w:ind w:left="1200" w:hanging="480"/>
+      </w:pPr>
     </w:lvl>
     <w:lvl w:ilvl="2">
       <w:numFmt w:val="bullet"/>
-      <w:lvlText w:val=""/>
+      <w:lvlText w:val="•"/>
       <w:lvlJc w:val="left"/>
       <w:pPr>
-        <w:ind w:left="2160" w:hanging="360"/>
-      </w:pPr>
-      <w:rPr>
-        <w:rFonts w:ascii="Wingdings" w:hAnsi="Wingdings" w:cs="Wingdings" w:hint="default"/>
-      </w:rPr>
+        <w:tabs>
+          <w:tab w:val="num" w:pos="1440"/>
+        </w:tabs>
+        <w:ind w:left="1920" w:hanging="480"/>
+      </w:pPr>
     </w:lvl>
     <w:lvl w:ilvl="3">
       <w:numFmt w:val="bullet"/>
-      <w:lvlText w:val=""/>
+      <w:lvlText w:val="–"/>
       <w:lvlJc w:val="left"/>
       <w:pPr>
-        <w:ind w:left="2880" w:hanging="360"/>
-      </w:pPr>
-      <w:rPr>
-        <w:rFonts w:ascii="Symbol" w:hAnsi="Symbol" w:cs="Symbol" w:hint="default"/>
-      </w:rPr>
+        <w:tabs>
+          <w:tab w:val="num" w:pos="2160"/>
+        </w:tabs>
+        <w:ind w:left="2640" w:hanging="480"/>
+      </w:pPr>
     </w:lvl>
     <w:lvl w:ilvl="4">
       <w:numFmt w:val="bullet"/>
-      <w:lvlText w:val="o"/>
+      <w:lvlText w:val="•"/>
       <w:lvlJc w:val="left"/>
       <w:pPr>
-        <w:ind w:left="3600" w:hanging="360"/>
-      </w:pPr>
-      <w:rPr>
-        <w:rFonts w:ascii="Courier New" w:hAnsi="Courier New" w:cs="Courier New" w:hint="default"/>
-      </w:rPr>
+        <w:tabs>
+          <w:tab w:val="num" w:pos="2880"/>
+        </w:tabs>
+        <w:ind w:left="3360" w:hanging="480"/>
+      </w:pPr>
     </w:lvl>
     <w:lvl w:ilvl="5">
       <w:numFmt w:val="bullet"/>
-      <w:lvlText w:val=""/>
+      <w:lvlText w:val="–"/>
       <w:lvlJc w:val="left"/>
       <w:pPr>
-        <w:ind w:left="4320" w:hanging="360"/>
-      </w:pPr>
-      <w:rPr>
-        <w:rFonts w:ascii="Wingdings" w:hAnsi="Wingdings" w:cs="Wingdings" w:hint="default"/>
-      </w:rPr>
+        <w:tabs>
+          <w:tab w:val="num" w:pos="3600"/>
+        </w:tabs>
+        <w:ind w:left="4080" w:hanging="480"/>
+      </w:pPr>
     </w:lvl>
     <w:lvl w:ilvl="6">
       <w:numFmt w:val="bullet"/>
-      <w:lvlText w:val=""/>
+      <w:lvlText w:val="•"/>
       <w:lvlJc w:val="left"/>
       <w:pPr>
-        <w:ind w:left="5040" w:hanging="360"/>
-      </w:pPr>
-      <w:rPr>
-        <w:rFonts w:ascii="Symbol" w:hAnsi="Symbol" w:cs="Symbol" w:hint="default"/>
-      </w:rPr>
+        <w:tabs>
+          <w:tab w:val="num" w:pos="4320"/>
+        </w:tabs>
+        <w:ind w:left="4800" w:hanging="480"/>
+      </w:pPr>
     </w:lvl>
     <w:lvl w:ilvl="7">
       <w:numFmt w:val="bullet"/>
-      <w:lvlText w:val="o"/>
+      <w:lvlText w:val="–"/>
       <w:lvlJc w:val="left"/>
       <w:pPr>
-        <w:ind w:left="5760" w:hanging="360"/>
-      </w:pPr>
-      <w:rPr>
-        <w:rFonts w:ascii="Courier New" w:hAnsi="Courier New" w:cs="Courier New" w:hint="default"/>
-      </w:rPr>
+        <w:tabs>
+          <w:tab w:val="num" w:pos="5040"/>
+        </w:tabs>
+        <w:ind w:left="5520" w:hanging="480"/>
+      </w:pPr>
     </w:lvl>
     <w:lvl w:ilvl="8">
       <w:numFmt w:val="bullet"/>
-      <w:lvlText w:val=""/>
+      <w:lvlText w:val="•"/>
       <w:lvlJc w:val="left"/>
       <w:pPr>
-        <w:ind w:left="6480" w:hanging="360"/>
-      </w:pPr>
-      <w:rPr>
-        <w:rFonts w:ascii="Wingdings" w:hAnsi="Wingdings" w:cs="Wingdings" w:hint="default"/>
-      </w:rPr>
+        <w:tabs>
+          <w:tab w:val="num" w:pos="5760"/>
+        </w:tabs>
+        <w:ind w:left="6240" w:hanging="480"/>
+      </w:pPr>
     </w:lvl>
   </w:abstractNum>
   <w:num w:numId="1000">
@@ -6294,10 +6527,10 @@
   <w:docDefaults>
     <w:rPrDefault>
       <w:rPr>
-        <w:rFonts w:asciiTheme="minorHAnsi" w:cstheme="minorBidi" w:eastAsiaTheme="minorHAnsi" w:hAnsiTheme="minorHAnsi"/>
+        <w:rFonts w:asciiTheme="minorHAnsi" w:eastAsiaTheme="minorHAnsi" w:hAnsiTheme="minorHAnsi" w:cstheme="minorBidi"/>
         <w:sz w:val="24"/>
         <w:szCs w:val="24"/>
-        <w:lang w:bidi="ar-SA" w:eastAsia="en-US" w:val="en-US"/>
+        <w:lang w:val="en-US" w:eastAsia="en-US" w:bidi="ar-SA"/>
       </w:rPr>
     </w:rPrDefault>
     <w:pPrDefault>
@@ -6306,104 +6539,71 @@
       </w:pPr>
     </w:pPrDefault>
   </w:docDefaults>
-  <w:latentStyles w:count="276" w:defLockedState="0" w:defQFormat="0" w:defSemiHidden="0" w:defUIPriority="0" w:defUnhideWhenUsed="0"/>
-  <w:style w:default="1" w:styleId="Normal" w:type="paragraph">
+  <w:latentStyles w:defLockedState="0" w:defUIPriority="0" w:defSemiHidden="0" w:defUnhideWhenUsed="0" w:defQFormat="0" w:count="276"/>
+  <w:style w:type="paragraph" w:default="1" w:styleId="Normal">
     <w:name w:val="Normal"/>
     <w:qFormat/>
   </w:style>
-  <w:style w:styleId="BodyText" w:type="paragraph">
+  <w:style w:type="paragraph" w:styleId="BodyText">
     <w:name w:val="Body Text"/>
     <w:basedOn w:val="Normal"/>
     <w:link w:val="BodyTextChar"/>
+    <w:pPr>
+      <w:spacing w:before="180" w:after="180"/>
+    </w:pPr>
     <w:qFormat/>
-    <w:pPr>
-      <w:spacing w:after="180" w:before="180"/>
-    </w:pPr>
   </w:style>
-  <w:style w:customStyle="1" w:styleId="FirstParagraph" w:type="paragraph">
+  <w:style w:type="paragraph" w:customStyle="1" w:styleId="FirstParagraph">
     <w:name w:val="First Paragraph"/>
     <w:basedOn w:val="BodyText"/>
     <w:next w:val="BodyText"/>
     <w:qFormat/>
   </w:style>
-  <w:style w:customStyle="1" w:styleId="Compact" w:type="paragraph">
+  <w:style w:type="paragraph" w:customStyle="1" w:styleId="Compact">
     <w:name w:val="Compact"/>
     <w:basedOn w:val="BodyText"/>
     <w:qFormat/>
     <w:pPr>
-      <w:spacing w:after="36" w:before="36"/>
+      <w:spacing w:before="36" w:after="36"/>
     </w:pPr>
   </w:style>
-  <w:style w:styleId="Title" w:type="paragraph">
+  <w:style w:type="paragraph" w:styleId="Title">
     <w:name w:val="Title"/>
     <w:basedOn w:val="Normal"/>
     <w:next w:val="BodyText"/>
-    <w:link w:val="TitleChar"/>
-    <w:uiPriority w:val="10"/>
     <w:qFormat/>
-    <w:rsid w:val="00A10FD9"/>
     <w:pPr>
-      <w:spacing w:after="80" w:line="240" w:lineRule="auto"/>
-      <w:contextualSpacing/>
+      <w:keepNext/>
+      <w:keepLines/>
+      <w:spacing w:before="480" w:after="240"/>
       <w:jc w:val="center"/>
     </w:pPr>
     <w:rPr>
-      <w:rFonts w:asciiTheme="majorHAnsi" w:cstheme="majorBidi" w:eastAsiaTheme="majorEastAsia" w:hAnsiTheme="majorHAnsi"/>
-      <w:spacing w:val="-10"/>
-      <w:kern w:val="28"/>
-      <w:sz w:val="56"/>
-      <w:szCs w:val="56"/>
+      <w:rFonts w:asciiTheme="majorHAnsi" w:eastAsiaTheme="majorEastAsia" w:hAnsiTheme="majorHAnsi" w:cstheme="majorBidi"/>
+      <w:b/>
+      <w:bCs/>
+      <w:color w:val="345A8A" w:themeColor="accent1" w:themeShade="B5"/>
+      <w:sz w:val="36"/>
+      <w:szCs w:val="36"/>
     </w:rPr>
   </w:style>
-  <w:style w:customStyle="1" w:styleId="TitleChar" w:type="character">
-    <w:name w:val="Title Char"/>
-    <w:basedOn w:val="DefaultParagraphFont"/>
-    <w:link w:val="Title"/>
-    <w:uiPriority w:val="10"/>
-    <w:rsid w:val="00A10FD9"/>
-    <w:rPr>
-      <w:rFonts w:asciiTheme="majorHAnsi" w:cstheme="majorBidi" w:eastAsiaTheme="majorEastAsia" w:hAnsiTheme="majorHAnsi"/>
-      <w:spacing w:val="-10"/>
-      <w:kern w:val="28"/>
-      <w:sz w:val="56"/>
-      <w:szCs w:val="56"/>
-    </w:rPr>
-  </w:style>
-  <w:style w:styleId="Subtitle" w:type="paragraph">
+  <w:style w:type="paragraph" w:styleId="Subtitle">
     <w:name w:val="Subtitle"/>
     <w:basedOn w:val="Title"/>
     <w:next w:val="BodyText"/>
-    <w:link w:val="SubtitleChar"/>
-    <w:uiPriority w:val="11"/>
     <w:qFormat/>
-    <w:rsid w:val="00A10FD9"/>
     <w:pPr>
-      <w:numPr>
-        <w:ilvl w:val="1"/>
-      </w:numPr>
+      <w:keepNext/>
+      <w:keepLines/>
+      <w:spacing w:before="240" w:after="240"/>
+      <w:jc w:val="center"/>
     </w:pPr>
     <w:rPr>
-      <w:rFonts w:cstheme="majorBidi" w:eastAsiaTheme="majorEastAsia"/>
-      <w:spacing w:val="15"/>
-      <w:sz w:val="28"/>
-      <w:szCs w:val="28"/>
+      <w:sz w:val="30"/>
+      <w:szCs w:val="30"/>
     </w:rPr>
   </w:style>
-  <w:style w:customStyle="1" w:styleId="SubtitleChar" w:type="character">
-    <w:name w:val="Subtitle Char"/>
-    <w:basedOn w:val="DefaultParagraphFont"/>
-    <w:link w:val="Subtitle"/>
-    <w:uiPriority w:val="11"/>
-    <w:rsid w:val="00A10FD9"/>
-    <w:rPr>
-      <w:rFonts w:cstheme="majorBidi" w:eastAsiaTheme="majorEastAsia"/>
-      <w:color w:themeColor="text1" w:themeTint="A6" w:val="595959"/>
-      <w:spacing w:val="15"/>
-      <w:sz w:val="28"/>
-      <w:szCs w:val="28"/>
-    </w:rPr>
-  </w:style>
-  <w:style w:customStyle="1" w:styleId="Author" w:type="paragraph">
+  <w:style w:type="paragraph" w:customStyle="1" w:styleId="Author">
     <w:name w:val="Author"/>
     <w:next w:val="BodyText"/>
     <w:qFormat/>
@@ -6413,7 +6613,7 @@
       <w:jc w:val="center"/>
     </w:pPr>
   </w:style>
-  <w:style w:styleId="Date" w:type="paragraph">
+  <w:style w:type="paragraph" w:styleId="Date">
     <w:name w:val="Date"/>
     <w:next w:val="BodyText"/>
     <w:qFormat/>
@@ -6423,24 +6623,7 @@
       <w:jc w:val="center"/>
     </w:pPr>
   </w:style>
-  <w:style w:customStyle="1" w:styleId="AbstractTitle" w:type="paragraph">
-    <w:name w:val="Abstract Title"/>
-    <w:basedOn w:val="Normal"/>
-    <w:next w:val="Abstract"/>
-    <w:qFormat/>
-    <w:pPr>
-      <w:keepNext/>
-      <w:keepLines/>
-      <w:spacing w:after="0" w:before="300"/>
-      <w:jc w:val="center"/>
-    </w:pPr>
-    <w:rPr>
-      <w:b/>
-      <w:sz w:val="20"/>
-      <w:szCs w:val="20"/>
-    </w:rPr>
-  </w:style>
-  <w:style w:customStyle="1" w:styleId="Abstract" w:type="paragraph">
+  <w:style w:type="paragraph" w:customStyle="1" w:styleId="Abstract">
     <w:name w:val="Abstract"/>
     <w:basedOn w:val="Normal"/>
     <w:next w:val="BodyText"/>
@@ -6448,14 +6631,14 @@
     <w:pPr>
       <w:keepNext/>
       <w:keepLines/>
-      <w:spacing w:after="300" w:before="100"/>
+      <w:spacing w:before="300" w:after="300"/>
     </w:pPr>
     <w:rPr>
       <w:sz w:val="20"/>
       <w:szCs w:val="20"/>
     </w:rPr>
   </w:style>
-  <w:style w:styleId="Bibliography" w:type="paragraph">
+  <w:style w:type="paragraph" w:styleId="Bibliography">
     <w:name w:val="Bibliography"/>
     <w:basedOn w:val="Normal"/>
     <w:next w:val="Bibliography"/>
@@ -6463,325 +6646,195 @@
     <w:pPr/>
     <w:rPr/>
   </w:style>
-  <w:style w:styleId="Heading1" w:type="paragraph">
-    <w:name w:val="heading 1"/>
+  <w:style w:type="paragraph" w:styleId="Heading1">
+    <w:name w:val="Heading 1"/>
     <w:basedOn w:val="Normal"/>
     <w:next w:val="BodyText"/>
-    <w:link w:val="Heading1Char"/>
     <w:uiPriority w:val="9"/>
     <w:qFormat/>
-    <w:rsid w:val="00A10FD9"/>
     <w:pPr>
       <w:keepNext/>
       <w:keepLines/>
-      <w:spacing w:after="80" w:before="360"/>
+      <w:spacing w:before="480" w:after="0"/>
       <w:outlineLvl w:val="0"/>
     </w:pPr>
     <w:rPr>
-      <w:rFonts w:asciiTheme="majorHAnsi" w:cstheme="majorBidi" w:eastAsiaTheme="majorEastAsia" w:hAnsiTheme="majorHAnsi"/>
-      <w:color w:themeColor="accent1" w:themeShade="BF" w:val="0F4761"/>
-      <w:sz w:val="40"/>
-      <w:szCs w:val="40"/>
-    </w:rPr>
-  </w:style>
-  <w:style w:styleId="Heading2" w:type="paragraph">
-    <w:name w:val="heading 2"/>
-    <w:basedOn w:val="Normal"/>
-    <w:next w:val="BodyText"/>
-    <w:link w:val="Heading2Char"/>
-    <w:uiPriority w:val="9"/>
-    <w:semiHidden/>
-    <w:unhideWhenUsed/>
-    <w:qFormat/>
-    <w:rsid w:val="00A10FD9"/>
-    <w:pPr>
-      <w:keepNext/>
-      <w:keepLines/>
-      <w:spacing w:after="80" w:before="160"/>
-      <w:outlineLvl w:val="1"/>
-    </w:pPr>
-    <w:rPr>
-      <w:rFonts w:asciiTheme="majorHAnsi" w:cstheme="majorBidi" w:eastAsiaTheme="majorEastAsia" w:hAnsiTheme="majorHAnsi"/>
-      <w:color w:themeColor="accent1" w:themeShade="BF" w:val="0F4761"/>
+      <w:rFonts w:asciiTheme="majorHAnsi" w:eastAsiaTheme="majorEastAsia" w:hAnsiTheme="majorHAnsi" w:cstheme="majorBidi"/>
+      <w:b/>
+      <w:bCs/>
+      <w:color w:val="4F81BD" w:themeColor="accent1"/>
       <w:sz w:val="32"/>
       <w:szCs w:val="32"/>
     </w:rPr>
   </w:style>
-  <w:style w:styleId="Heading3" w:type="paragraph">
-    <w:name w:val="heading 3"/>
+  <w:style w:type="paragraph" w:styleId="Heading2">
+    <w:name w:val="Heading 2"/>
     <w:basedOn w:val="Normal"/>
     <w:next w:val="BodyText"/>
-    <w:link w:val="Heading3Char"/>
     <w:uiPriority w:val="9"/>
-    <w:semiHidden/>
     <w:unhideWhenUsed/>
     <w:qFormat/>
-    <w:rsid w:val="00A10FD9"/>
     <w:pPr>
       <w:keepNext/>
       <w:keepLines/>
-      <w:spacing w:after="80" w:before="160"/>
-      <w:outlineLvl w:val="2"/>
+      <w:spacing w:before="200" w:after="0"/>
+      <w:outlineLvl w:val="1"/>
     </w:pPr>
     <w:rPr>
-      <w:rFonts w:cstheme="majorBidi" w:eastAsiaTheme="majorEastAsia"/>
-      <w:color w:themeColor="accent1" w:themeShade="BF" w:val="0F4761"/>
+      <w:rFonts w:asciiTheme="majorHAnsi" w:eastAsiaTheme="majorEastAsia" w:hAnsiTheme="majorHAnsi" w:cstheme="majorBidi"/>
+      <w:b/>
+      <w:bCs/>
+      <w:color w:val="4F81BD" w:themeColor="accent1"/>
       <w:sz w:val="28"/>
       <w:szCs w:val="28"/>
     </w:rPr>
   </w:style>
-  <w:style w:styleId="Heading4" w:type="paragraph">
-    <w:name w:val="heading 4"/>
+  <w:style w:type="paragraph" w:styleId="Heading3">
+    <w:name w:val="Heading 3"/>
     <w:basedOn w:val="Normal"/>
     <w:next w:val="BodyText"/>
-    <w:link w:val="Heading4Char"/>
     <w:uiPriority w:val="9"/>
-    <w:semiHidden/>
     <w:unhideWhenUsed/>
     <w:qFormat/>
-    <w:rsid w:val="00A10FD9"/>
     <w:pPr>
       <w:keepNext/>
       <w:keepLines/>
-      <w:spacing w:after="40" w:before="80"/>
+      <w:spacing w:before="200" w:after="0"/>
+      <w:outlineLvl w:val="2"/>
+    </w:pPr>
+    <w:rPr>
+      <w:rFonts w:asciiTheme="majorHAnsi" w:eastAsiaTheme="majorEastAsia" w:hAnsiTheme="majorHAnsi" w:cstheme="majorBidi"/>
+      <w:b/>
+      <w:bCs/>
+      <w:color w:val="4F81BD" w:themeColor="accent1"/>
+      <w:sz w:val="24"/>
+      <w:szCs w:val="24"/>
+    </w:rPr>
+  </w:style>
+  <w:style w:type="paragraph" w:styleId="Heading4">
+    <w:name w:val="Heading 4"/>
+    <w:basedOn w:val="Normal"/>
+    <w:next w:val="BodyText"/>
+    <w:uiPriority w:val="9"/>
+    <w:unhideWhenUsed/>
+    <w:qFormat/>
+    <w:pPr>
+      <w:keepNext/>
+      <w:keepLines/>
+      <w:spacing w:before="200" w:after="0"/>
       <w:outlineLvl w:val="3"/>
     </w:pPr>
     <w:rPr>
-      <w:rFonts w:cstheme="majorBidi" w:eastAsiaTheme="majorEastAsia"/>
+      <w:rFonts w:asciiTheme="majorHAnsi" w:eastAsiaTheme="majorEastAsia" w:hAnsiTheme="majorHAnsi" w:cstheme="majorBidi"/>
       <w:i/>
-      <w:iCs/>
-      <w:color w:themeColor="accent1" w:themeShade="BF" w:val="0F4761"/>
+      <w:bCs/>
+      <w:color w:val="4F81BD" w:themeColor="accent1"/>
+      <w:sz w:val="24"/>
+      <w:szCs w:val="24"/>
     </w:rPr>
   </w:style>
-  <w:style w:styleId="Heading5" w:type="paragraph">
-    <w:name w:val="heading 5"/>
+  <w:style w:type="paragraph" w:styleId="Heading5">
+    <w:name w:val="Heading 5"/>
     <w:basedOn w:val="Normal"/>
     <w:next w:val="BodyText"/>
-    <w:link w:val="Heading5Char"/>
     <w:uiPriority w:val="9"/>
-    <w:semiHidden/>
     <w:unhideWhenUsed/>
     <w:qFormat/>
-    <w:rsid w:val="00A10FD9"/>
     <w:pPr>
       <w:keepNext/>
       <w:keepLines/>
-      <w:spacing w:after="40" w:before="80"/>
+      <w:spacing w:before="200" w:after="0"/>
       <w:outlineLvl w:val="4"/>
     </w:pPr>
     <w:rPr>
-      <w:rFonts w:cstheme="majorBidi" w:eastAsiaTheme="majorEastAsia"/>
-      <w:color w:themeColor="accent1" w:themeShade="BF" w:val="0F4761"/>
+      <w:rFonts w:asciiTheme="majorHAnsi" w:eastAsiaTheme="majorEastAsia" w:hAnsiTheme="majorHAnsi" w:cstheme="majorBidi"/>
+      <w:iCs/>
+      <w:color w:val="4F81BD" w:themeColor="accent1"/>
+      <w:sz w:val="24"/>
+      <w:szCs w:val="24"/>
     </w:rPr>
   </w:style>
-  <w:style w:styleId="Heading6" w:type="paragraph">
-    <w:name w:val="heading 6"/>
+  <w:style w:type="paragraph" w:styleId="Heading6">
+    <w:name w:val="Heading 6"/>
     <w:basedOn w:val="Normal"/>
     <w:next w:val="BodyText"/>
-    <w:link w:val="Heading6Char"/>
     <w:uiPriority w:val="9"/>
-    <w:semiHidden/>
     <w:unhideWhenUsed/>
     <w:qFormat/>
-    <w:rsid w:val="00A10FD9"/>
     <w:pPr>
       <w:keepNext/>
       <w:keepLines/>
-      <w:spacing w:after="0" w:before="40"/>
+      <w:spacing w:before="200" w:after="0"/>
       <w:outlineLvl w:val="5"/>
     </w:pPr>
     <w:rPr>
-      <w:rFonts w:cstheme="majorBidi" w:eastAsiaTheme="majorEastAsia"/>
-      <w:i/>
-      <w:iCs/>
-      <w:color w:themeColor="text1" w:themeTint="A6" w:val="595959"/>
+      <w:rFonts w:asciiTheme="majorHAnsi" w:eastAsiaTheme="majorEastAsia" w:hAnsiTheme="majorHAnsi" w:cstheme="majorBidi"/>
+      <w:color w:val="4F81BD" w:themeColor="accent1"/>
+      <w:sz w:val="24"/>
+      <w:szCs w:val="24"/>
     </w:rPr>
   </w:style>
-  <w:style w:styleId="Heading7" w:type="paragraph">
-    <w:name w:val="heading 7"/>
+  <w:style w:type="paragraph" w:styleId="Heading7">
+    <w:name w:val="Heading 7"/>
     <w:basedOn w:val="Normal"/>
     <w:next w:val="BodyText"/>
-    <w:link w:val="Heading7Char"/>
     <w:uiPriority w:val="9"/>
-    <w:semiHidden/>
     <w:unhideWhenUsed/>
     <w:qFormat/>
-    <w:rsid w:val="00A10FD9"/>
     <w:pPr>
       <w:keepNext/>
       <w:keepLines/>
-      <w:spacing w:after="0" w:before="40"/>
+      <w:spacing w:before="200" w:after="0"/>
       <w:outlineLvl w:val="6"/>
     </w:pPr>
     <w:rPr>
-      <w:rFonts w:cstheme="majorBidi" w:eastAsiaTheme="majorEastAsia"/>
-      <w:color w:themeColor="text1" w:themeTint="A6" w:val="595959"/>
+      <w:rFonts w:asciiTheme="majorHAnsi" w:eastAsiaTheme="majorEastAsia" w:hAnsiTheme="majorHAnsi" w:cstheme="majorBidi"/>
+      <w:color w:val="4F81BD" w:themeColor="accent1"/>
+      <w:sz w:val="24"/>
+      <w:szCs w:val="24"/>
     </w:rPr>
   </w:style>
-  <w:style w:styleId="Heading8" w:type="paragraph">
-    <w:name w:val="heading 8"/>
+  <w:style w:type="paragraph" w:styleId="Heading8">
+    <w:name w:val="Heading 8"/>
     <w:basedOn w:val="Normal"/>
     <w:next w:val="BodyText"/>
-    <w:link w:val="Heading8Char"/>
     <w:uiPriority w:val="9"/>
-    <w:semiHidden/>
     <w:unhideWhenUsed/>
     <w:qFormat/>
-    <w:rsid w:val="00A10FD9"/>
     <w:pPr>
       <w:keepNext/>
       <w:keepLines/>
-      <w:spacing w:after="0"/>
+      <w:spacing w:before="200" w:after="0"/>
       <w:outlineLvl w:val="7"/>
     </w:pPr>
     <w:rPr>
-      <w:rFonts w:cstheme="majorBidi" w:eastAsiaTheme="majorEastAsia"/>
-      <w:i/>
-      <w:iCs/>
-      <w:color w:themeColor="text1" w:themeTint="D8" w:val="272727"/>
+      <w:rFonts w:asciiTheme="majorHAnsi" w:eastAsiaTheme="majorEastAsia" w:hAnsiTheme="majorHAnsi" w:cstheme="majorBidi"/>
+      <w:color w:val="4F81BD" w:themeColor="accent1"/>
+      <w:sz w:val="24"/>
+      <w:szCs w:val="24"/>
     </w:rPr>
   </w:style>
-  <w:style w:styleId="Heading9" w:type="paragraph">
-    <w:name w:val="heading 9"/>
+  <w:style w:type="paragraph" w:styleId="Heading9">
+    <w:name w:val="Heading 9"/>
     <w:basedOn w:val="Normal"/>
     <w:next w:val="BodyText"/>
-    <w:link w:val="Heading9Char"/>
     <w:uiPriority w:val="9"/>
-    <w:semiHidden/>
     <w:unhideWhenUsed/>
     <w:qFormat/>
-    <w:rsid w:val="00A10FD9"/>
     <w:pPr>
       <w:keepNext/>
       <w:keepLines/>
-      <w:spacing w:after="0"/>
+      <w:spacing w:before="200" w:after="0"/>
       <w:outlineLvl w:val="8"/>
     </w:pPr>
     <w:rPr>
-      <w:rFonts w:cstheme="majorBidi" w:eastAsiaTheme="majorEastAsia"/>
-      <w:color w:themeColor="text1" w:themeTint="D8" w:val="272727"/>
+      <w:rFonts w:asciiTheme="majorHAnsi" w:eastAsiaTheme="majorEastAsia" w:hAnsiTheme="majorHAnsi" w:cstheme="majorBidi"/>
+      <w:color w:val="4F81BD" w:themeColor="accent1"/>
+      <w:sz w:val="24"/>
+      <w:szCs w:val="24"/>
     </w:rPr>
   </w:style>
-  <w:style w:customStyle="1" w:styleId="Heading1Char" w:type="character">
-    <w:name w:val="Heading 1 Char"/>
-    <w:basedOn w:val="DefaultParagraphFont"/>
-    <w:link w:val="Heading1"/>
-    <w:uiPriority w:val="9"/>
-    <w:rsid w:val="00A10FD9"/>
-    <w:rPr>
-      <w:rFonts w:asciiTheme="majorHAnsi" w:cstheme="majorBidi" w:eastAsiaTheme="majorEastAsia" w:hAnsiTheme="majorHAnsi"/>
-      <w:color w:themeColor="accent1" w:themeShade="BF" w:val="0F4761"/>
-      <w:sz w:val="40"/>
-      <w:szCs w:val="40"/>
-    </w:rPr>
-  </w:style>
-  <w:style w:customStyle="1" w:styleId="Heading2Char" w:type="character">
-    <w:name w:val="Heading 2 Char"/>
-    <w:basedOn w:val="DefaultParagraphFont"/>
-    <w:link w:val="Heading2"/>
-    <w:uiPriority w:val="9"/>
-    <w:semiHidden/>
-    <w:rsid w:val="00A10FD9"/>
-    <w:rPr>
-      <w:rFonts w:asciiTheme="majorHAnsi" w:cstheme="majorBidi" w:eastAsiaTheme="majorEastAsia" w:hAnsiTheme="majorHAnsi"/>
-      <w:color w:themeColor="accent1" w:themeShade="BF" w:val="0F4761"/>
-      <w:sz w:val="32"/>
-      <w:szCs w:val="32"/>
-    </w:rPr>
-  </w:style>
-  <w:style w:customStyle="1" w:styleId="Heading3Char" w:type="character">
-    <w:name w:val="Heading 3 Char"/>
-    <w:basedOn w:val="DefaultParagraphFont"/>
-    <w:link w:val="Heading3"/>
-    <w:uiPriority w:val="9"/>
-    <w:semiHidden/>
-    <w:rsid w:val="00A10FD9"/>
-    <w:rPr>
-      <w:rFonts w:cstheme="majorBidi" w:eastAsiaTheme="majorEastAsia"/>
-      <w:color w:themeColor="accent1" w:themeShade="BF" w:val="0F4761"/>
-      <w:sz w:val="28"/>
-      <w:szCs w:val="28"/>
-    </w:rPr>
-  </w:style>
-  <w:style w:customStyle="1" w:styleId="Heading4Char" w:type="character">
-    <w:name w:val="Heading 4 Char"/>
-    <w:basedOn w:val="DefaultParagraphFont"/>
-    <w:link w:val="Heading4"/>
-    <w:uiPriority w:val="9"/>
-    <w:semiHidden/>
-    <w:rsid w:val="00A10FD9"/>
-    <w:rPr>
-      <w:rFonts w:cstheme="majorBidi" w:eastAsiaTheme="majorEastAsia"/>
-      <w:i/>
-      <w:iCs/>
-      <w:color w:themeColor="accent1" w:themeShade="BF" w:val="0F4761"/>
-    </w:rPr>
-  </w:style>
-  <w:style w:customStyle="1" w:styleId="Heading5Char" w:type="character">
-    <w:name w:val="Heading 5 Char"/>
-    <w:basedOn w:val="DefaultParagraphFont"/>
-    <w:link w:val="Heading5"/>
-    <w:uiPriority w:val="9"/>
-    <w:semiHidden/>
-    <w:rsid w:val="00A10FD9"/>
-    <w:rPr>
-      <w:rFonts w:cstheme="majorBidi" w:eastAsiaTheme="majorEastAsia"/>
-      <w:color w:themeColor="accent1" w:themeShade="BF" w:val="0F4761"/>
-    </w:rPr>
-  </w:style>
-  <w:style w:customStyle="1" w:styleId="Heading6Char" w:type="character">
-    <w:name w:val="Heading 6 Char"/>
-    <w:basedOn w:val="DefaultParagraphFont"/>
-    <w:link w:val="Heading6"/>
-    <w:uiPriority w:val="9"/>
-    <w:semiHidden/>
-    <w:rsid w:val="00A10FD9"/>
-    <w:rPr>
-      <w:rFonts w:cstheme="majorBidi" w:eastAsiaTheme="majorEastAsia"/>
-      <w:i/>
-      <w:iCs/>
-      <w:color w:themeColor="text1" w:themeTint="A6" w:val="595959"/>
-    </w:rPr>
-  </w:style>
-  <w:style w:customStyle="1" w:styleId="Heading7Char" w:type="character">
-    <w:name w:val="Heading 7 Char"/>
-    <w:basedOn w:val="DefaultParagraphFont"/>
-    <w:link w:val="Heading7"/>
-    <w:uiPriority w:val="9"/>
-    <w:semiHidden/>
-    <w:rsid w:val="00A10FD9"/>
-    <w:rPr>
-      <w:rFonts w:cstheme="majorBidi" w:eastAsiaTheme="majorEastAsia"/>
-      <w:color w:themeColor="text1" w:themeTint="A6" w:val="595959"/>
-    </w:rPr>
-  </w:style>
-  <w:style w:customStyle="1" w:styleId="Heading8Char" w:type="character">
-    <w:name w:val="Heading 8 Char"/>
-    <w:basedOn w:val="DefaultParagraphFont"/>
-    <w:link w:val="Heading8"/>
-    <w:uiPriority w:val="9"/>
-    <w:semiHidden/>
-    <w:rsid w:val="00A10FD9"/>
-    <w:rPr>
-      <w:rFonts w:cstheme="majorBidi" w:eastAsiaTheme="majorEastAsia"/>
-      <w:i/>
-      <w:iCs/>
-      <w:color w:themeColor="text1" w:themeTint="D8" w:val="272727"/>
-    </w:rPr>
-  </w:style>
-  <w:style w:customStyle="1" w:styleId="Heading9Char" w:type="character">
-    <w:name w:val="Heading 9 Char"/>
-    <w:basedOn w:val="DefaultParagraphFont"/>
-    <w:link w:val="Heading9"/>
-    <w:uiPriority w:val="9"/>
-    <w:semiHidden/>
-    <w:rsid w:val="00A10FD9"/>
-    <w:rPr>
-      <w:rFonts w:cstheme="majorBidi" w:eastAsiaTheme="majorEastAsia"/>
-      <w:color w:themeColor="text1" w:themeTint="D8" w:val="272727"/>
-    </w:rPr>
-  </w:style>
-  <w:style w:styleId="BlockText" w:type="paragraph">
+  <w:style w:type="paragraph" w:styleId="BlockText">
     <w:name w:val="Block Text"/>
     <w:basedOn w:val="BodyText"/>
     <w:next w:val="BodyText"/>
@@ -6789,11 +6842,11 @@
     <w:unhideWhenUsed/>
     <w:qFormat/>
     <w:pPr>
-      <w:spacing w:after="100" w:before="100"/>
+      <w:spacing w:before="100" w:after="100"/>
       <w:ind w:firstLine="0" w:left="480" w:right="480"/>
     </w:pPr>
   </w:style>
-  <w:style w:styleId="FootnoteText" w:type="paragraph">
+  <w:style w:type="paragraph" w:styleId="FootnoteText">
     <w:name w:val="Footnote Text"/>
     <w:basedOn w:val="Normal"/>
     <w:next w:val="FootnoteText"/>
@@ -6801,55 +6854,28 @@
     <w:unhideWhenUsed/>
     <w:qFormat/>
   </w:style>
-  <w:style w:styleId="FootnoteBlockText" w:type="paragraph">
-    <w:name w:val="Footnote Block Text"/>
-    <w:basedOn w:val="FootnoteText"/>
-    <w:next w:val="FootnoteText"/>
-    <w:uiPriority w:val="9"/>
-    <w:unhideWhenUsed/>
-    <w:qFormat/>
-    <w:pPr>
-      <w:spacing w:after="100" w:before="100"/>
-      <w:ind w:firstLine="0" w:left="480" w:right="480"/>
-    </w:pPr>
-  </w:style>
-  <w:style w:default="1" w:styleId="DefaultParagraphFont" w:type="character">
+  <w:style w:type="character" w:default="1" w:styleId="DefaultParagraphFont">
     <w:name w:val="Default Paragraph Font"/>
     <w:semiHidden/>
     <w:unhideWhenUsed/>
   </w:style>
-  <w:style w:default="1" w:styleId="Table" w:type="table">
+  <w:style w:type="table" w:default="1" w:styleId="Table">
     <w:name w:val="Table"/>
     <w:basedOn w:val="TableNormal"/>
     <w:semiHidden/>
     <w:unhideWhenUsed/>
     <w:qFormat/>
     <w:tblPr>
-      <w:tblInd w:type="dxa" w:w="0"/>
+      <w:tblInd w:w="0" w:type="dxa"/>
       <w:tblCellMar>
-        <w:top w:type="dxa" w:w="0"/>
-        <w:left w:type="dxa" w:w="108"/>
-        <w:bottom w:type="dxa" w:w="0"/>
-        <w:right w:type="dxa" w:w="108"/>
+        <w:top w:w="0" w:type="dxa"/>
+        <w:left w:w="108" w:type="dxa"/>
+        <w:bottom w:w="0" w:type="dxa"/>
+        <w:right w:w="108" w:type="dxa"/>
       </w:tblCellMar>
     </w:tblPr>
-    <w:tblStylePr w:type="firstRow">
-      <w:tblPr>
-        <w:jc w:val="left"/>
-        <w:tblInd w:type="dxa" w:w="0"/>
-      </w:tblPr>
-      <w:trPr>
-        <w:jc w:val="left"/>
-      </w:trPr>
-      <w:tcPr>
-        <w:tcBorders>
-          <w:bottom w:val="single"/>
-        </w:tcBorders>
-        <w:vAlign w:val="bottom"/>
-      </w:tcPr>
-    </w:tblStylePr>
   </w:style>
-  <w:style w:customStyle="1" w:styleId="DefinitionTerm" w:type="paragraph">
+  <w:style w:type="paragraph" w:customStyle="1" w:styleId="DefinitionTerm">
     <w:name w:val="Definition Term"/>
     <w:basedOn w:val="Normal"/>
     <w:next w:val="Definition"/>
@@ -6862,49 +6888,49 @@
       <w:b/>
     </w:rPr>
   </w:style>
-  <w:style w:customStyle="1" w:styleId="Definition" w:type="paragraph">
+  <w:style w:type="paragraph" w:customStyle="1" w:styleId="Definition">
     <w:name w:val="Definition"/>
     <w:basedOn w:val="Normal"/>
   </w:style>
-  <w:style w:styleId="Caption" w:type="paragraph">
+  <w:style w:type="paragraph" w:styleId="Caption">
     <w:name w:val="Caption"/>
     <w:basedOn w:val="Normal"/>
     <w:link w:val="BodyTextChar"/>
     <w:pPr>
-      <w:spacing w:after="120" w:before="0"/>
+      <w:spacing w:before="0" w:after="120"/>
     </w:pPr>
     <w:rPr>
       <w:i/>
     </w:rPr>
   </w:style>
-  <w:style w:customStyle="1" w:styleId="TableCaption" w:type="paragraph">
+  <w:style w:type="paragraph" w:customStyle="1" w:styleId="TableCaption">
     <w:name w:val="Table Caption"/>
     <w:basedOn w:val="Caption"/>
     <w:pPr>
       <w:keepNext/>
     </w:pPr>
   </w:style>
-  <w:style w:customStyle="1" w:styleId="ImageCaption" w:type="paragraph">
+  <w:style w:type="paragraph" w:customStyle="1" w:styleId="ImageCaption">
     <w:name w:val="Image Caption"/>
     <w:basedOn w:val="Caption"/>
   </w:style>
-  <w:style w:customStyle="1" w:styleId="Figure" w:type="paragraph">
+  <w:style w:type="paragraph" w:customStyle="1" w:styleId="Figure">
     <w:name w:val="Figure"/>
     <w:basedOn w:val="Normal"/>
   </w:style>
-  <w:style w:customStyle="1" w:styleId="CaptionedFigure" w:type="paragraph">
+  <w:style w:type="paragraph" w:customStyle="1" w:styleId="CaptionedFigure">
     <w:name w:val="Captioned Figure"/>
     <w:basedOn w:val="Figure"/>
     <w:pPr>
       <w:keepNext/>
     </w:pPr>
   </w:style>
-  <w:style w:customStyle="1" w:styleId="BodyTextChar" w:type="character">
+  <w:style w:type="character" w:customStyle="1" w:styleId="BodyTextChar">
     <w:name w:val="Body Text Char"/>
     <w:basedOn w:val="DefaultParagraphFont"/>
     <w:link w:val="BodyText"/>
   </w:style>
-  <w:style w:customStyle="1" w:styleId="VerbatimChar" w:type="character">
+  <w:style w:type="character" w:customStyle="1" w:styleId="VerbatimChar">
     <w:name w:val="Verbatim Char"/>
     <w:basedOn w:val="BodyTextChar"/>
     <w:rPr>
@@ -6912,25 +6938,21 @@
       <w:sz w:val="22"/>
     </w:rPr>
   </w:style>
-  <w:style w:customStyle="1" w:styleId="SectionNumber" w:type="character">
-    <w:name w:val="Section Number"/>
-    <w:basedOn w:val="BodyTextChar"/>
-  </w:style>
-  <w:style w:styleId="FootnoteReference" w:type="character">
+  <w:style w:type="character" w:styleId="FootnoteReference">
     <w:name w:val="Footnote Reference"/>
     <w:basedOn w:val="BodyTextChar"/>
     <w:rPr>
       <w:vertAlign w:val="superscript"/>
     </w:rPr>
   </w:style>
-  <w:style w:styleId="Hyperlink" w:type="character">
+  <w:style w:type="character" w:styleId="Hyperlink">
     <w:name w:val="Hyperlink"/>
     <w:basedOn w:val="BodyTextChar"/>
     <w:rPr>
-      <w:color w:themeColor="accent1" w:val="4F81BD"/>
+      <w:color w:val="4F81BD" w:themeColor="accent1"/>
     </w:rPr>
   </w:style>
-  <w:style w:styleId="TOCHeading" w:type="paragraph">
+  <w:style w:type="paragraph" w:styleId="TOCHeading">
     <w:name w:val="TOC Heading"/>
     <w:basedOn w:val="Heading1"/>
     <w:next w:val="BodyText"/>
@@ -6942,10 +6964,10 @@
       <w:outlineLvl w:val="9"/>
     </w:pPr>
     <w:rPr>
-      <w:rFonts w:asciiTheme="majorHAnsi" w:cstheme="majorBidi" w:eastAsiaTheme="majorEastAsia" w:hAnsiTheme="majorHAnsi"/>
+      <w:rFonts w:asciiTheme="majorHAnsi" w:eastAsiaTheme="majorEastAsia" w:hAnsiTheme="majorHAnsi" w:cstheme="majorBidi"/>
       <w:b w:val="0"/>
       <w:bCs w:val="0"/>
-      <w:color w:themeColor="accent1" w:themeShade="BF" w:val="365F91"/>
+      <w:color w:val="365F91" w:themeColor="accent1" w:themeShade="BF"/>
     </w:rPr>
   </w:style>
   <w:style w:type="paragraph" w:customStyle="1" w:styleId="SourceCode">
@@ -6960,8 +6982,8 @@
     <w:name w:val="KeywordTok"/>
     <w:basedOn w:val="VerbatimChar"/>
     <w:rPr>
+      <w:color w:val="007020"/>
       <w:b/>
-      <w:color w:val="007020"/>
     </w:rPr>
   </w:style>
   <w:style w:type="character" w:customStyle="1" w:styleId="DataTypeTok">
@@ -7037,43 +7059,40 @@
   <w:style w:type="character" w:customStyle="1" w:styleId="ImportTok">
     <w:name w:val="ImportTok"/>
     <w:basedOn w:val="VerbatimChar"/>
-    <w:rPr>
-      <w:b/>
-      <w:color w:val="008000"/>
-    </w:rPr>
+    <w:rPr/>
   </w:style>
   <w:style w:type="character" w:customStyle="1" w:styleId="CommentTok">
     <w:name w:val="CommentTok"/>
     <w:basedOn w:val="VerbatimChar"/>
     <w:rPr>
+      <w:color w:val="60a0b0"/>
       <w:i/>
-      <w:color w:val="60a0b0"/>
     </w:rPr>
   </w:style>
   <w:style w:type="character" w:customStyle="1" w:styleId="DocumentationTok">
     <w:name w:val="DocumentationTok"/>
     <w:basedOn w:val="VerbatimChar"/>
     <w:rPr>
+      <w:color w:val="ba2121"/>
       <w:i/>
-      <w:color w:val="ba2121"/>
     </w:rPr>
   </w:style>
   <w:style w:type="character" w:customStyle="1" w:styleId="AnnotationTok">
     <w:name w:val="AnnotationTok"/>
     <w:basedOn w:val="VerbatimChar"/>
     <w:rPr>
+      <w:color w:val="60a0b0"/>
       <w:b/>
       <w:i/>
-      <w:color w:val="60a0b0"/>
     </w:rPr>
   </w:style>
   <w:style w:type="character" w:customStyle="1" w:styleId="CommentVarTok">
     <w:name w:val="CommentVarTok"/>
     <w:basedOn w:val="VerbatimChar"/>
     <w:rPr>
+      <w:color w:val="60a0b0"/>
       <w:b/>
       <w:i/>
-      <w:color w:val="60a0b0"/>
     </w:rPr>
   </w:style>
   <w:style w:type="character" w:customStyle="1" w:styleId="OtherTok">
@@ -7101,8 +7120,8 @@
     <w:name w:val="ControlFlowTok"/>
     <w:basedOn w:val="VerbatimChar"/>
     <w:rPr>
+      <w:color w:val="007020"/>
       <w:b/>
-      <w:color w:val="007020"/>
     </w:rPr>
   </w:style>
   <w:style w:type="character" w:customStyle="1" w:styleId="OperatorTok">
@@ -7115,9 +7134,7 @@
   <w:style w:type="character" w:customStyle="1" w:styleId="BuiltInTok">
     <w:name w:val="BuiltInTok"/>
     <w:basedOn w:val="VerbatimChar"/>
-    <w:rPr>
-      <w:color w:val="008000"/>
-    </w:rPr>
+    <w:rPr/>
   </w:style>
   <w:style w:type="character" w:customStyle="1" w:styleId="ExtensionTok">
     <w:name w:val="ExtensionTok"/>
@@ -7147,34 +7164,34 @@
     <w:name w:val="InformationTok"/>
     <w:basedOn w:val="VerbatimChar"/>
     <w:rPr>
+      <w:color w:val="60a0b0"/>
       <w:b/>
       <w:i/>
-      <w:color w:val="60a0b0"/>
     </w:rPr>
   </w:style>
   <w:style w:type="character" w:customStyle="1" w:styleId="WarningTok">
     <w:name w:val="WarningTok"/>
     <w:basedOn w:val="VerbatimChar"/>
     <w:rPr>
+      <w:color w:val="60a0b0"/>
       <w:b/>
       <w:i/>
-      <w:color w:val="60a0b0"/>
     </w:rPr>
   </w:style>
   <w:style w:type="character" w:customStyle="1" w:styleId="AlertTok">
     <w:name w:val="AlertTok"/>
     <w:basedOn w:val="VerbatimChar"/>
     <w:rPr>
+      <w:color w:val="ff0000"/>
       <w:b/>
-      <w:color w:val="ff0000"/>
     </w:rPr>
   </w:style>
   <w:style w:type="character" w:customStyle="1" w:styleId="ErrorTok">
     <w:name w:val="ErrorTok"/>
     <w:basedOn w:val="VerbatimChar"/>
     <w:rPr>
+      <w:color w:val="ff0000"/>
       <w:b/>
-      <w:color w:val="ff0000"/>
     </w:rPr>
   </w:style>
   <w:style w:type="character" w:customStyle="1" w:styleId="NormalTok">
@@ -7196,44 +7213,44 @@
         <a:sysClr val="window" lastClr="FFFFFF"/>
       </a:lt1>
       <a:dk2>
-        <a:srgbClr val="0E2841"/>
+        <a:srgbClr val="1F497D"/>
       </a:dk2>
       <a:lt2>
-        <a:srgbClr val="E8E8E8"/>
+        <a:srgbClr val="EEECE1"/>
       </a:lt2>
       <a:accent1>
-        <a:srgbClr val="156082"/>
+        <a:srgbClr val="4F81BD"/>
       </a:accent1>
       <a:accent2>
-        <a:srgbClr val="E97132"/>
+        <a:srgbClr val="C0504D"/>
       </a:accent2>
       <a:accent3>
-        <a:srgbClr val="196B24"/>
+        <a:srgbClr val="9BBB59"/>
       </a:accent3>
       <a:accent4>
-        <a:srgbClr val="0F9ED5"/>
+        <a:srgbClr val="8064A2"/>
       </a:accent4>
       <a:accent5>
-        <a:srgbClr val="A02B93"/>
+        <a:srgbClr val="4BACC6"/>
       </a:accent5>
       <a:accent6>
-        <a:srgbClr val="4EA72E"/>
+        <a:srgbClr val="F79646"/>
       </a:accent6>
       <a:hlink>
-        <a:srgbClr val="467886"/>
+        <a:srgbClr val="0000FF"/>
       </a:hlink>
       <a:folHlink>
-        <a:srgbClr val="96607D"/>
+        <a:srgbClr val="800080"/>
       </a:folHlink>
     </a:clrScheme>
     <a:fontScheme name="Office">
       <a:majorFont>
-        <a:latin typeface="Aptos Display" panose="02110004020202020204"/>
+        <a:latin typeface="Calibri"/>
         <a:ea typeface=""/>
         <a:cs typeface=""/>
-        <a:font script="Jpan" typeface="游ゴシック Light"/>
+        <a:font script="Jpan" typeface="ＭＳ ゴシック"/>
         <a:font script="Hang" typeface="맑은 고딕"/>
-        <a:font script="Hans" typeface="等线 Light"/>
+        <a:font script="Hans" typeface="宋体"/>
         <a:font script="Hant" typeface="新細明體"/>
         <a:font script="Arab" typeface="Times New Roman"/>
         <a:font script="Hebr" typeface="Times New Roman"/>
@@ -7260,32 +7277,14 @@
         <a:font script="Mong" typeface="Mongolian Baiti"/>
         <a:font script="Viet" typeface="Times New Roman"/>
         <a:font script="Uigh" typeface="Microsoft Uighur"/>
-        <a:font script="Geor" typeface="Sylfaen"/>
-        <a:font script="Armn" typeface="Arial"/>
-        <a:font script="Bugi" typeface="Leelawadee UI"/>
-        <a:font script="Bopo" typeface="Microsoft JhengHei"/>
-        <a:font script="Java" typeface="Javanese Text"/>
-        <a:font script="Lisu" typeface="Segoe UI"/>
-        <a:font script="Mymr" typeface="Myanmar Text"/>
-        <a:font script="Nkoo" typeface="Ebrima"/>
-        <a:font script="Olck" typeface="Nirmala UI"/>
-        <a:font script="Osma" typeface="Ebrima"/>
-        <a:font script="Phag" typeface="Phagspa"/>
-        <a:font script="Syrn" typeface="Estrangelo Edessa"/>
-        <a:font script="Syrj" typeface="Estrangelo Edessa"/>
-        <a:font script="Syre" typeface="Estrangelo Edessa"/>
-        <a:font script="Sora" typeface="Nirmala UI"/>
-        <a:font script="Tale" typeface="Microsoft Tai Le"/>
-        <a:font script="Talu" typeface="Microsoft New Tai Lue"/>
-        <a:font script="Tfng" typeface="Ebrima"/>
       </a:majorFont>
       <a:minorFont>
-        <a:latin typeface="Aptos" panose="02110004020202020204"/>
+        <a:latin typeface="Cambria"/>
         <a:ea typeface=""/>
         <a:cs typeface=""/>
-        <a:font script="Jpan" typeface="游明朝"/>
+        <a:font script="Jpan" typeface="ＭＳ 明朝"/>
         <a:font script="Hang" typeface="맑은 고딕"/>
-        <a:font script="Hans" typeface="等线"/>
+        <a:font script="Hans" typeface="宋体"/>
         <a:font script="Hant" typeface="新細明體"/>
         <a:font script="Arab" typeface="Arial"/>
         <a:font script="Hebr" typeface="Arial"/>
@@ -7312,24 +7311,6 @@
         <a:font script="Mong" typeface="Mongolian Baiti"/>
         <a:font script="Viet" typeface="Arial"/>
         <a:font script="Uigh" typeface="Microsoft Uighur"/>
-        <a:font script="Geor" typeface="Sylfaen"/>
-        <a:font script="Armn" typeface="Arial"/>
-        <a:font script="Bugi" typeface="Leelawadee UI"/>
-        <a:font script="Bopo" typeface="Microsoft JhengHei"/>
-        <a:font script="Java" typeface="Javanese Text"/>
-        <a:font script="Lisu" typeface="Segoe UI"/>
-        <a:font script="Mymr" typeface="Myanmar Text"/>
-        <a:font script="Nkoo" typeface="Ebrima"/>
-        <a:font script="Olck" typeface="Nirmala UI"/>
-        <a:font script="Osma" typeface="Ebrima"/>
-        <a:font script="Phag" typeface="Phagspa"/>
-        <a:font script="Syrn" typeface="Estrangelo Edessa"/>
-        <a:font script="Syrj" typeface="Estrangelo Edessa"/>
-        <a:font script="Syre" typeface="Estrangelo Edessa"/>
-        <a:font script="Sora" typeface="Nirmala UI"/>
-        <a:font script="Tale" typeface="Microsoft Tai Le"/>
-        <a:font script="Talu" typeface="Microsoft New Tai Lue"/>
-        <a:font script="Tfng" typeface="Ebrima"/>
       </a:minorFont>
     </a:fontScheme>
     <a:fmtScheme name="Office">
@@ -7341,141 +7322,200 @@
           <a:gsLst>
             <a:gs pos="0">
               <a:schemeClr val="phClr">
-                <a:lumMod val="110000"/>
-                <a:satMod val="105000"/>
-                <a:tint val="67000"/>
+                <a:tint val="50000"/>
+                <a:satMod val="300000"/>
               </a:schemeClr>
             </a:gs>
-            <a:gs pos="50000">
+            <a:gs pos="35000">
               <a:schemeClr val="phClr">
-                <a:lumMod val="105000"/>
-                <a:satMod val="103000"/>
-                <a:tint val="73000"/>
+                <a:tint val="37000"/>
+                <a:satMod val="300000"/>
               </a:schemeClr>
             </a:gs>
             <a:gs pos="100000">
               <a:schemeClr val="phClr">
-                <a:lumMod val="105000"/>
-                <a:satMod val="109000"/>
-                <a:tint val="81000"/>
+                <a:tint val="15000"/>
+                <a:satMod val="350000"/>
               </a:schemeClr>
             </a:gs>
           </a:gsLst>
-          <a:lin ang="5400000" scaled="0"/>
+          <a:lin ang="16200000" scaled="1"/>
         </a:gradFill>
         <a:gradFill rotWithShape="1">
           <a:gsLst>
             <a:gs pos="0">
               <a:schemeClr val="phClr">
-                <a:satMod val="103000"/>
-                <a:lumMod val="102000"/>
-                <a:tint val="94000"/>
-              </a:schemeClr>
-            </a:gs>
-            <a:gs pos="50000">
-              <a:schemeClr val="phClr">
-                <a:satMod val="110000"/>
-                <a:lumMod val="100000"/>
+                <a:tint val="100000"/>
                 <a:shade val="100000"/>
+                <a:satMod val="130000"/>
               </a:schemeClr>
             </a:gs>
             <a:gs pos="100000">
               <a:schemeClr val="phClr">
-                <a:lumMod val="99000"/>
-                <a:satMod val="120000"/>
-                <a:shade val="78000"/>
+                <a:tint val="50000"/>
+                <a:shade val="100000"/>
+                <a:satMod val="350000"/>
               </a:schemeClr>
             </a:gs>
           </a:gsLst>
-          <a:lin ang="5400000" scaled="0"/>
+          <a:lin ang="16200000" scaled="0"/>
         </a:gradFill>
       </a:fillStyleLst>
       <a:lnStyleLst>
-        <a:ln w="6350" cap="flat" cmpd="sng" algn="ctr">
+        <a:ln w="9525" cap="flat" cmpd="sng" algn="ctr">
+          <a:solidFill>
+            <a:schemeClr val="phClr">
+              <a:shade val="95000"/>
+              <a:satMod val="105000"/>
+            </a:schemeClr>
+          </a:solidFill>
+          <a:prstDash val="solid"/>
+        </a:ln>
+        <a:ln w="25400" cap="flat" cmpd="sng" algn="ctr">
           <a:solidFill>
             <a:schemeClr val="phClr"/>
           </a:solidFill>
           <a:prstDash val="solid"/>
-          <a:miter lim="800000"/>
         </a:ln>
-        <a:ln w="12700" cap="flat" cmpd="sng" algn="ctr">
+        <a:ln w="38100" cap="flat" cmpd="sng" algn="ctr">
           <a:solidFill>
             <a:schemeClr val="phClr"/>
           </a:solidFill>
           <a:prstDash val="solid"/>
-          <a:miter lim="800000"/>
-        </a:ln>
-        <a:ln w="19050" cap="flat" cmpd="sng" algn="ctr">
-          <a:solidFill>
-            <a:schemeClr val="phClr"/>
-          </a:solidFill>
-          <a:prstDash val="solid"/>
-          <a:miter lim="800000"/>
         </a:ln>
       </a:lnStyleLst>
       <a:effectStyleLst>
         <a:effectStyle>
-          <a:effectLst/>
-        </a:effectStyle>
-        <a:effectStyle>
-          <a:effectLst/>
+          <a:effectLst>
+            <a:outerShdw blurRad="40000" dist="20000" dir="5400000" rotWithShape="0">
+              <a:srgbClr val="000000">
+                <a:alpha val="38000"/>
+              </a:srgbClr>
+            </a:outerShdw>
+          </a:effectLst>
         </a:effectStyle>
         <a:effectStyle>
           <a:effectLst>
-            <a:outerShdw blurRad="57150" dist="19050" dir="5400000" algn="ctr" rotWithShape="0">
+            <a:outerShdw blurRad="40000" dist="23000" dir="5400000" rotWithShape="0">
               <a:srgbClr val="000000">
-                <a:alpha val="63000"/>
+                <a:alpha val="35000"/>
               </a:srgbClr>
             </a:outerShdw>
           </a:effectLst>
+        </a:effectStyle>
+        <a:effectStyle>
+          <a:effectLst>
+            <a:outerShdw blurRad="40000" dist="23000" dir="5400000" rotWithShape="0">
+              <a:srgbClr val="000000">
+                <a:alpha val="35000"/>
+              </a:srgbClr>
+            </a:outerShdw>
+          </a:effectLst>
+          <a:scene3d>
+            <a:camera prst="orthographicFront">
+              <a:rot lat="0" lon="0" rev="0"/>
+            </a:camera>
+            <a:lightRig rig="threePt" dir="t">
+              <a:rot lat="0" lon="0" rev="1200000"/>
+            </a:lightRig>
+          </a:scene3d>
+          <a:sp3d>
+            <a:bevelT w="63500" h="25400"/>
+          </a:sp3d>
         </a:effectStyle>
       </a:effectStyleLst>
       <a:bgFillStyleLst>
         <a:solidFill>
           <a:schemeClr val="phClr"/>
         </a:solidFill>
-        <a:solidFill>
-          <a:schemeClr val="phClr">
-            <a:tint val="95000"/>
-            <a:satMod val="170000"/>
-          </a:schemeClr>
-        </a:solidFill>
         <a:gradFill rotWithShape="1">
           <a:gsLst>
             <a:gs pos="0">
               <a:schemeClr val="phClr">
-                <a:tint val="93000"/>
-                <a:satMod val="150000"/>
-                <a:shade val="98000"/>
-                <a:lumMod val="102000"/>
+                <a:tint val="40000"/>
+                <a:satMod val="350000"/>
               </a:schemeClr>
             </a:gs>
-            <a:gs pos="50000">
+            <a:gs pos="40000">
               <a:schemeClr val="phClr">
-                <a:tint val="98000"/>
-                <a:satMod val="130000"/>
-                <a:shade val="90000"/>
-                <a:lumMod val="103000"/>
+                <a:tint val="45000"/>
+                <a:shade val="99000"/>
+                <a:satMod val="350000"/>
               </a:schemeClr>
             </a:gs>
             <a:gs pos="100000">
               <a:schemeClr val="phClr">
-                <a:shade val="63000"/>
-                <a:satMod val="120000"/>
+                <a:shade val="20000"/>
+                <a:satMod val="255000"/>
               </a:schemeClr>
             </a:gs>
           </a:gsLst>
-          <a:lin ang="5400000" scaled="0"/>
+          <a:path path="circle">
+            <a:fillToRect l="50000" t="-80000" r="50000" b="180000"/>
+          </a:path>
+        </a:gradFill>
+        <a:gradFill rotWithShape="1">
+          <a:gsLst>
+            <a:gs pos="0">
+              <a:schemeClr val="phClr">
+                <a:tint val="80000"/>
+                <a:satMod val="300000"/>
+              </a:schemeClr>
+            </a:gs>
+            <a:gs pos="100000">
+              <a:schemeClr val="phClr">
+                <a:shade val="30000"/>
+                <a:satMod val="200000"/>
+              </a:schemeClr>
+            </a:gs>
+          </a:gsLst>
+          <a:path path="circle">
+            <a:fillToRect l="50000" t="50000" r="50000" b="50000"/>
+          </a:path>
         </a:gradFill>
       </a:bgFillStyleLst>
     </a:fmtScheme>
   </a:themeElements>
-  <a:objectDefaults/>
+  <a:objectDefaults>
+    <a:spDef>
+      <a:spPr/>
+      <a:bodyPr/>
+      <a:lstStyle/>
+      <a:style>
+        <a:lnRef idx="1">
+          <a:schemeClr val="accent1"/>
+        </a:lnRef>
+        <a:fillRef idx="3">
+          <a:schemeClr val="accent1"/>
+        </a:fillRef>
+        <a:effectRef idx="2">
+          <a:schemeClr val="accent1"/>
+        </a:effectRef>
+        <a:fontRef idx="minor">
+          <a:schemeClr val="lt1"/>
+        </a:fontRef>
+      </a:style>
+    </a:spDef>
+    <a:lnDef>
+      <a:spPr/>
+      <a:bodyPr/>
+      <a:lstStyle/>
+      <a:style>
+        <a:lnRef idx="2">
+          <a:schemeClr val="accent1"/>
+        </a:lnRef>
+        <a:fillRef idx="0">
+          <a:schemeClr val="accent1"/>
+        </a:fillRef>
+        <a:effectRef idx="1">
+          <a:schemeClr val="accent1"/>
+        </a:effectRef>
+        <a:fontRef idx="minor">
+          <a:schemeClr val="tx1"/>
+        </a:fontRef>
+      </a:style>
+    </a:lnDef>
+  </a:objectDefaults>
   <a:extraClrSchemeLst/>
-  <a:extLst>
-    <a:ext uri="{05A4C25C-085E-4340-85A3-A5531E510DB2}">
-      <thm15:themeFamily xmlns:thm15="http://schemas.microsoft.com/office/thememl/2012/main" name="Office Theme" id="{2E142A2C-CD16-42D6-873A-C26D2A0506FA}" vid="{1BDDFF52-6CD6-40A5-AB3C-68EB2F1E4D0A}"/>
-    </a:ext>
-  </a:extLst>
 </a:theme>
 </file>
--- a/manuscript/Manuscript_main_submission.docx
+++ b/manuscript/Manuscript_main_submission.docx
@@ -2,15 +2,14 @@
 <file path=word/document.xml><?xml version="1.0" encoding="utf-8"?>
 <w:document xmlns:w="http://schemas.openxmlformats.org/wordprocessingml/2006/main" xmlns:m="http://schemas.openxmlformats.org/officeDocument/2006/math" xmlns:r="http://schemas.openxmlformats.org/officeDocument/2006/relationships" xmlns:o="urn:schemas-microsoft-com:office:office" xmlns:v="urn:schemas-microsoft-com:vml" xmlns:w10="urn:schemas-microsoft-com:office:word" xmlns:a="http://schemas.openxmlformats.org/drawingml/2006/main" xmlns:pic="http://schemas.openxmlformats.org/drawingml/2006/picture" xmlns:wp="http://schemas.openxmlformats.org/drawingml/2006/wordprocessingDrawing">
   <w:body>
+    <w:bookmarkStart w:id="68" w:name="X36d1491e5549fde381c08e06864f568839e8ab9"/>
     <w:p>
       <w:pPr>
         <w:pStyle w:val="Heading1"/>
       </w:pPr>
-      <w:bookmarkStart w:id="20" w:name="X36d1491e5549fde381c08e06864f568839e8ab9"/>
       <w:r>
         <w:t xml:space="preserve">Computational surveillance of Colombian public pharmaceutical procurement using public administrative data: a reproducible analysis of a closed 2020-2025 cohort</w:t>
       </w:r>
-      <w:bookmarkEnd w:id="20"/>
     </w:p>
     <w:p>
       <w:pPr>
@@ -46,7 +45,7 @@
       <w:r>
         <w:t xml:space="preserve"> </w:t>
       </w:r>
-      <w:hyperlink r:id="rId21">
+      <w:hyperlink r:id="rId20">
         <w:r>
           <w:rPr>
             <w:rStyle w:val="Hyperlink"/>
@@ -62,15 +61,14 @@
         </w:pict>
       </w:r>
     </w:p>
+    <w:bookmarkStart w:id="21" w:name="abstract"/>
     <w:p>
       <w:pPr>
         <w:pStyle w:val="Heading2"/>
       </w:pPr>
-      <w:bookmarkStart w:id="22" w:name="abstract"/>
       <w:r>
         <w:t xml:space="preserve">Abstract</w:t>
       </w:r>
-      <w:bookmarkEnd w:id="22"/>
     </w:p>
     <w:p>
       <w:pPr>
@@ -79,6 +77,7 @@
       <w:r>
         <w:rPr>
           <w:b/>
+          <w:bCs/>
         </w:rPr>
         <w:t xml:space="preserve">Introduction.</w:t>
       </w:r>
@@ -86,7 +85,7 @@
         <w:t xml:space="preserve"> </w:t>
       </w:r>
       <w:r>
-        <w:t xml:space="preserve">BigLoI monitors Colombian public pharmaceutical procurement from 2015 onward. For this manuscript, the closed analytical cohort comprised 162,271 pharmaceutical contracts from 2020 to 2025, avoiding year-to-year comparisons with incomplete 2026 records.</w:t>
+        <w:t xml:space="preserve">BigLoI monitors Colombian public pharmaceutical procurement from 2015 onward. For this manuscript, the source cohort comprised 162,271 candidate pharmaceutical contracts from 2020 to 2025. After contract-level review excluded 441 records explicitly concerning veterinary, animal-health, or agricultural use, the corrected closed analytical cohort comprised 161,830 contracts.</w:t>
       </w:r>
     </w:p>
     <w:p>
@@ -96,6 +95,7 @@
       <w:r>
         <w:rPr>
           <w:b/>
+          <w:bCs/>
         </w:rPr>
         <w:t xml:space="preserve">Objective.</w:t>
       </w:r>
@@ -113,6 +113,7 @@
       <w:r>
         <w:rPr>
           <w:b/>
+          <w:bCs/>
         </w:rPr>
         <w:t xml:space="preserve">Methods.</w:t>
       </w:r>
@@ -120,7 +121,7 @@
         <w:t xml:space="preserve"> </w:t>
       </w:r>
       <w:r>
-        <w:t xml:space="preserve">Public APIs from SECOP-II, INVIMA, and SISMED were integrated into a reproducible architecture combining PostgreSQL, statistical analysis, and a public-facing observatory. A Z-score engine was implemented to flag contracts with atypical total values within therapeutic categories. As a clearly secondary technical-feasibility module, smart-contract automation of a payment workflow was tested on the Sepolia testnet only to verify predefined digital state transitions under simulated conditions. The closed analytical cohort included 162,271 pharmaceutical contracts from 2020 to 2025, while post-2025 records remained available only for live platform monitoring. Monetary results were reported primarily in COP; secondary USD equivalents were included only as approximate interpretive references, with detailed conversions relegated to S1 Table.</w:t>
+        <w:t xml:space="preserve">Public APIs from SECOP-II, INVIMA, and SISMED were integrated into a reproducible architecture combining PostgreSQL, statistical analysis, and a public-facing observatory. Candidate records whose supplier names indicated possible veterinary or agricultural activity underwent contract-object review; 441 records with explicit animal, veterinary, or agricultural scope were excluded, while human-health and ambiguous records were retained conservatively. A Z-score engine was implemented to flag contracts with atypical total values within therapeutic categories. As a clearly secondary technical-feasibility module, smart-contract automation of a payment workflow was tested on the Sepolia testnet only to verify predefined digital state transitions under simulated conditions. The corrected closed analytical cohort included 161,830 pharmaceutical contracts from 2020 to 2025, while post-2025 records remained available only for live platform monitoring. Monetary results were reported primarily in COP; secondary USD equivalents were included only as approximate interpretive references, with detailed conversions relegated to S1 Table.</w:t>
       </w:r>
     </w:p>
     <w:p>
@@ -130,6 +131,7 @@
       <w:r>
         <w:rPr>
           <w:b/>
+          <w:bCs/>
         </w:rPr>
         <w:t xml:space="preserve">Results.</w:t>
       </w:r>
@@ -137,7 +139,7 @@
         <w:t xml:space="preserve"> </w:t>
       </w:r>
       <w:r>
-        <w:t xml:space="preserve">Among 147,020 contracts analyzed in categories with at least 10 observations, 685 contracts (0.47%) triggered a statistical alert with absolute Z-score greater than or equal to 1.5 sigma. The alert rate increased from 0.31% in 2021 to 1.38% in 2025. Antibiotics showed the highest category-level maximum Z-score (8.32). The top 3% of suppliers concentrated 85.9% of total contracted value. In the secondary automation module, the Sepolia prototype confirmed only that predefined digital state transitions could be executed under test conditions and supported only an illustrative financial-savings scenario of COP 224,000-330,000 million per year (approximately USD 56.0-82.5 million at a reference rate of COP 4,000/USD) under favorable assumptions about administrative-delay reduction; it did not measure real institutional processing times or realized savings.</w:t>
+        <w:t xml:space="preserve">Among 146,594 contracts analyzed in categories with at least 10 observations, 664 contracts (0.45%) triggered a statistical alert with absolute Z-score greater than or equal to 1.5 sigma. The alert rate among Z-score-eligible contracts increased from 0.30% in 2021 to 1.31% in 2025. Antibiotics showed a category-level maximum Z-score of 8.89. The top 3% of suppliers concentrated 85.8% of total contracted value. As a clearly secondary module, the Sepolia smart-contract prototype confirmed only that predefined digital state transitions could be executed under simulated testnet conditions; it provides no evidence of real-world payment-cycle reduction, realized savings, or institutional deployability.</w:t>
       </w:r>
     </w:p>
     <w:p>
@@ -147,6 +149,7 @@
       <w:r>
         <w:rPr>
           <w:b/>
+          <w:bCs/>
         </w:rPr>
         <w:t xml:space="preserve">Conclusions.</w:t>
       </w:r>
@@ -154,7 +157,7 @@
         <w:t xml:space="preserve"> </w:t>
       </w:r>
       <w:r>
-        <w:t xml:space="preserve">A reproducible national-scale computational infrastructure identified atypical procurement patterns and documented marked market concentration in Colombian public pharmaceutical procurement. These findings are relevant for auditing, public health policy, and health data governance. The blockchain module should be interpreted strictly as a complementary technical proof of concept and not as operational evidence on real-world payment performance, savings, or implementation readiness.</w:t>
+        <w:t xml:space="preserve">A reproducible national-scale computational infrastructure identified atypical procurement patterns and documented marked market concentration in Colombian public pharmaceutical procurement. These descriptive findings may inform auditing, public health policy discussions, and health data governance, but they do not by themselves establish wrongdoing or prescribe specific reforms. Statistical alerts remain exploratory prioritization signals rather than evidence of corruption or fraud. The blockchain module should be interpreted strictly as a complementary technical proof of concept tested under simulated conditions and not as operational evidence on real-world payment performance, savings, or implementation readiness.</w:t>
       </w:r>
     </w:p>
     <w:p>
@@ -164,6 +167,7 @@
       <w:r>
         <w:rPr>
           <w:b/>
+          <w:bCs/>
         </w:rPr>
         <w:t xml:space="preserve">Keywords:</w:t>
       </w:r>
@@ -181,22 +185,22 @@
         </w:pict>
       </w:r>
     </w:p>
+    <w:bookmarkEnd w:id="21"/>
+    <w:bookmarkStart w:id="22" w:name="introduction"/>
     <w:p>
       <w:pPr>
         <w:pStyle w:val="Heading2"/>
       </w:pPr>
-      <w:bookmarkStart w:id="23" w:name="introduction"/>
       <w:r>
         <w:t xml:space="preserve">1. Introduction</w:t>
       </w:r>
-      <w:bookmarkEnd w:id="23"/>
     </w:p>
     <w:p>
       <w:pPr>
         <w:pStyle w:val="FirstParagraph"/>
       </w:pPr>
       <w:r>
-        <w:t xml:space="preserve">Public procurement of medicines in Colombia is monitored in BigLoI through a broad SECOP-II universe that now exceeds 272,000 contracts from 2015 onward. For the purposes of this manuscript, the closed indexed analytical cohort corresponds to 162,271 pharmaceutical contracts from 2020 to 2025. Despite this scale, the system lacks reproducible real-time surveillance tools to detect atypical procurement patterns, market concentration, or potential supply risks.</w:t>
+        <w:t xml:space="preserve">Public procurement of medicines in Colombia is monitored in BigLoI through a broad SECOP-II universe that now exceeds 272,000 contracts from 2015 onward. For the purposes of this manuscript, the corrected closed analytical cohort corresponds to 161,830 pharmaceutical contracts from 2020 to 2025 after contract-level veterinary exclusions. Despite this scale, the system lacks reproducible real-time surveillance tools to detect atypical procurement patterns, market concentration, or potential supply risks.</w:t>
       </w:r>
     </w:p>
     <w:p>
@@ -230,25 +234,24 @@
         </w:pict>
       </w:r>
     </w:p>
+    <w:bookmarkEnd w:id="22"/>
+    <w:bookmarkStart w:id="31" w:name="methods"/>
     <w:p>
       <w:pPr>
         <w:pStyle w:val="Heading2"/>
       </w:pPr>
-      <w:bookmarkStart w:id="24" w:name="methods"/>
       <w:r>
         <w:t xml:space="preserve">2. Methods</w:t>
       </w:r>
-      <w:bookmarkEnd w:id="24"/>
-    </w:p>
+    </w:p>
+    <w:bookmarkStart w:id="23" w:name="study-design"/>
     <w:p>
       <w:pPr>
         <w:pStyle w:val="Heading3"/>
       </w:pPr>
-      <w:bookmarkStart w:id="25" w:name="study-design"/>
       <w:r>
         <w:t xml:space="preserve">2.1 Study design</w:t>
       </w:r>
-      <w:bookmarkEnd w:id="25"/>
     </w:p>
     <w:p>
       <w:pPr>
@@ -265,6 +268,7 @@
       <w:r>
         <w:rPr>
           <w:b/>
+          <w:bCs/>
         </w:rPr>
         <w:t xml:space="preserve">Ethics statement.</w:t>
       </w:r>
@@ -275,15 +279,15 @@
         <w:t xml:space="preserve">This study used only publicly accessible administrative procurement records published by Colombian open-data sources (SECOP-II via datos.gov.co, INVIMA, and SISMED). It did not involve human participants, patient-level or clinical data, identifiable private information, biological samples, recruitment, intervention, or any contact with individuals. Accordingly, the study does not constitute human-subjects research and did not require review or approval by an institutional review board or research ethics committee. Under Colombian Resolution 8430 of 1993, analysis of public, non-identifiable administrative records corresponds to research without risk and falls outside the scope of human-subjects ethics review. Informed consent was not applicable because the study did not involve human participants or identifiable personal data. All analyzed data are publicly available and were used in aggregate for the surveillance of public procurement.</w:t>
       </w:r>
     </w:p>
+    <w:bookmarkEnd w:id="23"/>
+    <w:bookmarkStart w:id="24" w:name="data-sources"/>
     <w:p>
       <w:pPr>
         <w:pStyle w:val="Heading3"/>
       </w:pPr>
-      <w:bookmarkStart w:id="26" w:name="data-sources"/>
       <w:r>
         <w:t xml:space="preserve">2.2 Data sources</w:t>
       </w:r>
-      <w:bookmarkEnd w:id="26"/>
     </w:p>
     <w:p>
       <w:pPr>
@@ -292,6 +296,7 @@
       <w:r>
         <w:rPr>
           <w:b/>
+          <w:bCs/>
         </w:rPr>
         <w:t xml:space="preserve">SECOP-II (Electronic Public Procurement System).</w:t>
       </w:r>
@@ -299,7 +304,7 @@
         <w:t xml:space="preserve"> </w:t>
       </w:r>
       <w:r>
-        <w:t xml:space="preserve">The public Socrata API from datos.gov.co was used for automated download of pharmaceutical procurement contracts. Inclusion required the presence of at least one of 19 pharmaceutical terms in the contract-object description. Obvious false positives were excluded. The platform monitoring window extends from January 2015 onward, but the closed analytical cohort used in this manuscript was restricted to complete calendar years 2020-2025.</w:t>
+        <w:t xml:space="preserve">The public Socrata API from datos.gov.co was used for automated download of pharmaceutical procurement contracts. Initial inclusion required the presence of at least one of 19 pharmaceutical terms in the contract-object description (Appendix 1). This keyword strategy is a high-recall screen rather than a gold-standard classifier: it can generate false positives (non-pharmaceutical or animal-health contracts that share lexical terms) and false negatives (human pharmaceutical contracts whose objects omit the inclusion vocabulary). Because terms such as vaccine and antibiotic can also describe animal-health procurement, supplier names were screened for veterinary or agricultural indicators and 519 candidate records underwent contract-object review. Records were excluded only when the object explicitly indicated veterinary, animal-health, zoonotic intervention on animals, or agricultural use outside the human-pharmaceutical scope. This review excluded 441 records, retained 27 records with explicit human-health or lexically incidental scope, and conservatively retained 51 ambiguous records. The review decisions and source-row identifiers are included in the reproducibility package. No independently adjudicated external reference set was available to estimate sensitivity or specificity of the full keyword taxonomy; the contract-level review therefore serves as targeted quality control for a known contamination pathway rather than as complete taxonomy validation. The platform monitoring window extends from January 2015 onward, but the closed analytical cohort used in this manuscript was restricted to complete calendar years 2020-2025.</w:t>
       </w:r>
     </w:p>
     <w:p>
@@ -309,6 +314,7 @@
       <w:r>
         <w:rPr>
           <w:b/>
+          <w:bCs/>
         </w:rPr>
         <w:t xml:space="preserve">SECOP-II monitored universe available to the platform:</w:t>
       </w:r>
@@ -324,6 +330,7 @@
       <w:r>
         <w:rPr>
           <w:b/>
+          <w:bCs/>
         </w:rPr>
         <w:t xml:space="preserve">Recovered local PostgreSQL source used to reproduce the manuscript cohort:</w:t>
       </w:r>
@@ -331,7 +338,7 @@
         <w:t xml:space="preserve"> </w:t>
       </w:r>
       <w:r>
-        <w:t xml:space="preserve">956,157 total SECOP-II records; 165,549 pharmaceutical records including live 2026 monitoring rows; 162,271 pharmaceutical contracts in the closed 2020-2025 analytical cohort</w:t>
+        <w:t xml:space="preserve">956,157 total SECOP-II records; 165,549 candidate pharmaceutical records including live 2026 monitoring rows; 162,271 candidate contracts in the source 2020-2025 cohort; 161,830 contracts after contract-level veterinary exclusions</w:t>
       </w:r>
     </w:p>
     <w:p>
@@ -357,6 +364,7 @@
       <w:r>
         <w:rPr>
           <w:b/>
+          <w:bCs/>
         </w:rPr>
         <w:t xml:space="preserve">INVIMA (National Food and Drug Surveillance Institute).</w:t>
       </w:r>
@@ -374,6 +382,7 @@
       <w:r>
         <w:rPr>
           <w:b/>
+          <w:bCs/>
         </w:rPr>
         <w:t xml:space="preserve">SISMED (Medicine Price Information System, Ministry of Health).</w:t>
       </w:r>
@@ -384,15 +393,15 @@
         <w:t xml:space="preserve">We processed 44,038 reference-price records covering 1,759 unique ATC codes, aggregated by dosage form, distribution channel, and reference year (2017-2019). These data were used as contextual market references and as complementary input for interpreting atypical contract-value findings.</w:t>
       </w:r>
     </w:p>
+    <w:bookmarkEnd w:id="24"/>
+    <w:bookmarkStart w:id="25" w:name="bigloi-technical-architecture"/>
     <w:p>
       <w:pPr>
         <w:pStyle w:val="Heading3"/>
       </w:pPr>
-      <w:bookmarkStart w:id="27" w:name="bigloi-technical-architecture"/>
       <w:r>
         <w:t xml:space="preserve">2.3 BigLoI technical architecture</w:t>
       </w:r>
-      <w:bookmarkEnd w:id="27"/>
     </w:p>
     <w:p>
       <w:pPr>
@@ -402,21 +411,22 @@
         <w:t xml:space="preserve">The platform was implemented as a monorepo with a seven-layer architecture (Table 2). Figure 6 summarizes the seven-layer technical architecture of the platform.</w:t>
       </w:r>
     </w:p>
+    <w:bookmarkEnd w:id="25"/>
+    <w:bookmarkStart w:id="26" w:name="Xcc5d36fac1b2ac98fa402089267243df9bb08d6"/>
     <w:p>
       <w:pPr>
         <w:pStyle w:val="Heading3"/>
       </w:pPr>
-      <w:bookmarkStart w:id="28" w:name="Xcc5d36fac1b2ac98fa402089267243df9bb08d6"/>
       <w:r>
         <w:t xml:space="preserve">Table 2. Technical architecture of the BigLoI platform for surveillance of public pharmaceutical procurement</w:t>
       </w:r>
-      <w:bookmarkEnd w:id="28"/>
     </w:p>
     <w:tbl>
       <w:tblPr>
         <w:tblStyle w:val="Table"/>
-        <w:tblW w:type="pct" w:w="5000.0"/>
-        <w:tblLook w:firstRow="1"/>
+        <w:tblW w:type="pct" w:w="5000"/>
+        <w:tblLayout w:type="fixed"/>
+        <w:tblLook w:firstRow="1" w:lastRow="0" w:firstColumn="0" w:lastColumn="0" w:noHBand="0" w:noVBand="0" w:val="0020"/>
       </w:tblPr>
       <w:tblGrid>
         <w:gridCol w:w="2640"/>
@@ -425,19 +435,13 @@
       </w:tblGrid>
       <w:tr>
         <w:trPr>
-          <w:cnfStyle w:firstRow="1"/>
+          <w:tblHeader w:val="on"/>
         </w:trPr>
         <w:tc>
-          <w:tcPr>
-            <w:tcBorders>
-              <w:bottom w:val="single"/>
-            </w:tcBorders>
-            <w:vAlign w:val="bottom"/>
-          </w:tcPr>
-          <w:p>
-            <w:pPr>
-              <w:pStyle w:val="Compact"/>
-              <w:jc w:val="left"/>
+          <w:tcPr/>
+          <w:p>
+            <w:pPr>
+              <w:pStyle w:val="Compact"/>
             </w:pPr>
             <w:r>
               <w:t xml:space="preserve">Layer</w:t>
@@ -445,16 +449,10 @@
           </w:p>
         </w:tc>
         <w:tc>
-          <w:tcPr>
-            <w:tcBorders>
-              <w:bottom w:val="single"/>
-            </w:tcBorders>
-            <w:vAlign w:val="bottom"/>
-          </w:tcPr>
-          <w:p>
-            <w:pPr>
-              <w:pStyle w:val="Compact"/>
-              <w:jc w:val="left"/>
+          <w:tcPr/>
+          <w:p>
+            <w:pPr>
+              <w:pStyle w:val="Compact"/>
             </w:pPr>
             <w:r>
               <w:t xml:space="preserve">Main technology</w:t>
@@ -462,16 +460,10 @@
           </w:p>
         </w:tc>
         <w:tc>
-          <w:tcPr>
-            <w:tcBorders>
-              <w:bottom w:val="single"/>
-            </w:tcBorders>
-            <w:vAlign w:val="bottom"/>
-          </w:tcPr>
-          <w:p>
-            <w:pPr>
-              <w:pStyle w:val="Compact"/>
-              <w:jc w:val="left"/>
+          <w:tcPr/>
+          <w:p>
+            <w:pPr>
+              <w:pStyle w:val="Compact"/>
             </w:pPr>
             <w:r>
               <w:t xml:space="preserve">Function</w:t>
@@ -481,10 +473,10 @@
       </w:tr>
       <w:tr>
         <w:tc>
-          <w:p>
-            <w:pPr>
-              <w:pStyle w:val="Compact"/>
-              <w:jc w:val="left"/>
+          <w:tcPr/>
+          <w:p>
+            <w:pPr>
+              <w:pStyle w:val="Compact"/>
             </w:pPr>
             <w:r>
               <w:t xml:space="preserve">Collection</w:t>
@@ -492,10 +484,10 @@
           </w:p>
         </w:tc>
         <w:tc>
-          <w:p>
-            <w:pPr>
-              <w:pStyle w:val="Compact"/>
-              <w:jc w:val="left"/>
+          <w:tcPr/>
+          <w:p>
+            <w:pPr>
+              <w:pStyle w:val="Compact"/>
             </w:pPr>
             <w:r>
               <w:t xml:space="preserve">Python; Socrata API</w:t>
@@ -503,10 +495,10 @@
           </w:p>
         </w:tc>
         <w:tc>
-          <w:p>
-            <w:pPr>
-              <w:pStyle w:val="Compact"/>
-              <w:jc w:val="left"/>
+          <w:tcPr/>
+          <w:p>
+            <w:pPr>
+              <w:pStyle w:val="Compact"/>
             </w:pPr>
             <w:r>
               <w:t xml:space="preserve">Incremental ingestion of SECOP-II, INVIMA, and SISMED</w:t>
@@ -516,10 +508,10 @@
       </w:tr>
       <w:tr>
         <w:tc>
-          <w:p>
-            <w:pPr>
-              <w:pStyle w:val="Compact"/>
-              <w:jc w:val="left"/>
+          <w:tcPr/>
+          <w:p>
+            <w:pPr>
+              <w:pStyle w:val="Compact"/>
             </w:pPr>
             <w:r>
               <w:t xml:space="preserve">Storage</w:t>
@@ -527,10 +519,10 @@
           </w:p>
         </w:tc>
         <w:tc>
-          <w:p>
-            <w:pPr>
-              <w:pStyle w:val="Compact"/>
-              <w:jc w:val="left"/>
+          <w:tcPr/>
+          <w:p>
+            <w:pPr>
+              <w:pStyle w:val="Compact"/>
             </w:pPr>
             <w:r>
               <w:t xml:space="preserve">PostgreSQL; Pinecone; MongoDB</w:t>
@@ -538,10 +530,10 @@
           </w:p>
         </w:tc>
         <w:tc>
-          <w:p>
-            <w:pPr>
-              <w:pStyle w:val="Compact"/>
-              <w:jc w:val="left"/>
+          <w:tcPr/>
+          <w:p>
+            <w:pPr>
+              <w:pStyle w:val="Compact"/>
             </w:pPr>
             <w:r>
               <w:t xml:space="preserve">Relational, vector, and unstructured data storage</w:t>
@@ -551,10 +543,10 @@
       </w:tr>
       <w:tr>
         <w:tc>
-          <w:p>
-            <w:pPr>
-              <w:pStyle w:val="Compact"/>
-              <w:jc w:val="left"/>
+          <w:tcPr/>
+          <w:p>
+            <w:pPr>
+              <w:pStyle w:val="Compact"/>
             </w:pPr>
             <w:r>
               <w:t xml:space="preserve">Processing</w:t>
@@ -562,10 +554,10 @@
           </w:p>
         </w:tc>
         <w:tc>
-          <w:p>
-            <w:pPr>
-              <w:pStyle w:val="Compact"/>
-              <w:jc w:val="left"/>
+          <w:tcPr/>
+          <w:p>
+            <w:pPr>
+              <w:pStyle w:val="Compact"/>
             </w:pPr>
             <w:r>
               <w:t xml:space="preserve">FastAPI; pandas</w:t>
@@ -573,10 +565,10 @@
           </w:p>
         </w:tc>
         <w:tc>
-          <w:p>
-            <w:pPr>
-              <w:pStyle w:val="Compact"/>
-              <w:jc w:val="left"/>
+          <w:tcPr/>
+          <w:p>
+            <w:pPr>
+              <w:pStyle w:val="Compact"/>
             </w:pPr>
             <w:r>
               <w:t xml:space="preserve">Cleaning, normalization, ABC classification, Z-score engine</w:t>
@@ -586,10 +578,10 @@
       </w:tr>
       <w:tr>
         <w:tc>
-          <w:p>
-            <w:pPr>
-              <w:pStyle w:val="Compact"/>
-              <w:jc w:val="left"/>
+          <w:tcPr/>
+          <w:p>
+            <w:pPr>
+              <w:pStyle w:val="Compact"/>
             </w:pPr>
             <w:r>
               <w:t xml:space="preserve">Generative AI</w:t>
@@ -597,10 +589,10 @@
           </w:p>
         </w:tc>
         <w:tc>
-          <w:p>
-            <w:pPr>
-              <w:pStyle w:val="Compact"/>
-              <w:jc w:val="left"/>
+          <w:tcPr/>
+          <w:p>
+            <w:pPr>
+              <w:pStyle w:val="Compact"/>
             </w:pPr>
             <w:r>
               <w:t xml:space="preserve">Claude 3.5 Sonnet; GPT-4o</w:t>
@@ -608,10 +600,10 @@
           </w:p>
         </w:tc>
         <w:tc>
-          <w:p>
-            <w:pPr>
-              <w:pStyle w:val="Compact"/>
-              <w:jc w:val="left"/>
+          <w:tcPr/>
+          <w:p>
+            <w:pPr>
+              <w:pStyle w:val="Compact"/>
             </w:pPr>
             <w:r>
               <w:t xml:space="preserve">Hybrid semantic plus TF-IDF retrieval-augmented generation</w:t>
@@ -621,10 +613,10 @@
       </w:tr>
       <w:tr>
         <w:tc>
-          <w:p>
-            <w:pPr>
-              <w:pStyle w:val="Compact"/>
-              <w:jc w:val="left"/>
+          <w:tcPr/>
+          <w:p>
+            <w:pPr>
+              <w:pStyle w:val="Compact"/>
             </w:pPr>
             <w:r>
               <w:t xml:space="preserve">Machine learning</w:t>
@@ -632,10 +624,10 @@
           </w:p>
         </w:tc>
         <w:tc>
-          <w:p>
-            <w:pPr>
-              <w:pStyle w:val="Compact"/>
-              <w:jc w:val="left"/>
+          <w:tcPr/>
+          <w:p>
+            <w:pPr>
+              <w:pStyle w:val="Compact"/>
             </w:pPr>
             <w:r>
               <w:t xml:space="preserve">scikit-learn</w:t>
@@ -643,10 +635,10 @@
           </w:p>
         </w:tc>
         <w:tc>
-          <w:p>
-            <w:pPr>
-              <w:pStyle w:val="Compact"/>
-              <w:jc w:val="left"/>
+          <w:tcPr/>
+          <w:p>
+            <w:pPr>
+              <w:pStyle w:val="Compact"/>
             </w:pPr>
             <w:r>
               <w:t xml:space="preserve">Demand prediction (</w:t>
@@ -665,6 +657,9 @@
                 </m:sup>
               </m:sSup>
               <m:r>
+                <m:rPr>
+                  <m:sty m:val="p"/>
+                </m:rPr>
                 <m:t>&gt;</m:t>
               </m:r>
               <m:r>
@@ -679,10 +674,10 @@
       </w:tr>
       <w:tr>
         <w:tc>
-          <w:p>
-            <w:pPr>
-              <w:pStyle w:val="Compact"/>
-              <w:jc w:val="left"/>
+          <w:tcPr/>
+          <w:p>
+            <w:pPr>
+              <w:pStyle w:val="Compact"/>
             </w:pPr>
             <w:r>
               <w:t xml:space="preserve">Smart contracts (proof of concept)</w:t>
@@ -690,10 +685,10 @@
           </w:p>
         </w:tc>
         <w:tc>
-          <w:p>
-            <w:pPr>
-              <w:pStyle w:val="Compact"/>
-              <w:jc w:val="left"/>
+          <w:tcPr/>
+          <w:p>
+            <w:pPr>
+              <w:pStyle w:val="Compact"/>
             </w:pPr>
             <w:r>
               <w:t xml:space="preserve">Solidity; Chainlink CRE; Sepolia testnet</w:t>
@@ -701,10 +696,10 @@
           </w:p>
         </w:tc>
         <w:tc>
-          <w:p>
-            <w:pPr>
-              <w:pStyle w:val="Compact"/>
-              <w:jc w:val="left"/>
+          <w:tcPr/>
+          <w:p>
+            <w:pPr>
+              <w:pStyle w:val="Compact"/>
             </w:pPr>
             <w:r>
               <w:t xml:space="preserve">Simulated payment-state transitions across five digital states; invoice NFTs (secondary module)</w:t>
@@ -714,10 +709,10 @@
       </w:tr>
       <w:tr>
         <w:tc>
-          <w:p>
-            <w:pPr>
-              <w:pStyle w:val="Compact"/>
-              <w:jc w:val="left"/>
+          <w:tcPr/>
+          <w:p>
+            <w:pPr>
+              <w:pStyle w:val="Compact"/>
             </w:pPr>
             <w:r>
               <w:t xml:space="preserve">Visualization</w:t>
@@ -725,10 +720,10 @@
           </w:p>
         </w:tc>
         <w:tc>
-          <w:p>
-            <w:pPr>
-              <w:pStyle w:val="Compact"/>
-              <w:jc w:val="left"/>
+          <w:tcPr/>
+          <w:p>
+            <w:pPr>
+              <w:pStyle w:val="Compact"/>
             </w:pPr>
             <w:r>
               <w:t xml:space="preserve">React/TypeScript</w:t>
@@ -736,10 +731,10 @@
           </w:p>
         </w:tc>
         <w:tc>
-          <w:p>
-            <w:pPr>
-              <w:pStyle w:val="Compact"/>
-              <w:jc w:val="left"/>
+          <w:tcPr/>
+          <w:p>
+            <w:pPr>
+              <w:pStyle w:val="Compact"/>
             </w:pPr>
             <w:r>
               <w:t xml:space="preserve">Public observatory with time series, maps, and alerts</w:t>
@@ -748,22 +743,37 @@
         </w:tc>
       </w:tr>
     </w:tbl>
+    <w:bookmarkEnd w:id="26"/>
+    <w:bookmarkStart w:id="27" w:name="X35176603ab56263d4159fb06242c6553c2829f8"/>
     <w:p>
       <w:pPr>
         <w:pStyle w:val="Heading3"/>
       </w:pPr>
-      <w:bookmarkStart w:id="29" w:name="X35176603ab56263d4159fb06242c6553c2829f8"/>
       <w:r>
         <w:t xml:space="preserve">2.4 Anomaly-detection engine based on Z-scores</w:t>
       </w:r>
-      <w:bookmarkEnd w:id="29"/>
     </w:p>
     <w:p>
       <w:pPr>
         <w:pStyle w:val="FirstParagraph"/>
       </w:pPr>
       <w:r>
-        <w:t xml:space="preserve">For each pharmaceutical contract classified into a therapeutic category, we calculated the standardized deviation of its total contract value relative to the distribution of observed values within the same category. The analysis was restricted to categories with at least 10 contracts to avoid unstable estimates:</w:t>
+        <w:t xml:space="preserve">For each pharmaceutical contract classified into a named therapeutic category, we calculated the standardized deviation of its total contract value relative to the distribution of observed values within the same category. Contracts labeled</w:t>
+      </w:r>
+      <w:r>
+        <w:t xml:space="preserve"> </w:t>
+      </w:r>
+      <w:r>
+        <w:rPr>
+          <w:rStyle w:val="VerbatimChar"/>
+        </w:rPr>
+        <w:t xml:space="preserve">NO_ESPECIFICADO</w:t>
+      </w:r>
+      <w:r>
+        <w:t xml:space="preserve"> </w:t>
+      </w:r>
+      <w:r>
+        <w:t xml:space="preserve">(unspecified therapeutic category) were excluded from the Z-score engine because they lack a stable within-category comparator. The analysis was further restricted to named categories with at least 10 contracts to avoid unstable estimates:</w:t>
       </w:r>
     </w:p>
     <w:p>
@@ -788,6 +798,9 @@
             </m:sub>
           </m:sSub>
           <m:r>
+            <m:rPr>
+              <m:sty m:val="p"/>
+            </m:rPr>
             <m:t>=</m:t>
           </m:r>
           <m:f>
@@ -808,6 +821,9 @@
                 </m:sub>
               </m:sSub>
               <m:r>
+                <m:rPr>
+                  <m:sty m:val="p"/>
+                </m:rPr>
                 <m:t>−</m:t>
               </m:r>
               <m:sSub>
@@ -1001,8 +1017,9 @@
     <w:tbl>
       <w:tblPr>
         <w:tblStyle w:val="Table"/>
-        <w:tblW w:type="pct" w:w="5000.0"/>
-        <w:tblLook w:firstRow="1"/>
+        <w:tblW w:type="pct" w:w="5000"/>
+        <w:tblLayout w:type="fixed"/>
+        <w:tblLook w:firstRow="1" w:lastRow="0" w:firstColumn="0" w:lastColumn="0" w:noHBand="0" w:noVBand="0" w:val="0020"/>
       </w:tblPr>
       <w:tblGrid>
         <w:gridCol w:w="2640"/>
@@ -1011,19 +1028,13 @@
       </w:tblGrid>
       <w:tr>
         <w:trPr>
-          <w:cnfStyle w:firstRow="1"/>
+          <w:tblHeader w:val="on"/>
         </w:trPr>
         <w:tc>
-          <w:tcPr>
-            <w:tcBorders>
-              <w:bottom w:val="single"/>
-            </w:tcBorders>
-            <w:vAlign w:val="bottom"/>
-          </w:tcPr>
-          <w:p>
-            <w:pPr>
-              <w:pStyle w:val="Compact"/>
-              <w:jc w:val="left"/>
+          <w:tcPr/>
+          <w:p>
+            <w:pPr>
+              <w:pStyle w:val="Compact"/>
             </w:pPr>
             <w:r>
               <w:t xml:space="preserve">Level</w:t>
@@ -1031,16 +1042,10 @@
           </w:p>
         </w:tc>
         <w:tc>
-          <w:tcPr>
-            <w:tcBorders>
-              <w:bottom w:val="single"/>
-            </w:tcBorders>
-            <w:vAlign w:val="bottom"/>
-          </w:tcPr>
-          <w:p>
-            <w:pPr>
-              <w:pStyle w:val="Compact"/>
-              <w:jc w:val="left"/>
+          <w:tcPr/>
+          <w:p>
+            <w:pPr>
+              <w:pStyle w:val="Compact"/>
             </w:pPr>
             <w:r>
               <w:t xml:space="preserve">Criterion</w:t>
@@ -1048,16 +1053,10 @@
           </w:p>
         </w:tc>
         <w:tc>
-          <w:tcPr>
-            <w:tcBorders>
-              <w:bottom w:val="single"/>
-            </w:tcBorders>
-            <w:vAlign w:val="bottom"/>
-          </w:tcPr>
-          <w:p>
-            <w:pPr>
-              <w:pStyle w:val="Compact"/>
-              <w:jc w:val="left"/>
+          <w:tcPr/>
+          <w:p>
+            <w:pPr>
+              <w:pStyle w:val="Compact"/>
             </w:pPr>
             <w:r>
               <w:t xml:space="preserve">Interpretation</w:t>
@@ -1067,10 +1066,10 @@
       </w:tr>
       <w:tr>
         <w:tc>
-          <w:p>
-            <w:pPr>
-              <w:pStyle w:val="Compact"/>
-              <w:jc w:val="left"/>
+          <w:tcPr/>
+          <w:p>
+            <w:pPr>
+              <w:pStyle w:val="Compact"/>
             </w:pPr>
             <w:r>
               <w:t xml:space="preserve">Critical</w:t>
@@ -1078,10 +1077,10 @@
           </w:p>
         </w:tc>
         <w:tc>
-          <w:p>
-            <w:pPr>
-              <w:pStyle w:val="Compact"/>
-              <w:jc w:val="left"/>
+          <w:tcPr/>
+          <w:p>
+            <w:pPr>
+              <w:pStyle w:val="Compact"/>
             </w:pPr>
             <w:r>
               <w:t xml:space="preserve">Absolute Z-score greater than or equal to 3.0 sigma</w:t>
@@ -1089,10 +1088,10 @@
           </w:p>
         </w:tc>
         <w:tc>
-          <w:p>
-            <w:pPr>
-              <w:pStyle w:val="Compact"/>
-              <w:jc w:val="left"/>
+          <w:tcPr/>
+          <w:p>
+            <w:pPr>
+              <w:pStyle w:val="Compact"/>
             </w:pPr>
             <w:r>
               <w:t xml:space="preserve">Extremely atypical contract value within category</w:t>
@@ -1102,10 +1101,10 @@
       </w:tr>
       <w:tr>
         <w:tc>
-          <w:p>
-            <w:pPr>
-              <w:pStyle w:val="Compact"/>
-              <w:jc w:val="left"/>
+          <w:tcPr/>
+          <w:p>
+            <w:pPr>
+              <w:pStyle w:val="Compact"/>
             </w:pPr>
             <w:r>
               <w:t xml:space="preserve">High</w:t>
@@ -1113,10 +1112,10 @@
           </w:p>
         </w:tc>
         <w:tc>
-          <w:p>
-            <w:pPr>
-              <w:pStyle w:val="Compact"/>
-              <w:jc w:val="left"/>
+          <w:tcPr/>
+          <w:p>
+            <w:pPr>
+              <w:pStyle w:val="Compact"/>
             </w:pPr>
             <w:r>
               <w:t xml:space="preserve">Absolute Z-score from 2.0 to less than 3.0 sigma</w:t>
@@ -1124,10 +1123,10 @@
           </w:p>
         </w:tc>
         <w:tc>
-          <w:p>
-            <w:pPr>
-              <w:pStyle w:val="Compact"/>
-              <w:jc w:val="left"/>
+          <w:tcPr/>
+          <w:p>
+            <w:pPr>
+              <w:pStyle w:val="Compact"/>
             </w:pPr>
             <w:r>
               <w:t xml:space="preserve">Clearly atypical contract value</w:t>
@@ -1137,10 +1136,10 @@
       </w:tr>
       <w:tr>
         <w:tc>
-          <w:p>
-            <w:pPr>
-              <w:pStyle w:val="Compact"/>
-              <w:jc w:val="left"/>
+          <w:tcPr/>
+          <w:p>
+            <w:pPr>
+              <w:pStyle w:val="Compact"/>
             </w:pPr>
             <w:r>
               <w:t xml:space="preserve">Moderate</w:t>
@@ -1148,10 +1147,10 @@
           </w:p>
         </w:tc>
         <w:tc>
-          <w:p>
-            <w:pPr>
-              <w:pStyle w:val="Compact"/>
-              <w:jc w:val="left"/>
+          <w:tcPr/>
+          <w:p>
+            <w:pPr>
+              <w:pStyle w:val="Compact"/>
             </w:pPr>
             <w:r>
               <w:t xml:space="preserve">Absolute Z-score from 1.5 to less than 2.0 sigma</w:t>
@@ -1159,10 +1158,10 @@
           </w:p>
         </w:tc>
         <w:tc>
-          <w:p>
-            <w:pPr>
-              <w:pStyle w:val="Compact"/>
-              <w:jc w:val="left"/>
+          <w:tcPr/>
+          <w:p>
+            <w:pPr>
+              <w:pStyle w:val="Compact"/>
             </w:pPr>
             <w:r>
               <w:t xml:space="preserve">Moderately atypical contract value</w:t>
@@ -1172,10 +1171,10 @@
       </w:tr>
       <w:tr>
         <w:tc>
-          <w:p>
-            <w:pPr>
-              <w:pStyle w:val="Compact"/>
-              <w:jc w:val="left"/>
+          <w:tcPr/>
+          <w:p>
+            <w:pPr>
+              <w:pStyle w:val="Compact"/>
             </w:pPr>
             <w:r>
               <w:t xml:space="preserve">Normal</w:t>
@@ -1183,10 +1182,10 @@
           </w:p>
         </w:tc>
         <w:tc>
-          <w:p>
-            <w:pPr>
-              <w:pStyle w:val="Compact"/>
-              <w:jc w:val="left"/>
+          <w:tcPr/>
+          <w:p>
+            <w:pPr>
+              <w:pStyle w:val="Compact"/>
             </w:pPr>
             <w:r>
               <w:t xml:space="preserve">Absolute Z-score below 1.5 sigma</w:t>
@@ -1194,10 +1193,10 @@
           </w:p>
         </w:tc>
         <w:tc>
-          <w:p>
-            <w:pPr>
-              <w:pStyle w:val="Compact"/>
-              <w:jc w:val="left"/>
+          <w:tcPr/>
+          <w:p>
+            <w:pPr>
+              <w:pStyle w:val="Compact"/>
             </w:pPr>
             <w:r>
               <w:t xml:space="preserve">Within the expected range for category</w:t>
@@ -1206,15 +1205,15 @@
         </w:tc>
       </w:tr>
     </w:tbl>
+    <w:bookmarkEnd w:id="27"/>
+    <w:bookmarkStart w:id="28" w:name="market-concentration-analysis"/>
     <w:p>
       <w:pPr>
         <w:pStyle w:val="Heading3"/>
       </w:pPr>
-      <w:bookmarkStart w:id="30" w:name="market-concentration-analysis"/>
       <w:r>
         <w:t xml:space="preserve">2.5 Market-concentration analysis</w:t>
       </w:r>
-      <w:bookmarkEnd w:id="30"/>
     </w:p>
     <w:p>
       <w:pPr>
@@ -1224,15 +1223,15 @@
         <w:t xml:space="preserve">To characterize the competitive structure of the pharmaceutical procurement market, we calculated descriptive concentration indicators and estimated the proportion of total contracted value accumulated by leading suppliers. Supplier concentration was calculated over positive-value contracts in the closed 2020-2025 pharmaceutical cohort. The Herfindahl-Hirschman Index (HHI) was calculated as the sum of squared supplier shares of total contracted value and is reported on the conventional 0-10,000 scale. Bipartite graphs of buyers and suppliers were constructed to identify recurrent contracting patterns.</w:t>
       </w:r>
     </w:p>
+    <w:bookmarkEnd w:id="28"/>
+    <w:bookmarkStart w:id="29" w:name="X2b039891435c9c4903d921830ecac10c1c6be71"/>
     <w:p>
       <w:pPr>
         <w:pStyle w:val="Heading3"/>
       </w:pPr>
-      <w:bookmarkStart w:id="31" w:name="X2b039891435c9c4903d921830ecac10c1c6be71"/>
       <w:r>
         <w:t xml:space="preserve">2.6 Complementary technical-feasibility analysis of a payment workflow using smart contracts</w:t>
       </w:r>
-      <w:bookmarkEnd w:id="31"/>
     </w:p>
     <w:p>
       <w:pPr>
@@ -1247,7 +1246,23 @@
         <w:pStyle w:val="BodyText"/>
       </w:pPr>
       <w:r>
-        <w:t xml:space="preserve">The illustrative projected savings were estimated as a scenario exercise, not as an empirical economic evaluation, by applying an average sector financial cost of 2% per month to annual contracted value under a hypothetical scenario of substantial reduction in administrative delays:</w:t>
+        <w:t xml:space="preserve">The illustrative projected savings were estimated as a scenario exercise, not as an empirical economic evaluation, by applying a conservative upper-bound monthly financing-cost assumption of 2% (approximately 26.8% effective annual) to annual contracted value under a hypothetical reduction in administrative delays. That rate was chosen as an order-of-magnitude working-capital parameter aligned with the upper range of legal interest ceilings derived from the Colombian</w:t>
+      </w:r>
+      <w:r>
+        <w:t xml:space="preserve"> </w:t>
+      </w:r>
+      <w:r>
+        <w:rPr>
+          <w:i/>
+          <w:iCs/>
+        </w:rPr>
+        <w:t xml:space="preserve">interés bancario corriente</w:t>
+      </w:r>
+      <w:r>
+        <w:t xml:space="preserve"> </w:t>
+      </w:r>
+      <w:r>
+        <w:t xml:space="preserve">certified by the Superintendencia Financiera de Colombia for ordinary/consumer credit, where maximum remuneratory or default interest equals 1.5 times the certified rate (usury ceiling) (17,18). It is not an empirically measured average supplier financing rate in SECOP-II, nor a claim that pharmaceutical suppliers uniformly borrow at this cost; commercial or rediscount credit lines can be lower. Prolonged payment cycles in the Colombian pharmaceutical supply chain motivate treating delayed settlement as financially costly (19), but the 2% figure remains a scenario assumption only:</w:t>
       </w:r>
     </w:p>
     <w:p>
@@ -1302,6 +1317,9 @@
             <m:t>s</m:t>
           </m:r>
           <m:r>
+            <m:rPr>
+              <m:sty m:val="p"/>
+            </m:rPr>
             <m:t>=</m:t>
           </m:r>
           <m:sSub>
@@ -1332,6 +1350,9 @@
             </m:sub>
           </m:sSub>
           <m:r>
+            <m:rPr>
+              <m:sty m:val="p"/>
+            </m:rPr>
             <m:t>×</m:t>
           </m:r>
           <m:sSub>
@@ -1365,6 +1386,9 @@
             </m:sub>
           </m:sSub>
           <m:r>
+            <m:rPr>
+              <m:sty m:val="p"/>
+            </m:rPr>
             <m:t>×</m:t>
           </m:r>
           <m:f>
@@ -1449,7 +1473,7 @@
         <w:t xml:space="preserve"> </w:t>
       </w:r>
       <w:r>
-        <w:t xml:space="preserve">is approximately COP 3.7 trillion,</w:t>
+        <w:t xml:space="preserve">is either the corrected six-year mean annual flow (approximately COP 2.82 trillion) or the corrected 2025 flow (approximately COP 5.50 trillion),</w:t>
       </w:r>
       <w:r>
         <w:t xml:space="preserve"> </w:t>
@@ -1486,12 +1510,18 @@
           </m:sub>
         </m:sSub>
         <m:r>
+          <m:rPr>
+            <m:sty m:val="p"/>
+          </m:rPr>
           <m:t>=</m:t>
         </m:r>
         <m:r>
           <m:t>2</m:t>
         </m:r>
         <m:r>
+          <m:rPr>
+            <m:sty m:val="p"/>
+          </m:rPr>
           <m:t>%</m:t>
         </m:r>
       </m:oMath>
@@ -1513,18 +1543,18 @@
         <w:t xml:space="preserve"> </w:t>
       </w:r>
       <w:r>
-        <w:t xml:space="preserve">represents the theoretical reduction in the digital administrative component of the payment cycle.</w:t>
-      </w:r>
-    </w:p>
+        <w:t xml:space="preserve">is the theoretical reduction from 90 days to approximately 30 hours (88.75 days).</w:t>
+      </w:r>
+    </w:p>
+    <w:bookmarkEnd w:id="29"/>
+    <w:bookmarkStart w:id="30" w:name="statistical-analysis"/>
     <w:p>
       <w:pPr>
         <w:pStyle w:val="Heading3"/>
       </w:pPr>
-      <w:bookmarkStart w:id="32" w:name="statistical-analysis"/>
       <w:r>
         <w:t xml:space="preserve">2.7 Statistical analysis</w:t>
       </w:r>
-      <w:bookmarkEnd w:id="32"/>
     </w:p>
     <w:p>
       <w:pPr>
@@ -1541,6 +1571,9 @@
           <m:t>α</m:t>
         </m:r>
         <m:r>
+          <m:rPr>
+            <m:sty m:val="p"/>
+          </m:rPr>
           <m:t>=</m:t>
         </m:r>
         <m:r>
@@ -1558,25 +1591,25 @@
         </w:pict>
       </w:r>
     </w:p>
+    <w:bookmarkEnd w:id="30"/>
+    <w:bookmarkEnd w:id="31"/>
+    <w:bookmarkStart w:id="39" w:name="results"/>
     <w:p>
       <w:pPr>
         <w:pStyle w:val="Heading2"/>
       </w:pPr>
-      <w:bookmarkStart w:id="33" w:name="results"/>
       <w:r>
         <w:t xml:space="preserve">3. Results</w:t>
       </w:r>
-      <w:bookmarkEnd w:id="33"/>
-    </w:p>
+    </w:p>
+    <w:bookmarkStart w:id="32" w:name="characteristics-of-the-data-corpus"/>
     <w:p>
       <w:pPr>
         <w:pStyle w:val="Heading3"/>
       </w:pPr>
-      <w:bookmarkStart w:id="34" w:name="characteristics-of-the-data-corpus"/>
       <w:r>
         <w:t xml:space="preserve">3.1 Characteristics of the data corpus</w:t>
       </w:r>
-      <w:bookmarkEnd w:id="34"/>
     </w:p>
     <w:p>
       <w:pPr>
@@ -1586,21 +1619,22 @@
         <w:t xml:space="preserve">The characteristics of the corpus and the closed 2020-2025 analytical cohort are summarized in Table 1.</w:t>
       </w:r>
     </w:p>
+    <w:bookmarkEnd w:id="32"/>
+    <w:bookmarkStart w:id="33" w:name="X6935bab0b06365d1c0c2d7cf610a19a5aad127f"/>
     <w:p>
       <w:pPr>
         <w:pStyle w:val="Heading3"/>
       </w:pPr>
-      <w:bookmarkStart w:id="35" w:name="X6935bab0b06365d1c0c2d7cf610a19a5aad127f"/>
       <w:r>
         <w:t xml:space="preserve">Table 1. Summary of the public pharmaceutical procurement corpus and the closed analytical cohort used in this manuscript</w:t>
       </w:r>
-      <w:bookmarkEnd w:id="35"/>
     </w:p>
     <w:tbl>
       <w:tblPr>
         <w:tblStyle w:val="Table"/>
-        <w:tblW w:type="pct" w:w="5000.0"/>
-        <w:tblLook w:firstRow="1"/>
+        <w:tblW w:type="pct" w:w="5000"/>
+        <w:tblLayout w:type="fixed"/>
+        <w:tblLook w:firstRow="1" w:lastRow="0" w:firstColumn="0" w:lastColumn="0" w:noHBand="0" w:noVBand="0" w:val="0020"/>
       </w:tblPr>
       <w:tblGrid>
         <w:gridCol w:w="3960"/>
@@ -1608,19 +1642,13 @@
       </w:tblGrid>
       <w:tr>
         <w:trPr>
-          <w:cnfStyle w:firstRow="1"/>
+          <w:tblHeader w:val="on"/>
         </w:trPr>
         <w:tc>
-          <w:tcPr>
-            <w:tcBorders>
-              <w:bottom w:val="single"/>
-            </w:tcBorders>
-            <w:vAlign w:val="bottom"/>
-          </w:tcPr>
-          <w:p>
-            <w:pPr>
-              <w:pStyle w:val="Compact"/>
-              <w:jc w:val="left"/>
+          <w:tcPr/>
+          <w:p>
+            <w:pPr>
+              <w:pStyle w:val="Compact"/>
             </w:pPr>
             <w:r>
               <w:t xml:space="preserve">Variable</w:t>
@@ -1628,16 +1656,10 @@
           </w:p>
         </w:tc>
         <w:tc>
-          <w:tcPr>
-            <w:tcBorders>
-              <w:bottom w:val="single"/>
-            </w:tcBorders>
-            <w:vAlign w:val="bottom"/>
-          </w:tcPr>
-          <w:p>
-            <w:pPr>
-              <w:pStyle w:val="Compact"/>
-              <w:jc w:val="left"/>
+          <w:tcPr/>
+          <w:p>
+            <w:pPr>
+              <w:pStyle w:val="Compact"/>
             </w:pPr>
             <w:r>
               <w:t xml:space="preserve">Value</w:t>
@@ -1647,10 +1669,10 @@
       </w:tr>
       <w:tr>
         <w:tc>
-          <w:p>
-            <w:pPr>
-              <w:pStyle w:val="Compact"/>
-              <w:jc w:val="left"/>
+          <w:tcPr/>
+          <w:p>
+            <w:pPr>
+              <w:pStyle w:val="Compact"/>
             </w:pPr>
             <w:r>
               <w:t xml:space="preserve">Total SECOP-II contracts (API universe)</w:t>
@@ -1658,10 +1680,10 @@
           </w:p>
         </w:tc>
         <w:tc>
-          <w:p>
-            <w:pPr>
-              <w:pStyle w:val="Compact"/>
-              <w:jc w:val="left"/>
+          <w:tcPr/>
+          <w:p>
+            <w:pPr>
+              <w:pStyle w:val="Compact"/>
             </w:pPr>
             <w:r>
               <w:t xml:space="preserve">272,814</w:t>
@@ -1671,21 +1693,21 @@
       </w:tr>
       <w:tr>
         <w:tc>
-          <w:p>
-            <w:pPr>
-              <w:pStyle w:val="Compact"/>
-              <w:jc w:val="left"/>
-            </w:pPr>
-            <w:r>
-              <w:t xml:space="preserve">Pharmaceutical contracts indexed in PostgreSQL (closed 2020-2025 cohort)</w:t>
-            </w:r>
-          </w:p>
-        </w:tc>
-        <w:tc>
-          <w:p>
-            <w:pPr>
-              <w:pStyle w:val="Compact"/>
-              <w:jc w:val="left"/>
+          <w:tcPr/>
+          <w:p>
+            <w:pPr>
+              <w:pStyle w:val="Compact"/>
+            </w:pPr>
+            <w:r>
+              <w:t xml:space="preserve">Pharmaceutical contracts in source closed cohort before contract-level review</w:t>
+            </w:r>
+          </w:p>
+        </w:tc>
+        <w:tc>
+          <w:tcPr/>
+          <w:p>
+            <w:pPr>
+              <w:pStyle w:val="Compact"/>
             </w:pPr>
             <w:r>
               <w:t xml:space="preserve">162,271</w:t>
@@ -1695,10 +1717,34 @@
       </w:tr>
       <w:tr>
         <w:tc>
-          <w:p>
-            <w:pPr>
-              <w:pStyle w:val="Compact"/>
-              <w:jc w:val="left"/>
+          <w:tcPr/>
+          <w:p>
+            <w:pPr>
+              <w:pStyle w:val="Compact"/>
+            </w:pPr>
+            <w:r>
+              <w:t xml:space="preserve">Pharmaceutical contracts in corrected closed cohort</w:t>
+            </w:r>
+          </w:p>
+        </w:tc>
+        <w:tc>
+          <w:tcPr/>
+          <w:p>
+            <w:pPr>
+              <w:pStyle w:val="Compact"/>
+            </w:pPr>
+            <w:r>
+              <w:t xml:space="preserve">161,830</w:t>
+            </w:r>
+          </w:p>
+        </w:tc>
+      </w:tr>
+      <w:tr>
+        <w:tc>
+          <w:tcPr/>
+          <w:p>
+            <w:pPr>
+              <w:pStyle w:val="Compact"/>
             </w:pPr>
             <w:r>
               <w:t xml:space="preserve">Total contracts in recovered local PostgreSQL source</w:t>
@@ -1706,10 +1752,10 @@
           </w:p>
         </w:tc>
         <w:tc>
-          <w:p>
-            <w:pPr>
-              <w:pStyle w:val="Compact"/>
-              <w:jc w:val="left"/>
+          <w:tcPr/>
+          <w:p>
+            <w:pPr>
+              <w:pStyle w:val="Compact"/>
             </w:pPr>
             <w:r>
               <w:t xml:space="preserve">956,157</w:t>
@@ -1719,34 +1765,34 @@
       </w:tr>
       <w:tr>
         <w:tc>
-          <w:p>
-            <w:pPr>
-              <w:pStyle w:val="Compact"/>
-              <w:jc w:val="left"/>
-            </w:pPr>
-            <w:r>
-              <w:t xml:space="preserve">Total contracted value (closed pharmaceutical cohort)</w:t>
-            </w:r>
-          </w:p>
-        </w:tc>
-        <w:tc>
-          <w:p>
-            <w:pPr>
-              <w:pStyle w:val="Compact"/>
-              <w:jc w:val="left"/>
-            </w:pPr>
-            <w:r>
-              <w:t xml:space="preserve">COP 17.07 trillion (approx. USD 4.27 billion)</w:t>
-            </w:r>
-          </w:p>
-        </w:tc>
-      </w:tr>
-      <w:tr>
-        <w:tc>
-          <w:p>
-            <w:pPr>
-              <w:pStyle w:val="Compact"/>
-              <w:jc w:val="left"/>
+          <w:tcPr/>
+          <w:p>
+            <w:pPr>
+              <w:pStyle w:val="Compact"/>
+            </w:pPr>
+            <w:r>
+              <w:t xml:space="preserve">Total contracted value (corrected pharmaceutical cohort)</w:t>
+            </w:r>
+          </w:p>
+        </w:tc>
+        <w:tc>
+          <w:tcPr/>
+          <w:p>
+            <w:pPr>
+              <w:pStyle w:val="Compact"/>
+            </w:pPr>
+            <w:r>
+              <w:t xml:space="preserve">COP 16.93 trillion (approx. USD 4.23 billion)</w:t>
+            </w:r>
+          </w:p>
+        </w:tc>
+      </w:tr>
+      <w:tr>
+        <w:tc>
+          <w:tcPr/>
+          <w:p>
+            <w:pPr>
+              <w:pStyle w:val="Compact"/>
             </w:pPr>
             <w:r>
               <w:t xml:space="preserve">Total contracted value (all sectors recovered local source)</w:t>
@@ -1754,10 +1800,10 @@
           </w:p>
         </w:tc>
         <w:tc>
-          <w:p>
-            <w:pPr>
-              <w:pStyle w:val="Compact"/>
-              <w:jc w:val="left"/>
+          <w:tcPr/>
+          <w:p>
+            <w:pPr>
+              <w:pStyle w:val="Compact"/>
             </w:pPr>
             <w:r>
               <w:t xml:space="preserve">COP 294.7 trillion</w:t>
@@ -1767,10 +1813,10 @@
       </w:tr>
       <w:tr>
         <w:tc>
-          <w:p>
-            <w:pPr>
-              <w:pStyle w:val="Compact"/>
-              <w:jc w:val="left"/>
+          <w:tcPr/>
+          <w:p>
+            <w:pPr>
+              <w:pStyle w:val="Compact"/>
             </w:pPr>
             <w:r>
               <w:t xml:space="preserve">Total contracted value (API universe)</w:t>
@@ -1778,10 +1824,10 @@
           </w:p>
         </w:tc>
         <w:tc>
-          <w:p>
-            <w:pPr>
-              <w:pStyle w:val="Compact"/>
-              <w:jc w:val="left"/>
+          <w:tcPr/>
+          <w:p>
+            <w:pPr>
+              <w:pStyle w:val="Compact"/>
             </w:pPr>
             <w:r>
               <w:t xml:space="preserve">COP 42.00 trillion</w:t>
@@ -1791,58 +1837,58 @@
       </w:tr>
       <w:tr>
         <w:tc>
-          <w:p>
-            <w:pPr>
-              <w:pStyle w:val="Compact"/>
-              <w:jc w:val="left"/>
-            </w:pPr>
-            <w:r>
-              <w:t xml:space="preserve">Mean value per pharmaceutical contract</w:t>
-            </w:r>
-          </w:p>
-        </w:tc>
-        <w:tc>
-          <w:p>
-            <w:pPr>
-              <w:pStyle w:val="Compact"/>
-              <w:jc w:val="left"/>
-            </w:pPr>
-            <w:r>
-              <w:t xml:space="preserve">COP 105 million</w:t>
-            </w:r>
-          </w:p>
-        </w:tc>
-      </w:tr>
-      <w:tr>
-        <w:tc>
-          <w:p>
-            <w:pPr>
-              <w:pStyle w:val="Compact"/>
-              <w:jc w:val="left"/>
-            </w:pPr>
-            <w:r>
-              <w:t xml:space="preserve">Unique pharmaceutical suppliers in closed cohort</w:t>
-            </w:r>
-          </w:p>
-        </w:tc>
-        <w:tc>
-          <w:p>
-            <w:pPr>
-              <w:pStyle w:val="Compact"/>
-              <w:jc w:val="left"/>
-            </w:pPr>
-            <w:r>
-              <w:t xml:space="preserve">50,460</w:t>
-            </w:r>
-          </w:p>
-        </w:tc>
-      </w:tr>
-      <w:tr>
-        <w:tc>
-          <w:p>
-            <w:pPr>
-              <w:pStyle w:val="Compact"/>
-              <w:jc w:val="left"/>
+          <w:tcPr/>
+          <w:p>
+            <w:pPr>
+              <w:pStyle w:val="Compact"/>
+            </w:pPr>
+            <w:r>
+              <w:t xml:space="preserve">Mean value per positive-value pharmaceutical contract</w:t>
+            </w:r>
+          </w:p>
+        </w:tc>
+        <w:tc>
+          <w:tcPr/>
+          <w:p>
+            <w:pPr>
+              <w:pStyle w:val="Compact"/>
+            </w:pPr>
+            <w:r>
+              <w:t xml:space="preserve">COP 104.69 million</w:t>
+            </w:r>
+          </w:p>
+        </w:tc>
+      </w:tr>
+      <w:tr>
+        <w:tc>
+          <w:tcPr/>
+          <w:p>
+            <w:pPr>
+              <w:pStyle w:val="Compact"/>
+            </w:pPr>
+            <w:r>
+              <w:t xml:space="preserve">Unique normalized suppliers in corrected positive-value cohort</w:t>
+            </w:r>
+          </w:p>
+        </w:tc>
+        <w:tc>
+          <w:tcPr/>
+          <w:p>
+            <w:pPr>
+              <w:pStyle w:val="Compact"/>
+            </w:pPr>
+            <w:r>
+              <w:t xml:space="preserve">50,225</w:t>
+            </w:r>
+          </w:p>
+        </w:tc>
+      </w:tr>
+      <w:tr>
+        <w:tc>
+          <w:tcPr/>
+          <w:p>
+            <w:pPr>
+              <w:pStyle w:val="Compact"/>
             </w:pPr>
             <w:r>
               <w:t xml:space="preserve">Regions covered</w:t>
@@ -1850,10 +1896,10 @@
           </w:p>
         </w:tc>
         <w:tc>
-          <w:p>
-            <w:pPr>
-              <w:pStyle w:val="Compact"/>
-              <w:jc w:val="left"/>
+          <w:tcPr/>
+          <w:p>
+            <w:pPr>
+              <w:pStyle w:val="Compact"/>
             </w:pPr>
             <w:r>
               <w:t xml:space="preserve">36-37</w:t>
@@ -1863,10 +1909,10 @@
       </w:tr>
       <w:tr>
         <w:tc>
-          <w:p>
-            <w:pPr>
-              <w:pStyle w:val="Compact"/>
-              <w:jc w:val="left"/>
+          <w:tcPr/>
+          <w:p>
+            <w:pPr>
+              <w:pStyle w:val="Compact"/>
             </w:pPr>
             <w:r>
               <w:t xml:space="preserve">Period (closed pharmaceutical cohort)</w:t>
@@ -1874,10 +1920,10 @@
           </w:p>
         </w:tc>
         <w:tc>
-          <w:p>
-            <w:pPr>
-              <w:pStyle w:val="Compact"/>
-              <w:jc w:val="left"/>
+          <w:tcPr/>
+          <w:p>
+            <w:pPr>
+              <w:pStyle w:val="Compact"/>
             </w:pPr>
             <w:r>
               <w:t xml:space="preserve">2020 to 2025</w:t>
@@ -1887,10 +1933,10 @@
       </w:tr>
       <w:tr>
         <w:tc>
-          <w:p>
-            <w:pPr>
-              <w:pStyle w:val="Compact"/>
-              <w:jc w:val="left"/>
+          <w:tcPr/>
+          <w:p>
+            <w:pPr>
+              <w:pStyle w:val="Compact"/>
             </w:pPr>
             <w:r>
               <w:t xml:space="preserve">Platform monitoring window</w:t>
@@ -1898,10 +1944,10 @@
           </w:p>
         </w:tc>
         <w:tc>
-          <w:p>
-            <w:pPr>
-              <w:pStyle w:val="Compact"/>
-              <w:jc w:val="left"/>
+          <w:tcPr/>
+          <w:p>
+            <w:pPr>
+              <w:pStyle w:val="Compact"/>
             </w:pPr>
             <w:r>
               <w:t xml:space="preserve">January 2015 onward</w:t>
@@ -1911,10 +1957,10 @@
       </w:tr>
       <w:tr>
         <w:tc>
-          <w:p>
-            <w:pPr>
-              <w:pStyle w:val="Compact"/>
-              <w:jc w:val="left"/>
+          <w:tcPr/>
+          <w:p>
+            <w:pPr>
+              <w:pStyle w:val="Compact"/>
             </w:pPr>
             <w:r>
               <w:t xml:space="preserve">Processed INVIMA records</w:t>
@@ -1922,10 +1968,10 @@
           </w:p>
         </w:tc>
         <w:tc>
-          <w:p>
-            <w:pPr>
-              <w:pStyle w:val="Compact"/>
-              <w:jc w:val="left"/>
+          <w:tcPr/>
+          <w:p>
+            <w:pPr>
+              <w:pStyle w:val="Compact"/>
             </w:pPr>
             <w:r>
               <w:t xml:space="preserve">9,838 (all current)</w:t>
@@ -1935,10 +1981,10 @@
       </w:tr>
       <w:tr>
         <w:tc>
-          <w:p>
-            <w:pPr>
-              <w:pStyle w:val="Compact"/>
-              <w:jc w:val="left"/>
+          <w:tcPr/>
+          <w:p>
+            <w:pPr>
+              <w:pStyle w:val="Compact"/>
             </w:pPr>
             <w:r>
               <w:t xml:space="preserve">SISMED reference prices</w:t>
@@ -1946,10 +1992,10 @@
           </w:p>
         </w:tc>
         <w:tc>
-          <w:p>
-            <w:pPr>
-              <w:pStyle w:val="Compact"/>
-              <w:jc w:val="left"/>
+          <w:tcPr/>
+          <w:p>
+            <w:pPr>
+              <w:pStyle w:val="Compact"/>
             </w:pPr>
             <w:r>
               <w:t xml:space="preserve">44,038 records; 1,759 unique ATC codes (2017-2019)</w:t>
@@ -1959,10 +2005,10 @@
       </w:tr>
       <w:tr>
         <w:tc>
-          <w:p>
-            <w:pPr>
-              <w:pStyle w:val="Compact"/>
-              <w:jc w:val="left"/>
+          <w:tcPr/>
+          <w:p>
+            <w:pPr>
+              <w:pStyle w:val="Compact"/>
             </w:pPr>
             <w:r>
               <w:t xml:space="preserve">Indexed RAG documents</w:t>
@@ -1970,10 +2016,10 @@
           </w:p>
         </w:tc>
         <w:tc>
-          <w:p>
-            <w:pPr>
-              <w:pStyle w:val="Compact"/>
-              <w:jc w:val="left"/>
+          <w:tcPr/>
+          <w:p>
+            <w:pPr>
+              <w:pStyle w:val="Compact"/>
             </w:pPr>
             <w:r>
               <w:t xml:space="preserve">9,336</w:t>
@@ -1997,6 +2043,9 @@
           <m:t>D</m:t>
         </m:r>
         <m:r>
+          <m:rPr>
+            <m:sty m:val="p"/>
+          </m:rPr>
           <m:t>=</m:t>
         </m:r>
         <m:r>
@@ -2014,6 +2063,9 @@
           <m:t>p</m:t>
         </m:r>
         <m:r>
+          <m:rPr>
+            <m:sty m:val="p"/>
+          </m:rPr>
           <m:t>&lt;</m:t>
         </m:r>
         <m:r>
@@ -2031,6 +2083,7 @@
       <w:r>
         <w:rPr>
           <w:b/>
+          <w:bCs/>
         </w:rPr>
         <w:t xml:space="preserve">Annual evolution of indexed pharmaceutical contracts (closed cohort, 2020-2025):</w:t>
       </w:r>
@@ -2038,25 +2091,23 @@
     <w:tbl>
       <w:tblPr>
         <w:tblStyle w:val="Table"/>
-        <w:tblW w:type="pct" w:w="0.0"/>
-        <w:tblLook w:firstRow="1"/>
+        <w:tblW w:type="auto" w:w="0"/>
+        <w:tblLook w:firstRow="1" w:lastRow="0" w:firstColumn="0" w:lastColumn="0" w:noHBand="0" w:noVBand="0" w:val="0020"/>
       </w:tblPr>
-      <w:tblGrid/>
+      <w:tblGrid>
+        <w:gridCol w:w="2640"/>
+        <w:gridCol w:w="2640"/>
+        <w:gridCol w:w="2640"/>
+      </w:tblGrid>
       <w:tr>
         <w:trPr>
-          <w:cnfStyle w:firstRow="1"/>
+          <w:tblHeader w:val="on"/>
         </w:trPr>
         <w:tc>
-          <w:tcPr>
-            <w:tcBorders>
-              <w:bottom w:val="single"/>
-            </w:tcBorders>
-            <w:vAlign w:val="bottom"/>
-          </w:tcPr>
-          <w:p>
-            <w:pPr>
-              <w:pStyle w:val="Compact"/>
-              <w:jc w:val="left"/>
+          <w:tcPr/>
+          <w:p>
+            <w:pPr>
+              <w:pStyle w:val="Compact"/>
             </w:pPr>
             <w:r>
               <w:t xml:space="preserve">Year</w:t>
@@ -2064,16 +2115,10 @@
           </w:p>
         </w:tc>
         <w:tc>
-          <w:tcPr>
-            <w:tcBorders>
-              <w:bottom w:val="single"/>
-            </w:tcBorders>
-            <w:vAlign w:val="bottom"/>
-          </w:tcPr>
-          <w:p>
-            <w:pPr>
-              <w:pStyle w:val="Compact"/>
-              <w:jc w:val="left"/>
+          <w:tcPr/>
+          <w:p>
+            <w:pPr>
+              <w:pStyle w:val="Compact"/>
             </w:pPr>
             <w:r>
               <w:t xml:space="preserve">Contracts</w:t>
@@ -2081,16 +2126,10 @@
           </w:p>
         </w:tc>
         <w:tc>
-          <w:tcPr>
-            <w:tcBorders>
-              <w:bottom w:val="single"/>
-            </w:tcBorders>
-            <w:vAlign w:val="bottom"/>
-          </w:tcPr>
-          <w:p>
-            <w:pPr>
-              <w:pStyle w:val="Compact"/>
-              <w:jc w:val="left"/>
+          <w:tcPr/>
+          <w:p>
+            <w:pPr>
+              <w:pStyle w:val="Compact"/>
             </w:pPr>
             <w:r>
               <w:t xml:space="preserve">Value (COP billions)</w:t>
@@ -2100,10 +2139,10 @@
       </w:tr>
       <w:tr>
         <w:tc>
-          <w:p>
-            <w:pPr>
-              <w:pStyle w:val="Compact"/>
-              <w:jc w:val="left"/>
+          <w:tcPr/>
+          <w:p>
+            <w:pPr>
+              <w:pStyle w:val="Compact"/>
             </w:pPr>
             <w:r>
               <w:t xml:space="preserve">2020</w:t>
@@ -2111,34 +2150,34 @@
           </w:p>
         </w:tc>
         <w:tc>
-          <w:p>
-            <w:pPr>
-              <w:pStyle w:val="Compact"/>
-              <w:jc w:val="left"/>
-            </w:pPr>
-            <w:r>
-              <w:t xml:space="preserve">35,330</w:t>
-            </w:r>
-          </w:p>
-        </w:tc>
-        <w:tc>
-          <w:p>
-            <w:pPr>
-              <w:pStyle w:val="Compact"/>
-              <w:jc w:val="left"/>
-            </w:pPr>
-            <w:r>
-              <w:t xml:space="preserve">3,302.6</w:t>
-            </w:r>
-          </w:p>
-        </w:tc>
-      </w:tr>
-      <w:tr>
-        <w:tc>
-          <w:p>
-            <w:pPr>
-              <w:pStyle w:val="Compact"/>
-              <w:jc w:val="left"/>
+          <w:tcPr/>
+          <w:p>
+            <w:pPr>
+              <w:pStyle w:val="Compact"/>
+            </w:pPr>
+            <w:r>
+              <w:t xml:space="preserve">35,242</w:t>
+            </w:r>
+          </w:p>
+        </w:tc>
+        <w:tc>
+          <w:tcPr/>
+          <w:p>
+            <w:pPr>
+              <w:pStyle w:val="Compact"/>
+            </w:pPr>
+            <w:r>
+              <w:t xml:space="preserve">3,294.5</w:t>
+            </w:r>
+          </w:p>
+        </w:tc>
+      </w:tr>
+      <w:tr>
+        <w:tc>
+          <w:tcPr/>
+          <w:p>
+            <w:pPr>
+              <w:pStyle w:val="Compact"/>
             </w:pPr>
             <w:r>
               <w:t xml:space="preserve">2021</w:t>
@@ -2146,34 +2185,34 @@
           </w:p>
         </w:tc>
         <w:tc>
-          <w:p>
-            <w:pPr>
-              <w:pStyle w:val="Compact"/>
-              <w:jc w:val="left"/>
-            </w:pPr>
-            <w:r>
-              <w:t xml:space="preserve">53,832</w:t>
-            </w:r>
-          </w:p>
-        </w:tc>
-        <w:tc>
-          <w:p>
-            <w:pPr>
-              <w:pStyle w:val="Compact"/>
-              <w:jc w:val="left"/>
-            </w:pPr>
-            <w:r>
-              <w:t xml:space="preserve">2,856.7</w:t>
-            </w:r>
-          </w:p>
-        </w:tc>
-      </w:tr>
-      <w:tr>
-        <w:tc>
-          <w:p>
-            <w:pPr>
-              <w:pStyle w:val="Compact"/>
-              <w:jc w:val="left"/>
+          <w:tcPr/>
+          <w:p>
+            <w:pPr>
+              <w:pStyle w:val="Compact"/>
+            </w:pPr>
+            <w:r>
+              <w:t xml:space="preserve">53,723</w:t>
+            </w:r>
+          </w:p>
+        </w:tc>
+        <w:tc>
+          <w:tcPr/>
+          <w:p>
+            <w:pPr>
+              <w:pStyle w:val="Compact"/>
+            </w:pPr>
+            <w:r>
+              <w:t xml:space="preserve">2,846.1</w:t>
+            </w:r>
+          </w:p>
+        </w:tc>
+      </w:tr>
+      <w:tr>
+        <w:tc>
+          <w:tcPr/>
+          <w:p>
+            <w:pPr>
+              <w:pStyle w:val="Compact"/>
             </w:pPr>
             <w:r>
               <w:t xml:space="preserve">2022</w:t>
@@ -2181,34 +2220,34 @@
           </w:p>
         </w:tc>
         <w:tc>
-          <w:p>
-            <w:pPr>
-              <w:pStyle w:val="Compact"/>
-              <w:jc w:val="left"/>
-            </w:pPr>
-            <w:r>
-              <w:t xml:space="preserve">30,991</w:t>
-            </w:r>
-          </w:p>
-        </w:tc>
-        <w:tc>
-          <w:p>
-            <w:pPr>
-              <w:pStyle w:val="Compact"/>
-              <w:jc w:val="left"/>
-            </w:pPr>
-            <w:r>
-              <w:t xml:space="preserve">2,648.4</w:t>
-            </w:r>
-          </w:p>
-        </w:tc>
-      </w:tr>
-      <w:tr>
-        <w:tc>
-          <w:p>
-            <w:pPr>
-              <w:pStyle w:val="Compact"/>
-              <w:jc w:val="left"/>
+          <w:tcPr/>
+          <w:p>
+            <w:pPr>
+              <w:pStyle w:val="Compact"/>
+            </w:pPr>
+            <w:r>
+              <w:t xml:space="preserve">30,927</w:t>
+            </w:r>
+          </w:p>
+        </w:tc>
+        <w:tc>
+          <w:tcPr/>
+          <w:p>
+            <w:pPr>
+              <w:pStyle w:val="Compact"/>
+            </w:pPr>
+            <w:r>
+              <w:t xml:space="preserve">2,639.6</w:t>
+            </w:r>
+          </w:p>
+        </w:tc>
+      </w:tr>
+      <w:tr>
+        <w:tc>
+          <w:tcPr/>
+          <w:p>
+            <w:pPr>
+              <w:pStyle w:val="Compact"/>
             </w:pPr>
             <w:r>
               <w:t xml:space="preserve">2023</w:t>
@@ -2216,34 +2255,34 @@
           </w:p>
         </w:tc>
         <w:tc>
-          <w:p>
-            <w:pPr>
-              <w:pStyle w:val="Compact"/>
-              <w:jc w:val="left"/>
-            </w:pPr>
-            <w:r>
-              <w:t xml:space="preserve">10,705</w:t>
-            </w:r>
-          </w:p>
-        </w:tc>
-        <w:tc>
-          <w:p>
-            <w:pPr>
-              <w:pStyle w:val="Compact"/>
-              <w:jc w:val="left"/>
-            </w:pPr>
-            <w:r>
-              <w:t xml:space="preserve">1,603.1</w:t>
-            </w:r>
-          </w:p>
-        </w:tc>
-      </w:tr>
-      <w:tr>
-        <w:tc>
-          <w:p>
-            <w:pPr>
-              <w:pStyle w:val="Compact"/>
-              <w:jc w:val="left"/>
+          <w:tcPr/>
+          <w:p>
+            <w:pPr>
+              <w:pStyle w:val="Compact"/>
+            </w:pPr>
+            <w:r>
+              <w:t xml:space="preserve">10,648</w:t>
+            </w:r>
+          </w:p>
+        </w:tc>
+        <w:tc>
+          <w:tcPr/>
+          <w:p>
+            <w:pPr>
+              <w:pStyle w:val="Compact"/>
+            </w:pPr>
+            <w:r>
+              <w:t xml:space="preserve">1,527.9</w:t>
+            </w:r>
+          </w:p>
+        </w:tc>
+      </w:tr>
+      <w:tr>
+        <w:tc>
+          <w:tcPr/>
+          <w:p>
+            <w:pPr>
+              <w:pStyle w:val="Compact"/>
             </w:pPr>
             <w:r>
               <w:t xml:space="preserve">2024</w:t>
@@ -2251,34 +2290,34 @@
           </w:p>
         </w:tc>
         <w:tc>
-          <w:p>
-            <w:pPr>
-              <w:pStyle w:val="Compact"/>
-              <w:jc w:val="left"/>
-            </w:pPr>
-            <w:r>
-              <w:t xml:space="preserve">9,380</w:t>
-            </w:r>
-          </w:p>
-        </w:tc>
-        <w:tc>
-          <w:p>
-            <w:pPr>
-              <w:pStyle w:val="Compact"/>
-              <w:jc w:val="left"/>
-            </w:pPr>
-            <w:r>
-              <w:t xml:space="preserve">1,137.5</w:t>
-            </w:r>
-          </w:p>
-        </w:tc>
-      </w:tr>
-      <w:tr>
-        <w:tc>
-          <w:p>
-            <w:pPr>
-              <w:pStyle w:val="Compact"/>
-              <w:jc w:val="left"/>
+          <w:tcPr/>
+          <w:p>
+            <w:pPr>
+              <w:pStyle w:val="Compact"/>
+            </w:pPr>
+            <w:r>
+              <w:t xml:space="preserve">9,335</w:t>
+            </w:r>
+          </w:p>
+        </w:tc>
+        <w:tc>
+          <w:tcPr/>
+          <w:p>
+            <w:pPr>
+              <w:pStyle w:val="Compact"/>
+            </w:pPr>
+            <w:r>
+              <w:t xml:space="preserve">1,124.0</w:t>
+            </w:r>
+          </w:p>
+        </w:tc>
+      </w:tr>
+      <w:tr>
+        <w:tc>
+          <w:tcPr/>
+          <w:p>
+            <w:pPr>
+              <w:pStyle w:val="Compact"/>
             </w:pPr>
             <w:r>
               <w:t xml:space="preserve">2025</w:t>
@@ -2286,24 +2325,24 @@
           </w:p>
         </w:tc>
         <w:tc>
-          <w:p>
-            <w:pPr>
-              <w:pStyle w:val="Compact"/>
-              <w:jc w:val="left"/>
-            </w:pPr>
-            <w:r>
-              <w:t xml:space="preserve">22,033</w:t>
-            </w:r>
-          </w:p>
-        </w:tc>
-        <w:tc>
-          <w:p>
-            <w:pPr>
-              <w:pStyle w:val="Compact"/>
-              <w:jc w:val="left"/>
-            </w:pPr>
-            <w:r>
-              <w:t xml:space="preserve">5,519.3</w:t>
+          <w:tcPr/>
+          <w:p>
+            <w:pPr>
+              <w:pStyle w:val="Compact"/>
+            </w:pPr>
+            <w:r>
+              <w:t xml:space="preserve">21,955</w:t>
+            </w:r>
+          </w:p>
+        </w:tc>
+        <w:tc>
+          <w:tcPr/>
+          <w:p>
+            <w:pPr>
+              <w:pStyle w:val="Compact"/>
+            </w:pPr>
+            <w:r>
+              <w:t xml:space="preserve">5,496.8</w:t>
             </w:r>
           </w:p>
         </w:tc>
@@ -2322,7 +2361,7 @@
         <w:pStyle w:val="BodyText"/>
       </w:pPr>
       <w:r>
-        <w:t xml:space="preserve">The pronounced decline in indexed contracts in 2023-2024 (from 30,991 in 2022 to 10,705 and 9,380, respectively) is reproduced in an independent reconstruction of the public SECOP-II API, which recovers 10,006 and 8,818 pharmaceutical contracts for those years (gaps of only 699 and 562 contracts relative to the manuscript counts). The decline is therefore present in the SECOP-II source under the inclusion taxonomy and is not an artifact of the local PostgreSQL snapshot. The available administrative data do not allow us to adjudicate whether it reflects procurement consolidation into fewer, higher-value contracts, changes in contract-object coding, or an actual reduction in pharmaceutical contracting volume; we therefore treat this pattern as a source-data and classification limitation requiring dedicated validation rather than assigning it a single causal explanation.</w:t>
+        <w:t xml:space="preserve">The pronounced decline in indexed contracts in 2023-2024 (from 30,927 in 2022 to 10,648 and 9,335, respectively) is also present in an independent reconstruction of the public SECOP-II API, which recovered 10,006 and 8,818 candidate pharmaceutical contracts for those years before the contract-level correction. The decline is therefore present in the SECOP-II source under the inclusion taxonomy and is not an artifact of the local PostgreSQL snapshot. The available administrative data do not allow us to adjudicate whether it reflects procurement consolidation into fewer, higher-value contracts, changes in contract-object coding, or an actual reduction in pharmaceutical contracting volume; we therefore treat this pattern as a source-data and classification limitation requiring dedicated validation rather than assigning it a single causal explanation.</w:t>
       </w:r>
     </w:p>
     <w:p>
@@ -2332,6 +2371,7 @@
       <w:r>
         <w:rPr>
           <w:b/>
+          <w:bCs/>
         </w:rPr>
         <w:t xml:space="preserve">Distribution by therapeutic category:</w:t>
       </w:r>
@@ -2339,25 +2379,25 @@
     <w:tbl>
       <w:tblPr>
         <w:tblStyle w:val="Table"/>
-        <w:tblW w:type="pct" w:w="0.0"/>
-        <w:tblLook w:firstRow="1"/>
+        <w:tblW w:type="pct" w:w="5000"/>
+        <w:tblLayout w:type="fixed"/>
+        <w:tblLook w:firstRow="1" w:lastRow="0" w:firstColumn="0" w:lastColumn="0" w:noHBand="0" w:noVBand="0" w:val="0020"/>
       </w:tblPr>
-      <w:tblGrid/>
+      <w:tblGrid>
+        <w:gridCol w:w="1980"/>
+        <w:gridCol w:w="1980"/>
+        <w:gridCol w:w="1980"/>
+        <w:gridCol w:w="1980"/>
+      </w:tblGrid>
       <w:tr>
         <w:trPr>
-          <w:cnfStyle w:firstRow="1"/>
+          <w:tblHeader w:val="on"/>
         </w:trPr>
         <w:tc>
-          <w:tcPr>
-            <w:tcBorders>
-              <w:bottom w:val="single"/>
-            </w:tcBorders>
-            <w:vAlign w:val="bottom"/>
-          </w:tcPr>
-          <w:p>
-            <w:pPr>
-              <w:pStyle w:val="Compact"/>
-              <w:jc w:val="left"/>
+          <w:tcPr/>
+          <w:p>
+            <w:pPr>
+              <w:pStyle w:val="Compact"/>
             </w:pPr>
             <w:r>
               <w:t xml:space="preserve">Category</w:t>
@@ -2365,16 +2405,10 @@
           </w:p>
         </w:tc>
         <w:tc>
-          <w:tcPr>
-            <w:tcBorders>
-              <w:bottom w:val="single"/>
-            </w:tcBorders>
-            <w:vAlign w:val="bottom"/>
-          </w:tcPr>
-          <w:p>
-            <w:pPr>
-              <w:pStyle w:val="Compact"/>
-              <w:jc w:val="left"/>
+          <w:tcPr/>
+          <w:p>
+            <w:pPr>
+              <w:pStyle w:val="Compact"/>
             </w:pPr>
             <w:r>
               <w:t xml:space="preserve">Contracts</w:t>
@@ -2382,16 +2416,10 @@
           </w:p>
         </w:tc>
         <w:tc>
-          <w:tcPr>
-            <w:tcBorders>
-              <w:bottom w:val="single"/>
-            </w:tcBorders>
-            <w:vAlign w:val="bottom"/>
-          </w:tcPr>
-          <w:p>
-            <w:pPr>
-              <w:pStyle w:val="Compact"/>
-              <w:jc w:val="left"/>
+          <w:tcPr/>
+          <w:p>
+            <w:pPr>
+              <w:pStyle w:val="Compact"/>
             </w:pPr>
             <w:r>
               <w:t xml:space="preserve">Value (COP billions)</w:t>
@@ -2399,16 +2427,10 @@
           </w:p>
         </w:tc>
         <w:tc>
-          <w:tcPr>
-            <w:tcBorders>
-              <w:bottom w:val="single"/>
-            </w:tcBorders>
-            <w:vAlign w:val="bottom"/>
-          </w:tcPr>
-          <w:p>
-            <w:pPr>
-              <w:pStyle w:val="Compact"/>
-              <w:jc w:val="left"/>
+          <w:tcPr/>
+          <w:p>
+            <w:pPr>
+              <w:pStyle w:val="Compact"/>
             </w:pPr>
             <w:r>
               <w:t xml:space="preserve">Mean value (COP millions)</w:t>
@@ -2418,10 +2440,10 @@
       </w:tr>
       <w:tr>
         <w:tc>
-          <w:p>
-            <w:pPr>
-              <w:pStyle w:val="Compact"/>
-              <w:jc w:val="left"/>
+          <w:tcPr/>
+          <w:p>
+            <w:pPr>
+              <w:pStyle w:val="Compact"/>
             </w:pPr>
             <w:r>
               <w:t xml:space="preserve">General pharmaceutical</w:t>
@@ -2429,45 +2451,45 @@
           </w:p>
         </w:tc>
         <w:tc>
-          <w:p>
-            <w:pPr>
-              <w:pStyle w:val="Compact"/>
-              <w:jc w:val="left"/>
-            </w:pPr>
-            <w:r>
-              <w:t xml:space="preserve">82,303</w:t>
-            </w:r>
-          </w:p>
-        </w:tc>
-        <w:tc>
-          <w:p>
-            <w:pPr>
-              <w:pStyle w:val="Compact"/>
-              <w:jc w:val="left"/>
-            </w:pPr>
-            <w:r>
-              <w:t xml:space="preserve">9,990.3</w:t>
-            </w:r>
-          </w:p>
-        </w:tc>
-        <w:tc>
-          <w:p>
-            <w:pPr>
-              <w:pStyle w:val="Compact"/>
-              <w:jc w:val="left"/>
-            </w:pPr>
-            <w:r>
-              <w:t xml:space="preserve">121.4</w:t>
-            </w:r>
-          </w:p>
-        </w:tc>
-      </w:tr>
-      <w:tr>
-        <w:tc>
-          <w:p>
-            <w:pPr>
-              <w:pStyle w:val="Compact"/>
-              <w:jc w:val="left"/>
+          <w:tcPr/>
+          <w:p>
+            <w:pPr>
+              <w:pStyle w:val="Compact"/>
+            </w:pPr>
+            <w:r>
+              <w:t xml:space="preserve">81,589</w:t>
+            </w:r>
+          </w:p>
+        </w:tc>
+        <w:tc>
+          <w:tcPr/>
+          <w:p>
+            <w:pPr>
+              <w:pStyle w:val="Compact"/>
+            </w:pPr>
+            <w:r>
+              <w:t xml:space="preserve">9,855.7</w:t>
+            </w:r>
+          </w:p>
+        </w:tc>
+        <w:tc>
+          <w:tcPr/>
+          <w:p>
+            <w:pPr>
+              <w:pStyle w:val="Compact"/>
+            </w:pPr>
+            <w:r>
+              <w:t xml:space="preserve">120.8</w:t>
+            </w:r>
+          </w:p>
+        </w:tc>
+      </w:tr>
+      <w:tr>
+        <w:tc>
+          <w:tcPr/>
+          <w:p>
+            <w:pPr>
+              <w:pStyle w:val="Compact"/>
             </w:pPr>
             <w:r>
               <w:t xml:space="preserve">Medical device</w:t>
@@ -2475,45 +2497,100 @@
           </w:p>
         </w:tc>
         <w:tc>
-          <w:p>
-            <w:pPr>
-              <w:pStyle w:val="Compact"/>
-              <w:jc w:val="left"/>
-            </w:pPr>
-            <w:r>
-              <w:t xml:space="preserve">15,943</w:t>
-            </w:r>
-          </w:p>
-        </w:tc>
-        <w:tc>
-          <w:p>
-            <w:pPr>
-              <w:pStyle w:val="Compact"/>
-              <w:jc w:val="left"/>
-            </w:pPr>
-            <w:r>
-              <w:t xml:space="preserve">2,957.0</w:t>
-            </w:r>
-          </w:p>
-        </w:tc>
-        <w:tc>
-          <w:p>
-            <w:pPr>
-              <w:pStyle w:val="Compact"/>
-              <w:jc w:val="left"/>
-            </w:pPr>
-            <w:r>
-              <w:t xml:space="preserve">185.5</w:t>
-            </w:r>
-          </w:p>
-        </w:tc>
-      </w:tr>
-      <w:tr>
-        <w:tc>
-          <w:p>
-            <w:pPr>
-              <w:pStyle w:val="Compact"/>
-              <w:jc w:val="left"/>
+          <w:tcPr/>
+          <w:p>
+            <w:pPr>
+              <w:pStyle w:val="Compact"/>
+            </w:pPr>
+            <w:r>
+              <w:t xml:space="preserve">15,863</w:t>
+            </w:r>
+          </w:p>
+        </w:tc>
+        <w:tc>
+          <w:tcPr/>
+          <w:p>
+            <w:pPr>
+              <w:pStyle w:val="Compact"/>
+            </w:pPr>
+            <w:r>
+              <w:t xml:space="preserve">2,922.2</w:t>
+            </w:r>
+          </w:p>
+        </w:tc>
+        <w:tc>
+          <w:tcPr/>
+          <w:p>
+            <w:pPr>
+              <w:pStyle w:val="Compact"/>
+            </w:pPr>
+            <w:r>
+              <w:t xml:space="preserve">184.2</w:t>
+            </w:r>
+          </w:p>
+        </w:tc>
+      </w:tr>
+      <w:tr>
+        <w:tc>
+          <w:tcPr/>
+          <w:p>
+            <w:pPr>
+              <w:pStyle w:val="Compact"/>
+            </w:pPr>
+            <w:r>
+              <w:t xml:space="preserve">Unspecified (</w:t>
+            </w:r>
+            <w:r>
+              <w:rPr>
+                <w:rStyle w:val="VerbatimChar"/>
+              </w:rPr>
+              <w:t xml:space="preserve">NO_ESPECIFICADO</w:t>
+            </w:r>
+            <w:r>
+              <w:t xml:space="preserve">)</w:t>
+            </w:r>
+          </w:p>
+        </w:tc>
+        <w:tc>
+          <w:tcPr/>
+          <w:p>
+            <w:pPr>
+              <w:pStyle w:val="Compact"/>
+            </w:pPr>
+            <w:r>
+              <w:t xml:space="preserve">15,226</w:t>
+            </w:r>
+          </w:p>
+        </w:tc>
+        <w:tc>
+          <w:tcPr/>
+          <w:p>
+            <w:pPr>
+              <w:pStyle w:val="Compact"/>
+            </w:pPr>
+            <w:r>
+              <w:t xml:space="preserve">2,625.8</w:t>
+            </w:r>
+          </w:p>
+        </w:tc>
+        <w:tc>
+          <w:tcPr/>
+          <w:p>
+            <w:pPr>
+              <w:pStyle w:val="Compact"/>
+            </w:pPr>
+            <w:r>
+              <w:t xml:space="preserve">173.8</w:t>
+            </w:r>
+          </w:p>
+        </w:tc>
+      </w:tr>
+      <w:tr>
+        <w:tc>
+          <w:tcPr/>
+          <w:p>
+            <w:pPr>
+              <w:pStyle w:val="Compact"/>
             </w:pPr>
             <w:r>
               <w:t xml:space="preserve">Vaccine</w:t>
@@ -2521,183 +2598,183 @@
           </w:p>
         </w:tc>
         <w:tc>
-          <w:p>
-            <w:pPr>
-              <w:pStyle w:val="Compact"/>
-              <w:jc w:val="left"/>
-            </w:pPr>
-            <w:r>
-              <w:t xml:space="preserve">46,130</w:t>
-            </w:r>
-          </w:p>
-        </w:tc>
-        <w:tc>
-          <w:p>
-            <w:pPr>
-              <w:pStyle w:val="Compact"/>
-              <w:jc w:val="left"/>
-            </w:pPr>
-            <w:r>
-              <w:t xml:space="preserve">905.3</w:t>
-            </w:r>
-          </w:p>
-        </w:tc>
-        <w:tc>
-          <w:p>
-            <w:pPr>
-              <w:pStyle w:val="Compact"/>
-              <w:jc w:val="left"/>
+          <w:tcPr/>
+          <w:p>
+            <w:pPr>
+              <w:pStyle w:val="Compact"/>
+            </w:pPr>
+            <w:r>
+              <w:t xml:space="preserve">45,935</w:t>
+            </w:r>
+          </w:p>
+        </w:tc>
+        <w:tc>
+          <w:tcPr/>
+          <w:p>
+            <w:pPr>
+              <w:pStyle w:val="Compact"/>
+            </w:pPr>
+            <w:r>
+              <w:t xml:space="preserve">864.6</w:t>
+            </w:r>
+          </w:p>
+        </w:tc>
+        <w:tc>
+          <w:tcPr/>
+          <w:p>
+            <w:pPr>
+              <w:pStyle w:val="Compact"/>
+            </w:pPr>
+            <w:r>
+              <w:t xml:space="preserve">18.8</w:t>
+            </w:r>
+          </w:p>
+        </w:tc>
+      </w:tr>
+      <w:tr>
+        <w:tc>
+          <w:tcPr/>
+          <w:p>
+            <w:pPr>
+              <w:pStyle w:val="Compact"/>
+            </w:pPr>
+            <w:r>
+              <w:t xml:space="preserve">Oncology</w:t>
+            </w:r>
+          </w:p>
+        </w:tc>
+        <w:tc>
+          <w:tcPr/>
+          <w:p>
+            <w:pPr>
+              <w:pStyle w:val="Compact"/>
+            </w:pPr>
+            <w:r>
+              <w:t xml:space="preserve">400</w:t>
+            </w:r>
+          </w:p>
+        </w:tc>
+        <w:tc>
+          <w:tcPr/>
+          <w:p>
+            <w:pPr>
+              <w:pStyle w:val="Compact"/>
+            </w:pPr>
+            <w:r>
+              <w:t xml:space="preserve">421.2</w:t>
+            </w:r>
+          </w:p>
+        </w:tc>
+        <w:tc>
+          <w:tcPr/>
+          <w:p>
+            <w:pPr>
+              <w:pStyle w:val="Compact"/>
+            </w:pPr>
+            <w:r>
+              <w:t xml:space="preserve">1,052.9</w:t>
+            </w:r>
+          </w:p>
+        </w:tc>
+      </w:tr>
+      <w:tr>
+        <w:tc>
+          <w:tcPr/>
+          <w:p>
+            <w:pPr>
+              <w:pStyle w:val="Compact"/>
+            </w:pPr>
+            <w:r>
+              <w:t xml:space="preserve">Medical supply</w:t>
+            </w:r>
+          </w:p>
+        </w:tc>
+        <w:tc>
+          <w:tcPr/>
+          <w:p>
+            <w:pPr>
+              <w:pStyle w:val="Compact"/>
+            </w:pPr>
+            <w:r>
+              <w:t xml:space="preserve">2,232</w:t>
+            </w:r>
+          </w:p>
+        </w:tc>
+        <w:tc>
+          <w:tcPr/>
+          <w:p>
+            <w:pPr>
+              <w:pStyle w:val="Compact"/>
+            </w:pPr>
+            <w:r>
+              <w:t xml:space="preserve">190.0</w:t>
+            </w:r>
+          </w:p>
+        </w:tc>
+        <w:tc>
+          <w:tcPr/>
+          <w:p>
+            <w:pPr>
+              <w:pStyle w:val="Compact"/>
+            </w:pPr>
+            <w:r>
+              <w:t xml:space="preserve">85.1</w:t>
+            </w:r>
+          </w:p>
+        </w:tc>
+      </w:tr>
+      <w:tr>
+        <w:tc>
+          <w:tcPr/>
+          <w:p>
+            <w:pPr>
+              <w:pStyle w:val="Compact"/>
+            </w:pPr>
+            <w:r>
+              <w:t xml:space="preserve">Antibiotic</w:t>
+            </w:r>
+          </w:p>
+        </w:tc>
+        <w:tc>
+          <w:tcPr/>
+          <w:p>
+            <w:pPr>
+              <w:pStyle w:val="Compact"/>
+            </w:pPr>
+            <w:r>
+              <w:t xml:space="preserve">217</w:t>
+            </w:r>
+          </w:p>
+        </w:tc>
+        <w:tc>
+          <w:tcPr/>
+          <w:p>
+            <w:pPr>
+              <w:pStyle w:val="Compact"/>
             </w:pPr>
             <w:r>
               <w:t xml:space="preserve">19.6</w:t>
             </w:r>
           </w:p>
         </w:tc>
-      </w:tr>
-      <w:tr>
-        <w:tc>
-          <w:p>
-            <w:pPr>
-              <w:pStyle w:val="Compact"/>
-              <w:jc w:val="left"/>
-            </w:pPr>
-            <w:r>
-              <w:t xml:space="preserve">Oncology</w:t>
-            </w:r>
-          </w:p>
-        </w:tc>
-        <w:tc>
-          <w:p>
-            <w:pPr>
-              <w:pStyle w:val="Compact"/>
-              <w:jc w:val="left"/>
-            </w:pPr>
-            <w:r>
-              <w:t xml:space="preserve">403</w:t>
-            </w:r>
-          </w:p>
-        </w:tc>
-        <w:tc>
-          <w:p>
-            <w:pPr>
-              <w:pStyle w:val="Compact"/>
-              <w:jc w:val="left"/>
-            </w:pPr>
-            <w:r>
-              <w:t xml:space="preserve">422.8</w:t>
-            </w:r>
-          </w:p>
-        </w:tc>
-        <w:tc>
-          <w:p>
-            <w:pPr>
-              <w:pStyle w:val="Compact"/>
-              <w:jc w:val="left"/>
-            </w:pPr>
-            <w:r>
-              <w:t xml:space="preserve">1,049.2</w:t>
-            </w:r>
-          </w:p>
-        </w:tc>
-      </w:tr>
-      <w:tr>
-        <w:tc>
-          <w:p>
-            <w:pPr>
-              <w:pStyle w:val="Compact"/>
-              <w:jc w:val="left"/>
-            </w:pPr>
-            <w:r>
-              <w:t xml:space="preserve">Medical supply</w:t>
-            </w:r>
-          </w:p>
-        </w:tc>
-        <w:tc>
-          <w:p>
-            <w:pPr>
-              <w:pStyle w:val="Compact"/>
-              <w:jc w:val="left"/>
-            </w:pPr>
-            <w:r>
-              <w:t xml:space="preserve">2,312</w:t>
-            </w:r>
-          </w:p>
-        </w:tc>
-        <w:tc>
-          <w:p>
-            <w:pPr>
-              <w:pStyle w:val="Compact"/>
-              <w:jc w:val="left"/>
-            </w:pPr>
-            <w:r>
-              <w:t xml:space="preserve">201.6</w:t>
-            </w:r>
-          </w:p>
-        </w:tc>
-        <w:tc>
-          <w:p>
-            <w:pPr>
-              <w:pStyle w:val="Compact"/>
-              <w:jc w:val="left"/>
-            </w:pPr>
-            <w:r>
-              <w:t xml:space="preserve">87.2</w:t>
-            </w:r>
-          </w:p>
-        </w:tc>
-      </w:tr>
-      <w:tr>
-        <w:tc>
-          <w:p>
-            <w:pPr>
-              <w:pStyle w:val="Compact"/>
-              <w:jc w:val="left"/>
-            </w:pPr>
-            <w:r>
-              <w:t xml:space="preserve">Antibiotic</w:t>
-            </w:r>
-          </w:p>
-        </w:tc>
-        <w:tc>
-          <w:p>
-            <w:pPr>
-              <w:pStyle w:val="Compact"/>
-              <w:jc w:val="left"/>
-            </w:pPr>
-            <w:r>
-              <w:t xml:space="preserve">219</w:t>
-            </w:r>
-          </w:p>
-        </w:tc>
-        <w:tc>
-          <w:p>
-            <w:pPr>
-              <w:pStyle w:val="Compact"/>
-              <w:jc w:val="left"/>
-            </w:pPr>
-            <w:r>
-              <w:t xml:space="preserve">21.7</w:t>
-            </w:r>
-          </w:p>
-        </w:tc>
-        <w:tc>
-          <w:p>
-            <w:pPr>
-              <w:pStyle w:val="Compact"/>
-              <w:jc w:val="left"/>
-            </w:pPr>
-            <w:r>
-              <w:t xml:space="preserve">98.9</w:t>
-            </w:r>
-          </w:p>
-        </w:tc>
-      </w:tr>
-      <w:tr>
-        <w:tc>
-          <w:p>
-            <w:pPr>
-              <w:pStyle w:val="Compact"/>
-              <w:jc w:val="left"/>
+        <w:tc>
+          <w:tcPr/>
+          <w:p>
+            <w:pPr>
+              <w:pStyle w:val="Compact"/>
+            </w:pPr>
+            <w:r>
+              <w:t xml:space="preserve">90.2</w:t>
+            </w:r>
+          </w:p>
+        </w:tc>
+      </w:tr>
+      <w:tr>
+        <w:tc>
+          <w:tcPr/>
+          <w:p>
+            <w:pPr>
+              <w:pStyle w:val="Compact"/>
             </w:pPr>
             <w:r>
               <w:t xml:space="preserve">Diabetes</w:t>
@@ -2705,45 +2782,45 @@
           </w:p>
         </w:tc>
         <w:tc>
-          <w:p>
-            <w:pPr>
-              <w:pStyle w:val="Compact"/>
-              <w:jc w:val="left"/>
-            </w:pPr>
-            <w:r>
-              <w:t xml:space="preserve">281</w:t>
-            </w:r>
-          </w:p>
-        </w:tc>
-        <w:tc>
-          <w:p>
-            <w:pPr>
-              <w:pStyle w:val="Compact"/>
-              <w:jc w:val="left"/>
-            </w:pPr>
-            <w:r>
-              <w:t xml:space="preserve">20.8</w:t>
-            </w:r>
-          </w:p>
-        </w:tc>
-        <w:tc>
-          <w:p>
-            <w:pPr>
-              <w:pStyle w:val="Compact"/>
-              <w:jc w:val="left"/>
-            </w:pPr>
-            <w:r>
-              <w:t xml:space="preserve">74.0</w:t>
-            </w:r>
-          </w:p>
-        </w:tc>
-      </w:tr>
-      <w:tr>
-        <w:tc>
-          <w:p>
-            <w:pPr>
-              <w:pStyle w:val="Compact"/>
-              <w:jc w:val="left"/>
+          <w:tcPr/>
+          <w:p>
+            <w:pPr>
+              <w:pStyle w:val="Compact"/>
+            </w:pPr>
+            <w:r>
+              <w:t xml:space="preserve">279</w:t>
+            </w:r>
+          </w:p>
+        </w:tc>
+        <w:tc>
+          <w:tcPr/>
+          <w:p>
+            <w:pPr>
+              <w:pStyle w:val="Compact"/>
+            </w:pPr>
+            <w:r>
+              <w:t xml:space="preserve">20.4</w:t>
+            </w:r>
+          </w:p>
+        </w:tc>
+        <w:tc>
+          <w:tcPr/>
+          <w:p>
+            <w:pPr>
+              <w:pStyle w:val="Compact"/>
+            </w:pPr>
+            <w:r>
+              <w:t xml:space="preserve">73.1</w:t>
+            </w:r>
+          </w:p>
+        </w:tc>
+      </w:tr>
+      <w:tr>
+        <w:tc>
+          <w:tcPr/>
+          <w:p>
+            <w:pPr>
+              <w:pStyle w:val="Compact"/>
             </w:pPr>
             <w:r>
               <w:t xml:space="preserve">Analgesic</w:t>
@@ -2751,10 +2828,10 @@
           </w:p>
         </w:tc>
         <w:tc>
-          <w:p>
-            <w:pPr>
-              <w:pStyle w:val="Compact"/>
-              <w:jc w:val="left"/>
+          <w:tcPr/>
+          <w:p>
+            <w:pPr>
+              <w:pStyle w:val="Compact"/>
             </w:pPr>
             <w:r>
               <w:t xml:space="preserve">42</w:t>
@@ -2762,10 +2839,10 @@
           </w:p>
         </w:tc>
         <w:tc>
-          <w:p>
-            <w:pPr>
-              <w:pStyle w:val="Compact"/>
-              <w:jc w:val="left"/>
+          <w:tcPr/>
+          <w:p>
+            <w:pPr>
+              <w:pStyle w:val="Compact"/>
             </w:pPr>
             <w:r>
               <w:t xml:space="preserve">8.5</w:t>
@@ -2773,10 +2850,10 @@
           </w:p>
         </w:tc>
         <w:tc>
-          <w:p>
-            <w:pPr>
-              <w:pStyle w:val="Compact"/>
-              <w:jc w:val="left"/>
+          <w:tcPr/>
+          <w:p>
+            <w:pPr>
+              <w:pStyle w:val="Compact"/>
             </w:pPr>
             <w:r>
               <w:t xml:space="preserve">203.0</w:t>
@@ -2786,10 +2863,10 @@
       </w:tr>
       <w:tr>
         <w:tc>
-          <w:p>
-            <w:pPr>
-              <w:pStyle w:val="Compact"/>
-              <w:jc w:val="left"/>
+          <w:tcPr/>
+          <w:p>
+            <w:pPr>
+              <w:pStyle w:val="Compact"/>
             </w:pPr>
             <w:r>
               <w:t xml:space="preserve">Antiviral</w:t>
@@ -2797,10 +2874,10 @@
           </w:p>
         </w:tc>
         <w:tc>
-          <w:p>
-            <w:pPr>
-              <w:pStyle w:val="Compact"/>
-              <w:jc w:val="left"/>
+          <w:tcPr/>
+          <w:p>
+            <w:pPr>
+              <w:pStyle w:val="Compact"/>
             </w:pPr>
             <w:r>
               <w:t xml:space="preserve">37</w:t>
@@ -2808,10 +2885,10 @@
           </w:p>
         </w:tc>
         <w:tc>
-          <w:p>
-            <w:pPr>
-              <w:pStyle w:val="Compact"/>
-              <w:jc w:val="left"/>
+          <w:tcPr/>
+          <w:p>
+            <w:pPr>
+              <w:pStyle w:val="Compact"/>
             </w:pPr>
             <w:r>
               <w:t xml:space="preserve">0.9</w:t>
@@ -2819,10 +2896,10 @@
           </w:p>
         </w:tc>
         <w:tc>
-          <w:p>
-            <w:pPr>
-              <w:pStyle w:val="Compact"/>
-              <w:jc w:val="left"/>
+          <w:tcPr/>
+          <w:p>
+            <w:pPr>
+              <w:pStyle w:val="Compact"/>
             </w:pPr>
             <w:r>
               <w:t xml:space="preserve">24.6</w:t>
@@ -2836,18 +2913,33 @@
         <w:pStyle w:val="BodyText"/>
       </w:pPr>
       <w:r>
-        <w:t xml:space="preserve">Oncology contracts showed the highest mean contract value (COP 1,049.2 million per contract).</w:t>
-      </w:r>
-    </w:p>
+        <w:t xml:space="preserve">Unspecified contracts accounted for 9.4% of corrected-cohort contracts and 15.5% of total contracted value (COP 2.63 trillion). Oncology contracts showed the highest mean contract value among named categories (COP 1,049.2 million per contract). Contracts labeled</w:t>
+      </w:r>
+      <w:r>
+        <w:t xml:space="preserve"> </w:t>
+      </w:r>
+      <w:r>
+        <w:rPr>
+          <w:rStyle w:val="VerbatimChar"/>
+        </w:rPr>
+        <w:t xml:space="preserve">NO_ESPECIFICADO</w:t>
+      </w:r>
+      <w:r>
+        <w:t xml:space="preserve"> </w:t>
+      </w:r>
+      <w:r>
+        <w:t xml:space="preserve">are retained in descriptive cohort totals but are excluded from the Z-score engine (Section 2.4).</w:t>
+      </w:r>
+    </w:p>
+    <w:bookmarkEnd w:id="33"/>
+    <w:bookmarkStart w:id="34" w:name="geographic-distribution"/>
     <w:p>
       <w:pPr>
         <w:pStyle w:val="Heading3"/>
       </w:pPr>
-      <w:bookmarkStart w:id="36" w:name="geographic-distribution"/>
       <w:r>
         <w:t xml:space="preserve">3.2 Geographic distribution</w:t>
       </w:r>
-      <w:bookmarkEnd w:id="36"/>
     </w:p>
     <w:p>
       <w:pPr>
@@ -2860,8 +2952,9 @@
     <w:tbl>
       <w:tblPr>
         <w:tblStyle w:val="Table"/>
-        <w:tblW w:type="pct" w:w="5000.0"/>
-        <w:tblLook w:firstRow="1"/>
+        <w:tblW w:type="pct" w:w="5000"/>
+        <w:tblLayout w:type="fixed"/>
+        <w:tblLook w:firstRow="1" w:lastRow="0" w:firstColumn="0" w:lastColumn="0" w:noHBand="0" w:noVBand="0" w:val="0020"/>
       </w:tblPr>
       <w:tblGrid>
         <w:gridCol w:w="1584"/>
@@ -2872,19 +2965,13 @@
       </w:tblGrid>
       <w:tr>
         <w:trPr>
-          <w:cnfStyle w:firstRow="1"/>
+          <w:tblHeader w:val="on"/>
         </w:trPr>
         <w:tc>
-          <w:tcPr>
-            <w:tcBorders>
-              <w:bottom w:val="single"/>
-            </w:tcBorders>
-            <w:vAlign w:val="bottom"/>
-          </w:tcPr>
-          <w:p>
-            <w:pPr>
-              <w:pStyle w:val="Compact"/>
-              <w:jc w:val="left"/>
+          <w:tcPr/>
+          <w:p>
+            <w:pPr>
+              <w:pStyle w:val="Compact"/>
             </w:pPr>
             <w:r>
               <w:t xml:space="preserve">Region</w:t>
@@ -2892,16 +2979,10 @@
           </w:p>
         </w:tc>
         <w:tc>
-          <w:tcPr>
-            <w:tcBorders>
-              <w:bottom w:val="single"/>
-            </w:tcBorders>
-            <w:vAlign w:val="bottom"/>
-          </w:tcPr>
-          <w:p>
-            <w:pPr>
-              <w:pStyle w:val="Compact"/>
-              <w:jc w:val="left"/>
+          <w:tcPr/>
+          <w:p>
+            <w:pPr>
+              <w:pStyle w:val="Compact"/>
             </w:pPr>
             <w:r>
               <w:t xml:space="preserve">Contracts</w:t>
@@ -2909,16 +2990,10 @@
           </w:p>
         </w:tc>
         <w:tc>
-          <w:tcPr>
-            <w:tcBorders>
-              <w:bottom w:val="single"/>
-            </w:tcBorders>
-            <w:vAlign w:val="bottom"/>
-          </w:tcPr>
-          <w:p>
-            <w:pPr>
-              <w:pStyle w:val="Compact"/>
-              <w:jc w:val="left"/>
+          <w:tcPr/>
+          <w:p>
+            <w:pPr>
+              <w:pStyle w:val="Compact"/>
             </w:pPr>
             <w:r>
               <w:t xml:space="preserve">Value (COP billions)</w:t>
@@ -2926,16 +3001,10 @@
           </w:p>
         </w:tc>
         <w:tc>
-          <w:tcPr>
-            <w:tcBorders>
-              <w:bottom w:val="single"/>
-            </w:tcBorders>
-            <w:vAlign w:val="bottom"/>
-          </w:tcPr>
-          <w:p>
-            <w:pPr>
-              <w:pStyle w:val="Compact"/>
-              <w:jc w:val="left"/>
+          <w:tcPr/>
+          <w:p>
+            <w:pPr>
+              <w:pStyle w:val="Compact"/>
             </w:pPr>
             <w:r>
               <w:t xml:space="preserve">Approx. value (USD millions)</w:t>
@@ -2943,16 +3012,10 @@
           </w:p>
         </w:tc>
         <w:tc>
-          <w:tcPr>
-            <w:tcBorders>
-              <w:bottom w:val="single"/>
-            </w:tcBorders>
-            <w:vAlign w:val="bottom"/>
-          </w:tcPr>
-          <w:p>
-            <w:pPr>
-              <w:pStyle w:val="Compact"/>
-              <w:jc w:val="left"/>
+          <w:tcPr/>
+          <w:p>
+            <w:pPr>
+              <w:pStyle w:val="Compact"/>
             </w:pPr>
             <w:r>
               <w:t xml:space="preserve">% of total</w:t>
@@ -2962,124 +3025,10 @@
       </w:tr>
       <w:tr>
         <w:tc>
-          <w:p>
-            <w:pPr>
-              <w:pStyle w:val="Compact"/>
-              <w:jc w:val="left"/>
-            </w:pPr>
-            <w:r>
-              <w:t xml:space="preserve">Bogota D.C. (SECOP code 1)</w:t>
-            </w:r>
-          </w:p>
-        </w:tc>
-        <w:tc>
-          <w:p>
-            <w:pPr>
-              <w:pStyle w:val="Compact"/>
-              <w:jc w:val="left"/>
-            </w:pPr>
-            <w:r>
-              <w:t xml:space="preserve">6,223</w:t>
-            </w:r>
-          </w:p>
-        </w:tc>
-        <w:tc>
-          <w:p>
-            <w:pPr>
-              <w:pStyle w:val="Compact"/>
-              <w:jc w:val="left"/>
-            </w:pPr>
-            <w:r>
-              <w:t xml:space="preserve">4,877.2</w:t>
-            </w:r>
-          </w:p>
-        </w:tc>
-        <w:tc>
-          <w:p>
-            <w:pPr>
-              <w:pStyle w:val="Compact"/>
-              <w:jc w:val="left"/>
-            </w:pPr>
-            <w:r>
-              <w:t xml:space="preserve">1,219.3</w:t>
-            </w:r>
-          </w:p>
-        </w:tc>
-        <w:tc>
-          <w:p>
-            <w:pPr>
-              <w:pStyle w:val="Compact"/>
-              <w:jc w:val="left"/>
-            </w:pPr>
-            <w:r>
-              <w:t xml:space="preserve">28.4%</w:t>
-            </w:r>
-          </w:p>
-        </w:tc>
-      </w:tr>
-      <w:tr>
-        <w:tc>
-          <w:p>
-            <w:pPr>
-              <w:pStyle w:val="Compact"/>
-              <w:jc w:val="left"/>
-            </w:pPr>
-            <w:r>
-              <w:t xml:space="preserve">Bogota D.C. (SECOP code 2)</w:t>
-            </w:r>
-          </w:p>
-        </w:tc>
-        <w:tc>
-          <w:p>
-            <w:pPr>
-              <w:pStyle w:val="Compact"/>
-              <w:jc w:val="left"/>
-            </w:pPr>
-            <w:r>
-              <w:t xml:space="preserve">12,093</w:t>
-            </w:r>
-          </w:p>
-        </w:tc>
-        <w:tc>
-          <w:p>
-            <w:pPr>
-              <w:pStyle w:val="Compact"/>
-              <w:jc w:val="left"/>
-            </w:pPr>
-            <w:r>
-              <w:t xml:space="preserve">4,788.4</w:t>
-            </w:r>
-          </w:p>
-        </w:tc>
-        <w:tc>
-          <w:p>
-            <w:pPr>
-              <w:pStyle w:val="Compact"/>
-              <w:jc w:val="left"/>
-            </w:pPr>
-            <w:r>
-              <w:t xml:space="preserve">1,197.1</w:t>
-            </w:r>
-          </w:p>
-        </w:tc>
-        <w:tc>
-          <w:p>
-            <w:pPr>
-              <w:pStyle w:val="Compact"/>
-              <w:jc w:val="left"/>
-            </w:pPr>
-            <w:r>
-              <w:t xml:space="preserve">27.9%</w:t>
-            </w:r>
-          </w:p>
-        </w:tc>
-      </w:tr>
-      <w:tr>
-        <w:tc>
-          <w:p>
-            <w:pPr>
-              <w:pStyle w:val="Compact"/>
-              <w:jc w:val="left"/>
+          <w:tcPr/>
+          <w:p>
+            <w:pPr>
+              <w:pStyle w:val="Compact"/>
             </w:pPr>
             <w:r>
               <w:t xml:space="preserve">Bogota D.C. (combined)</w:t>
@@ -3087,56 +3036,56 @@
           </w:p>
         </w:tc>
         <w:tc>
-          <w:p>
-            <w:pPr>
-              <w:pStyle w:val="Compact"/>
-              <w:jc w:val="left"/>
-            </w:pPr>
-            <w:r>
-              <w:t xml:space="preserve">18,316</w:t>
-            </w:r>
-          </w:p>
-        </w:tc>
-        <w:tc>
-          <w:p>
-            <w:pPr>
-              <w:pStyle w:val="Compact"/>
-              <w:jc w:val="left"/>
-            </w:pPr>
-            <w:r>
-              <w:t xml:space="preserve">9,665.6</w:t>
-            </w:r>
-          </w:p>
-        </w:tc>
-        <w:tc>
-          <w:p>
-            <w:pPr>
-              <w:pStyle w:val="Compact"/>
-              <w:jc w:val="left"/>
-            </w:pPr>
-            <w:r>
-              <w:t xml:space="preserve">2,416.4</w:t>
-            </w:r>
-          </w:p>
-        </w:tc>
-        <w:tc>
-          <w:p>
-            <w:pPr>
-              <w:pStyle w:val="Compact"/>
-              <w:jc w:val="left"/>
-            </w:pPr>
-            <w:r>
-              <w:t xml:space="preserve">56.3%</w:t>
-            </w:r>
-          </w:p>
-        </w:tc>
-      </w:tr>
-      <w:tr>
-        <w:tc>
-          <w:p>
-            <w:pPr>
-              <w:pStyle w:val="Compact"/>
-              <w:jc w:val="left"/>
+          <w:tcPr/>
+          <w:p>
+            <w:pPr>
+              <w:pStyle w:val="Compact"/>
+            </w:pPr>
+            <w:r>
+              <w:t xml:space="preserve">18,020</w:t>
+            </w:r>
+          </w:p>
+        </w:tc>
+        <w:tc>
+          <w:tcPr/>
+          <w:p>
+            <w:pPr>
+              <w:pStyle w:val="Compact"/>
+            </w:pPr>
+            <w:r>
+              <w:t xml:space="preserve">9,607.0</w:t>
+            </w:r>
+          </w:p>
+        </w:tc>
+        <w:tc>
+          <w:tcPr/>
+          <w:p>
+            <w:pPr>
+              <w:pStyle w:val="Compact"/>
+            </w:pPr>
+            <w:r>
+              <w:t xml:space="preserve">2,401.8</w:t>
+            </w:r>
+          </w:p>
+        </w:tc>
+        <w:tc>
+          <w:tcPr/>
+          <w:p>
+            <w:pPr>
+              <w:pStyle w:val="Compact"/>
+            </w:pPr>
+            <w:r>
+              <w:t xml:space="preserve">56.7%</w:t>
+            </w:r>
+          </w:p>
+        </w:tc>
+      </w:tr>
+      <w:tr>
+        <w:tc>
+          <w:tcPr/>
+          <w:p>
+            <w:pPr>
+              <w:pStyle w:val="Compact"/>
             </w:pPr>
             <w:r>
               <w:t xml:space="preserve">Antioquia</w:t>
@@ -3144,56 +3093,56 @@
           </w:p>
         </w:tc>
         <w:tc>
-          <w:p>
-            <w:pPr>
-              <w:pStyle w:val="Compact"/>
-              <w:jc w:val="left"/>
-            </w:pPr>
-            <w:r>
-              <w:t xml:space="preserve">48,039</w:t>
-            </w:r>
-          </w:p>
-        </w:tc>
-        <w:tc>
-          <w:p>
-            <w:pPr>
-              <w:pStyle w:val="Compact"/>
-              <w:jc w:val="left"/>
-            </w:pPr>
-            <w:r>
-              <w:t xml:space="preserve">1,316.2</w:t>
-            </w:r>
-          </w:p>
-        </w:tc>
-        <w:tc>
-          <w:p>
-            <w:pPr>
-              <w:pStyle w:val="Compact"/>
-              <w:jc w:val="left"/>
-            </w:pPr>
-            <w:r>
-              <w:t xml:space="preserve">329.1</w:t>
-            </w:r>
-          </w:p>
-        </w:tc>
-        <w:tc>
-          <w:p>
-            <w:pPr>
-              <w:pStyle w:val="Compact"/>
-              <w:jc w:val="left"/>
-            </w:pPr>
-            <w:r>
-              <w:t xml:space="preserve">7.7%</w:t>
-            </w:r>
-          </w:p>
-        </w:tc>
-      </w:tr>
-      <w:tr>
-        <w:tc>
-          <w:p>
-            <w:pPr>
-              <w:pStyle w:val="Compact"/>
-              <w:jc w:val="left"/>
+          <w:tcPr/>
+          <w:p>
+            <w:pPr>
+              <w:pStyle w:val="Compact"/>
+            </w:pPr>
+            <w:r>
+              <w:t xml:space="preserve">47,964</w:t>
+            </w:r>
+          </w:p>
+        </w:tc>
+        <w:tc>
+          <w:tcPr/>
+          <w:p>
+            <w:pPr>
+              <w:pStyle w:val="Compact"/>
+            </w:pPr>
+            <w:r>
+              <w:t xml:space="preserve">1,312.2</w:t>
+            </w:r>
+          </w:p>
+        </w:tc>
+        <w:tc>
+          <w:tcPr/>
+          <w:p>
+            <w:pPr>
+              <w:pStyle w:val="Compact"/>
+            </w:pPr>
+            <w:r>
+              <w:t xml:space="preserve">328.1</w:t>
+            </w:r>
+          </w:p>
+        </w:tc>
+        <w:tc>
+          <w:tcPr/>
+          <w:p>
+            <w:pPr>
+              <w:pStyle w:val="Compact"/>
+            </w:pPr>
+            <w:r>
+              <w:t xml:space="preserve">7.8%</w:t>
+            </w:r>
+          </w:p>
+        </w:tc>
+      </w:tr>
+      <w:tr>
+        <w:tc>
+          <w:tcPr/>
+          <w:p>
+            <w:pPr>
+              <w:pStyle w:val="Compact"/>
             </w:pPr>
             <w:r>
               <w:t xml:space="preserve">Valle del Cauca</w:t>
@@ -3201,43 +3150,43 @@
           </w:p>
         </w:tc>
         <w:tc>
-          <w:p>
-            <w:pPr>
-              <w:pStyle w:val="Compact"/>
-              <w:jc w:val="left"/>
-            </w:pPr>
-            <w:r>
-              <w:t xml:space="preserve">5,888</w:t>
-            </w:r>
-          </w:p>
-        </w:tc>
-        <w:tc>
-          <w:p>
-            <w:pPr>
-              <w:pStyle w:val="Compact"/>
-              <w:jc w:val="left"/>
-            </w:pPr>
-            <w:r>
-              <w:t xml:space="preserve">706.7</w:t>
-            </w:r>
-          </w:p>
-        </w:tc>
-        <w:tc>
-          <w:p>
-            <w:pPr>
-              <w:pStyle w:val="Compact"/>
-              <w:jc w:val="left"/>
-            </w:pPr>
-            <w:r>
-              <w:t xml:space="preserve">176.7</w:t>
-            </w:r>
-          </w:p>
-        </w:tc>
-        <w:tc>
-          <w:p>
-            <w:pPr>
-              <w:pStyle w:val="Compact"/>
-              <w:jc w:val="left"/>
+          <w:tcPr/>
+          <w:p>
+            <w:pPr>
+              <w:pStyle w:val="Compact"/>
+            </w:pPr>
+            <w:r>
+              <w:t xml:space="preserve">5,843</w:t>
+            </w:r>
+          </w:p>
+        </w:tc>
+        <w:tc>
+          <w:tcPr/>
+          <w:p>
+            <w:pPr>
+              <w:pStyle w:val="Compact"/>
+            </w:pPr>
+            <w:r>
+              <w:t xml:space="preserve">696.5</w:t>
+            </w:r>
+          </w:p>
+        </w:tc>
+        <w:tc>
+          <w:tcPr/>
+          <w:p>
+            <w:pPr>
+              <w:pStyle w:val="Compact"/>
+            </w:pPr>
+            <w:r>
+              <w:t xml:space="preserve">174.1</w:t>
+            </w:r>
+          </w:p>
+        </w:tc>
+        <w:tc>
+          <w:tcPr/>
+          <w:p>
+            <w:pPr>
+              <w:pStyle w:val="Compact"/>
             </w:pPr>
             <w:r>
               <w:t xml:space="preserve">4.1%</w:t>
@@ -3247,10 +3196,10 @@
       </w:tr>
       <w:tr>
         <w:tc>
-          <w:p>
-            <w:pPr>
-              <w:pStyle w:val="Compact"/>
-              <w:jc w:val="left"/>
+          <w:tcPr/>
+          <w:p>
+            <w:pPr>
+              <w:pStyle w:val="Compact"/>
             </w:pPr>
             <w:r>
               <w:t xml:space="preserve">Boyaca</w:t>
@@ -3258,43 +3207,43 @@
           </w:p>
         </w:tc>
         <w:tc>
-          <w:p>
-            <w:pPr>
-              <w:pStyle w:val="Compact"/>
-              <w:jc w:val="left"/>
-            </w:pPr>
-            <w:r>
-              <w:t xml:space="preserve">9,195</w:t>
-            </w:r>
-          </w:p>
-        </w:tc>
-        <w:tc>
-          <w:p>
-            <w:pPr>
-              <w:pStyle w:val="Compact"/>
-              <w:jc w:val="left"/>
-            </w:pPr>
-            <w:r>
-              <w:t xml:space="preserve">633.0</w:t>
-            </w:r>
-          </w:p>
-        </w:tc>
-        <w:tc>
-          <w:p>
-            <w:pPr>
-              <w:pStyle w:val="Compact"/>
-              <w:jc w:val="left"/>
-            </w:pPr>
-            <w:r>
-              <w:t xml:space="preserve">158.3</w:t>
-            </w:r>
-          </w:p>
-        </w:tc>
-        <w:tc>
-          <w:p>
-            <w:pPr>
-              <w:pStyle w:val="Compact"/>
-              <w:jc w:val="left"/>
+          <w:tcPr/>
+          <w:p>
+            <w:pPr>
+              <w:pStyle w:val="Compact"/>
+            </w:pPr>
+            <w:r>
+              <w:t xml:space="preserve">9,142</w:t>
+            </w:r>
+          </w:p>
+        </w:tc>
+        <w:tc>
+          <w:tcPr/>
+          <w:p>
+            <w:pPr>
+              <w:pStyle w:val="Compact"/>
+            </w:pPr>
+            <w:r>
+              <w:t xml:space="preserve">623.6</w:t>
+            </w:r>
+          </w:p>
+        </w:tc>
+        <w:tc>
+          <w:tcPr/>
+          <w:p>
+            <w:pPr>
+              <w:pStyle w:val="Compact"/>
+            </w:pPr>
+            <w:r>
+              <w:t xml:space="preserve">155.9</w:t>
+            </w:r>
+          </w:p>
+        </w:tc>
+        <w:tc>
+          <w:tcPr/>
+          <w:p>
+            <w:pPr>
+              <w:pStyle w:val="Compact"/>
             </w:pPr>
             <w:r>
               <w:t xml:space="preserve">3.7%</w:t>
@@ -3304,10 +3253,124 @@
       </w:tr>
       <w:tr>
         <w:tc>
-          <w:p>
-            <w:pPr>
-              <w:pStyle w:val="Compact"/>
-              <w:jc w:val="left"/>
+          <w:tcPr/>
+          <w:p>
+            <w:pPr>
+              <w:pStyle w:val="Compact"/>
+            </w:pPr>
+            <w:r>
+              <w:t xml:space="preserve">Tolima</w:t>
+            </w:r>
+          </w:p>
+        </w:tc>
+        <w:tc>
+          <w:tcPr/>
+          <w:p>
+            <w:pPr>
+              <w:pStyle w:val="Compact"/>
+            </w:pPr>
+            <w:r>
+              <w:t xml:space="preserve">3,773</w:t>
+            </w:r>
+          </w:p>
+        </w:tc>
+        <w:tc>
+          <w:tcPr/>
+          <w:p>
+            <w:pPr>
+              <w:pStyle w:val="Compact"/>
+            </w:pPr>
+            <w:r>
+              <w:t xml:space="preserve">426.9</w:t>
+            </w:r>
+          </w:p>
+        </w:tc>
+        <w:tc>
+          <w:tcPr/>
+          <w:p>
+            <w:pPr>
+              <w:pStyle w:val="Compact"/>
+            </w:pPr>
+            <w:r>
+              <w:t xml:space="preserve">106.7</w:t>
+            </w:r>
+          </w:p>
+        </w:tc>
+        <w:tc>
+          <w:tcPr/>
+          <w:p>
+            <w:pPr>
+              <w:pStyle w:val="Compact"/>
+            </w:pPr>
+            <w:r>
+              <w:t xml:space="preserve">2.5%</w:t>
+            </w:r>
+          </w:p>
+        </w:tc>
+      </w:tr>
+      <w:tr>
+        <w:tc>
+          <w:tcPr/>
+          <w:p>
+            <w:pPr>
+              <w:pStyle w:val="Compact"/>
+            </w:pPr>
+            <w:r>
+              <w:t xml:space="preserve">Santander</w:t>
+            </w:r>
+          </w:p>
+        </w:tc>
+        <w:tc>
+          <w:tcPr/>
+          <w:p>
+            <w:pPr>
+              <w:pStyle w:val="Compact"/>
+            </w:pPr>
+            <w:r>
+              <w:t xml:space="preserve">4,278</w:t>
+            </w:r>
+          </w:p>
+        </w:tc>
+        <w:tc>
+          <w:tcPr/>
+          <w:p>
+            <w:pPr>
+              <w:pStyle w:val="Compact"/>
+            </w:pPr>
+            <w:r>
+              <w:t xml:space="preserve">403.8</w:t>
+            </w:r>
+          </w:p>
+        </w:tc>
+        <w:tc>
+          <w:tcPr/>
+          <w:p>
+            <w:pPr>
+              <w:pStyle w:val="Compact"/>
+            </w:pPr>
+            <w:r>
+              <w:t xml:space="preserve">101.0</w:t>
+            </w:r>
+          </w:p>
+        </w:tc>
+        <w:tc>
+          <w:tcPr/>
+          <w:p>
+            <w:pPr>
+              <w:pStyle w:val="Compact"/>
+            </w:pPr>
+            <w:r>
+              <w:t xml:space="preserve">2.4%</w:t>
+            </w:r>
+          </w:p>
+        </w:tc>
+      </w:tr>
+      <w:tr>
+        <w:tc>
+          <w:tcPr/>
+          <w:p>
+            <w:pPr>
+              <w:pStyle w:val="Compact"/>
             </w:pPr>
             <w:r>
               <w:t xml:space="preserve">Huila</w:t>
@@ -3315,157 +3378,43 @@
           </w:p>
         </w:tc>
         <w:tc>
-          <w:p>
-            <w:pPr>
-              <w:pStyle w:val="Compact"/>
-              <w:jc w:val="left"/>
-            </w:pPr>
-            <w:r>
-              <w:t xml:space="preserve">4,212</w:t>
-            </w:r>
-          </w:p>
-        </w:tc>
-        <w:tc>
-          <w:p>
-            <w:pPr>
-              <w:pStyle w:val="Compact"/>
-              <w:jc w:val="left"/>
-            </w:pPr>
-            <w:r>
-              <w:t xml:space="preserve">472.8</w:t>
-            </w:r>
-          </w:p>
-        </w:tc>
-        <w:tc>
-          <w:p>
-            <w:pPr>
-              <w:pStyle w:val="Compact"/>
-              <w:jc w:val="left"/>
-            </w:pPr>
-            <w:r>
-              <w:t xml:space="preserve">118.2</w:t>
-            </w:r>
-          </w:p>
-        </w:tc>
-        <w:tc>
-          <w:p>
-            <w:pPr>
-              <w:pStyle w:val="Compact"/>
-              <w:jc w:val="left"/>
-            </w:pPr>
-            <w:r>
-              <w:t xml:space="preserve">2.8%</w:t>
-            </w:r>
-          </w:p>
-        </w:tc>
-      </w:tr>
-      <w:tr>
-        <w:tc>
-          <w:p>
-            <w:pPr>
-              <w:pStyle w:val="Compact"/>
-              <w:jc w:val="left"/>
-            </w:pPr>
-            <w:r>
-              <w:t xml:space="preserve">Tolima</w:t>
-            </w:r>
-          </w:p>
-        </w:tc>
-        <w:tc>
-          <w:p>
-            <w:pPr>
-              <w:pStyle w:val="Compact"/>
-              <w:jc w:val="left"/>
-            </w:pPr>
-            <w:r>
-              <w:t xml:space="preserve">3,816</w:t>
-            </w:r>
-          </w:p>
-        </w:tc>
-        <w:tc>
-          <w:p>
-            <w:pPr>
-              <w:pStyle w:val="Compact"/>
-              <w:jc w:val="left"/>
-            </w:pPr>
-            <w:r>
-              <w:t xml:space="preserve">431.6</w:t>
-            </w:r>
-          </w:p>
-        </w:tc>
-        <w:tc>
-          <w:p>
-            <w:pPr>
-              <w:pStyle w:val="Compact"/>
-              <w:jc w:val="left"/>
-            </w:pPr>
-            <w:r>
-              <w:t xml:space="preserve">107.9</w:t>
-            </w:r>
-          </w:p>
-        </w:tc>
-        <w:tc>
-          <w:p>
-            <w:pPr>
-              <w:pStyle w:val="Compact"/>
-              <w:jc w:val="left"/>
-            </w:pPr>
-            <w:r>
-              <w:t xml:space="preserve">2.5%</w:t>
-            </w:r>
-          </w:p>
-        </w:tc>
-      </w:tr>
-      <w:tr>
-        <w:tc>
-          <w:p>
-            <w:pPr>
-              <w:pStyle w:val="Compact"/>
-              <w:jc w:val="left"/>
-            </w:pPr>
-            <w:r>
-              <w:t xml:space="preserve">Santander</w:t>
-            </w:r>
-          </w:p>
-        </w:tc>
-        <w:tc>
-          <w:p>
-            <w:pPr>
-              <w:pStyle w:val="Compact"/>
-              <w:jc w:val="left"/>
-            </w:pPr>
-            <w:r>
-              <w:t xml:space="preserve">4,319</w:t>
-            </w:r>
-          </w:p>
-        </w:tc>
-        <w:tc>
-          <w:p>
-            <w:pPr>
-              <w:pStyle w:val="Compact"/>
-              <w:jc w:val="left"/>
-            </w:pPr>
-            <w:r>
-              <w:t xml:space="preserve">418.8</w:t>
-            </w:r>
-          </w:p>
-        </w:tc>
-        <w:tc>
-          <w:p>
-            <w:pPr>
-              <w:pStyle w:val="Compact"/>
-              <w:jc w:val="left"/>
-            </w:pPr>
-            <w:r>
-              <w:t xml:space="preserve">104.7</w:t>
-            </w:r>
-          </w:p>
-        </w:tc>
-        <w:tc>
-          <w:p>
-            <w:pPr>
-              <w:pStyle w:val="Compact"/>
-              <w:jc w:val="left"/>
+          <w:tcPr/>
+          <w:p>
+            <w:pPr>
+              <w:pStyle w:val="Compact"/>
+            </w:pPr>
+            <w:r>
+              <w:t xml:space="preserve">4,177</w:t>
+            </w:r>
+          </w:p>
+        </w:tc>
+        <w:tc>
+          <w:tcPr/>
+          <w:p>
+            <w:pPr>
+              <w:pStyle w:val="Compact"/>
+            </w:pPr>
+            <w:r>
+              <w:t xml:space="preserve">403.2</w:t>
+            </w:r>
+          </w:p>
+        </w:tc>
+        <w:tc>
+          <w:tcPr/>
+          <w:p>
+            <w:pPr>
+              <w:pStyle w:val="Compact"/>
+            </w:pPr>
+            <w:r>
+              <w:t xml:space="preserve">100.8</w:t>
+            </w:r>
+          </w:p>
+        </w:tc>
+        <w:tc>
+          <w:tcPr/>
+          <w:p>
+            <w:pPr>
+              <w:pStyle w:val="Compact"/>
             </w:pPr>
             <w:r>
               <w:t xml:space="preserve">2.4%</w:t>
@@ -3475,10 +3424,10 @@
       </w:tr>
       <w:tr>
         <w:tc>
-          <w:p>
-            <w:pPr>
-              <w:pStyle w:val="Compact"/>
-              <w:jc w:val="left"/>
+          <w:tcPr/>
+          <w:p>
+            <w:pPr>
+              <w:pStyle w:val="Compact"/>
             </w:pPr>
             <w:r>
               <w:t xml:space="preserve">Cauca</w:t>
@@ -3486,43 +3435,43 @@
           </w:p>
         </w:tc>
         <w:tc>
-          <w:p>
-            <w:pPr>
-              <w:pStyle w:val="Compact"/>
-              <w:jc w:val="left"/>
-            </w:pPr>
-            <w:r>
-              <w:t xml:space="preserve">2,023</w:t>
-            </w:r>
-          </w:p>
-        </w:tc>
-        <w:tc>
-          <w:p>
-            <w:pPr>
-              <w:pStyle w:val="Compact"/>
-              <w:jc w:val="left"/>
-            </w:pPr>
-            <w:r>
-              <w:t xml:space="preserve">395.6</w:t>
-            </w:r>
-          </w:p>
-        </w:tc>
-        <w:tc>
-          <w:p>
-            <w:pPr>
-              <w:pStyle w:val="Compact"/>
-              <w:jc w:val="left"/>
-            </w:pPr>
-            <w:r>
-              <w:t xml:space="preserve">98.9</w:t>
-            </w:r>
-          </w:p>
-        </w:tc>
-        <w:tc>
-          <w:p>
-            <w:pPr>
-              <w:pStyle w:val="Compact"/>
-              <w:jc w:val="left"/>
+          <w:tcPr/>
+          <w:p>
+            <w:pPr>
+              <w:pStyle w:val="Compact"/>
+            </w:pPr>
+            <w:r>
+              <w:t xml:space="preserve">2,015</w:t>
+            </w:r>
+          </w:p>
+        </w:tc>
+        <w:tc>
+          <w:tcPr/>
+          <w:p>
+            <w:pPr>
+              <w:pStyle w:val="Compact"/>
+            </w:pPr>
+            <w:r>
+              <w:t xml:space="preserve">389.6</w:t>
+            </w:r>
+          </w:p>
+        </w:tc>
+        <w:tc>
+          <w:tcPr/>
+          <w:p>
+            <w:pPr>
+              <w:pStyle w:val="Compact"/>
+            </w:pPr>
+            <w:r>
+              <w:t xml:space="preserve">97.4</w:t>
+            </w:r>
+          </w:p>
+        </w:tc>
+        <w:tc>
+          <w:tcPr/>
+          <w:p>
+            <w:pPr>
+              <w:pStyle w:val="Compact"/>
             </w:pPr>
             <w:r>
               <w:t xml:space="preserve">2.3%</w:t>
@@ -3532,10 +3481,10 @@
       </w:tr>
       <w:tr>
         <w:tc>
-          <w:p>
-            <w:pPr>
-              <w:pStyle w:val="Compact"/>
-              <w:jc w:val="left"/>
+          <w:tcPr/>
+          <w:p>
+            <w:pPr>
+              <w:pStyle w:val="Compact"/>
             </w:pPr>
             <w:r>
               <w:t xml:space="preserve">Atlantico</w:t>
@@ -3543,46 +3492,46 @@
           </w:p>
         </w:tc>
         <w:tc>
-          <w:p>
-            <w:pPr>
-              <w:pStyle w:val="Compact"/>
-              <w:jc w:val="left"/>
-            </w:pPr>
-            <w:r>
-              <w:t xml:space="preserve">5,087</w:t>
-            </w:r>
-          </w:p>
-        </w:tc>
-        <w:tc>
-          <w:p>
-            <w:pPr>
-              <w:pStyle w:val="Compact"/>
-              <w:jc w:val="left"/>
-            </w:pPr>
-            <w:r>
-              <w:t xml:space="preserve">351.4</w:t>
-            </w:r>
-          </w:p>
-        </w:tc>
-        <w:tc>
-          <w:p>
-            <w:pPr>
-              <w:pStyle w:val="Compact"/>
-              <w:jc w:val="left"/>
-            </w:pPr>
-            <w:r>
-              <w:t xml:space="preserve">87.9</w:t>
-            </w:r>
-          </w:p>
-        </w:tc>
-        <w:tc>
-          <w:p>
-            <w:pPr>
-              <w:pStyle w:val="Compact"/>
-              <w:jc w:val="left"/>
-            </w:pPr>
-            <w:r>
-              <w:t xml:space="preserve">2.0%</w:t>
+          <w:tcPr/>
+          <w:p>
+            <w:pPr>
+              <w:pStyle w:val="Compact"/>
+            </w:pPr>
+            <w:r>
+              <w:t xml:space="preserve">5,075</w:t>
+            </w:r>
+          </w:p>
+        </w:tc>
+        <w:tc>
+          <w:tcPr/>
+          <w:p>
+            <w:pPr>
+              <w:pStyle w:val="Compact"/>
+            </w:pPr>
+            <w:r>
+              <w:t xml:space="preserve">348.8</w:t>
+            </w:r>
+          </w:p>
+        </w:tc>
+        <w:tc>
+          <w:tcPr/>
+          <w:p>
+            <w:pPr>
+              <w:pStyle w:val="Compact"/>
+            </w:pPr>
+            <w:r>
+              <w:t xml:space="preserve">87.2</w:t>
+            </w:r>
+          </w:p>
+        </w:tc>
+        <w:tc>
+          <w:tcPr/>
+          <w:p>
+            <w:pPr>
+              <w:pStyle w:val="Compact"/>
+            </w:pPr>
+            <w:r>
+              <w:t xml:space="preserve">2.1%</w:t>
             </w:r>
           </w:p>
         </w:tc>
@@ -3593,7 +3542,7 @@
         <w:pStyle w:val="BodyText"/>
       </w:pPr>
       <w:r>
-        <w:t xml:space="preserve">Bogota D.C. accounted for 56.3% of national contracted value, equivalent to approximately USD 2.42 billion at the reference exchange rate, followed by Antioquia (7.7%) and Valle del Cauca (4.1%). Figure 2 maps the geographic distribution of total contracted value by department.</w:t>
+        <w:t xml:space="preserve">Bogota D.C. accounted for 56.7% of national contracted value, equivalent to approximately USD 2.40 billion at the reference exchange rate, followed by Antioquia (7.8%) and Valle del Cauca (4.1%). Figure 2 maps the geographic distribution of total contracted value by department.</w:t>
       </w:r>
     </w:p>
     <w:p>
@@ -3603,6 +3552,7 @@
       <w:r>
         <w:rPr>
           <w:b/>
+          <w:bCs/>
         </w:rPr>
         <w:t xml:space="preserve">Methodological note.</w:t>
       </w:r>
@@ -3613,15 +3563,15 @@
         <w:t xml:space="preserve">Bogota D.C. appears under two regional codes in SECOP-II. Coverage of 36-37 regions exceeds the 32 official departments because SECOP-II includes distinct codings for districts and other territorial entities.</w:t>
       </w:r>
     </w:p>
+    <w:bookmarkEnd w:id="34"/>
+    <w:bookmarkStart w:id="35" w:name="X25fab5a63c5d3b6c6889347f54d14b8d8440299"/>
     <w:p>
       <w:pPr>
         <w:pStyle w:val="Heading3"/>
       </w:pPr>
-      <w:bookmarkStart w:id="37" w:name="X25fab5a63c5d3b6c6889347f54d14b8d8440299"/>
       <w:r>
         <w:t xml:space="preserve">3.3 Contract-value anomalies detected by the Z-score engine</w:t>
       </w:r>
-      <w:bookmarkEnd w:id="37"/>
     </w:p>
     <w:p>
       <w:pPr>
@@ -3630,6 +3580,7 @@
       <w:r>
         <w:rPr>
           <w:b/>
+          <w:bCs/>
         </w:rPr>
         <w:t xml:space="preserve">Methodological note.</w:t>
       </w:r>
@@ -3645,14 +3596,30 @@
         <w:pStyle w:val="BodyText"/>
       </w:pPr>
       <w:r>
-        <w:t xml:space="preserve">Among 147,020 analyzed contracts in categories with at least 10 observations, the engine identified the following:</w:t>
+        <w:t xml:space="preserve">Among 146,594 analyzed contracts in named therapeutic categories with at least 10 observations (after excluding 15,226 contracts labeled</w:t>
+      </w:r>
+      <w:r>
+        <w:t xml:space="preserve"> </w:t>
+      </w:r>
+      <w:r>
+        <w:rPr>
+          <w:rStyle w:val="VerbatimChar"/>
+        </w:rPr>
+        <w:t xml:space="preserve">NO_ESPECIFICADO</w:t>
+      </w:r>
+      <w:r>
+        <w:t xml:space="preserve"> </w:t>
+      </w:r>
+      <w:r>
+        <w:t xml:space="preserve">and 10 contracts in categories with fewer than 10 observations), the engine identified the following:</w:t>
       </w:r>
     </w:p>
     <w:tbl>
       <w:tblPr>
         <w:tblStyle w:val="Table"/>
-        <w:tblW w:type="pct" w:w="5000.0"/>
-        <w:tblLook w:firstRow="1"/>
+        <w:tblW w:type="pct" w:w="5000"/>
+        <w:tblLayout w:type="fixed"/>
+        <w:tblLook w:firstRow="1" w:lastRow="0" w:firstColumn="0" w:lastColumn="0" w:noHBand="0" w:noVBand="0" w:val="0020"/>
       </w:tblPr>
       <w:tblGrid>
         <w:gridCol w:w="1980"/>
@@ -3662,19 +3629,13 @@
       </w:tblGrid>
       <w:tr>
         <w:trPr>
-          <w:cnfStyle w:firstRow="1"/>
+          <w:tblHeader w:val="on"/>
         </w:trPr>
         <w:tc>
-          <w:tcPr>
-            <w:tcBorders>
-              <w:bottom w:val="single"/>
-            </w:tcBorders>
-            <w:vAlign w:val="bottom"/>
-          </w:tcPr>
-          <w:p>
-            <w:pPr>
-              <w:pStyle w:val="Compact"/>
-              <w:jc w:val="left"/>
+          <w:tcPr/>
+          <w:p>
+            <w:pPr>
+              <w:pStyle w:val="Compact"/>
             </w:pPr>
             <w:r>
               <w:t xml:space="preserve">Alert level</w:t>
@@ -3682,16 +3643,10 @@
           </w:p>
         </w:tc>
         <w:tc>
-          <w:tcPr>
-            <w:tcBorders>
-              <w:bottom w:val="single"/>
-            </w:tcBorders>
-            <w:vAlign w:val="bottom"/>
-          </w:tcPr>
-          <w:p>
-            <w:pPr>
-              <w:pStyle w:val="Compact"/>
-              <w:jc w:val="left"/>
+          <w:tcPr/>
+          <w:p>
+            <w:pPr>
+              <w:pStyle w:val="Compact"/>
             </w:pPr>
             <w:r>
               <w:t xml:space="preserve">Criterion</w:t>
@@ -3699,16 +3654,10 @@
           </w:p>
         </w:tc>
         <w:tc>
-          <w:tcPr>
-            <w:tcBorders>
-              <w:bottom w:val="single"/>
-            </w:tcBorders>
-            <w:vAlign w:val="bottom"/>
-          </w:tcPr>
-          <w:p>
-            <w:pPr>
-              <w:pStyle w:val="Compact"/>
-              <w:jc w:val="left"/>
+          <w:tcPr/>
+          <w:p>
+            <w:pPr>
+              <w:pStyle w:val="Compact"/>
             </w:pPr>
             <w:r>
               <w:t xml:space="preserve">Contracts</w:t>
@@ -3716,16 +3665,10 @@
           </w:p>
         </w:tc>
         <w:tc>
-          <w:tcPr>
-            <w:tcBorders>
-              <w:bottom w:val="single"/>
-            </w:tcBorders>
-            <w:vAlign w:val="bottom"/>
-          </w:tcPr>
-          <w:p>
-            <w:pPr>
-              <w:pStyle w:val="Compact"/>
-              <w:jc w:val="left"/>
+          <w:tcPr/>
+          <w:p>
+            <w:pPr>
+              <w:pStyle w:val="Compact"/>
             </w:pPr>
             <w:r>
               <w:t xml:space="preserve">% of total</w:t>
@@ -3735,10 +3678,10 @@
       </w:tr>
       <w:tr>
         <w:tc>
-          <w:p>
-            <w:pPr>
-              <w:pStyle w:val="Compact"/>
-              <w:jc w:val="left"/>
+          <w:tcPr/>
+          <w:p>
+            <w:pPr>
+              <w:pStyle w:val="Compact"/>
             </w:pPr>
             <w:r>
               <w:t xml:space="preserve">Critical</w:t>
@@ -3746,10 +3689,10 @@
           </w:p>
         </w:tc>
         <w:tc>
-          <w:p>
-            <w:pPr>
-              <w:pStyle w:val="Compact"/>
-              <w:jc w:val="left"/>
+          <w:tcPr/>
+          <w:p>
+            <w:pPr>
+              <w:pStyle w:val="Compact"/>
             </w:pPr>
             <w:r>
               <w:t xml:space="preserve">Absolute Z-score greater than or equal to 3.0 sigma</w:t>
@@ -3757,34 +3700,34 @@
           </w:p>
         </w:tc>
         <w:tc>
-          <w:p>
-            <w:pPr>
-              <w:pStyle w:val="Compact"/>
-              <w:jc w:val="left"/>
-            </w:pPr>
-            <w:r>
-              <w:t xml:space="preserve">303</w:t>
-            </w:r>
-          </w:p>
-        </w:tc>
-        <w:tc>
-          <w:p>
-            <w:pPr>
-              <w:pStyle w:val="Compact"/>
-              <w:jc w:val="left"/>
-            </w:pPr>
-            <w:r>
-              <w:t xml:space="preserve">0.21%</w:t>
-            </w:r>
-          </w:p>
-        </w:tc>
-      </w:tr>
-      <w:tr>
-        <w:tc>
-          <w:p>
-            <w:pPr>
-              <w:pStyle w:val="Compact"/>
-              <w:jc w:val="left"/>
+          <w:tcPr/>
+          <w:p>
+            <w:pPr>
+              <w:pStyle w:val="Compact"/>
+            </w:pPr>
+            <w:r>
+              <w:t xml:space="preserve">295</w:t>
+            </w:r>
+          </w:p>
+        </w:tc>
+        <w:tc>
+          <w:tcPr/>
+          <w:p>
+            <w:pPr>
+              <w:pStyle w:val="Compact"/>
+            </w:pPr>
+            <w:r>
+              <w:t xml:space="preserve">0.20%</w:t>
+            </w:r>
+          </w:p>
+        </w:tc>
+      </w:tr>
+      <w:tr>
+        <w:tc>
+          <w:tcPr/>
+          <w:p>
+            <w:pPr>
+              <w:pStyle w:val="Compact"/>
             </w:pPr>
             <w:r>
               <w:t xml:space="preserve">High</w:t>
@@ -3792,10 +3735,10 @@
           </w:p>
         </w:tc>
         <w:tc>
-          <w:p>
-            <w:pPr>
-              <w:pStyle w:val="Compact"/>
-              <w:jc w:val="left"/>
+          <w:tcPr/>
+          <w:p>
+            <w:pPr>
+              <w:pStyle w:val="Compact"/>
             </w:pPr>
             <w:r>
               <w:t xml:space="preserve">Absolute Z-score from 2.0 to less than 3.0 sigma</w:t>
@@ -3803,21 +3746,21 @@
           </w:p>
         </w:tc>
         <w:tc>
-          <w:p>
-            <w:pPr>
-              <w:pStyle w:val="Compact"/>
-              <w:jc w:val="left"/>
-            </w:pPr>
-            <w:r>
-              <w:t xml:space="preserve">225</w:t>
-            </w:r>
-          </w:p>
-        </w:tc>
-        <w:tc>
-          <w:p>
-            <w:pPr>
-              <w:pStyle w:val="Compact"/>
-              <w:jc w:val="left"/>
+          <w:tcPr/>
+          <w:p>
+            <w:pPr>
+              <w:pStyle w:val="Compact"/>
+            </w:pPr>
+            <w:r>
+              <w:t xml:space="preserve">213</w:t>
+            </w:r>
+          </w:p>
+        </w:tc>
+        <w:tc>
+          <w:tcPr/>
+          <w:p>
+            <w:pPr>
+              <w:pStyle w:val="Compact"/>
             </w:pPr>
             <w:r>
               <w:t xml:space="preserve">0.15%</w:t>
@@ -3827,10 +3770,10 @@
       </w:tr>
       <w:tr>
         <w:tc>
-          <w:p>
-            <w:pPr>
-              <w:pStyle w:val="Compact"/>
-              <w:jc w:val="left"/>
+          <w:tcPr/>
+          <w:p>
+            <w:pPr>
+              <w:pStyle w:val="Compact"/>
             </w:pPr>
             <w:r>
               <w:t xml:space="preserve">Moderate</w:t>
@@ -3838,10 +3781,10 @@
           </w:p>
         </w:tc>
         <w:tc>
-          <w:p>
-            <w:pPr>
-              <w:pStyle w:val="Compact"/>
-              <w:jc w:val="left"/>
+          <w:tcPr/>
+          <w:p>
+            <w:pPr>
+              <w:pStyle w:val="Compact"/>
             </w:pPr>
             <w:r>
               <w:t xml:space="preserve">Absolute Z-score from 1.5 to less than 2.0 sigma</w:t>
@@ -3849,21 +3792,21 @@
           </w:p>
         </w:tc>
         <w:tc>
-          <w:p>
-            <w:pPr>
-              <w:pStyle w:val="Compact"/>
-              <w:jc w:val="left"/>
-            </w:pPr>
-            <w:r>
-              <w:t xml:space="preserve">157</w:t>
-            </w:r>
-          </w:p>
-        </w:tc>
-        <w:tc>
-          <w:p>
-            <w:pPr>
-              <w:pStyle w:val="Compact"/>
-              <w:jc w:val="left"/>
+          <w:tcPr/>
+          <w:p>
+            <w:pPr>
+              <w:pStyle w:val="Compact"/>
+            </w:pPr>
+            <w:r>
+              <w:t xml:space="preserve">156</w:t>
+            </w:r>
+          </w:p>
+        </w:tc>
+        <w:tc>
+          <w:tcPr/>
+          <w:p>
+            <w:pPr>
+              <w:pStyle w:val="Compact"/>
             </w:pPr>
             <w:r>
               <w:t xml:space="preserve">0.11%</w:t>
@@ -3873,10 +3816,10 @@
       </w:tr>
       <w:tr>
         <w:tc>
-          <w:p>
-            <w:pPr>
-              <w:pStyle w:val="Compact"/>
-              <w:jc w:val="left"/>
+          <w:tcPr/>
+          <w:p>
+            <w:pPr>
+              <w:pStyle w:val="Compact"/>
             </w:pPr>
             <w:r>
               <w:t xml:space="preserve">Total with alert</w:t>
@@ -3884,10 +3827,10 @@
           </w:p>
         </w:tc>
         <w:tc>
-          <w:p>
-            <w:pPr>
-              <w:pStyle w:val="Compact"/>
-              <w:jc w:val="left"/>
+          <w:tcPr/>
+          <w:p>
+            <w:pPr>
+              <w:pStyle w:val="Compact"/>
             </w:pPr>
             <w:r>
               <w:t xml:space="preserve">Absolute Z-score greater than or equal to 1.5 sigma</w:t>
@@ -3895,24 +3838,24 @@
           </w:p>
         </w:tc>
         <w:tc>
-          <w:p>
-            <w:pPr>
-              <w:pStyle w:val="Compact"/>
-              <w:jc w:val="left"/>
-            </w:pPr>
-            <w:r>
-              <w:t xml:space="preserve">685</w:t>
-            </w:r>
-          </w:p>
-        </w:tc>
-        <w:tc>
-          <w:p>
-            <w:pPr>
-              <w:pStyle w:val="Compact"/>
-              <w:jc w:val="left"/>
-            </w:pPr>
-            <w:r>
-              <w:t xml:space="preserve">0.47%</w:t>
+          <w:tcPr/>
+          <w:p>
+            <w:pPr>
+              <w:pStyle w:val="Compact"/>
+            </w:pPr>
+            <w:r>
+              <w:t xml:space="preserve">664</w:t>
+            </w:r>
+          </w:p>
+        </w:tc>
+        <w:tc>
+          <w:tcPr/>
+          <w:p>
+            <w:pPr>
+              <w:pStyle w:val="Compact"/>
+            </w:pPr>
+            <w:r>
+              <w:t xml:space="preserve">0.45%</w:t>
             </w:r>
           </w:p>
         </w:tc>
@@ -3933,6 +3876,7 @@
       <w:r>
         <w:rPr>
           <w:b/>
+          <w:bCs/>
         </w:rPr>
         <w:t xml:space="preserve">Results by therapeutic category:</w:t>
       </w:r>
@@ -3940,25 +3884,25 @@
     <w:tbl>
       <w:tblPr>
         <w:tblStyle w:val="Table"/>
-        <w:tblW w:type="pct" w:w="0.0"/>
-        <w:tblLook w:firstRow="1"/>
+        <w:tblW w:type="auto" w:w="0"/>
+        <w:tblLook w:firstRow="1" w:lastRow="0" w:firstColumn="0" w:lastColumn="0" w:noHBand="0" w:noVBand="0" w:val="0020"/>
       </w:tblPr>
-      <w:tblGrid/>
+      <w:tblGrid>
+        <w:gridCol w:w="1584"/>
+        <w:gridCol w:w="1584"/>
+        <w:gridCol w:w="1584"/>
+        <w:gridCol w:w="1584"/>
+        <w:gridCol w:w="1584"/>
+      </w:tblGrid>
       <w:tr>
         <w:trPr>
-          <w:cnfStyle w:firstRow="1"/>
+          <w:tblHeader w:val="on"/>
         </w:trPr>
         <w:tc>
-          <w:tcPr>
-            <w:tcBorders>
-              <w:bottom w:val="single"/>
-            </w:tcBorders>
-            <w:vAlign w:val="bottom"/>
-          </w:tcPr>
-          <w:p>
-            <w:pPr>
-              <w:pStyle w:val="Compact"/>
-              <w:jc w:val="left"/>
+          <w:tcPr/>
+          <w:p>
+            <w:pPr>
+              <w:pStyle w:val="Compact"/>
             </w:pPr>
             <w:r>
               <w:t xml:space="preserve">Category</w:t>
@@ -3966,16 +3910,10 @@
           </w:p>
         </w:tc>
         <w:tc>
-          <w:tcPr>
-            <w:tcBorders>
-              <w:bottom w:val="single"/>
-            </w:tcBorders>
-            <w:vAlign w:val="bottom"/>
-          </w:tcPr>
-          <w:p>
-            <w:pPr>
-              <w:pStyle w:val="Compact"/>
-              <w:jc w:val="left"/>
+          <w:tcPr/>
+          <w:p>
+            <w:pPr>
+              <w:pStyle w:val="Compact"/>
             </w:pPr>
             <w:r>
               <w:t xml:space="preserve">Contracts</w:t>
@@ -3983,16 +3921,10 @@
           </w:p>
         </w:tc>
         <w:tc>
-          <w:tcPr>
-            <w:tcBorders>
-              <w:bottom w:val="single"/>
-            </w:tcBorders>
-            <w:vAlign w:val="bottom"/>
-          </w:tcPr>
-          <w:p>
-            <w:pPr>
-              <w:pStyle w:val="Compact"/>
-              <w:jc w:val="left"/>
+          <w:tcPr/>
+          <w:p>
+            <w:pPr>
+              <w:pStyle w:val="Compact"/>
             </w:pPr>
             <w:r>
               <w:t xml:space="preserve">% with alert</w:t>
@@ -4000,16 +3932,10 @@
           </w:p>
         </w:tc>
         <w:tc>
-          <w:tcPr>
-            <w:tcBorders>
-              <w:bottom w:val="single"/>
-            </w:tcBorders>
-            <w:vAlign w:val="bottom"/>
-          </w:tcPr>
-          <w:p>
-            <w:pPr>
-              <w:pStyle w:val="Compact"/>
-              <w:jc w:val="left"/>
+          <w:tcPr/>
+          <w:p>
+            <w:pPr>
+              <w:pStyle w:val="Compact"/>
             </w:pPr>
             <w:r>
               <w:t xml:space="preserve">Zmax</w:t>
@@ -4017,16 +3943,10 @@
           </w:p>
         </w:tc>
         <w:tc>
-          <w:tcPr>
-            <w:tcBorders>
-              <w:bottom w:val="single"/>
-            </w:tcBorders>
-            <w:vAlign w:val="bottom"/>
-          </w:tcPr>
-          <w:p>
-            <w:pPr>
-              <w:pStyle w:val="Compact"/>
-              <w:jc w:val="left"/>
+          <w:tcPr/>
+          <w:p>
+            <w:pPr>
+              <w:pStyle w:val="Compact"/>
             </w:pPr>
             <w:r>
               <w:t xml:space="preserve">Max/mean ratio</w:t>
@@ -4036,10 +3956,10 @@
       </w:tr>
       <w:tr>
         <w:tc>
-          <w:p>
-            <w:pPr>
-              <w:pStyle w:val="Compact"/>
-              <w:jc w:val="left"/>
+          <w:tcPr/>
+          <w:p>
+            <w:pPr>
+              <w:pStyle w:val="Compact"/>
             </w:pPr>
             <w:r>
               <w:t xml:space="preserve">Analgesic</w:t>
@@ -4047,10 +3967,10 @@
           </w:p>
         </w:tc>
         <w:tc>
-          <w:p>
-            <w:pPr>
-              <w:pStyle w:val="Compact"/>
-              <w:jc w:val="left"/>
+          <w:tcPr/>
+          <w:p>
+            <w:pPr>
+              <w:pStyle w:val="Compact"/>
             </w:pPr>
             <w:r>
               <w:t xml:space="preserve">42</w:t>
@@ -4058,10 +3978,10 @@
           </w:p>
         </w:tc>
         <w:tc>
-          <w:p>
-            <w:pPr>
-              <w:pStyle w:val="Compact"/>
-              <w:jc w:val="left"/>
+          <w:tcPr/>
+          <w:p>
+            <w:pPr>
+              <w:pStyle w:val="Compact"/>
             </w:pPr>
             <w:r>
               <w:t xml:space="preserve">9.5%</w:t>
@@ -4069,10 +3989,10 @@
           </w:p>
         </w:tc>
         <w:tc>
-          <w:p>
-            <w:pPr>
-              <w:pStyle w:val="Compact"/>
-              <w:jc w:val="left"/>
+          <w:tcPr/>
+          <w:p>
+            <w:pPr>
+              <w:pStyle w:val="Compact"/>
             </w:pPr>
             <w:r>
               <w:t xml:space="preserve">4.22</w:t>
@@ -4080,10 +4000,10 @@
           </w:p>
         </w:tc>
         <w:tc>
-          <w:p>
-            <w:pPr>
-              <w:pStyle w:val="Compact"/>
-              <w:jc w:val="left"/>
+          <w:tcPr/>
+          <w:p>
+            <w:pPr>
+              <w:pStyle w:val="Compact"/>
             </w:pPr>
             <w:r>
               <w:t xml:space="preserve">9.3x</w:t>
@@ -4093,10 +4013,10 @@
       </w:tr>
       <w:tr>
         <w:tc>
-          <w:p>
-            <w:pPr>
-              <w:pStyle w:val="Compact"/>
-              <w:jc w:val="left"/>
+          <w:tcPr/>
+          <w:p>
+            <w:pPr>
+              <w:pStyle w:val="Compact"/>
             </w:pPr>
             <w:r>
               <w:t xml:space="preserve">Diabetes</w:t>
@@ -4104,56 +4024,56 @@
           </w:p>
         </w:tc>
         <w:tc>
-          <w:p>
-            <w:pPr>
-              <w:pStyle w:val="Compact"/>
-              <w:jc w:val="left"/>
-            </w:pPr>
-            <w:r>
-              <w:t xml:space="preserve">281</w:t>
-            </w:r>
-          </w:p>
-        </w:tc>
-        <w:tc>
-          <w:p>
-            <w:pPr>
-              <w:pStyle w:val="Compact"/>
-              <w:jc w:val="left"/>
-            </w:pPr>
-            <w:r>
-              <w:t xml:space="preserve">8.2%</w:t>
-            </w:r>
-          </w:p>
-        </w:tc>
-        <w:tc>
-          <w:p>
-            <w:pPr>
-              <w:pStyle w:val="Compact"/>
-              <w:jc w:val="left"/>
-            </w:pPr>
-            <w:r>
-              <w:t xml:space="preserve">6.58</w:t>
-            </w:r>
-          </w:p>
-        </w:tc>
-        <w:tc>
-          <w:p>
-            <w:pPr>
-              <w:pStyle w:val="Compact"/>
-              <w:jc w:val="left"/>
-            </w:pPr>
-            <w:r>
-              <w:t xml:space="preserve">15.3x</w:t>
-            </w:r>
-          </w:p>
-        </w:tc>
-      </w:tr>
-      <w:tr>
-        <w:tc>
-          <w:p>
-            <w:pPr>
-              <w:pStyle w:val="Compact"/>
-              <w:jc w:val="left"/>
+          <w:tcPr/>
+          <w:p>
+            <w:pPr>
+              <w:pStyle w:val="Compact"/>
+            </w:pPr>
+            <w:r>
+              <w:t xml:space="preserve">279</w:t>
+            </w:r>
+          </w:p>
+        </w:tc>
+        <w:tc>
+          <w:tcPr/>
+          <w:p>
+            <w:pPr>
+              <w:pStyle w:val="Compact"/>
+            </w:pPr>
+            <w:r>
+              <w:t xml:space="preserve">7.9%</w:t>
+            </w:r>
+          </w:p>
+        </w:tc>
+        <w:tc>
+          <w:tcPr/>
+          <w:p>
+            <w:pPr>
+              <w:pStyle w:val="Compact"/>
+            </w:pPr>
+            <w:r>
+              <w:t xml:space="preserve">6.61</w:t>
+            </w:r>
+          </w:p>
+        </w:tc>
+        <w:tc>
+          <w:tcPr/>
+          <w:p>
+            <w:pPr>
+              <w:pStyle w:val="Compact"/>
+            </w:pPr>
+            <w:r>
+              <w:t xml:space="preserve">15.5x</w:t>
+            </w:r>
+          </w:p>
+        </w:tc>
+      </w:tr>
+      <w:tr>
+        <w:tc>
+          <w:tcPr/>
+          <w:p>
+            <w:pPr>
+              <w:pStyle w:val="Compact"/>
             </w:pPr>
             <w:r>
               <w:t xml:space="preserve">Antiviral</w:t>
@@ -4161,10 +4081,10 @@
           </w:p>
         </w:tc>
         <w:tc>
-          <w:p>
-            <w:pPr>
-              <w:pStyle w:val="Compact"/>
-              <w:jc w:val="left"/>
+          <w:tcPr/>
+          <w:p>
+            <w:pPr>
+              <w:pStyle w:val="Compact"/>
             </w:pPr>
             <w:r>
               <w:t xml:space="preserve">37</w:t>
@@ -4172,10 +4092,10 @@
           </w:p>
         </w:tc>
         <w:tc>
-          <w:p>
-            <w:pPr>
-              <w:pStyle w:val="Compact"/>
-              <w:jc w:val="left"/>
+          <w:tcPr/>
+          <w:p>
+            <w:pPr>
+              <w:pStyle w:val="Compact"/>
             </w:pPr>
             <w:r>
               <w:t xml:space="preserve">5.4%</w:t>
@@ -4183,10 +4103,10 @@
           </w:p>
         </w:tc>
         <w:tc>
-          <w:p>
-            <w:pPr>
-              <w:pStyle w:val="Compact"/>
-              <w:jc w:val="left"/>
+          <w:tcPr/>
+          <w:p>
+            <w:pPr>
+              <w:pStyle w:val="Compact"/>
             </w:pPr>
             <w:r>
               <w:t xml:space="preserve">4.83</w:t>
@@ -4194,10 +4114,10 @@
           </w:p>
         </w:tc>
         <w:tc>
-          <w:p>
-            <w:pPr>
-              <w:pStyle w:val="Compact"/>
-              <w:jc w:val="left"/>
+          <w:tcPr/>
+          <w:p>
+            <w:pPr>
+              <w:pStyle w:val="Compact"/>
             </w:pPr>
             <w:r>
               <w:t xml:space="preserve">14.2x</w:t>
@@ -4207,10 +4127,10 @@
       </w:tr>
       <w:tr>
         <w:tc>
-          <w:p>
-            <w:pPr>
-              <w:pStyle w:val="Compact"/>
-              <w:jc w:val="left"/>
+          <w:tcPr/>
+          <w:p>
+            <w:pPr>
+              <w:pStyle w:val="Compact"/>
             </w:pPr>
             <w:r>
               <w:t xml:space="preserve">Antibiotic</w:t>
@@ -4218,56 +4138,56 @@
           </w:p>
         </w:tc>
         <w:tc>
-          <w:p>
-            <w:pPr>
-              <w:pStyle w:val="Compact"/>
-              <w:jc w:val="left"/>
-            </w:pPr>
-            <w:r>
-              <w:t xml:space="preserve">219</w:t>
-            </w:r>
-          </w:p>
-        </w:tc>
-        <w:tc>
-          <w:p>
-            <w:pPr>
-              <w:pStyle w:val="Compact"/>
-              <w:jc w:val="left"/>
-            </w:pPr>
-            <w:r>
-              <w:t xml:space="preserve">3.7%</w:t>
-            </w:r>
-          </w:p>
-        </w:tc>
-        <w:tc>
-          <w:p>
-            <w:pPr>
-              <w:pStyle w:val="Compact"/>
-              <w:jc w:val="left"/>
-            </w:pPr>
-            <w:r>
-              <w:t xml:space="preserve">8.32</w:t>
-            </w:r>
-          </w:p>
-        </w:tc>
-        <w:tc>
-          <w:p>
-            <w:pPr>
-              <w:pStyle w:val="Compact"/>
-              <w:jc w:val="left"/>
-            </w:pPr>
-            <w:r>
-              <w:t xml:space="preserve">24.1x</w:t>
-            </w:r>
-          </w:p>
-        </w:tc>
-      </w:tr>
-      <w:tr>
-        <w:tc>
-          <w:p>
-            <w:pPr>
-              <w:pStyle w:val="Compact"/>
-              <w:jc w:val="left"/>
+          <w:tcPr/>
+          <w:p>
+            <w:pPr>
+              <w:pStyle w:val="Compact"/>
+            </w:pPr>
+            <w:r>
+              <w:t xml:space="preserve">217</w:t>
+            </w:r>
+          </w:p>
+        </w:tc>
+        <w:tc>
+          <w:tcPr/>
+          <w:p>
+            <w:pPr>
+              <w:pStyle w:val="Compact"/>
+            </w:pPr>
+            <w:r>
+              <w:t xml:space="preserve">3.2%</w:t>
+            </w:r>
+          </w:p>
+        </w:tc>
+        <w:tc>
+          <w:tcPr/>
+          <w:p>
+            <w:pPr>
+              <w:pStyle w:val="Compact"/>
+            </w:pPr>
+            <w:r>
+              <w:t xml:space="preserve">8.89</w:t>
+            </w:r>
+          </w:p>
+        </w:tc>
+        <w:tc>
+          <w:tcPr/>
+          <w:p>
+            <w:pPr>
+              <w:pStyle w:val="Compact"/>
+            </w:pPr>
+            <w:r>
+              <w:t xml:space="preserve">26.4x</w:t>
+            </w:r>
+          </w:p>
+        </w:tc>
+      </w:tr>
+      <w:tr>
+        <w:tc>
+          <w:tcPr/>
+          <w:p>
+            <w:pPr>
+              <w:pStyle w:val="Compact"/>
             </w:pPr>
             <w:r>
               <w:t xml:space="preserve">Medical supply</w:t>
@@ -4275,56 +4195,56 @@
           </w:p>
         </w:tc>
         <w:tc>
-          <w:p>
-            <w:pPr>
-              <w:pStyle w:val="Compact"/>
-              <w:jc w:val="left"/>
-            </w:pPr>
-            <w:r>
-              <w:t xml:space="preserve">2,312</w:t>
-            </w:r>
-          </w:p>
-        </w:tc>
-        <w:tc>
-          <w:p>
-            <w:pPr>
-              <w:pStyle w:val="Compact"/>
-              <w:jc w:val="left"/>
-            </w:pPr>
-            <w:r>
-              <w:t xml:space="preserve">2.6%</w:t>
-            </w:r>
-          </w:p>
-        </w:tc>
-        <w:tc>
-          <w:p>
-            <w:pPr>
-              <w:pStyle w:val="Compact"/>
-              <w:jc w:val="left"/>
-            </w:pPr>
-            <w:r>
-              <w:t xml:space="preserve">22.45</w:t>
-            </w:r>
-          </w:p>
-        </w:tc>
-        <w:tc>
-          <w:p>
-            <w:pPr>
-              <w:pStyle w:val="Compact"/>
-              <w:jc w:val="left"/>
-            </w:pPr>
-            <w:r>
-              <w:t xml:space="preserve">86.6x</w:t>
-            </w:r>
-          </w:p>
-        </w:tc>
-      </w:tr>
-      <w:tr>
-        <w:tc>
-          <w:p>
-            <w:pPr>
-              <w:pStyle w:val="Compact"/>
-              <w:jc w:val="left"/>
+          <w:tcPr/>
+          <w:p>
+            <w:pPr>
+              <w:pStyle w:val="Compact"/>
+            </w:pPr>
+            <w:r>
+              <w:t xml:space="preserve">2,232</w:t>
+            </w:r>
+          </w:p>
+        </w:tc>
+        <w:tc>
+          <w:tcPr/>
+          <w:p>
+            <w:pPr>
+              <w:pStyle w:val="Compact"/>
+            </w:pPr>
+            <w:r>
+              <w:t xml:space="preserve">2.5%</w:t>
+            </w:r>
+          </w:p>
+        </w:tc>
+        <w:tc>
+          <w:tcPr/>
+          <w:p>
+            <w:pPr>
+              <w:pStyle w:val="Compact"/>
+            </w:pPr>
+            <w:r>
+              <w:t xml:space="preserve">22.34</w:t>
+            </w:r>
+          </w:p>
+        </w:tc>
+        <w:tc>
+          <w:tcPr/>
+          <w:p>
+            <w:pPr>
+              <w:pStyle w:val="Compact"/>
+            </w:pPr>
+            <w:r>
+              <w:t xml:space="preserve">88.7x</w:t>
+            </w:r>
+          </w:p>
+        </w:tc>
+      </w:tr>
+      <w:tr>
+        <w:tc>
+          <w:tcPr/>
+          <w:p>
+            <w:pPr>
+              <w:pStyle w:val="Compact"/>
             </w:pPr>
             <w:r>
               <w:t xml:space="preserve">Oncology</w:t>
@@ -4332,46 +4252,46 @@
           </w:p>
         </w:tc>
         <w:tc>
-          <w:p>
-            <w:pPr>
-              <w:pStyle w:val="Compact"/>
-              <w:jc w:val="left"/>
-            </w:pPr>
-            <w:r>
-              <w:t xml:space="preserve">403</w:t>
-            </w:r>
-          </w:p>
-        </w:tc>
-        <w:tc>
-          <w:p>
-            <w:pPr>
-              <w:pStyle w:val="Compact"/>
-              <w:jc w:val="left"/>
-            </w:pPr>
-            <w:r>
-              <w:t xml:space="preserve">0.7%</w:t>
-            </w:r>
-          </w:p>
-        </w:tc>
-        <w:tc>
-          <w:p>
-            <w:pPr>
-              <w:pStyle w:val="Compact"/>
-              <w:jc w:val="left"/>
-            </w:pPr>
-            <w:r>
-              <w:t xml:space="preserve">19.34</w:t>
-            </w:r>
-          </w:p>
-        </w:tc>
-        <w:tc>
-          <w:p>
-            <w:pPr>
-              <w:pStyle w:val="Compact"/>
-              <w:jc w:val="left"/>
-            </w:pPr>
-            <w:r>
-              <w:t xml:space="preserve">139.0x</w:t>
+          <w:tcPr/>
+          <w:p>
+            <w:pPr>
+              <w:pStyle w:val="Compact"/>
+            </w:pPr>
+            <w:r>
+              <w:t xml:space="preserve">400</w:t>
+            </w:r>
+          </w:p>
+        </w:tc>
+        <w:tc>
+          <w:tcPr/>
+          <w:p>
+            <w:pPr>
+              <w:pStyle w:val="Compact"/>
+            </w:pPr>
+            <w:r>
+              <w:t xml:space="preserve">0.8%</w:t>
+            </w:r>
+          </w:p>
+        </w:tc>
+        <w:tc>
+          <w:tcPr/>
+          <w:p>
+            <w:pPr>
+              <w:pStyle w:val="Compact"/>
+            </w:pPr>
+            <w:r>
+              <w:t xml:space="preserve">19.27</w:t>
+            </w:r>
+          </w:p>
+        </w:tc>
+        <w:tc>
+          <w:tcPr/>
+          <w:p>
+            <w:pPr>
+              <w:pStyle w:val="Compact"/>
+            </w:pPr>
+            <w:r>
+              <w:t xml:space="preserve">138.5x</w:t>
             </w:r>
           </w:p>
         </w:tc>
@@ -4382,7 +4302,7 @@
         <w:pStyle w:val="BodyText"/>
       </w:pPr>
       <w:r>
-        <w:t xml:space="preserve">Antibiotics showed the highest category-level maximum Z-score, whereas analgesics showed the highest proportion of contracts with alerts among the categories displayed in Figure 3.</w:t>
+        <w:t xml:space="preserve">Among the six categories displayed in Figure 3, medical supplies showed the highest maximum Z-score, whereas analgesics showed the highest proportion of contracts with alerts.</w:t>
       </w:r>
     </w:p>
     <w:p>
@@ -4392,6 +4312,7 @@
       <w:r>
         <w:rPr>
           <w:b/>
+          <w:bCs/>
         </w:rPr>
         <w:t xml:space="preserve">Temporal evolution of anomaly rates (2020-2025):</w:t>
       </w:r>
@@ -4399,25 +4320,24 @@
     <w:tbl>
       <w:tblPr>
         <w:tblStyle w:val="Table"/>
-        <w:tblW w:type="pct" w:w="0.0"/>
-        <w:tblLook w:firstRow="1"/>
+        <w:tblW w:type="auto" w:w="0"/>
+        <w:tblLook w:firstRow="1" w:lastRow="0" w:firstColumn="0" w:lastColumn="0" w:noHBand="0" w:noVBand="0" w:val="0020"/>
       </w:tblPr>
-      <w:tblGrid/>
+      <w:tblGrid>
+        <w:gridCol w:w="1980"/>
+        <w:gridCol w:w="1980"/>
+        <w:gridCol w:w="1980"/>
+        <w:gridCol w:w="1980"/>
+      </w:tblGrid>
       <w:tr>
         <w:trPr>
-          <w:cnfStyle w:firstRow="1"/>
+          <w:tblHeader w:val="on"/>
         </w:trPr>
         <w:tc>
-          <w:tcPr>
-            <w:tcBorders>
-              <w:bottom w:val="single"/>
-            </w:tcBorders>
-            <w:vAlign w:val="bottom"/>
-          </w:tcPr>
-          <w:p>
-            <w:pPr>
-              <w:pStyle w:val="Compact"/>
-              <w:jc w:val="left"/>
+          <w:tcPr/>
+          <w:p>
+            <w:pPr>
+              <w:pStyle w:val="Compact"/>
             </w:pPr>
             <w:r>
               <w:t xml:space="preserve">Year</w:t>
@@ -4425,16 +4345,10 @@
           </w:p>
         </w:tc>
         <w:tc>
-          <w:tcPr>
-            <w:tcBorders>
-              <w:bottom w:val="single"/>
-            </w:tcBorders>
-            <w:vAlign w:val="bottom"/>
-          </w:tcPr>
-          <w:p>
-            <w:pPr>
-              <w:pStyle w:val="Compact"/>
-              <w:jc w:val="left"/>
+          <w:tcPr/>
+          <w:p>
+            <w:pPr>
+              <w:pStyle w:val="Compact"/>
             </w:pPr>
             <w:r>
               <w:t xml:space="preserve">Contracts analyzed</w:t>
@@ -4442,16 +4356,10 @@
           </w:p>
         </w:tc>
         <w:tc>
-          <w:tcPr>
-            <w:tcBorders>
-              <w:bottom w:val="single"/>
-            </w:tcBorders>
-            <w:vAlign w:val="bottom"/>
-          </w:tcPr>
-          <w:p>
-            <w:pPr>
-              <w:pStyle w:val="Compact"/>
-              <w:jc w:val="left"/>
+          <w:tcPr/>
+          <w:p>
+            <w:pPr>
+              <w:pStyle w:val="Compact"/>
             </w:pPr>
             <w:r>
               <w:t xml:space="preserve">Contracts with alert</w:t>
@@ -4459,16 +4367,10 @@
           </w:p>
         </w:tc>
         <w:tc>
-          <w:tcPr>
-            <w:tcBorders>
-              <w:bottom w:val="single"/>
-            </w:tcBorders>
-            <w:vAlign w:val="bottom"/>
-          </w:tcPr>
-          <w:p>
-            <w:pPr>
-              <w:pStyle w:val="Compact"/>
-              <w:jc w:val="left"/>
+          <w:tcPr/>
+          <w:p>
+            <w:pPr>
+              <w:pStyle w:val="Compact"/>
             </w:pPr>
             <w:r>
               <w:t xml:space="preserve">Rate</w:t>
@@ -4478,10 +4380,10 @@
       </w:tr>
       <w:tr>
         <w:tc>
-          <w:p>
-            <w:pPr>
-              <w:pStyle w:val="Compact"/>
-              <w:jc w:val="left"/>
+          <w:tcPr/>
+          <w:p>
+            <w:pPr>
+              <w:pStyle w:val="Compact"/>
             </w:pPr>
             <w:r>
               <w:t xml:space="preserve">2020</w:t>
@@ -4489,32 +4391,32 @@
           </w:p>
         </w:tc>
         <w:tc>
-          <w:p>
-            <w:pPr>
-              <w:pStyle w:val="Compact"/>
-              <w:jc w:val="left"/>
-            </w:pPr>
-            <w:r>
-              <w:t xml:space="preserve">35,326</w:t>
-            </w:r>
-          </w:p>
-        </w:tc>
-        <w:tc>
-          <w:p>
-            <w:pPr>
-              <w:pStyle w:val="Compact"/>
-              <w:jc w:val="left"/>
-            </w:pPr>
-            <w:r>
-              <w:t xml:space="preserve">121</w:t>
-            </w:r>
-          </w:p>
-        </w:tc>
-        <w:tc>
-          <w:p>
-            <w:pPr>
-              <w:pStyle w:val="Compact"/>
-              <w:jc w:val="left"/>
+          <w:tcPr/>
+          <w:p>
+            <w:pPr>
+              <w:pStyle w:val="Compact"/>
+            </w:pPr>
+            <w:r>
+              <w:t xml:space="preserve">35,238</w:t>
+            </w:r>
+          </w:p>
+        </w:tc>
+        <w:tc>
+          <w:tcPr/>
+          <w:p>
+            <w:pPr>
+              <w:pStyle w:val="Compact"/>
+            </w:pPr>
+            <w:r>
+              <w:t xml:space="preserve">120</w:t>
+            </w:r>
+          </w:p>
+        </w:tc>
+        <w:tc>
+          <w:tcPr/>
+          <w:p>
+            <w:pPr>
+              <w:pStyle w:val="Compact"/>
             </w:pPr>
             <w:r>
               <w:t xml:space="preserve">0.34%</w:t>
@@ -4524,10 +4426,10 @@
       </w:tr>
       <w:tr>
         <w:tc>
-          <w:p>
-            <w:pPr>
-              <w:pStyle w:val="Compact"/>
-              <w:jc w:val="left"/>
+          <w:tcPr/>
+          <w:p>
+            <w:pPr>
+              <w:pStyle w:val="Compact"/>
             </w:pPr>
             <w:r>
               <w:t xml:space="preserve">2021</w:t>
@@ -4535,45 +4437,45 @@
           </w:p>
         </w:tc>
         <w:tc>
-          <w:p>
-            <w:pPr>
-              <w:pStyle w:val="Compact"/>
-              <w:jc w:val="left"/>
-            </w:pPr>
-            <w:r>
-              <w:t xml:space="preserve">53,827</w:t>
-            </w:r>
-          </w:p>
-        </w:tc>
-        <w:tc>
-          <w:p>
-            <w:pPr>
-              <w:pStyle w:val="Compact"/>
-              <w:jc w:val="left"/>
-            </w:pPr>
-            <w:r>
-              <w:t xml:space="preserve">165</w:t>
-            </w:r>
-          </w:p>
-        </w:tc>
-        <w:tc>
-          <w:p>
-            <w:pPr>
-              <w:pStyle w:val="Compact"/>
-              <w:jc w:val="left"/>
-            </w:pPr>
-            <w:r>
-              <w:t xml:space="preserve">0.31%</w:t>
-            </w:r>
-          </w:p>
-        </w:tc>
-      </w:tr>
-      <w:tr>
-        <w:tc>
-          <w:p>
-            <w:pPr>
-              <w:pStyle w:val="Compact"/>
-              <w:jc w:val="left"/>
+          <w:tcPr/>
+          <w:p>
+            <w:pPr>
+              <w:pStyle w:val="Compact"/>
+            </w:pPr>
+            <w:r>
+              <w:t xml:space="preserve">53,718</w:t>
+            </w:r>
+          </w:p>
+        </w:tc>
+        <w:tc>
+          <w:tcPr/>
+          <w:p>
+            <w:pPr>
+              <w:pStyle w:val="Compact"/>
+            </w:pPr>
+            <w:r>
+              <w:t xml:space="preserve">163</w:t>
+            </w:r>
+          </w:p>
+        </w:tc>
+        <w:tc>
+          <w:tcPr/>
+          <w:p>
+            <w:pPr>
+              <w:pStyle w:val="Compact"/>
+            </w:pPr>
+            <w:r>
+              <w:t xml:space="preserve">0.30%</w:t>
+            </w:r>
+          </w:p>
+        </w:tc>
+      </w:tr>
+      <w:tr>
+        <w:tc>
+          <w:tcPr/>
+          <w:p>
+            <w:pPr>
+              <w:pStyle w:val="Compact"/>
             </w:pPr>
             <w:r>
               <w:t xml:space="preserve">2022</w:t>
@@ -4581,45 +4483,45 @@
           </w:p>
         </w:tc>
         <w:tc>
-          <w:p>
-            <w:pPr>
-              <w:pStyle w:val="Compact"/>
-              <w:jc w:val="left"/>
-            </w:pPr>
-            <w:r>
-              <w:t xml:space="preserve">30,990</w:t>
-            </w:r>
-          </w:p>
-        </w:tc>
-        <w:tc>
-          <w:p>
-            <w:pPr>
-              <w:pStyle w:val="Compact"/>
-              <w:jc w:val="left"/>
-            </w:pPr>
-            <w:r>
-              <w:t xml:space="preserve">130</w:t>
-            </w:r>
-          </w:p>
-        </w:tc>
-        <w:tc>
-          <w:p>
-            <w:pPr>
-              <w:pStyle w:val="Compact"/>
-              <w:jc w:val="left"/>
-            </w:pPr>
-            <w:r>
-              <w:t xml:space="preserve">0.42%</w:t>
-            </w:r>
-          </w:p>
-        </w:tc>
-      </w:tr>
-      <w:tr>
-        <w:tc>
-          <w:p>
-            <w:pPr>
-              <w:pStyle w:val="Compact"/>
-              <w:jc w:val="left"/>
+          <w:tcPr/>
+          <w:p>
+            <w:pPr>
+              <w:pStyle w:val="Compact"/>
+            </w:pPr>
+            <w:r>
+              <w:t xml:space="preserve">30,926</w:t>
+            </w:r>
+          </w:p>
+        </w:tc>
+        <w:tc>
+          <w:tcPr/>
+          <w:p>
+            <w:pPr>
+              <w:pStyle w:val="Compact"/>
+            </w:pPr>
+            <w:r>
+              <w:t xml:space="preserve">126</w:t>
+            </w:r>
+          </w:p>
+        </w:tc>
+        <w:tc>
+          <w:tcPr/>
+          <w:p>
+            <w:pPr>
+              <w:pStyle w:val="Compact"/>
+            </w:pPr>
+            <w:r>
+              <w:t xml:space="preserve">0.41%</w:t>
+            </w:r>
+          </w:p>
+        </w:tc>
+      </w:tr>
+      <w:tr>
+        <w:tc>
+          <w:tcPr/>
+          <w:p>
+            <w:pPr>
+              <w:pStyle w:val="Compact"/>
             </w:pPr>
             <w:r>
               <w:t xml:space="preserve">2023</w:t>
@@ -4627,45 +4529,45 @@
           </w:p>
         </w:tc>
         <w:tc>
-          <w:p>
-            <w:pPr>
-              <w:pStyle w:val="Compact"/>
-              <w:jc w:val="left"/>
-            </w:pPr>
-            <w:r>
-              <w:t xml:space="preserve">10,705</w:t>
-            </w:r>
-          </w:p>
-        </w:tc>
-        <w:tc>
-          <w:p>
-            <w:pPr>
-              <w:pStyle w:val="Compact"/>
-              <w:jc w:val="left"/>
-            </w:pPr>
-            <w:r>
-              <w:t xml:space="preserve">89</w:t>
-            </w:r>
-          </w:p>
-        </w:tc>
-        <w:tc>
-          <w:p>
-            <w:pPr>
-              <w:pStyle w:val="Compact"/>
-              <w:jc w:val="left"/>
-            </w:pPr>
-            <w:r>
-              <w:t xml:space="preserve">0.83%</w:t>
-            </w:r>
-          </w:p>
-        </w:tc>
-      </w:tr>
-      <w:tr>
-        <w:tc>
-          <w:p>
-            <w:pPr>
-              <w:pStyle w:val="Compact"/>
-              <w:jc w:val="left"/>
+          <w:tcPr/>
+          <w:p>
+            <w:pPr>
+              <w:pStyle w:val="Compact"/>
+            </w:pPr>
+            <w:r>
+              <w:t xml:space="preserve">10,648</w:t>
+            </w:r>
+          </w:p>
+        </w:tc>
+        <w:tc>
+          <w:tcPr/>
+          <w:p>
+            <w:pPr>
+              <w:pStyle w:val="Compact"/>
+            </w:pPr>
+            <w:r>
+              <w:t xml:space="preserve">84</w:t>
+            </w:r>
+          </w:p>
+        </w:tc>
+        <w:tc>
+          <w:tcPr/>
+          <w:p>
+            <w:pPr>
+              <w:pStyle w:val="Compact"/>
+            </w:pPr>
+            <w:r>
+              <w:t xml:space="preserve">0.79%</w:t>
+            </w:r>
+          </w:p>
+        </w:tc>
+      </w:tr>
+      <w:tr>
+        <w:tc>
+          <w:tcPr/>
+          <w:p>
+            <w:pPr>
+              <w:pStyle w:val="Compact"/>
             </w:pPr>
             <w:r>
               <w:t xml:space="preserve">2024</w:t>
@@ -4673,45 +4575,45 @@
           </w:p>
         </w:tc>
         <w:tc>
-          <w:p>
-            <w:pPr>
-              <w:pStyle w:val="Compact"/>
-              <w:jc w:val="left"/>
-            </w:pPr>
-            <w:r>
-              <w:t xml:space="preserve">9,380</w:t>
-            </w:r>
-          </w:p>
-        </w:tc>
-        <w:tc>
-          <w:p>
-            <w:pPr>
-              <w:pStyle w:val="Compact"/>
-              <w:jc w:val="left"/>
-            </w:pPr>
-            <w:r>
-              <w:t xml:space="preserve">86</w:t>
-            </w:r>
-          </w:p>
-        </w:tc>
-        <w:tc>
-          <w:p>
-            <w:pPr>
-              <w:pStyle w:val="Compact"/>
-              <w:jc w:val="left"/>
-            </w:pPr>
-            <w:r>
-              <w:t xml:space="preserve">0.92%</w:t>
-            </w:r>
-          </w:p>
-        </w:tc>
-      </w:tr>
-      <w:tr>
-        <w:tc>
-          <w:p>
-            <w:pPr>
-              <w:pStyle w:val="Compact"/>
-              <w:jc w:val="left"/>
+          <w:tcPr/>
+          <w:p>
+            <w:pPr>
+              <w:pStyle w:val="Compact"/>
+            </w:pPr>
+            <w:r>
+              <w:t xml:space="preserve">9,335</w:t>
+            </w:r>
+          </w:p>
+        </w:tc>
+        <w:tc>
+          <w:tcPr/>
+          <w:p>
+            <w:pPr>
+              <w:pStyle w:val="Compact"/>
+            </w:pPr>
+            <w:r>
+              <w:t xml:space="preserve">83</w:t>
+            </w:r>
+          </w:p>
+        </w:tc>
+        <w:tc>
+          <w:tcPr/>
+          <w:p>
+            <w:pPr>
+              <w:pStyle w:val="Compact"/>
+            </w:pPr>
+            <w:r>
+              <w:t xml:space="preserve">0.89%</w:t>
+            </w:r>
+          </w:p>
+        </w:tc>
+      </w:tr>
+      <w:tr>
+        <w:tc>
+          <w:tcPr/>
+          <w:p>
+            <w:pPr>
+              <w:pStyle w:val="Compact"/>
             </w:pPr>
             <w:r>
               <w:t xml:space="preserve">2025</w:t>
@@ -4719,35 +4621,35 @@
           </w:p>
         </w:tc>
         <w:tc>
-          <w:p>
-            <w:pPr>
-              <w:pStyle w:val="Compact"/>
-              <w:jc w:val="left"/>
-            </w:pPr>
-            <w:r>
-              <w:t xml:space="preserve">6,792</w:t>
-            </w:r>
-          </w:p>
-        </w:tc>
-        <w:tc>
-          <w:p>
-            <w:pPr>
-              <w:pStyle w:val="Compact"/>
-              <w:jc w:val="left"/>
-            </w:pPr>
-            <w:r>
-              <w:t xml:space="preserve">94</w:t>
-            </w:r>
-          </w:p>
-        </w:tc>
-        <w:tc>
-          <w:p>
-            <w:pPr>
-              <w:pStyle w:val="Compact"/>
-              <w:jc w:val="left"/>
-            </w:pPr>
-            <w:r>
-              <w:t xml:space="preserve">1.38%</w:t>
+          <w:tcPr/>
+          <w:p>
+            <w:pPr>
+              <w:pStyle w:val="Compact"/>
+            </w:pPr>
+            <w:r>
+              <w:t xml:space="preserve">6,729</w:t>
+            </w:r>
+          </w:p>
+        </w:tc>
+        <w:tc>
+          <w:tcPr/>
+          <w:p>
+            <w:pPr>
+              <w:pStyle w:val="Compact"/>
+            </w:pPr>
+            <w:r>
+              <w:t xml:space="preserve">88</w:t>
+            </w:r>
+          </w:p>
+        </w:tc>
+        <w:tc>
+          <w:tcPr/>
+          <w:p>
+            <w:pPr>
+              <w:pStyle w:val="Compact"/>
+            </w:pPr>
+            <w:r>
+              <w:t xml:space="preserve">1.31%</w:t>
             </w:r>
           </w:p>
         </w:tc>
@@ -4758,7 +4660,31 @@
         <w:pStyle w:val="BodyText"/>
       </w:pPr>
       <w:r>
-        <w:t xml:space="preserve">The statistical-alert rate increased from 0.31% in 2021 to 1.38% in 2025. Causal interpretation of this pattern requires additional analysis.</w:t>
+        <w:t xml:space="preserve">The statistical-alert rate among Z-score-eligible contracts increased from 0.30% in 2021 to 1.31% in 2025. Causal interpretation of this pattern requires additional analysis. The sharp reduction in the 2025 Z-score denominator (6,729 of 21,955 indexed contracts; 30.7%) is explained by categorical filtering rather than by incomplete data upload: all 15,226</w:t>
+      </w:r>
+      <w:r>
+        <w:t xml:space="preserve"> </w:t>
+      </w:r>
+      <w:r>
+        <w:rPr>
+          <w:rStyle w:val="VerbatimChar"/>
+        </w:rPr>
+        <w:t xml:space="preserve">NO_ESPECIFICADO</w:t>
+      </w:r>
+      <w:r>
+        <w:t xml:space="preserve"> </w:t>
+      </w:r>
+      <w:r>
+        <w:t xml:space="preserve">contracts in the corrected closed cohort fall in 2025 and were excluded from the engine (</w:t>
+      </w:r>
+      <w:r>
+        <w:rPr>
+          <w:rStyle w:val="VerbatimChar"/>
+        </w:rPr>
+        <w:t xml:space="preserve">21,955 − 6,729 = 15,226</w:t>
+      </w:r>
+      <w:r>
+        <w:t xml:space="preserve">), whereas 2020-2024 retained near-complete coverage under the same rules (gaps of at most 10 contracts in those years, corresponding to named categories with fewer than 10 observations). Those unspecified 2025 contracts represent approximately COP 2.63 trillion—about 48% of 2025 contracted value and 15.5% of corrected-cohort value—so the 1.31% alert rate describes only the named-category slice analyzed by the engine and should not be read as an anomaly rate for all 2025 pharmaceutical procurement.</w:t>
       </w:r>
     </w:p>
     <w:p>
@@ -4768,6 +4694,7 @@
       <w:r>
         <w:rPr>
           <w:b/>
+          <w:bCs/>
         </w:rPr>
         <w:t xml:space="preserve">Geographic distribution of anomalies.</w:t>
       </w:r>
@@ -4780,22 +4707,22 @@
         <w:t xml:space="preserve">Departments with the highest rates of statistically flagged contracts were Bogota D.C. (3.80%), Norte de Santander (1.92%), Valle del Cauca (1.21%), and Tolima (1.00%). This distribution indicates heterogeneity in contract values, not causal evidence of corruption.</w:t>
       </w:r>
     </w:p>
+    <w:bookmarkEnd w:id="35"/>
+    <w:bookmarkStart w:id="36" w:name="market-concentration"/>
     <w:p>
       <w:pPr>
         <w:pStyle w:val="Heading3"/>
       </w:pPr>
-      <w:bookmarkStart w:id="38" w:name="market-concentration"/>
       <w:r>
         <w:t xml:space="preserve">3.4 Market concentration</w:t>
       </w:r>
-      <w:bookmarkEnd w:id="38"/>
     </w:p>
     <w:p>
       <w:pPr>
         <w:pStyle w:val="FirstParagraph"/>
       </w:pPr>
       <w:r>
-        <w:t xml:space="preserve">The concentration analysis of Colombian pharmaceutical procurement in the closed analytical cohort showed 50,460 unique supplier names. For value-share concentration metrics, 162,151 positive-value contracts and 50,355 suppliers with non-empty normalized labels were included. The top 10 suppliers concentrated 28.77% of total contracted value and the top 3% of suppliers (1,511 of 50,355) concentrated 85.87%. The leading supplier, VECOL SA, accounted for 5.61% of total value. The HHI was 119.26 on the 0-10,000 scale. The detailed distribution is shown in Figure 4.</w:t>
+        <w:t xml:space="preserve">For value-share concentration metrics, only positive-value contracts with non-empty normalized supplier labels were included: 161,710 contracts and 50,225 suppliers (Table 1). Zero-value or blank-label rows were therefore outside the concentration denominator even when present in the corrected cohort. The top 10 suppliers concentrated 29.01% of total contracted value and the top 3% of suppliers (1,507 of 50,225) concentrated 85.83%. The leading normalized supplier label corresponded to one retained VECOL contract (5.65% of total value) whose object explicitly concerned a Ministry of Health–National Institute of Health agreement for research, development, and national production of human-health immunobiological products; veterinary VECOL contracts were excluded individually. The HHI was 120.99 on the 0-10,000 scale. The detailed distribution is shown in Figure 4.</w:t>
       </w:r>
     </w:p>
     <w:p>
@@ -4806,15 +4733,15 @@
         <w:t xml:space="preserve">This pattern indicates strong cumulative concentration among leading suppliers, while the HHI remains low under conventional market-concentration thresholds because the contracted value is distributed across a large long-tail supplier base. The bipartite graph identified 847 recurrent entity-supplier pairs with at least five consecutive contracts.</w:t>
       </w:r>
     </w:p>
+    <w:bookmarkEnd w:id="36"/>
+    <w:bookmarkStart w:id="37" w:name="Xeaef38007fdce6146d1cbe3d44422fccf9ff67c"/>
     <w:p>
       <w:pPr>
         <w:pStyle w:val="Heading3"/>
       </w:pPr>
-      <w:bookmarkStart w:id="39" w:name="Xeaef38007fdce6146d1cbe3d44422fccf9ff67c"/>
       <w:r>
         <w:t xml:space="preserve">3.5 Smart-contract payment workflow: complementary technical proof of concept</w:t>
       </w:r>
-      <w:bookmarkEnd w:id="39"/>
     </w:p>
     <w:p>
       <w:pPr>
@@ -4827,8 +4754,9 @@
     <w:tbl>
       <w:tblPr>
         <w:tblStyle w:val="Table"/>
-        <w:tblW w:type="pct" w:w="5000.0"/>
-        <w:tblLook w:firstRow="1"/>
+        <w:tblW w:type="pct" w:w="5000"/>
+        <w:tblLayout w:type="fixed"/>
+        <w:tblLook w:firstRow="1" w:lastRow="0" w:firstColumn="0" w:lastColumn="0" w:noHBand="0" w:noVBand="0" w:val="0020"/>
       </w:tblPr>
       <w:tblGrid>
         <w:gridCol w:w="3960"/>
@@ -4836,19 +4764,13 @@
       </w:tblGrid>
       <w:tr>
         <w:trPr>
-          <w:cnfStyle w:firstRow="1"/>
+          <w:tblHeader w:val="on"/>
         </w:trPr>
         <w:tc>
-          <w:tcPr>
-            <w:tcBorders>
-              <w:bottom w:val="single"/>
-            </w:tcBorders>
-            <w:vAlign w:val="bottom"/>
-          </w:tcPr>
-          <w:p>
-            <w:pPr>
-              <w:pStyle w:val="Compact"/>
-              <w:jc w:val="left"/>
+          <w:tcPr/>
+          <w:p>
+            <w:pPr>
+              <w:pStyle w:val="Compact"/>
             </w:pPr>
             <w:r>
               <w:t xml:space="preserve">Functional stage</w:t>
@@ -4856,16 +4778,10 @@
           </w:p>
         </w:tc>
         <w:tc>
-          <w:tcPr>
-            <w:tcBorders>
-              <w:bottom w:val="single"/>
-            </w:tcBorders>
-            <w:vAlign w:val="bottom"/>
-          </w:tcPr>
-          <w:p>
-            <w:pPr>
-              <w:pStyle w:val="Compact"/>
-              <w:jc w:val="left"/>
+          <w:tcPr/>
+          <w:p>
+            <w:pPr>
+              <w:pStyle w:val="Compact"/>
             </w:pPr>
             <w:r>
               <w:t xml:space="preserve">Prototype time</w:t>
@@ -4875,10 +4791,10 @@
       </w:tr>
       <w:tr>
         <w:tc>
-          <w:p>
-            <w:pPr>
-              <w:pStyle w:val="Compact"/>
-              <w:jc w:val="left"/>
+          <w:tcPr/>
+          <w:p>
+            <w:pPr>
+              <w:pStyle w:val="Compact"/>
             </w:pPr>
             <w:r>
               <w:t xml:space="preserve">Validated contract or enabled order to medicines dispatched</w:t>
@@ -4886,10 +4802,10 @@
           </w:p>
         </w:tc>
         <w:tc>
-          <w:p>
-            <w:pPr>
-              <w:pStyle w:val="Compact"/>
-              <w:jc w:val="left"/>
+          <w:tcPr/>
+          <w:p>
+            <w:pPr>
+              <w:pStyle w:val="Compact"/>
             </w:pPr>
             <w:r>
               <w:t xml:space="preserve">About 24 hours</w:t>
@@ -4899,10 +4815,10 @@
       </w:tr>
       <w:tr>
         <w:tc>
-          <w:p>
-            <w:pPr>
-              <w:pStyle w:val="Compact"/>
-              <w:jc w:val="left"/>
+          <w:tcPr/>
+          <w:p>
+            <w:pPr>
+              <w:pStyle w:val="Compact"/>
             </w:pPr>
             <w:r>
               <w:t xml:space="preserve">Medicines dispatched to delivery verified</w:t>
@@ -4910,10 +4826,10 @@
           </w:p>
         </w:tc>
         <w:tc>
-          <w:p>
-            <w:pPr>
-              <w:pStyle w:val="Compact"/>
-              <w:jc w:val="left"/>
+          <w:tcPr/>
+          <w:p>
+            <w:pPr>
+              <w:pStyle w:val="Compact"/>
             </w:pPr>
             <w:r>
               <w:t xml:space="preserve">About 4 hours</w:t>
@@ -4923,10 +4839,10 @@
       </w:tr>
       <w:tr>
         <w:tc>
-          <w:p>
-            <w:pPr>
-              <w:pStyle w:val="Compact"/>
-              <w:jc w:val="left"/>
+          <w:tcPr/>
+          <w:p>
+            <w:pPr>
+              <w:pStyle w:val="Compact"/>
             </w:pPr>
             <w:r>
               <w:t xml:space="preserve">Delivery verified to CRE registered</w:t>
@@ -4934,10 +4850,10 @@
           </w:p>
         </w:tc>
         <w:tc>
-          <w:p>
-            <w:pPr>
-              <w:pStyle w:val="Compact"/>
-              <w:jc w:val="left"/>
+          <w:tcPr/>
+          <w:p>
+            <w:pPr>
+              <w:pStyle w:val="Compact"/>
             </w:pPr>
             <w:r>
               <w:t xml:space="preserve">About 1 hour</w:t>
@@ -4947,10 +4863,10 @@
       </w:tr>
       <w:tr>
         <w:tc>
-          <w:p>
-            <w:pPr>
-              <w:pStyle w:val="Compact"/>
-              <w:jc w:val="left"/>
+          <w:tcPr/>
+          <w:p>
+            <w:pPr>
+              <w:pStyle w:val="Compact"/>
             </w:pPr>
             <w:r>
               <w:t xml:space="preserve">CRE registered to payment released</w:t>
@@ -4958,10 +4874,10 @@
           </w:p>
         </w:tc>
         <w:tc>
-          <w:p>
-            <w:pPr>
-              <w:pStyle w:val="Compact"/>
-              <w:jc w:val="left"/>
+          <w:tcPr/>
+          <w:p>
+            <w:pPr>
+              <w:pStyle w:val="Compact"/>
             </w:pPr>
             <w:r>
               <w:t xml:space="preserve">About 1 hour</w:t>
@@ -4971,10 +4887,10 @@
       </w:tr>
       <w:tr>
         <w:tc>
-          <w:p>
-            <w:pPr>
-              <w:pStyle w:val="Compact"/>
-              <w:jc w:val="left"/>
+          <w:tcPr/>
+          <w:p>
+            <w:pPr>
+              <w:pStyle w:val="Compact"/>
             </w:pPr>
             <w:r>
               <w:t xml:space="preserve">Full digital cycle of the prototype</w:t>
@@ -4982,10 +4898,10 @@
           </w:p>
         </w:tc>
         <w:tc>
-          <w:p>
-            <w:pPr>
-              <w:pStyle w:val="Compact"/>
-              <w:jc w:val="left"/>
+          <w:tcPr/>
+          <w:p>
+            <w:pPr>
+              <w:pStyle w:val="Compact"/>
             </w:pPr>
             <w:r>
               <w:t xml:space="preserve">About 30 hours</w:t>
@@ -5009,6 +4925,7 @@
       <w:r>
         <w:rPr>
           <w:b/>
+          <w:bCs/>
         </w:rPr>
         <w:t xml:space="preserve">Illustrative financial-savings scenario.</w:t>
       </w:r>
@@ -5018,18 +4935,18 @@
         <w:pStyle w:val="BodyText"/>
       </w:pPr>
       <w:r>
-        <w:t xml:space="preserve">Average annual pharmaceutical procurement flow across the closed 2020-2025 cohort was approximately COP 3.4 trillion (about USD 853 million at the reference exchange rate). Under a theoretical scenario of substantial reduction in digital administrative delays, and applying a monthly financial cost of 2% to the avoidable payment-cycle component, projected annual savings were estimated as COP 224,000 million per year (approximately USD 56.0 million). Using 2025 annual flow, the illustrative potential rises to COP 330,000 million per year (approximately USD 82.5 million). These values are scenario outputs only and should not be interpreted as observed savings, budget impact estimates, or implementation-ready business cases.</w:t>
-      </w:r>
-    </w:p>
+        <w:t xml:space="preserve">Average annual pharmaceutical procurement flow across the corrected closed 2020-2025 cohort was approximately COP 2.82 trillion (about USD 705 million at the reference exchange rate). Under a theoretical reduction from 90 days to approximately 30 hours and the conservative upper-bound 2% monthly financing-cost parameter described in Methods §2.6, the corresponding scenario output is approximately COP 167,000 million per year (USD 41.7 million). Using corrected 2025 flow, the illustrative output rises to approximately COP 325,000 million per year (USD 81.3 million). These values are scenario outputs only and should not be interpreted as observed savings, budget impact estimates, or implementation-ready business cases.</w:t>
+      </w:r>
+    </w:p>
+    <w:bookmarkEnd w:id="37"/>
+    <w:bookmarkStart w:id="38" w:name="X8cf314364155bb680bd0172dcf76142a5d419fe"/>
     <w:p>
       <w:pPr>
         <w:pStyle w:val="Heading3"/>
       </w:pPr>
-      <w:bookmarkStart w:id="40" w:name="X8cf314364155bb680bd0172dcf76142a5d419fe"/>
       <w:r>
         <w:t xml:space="preserve">3.6 Complementary modules: machine learning and semantic retrieval</w:t>
       </w:r>
-      <w:bookmarkEnd w:id="40"/>
     </w:p>
     <w:p>
       <w:pPr>
@@ -5046,32 +4963,32 @@
         </w:pict>
       </w:r>
     </w:p>
+    <w:bookmarkEnd w:id="38"/>
+    <w:bookmarkEnd w:id="39"/>
+    <w:bookmarkStart w:id="46" w:name="discussion"/>
     <w:p>
       <w:pPr>
         <w:pStyle w:val="Heading2"/>
       </w:pPr>
-      <w:bookmarkStart w:id="41" w:name="discussion"/>
       <w:r>
         <w:t xml:space="preserve">4. Discussion</w:t>
       </w:r>
-      <w:bookmarkEnd w:id="41"/>
-    </w:p>
+    </w:p>
+    <w:bookmarkStart w:id="40" w:name="X9bc0a68e70a6a936fc63df09c87946574481f37"/>
     <w:p>
       <w:pPr>
         <w:pStyle w:val="Heading3"/>
       </w:pPr>
-      <w:bookmarkStart w:id="42" w:name="X9bc0a68e70a6a936fc63df09c87946574481f37"/>
       <w:r>
         <w:t xml:space="preserve">4.1 Scale and relevance of the documented problem</w:t>
       </w:r>
-      <w:bookmarkEnd w:id="42"/>
     </w:p>
     <w:p>
       <w:pPr>
         <w:pStyle w:val="FirstParagraph"/>
       </w:pPr>
       <w:r>
-        <w:t xml:space="preserve">The corpus of 162,271 pharmaceutical contracts from 2020 to 2025 represents, to our knowledge, the largest validated closed longitudinal series of public pharmaceutical procurement described for Colombia. The log-normal distribution of contract values, the concentration of 78% of total value in the top decile, and the HHI of 119.26 are consistent with procurement markets characterized by a small group of high-value suppliers and a large long-tail supplier base (14).</w:t>
+        <w:t xml:space="preserve">The corrected corpus of 161,830 pharmaceutical contracts from 2020 to 2025 represents, to our knowledge, the largest validated closed longitudinal series of public pharmaceutical procurement described for Colombia. The log-normal distribution of contract values, the concentration of 78% of total value in the top decile, and the HHI of 120.99 are consistent with procurement markets characterized by a small group of high-value suppliers and a large long-tail supplier base (14). Because the HHI was computed for the national closed cohort as a whole, it may understate concentration that could exist within specific therapeutic groups (for example oncology, antibiotics, or antivirals); category-specific HHI values were not estimated in this study. Under conventional market-concentration thresholds, an HHI of 120.99 would be interpreted as unconcentrated at the national aggregate level; however, that reading can coexist with high cumulative value shares among leading suppliers (top 3% = 85.83%) when a large long-tail supplier base dilutes the index. Estimating category-specific HHI for oncology, antibiotics, antivirals, and related groups is left for future work and would be required before drawing subgroup competition inferences.</w:t>
       </w:r>
     </w:p>
     <w:p>
@@ -5079,36 +4996,48 @@
         <w:pStyle w:val="BodyText"/>
       </w:pPr>
       <w:r>
-        <w:t xml:space="preserve">The increase in statistical-alert rates from 0.31% in 2021 to 1.38% in 2025 suggests increasing heterogeneity in contracted values during the study period. This pattern warrants dedicated investigation with adjustment for potential confounders such as pharmaceutical inflation and the introduction of new high-cost categories.</w:t>
-      </w:r>
-    </w:p>
+        <w:t xml:space="preserve">The increase in statistical-alert rates from 0.30% in 2021 to 1.31% in 2025 suggests increasing heterogeneity in contracted values during the study period. This pattern warrants dedicated investigation with adjustment for potential confounders such as pharmaceutical inflation and the introduction of new high-cost categories.</w:t>
+      </w:r>
+    </w:p>
+    <w:bookmarkEnd w:id="40"/>
+    <w:bookmarkStart w:id="41" w:name="z-scores-as-a-surveillance-instrument"/>
     <w:p>
       <w:pPr>
         <w:pStyle w:val="Heading3"/>
       </w:pPr>
-      <w:bookmarkStart w:id="43" w:name="z-scores-as-a-surveillance-instrument"/>
       <w:r>
         <w:t xml:space="preserve">4.2 Z-scores as a surveillance instrument</w:t>
       </w:r>
-      <w:bookmarkEnd w:id="43"/>
     </w:p>
     <w:p>
       <w:pPr>
         <w:pStyle w:val="FirstParagraph"/>
       </w:pPr>
       <w:r>
-        <w:t xml:space="preserve">The Z-score methodology offers advantages over manual auditing: it operates on the full universe of contracts, is reproducible, and does not require confidential information. Future linkage with SISMED unit prices and item-level disaggregation would likely improve the sensitivity and interpretability of the detector (13,15). The sustained increase in alert rates from 2021 to 2025 supports evaluation of this approach for routine audit workflows.</w:t>
-      </w:r>
-    </w:p>
+        <w:t xml:space="preserve">The Z-score methodology offers advantages over manual auditing: it operates on large contract volumes, is reproducible, and does not require confidential information. At the same time, threshold-based Z-scores are imperfect screens. Without an adjudicated audit gold standard, sensitivity and specificity cannot be estimated. The exploratory |Z| ≥ 1.5 threshold favors prioritization recall and can increase false positives (statistically atypical but legitimate high-value contracts), while false negatives remain possible when categories are internally heterogeneous, when contracts fall in</w:t>
+      </w:r>
+      <w:r>
+        <w:t xml:space="preserve"> </w:t>
+      </w:r>
+      <w:r>
+        <w:rPr>
+          <w:rStyle w:val="VerbatimChar"/>
+        </w:rPr>
+        <w:t xml:space="preserve">NO_ESPECIFICADO</w:t>
+      </w:r>
+      <w:r>
+        <w:t xml:space="preserve">, or when category sample sizes are small. Future linkage with SISMED unit prices and item-level disaggregation would likely improve the interpretability of the detector (13,15). The sustained increase in alert rates from 2021 to 2025 supports evaluation of this approach for routine audit prioritization workflows, not as a standalone determination of wrongdoing.</w:t>
+      </w:r>
+    </w:p>
+    <w:bookmarkEnd w:id="41"/>
+    <w:bookmarkStart w:id="42" w:name="X4f0a0aeb33846192050c78e0abcb33fff8a6a56"/>
     <w:p>
       <w:pPr>
         <w:pStyle w:val="Heading3"/>
       </w:pPr>
-      <w:bookmarkStart w:id="44" w:name="X4f0a0aeb33846192050c78e0abcb33fff8a6a56"/>
       <w:r>
         <w:t xml:space="preserve">4.3 Smart contracts applied to pharmaceutical payment workflows: interpretation of a complementary proof of concept</w:t>
       </w:r>
-      <w:bookmarkEnd w:id="44"/>
     </w:p>
     <w:p>
       <w:pPr>
@@ -5118,15 +5047,15 @@
         <w:t xml:space="preserve">The proof of concept supports only a narrow technical claim: conditional digital state transitions can be encoded and executed in a prototype payment workflow under testnet conditions. It does not demonstrate real-world reduction of payment times, lower transaction costs, or institutional deployability. The reported times are not measurements of the full payment process, which also depends on transport, packaging, storage, institutional validation, treasury procedures, contracting rules, and other bottlenecks not modeled here. A defensible operational evaluation would require prospective integration with public hospital information systems, real transaction traces, explicit counterfactual design, and independent technical and regulatory review. Large-scale implementation would additionally require public-treasury integration, legal validation, cybersecurity controls, and external smart-contract auditing.</w:t>
       </w:r>
     </w:p>
+    <w:bookmarkEnd w:id="42"/>
+    <w:bookmarkStart w:id="43" w:name="contribution-to-health-data-governance"/>
     <w:p>
       <w:pPr>
         <w:pStyle w:val="Heading3"/>
       </w:pPr>
-      <w:bookmarkStart w:id="45" w:name="contribution-to-health-data-governance"/>
       <w:r>
         <w:t xml:space="preserve">4.4 Contribution to health data governance</w:t>
       </w:r>
-      <w:bookmarkEnd w:id="45"/>
     </w:p>
     <w:p>
       <w:pPr>
@@ -5136,15 +5065,15 @@
         <w:t xml:space="preserve">Colombia has public data sources that can support pharmaceutical surveillance, but it lacks analytical infrastructure that reliably converts those data into actionable evidence. BigLoI illustrates that such infrastructure can be built using open technologies, reproducible workflows, and auditable queries over a contractual corpus.</w:t>
       </w:r>
     </w:p>
+    <w:bookmarkEnd w:id="43"/>
+    <w:bookmarkStart w:id="44" w:name="limitations"/>
     <w:p>
       <w:pPr>
         <w:pStyle w:val="Heading3"/>
       </w:pPr>
-      <w:bookmarkStart w:id="46" w:name="limitations"/>
       <w:r>
         <w:t xml:space="preserve">4.5 Limitations</w:t>
       </w:r>
-      <w:bookmarkEnd w:id="46"/>
     </w:p>
     <w:p>
       <w:pPr>
@@ -5153,6 +5082,7 @@
       <w:r>
         <w:rPr>
           <w:b/>
+          <w:bCs/>
         </w:rPr>
         <w:t xml:space="preserve">SECOP-II data quality.</w:t>
       </w:r>
@@ -5160,7 +5090,7 @@
         <w:t xml:space="preserve"> </w:t>
       </w:r>
       <w:r>
-        <w:t xml:space="preserve">Buyer and supplier variables include null, generic, or inconsistent values in a meaningful share of contracts in local sample files, which constrains some network analyses. This reflects source-data quality issues in SECOP-II. The closed 2020-2025 cohort included 162,271 pharmaceutical contracts, while the recovered local PostgreSQL source currently indexes 165,549 pharmaceutical records including live 2026 monitoring rows; both reflect the subset with the highest completeness available to the platform.</w:t>
+        <w:t xml:space="preserve">Buyer and supplier variables include null, generic, or inconsistent values in a meaningful share of contracts in local sample files, which constrains some network analyses. This reflects source-data quality issues in SECOP-II. The source closed cohort included 162,271 candidate contracts; contract-level review excluded 441 records with explicit veterinary, animal-health, or agricultural scope, yielding a corrected cohort of 161,830. The recovered local PostgreSQL source currently indexes 165,549 candidate pharmaceutical records including live 2026 monitoring rows.</w:t>
       </w:r>
     </w:p>
     <w:p>
@@ -5170,6 +5100,7 @@
       <w:r>
         <w:rPr>
           <w:b/>
+          <w:bCs/>
         </w:rPr>
         <w:t xml:space="preserve">SISMED temporal mismatch and granularity.</w:t>
       </w:r>
@@ -5187,6 +5118,7 @@
       <w:r>
         <w:rPr>
           <w:b/>
+          <w:bCs/>
         </w:rPr>
         <w:t xml:space="preserve">Blockchain test-network scope.</w:t>
       </w:r>
@@ -5204,6 +5136,7 @@
       <w:r>
         <w:rPr>
           <w:b/>
+          <w:bCs/>
         </w:rPr>
         <w:t xml:space="preserve">Selection bias in pharmaceutical filtering.</w:t>
       </w:r>
@@ -5211,7 +5144,7 @@
         <w:t xml:space="preserve"> </w:t>
       </w:r>
       <w:r>
-        <w:t xml:space="preserve">Use of 19 inclusion keywords may generate false negatives and false positives. A dedicated taxonomy-validation study would be needed to quantify classification performance.</w:t>
+        <w:t xml:space="preserve">Use of 19 inclusion keywords may generate false negatives and false positives. Contract-level review of 519 veterinary/agricultural candidates (441 excluded; 27 explicit human-health retained; 51 ambiguous retained) reduced a known contamination pathway, but the full keyword taxonomy has not been validated against an independently adjudicated reference set. A dedicated taxonomy-validation study is needed to quantify classification performance.</w:t>
       </w:r>
     </w:p>
     <w:p>
@@ -5221,6 +5154,25 @@
       <w:r>
         <w:rPr>
           <w:b/>
+          <w:bCs/>
+        </w:rPr>
+        <w:t xml:space="preserve">Z-score false positives and false negatives.</w:t>
+      </w:r>
+      <w:r>
+        <w:t xml:space="preserve"> </w:t>
+      </w:r>
+      <w:r>
+        <w:t xml:space="preserve">As discussed in Section 4.2, statistical alerts prioritize atypical total-contract-value patterns within named categories and can yield both false positives and false negatives; they do not constitute evidence of corruption, fraud, or unit-price overpricing.</w:t>
+      </w:r>
+    </w:p>
+    <w:p>
+      <w:pPr>
+        <w:pStyle w:val="BodyText"/>
+      </w:pPr>
+      <w:r>
+        <w:rPr>
+          <w:b/>
+          <w:bCs/>
         </w:rPr>
         <w:t xml:space="preserve">Interpretive scope.</w:t>
       </w:r>
@@ -5228,25 +5180,25 @@
         <w:t xml:space="preserve"> </w:t>
       </w:r>
       <w:r>
-        <w:t xml:space="preserve">The observational design identifies statistical patterns but does not establish causal relationships or measure clinical impact. Interpreting flagged contracts as evidence of corruption would require additional causal methods and involvement of competent institutions.</w:t>
-      </w:r>
-    </w:p>
+        <w:t xml:space="preserve">The observational design identifies statistical patterns but does not establish causal relationships or measure clinical impact. Interpreting flagged contracts as evidence of corruption or fraud would require additional adjudication methods and involvement of competent institutions.</w:t>
+      </w:r>
+    </w:p>
+    <w:bookmarkEnd w:id="44"/>
+    <w:bookmarkStart w:id="45" w:name="potential-implications-for-public-policy"/>
     <w:p>
       <w:pPr>
         <w:pStyle w:val="Heading3"/>
       </w:pPr>
-      <w:bookmarkStart w:id="47" w:name="implications-for-public-policy"/>
-      <w:r>
-        <w:t xml:space="preserve">4.6 Implications for public policy</w:t>
-      </w:r>
-      <w:bookmarkEnd w:id="47"/>
+      <w:r>
+        <w:t xml:space="preserve">4.6 Potential implications for public policy</w:t>
+      </w:r>
     </w:p>
     <w:p>
       <w:pPr>
         <w:pStyle w:val="FirstParagraph"/>
       </w:pPr>
       <w:r>
-        <w:t xml:space="preserve">These findings contribute to three policy discussions: health-system reform, procurement transparency, and health-data governance. The principal contribution of the study is methodological and reproducible: an open infrastructure capable of transforming dispersed public data into auditable evidence. Concentration and recurrence indicators may support audit prioritization, while uneven SECOP-II data quality deserves institutional attention from Colombia Compra Eficiente.</w:t>
+        <w:t xml:space="preserve">These findings may inform three policy discussions—health-system reform, procurement transparency, and health-data governance—but they do not by themselves prescribe specific reforms. The principal contribution of the study is methodological and reproducible: an open infrastructure capable of transforming dispersed public data into auditable evidence. Concentration and recurrence indicators may support audit prioritization, and uneven SECOP-II data quality is a potential institutional concern for Colombia Compra Eficiente and related oversight bodies.</w:t>
       </w:r>
     </w:p>
     <w:p>
@@ -5256,22 +5208,23 @@
         </w:pict>
       </w:r>
     </w:p>
+    <w:bookmarkEnd w:id="45"/>
+    <w:bookmarkEnd w:id="46"/>
+    <w:bookmarkStart w:id="47" w:name="conclusions"/>
     <w:p>
       <w:pPr>
         <w:pStyle w:val="Heading2"/>
       </w:pPr>
-      <w:bookmarkStart w:id="48" w:name="conclusions"/>
       <w:r>
         <w:t xml:space="preserve">5. Conclusions</w:t>
       </w:r>
-      <w:bookmarkEnd w:id="48"/>
     </w:p>
     <w:p>
       <w:pPr>
         <w:pStyle w:val="FirstParagraph"/>
       </w:pPr>
       <w:r>
-        <w:t xml:space="preserve">This study describes BigLoI, a national-scale computational pharmaceutical-surveillance platform that monitors SECOP-II contracts from 2015 onward and empirically analyzes a closed indexed cohort of 162,271 pharmaceutical contracts from 2020 to 2025. Three main findings emerge.</w:t>
+        <w:t xml:space="preserve">This study describes BigLoI, a national-scale computational pharmaceutical-surveillance platform that monitors SECOP-II contracts from 2015 onward and empirically analyzes a corrected closed cohort of 161,830 pharmaceutical contracts from 2020 to 2025. Three main findings emerge.</w:t>
       </w:r>
     </w:p>
     <w:p>
@@ -5284,6 +5237,7 @@
       <w:r>
         <w:rPr>
           <w:b/>
+          <w:bCs/>
         </w:rPr>
         <w:t xml:space="preserve">Market concentration.</w:t>
       </w:r>
@@ -5291,7 +5245,7 @@
         <w:t xml:space="preserve"> </w:t>
       </w:r>
       <w:r>
-        <w:t xml:space="preserve">The top 3% of suppliers concentrated 85.87% of total contracted value, the top 10 suppliers concentrated 28.77%, and the HHI was 119.26 on the 0-10,000 scale.</w:t>
+        <w:t xml:space="preserve">The top 3% of suppliers concentrated 85.83% of total contracted value, the top 10 suppliers concentrated 29.01%, and the HHI was 120.99 on the 0-10,000 scale.</w:t>
       </w:r>
     </w:p>
     <w:p>
@@ -5304,6 +5258,7 @@
       <w:r>
         <w:rPr>
           <w:b/>
+          <w:bCs/>
         </w:rPr>
         <w:t xml:space="preserve">Atypical statistical patterns.</w:t>
       </w:r>
@@ -5311,7 +5266,19 @@
         <w:t xml:space="preserve"> </w:t>
       </w:r>
       <w:r>
-        <w:t xml:space="preserve">A total of 685 contracts triggered Z-score alerts with absolute Z-score greater than or equal to 1.5 sigma, antibiotics showed Zmax of 8.32, and the alert rate increased from 0.31% in 2021 to 1.38% in 2025.</w:t>
+        <w:t xml:space="preserve">A total of 664 contracts triggered Z-score alerts with absolute Z-score greater than or equal to 1.5 sigma, antibiotics showed Zmax of 8.89, and the alert rate among Z-score-eligible contracts increased from 0.30% in 2021 to 1.31% in 2025. These alerts flag atypical total-value patterns for prioritization and do not constitute evidence of corruption or fraud; the 2025 rate applies only to named therapeutic categories after exclusion of</w:t>
+      </w:r>
+      <w:r>
+        <w:t xml:space="preserve"> </w:t>
+      </w:r>
+      <w:r>
+        <w:rPr>
+          <w:rStyle w:val="VerbatimChar"/>
+        </w:rPr>
+        <w:t xml:space="preserve">NO_ESPECIFICADO</w:t>
+      </w:r>
+      <w:r>
+        <w:t xml:space="preserve">.</w:t>
       </w:r>
     </w:p>
     <w:p>
@@ -5324,6 +5291,7 @@
       <w:r>
         <w:rPr>
           <w:b/>
+          <w:bCs/>
         </w:rPr>
         <w:t xml:space="preserve">Reproducible infrastructure.</w:t>
       </w:r>
@@ -5339,7 +5307,7 @@
         <w:pStyle w:val="FirstParagraph"/>
       </w:pPr>
       <w:r>
-        <w:t xml:space="preserve">As a complementary result, the Sepolia prototype shows that conditional payment logic can be represented and executed in a controlled testnet environment. Any inference about reduced payment delays or financial savings remains hypothetical and dependent on assumptions that were not empirically validated in this study. This line of work therefore remains exploratory and still requires operational, regulatory, technical, and logistical validation.</w:t>
+        <w:t xml:space="preserve">As a complementary result, the Sepolia prototype shows that conditional payment logic can be represented and executed in a controlled testnet environment under simulated conditions. Any inference about reduced payment delays or financial savings remains hypothetical and dependent on assumptions that were not empirically validated in this study. This line of work therefore remains exploratory and still requires operational, regulatory, technical, and logistical validation.</w:t>
       </w:r>
     </w:p>
     <w:p>
@@ -5347,7 +5315,7 @@
         <w:pStyle w:val="BodyText"/>
       </w:pPr>
       <w:r>
-        <w:t xml:space="preserve">Overall, BigLoI provides evidence that an open and reproducible surveillance infrastructure can generate useful findings on market concentration, statistical anomalies, and auditable evidence access from public administrative data on Colombian pharmaceutical procurement.</w:t>
+        <w:t xml:space="preserve">Overall, BigLoI shows that an open and reproducible surveillance infrastructure can generate descriptive findings on market concentration, statistical anomalies, and auditable evidence access from public administrative data on Colombian pharmaceutical procurement.</w:t>
       </w:r>
     </w:p>
     <w:p>
@@ -5357,15 +5325,15 @@
         </w:pict>
       </w:r>
     </w:p>
+    <w:bookmarkEnd w:id="47"/>
+    <w:bookmarkStart w:id="48" w:name="author-contributions"/>
     <w:p>
       <w:pPr>
         <w:pStyle w:val="Heading2"/>
       </w:pPr>
-      <w:bookmarkStart w:id="49" w:name="author-contributions"/>
       <w:r>
         <w:t xml:space="preserve">Author contributions</w:t>
       </w:r>
-      <w:bookmarkEnd w:id="49"/>
     </w:p>
     <w:p>
       <w:pPr>
@@ -5382,15 +5350,15 @@
         </w:pict>
       </w:r>
     </w:p>
+    <w:bookmarkEnd w:id="48"/>
+    <w:bookmarkStart w:id="49" w:name="funding"/>
     <w:p>
       <w:pPr>
         <w:pStyle w:val="Heading2"/>
       </w:pPr>
-      <w:bookmarkStart w:id="50" w:name="funding"/>
       <w:r>
         <w:t xml:space="preserve">Funding</w:t>
       </w:r>
-      <w:bookmarkEnd w:id="50"/>
     </w:p>
     <w:p>
       <w:pPr>
@@ -5407,15 +5375,15 @@
         </w:pict>
       </w:r>
     </w:p>
+    <w:bookmarkEnd w:id="49"/>
+    <w:bookmarkStart w:id="50" w:name="competing-interests"/>
     <w:p>
       <w:pPr>
         <w:pStyle w:val="Heading2"/>
       </w:pPr>
-      <w:bookmarkStart w:id="51" w:name="competing-interests"/>
       <w:r>
         <w:t xml:space="preserve">Competing interests</w:t>
       </w:r>
-      <w:bookmarkEnd w:id="51"/>
     </w:p>
     <w:p>
       <w:pPr>
@@ -5432,27 +5400,28 @@
         </w:pict>
       </w:r>
     </w:p>
+    <w:bookmarkEnd w:id="50"/>
+    <w:bookmarkStart w:id="55" w:name="data-and-code-availability"/>
     <w:p>
       <w:pPr>
         <w:pStyle w:val="Heading2"/>
       </w:pPr>
-      <w:bookmarkStart w:id="52" w:name="data-and-code-availability"/>
       <w:r>
         <w:t xml:space="preserve">Data and code availability</w:t>
       </w:r>
-      <w:bookmarkEnd w:id="52"/>
-    </w:p>
-    <w:p>
-      <w:pPr>
+    </w:p>
+    <w:p>
+      <w:pPr>
+        <w:pStyle w:val="Compact"/>
         <w:numPr>
           <w:ilvl w:val="0"/>
           <w:numId w:val="1002"/>
         </w:numPr>
-        <w:pStyle w:val="Compact"/>
       </w:pPr>
       <w:r>
         <w:rPr>
           <w:b/>
+          <w:bCs/>
         </w:rPr>
         <w:t xml:space="preserve">Article reproducibility package:</w:t>
       </w:r>
@@ -5465,7 +5434,7 @@
       <w:r>
         <w:t xml:space="preserve"> </w:t>
       </w:r>
-      <w:hyperlink r:id="rId53">
+      <w:hyperlink r:id="rId51">
         <w:r>
           <w:rPr>
             <w:rStyle w:val="Hyperlink"/>
@@ -5482,7 +5451,7 @@
       <w:r>
         <w:t xml:space="preserve"> </w:t>
       </w:r>
-      <w:hyperlink r:id="rId54">
+      <w:hyperlink r:id="rId52">
         <w:r>
           <w:rPr>
             <w:rStyle w:val="Hyperlink"/>
@@ -5496,15 +5465,16 @@
     </w:p>
     <w:p>
       <w:pPr>
+        <w:pStyle w:val="Compact"/>
         <w:numPr>
           <w:ilvl w:val="0"/>
           <w:numId w:val="1002"/>
         </w:numPr>
-        <w:pStyle w:val="Compact"/>
       </w:pPr>
       <w:r>
         <w:rPr>
           <w:b/>
+          <w:bCs/>
         </w:rPr>
         <w:t xml:space="preserve">Extended BigLoI platform source code:</w:t>
       </w:r>
@@ -5517,7 +5487,7 @@
       <w:r>
         <w:t xml:space="preserve"> </w:t>
       </w:r>
-      <w:hyperlink r:id="rId55">
+      <w:hyperlink r:id="rId53">
         <w:r>
           <w:rPr>
             <w:rStyle w:val="Hyperlink"/>
@@ -5531,15 +5501,16 @@
     </w:p>
     <w:p>
       <w:pPr>
+        <w:pStyle w:val="Compact"/>
         <w:numPr>
           <w:ilvl w:val="0"/>
           <w:numId w:val="1002"/>
         </w:numPr>
-        <w:pStyle w:val="Compact"/>
       </w:pPr>
       <w:r>
         <w:rPr>
           <w:b/>
+          <w:bCs/>
         </w:rPr>
         <w:t xml:space="preserve">SECOP-II, INVIMA, and SISMED data:</w:t>
       </w:r>
@@ -5552,22 +5523,23 @@
     </w:p>
     <w:p>
       <w:pPr>
+        <w:pStyle w:val="Compact"/>
         <w:numPr>
           <w:ilvl w:val="0"/>
           <w:numId w:val="1002"/>
         </w:numPr>
-        <w:pStyle w:val="Compact"/>
       </w:pPr>
       <w:r>
         <w:rPr>
           <w:b/>
+          <w:bCs/>
         </w:rPr>
         <w:t xml:space="preserve">Author ORCID:</w:t>
       </w:r>
       <w:r>
         <w:t xml:space="preserve"> </w:t>
       </w:r>
-      <w:hyperlink r:id="rId56">
+      <w:hyperlink r:id="rId54">
         <w:r>
           <w:rPr>
             <w:rStyle w:val="Hyperlink"/>
@@ -5581,15 +5553,16 @@
     </w:p>
     <w:p>
       <w:pPr>
+        <w:pStyle w:val="Compact"/>
         <w:numPr>
           <w:ilvl w:val="0"/>
           <w:numId w:val="1002"/>
         </w:numPr>
-        <w:pStyle w:val="Compact"/>
       </w:pPr>
       <w:r>
         <w:rPr>
           <w:b/>
+          <w:bCs/>
         </w:rPr>
         <w:t xml:space="preserve">BigLoI National Medicines Observatory:</w:t>
       </w:r>
@@ -5607,15 +5580,15 @@
         </w:pict>
       </w:r>
     </w:p>
+    <w:bookmarkEnd w:id="55"/>
+    <w:bookmarkStart w:id="61" w:name="references"/>
     <w:p>
       <w:pPr>
         <w:pStyle w:val="Heading2"/>
       </w:pPr>
-      <w:bookmarkStart w:id="57" w:name="references"/>
       <w:r>
         <w:t xml:space="preserve">References</w:t>
       </w:r>
-      <w:bookmarkEnd w:id="57"/>
     </w:p>
     <w:p>
       <w:pPr>
@@ -5729,7 +5702,7 @@
       <w:r>
         <w:t xml:space="preserve"> </w:t>
       </w:r>
-      <w:hyperlink r:id="rId58">
+      <w:hyperlink r:id="rId56">
         <w:r>
           <w:rPr>
             <w:rStyle w:val="Hyperlink"/>
@@ -5754,7 +5727,7 @@
       <w:r>
         <w:t xml:space="preserve"> </w:t>
       </w:r>
-      <w:hyperlink r:id="rId59">
+      <w:hyperlink r:id="rId57">
         <w:r>
           <w:rPr>
             <w:rStyle w:val="Hyperlink"/>
@@ -5822,21 +5795,96 @@
       </w:r>
     </w:p>
     <w:p>
+      <w:pPr>
+        <w:numPr>
+          <w:ilvl w:val="0"/>
+          <w:numId w:val="1003"/>
+        </w:numPr>
+      </w:pPr>
+      <w:r>
+        <w:t xml:space="preserve">Superintendencia Financiera de Colombia. Certificacion del interes bancario corriente para las modalidades de credito de consumo y ordinario y credito productivo [Internet]. Bogota: Superintendencia Financiera de Colombia; 2025 [accessed 2026 Jul 18]. Available from:</w:t>
+      </w:r>
+      <w:r>
+        <w:t xml:space="preserve"> </w:t>
+      </w:r>
+      <w:hyperlink r:id="rId58">
+        <w:r>
+          <w:rPr>
+            <w:rStyle w:val="Hyperlink"/>
+          </w:rPr>
+          <w:t xml:space="preserve">https://www.superfinanciera.gov.co/</w:t>
+        </w:r>
+      </w:hyperlink>
+      <w:r>
+        <w:t xml:space="preserve">.</w:t>
+      </w:r>
+    </w:p>
+    <w:p>
+      <w:pPr>
+        <w:numPr>
+          <w:ilvl w:val="0"/>
+          <w:numId w:val="1003"/>
+        </w:numPr>
+      </w:pPr>
+      <w:r>
+        <w:t xml:space="preserve">Banco de la Republica. Tasa de usura [Internet]. Bogota: Banco de la Republica; 2026 [accessed 2026 Jul 18]. Available from:</w:t>
+      </w:r>
+      <w:r>
+        <w:t xml:space="preserve"> </w:t>
+      </w:r>
+      <w:hyperlink r:id="rId59">
+        <w:r>
+          <w:rPr>
+            <w:rStyle w:val="Hyperlink"/>
+          </w:rPr>
+          <w:t xml:space="preserve">https://www.banrep.gov.co/es/glosario/tasa-usura</w:t>
+        </w:r>
+      </w:hyperlink>
+      <w:r>
+        <w:t xml:space="preserve">.</w:t>
+      </w:r>
+    </w:p>
+    <w:p>
+      <w:pPr>
+        <w:numPr>
+          <w:ilvl w:val="0"/>
+          <w:numId w:val="1003"/>
+        </w:numPr>
+      </w:pPr>
+      <w:r>
+        <w:t xml:space="preserve">Asociacion de Laboratorios Farmaceuticos de Investigacion y Desarrollo (AFIDRO); Sectorial. Informe de situacion de cartera de laboratorios farmaceuticos, primer trimestre 2026 [Internet]. Bogota: AFIDRO; 2026 [accessed 2026 Jul 18]. Available from:</w:t>
+      </w:r>
+      <w:r>
+        <w:t xml:space="preserve"> </w:t>
+      </w:r>
+      <w:hyperlink r:id="rId60">
+        <w:r>
+          <w:rPr>
+            <w:rStyle w:val="Hyperlink"/>
+          </w:rPr>
+          <w:t xml:space="preserve">https://afidro.org/2026/06/04/la-cartera-del-sector-farmaceutico-con-el-sistema-de-salud-alcanzo-442-billones-en-el-primer-trimestre-de-2026/</w:t>
+        </w:r>
+      </w:hyperlink>
+      <w:r>
+        <w:t xml:space="preserve">.</w:t>
+      </w:r>
+    </w:p>
+    <w:p>
       <w:r>
         <w:pict>
           <v:rect style="width:0;height:1.5pt" o:hralign="center" o:hrstd="t" o:hr="t"/>
         </w:pict>
       </w:r>
     </w:p>
+    <w:bookmarkEnd w:id="61"/>
+    <w:bookmarkStart w:id="62" w:name="figure-legends"/>
     <w:p>
       <w:pPr>
         <w:pStyle w:val="Heading2"/>
       </w:pPr>
-      <w:bookmarkStart w:id="60" w:name="figure-legends"/>
       <w:r>
         <w:t xml:space="preserve">Figure legends</w:t>
       </w:r>
-      <w:bookmarkEnd w:id="60"/>
     </w:p>
     <w:p>
       <w:pPr>
@@ -5845,6 +5893,7 @@
       <w:r>
         <w:rPr>
           <w:b/>
+          <w:bCs/>
         </w:rPr>
         <w:t xml:space="preserve">Figure 1.</w:t>
       </w:r>
@@ -5862,6 +5911,7 @@
       <w:r>
         <w:rPr>
           <w:b/>
+          <w:bCs/>
         </w:rPr>
         <w:t xml:space="preserve">Figure 2.</w:t>
       </w:r>
@@ -5879,6 +5929,7 @@
       <w:r>
         <w:rPr>
           <w:b/>
+          <w:bCs/>
         </w:rPr>
         <w:t xml:space="preserve">Figure 3.</w:t>
       </w:r>
@@ -5896,6 +5947,7 @@
       <w:r>
         <w:rPr>
           <w:b/>
+          <w:bCs/>
         </w:rPr>
         <w:t xml:space="preserve">Figure 4.</w:t>
       </w:r>
@@ -5903,7 +5955,7 @@
         <w:t xml:space="preserve"> </w:t>
       </w:r>
       <w:r>
-        <w:t xml:space="preserve">Market concentration in public pharmaceutical procurement monitored in SECOP-II (closed cohort, 2020-2025): Lorenz curve and top 10 suppliers.</w:t>
+        <w:t xml:space="preserve">Market concentration in public pharmaceutical procurement monitored in SECOP-II (corrected closed cohort, 2020-2025): cumulative value concentration by top-ranked suppliers and top 10 supplier shares.</w:t>
       </w:r>
     </w:p>
     <w:p>
@@ -5913,6 +5965,7 @@
       <w:r>
         <w:rPr>
           <w:b/>
+          <w:bCs/>
         </w:rPr>
         <w:t xml:space="preserve">Figure 5.</w:t>
       </w:r>
@@ -5930,6 +5983,7 @@
       <w:r>
         <w:rPr>
           <w:b/>
+          <w:bCs/>
         </w:rPr>
         <w:t xml:space="preserve">Figure 6.</w:t>
       </w:r>
@@ -5947,6 +6001,7 @@
       <w:r>
         <w:rPr>
           <w:b/>
+          <w:bCs/>
         </w:rPr>
         <w:t xml:space="preserve">Table 1.</w:t>
       </w:r>
@@ -5964,6 +6019,7 @@
       <w:r>
         <w:rPr>
           <w:b/>
+          <w:bCs/>
         </w:rPr>
         <w:t xml:space="preserve">Table 2.</w:t>
       </w:r>
@@ -5981,15 +6037,15 @@
         </w:pict>
       </w:r>
     </w:p>
+    <w:bookmarkEnd w:id="62"/>
+    <w:bookmarkStart w:id="63" w:name="supporting-information"/>
     <w:p>
       <w:pPr>
         <w:pStyle w:val="Heading2"/>
       </w:pPr>
-      <w:bookmarkStart w:id="61" w:name="supporting-information"/>
       <w:r>
         <w:t xml:space="preserve">Supporting information</w:t>
       </w:r>
-      <w:bookmarkEnd w:id="61"/>
     </w:p>
     <w:p>
       <w:pPr>
@@ -5998,6 +6054,7 @@
       <w:r>
         <w:rPr>
           <w:b/>
+          <w:bCs/>
         </w:rPr>
         <w:t xml:space="preserve">S1 Table. Approximate COP/USD equivalents for the principal monetary values reported in the manuscript.</w:t>
       </w:r>
@@ -6015,25 +6072,24 @@
         </w:pict>
       </w:r>
     </w:p>
+    <w:bookmarkEnd w:id="63"/>
+    <w:bookmarkStart w:id="67" w:name="appendices"/>
     <w:p>
       <w:pPr>
         <w:pStyle w:val="Heading2"/>
       </w:pPr>
-      <w:bookmarkStart w:id="62" w:name="appendices"/>
       <w:r>
         <w:t xml:space="preserve">Appendices</w:t>
       </w:r>
-      <w:bookmarkEnd w:id="62"/>
-    </w:p>
+    </w:p>
+    <w:bookmarkStart w:id="64" w:name="X3a1cbfc11b597cd4877a901df0b4e103fe7e4dc"/>
     <w:p>
       <w:pPr>
         <w:pStyle w:val="Heading3"/>
       </w:pPr>
-      <w:bookmarkStart w:id="63" w:name="X3a1cbfc11b597cd4877a901df0b4e103fe7e4dc"/>
       <w:r>
         <w:t xml:space="preserve">Appendix 1. SECOP-II pharmaceutical filtering taxonomy</w:t>
       </w:r>
-      <w:bookmarkEnd w:id="63"/>
     </w:p>
     <w:p>
       <w:pPr>
@@ -6042,6 +6098,7 @@
       <w:r>
         <w:rPr>
           <w:b/>
+          <w:bCs/>
         </w:rPr>
         <w:t xml:space="preserve">Inclusion terms (19):</w:t>
       </w:r>
@@ -6059,6 +6116,7 @@
       <w:r>
         <w:rPr>
           <w:b/>
+          <w:bCs/>
         </w:rPr>
         <w:t xml:space="preserve">Exclusion terms (5):</w:t>
       </w:r>
@@ -6069,33 +6127,33 @@
         <w:t xml:space="preserve">obra civil, construccion, mantenimiento, tecnologia de informacion, mobiliario.</w:t>
       </w:r>
     </w:p>
+    <w:bookmarkEnd w:id="64"/>
+    <w:bookmarkStart w:id="65" w:name="appendix-2.-simplified-database-schema"/>
     <w:p>
       <w:pPr>
         <w:pStyle w:val="Heading3"/>
       </w:pPr>
-      <w:bookmarkStart w:id="64" w:name="appendix-2.-simplified-database-schema"/>
       <w:r>
         <w:t xml:space="preserve">Appendix 2. Simplified database schema</w:t>
       </w:r>
-      <w:bookmarkEnd w:id="64"/>
     </w:p>
     <w:p>
       <w:pPr>
         <w:pStyle w:val="FirstParagraph"/>
       </w:pPr>
       <w:r>
-        <w:t xml:space="preserve">Main tables: observatorio_nacional.contratos_secop (956,157 total records in the recovered local snapshot; 165,549 pharmaceutical records currently indexed, of which 162,271 belong to the closed 2020-2025 cohort); observatorio_nacional.sismed_precios_referencia (44,038 records; 1,759 unique ATC codes; years 2017-2019); observatorio_nacional.invima_medicamentos (9,838 current records); puntos_autorizados (101 hospitals); medicamentos (approximately 10,000 form records); sim_hospitales_100 (100 simulated hospitals).</w:t>
-      </w:r>
-    </w:p>
+        <w:t xml:space="preserve">Main tables: observatorio_nacional.contratos_secop (956,157 total records in the recovered local snapshot; 165,549 candidate pharmaceutical records currently indexed; 162,271 in the source closed 2020-2025 cohort and 161,830 after contract-level veterinary exclusions); observatorio_nacional.sismed_precios_referencia (44,038 records; 1,759 unique ATC codes; years 2017-2019); observatorio_nacional.invima_medicamentos (9,838 current records); puntos_autorizados (101 hospitals); medicamentos (approximately 10,000 form records); sim_hospitales_100 (100 simulated hospitals).</w:t>
+      </w:r>
+    </w:p>
+    <w:bookmarkEnd w:id="65"/>
+    <w:bookmarkStart w:id="66" w:name="appendix-3.-smart-contract-protocol"/>
     <w:p>
       <w:pPr>
         <w:pStyle w:val="Heading3"/>
       </w:pPr>
-      <w:bookmarkStart w:id="65" w:name="appendix-3.-smart-contract-protocol"/>
       <w:r>
         <w:t xml:space="preserve">Appendix 3. Smart-contract protocol</w:t>
       </w:r>
-      <w:bookmarkEnd w:id="65"/>
     </w:p>
     <w:p>
       <w:pPr>
@@ -6105,7 +6163,14 @@
         <w:t xml:space="preserve">Smart contracts: InvoiceRegistry.sol, InvoiceNFT.sol, and PaymentEscrow.sol; network: Ethereum Sepolia testnet; oracle layer: Chainlink CRE; invoice NFTs used for invoice traceability; escrow module used for conditional payment release.</w:t>
       </w:r>
     </w:p>
-    <w:sectPr/>
+    <w:bookmarkEnd w:id="66"/>
+    <w:bookmarkEnd w:id="67"/>
+    <w:bookmarkEnd w:id="68"/>
+    <w:sectPr>
+      <w:footnotePr>
+        <w:numRestart w:val="eachSect"/>
+      </w:footnotePr>
+    </w:sectPr>
   </w:body>
 </w:document>
 </file>
@@ -6136,17 +6201,14 @@
 <file path=word/numbering.xml><?xml version="1.0" encoding="utf-8"?>
 <w:numbering xmlns:w="http://schemas.openxmlformats.org/wordprocessingml/2006/main">
   <w:abstractNum w:abstractNumId="990">
-    <w:nsid w:val="2c1ae401"/>
+    <w:nsid w:val="0000A990"/>
     <w:multiLevelType w:val="multilevel"/>
     <w:lvl w:ilvl="0">
       <w:numFmt w:val="bullet"/>
       <w:lvlText w:val=" "/>
       <w:lvlJc w:val="left"/>
       <w:pPr>
-        <w:tabs>
-          <w:tab w:val="num" w:pos="0"/>
-        </w:tabs>
-        <w:ind w:left="480" w:hanging="480"/>
+        <w:ind w:left="720" w:hanging="360"/>
       </w:pPr>
     </w:lvl>
     <w:lvl w:ilvl="1">
@@ -6154,10 +6216,7 @@
       <w:lvlText w:val=" "/>
       <w:lvlJc w:val="left"/>
       <w:pPr>
-        <w:tabs>
-          <w:tab w:val="num" w:pos="720"/>
-        </w:tabs>
-        <w:ind w:left="1200" w:hanging="480"/>
+        <w:ind w:left="1440" w:hanging="360"/>
       </w:pPr>
     </w:lvl>
     <w:lvl w:ilvl="2">
@@ -6165,10 +6224,7 @@
       <w:lvlText w:val=" "/>
       <w:lvlJc w:val="left"/>
       <w:pPr>
-        <w:tabs>
-          <w:tab w:val="num" w:pos="1440"/>
-        </w:tabs>
-        <w:ind w:left="1920" w:hanging="480"/>
+        <w:ind w:left="2160" w:hanging="360"/>
       </w:pPr>
     </w:lvl>
     <w:lvl w:ilvl="3">
@@ -6176,10 +6232,7 @@
       <w:lvlText w:val=" "/>
       <w:lvlJc w:val="left"/>
       <w:pPr>
-        <w:tabs>
-          <w:tab w:val="num" w:pos="2160"/>
-        </w:tabs>
-        <w:ind w:left="2640" w:hanging="480"/>
+        <w:ind w:left="2880" w:hanging="360"/>
       </w:pPr>
     </w:lvl>
     <w:lvl w:ilvl="4">
@@ -6187,10 +6240,7 @@
       <w:lvlText w:val=" "/>
       <w:lvlJc w:val="left"/>
       <w:pPr>
-        <w:tabs>
-          <w:tab w:val="num" w:pos="2880"/>
-        </w:tabs>
-        <w:ind w:left="3360" w:hanging="480"/>
+        <w:ind w:left="3600" w:hanging="360"/>
       </w:pPr>
     </w:lvl>
     <w:lvl w:ilvl="5">
@@ -6198,10 +6248,7 @@
       <w:lvlText w:val=" "/>
       <w:lvlJc w:val="left"/>
       <w:pPr>
-        <w:tabs>
-          <w:tab w:val="num" w:pos="3600"/>
-        </w:tabs>
-        <w:ind w:left="4080" w:hanging="480"/>
+        <w:ind w:left="4320" w:hanging="360"/>
       </w:pPr>
     </w:lvl>
     <w:lvl w:ilvl="6">
@@ -6209,10 +6256,7 @@
       <w:lvlText w:val=" "/>
       <w:lvlJc w:val="left"/>
       <w:pPr>
-        <w:tabs>
-          <w:tab w:val="num" w:pos="4320"/>
-        </w:tabs>
-        <w:ind w:left="4800" w:hanging="480"/>
+        <w:ind w:left="5040" w:hanging="360"/>
       </w:pPr>
     </w:lvl>
     <w:lvl w:ilvl="7">
@@ -6220,10 +6264,7 @@
       <w:lvlText w:val=" "/>
       <w:lvlJc w:val="left"/>
       <w:pPr>
-        <w:tabs>
-          <w:tab w:val="num" w:pos="5040"/>
-        </w:tabs>
-        <w:ind w:left="5520" w:hanging="480"/>
+        <w:ind w:left="5760" w:hanging="360"/>
       </w:pPr>
     </w:lvl>
     <w:lvl w:ilvl="8">
@@ -6231,15 +6272,12 @@
       <w:lvlText w:val=" "/>
       <w:lvlJc w:val="left"/>
       <w:pPr>
-        <w:tabs>
-          <w:tab w:val="num" w:pos="5760"/>
-        </w:tabs>
-        <w:ind w:left="6240" w:hanging="480"/>
+        <w:ind w:left="6480" w:hanging="360"/>
       </w:pPr>
     </w:lvl>
   </w:abstractNum>
   <w:abstractNum w:abstractNumId="99411">
-    <w:nsid w:val="ea454b4c"/>
+    <w:nsid w:val="00A99411"/>
     <w:multiLevelType w:val="multilevel"/>
     <w:lvl w:ilvl="0">
       <w:start w:val="1"/>
@@ -6247,10 +6285,7 @@
       <w:lvlText w:val="%1."/>
       <w:lvlJc w:val="left"/>
       <w:pPr>
-        <w:tabs>
-          <w:tab w:val="num" w:pos="0"/>
-        </w:tabs>
-        <w:ind w:left="480" w:hanging="480"/>
+        <w:ind w:left="720" w:hanging="360"/>
       </w:pPr>
     </w:lvl>
     <w:lvl w:ilvl="1">
@@ -6259,10 +6294,7 @@
       <w:lvlText w:val="%2."/>
       <w:lvlJc w:val="left"/>
       <w:pPr>
-        <w:tabs>
-          <w:tab w:val="num" w:pos="720"/>
-        </w:tabs>
-        <w:ind w:left="1200" w:hanging="480"/>
+        <w:ind w:left="1440" w:hanging="360"/>
       </w:pPr>
     </w:lvl>
     <w:lvl w:ilvl="2">
@@ -6271,10 +6303,7 @@
       <w:lvlText w:val="%3."/>
       <w:lvlJc w:val="left"/>
       <w:pPr>
-        <w:tabs>
-          <w:tab w:val="num" w:pos="1440"/>
-        </w:tabs>
-        <w:ind w:left="1920" w:hanging="480"/>
+        <w:ind w:left="2160" w:hanging="360"/>
       </w:pPr>
     </w:lvl>
     <w:lvl w:ilvl="3">
@@ -6283,10 +6312,7 @@
       <w:lvlText w:val="%4."/>
       <w:lvlJc w:val="left"/>
       <w:pPr>
-        <w:tabs>
-          <w:tab w:val="num" w:pos="2160"/>
-        </w:tabs>
-        <w:ind w:left="2640" w:hanging="480"/>
+        <w:ind w:left="2880" w:hanging="360"/>
       </w:pPr>
     </w:lvl>
     <w:lvl w:ilvl="4">
@@ -6295,10 +6321,7 @@
       <w:lvlText w:val="%5."/>
       <w:lvlJc w:val="left"/>
       <w:pPr>
-        <w:tabs>
-          <w:tab w:val="num" w:pos="2880"/>
-        </w:tabs>
-        <w:ind w:left="3360" w:hanging="480"/>
+        <w:ind w:left="3600" w:hanging="360"/>
       </w:pPr>
     </w:lvl>
     <w:lvl w:ilvl="5">
@@ -6307,10 +6330,7 @@
       <w:lvlText w:val="%6."/>
       <w:lvlJc w:val="left"/>
       <w:pPr>
-        <w:tabs>
-          <w:tab w:val="num" w:pos="3600"/>
-        </w:tabs>
-        <w:ind w:left="4080" w:hanging="480"/>
+        <w:ind w:left="4320" w:hanging="360"/>
       </w:pPr>
     </w:lvl>
     <w:lvl w:ilvl="6">
@@ -6319,10 +6339,7 @@
       <w:lvlText w:val="%7."/>
       <w:lvlJc w:val="left"/>
       <w:pPr>
-        <w:tabs>
-          <w:tab w:val="num" w:pos="4320"/>
-        </w:tabs>
-        <w:ind w:left="4800" w:hanging="480"/>
+        <w:ind w:left="5040" w:hanging="360"/>
       </w:pPr>
     </w:lvl>
     <w:lvl w:ilvl="7">
@@ -6331,10 +6348,7 @@
       <w:lvlText w:val="%8."/>
       <w:lvlJc w:val="left"/>
       <w:pPr>
-        <w:tabs>
-          <w:tab w:val="num" w:pos="5040"/>
-        </w:tabs>
-        <w:ind w:left="5520" w:hanging="480"/>
+        <w:ind w:left="5760" w:hanging="360"/>
       </w:pPr>
     </w:lvl>
     <w:lvl w:ilvl="8">
@@ -6343,114 +6357,111 @@
       <w:lvlText w:val="%9."/>
       <w:lvlJc w:val="left"/>
       <w:pPr>
-        <w:tabs>
-          <w:tab w:val="num" w:pos="5760"/>
-        </w:tabs>
-        <w:ind w:left="6240" w:hanging="480"/>
+        <w:ind w:left="6480" w:hanging="360"/>
       </w:pPr>
     </w:lvl>
   </w:abstractNum>
   <w:abstractNum w:abstractNumId="991">
-    <w:nsid w:val="71315dca"/>
+    <w:nsid w:val="0000A991"/>
     <w:multiLevelType w:val="multilevel"/>
     <w:lvl w:ilvl="0">
       <w:numFmt w:val="bullet"/>
-      <w:lvlText w:val="•"/>
+      <w:lvlText w:val=""/>
       <w:lvlJc w:val="left"/>
       <w:pPr>
-        <w:tabs>
-          <w:tab w:val="num" w:pos="0"/>
-        </w:tabs>
-        <w:ind w:left="480" w:hanging="480"/>
-      </w:pPr>
+        <w:ind w:left="720" w:hanging="360"/>
+      </w:pPr>
+      <w:rPr>
+        <w:rFonts w:ascii="Symbol" w:hAnsi="Symbol" w:cs="Symbol" w:hint="default"/>
+      </w:rPr>
     </w:lvl>
     <w:lvl w:ilvl="1">
       <w:numFmt w:val="bullet"/>
-      <w:lvlText w:val="–"/>
+      <w:lvlText w:val="o"/>
       <w:lvlJc w:val="left"/>
       <w:pPr>
-        <w:tabs>
-          <w:tab w:val="num" w:pos="720"/>
-        </w:tabs>
-        <w:ind w:left="1200" w:hanging="480"/>
-      </w:pPr>
+        <w:ind w:left="1440" w:hanging="360"/>
+      </w:pPr>
+      <w:rPr>
+        <w:rFonts w:ascii="Courier New" w:hAnsi="Courier New" w:cs="Courier New" w:hint="default"/>
+      </w:rPr>
     </w:lvl>
     <w:lvl w:ilvl="2">
       <w:numFmt w:val="bullet"/>
-      <w:lvlText w:val="•"/>
+      <w:lvlText w:val=""/>
       <w:lvlJc w:val="left"/>
       <w:pPr>
-        <w:tabs>
-          <w:tab w:val="num" w:pos="1440"/>
-        </w:tabs>
-        <w:ind w:left="1920" w:hanging="480"/>
-      </w:pPr>
+        <w:ind w:left="2160" w:hanging="360"/>
+      </w:pPr>
+      <w:rPr>
+        <w:rFonts w:ascii="Wingdings" w:hAnsi="Wingdings" w:cs="Wingdings" w:hint="default"/>
+      </w:rPr>
     </w:lvl>
     <w:lvl w:ilvl="3">
       <w:numFmt w:val="bullet"/>
-      <w:lvlText w:val="–"/>
+      <w:lvlText w:val=""/>
       <w:lvlJc w:val="left"/>
       <w:pPr>
-        <w:tabs>
-          <w:tab w:val="num" w:pos="2160"/>
-        </w:tabs>
-        <w:ind w:left="2640" w:hanging="480"/>
-      </w:pPr>
+        <w:ind w:left="2880" w:hanging="360"/>
+      </w:pPr>
+      <w:rPr>
+        <w:rFonts w:ascii="Symbol" w:hAnsi="Symbol" w:cs="Symbol" w:hint="default"/>
+      </w:rPr>
     </w:lvl>
     <w:lvl w:ilvl="4">
       <w:numFmt w:val="bullet"/>
-      <w:lvlText w:val="•"/>
+      <w:lvlText w:val="o"/>
       <w:lvlJc w:val="left"/>
       <w:pPr>
-        <w:tabs>
-          <w:tab w:val="num" w:pos="2880"/>
-        </w:tabs>
-        <w:ind w:left="3360" w:hanging="480"/>
-      </w:pPr>
+        <w:ind w:left="3600" w:hanging="360"/>
+      </w:pPr>
+      <w:rPr>
+        <w:rFonts w:ascii="Courier New" w:hAnsi="Courier New" w:cs="Courier New" w:hint="default"/>
+      </w:rPr>
     </w:lvl>
     <w:lvl w:ilvl="5">
       <w:numFmt w:val="bullet"/>
-      <w:lvlText w:val="–"/>
+      <w:lvlText w:val=""/>
       <w:lvlJc w:val="left"/>
       <w:pPr>
-        <w:tabs>
-          <w:tab w:val="num" w:pos="3600"/>
-        </w:tabs>
-        <w:ind w:left="4080" w:hanging="480"/>
-      </w:pPr>
+        <w:ind w:left="4320" w:hanging="360"/>
+      </w:pPr>
+      <w:rPr>
+        <w:rFonts w:ascii="Wingdings" w:hAnsi="Wingdings" w:cs="Wingdings" w:hint="default"/>
+      </w:rPr>
     </w:lvl>
     <w:lvl w:ilvl="6">
       <w:numFmt w:val="bullet"/>
-      <w:lvlText w:val="•"/>
+      <w:lvlText w:val=""/>
       <w:lvlJc w:val="left"/>
       <w:pPr>
-        <w:tabs>
-          <w:tab w:val="num" w:pos="4320"/>
-        </w:tabs>
-        <w:ind w:left="4800" w:hanging="480"/>
-      </w:pPr>
+        <w:ind w:left="5040" w:hanging="360"/>
+      </w:pPr>
+      <w:rPr>
+        <w:rFonts w:ascii="Symbol" w:hAnsi="Symbol" w:cs="Symbol" w:hint="default"/>
+      </w:rPr>
     </w:lvl>
     <w:lvl w:ilvl="7">
       <w:numFmt w:val="bullet"/>
-      <w:lvlText w:val="–"/>
+      <w:lvlText w:val="o"/>
       <w:lvlJc w:val="left"/>
       <w:pPr>
-        <w:tabs>
-          <w:tab w:val="num" w:pos="5040"/>
-        </w:tabs>
-        <w:ind w:left="5520" w:hanging="480"/>
-      </w:pPr>
+        <w:ind w:left="5760" w:hanging="360"/>
+      </w:pPr>
+      <w:rPr>
+        <w:rFonts w:ascii="Courier New" w:hAnsi="Courier New" w:cs="Courier New" w:hint="default"/>
+      </w:rPr>
     </w:lvl>
     <w:lvl w:ilvl="8">
       <w:numFmt w:val="bullet"/>
-      <w:lvlText w:val="•"/>
+      <w:lvlText w:val=""/>
       <w:lvlJc w:val="left"/>
       <w:pPr>
-        <w:tabs>
-          <w:tab w:val="num" w:pos="5760"/>
-        </w:tabs>
-        <w:ind w:left="6240" w:hanging="480"/>
-      </w:pPr>
+        <w:ind w:left="6480" w:hanging="360"/>
+      </w:pPr>
+      <w:rPr>
+        <w:rFonts w:ascii="Wingdings" w:hAnsi="Wingdings" w:cs="Wingdings" w:hint="default"/>
+      </w:rPr>
     </w:lvl>
   </w:abstractNum>
   <w:num w:numId="1000">
@@ -6527,10 +6538,10 @@
   <w:docDefaults>
     <w:rPrDefault>
       <w:rPr>
-        <w:rFonts w:asciiTheme="minorHAnsi" w:eastAsiaTheme="minorHAnsi" w:hAnsiTheme="minorHAnsi" w:cstheme="minorBidi"/>
+        <w:rFonts w:asciiTheme="minorHAnsi" w:cstheme="minorBidi" w:eastAsiaTheme="minorHAnsi" w:hAnsiTheme="minorHAnsi"/>
         <w:sz w:val="24"/>
         <w:szCs w:val="24"/>
-        <w:lang w:val="en-US" w:eastAsia="en-US" w:bidi="ar-SA"/>
+        <w:lang w:bidi="ar-SA" w:eastAsia="en-US" w:val="en-US"/>
       </w:rPr>
     </w:rPrDefault>
     <w:pPrDefault>
@@ -6539,71 +6550,104 @@
       </w:pPr>
     </w:pPrDefault>
   </w:docDefaults>
-  <w:latentStyles w:defLockedState="0" w:defUIPriority="0" w:defSemiHidden="0" w:defUnhideWhenUsed="0" w:defQFormat="0" w:count="276"/>
-  <w:style w:type="paragraph" w:default="1" w:styleId="Normal">
+  <w:latentStyles w:count="276" w:defLockedState="0" w:defQFormat="0" w:defSemiHidden="0" w:defUIPriority="0" w:defUnhideWhenUsed="0"/>
+  <w:style w:default="1" w:styleId="Normal" w:type="paragraph">
     <w:name w:val="Normal"/>
     <w:qFormat/>
   </w:style>
-  <w:style w:type="paragraph" w:styleId="BodyText">
+  <w:style w:styleId="BodyText" w:type="paragraph">
     <w:name w:val="Body Text"/>
     <w:basedOn w:val="Normal"/>
     <w:link w:val="BodyTextChar"/>
+    <w:qFormat/>
     <w:pPr>
-      <w:spacing w:before="180" w:after="180"/>
+      <w:spacing w:after="180" w:before="180"/>
     </w:pPr>
-    <w:qFormat/>
-  </w:style>
-  <w:style w:type="paragraph" w:customStyle="1" w:styleId="FirstParagraph">
+  </w:style>
+  <w:style w:customStyle="1" w:styleId="FirstParagraph" w:type="paragraph">
     <w:name w:val="First Paragraph"/>
     <w:basedOn w:val="BodyText"/>
     <w:next w:val="BodyText"/>
     <w:qFormat/>
   </w:style>
-  <w:style w:type="paragraph" w:customStyle="1" w:styleId="Compact">
+  <w:style w:customStyle="1" w:styleId="Compact" w:type="paragraph">
     <w:name w:val="Compact"/>
     <w:basedOn w:val="BodyText"/>
     <w:qFormat/>
     <w:pPr>
-      <w:spacing w:before="36" w:after="36"/>
+      <w:spacing w:after="36" w:before="36"/>
     </w:pPr>
   </w:style>
-  <w:style w:type="paragraph" w:styleId="Title">
+  <w:style w:styleId="Title" w:type="paragraph">
     <w:name w:val="Title"/>
     <w:basedOn w:val="Normal"/>
     <w:next w:val="BodyText"/>
+    <w:link w:val="TitleChar"/>
+    <w:uiPriority w:val="10"/>
     <w:qFormat/>
+    <w:rsid w:val="00A10FD9"/>
     <w:pPr>
-      <w:keepNext/>
-      <w:keepLines/>
-      <w:spacing w:before="480" w:after="240"/>
+      <w:spacing w:after="80" w:line="240" w:lineRule="auto"/>
+      <w:contextualSpacing/>
       <w:jc w:val="center"/>
     </w:pPr>
     <w:rPr>
-      <w:rFonts w:asciiTheme="majorHAnsi" w:eastAsiaTheme="majorEastAsia" w:hAnsiTheme="majorHAnsi" w:cstheme="majorBidi"/>
-      <w:b/>
-      <w:bCs/>
-      <w:color w:val="345A8A" w:themeColor="accent1" w:themeShade="B5"/>
-      <w:sz w:val="36"/>
-      <w:szCs w:val="36"/>
+      <w:rFonts w:asciiTheme="majorHAnsi" w:cstheme="majorBidi" w:eastAsiaTheme="majorEastAsia" w:hAnsiTheme="majorHAnsi"/>
+      <w:spacing w:val="-10"/>
+      <w:kern w:val="28"/>
+      <w:sz w:val="56"/>
+      <w:szCs w:val="56"/>
     </w:rPr>
   </w:style>
-  <w:style w:type="paragraph" w:styleId="Subtitle">
+  <w:style w:customStyle="1" w:styleId="TitleChar" w:type="character">
+    <w:name w:val="Title Char"/>
+    <w:basedOn w:val="DefaultParagraphFont"/>
+    <w:link w:val="Title"/>
+    <w:uiPriority w:val="10"/>
+    <w:rsid w:val="00A10FD9"/>
+    <w:rPr>
+      <w:rFonts w:asciiTheme="majorHAnsi" w:cstheme="majorBidi" w:eastAsiaTheme="majorEastAsia" w:hAnsiTheme="majorHAnsi"/>
+      <w:spacing w:val="-10"/>
+      <w:kern w:val="28"/>
+      <w:sz w:val="56"/>
+      <w:szCs w:val="56"/>
+    </w:rPr>
+  </w:style>
+  <w:style w:styleId="Subtitle" w:type="paragraph">
     <w:name w:val="Subtitle"/>
     <w:basedOn w:val="Title"/>
     <w:next w:val="BodyText"/>
+    <w:link w:val="SubtitleChar"/>
+    <w:uiPriority w:val="11"/>
     <w:qFormat/>
+    <w:rsid w:val="00A10FD9"/>
     <w:pPr>
-      <w:keepNext/>
-      <w:keepLines/>
-      <w:spacing w:before="240" w:after="240"/>
-      <w:jc w:val="center"/>
+      <w:numPr>
+        <w:ilvl w:val="1"/>
+      </w:numPr>
     </w:pPr>
     <w:rPr>
-      <w:sz w:val="30"/>
-      <w:szCs w:val="30"/>
+      <w:rFonts w:cstheme="majorBidi" w:eastAsiaTheme="majorEastAsia"/>
+      <w:spacing w:val="15"/>
+      <w:sz w:val="28"/>
+      <w:szCs w:val="28"/>
     </w:rPr>
   </w:style>
-  <w:style w:type="paragraph" w:customStyle="1" w:styleId="Author">
+  <w:style w:customStyle="1" w:styleId="SubtitleChar" w:type="character">
+    <w:name w:val="Subtitle Char"/>
+    <w:basedOn w:val="DefaultParagraphFont"/>
+    <w:link w:val="Subtitle"/>
+    <w:uiPriority w:val="11"/>
+    <w:rsid w:val="00A10FD9"/>
+    <w:rPr>
+      <w:rFonts w:cstheme="majorBidi" w:eastAsiaTheme="majorEastAsia"/>
+      <w:color w:themeColor="text1" w:themeTint="A6" w:val="595959"/>
+      <w:spacing w:val="15"/>
+      <w:sz w:val="28"/>
+      <w:szCs w:val="28"/>
+    </w:rPr>
+  </w:style>
+  <w:style w:customStyle="1" w:styleId="Author" w:type="paragraph">
     <w:name w:val="Author"/>
     <w:next w:val="BodyText"/>
     <w:qFormat/>
@@ -6613,7 +6657,7 @@
       <w:jc w:val="center"/>
     </w:pPr>
   </w:style>
-  <w:style w:type="paragraph" w:styleId="Date">
+  <w:style w:styleId="Date" w:type="paragraph">
     <w:name w:val="Date"/>
     <w:next w:val="BodyText"/>
     <w:qFormat/>
@@ -6623,7 +6667,24 @@
       <w:jc w:val="center"/>
     </w:pPr>
   </w:style>
-  <w:style w:type="paragraph" w:customStyle="1" w:styleId="Abstract">
+  <w:style w:customStyle="1" w:styleId="AbstractTitle" w:type="paragraph">
+    <w:name w:val="Abstract Title"/>
+    <w:basedOn w:val="Normal"/>
+    <w:next w:val="Abstract"/>
+    <w:qFormat/>
+    <w:pPr>
+      <w:keepNext/>
+      <w:keepLines/>
+      <w:spacing w:after="0" w:before="300"/>
+      <w:jc w:val="center"/>
+    </w:pPr>
+    <w:rPr>
+      <w:b/>
+      <w:sz w:val="20"/>
+      <w:szCs w:val="20"/>
+    </w:rPr>
+  </w:style>
+  <w:style w:customStyle="1" w:styleId="Abstract" w:type="paragraph">
     <w:name w:val="Abstract"/>
     <w:basedOn w:val="Normal"/>
     <w:next w:val="BodyText"/>
@@ -6631,14 +6692,14 @@
     <w:pPr>
       <w:keepNext/>
       <w:keepLines/>
-      <w:spacing w:before="300" w:after="300"/>
+      <w:spacing w:after="300" w:before="100"/>
     </w:pPr>
     <w:rPr>
       <w:sz w:val="20"/>
       <w:szCs w:val="20"/>
     </w:rPr>
   </w:style>
-  <w:style w:type="paragraph" w:styleId="Bibliography">
+  <w:style w:styleId="Bibliography" w:type="paragraph">
     <w:name w:val="Bibliography"/>
     <w:basedOn w:val="Normal"/>
     <w:next w:val="Bibliography"/>
@@ -6646,195 +6707,325 @@
     <w:pPr/>
     <w:rPr/>
   </w:style>
-  <w:style w:type="paragraph" w:styleId="Heading1">
-    <w:name w:val="Heading 1"/>
+  <w:style w:styleId="Heading1" w:type="paragraph">
+    <w:name w:val="heading 1"/>
     <w:basedOn w:val="Normal"/>
     <w:next w:val="BodyText"/>
+    <w:link w:val="Heading1Char"/>
     <w:uiPriority w:val="9"/>
     <w:qFormat/>
+    <w:rsid w:val="00A10FD9"/>
     <w:pPr>
       <w:keepNext/>
       <w:keepLines/>
-      <w:spacing w:before="480" w:after="0"/>
+      <w:spacing w:after="80" w:before="360"/>
       <w:outlineLvl w:val="0"/>
     </w:pPr>
     <w:rPr>
-      <w:rFonts w:asciiTheme="majorHAnsi" w:eastAsiaTheme="majorEastAsia" w:hAnsiTheme="majorHAnsi" w:cstheme="majorBidi"/>
-      <w:b/>
-      <w:bCs/>
-      <w:color w:val="4F81BD" w:themeColor="accent1"/>
+      <w:rFonts w:asciiTheme="majorHAnsi" w:cstheme="majorBidi" w:eastAsiaTheme="majorEastAsia" w:hAnsiTheme="majorHAnsi"/>
+      <w:color w:themeColor="accent1" w:themeShade="BF" w:val="0F4761"/>
+      <w:sz w:val="40"/>
+      <w:szCs w:val="40"/>
+    </w:rPr>
+  </w:style>
+  <w:style w:styleId="Heading2" w:type="paragraph">
+    <w:name w:val="heading 2"/>
+    <w:basedOn w:val="Normal"/>
+    <w:next w:val="BodyText"/>
+    <w:link w:val="Heading2Char"/>
+    <w:uiPriority w:val="9"/>
+    <w:semiHidden/>
+    <w:unhideWhenUsed/>
+    <w:qFormat/>
+    <w:rsid w:val="00A10FD9"/>
+    <w:pPr>
+      <w:keepNext/>
+      <w:keepLines/>
+      <w:spacing w:after="80" w:before="160"/>
+      <w:outlineLvl w:val="1"/>
+    </w:pPr>
+    <w:rPr>
+      <w:rFonts w:asciiTheme="majorHAnsi" w:cstheme="majorBidi" w:eastAsiaTheme="majorEastAsia" w:hAnsiTheme="majorHAnsi"/>
+      <w:color w:themeColor="accent1" w:themeShade="BF" w:val="0F4761"/>
       <w:sz w:val="32"/>
       <w:szCs w:val="32"/>
     </w:rPr>
   </w:style>
-  <w:style w:type="paragraph" w:styleId="Heading2">
-    <w:name w:val="Heading 2"/>
+  <w:style w:styleId="Heading3" w:type="paragraph">
+    <w:name w:val="heading 3"/>
     <w:basedOn w:val="Normal"/>
     <w:next w:val="BodyText"/>
+    <w:link w:val="Heading3Char"/>
     <w:uiPriority w:val="9"/>
+    <w:semiHidden/>
     <w:unhideWhenUsed/>
     <w:qFormat/>
+    <w:rsid w:val="00A10FD9"/>
     <w:pPr>
       <w:keepNext/>
       <w:keepLines/>
-      <w:spacing w:before="200" w:after="0"/>
-      <w:outlineLvl w:val="1"/>
+      <w:spacing w:after="80" w:before="160"/>
+      <w:outlineLvl w:val="2"/>
     </w:pPr>
     <w:rPr>
-      <w:rFonts w:asciiTheme="majorHAnsi" w:eastAsiaTheme="majorEastAsia" w:hAnsiTheme="majorHAnsi" w:cstheme="majorBidi"/>
-      <w:b/>
-      <w:bCs/>
-      <w:color w:val="4F81BD" w:themeColor="accent1"/>
+      <w:rFonts w:cstheme="majorBidi" w:eastAsiaTheme="majorEastAsia"/>
+      <w:color w:themeColor="accent1" w:themeShade="BF" w:val="0F4761"/>
       <w:sz w:val="28"/>
       <w:szCs w:val="28"/>
     </w:rPr>
   </w:style>
-  <w:style w:type="paragraph" w:styleId="Heading3">
-    <w:name w:val="Heading 3"/>
+  <w:style w:styleId="Heading4" w:type="paragraph">
+    <w:name w:val="heading 4"/>
     <w:basedOn w:val="Normal"/>
     <w:next w:val="BodyText"/>
+    <w:link w:val="Heading4Char"/>
     <w:uiPriority w:val="9"/>
+    <w:semiHidden/>
     <w:unhideWhenUsed/>
     <w:qFormat/>
+    <w:rsid w:val="00A10FD9"/>
     <w:pPr>
       <w:keepNext/>
       <w:keepLines/>
-      <w:spacing w:before="200" w:after="0"/>
-      <w:outlineLvl w:val="2"/>
+      <w:spacing w:after="40" w:before="80"/>
+      <w:outlineLvl w:val="3"/>
     </w:pPr>
     <w:rPr>
-      <w:rFonts w:asciiTheme="majorHAnsi" w:eastAsiaTheme="majorEastAsia" w:hAnsiTheme="majorHAnsi" w:cstheme="majorBidi"/>
-      <w:b/>
-      <w:bCs/>
-      <w:color w:val="4F81BD" w:themeColor="accent1"/>
-      <w:sz w:val="24"/>
-      <w:szCs w:val="24"/>
+      <w:rFonts w:cstheme="majorBidi" w:eastAsiaTheme="majorEastAsia"/>
+      <w:i/>
+      <w:iCs/>
+      <w:color w:themeColor="accent1" w:themeShade="BF" w:val="0F4761"/>
     </w:rPr>
   </w:style>
-  <w:style w:type="paragraph" w:styleId="Heading4">
-    <w:name w:val="Heading 4"/>
+  <w:style w:styleId="Heading5" w:type="paragraph">
+    <w:name w:val="heading 5"/>
     <w:basedOn w:val="Normal"/>
     <w:next w:val="BodyText"/>
+    <w:link w:val="Heading5Char"/>
     <w:uiPriority w:val="9"/>
+    <w:semiHidden/>
     <w:unhideWhenUsed/>
     <w:qFormat/>
+    <w:rsid w:val="00A10FD9"/>
     <w:pPr>
       <w:keepNext/>
       <w:keepLines/>
-      <w:spacing w:before="200" w:after="0"/>
-      <w:outlineLvl w:val="3"/>
+      <w:spacing w:after="40" w:before="80"/>
+      <w:outlineLvl w:val="4"/>
     </w:pPr>
     <w:rPr>
-      <w:rFonts w:asciiTheme="majorHAnsi" w:eastAsiaTheme="majorEastAsia" w:hAnsiTheme="majorHAnsi" w:cstheme="majorBidi"/>
-      <w:i/>
-      <w:bCs/>
-      <w:color w:val="4F81BD" w:themeColor="accent1"/>
-      <w:sz w:val="24"/>
-      <w:szCs w:val="24"/>
+      <w:rFonts w:cstheme="majorBidi" w:eastAsiaTheme="majorEastAsia"/>
+      <w:color w:themeColor="accent1" w:themeShade="BF" w:val="0F4761"/>
     </w:rPr>
   </w:style>
-  <w:style w:type="paragraph" w:styleId="Heading5">
-    <w:name w:val="Heading 5"/>
+  <w:style w:styleId="Heading6" w:type="paragraph">
+    <w:name w:val="heading 6"/>
     <w:basedOn w:val="Normal"/>
     <w:next w:val="BodyText"/>
+    <w:link w:val="Heading6Char"/>
     <w:uiPriority w:val="9"/>
+    <w:semiHidden/>
     <w:unhideWhenUsed/>
     <w:qFormat/>
+    <w:rsid w:val="00A10FD9"/>
     <w:pPr>
       <w:keepNext/>
       <w:keepLines/>
-      <w:spacing w:before="200" w:after="0"/>
-      <w:outlineLvl w:val="4"/>
+      <w:spacing w:after="0" w:before="40"/>
+      <w:outlineLvl w:val="5"/>
     </w:pPr>
     <w:rPr>
-      <w:rFonts w:asciiTheme="majorHAnsi" w:eastAsiaTheme="majorEastAsia" w:hAnsiTheme="majorHAnsi" w:cstheme="majorBidi"/>
+      <w:rFonts w:cstheme="majorBidi" w:eastAsiaTheme="majorEastAsia"/>
+      <w:i/>
       <w:iCs/>
-      <w:color w:val="4F81BD" w:themeColor="accent1"/>
-      <w:sz w:val="24"/>
-      <w:szCs w:val="24"/>
+      <w:color w:themeColor="text1" w:themeTint="A6" w:val="595959"/>
     </w:rPr>
   </w:style>
-  <w:style w:type="paragraph" w:styleId="Heading6">
-    <w:name w:val="Heading 6"/>
+  <w:style w:styleId="Heading7" w:type="paragraph">
+    <w:name w:val="heading 7"/>
     <w:basedOn w:val="Normal"/>
     <w:next w:val="BodyText"/>
+    <w:link w:val="Heading7Char"/>
     <w:uiPriority w:val="9"/>
+    <w:semiHidden/>
     <w:unhideWhenUsed/>
     <w:qFormat/>
+    <w:rsid w:val="00A10FD9"/>
     <w:pPr>
       <w:keepNext/>
       <w:keepLines/>
-      <w:spacing w:before="200" w:after="0"/>
-      <w:outlineLvl w:val="5"/>
+      <w:spacing w:after="0" w:before="40"/>
+      <w:outlineLvl w:val="6"/>
     </w:pPr>
     <w:rPr>
-      <w:rFonts w:asciiTheme="majorHAnsi" w:eastAsiaTheme="majorEastAsia" w:hAnsiTheme="majorHAnsi" w:cstheme="majorBidi"/>
-      <w:color w:val="4F81BD" w:themeColor="accent1"/>
-      <w:sz w:val="24"/>
-      <w:szCs w:val="24"/>
+      <w:rFonts w:cstheme="majorBidi" w:eastAsiaTheme="majorEastAsia"/>
+      <w:color w:themeColor="text1" w:themeTint="A6" w:val="595959"/>
     </w:rPr>
   </w:style>
-  <w:style w:type="paragraph" w:styleId="Heading7">
-    <w:name w:val="Heading 7"/>
+  <w:style w:styleId="Heading8" w:type="paragraph">
+    <w:name w:val="heading 8"/>
     <w:basedOn w:val="Normal"/>
     <w:next w:val="BodyText"/>
+    <w:link w:val="Heading8Char"/>
     <w:uiPriority w:val="9"/>
+    <w:semiHidden/>
     <w:unhideWhenUsed/>
     <w:qFormat/>
+    <w:rsid w:val="00A10FD9"/>
     <w:pPr>
       <w:keepNext/>
       <w:keepLines/>
-      <w:spacing w:before="200" w:after="0"/>
-      <w:outlineLvl w:val="6"/>
+      <w:spacing w:after="0"/>
+      <w:outlineLvl w:val="7"/>
     </w:pPr>
     <w:rPr>
-      <w:rFonts w:asciiTheme="majorHAnsi" w:eastAsiaTheme="majorEastAsia" w:hAnsiTheme="majorHAnsi" w:cstheme="majorBidi"/>
-      <w:color w:val="4F81BD" w:themeColor="accent1"/>
-      <w:sz w:val="24"/>
-      <w:szCs w:val="24"/>
+      <w:rFonts w:cstheme="majorBidi" w:eastAsiaTheme="majorEastAsia"/>
+      <w:i/>
+      <w:iCs/>
+      <w:color w:themeColor="text1" w:themeTint="D8" w:val="272727"/>
     </w:rPr>
   </w:style>
-  <w:style w:type="paragraph" w:styleId="Heading8">
-    <w:name w:val="Heading 8"/>
+  <w:style w:styleId="Heading9" w:type="paragraph">
+    <w:name w:val="heading 9"/>
     <w:basedOn w:val="Normal"/>
     <w:next w:val="BodyText"/>
+    <w:link w:val="Heading9Char"/>
     <w:uiPriority w:val="9"/>
+    <w:semiHidden/>
     <w:unhideWhenUsed/>
     <w:qFormat/>
+    <w:rsid w:val="00A10FD9"/>
     <w:pPr>
       <w:keepNext/>
       <w:keepLines/>
-      <w:spacing w:before="200" w:after="0"/>
-      <w:outlineLvl w:val="7"/>
-    </w:pPr>
-    <w:rPr>
-      <w:rFonts w:asciiTheme="majorHAnsi" w:eastAsiaTheme="majorEastAsia" w:hAnsiTheme="majorHAnsi" w:cstheme="majorBidi"/>
-      <w:color w:val="4F81BD" w:themeColor="accent1"/>
-      <w:sz w:val="24"/>
-      <w:szCs w:val="24"/>
-    </w:rPr>
-  </w:style>
-  <w:style w:type="paragraph" w:styleId="Heading9">
-    <w:name w:val="Heading 9"/>
-    <w:basedOn w:val="Normal"/>
-    <w:next w:val="BodyText"/>
-    <w:uiPriority w:val="9"/>
-    <w:unhideWhenUsed/>
-    <w:qFormat/>
-    <w:pPr>
-      <w:keepNext/>
-      <w:keepLines/>
-      <w:spacing w:before="200" w:after="0"/>
+      <w:spacing w:after="0"/>
       <w:outlineLvl w:val="8"/>
     </w:pPr>
     <w:rPr>
-      <w:rFonts w:asciiTheme="majorHAnsi" w:eastAsiaTheme="majorEastAsia" w:hAnsiTheme="majorHAnsi" w:cstheme="majorBidi"/>
-      <w:color w:val="4F81BD" w:themeColor="accent1"/>
-      <w:sz w:val="24"/>
-      <w:szCs w:val="24"/>
+      <w:rFonts w:cstheme="majorBidi" w:eastAsiaTheme="majorEastAsia"/>
+      <w:color w:themeColor="text1" w:themeTint="D8" w:val="272727"/>
     </w:rPr>
   </w:style>
-  <w:style w:type="paragraph" w:styleId="BlockText">
+  <w:style w:customStyle="1" w:styleId="Heading1Char" w:type="character">
+    <w:name w:val="Heading 1 Char"/>
+    <w:basedOn w:val="DefaultParagraphFont"/>
+    <w:link w:val="Heading1"/>
+    <w:uiPriority w:val="9"/>
+    <w:rsid w:val="00A10FD9"/>
+    <w:rPr>
+      <w:rFonts w:asciiTheme="majorHAnsi" w:cstheme="majorBidi" w:eastAsiaTheme="majorEastAsia" w:hAnsiTheme="majorHAnsi"/>
+      <w:color w:themeColor="accent1" w:themeShade="BF" w:val="0F4761"/>
+      <w:sz w:val="40"/>
+      <w:szCs w:val="40"/>
+    </w:rPr>
+  </w:style>
+  <w:style w:customStyle="1" w:styleId="Heading2Char" w:type="character">
+    <w:name w:val="Heading 2 Char"/>
+    <w:basedOn w:val="DefaultParagraphFont"/>
+    <w:link w:val="Heading2"/>
+    <w:uiPriority w:val="9"/>
+    <w:semiHidden/>
+    <w:rsid w:val="00A10FD9"/>
+    <w:rPr>
+      <w:rFonts w:asciiTheme="majorHAnsi" w:cstheme="majorBidi" w:eastAsiaTheme="majorEastAsia" w:hAnsiTheme="majorHAnsi"/>
+      <w:color w:themeColor="accent1" w:themeShade="BF" w:val="0F4761"/>
+      <w:sz w:val="32"/>
+      <w:szCs w:val="32"/>
+    </w:rPr>
+  </w:style>
+  <w:style w:customStyle="1" w:styleId="Heading3Char" w:type="character">
+    <w:name w:val="Heading 3 Char"/>
+    <w:basedOn w:val="DefaultParagraphFont"/>
+    <w:link w:val="Heading3"/>
+    <w:uiPriority w:val="9"/>
+    <w:semiHidden/>
+    <w:rsid w:val="00A10FD9"/>
+    <w:rPr>
+      <w:rFonts w:cstheme="majorBidi" w:eastAsiaTheme="majorEastAsia"/>
+      <w:color w:themeColor="accent1" w:themeShade="BF" w:val="0F4761"/>
+      <w:sz w:val="28"/>
+      <w:szCs w:val="28"/>
+    </w:rPr>
+  </w:style>
+  <w:style w:customStyle="1" w:styleId="Heading4Char" w:type="character">
+    <w:name w:val="Heading 4 Char"/>
+    <w:basedOn w:val="DefaultParagraphFont"/>
+    <w:link w:val="Heading4"/>
+    <w:uiPriority w:val="9"/>
+    <w:semiHidden/>
+    <w:rsid w:val="00A10FD9"/>
+    <w:rPr>
+      <w:rFonts w:cstheme="majorBidi" w:eastAsiaTheme="majorEastAsia"/>
+      <w:i/>
+      <w:iCs/>
+      <w:color w:themeColor="accent1" w:themeShade="BF" w:val="0F4761"/>
+    </w:rPr>
+  </w:style>
+  <w:style w:customStyle="1" w:styleId="Heading5Char" w:type="character">
+    <w:name w:val="Heading 5 Char"/>
+    <w:basedOn w:val="DefaultParagraphFont"/>
+    <w:link w:val="Heading5"/>
+    <w:uiPriority w:val="9"/>
+    <w:semiHidden/>
+    <w:rsid w:val="00A10FD9"/>
+    <w:rPr>
+      <w:rFonts w:cstheme="majorBidi" w:eastAsiaTheme="majorEastAsia"/>
+      <w:color w:themeColor="accent1" w:themeShade="BF" w:val="0F4761"/>
+    </w:rPr>
+  </w:style>
+  <w:style w:customStyle="1" w:styleId="Heading6Char" w:type="character">
+    <w:name w:val="Heading 6 Char"/>
+    <w:basedOn w:val="DefaultParagraphFont"/>
+    <w:link w:val="Heading6"/>
+    <w:uiPriority w:val="9"/>
+    <w:semiHidden/>
+    <w:rsid w:val="00A10FD9"/>
+    <w:rPr>
+      <w:rFonts w:cstheme="majorBidi" w:eastAsiaTheme="majorEastAsia"/>
+      <w:i/>
+      <w:iCs/>
+      <w:color w:themeColor="text1" w:themeTint="A6" w:val="595959"/>
+    </w:rPr>
+  </w:style>
+  <w:style w:customStyle="1" w:styleId="Heading7Char" w:type="character">
+    <w:name w:val="Heading 7 Char"/>
+    <w:basedOn w:val="DefaultParagraphFont"/>
+    <w:link w:val="Heading7"/>
+    <w:uiPriority w:val="9"/>
+    <w:semiHidden/>
+    <w:rsid w:val="00A10FD9"/>
+    <w:rPr>
+      <w:rFonts w:cstheme="majorBidi" w:eastAsiaTheme="majorEastAsia"/>
+      <w:color w:themeColor="text1" w:themeTint="A6" w:val="595959"/>
+    </w:rPr>
+  </w:style>
+  <w:style w:customStyle="1" w:styleId="Heading8Char" w:type="character">
+    <w:name w:val="Heading 8 Char"/>
+    <w:basedOn w:val="DefaultParagraphFont"/>
+    <w:link w:val="Heading8"/>
+    <w:uiPriority w:val="9"/>
+    <w:semiHidden/>
+    <w:rsid w:val="00A10FD9"/>
+    <w:rPr>
+      <w:rFonts w:cstheme="majorBidi" w:eastAsiaTheme="majorEastAsia"/>
+      <w:i/>
+      <w:iCs/>
+      <w:color w:themeColor="text1" w:themeTint="D8" w:val="272727"/>
+    </w:rPr>
+  </w:style>
+  <w:style w:customStyle="1" w:styleId="Heading9Char" w:type="character">
+    <w:name w:val="Heading 9 Char"/>
+    <w:basedOn w:val="DefaultParagraphFont"/>
+    <w:link w:val="Heading9"/>
+    <w:uiPriority w:val="9"/>
+    <w:semiHidden/>
+    <w:rsid w:val="00A10FD9"/>
+    <w:rPr>
+      <w:rFonts w:cstheme="majorBidi" w:eastAsiaTheme="majorEastAsia"/>
+      <w:color w:themeColor="text1" w:themeTint="D8" w:val="272727"/>
+    </w:rPr>
+  </w:style>
+  <w:style w:styleId="BlockText" w:type="paragraph">
     <w:name w:val="Block Text"/>
     <w:basedOn w:val="BodyText"/>
     <w:next w:val="BodyText"/>
@@ -6842,11 +7033,11 @@
     <w:unhideWhenUsed/>
     <w:qFormat/>
     <w:pPr>
-      <w:spacing w:before="100" w:after="100"/>
+      <w:spacing w:after="100" w:before="100"/>
       <w:ind w:firstLine="0" w:left="480" w:right="480"/>
     </w:pPr>
   </w:style>
-  <w:style w:type="paragraph" w:styleId="FootnoteText">
+  <w:style w:styleId="FootnoteText" w:type="paragraph">
     <w:name w:val="Footnote Text"/>
     <w:basedOn w:val="Normal"/>
     <w:next w:val="FootnoteText"/>
@@ -6854,28 +7045,55 @@
     <w:unhideWhenUsed/>
     <w:qFormat/>
   </w:style>
-  <w:style w:type="character" w:default="1" w:styleId="DefaultParagraphFont">
+  <w:style w:styleId="FootnoteBlockText" w:type="paragraph">
+    <w:name w:val="Footnote Block Text"/>
+    <w:basedOn w:val="FootnoteText"/>
+    <w:next w:val="FootnoteText"/>
+    <w:uiPriority w:val="9"/>
+    <w:unhideWhenUsed/>
+    <w:qFormat/>
+    <w:pPr>
+      <w:spacing w:after="100" w:before="100"/>
+      <w:ind w:firstLine="0" w:left="480" w:right="480"/>
+    </w:pPr>
+  </w:style>
+  <w:style w:default="1" w:styleId="DefaultParagraphFont" w:type="character">
     <w:name w:val="Default Paragraph Font"/>
     <w:semiHidden/>
     <w:unhideWhenUsed/>
   </w:style>
-  <w:style w:type="table" w:default="1" w:styleId="Table">
+  <w:style w:default="1" w:styleId="Table" w:type="table">
     <w:name w:val="Table"/>
     <w:basedOn w:val="TableNormal"/>
     <w:semiHidden/>
     <w:unhideWhenUsed/>
     <w:qFormat/>
     <w:tblPr>
-      <w:tblInd w:w="0" w:type="dxa"/>
+      <w:tblInd w:type="dxa" w:w="0"/>
       <w:tblCellMar>
-        <w:top w:w="0" w:type="dxa"/>
-        <w:left w:w="108" w:type="dxa"/>
-        <w:bottom w:w="0" w:type="dxa"/>
-        <w:right w:w="108" w:type="dxa"/>
+        <w:top w:type="dxa" w:w="0"/>
+        <w:left w:type="dxa" w:w="108"/>
+        <w:bottom w:type="dxa" w:w="0"/>
+        <w:right w:type="dxa" w:w="108"/>
       </w:tblCellMar>
     </w:tblPr>
-  </w:style>
-  <w:style w:type="paragraph" w:customStyle="1" w:styleId="DefinitionTerm">
+    <w:tblStylePr w:type="firstRow">
+      <w:tblPr>
+        <w:jc w:val="left"/>
+        <w:tblInd w:type="dxa" w:w="0"/>
+      </w:tblPr>
+      <w:trPr>
+        <w:jc w:val="left"/>
+      </w:trPr>
+      <w:tcPr>
+        <w:tcBorders>
+          <w:bottom w:val="single"/>
+        </w:tcBorders>
+        <w:vAlign w:val="bottom"/>
+      </w:tcPr>
+    </w:tblStylePr>
+  </w:style>
+  <w:style w:customStyle="1" w:styleId="DefinitionTerm" w:type="paragraph">
     <w:name w:val="Definition Term"/>
     <w:basedOn w:val="Normal"/>
     <w:next w:val="Definition"/>
@@ -6888,49 +7106,49 @@
       <w:b/>
     </w:rPr>
   </w:style>
-  <w:style w:type="paragraph" w:customStyle="1" w:styleId="Definition">
+  <w:style w:customStyle="1" w:styleId="Definition" w:type="paragraph">
     <w:name w:val="Definition"/>
     <w:basedOn w:val="Normal"/>
   </w:style>
-  <w:style w:type="paragraph" w:styleId="Caption">
+  <w:style w:styleId="Caption" w:type="paragraph">
     <w:name w:val="Caption"/>
     <w:basedOn w:val="Normal"/>
     <w:link w:val="BodyTextChar"/>
     <w:pPr>
-      <w:spacing w:before="0" w:after="120"/>
+      <w:spacing w:after="120" w:before="0"/>
     </w:pPr>
     <w:rPr>
       <w:i/>
     </w:rPr>
   </w:style>
-  <w:style w:type="paragraph" w:customStyle="1" w:styleId="TableCaption">
+  <w:style w:customStyle="1" w:styleId="TableCaption" w:type="paragraph">
     <w:name w:val="Table Caption"/>
     <w:basedOn w:val="Caption"/>
     <w:pPr>
       <w:keepNext/>
     </w:pPr>
   </w:style>
-  <w:style w:type="paragraph" w:customStyle="1" w:styleId="ImageCaption">
+  <w:style w:customStyle="1" w:styleId="ImageCaption" w:type="paragraph">
     <w:name w:val="Image Caption"/>
     <w:basedOn w:val="Caption"/>
   </w:style>
-  <w:style w:type="paragraph" w:customStyle="1" w:styleId="Figure">
+  <w:style w:customStyle="1" w:styleId="Figure" w:type="paragraph">
     <w:name w:val="Figure"/>
     <w:basedOn w:val="Normal"/>
   </w:style>
-  <w:style w:type="paragraph" w:customStyle="1" w:styleId="CaptionedFigure">
+  <w:style w:customStyle="1" w:styleId="CaptionedFigure" w:type="paragraph">
     <w:name w:val="Captioned Figure"/>
     <w:basedOn w:val="Figure"/>
     <w:pPr>
       <w:keepNext/>
     </w:pPr>
   </w:style>
-  <w:style w:type="character" w:customStyle="1" w:styleId="BodyTextChar">
+  <w:style w:customStyle="1" w:styleId="BodyTextChar" w:type="character">
     <w:name w:val="Body Text Char"/>
     <w:basedOn w:val="DefaultParagraphFont"/>
     <w:link w:val="BodyText"/>
   </w:style>
-  <w:style w:type="character" w:customStyle="1" w:styleId="VerbatimChar">
+  <w:style w:customStyle="1" w:styleId="VerbatimChar" w:type="character">
     <w:name w:val="Verbatim Char"/>
     <w:basedOn w:val="BodyTextChar"/>
     <w:rPr>
@@ -6938,21 +7156,25 @@
       <w:sz w:val="22"/>
     </w:rPr>
   </w:style>
-  <w:style w:type="character" w:styleId="FootnoteReference">
+  <w:style w:customStyle="1" w:styleId="SectionNumber" w:type="character">
+    <w:name w:val="Section Number"/>
+    <w:basedOn w:val="BodyTextChar"/>
+  </w:style>
+  <w:style w:styleId="FootnoteReference" w:type="character">
     <w:name w:val="Footnote Reference"/>
     <w:basedOn w:val="BodyTextChar"/>
     <w:rPr>
       <w:vertAlign w:val="superscript"/>
     </w:rPr>
   </w:style>
-  <w:style w:type="character" w:styleId="Hyperlink">
+  <w:style w:styleId="Hyperlink" w:type="character">
     <w:name w:val="Hyperlink"/>
     <w:basedOn w:val="BodyTextChar"/>
     <w:rPr>
-      <w:color w:val="4F81BD" w:themeColor="accent1"/>
+      <w:color w:themeColor="accent1" w:val="4F81BD"/>
     </w:rPr>
   </w:style>
-  <w:style w:type="paragraph" w:styleId="TOCHeading">
+  <w:style w:styleId="TOCHeading" w:type="paragraph">
     <w:name w:val="TOC Heading"/>
     <w:basedOn w:val="Heading1"/>
     <w:next w:val="BodyText"/>
@@ -6964,10 +7186,10 @@
       <w:outlineLvl w:val="9"/>
     </w:pPr>
     <w:rPr>
-      <w:rFonts w:asciiTheme="majorHAnsi" w:eastAsiaTheme="majorEastAsia" w:hAnsiTheme="majorHAnsi" w:cstheme="majorBidi"/>
+      <w:rFonts w:asciiTheme="majorHAnsi" w:cstheme="majorBidi" w:eastAsiaTheme="majorEastAsia" w:hAnsiTheme="majorHAnsi"/>
       <w:b w:val="0"/>
       <w:bCs w:val="0"/>
-      <w:color w:val="365F91" w:themeColor="accent1" w:themeShade="BF"/>
+      <w:color w:themeColor="accent1" w:themeShade="BF" w:val="365F91"/>
     </w:rPr>
   </w:style>
   <w:style w:type="paragraph" w:customStyle="1" w:styleId="SourceCode">
@@ -6982,8 +7204,8 @@
     <w:name w:val="KeywordTok"/>
     <w:basedOn w:val="VerbatimChar"/>
     <w:rPr>
+      <w:b/>
       <w:color w:val="007020"/>
-      <w:b/>
     </w:rPr>
   </w:style>
   <w:style w:type="character" w:customStyle="1" w:styleId="DataTypeTok">
@@ -7059,40 +7281,43 @@
   <w:style w:type="character" w:customStyle="1" w:styleId="ImportTok">
     <w:name w:val="ImportTok"/>
     <w:basedOn w:val="VerbatimChar"/>
-    <w:rPr/>
+    <w:rPr>
+      <w:b/>
+      <w:color w:val="008000"/>
+    </w:rPr>
   </w:style>
   <w:style w:type="character" w:customStyle="1" w:styleId="CommentTok">
     <w:name w:val="CommentTok"/>
     <w:basedOn w:val="VerbatimChar"/>
     <w:rPr>
+      <w:i/>
       <w:color w:val="60a0b0"/>
-      <w:i/>
     </w:rPr>
   </w:style>
   <w:style w:type="character" w:customStyle="1" w:styleId="DocumentationTok">
     <w:name w:val="DocumentationTok"/>
     <w:basedOn w:val="VerbatimChar"/>
     <w:rPr>
+      <w:i/>
       <w:color w:val="ba2121"/>
-      <w:i/>
     </w:rPr>
   </w:style>
   <w:style w:type="character" w:customStyle="1" w:styleId="AnnotationTok">
     <w:name w:val="AnnotationTok"/>
     <w:basedOn w:val="VerbatimChar"/>
     <w:rPr>
-      <w:color w:val="60a0b0"/>
       <w:b/>
       <w:i/>
+      <w:color w:val="60a0b0"/>
     </w:rPr>
   </w:style>
   <w:style w:type="character" w:customStyle="1" w:styleId="CommentVarTok">
     <w:name w:val="CommentVarTok"/>
     <w:basedOn w:val="VerbatimChar"/>
     <w:rPr>
-      <w:color w:val="60a0b0"/>
       <w:b/>
       <w:i/>
+      <w:color w:val="60a0b0"/>
     </w:rPr>
   </w:style>
   <w:style w:type="character" w:customStyle="1" w:styleId="OtherTok">
@@ -7120,8 +7345,8 @@
     <w:name w:val="ControlFlowTok"/>
     <w:basedOn w:val="VerbatimChar"/>
     <w:rPr>
+      <w:b/>
       <w:color w:val="007020"/>
-      <w:b/>
     </w:rPr>
   </w:style>
   <w:style w:type="character" w:customStyle="1" w:styleId="OperatorTok">
@@ -7134,7 +7359,9 @@
   <w:style w:type="character" w:customStyle="1" w:styleId="BuiltInTok">
     <w:name w:val="BuiltInTok"/>
     <w:basedOn w:val="VerbatimChar"/>
-    <w:rPr/>
+    <w:rPr>
+      <w:color w:val="008000"/>
+    </w:rPr>
   </w:style>
   <w:style w:type="character" w:customStyle="1" w:styleId="ExtensionTok">
     <w:name w:val="ExtensionTok"/>
@@ -7164,34 +7391,34 @@
     <w:name w:val="InformationTok"/>
     <w:basedOn w:val="VerbatimChar"/>
     <w:rPr>
-      <w:color w:val="60a0b0"/>
       <w:b/>
       <w:i/>
+      <w:color w:val="60a0b0"/>
     </w:rPr>
   </w:style>
   <w:style w:type="character" w:customStyle="1" w:styleId="WarningTok">
     <w:name w:val="WarningTok"/>
     <w:basedOn w:val="VerbatimChar"/>
     <w:rPr>
-      <w:color w:val="60a0b0"/>
       <w:b/>
       <w:i/>
+      <w:color w:val="60a0b0"/>
     </w:rPr>
   </w:style>
   <w:style w:type="character" w:customStyle="1" w:styleId="AlertTok">
     <w:name w:val="AlertTok"/>
     <w:basedOn w:val="VerbatimChar"/>
     <w:rPr>
+      <w:b/>
       <w:color w:val="ff0000"/>
-      <w:b/>
     </w:rPr>
   </w:style>
   <w:style w:type="character" w:customStyle="1" w:styleId="ErrorTok">
     <w:name w:val="ErrorTok"/>
     <w:basedOn w:val="VerbatimChar"/>
     <w:rPr>
+      <w:b/>
       <w:color w:val="ff0000"/>
-      <w:b/>
     </w:rPr>
   </w:style>
   <w:style w:type="character" w:customStyle="1" w:styleId="NormalTok">
@@ -7213,44 +7440,44 @@
         <a:sysClr val="window" lastClr="FFFFFF"/>
       </a:lt1>
       <a:dk2>
-        <a:srgbClr val="1F497D"/>
+        <a:srgbClr val="0E2841"/>
       </a:dk2>
       <a:lt2>
-        <a:srgbClr val="EEECE1"/>
+        <a:srgbClr val="E8E8E8"/>
       </a:lt2>
       <a:accent1>
-        <a:srgbClr val="4F81BD"/>
+        <a:srgbClr val="156082"/>
       </a:accent1>
       <a:accent2>
-        <a:srgbClr val="C0504D"/>
+        <a:srgbClr val="E97132"/>
       </a:accent2>
       <a:accent3>
-        <a:srgbClr val="9BBB59"/>
+        <a:srgbClr val="196B24"/>
       </a:accent3>
       <a:accent4>
-        <a:srgbClr val="8064A2"/>
+        <a:srgbClr val="0F9ED5"/>
       </a:accent4>
       <a:accent5>
-        <a:srgbClr val="4BACC6"/>
+        <a:srgbClr val="A02B93"/>
       </a:accent5>
       <a:accent6>
-        <a:srgbClr val="F79646"/>
+        <a:srgbClr val="4EA72E"/>
       </a:accent6>
       <a:hlink>
-        <a:srgbClr val="0000FF"/>
+        <a:srgbClr val="467886"/>
       </a:hlink>
       <a:folHlink>
-        <a:srgbClr val="800080"/>
+        <a:srgbClr val="96607D"/>
       </a:folHlink>
     </a:clrScheme>
     <a:fontScheme name="Office">
       <a:majorFont>
-        <a:latin typeface="Calibri"/>
+        <a:latin typeface="Aptos Display" panose="02110004020202020204"/>
         <a:ea typeface=""/>
         <a:cs typeface=""/>
-        <a:font script="Jpan" typeface="ＭＳ ゴシック"/>
+        <a:font script="Jpan" typeface="游ゴシック Light"/>
         <a:font script="Hang" typeface="맑은 고딕"/>
-        <a:font script="Hans" typeface="宋体"/>
+        <a:font script="Hans" typeface="等线 Light"/>
         <a:font script="Hant" typeface="新細明體"/>
         <a:font script="Arab" typeface="Times New Roman"/>
         <a:font script="Hebr" typeface="Times New Roman"/>
@@ -7277,14 +7504,32 @@
         <a:font script="Mong" typeface="Mongolian Baiti"/>
         <a:font script="Viet" typeface="Times New Roman"/>
         <a:font script="Uigh" typeface="Microsoft Uighur"/>
+        <a:font script="Geor" typeface="Sylfaen"/>
+        <a:font script="Armn" typeface="Arial"/>
+        <a:font script="Bugi" typeface="Leelawadee UI"/>
+        <a:font script="Bopo" typeface="Microsoft JhengHei"/>
+        <a:font script="Java" typeface="Javanese Text"/>
+        <a:font script="Lisu" typeface="Segoe UI"/>
+        <a:font script="Mymr" typeface="Myanmar Text"/>
+        <a:font script="Nkoo" typeface="Ebrima"/>
+        <a:font script="Olck" typeface="Nirmala UI"/>
+        <a:font script="Osma" typeface="Ebrima"/>
+        <a:font script="Phag" typeface="Phagspa"/>
+        <a:font script="Syrn" typeface="Estrangelo Edessa"/>
+        <a:font script="Syrj" typeface="Estrangelo Edessa"/>
+        <a:font script="Syre" typeface="Estrangelo Edessa"/>
+        <a:font script="Sora" typeface="Nirmala UI"/>
+        <a:font script="Tale" typeface="Microsoft Tai Le"/>
+        <a:font script="Talu" typeface="Microsoft New Tai Lue"/>
+        <a:font script="Tfng" typeface="Ebrima"/>
       </a:majorFont>
       <a:minorFont>
-        <a:latin typeface="Cambria"/>
+        <a:latin typeface="Aptos" panose="02110004020202020204"/>
         <a:ea typeface=""/>
         <a:cs typeface=""/>
-        <a:font script="Jpan" typeface="ＭＳ 明朝"/>
+        <a:font script="Jpan" typeface="游明朝"/>
         <a:font script="Hang" typeface="맑은 고딕"/>
-        <a:font script="Hans" typeface="宋体"/>
+        <a:font script="Hans" typeface="等线"/>
         <a:font script="Hant" typeface="新細明體"/>
         <a:font script="Arab" typeface="Arial"/>
         <a:font script="Hebr" typeface="Arial"/>
@@ -7311,6 +7556,24 @@
         <a:font script="Mong" typeface="Mongolian Baiti"/>
         <a:font script="Viet" typeface="Arial"/>
         <a:font script="Uigh" typeface="Microsoft Uighur"/>
+        <a:font script="Geor" typeface="Sylfaen"/>
+        <a:font script="Armn" typeface="Arial"/>
+        <a:font script="Bugi" typeface="Leelawadee UI"/>
+        <a:font script="Bopo" typeface="Microsoft JhengHei"/>
+        <a:font script="Java" typeface="Javanese Text"/>
+        <a:font script="Lisu" typeface="Segoe UI"/>
+        <a:font script="Mymr" typeface="Myanmar Text"/>
+        <a:font script="Nkoo" typeface="Ebrima"/>
+        <a:font script="Olck" typeface="Nirmala UI"/>
+        <a:font script="Osma" typeface="Ebrima"/>
+        <a:font script="Phag" typeface="Phagspa"/>
+        <a:font script="Syrn" typeface="Estrangelo Edessa"/>
+        <a:font script="Syrj" typeface="Estrangelo Edessa"/>
+        <a:font script="Syre" typeface="Estrangelo Edessa"/>
+        <a:font script="Sora" typeface="Nirmala UI"/>
+        <a:font script="Tale" typeface="Microsoft Tai Le"/>
+        <a:font script="Talu" typeface="Microsoft New Tai Lue"/>
+        <a:font script="Tfng" typeface="Ebrima"/>
       </a:minorFont>
     </a:fontScheme>
     <a:fmtScheme name="Office">
@@ -7322,200 +7585,141 @@
           <a:gsLst>
             <a:gs pos="0">
               <a:schemeClr val="phClr">
-                <a:tint val="50000"/>
-                <a:satMod val="300000"/>
+                <a:lumMod val="110000"/>
+                <a:satMod val="105000"/>
+                <a:tint val="67000"/>
               </a:schemeClr>
             </a:gs>
-            <a:gs pos="35000">
+            <a:gs pos="50000">
               <a:schemeClr val="phClr">
-                <a:tint val="37000"/>
-                <a:satMod val="300000"/>
+                <a:lumMod val="105000"/>
+                <a:satMod val="103000"/>
+                <a:tint val="73000"/>
               </a:schemeClr>
             </a:gs>
             <a:gs pos="100000">
               <a:schemeClr val="phClr">
-                <a:tint val="15000"/>
-                <a:satMod val="350000"/>
+                <a:lumMod val="105000"/>
+                <a:satMod val="109000"/>
+                <a:tint val="81000"/>
               </a:schemeClr>
             </a:gs>
           </a:gsLst>
-          <a:lin ang="16200000" scaled="1"/>
+          <a:lin ang="5400000" scaled="0"/>
         </a:gradFill>
         <a:gradFill rotWithShape="1">
           <a:gsLst>
             <a:gs pos="0">
               <a:schemeClr val="phClr">
-                <a:tint val="100000"/>
+                <a:satMod val="103000"/>
+                <a:lumMod val="102000"/>
+                <a:tint val="94000"/>
+              </a:schemeClr>
+            </a:gs>
+            <a:gs pos="50000">
+              <a:schemeClr val="phClr">
+                <a:satMod val="110000"/>
+                <a:lumMod val="100000"/>
                 <a:shade val="100000"/>
-                <a:satMod val="130000"/>
               </a:schemeClr>
             </a:gs>
             <a:gs pos="100000">
               <a:schemeClr val="phClr">
-                <a:tint val="50000"/>
-                <a:shade val="100000"/>
-                <a:satMod val="350000"/>
+                <a:lumMod val="99000"/>
+                <a:satMod val="120000"/>
+                <a:shade val="78000"/>
               </a:schemeClr>
             </a:gs>
           </a:gsLst>
-          <a:lin ang="16200000" scaled="0"/>
+          <a:lin ang="5400000" scaled="0"/>
         </a:gradFill>
       </a:fillStyleLst>
       <a:lnStyleLst>
-        <a:ln w="9525" cap="flat" cmpd="sng" algn="ctr">
-          <a:solidFill>
-            <a:schemeClr val="phClr">
-              <a:shade val="95000"/>
-              <a:satMod val="105000"/>
-            </a:schemeClr>
-          </a:solidFill>
-          <a:prstDash val="solid"/>
-        </a:ln>
-        <a:ln w="25400" cap="flat" cmpd="sng" algn="ctr">
+        <a:ln w="6350" cap="flat" cmpd="sng" algn="ctr">
           <a:solidFill>
             <a:schemeClr val="phClr"/>
           </a:solidFill>
           <a:prstDash val="solid"/>
+          <a:miter lim="800000"/>
         </a:ln>
-        <a:ln w="38100" cap="flat" cmpd="sng" algn="ctr">
+        <a:ln w="12700" cap="flat" cmpd="sng" algn="ctr">
           <a:solidFill>
             <a:schemeClr val="phClr"/>
           </a:solidFill>
           <a:prstDash val="solid"/>
+          <a:miter lim="800000"/>
+        </a:ln>
+        <a:ln w="19050" cap="flat" cmpd="sng" algn="ctr">
+          <a:solidFill>
+            <a:schemeClr val="phClr"/>
+          </a:solidFill>
+          <a:prstDash val="solid"/>
+          <a:miter lim="800000"/>
         </a:ln>
       </a:lnStyleLst>
       <a:effectStyleLst>
         <a:effectStyle>
+          <a:effectLst/>
+        </a:effectStyle>
+        <a:effectStyle>
+          <a:effectLst/>
+        </a:effectStyle>
+        <a:effectStyle>
           <a:effectLst>
-            <a:outerShdw blurRad="40000" dist="20000" dir="5400000" rotWithShape="0">
+            <a:outerShdw blurRad="57150" dist="19050" dir="5400000" algn="ctr" rotWithShape="0">
               <a:srgbClr val="000000">
-                <a:alpha val="38000"/>
+                <a:alpha val="63000"/>
               </a:srgbClr>
             </a:outerShdw>
           </a:effectLst>
-        </a:effectStyle>
-        <a:effectStyle>
-          <a:effectLst>
-            <a:outerShdw blurRad="40000" dist="23000" dir="5400000" rotWithShape="0">
-              <a:srgbClr val="000000">
-                <a:alpha val="35000"/>
-              </a:srgbClr>
-            </a:outerShdw>
-          </a:effectLst>
-        </a:effectStyle>
-        <a:effectStyle>
-          <a:effectLst>
-            <a:outerShdw blurRad="40000" dist="23000" dir="5400000" rotWithShape="0">
-              <a:srgbClr val="000000">
-                <a:alpha val="35000"/>
-              </a:srgbClr>
-            </a:outerShdw>
-          </a:effectLst>
-          <a:scene3d>
-            <a:camera prst="orthographicFront">
-              <a:rot lat="0" lon="0" rev="0"/>
-            </a:camera>
-            <a:lightRig rig="threePt" dir="t">
-              <a:rot lat="0" lon="0" rev="1200000"/>
-            </a:lightRig>
-          </a:scene3d>
-          <a:sp3d>
-            <a:bevelT w="63500" h="25400"/>
-          </a:sp3d>
         </a:effectStyle>
       </a:effectStyleLst>
       <a:bgFillStyleLst>
         <a:solidFill>
           <a:schemeClr val="phClr"/>
         </a:solidFill>
+        <a:solidFill>
+          <a:schemeClr val="phClr">
+            <a:tint val="95000"/>
+            <a:satMod val="170000"/>
+          </a:schemeClr>
+        </a:solidFill>
         <a:gradFill rotWithShape="1">
           <a:gsLst>
             <a:gs pos="0">
               <a:schemeClr val="phClr">
-                <a:tint val="40000"/>
-                <a:satMod val="350000"/>
+                <a:tint val="93000"/>
+                <a:satMod val="150000"/>
+                <a:shade val="98000"/>
+                <a:lumMod val="102000"/>
               </a:schemeClr>
             </a:gs>
-            <a:gs pos="40000">
+            <a:gs pos="50000">
               <a:schemeClr val="phClr">
-                <a:tint val="45000"/>
-                <a:shade val="99000"/>
-                <a:satMod val="350000"/>
+                <a:tint val="98000"/>
+                <a:satMod val="130000"/>
+                <a:shade val="90000"/>
+                <a:lumMod val="103000"/>
               </a:schemeClr>
             </a:gs>
             <a:gs pos="100000">
               <a:schemeClr val="phClr">
-                <a:shade val="20000"/>
-                <a:satMod val="255000"/>
+                <a:shade val="63000"/>
+                <a:satMod val="120000"/>
               </a:schemeClr>
             </a:gs>
           </a:gsLst>
-          <a:path path="circle">
-            <a:fillToRect l="50000" t="-80000" r="50000" b="180000"/>
-          </a:path>
-        </a:gradFill>
-        <a:gradFill rotWithShape="1">
-          <a:gsLst>
-            <a:gs pos="0">
-              <a:schemeClr val="phClr">
-                <a:tint val="80000"/>
-                <a:satMod val="300000"/>
-              </a:schemeClr>
-            </a:gs>
-            <a:gs pos="100000">
-              <a:schemeClr val="phClr">
-                <a:shade val="30000"/>
-                <a:satMod val="200000"/>
-              </a:schemeClr>
-            </a:gs>
-          </a:gsLst>
-          <a:path path="circle">
-            <a:fillToRect l="50000" t="50000" r="50000" b="50000"/>
-          </a:path>
+          <a:lin ang="5400000" scaled="0"/>
         </a:gradFill>
       </a:bgFillStyleLst>
     </a:fmtScheme>
   </a:themeElements>
-  <a:objectDefaults>
-    <a:spDef>
-      <a:spPr/>
-      <a:bodyPr/>
-      <a:lstStyle/>
-      <a:style>
-        <a:lnRef idx="1">
-          <a:schemeClr val="accent1"/>
-        </a:lnRef>
-        <a:fillRef idx="3">
-          <a:schemeClr val="accent1"/>
-        </a:fillRef>
-        <a:effectRef idx="2">
-          <a:schemeClr val="accent1"/>
-        </a:effectRef>
-        <a:fontRef idx="minor">
-          <a:schemeClr val="lt1"/>
-        </a:fontRef>
-      </a:style>
-    </a:spDef>
-    <a:lnDef>
-      <a:spPr/>
-      <a:bodyPr/>
-      <a:lstStyle/>
-      <a:style>
-        <a:lnRef idx="2">
-          <a:schemeClr val="accent1"/>
-        </a:lnRef>
-        <a:fillRef idx="0">
-          <a:schemeClr val="accent1"/>
-        </a:fillRef>
-        <a:effectRef idx="1">
-          <a:schemeClr val="accent1"/>
-        </a:effectRef>
-        <a:fontRef idx="minor">
-          <a:schemeClr val="tx1"/>
-        </a:fontRef>
-      </a:style>
-    </a:lnDef>
-  </a:objectDefaults>
+  <a:objectDefaults/>
   <a:extraClrSchemeLst/>
+  <a:extLst>
+    <a:ext uri="{05A4C25C-085E-4340-85A3-A5531E510DB2}">
+      <thm15:themeFamily xmlns:thm15="http://schemas.microsoft.com/office/thememl/2012/main" name="Office Theme" id="{2E142A2C-CD16-42D6-873A-C26D2A0506FA}" vid="{1BDDFF52-6CD6-40A5-AB3C-68EB2F1E4D0A}"/>
+    </a:ext>
+  </a:extLst>
 </a:theme>
 </file>